--- a/docs/06_React기초_실습_단계별_forStudent.docx
+++ b/docs/06_React기초_실습_단계별_forStudent.docx
@@ -3507,25 +3507,25 @@
           <w:color w:val="0E7A34"/>
           <w:sz w:val="17"/>
         </w:rPr>
-        <w:t>import { StrictMode } from "react";</w:t>
-      </w:r>
-    </w:p>
-    <w:p>
-      <w:pPr>
-        <w:pBdr>
-          <w:left w:val="single" w:sz="12" w:space="6" w:color="B7C3D4"/>
-        </w:pBdr>
-        <w:shd w:val="clear" w:color="auto" w:fill="F2F4F7"/>
-        <w:spacing w:line="250" w:lineRule="auto"/>
-        <w:ind w:left="180" w:right="180"/>
-      </w:pPr>
-      <w:r>
-        <w:rPr>
-          <w:rFonts w:ascii="Consolas" w:eastAsia="Consolas" w:hAnsi="Consolas" w:cs="Consolas"/>
-          <w:color w:val="0E7A34"/>
-          <w:sz w:val="17"/>
-        </w:rPr>
-        <w:t>import { createRoot } from "react-dom/client";</w:t>
+        <w:t xml:space="preserve">import { StrictMode } from "react";</w:t>
+      </w:r>
+    </w:p>
+    <w:p>
+      <w:pPr>
+        <w:pBdr>
+          <w:left w:val="single" w:sz="12" w:space="6" w:color="B7C3D4"/>
+        </w:pBdr>
+        <w:shd w:val="clear" w:color="auto" w:fill="F2F4F7"/>
+        <w:spacing w:line="250" w:lineRule="auto"/>
+        <w:ind w:left="180" w:right="180"/>
+      </w:pPr>
+      <w:r>
+        <w:rPr>
+          <w:rFonts w:ascii="Consolas" w:eastAsia="Consolas" w:hAnsi="Consolas" w:cs="Consolas"/>
+          <w:color w:val="0E7A34"/>
+          <w:sz w:val="17"/>
+        </w:rPr>
+        <w:t xml:space="preserve">import { createRoot } from "react-dom/client";</w:t>
       </w:r>
     </w:p>
     <w:p>
@@ -3561,7 +3561,7 @@
           <w:color w:val="0E7A34"/>
           <w:sz w:val="17"/>
         </w:rPr>
-        <w:t>import App from "./App.jsx";</w:t>
+        <w:t xml:space="preserve">import App from "./App.jsx";</w:t>
       </w:r>
     </w:p>
     <w:p>
@@ -3597,7 +3597,43 @@
           <w:color w:val="0E7A34"/>
           <w:sz w:val="17"/>
         </w:rPr>
-        <w:t>createRoot(document.getElementById("root")).render(</w:t>
+        <w:t xml:space="preserve">// StrictMode 는 개발 중에만 동작하며 실수하기 쉬운 코드를 찾아 준다.</w:t>
+      </w:r>
+    </w:p>
+    <w:p>
+      <w:pPr>
+        <w:pBdr>
+          <w:left w:val="single" w:sz="12" w:space="6" w:color="B7C3D4"/>
+        </w:pBdr>
+        <w:shd w:val="clear" w:color="auto" w:fill="F2F4F7"/>
+        <w:spacing w:line="250" w:lineRule="auto"/>
+        <w:ind w:left="180" w:right="180"/>
+      </w:pPr>
+      <w:r>
+        <w:rPr>
+          <w:rFonts w:ascii="Consolas" w:eastAsia="Consolas" w:hAnsi="Consolas" w:cs="Consolas"/>
+          <w:color w:val="0E7A34"/>
+          <w:sz w:val="17"/>
+        </w:rPr>
+        <w:t xml:space="preserve">// 그래서 개발 중에는 일부 코드가 두 번 실행되는 것처럼 보인다.</w:t>
+      </w:r>
+    </w:p>
+    <w:p>
+      <w:pPr>
+        <w:pBdr>
+          <w:left w:val="single" w:sz="12" w:space="6" w:color="B7C3D4"/>
+        </w:pBdr>
+        <w:shd w:val="clear" w:color="auto" w:fill="F2F4F7"/>
+        <w:spacing w:line="250" w:lineRule="auto"/>
+        <w:ind w:left="180" w:right="180"/>
+      </w:pPr>
+      <w:r>
+        <w:rPr>
+          <w:rFonts w:ascii="Consolas" w:eastAsia="Consolas" w:hAnsi="Consolas" w:cs="Consolas"/>
+          <w:color w:val="0E7A34"/>
+          <w:sz w:val="17"/>
+        </w:rPr>
+        <w:t xml:space="preserve">createRoot(document.getElementById("root")).render(</w:t>
       </w:r>
     </w:p>
     <w:p>
@@ -3669,7 +3705,7 @@
           <w:color w:val="0E7A34"/>
           <w:sz w:val="17"/>
         </w:rPr>
-        <w:t>);</w:t>
+        <w:t xml:space="preserve">);</w:t>
       </w:r>
     </w:p>
     <w:p>
@@ -4264,97 +4300,115 @@
           <w:color w:val="0E7A34"/>
           <w:sz w:val="17"/>
         </w:rPr>
-        <w:t>const [students, setStudents] = useState([]);</w:t>
-      </w:r>
-    </w:p>
-    <w:p>
-      <w:pPr>
-        <w:pBdr>
-          <w:left w:val="single" w:sz="12" w:space="6" w:color="B7C3D4"/>
-        </w:pBdr>
-        <w:shd w:val="clear" w:color="auto" w:fill="F2F4F7"/>
-        <w:spacing w:line="250" w:lineRule="auto"/>
-        <w:ind w:left="180" w:right="180"/>
-      </w:pPr>
-      <w:r>
-        <w:rPr>
-          <w:rFonts w:ascii="Consolas" w:eastAsia="Consolas" w:hAnsi="Consolas" w:cs="Consolas"/>
-          <w:color w:val="0E7A34"/>
-          <w:sz w:val="17"/>
-        </w:rPr>
-        <w:t>const [form, setForm] = useState(EMPTY_FORM);</w:t>
-      </w:r>
-    </w:p>
-    <w:p>
-      <w:pPr>
-        <w:pBdr>
-          <w:left w:val="single" w:sz="12" w:space="6" w:color="B7C3D4"/>
-        </w:pBdr>
-        <w:shd w:val="clear" w:color="auto" w:fill="F2F4F7"/>
-        <w:spacing w:line="250" w:lineRule="auto"/>
-        <w:ind w:left="180" w:right="180"/>
-      </w:pPr>
-      <w:r>
-        <w:rPr>
-          <w:rFonts w:ascii="Consolas" w:eastAsia="Consolas" w:hAnsi="Consolas" w:cs="Consolas"/>
-          <w:color w:val="0E7A34"/>
-          <w:sz w:val="17"/>
-        </w:rPr>
-        <w:t>const [editingId, setEditingId] = useState(null);   // null 이면 등록 모드</w:t>
-      </w:r>
-    </w:p>
-    <w:p>
-      <w:pPr>
-        <w:pBdr>
-          <w:left w:val="single" w:sz="12" w:space="6" w:color="B7C3D4"/>
-        </w:pBdr>
-        <w:shd w:val="clear" w:color="auto" w:fill="F2F4F7"/>
-        <w:spacing w:line="250" w:lineRule="auto"/>
-        <w:ind w:left="180" w:right="180"/>
-      </w:pPr>
-      <w:r>
-        <w:rPr>
-          <w:rFonts w:ascii="Consolas" w:eastAsia="Consolas" w:hAnsi="Consolas" w:cs="Consolas"/>
-          <w:color w:val="0E7A34"/>
-          <w:sz w:val="17"/>
-        </w:rPr>
-        <w:t>const [loading, setLoading] = useState(false);</w:t>
-      </w:r>
-    </w:p>
-    <w:p>
-      <w:pPr>
-        <w:pBdr>
-          <w:left w:val="single" w:sz="12" w:space="6" w:color="B7C3D4"/>
-        </w:pBdr>
-        <w:shd w:val="clear" w:color="auto" w:fill="F2F4F7"/>
-        <w:spacing w:line="250" w:lineRule="auto"/>
-        <w:ind w:left="180" w:right="180"/>
-      </w:pPr>
-      <w:r>
-        <w:rPr>
-          <w:rFonts w:ascii="Consolas" w:eastAsia="Consolas" w:hAnsi="Consolas" w:cs="Consolas"/>
-          <w:color w:val="0E7A34"/>
-          <w:sz w:val="17"/>
-        </w:rPr>
-        <w:t>const [listError, setListError] = useState(null);</w:t>
-      </w:r>
-    </w:p>
-    <w:p>
-      <w:pPr>
-        <w:pBdr>
-          <w:left w:val="single" w:sz="12" w:space="6" w:color="B7C3D4"/>
-        </w:pBdr>
-        <w:shd w:val="clear" w:color="auto" w:fill="F2F4F7"/>
-        <w:spacing w:line="250" w:lineRule="auto"/>
-        <w:ind w:left="180" w:right="180"/>
-      </w:pPr>
-      <w:r>
-        <w:rPr>
-          <w:rFonts w:ascii="Consolas" w:eastAsia="Consolas" w:hAnsi="Consolas" w:cs="Consolas"/>
-          <w:color w:val="0E7A34"/>
-          <w:sz w:val="17"/>
-        </w:rPr>
-        <w:t>const [message, setMessage] = useState(null);       // { text, type }</w:t>
+        <w:t xml:space="preserve">const [students, setStudents] = useState([]);          // 표에 그릴 학생 목록</w:t>
+      </w:r>
+    </w:p>
+    <w:p>
+      <w:pPr>
+        <w:pBdr>
+          <w:left w:val="single" w:sz="12" w:space="6" w:color="B7C3D4"/>
+        </w:pBdr>
+        <w:shd w:val="clear" w:color="auto" w:fill="F2F4F7"/>
+        <w:spacing w:line="250" w:lineRule="auto"/>
+        <w:ind w:left="180" w:right="180"/>
+      </w:pPr>
+      <w:r>
+        <w:rPr>
+          <w:rFonts w:ascii="Consolas" w:eastAsia="Consolas" w:hAnsi="Consolas" w:cs="Consolas"/>
+          <w:color w:val="0E7A34"/>
+          <w:sz w:val="17"/>
+        </w:rPr>
+        <w:t xml:space="preserve">const [form, setForm] = useState(EMPTY_FORM);          // 입력칸 여섯 개의 값</w:t>
+      </w:r>
+    </w:p>
+    <w:p>
+      <w:pPr>
+        <w:pBdr>
+          <w:left w:val="single" w:sz="12" w:space="6" w:color="B7C3D4"/>
+        </w:pBdr>
+        <w:shd w:val="clear" w:color="auto" w:fill="F2F4F7"/>
+        <w:spacing w:line="250" w:lineRule="auto"/>
+        <w:ind w:left="180" w:right="180"/>
+      </w:pPr>
+      <w:r>
+        <w:rPr>
+          <w:rFonts w:ascii="Consolas" w:eastAsia="Consolas" w:hAnsi="Consolas" w:cs="Consolas"/>
+          <w:color w:val="0E7A34"/>
+          <w:sz w:val="17"/>
+        </w:rPr>
+        <w:t xml:space="preserve">const [editingId, setEditingId] = useState(null);      // null 이면 등록 모드</w:t>
+      </w:r>
+    </w:p>
+    <w:p>
+      <w:pPr>
+        <w:pBdr>
+          <w:left w:val="single" w:sz="12" w:space="6" w:color="B7C3D4"/>
+        </w:pBdr>
+        <w:shd w:val="clear" w:color="auto" w:fill="F2F4F7"/>
+        <w:spacing w:line="250" w:lineRule="auto"/>
+        <w:ind w:left="180" w:right="180"/>
+      </w:pPr>
+      <w:r>
+        <w:rPr>
+          <w:rFonts w:ascii="Consolas" w:eastAsia="Consolas" w:hAnsi="Consolas" w:cs="Consolas"/>
+          <w:color w:val="0E7A34"/>
+          <w:sz w:val="17"/>
+        </w:rPr>
+        <w:t xml:space="preserve">const [loading, setLoading] = useState(false);         // "로딩 중..." 을 보일까</w:t>
+      </w:r>
+    </w:p>
+    <w:p>
+      <w:pPr>
+        <w:pBdr>
+          <w:left w:val="single" w:sz="12" w:space="6" w:color="B7C3D4"/>
+        </w:pBdr>
+        <w:shd w:val="clear" w:color="auto" w:fill="F2F4F7"/>
+        <w:spacing w:line="250" w:lineRule="auto"/>
+        <w:ind w:left="180" w:right="180"/>
+      </w:pPr>
+      <w:r>
+        <w:rPr>
+          <w:rFonts w:ascii="Consolas" w:eastAsia="Consolas" w:hAnsi="Consolas" w:cs="Consolas"/>
+          <w:color w:val="0E7A34"/>
+          <w:sz w:val="17"/>
+        </w:rPr>
+        <w:t xml:space="preserve">const [listError, setListError] = useState(null);      // 표 자리에 낼 오류 문구</w:t>
+      </w:r>
+    </w:p>
+    <w:p>
+      <w:pPr>
+        <w:pBdr>
+          <w:left w:val="single" w:sz="12" w:space="6" w:color="B7C3D4"/>
+        </w:pBdr>
+        <w:shd w:val="clear" w:color="auto" w:fill="F2F4F7"/>
+        <w:spacing w:line="250" w:lineRule="auto"/>
+        <w:ind w:left="180" w:right="180"/>
+      </w:pPr>
+      <w:r>
+        <w:rPr>
+          <w:rFonts w:ascii="Consolas" w:eastAsia="Consolas" w:hAnsi="Consolas" w:cs="Consolas"/>
+          <w:color w:val="0E7A34"/>
+          <w:sz w:val="17"/>
+        </w:rPr>
+        <w:t xml:space="preserve">// 메시지는 { text: "문구", type: "error" 또는 "success" } 모양으로 담는다.</w:t>
+      </w:r>
+    </w:p>
+    <w:p>
+      <w:pPr>
+        <w:pBdr>
+          <w:left w:val="single" w:sz="12" w:space="6" w:color="B7C3D4"/>
+        </w:pBdr>
+        <w:shd w:val="clear" w:color="auto" w:fill="F2F4F7"/>
+        <w:spacing w:line="250" w:lineRule="auto"/>
+        <w:ind w:left="180" w:right="180"/>
+      </w:pPr>
+      <w:r>
+        <w:rPr>
+          <w:rFonts w:ascii="Consolas" w:eastAsia="Consolas" w:hAnsi="Consolas" w:cs="Consolas"/>
+          <w:color w:val="0E7A34"/>
+          <w:sz w:val="17"/>
+        </w:rPr>
+        <w:t xml:space="preserve">const [message, setMessage] = useState(null);</w:t>
       </w:r>
     </w:p>
     <w:p>
@@ -4381,6 +4435,24 @@
           <w:left w:val="single" w:sz="12" w:space="6" w:color="B7C3D4"/>
         </w:pBdr>
         <w:shd w:val="clear" w:color="auto" w:fill="F2F4F7"/>
+        <w:spacing w:line="250" w:lineRule="auto"/>
+        <w:ind w:left="180" w:right="180"/>
+      </w:pPr>
+      <w:r>
+        <w:rPr>
+          <w:rFonts w:ascii="Consolas" w:eastAsia="Consolas" w:hAnsi="Consolas" w:cs="Consolas"/>
+          <w:color w:val="0E7A34"/>
+          <w:sz w:val="17"/>
+        </w:rPr>
+        <w:t xml:space="preserve">// 수정 모드인지는 editingId 로 알 수 있으므로 따로 state 를 두지 않는다.</w:t>
+      </w:r>
+    </w:p>
+    <w:p>
+      <w:pPr>
+        <w:pBdr>
+          <w:left w:val="single" w:sz="12" w:space="6" w:color="B7C3D4"/>
+        </w:pBdr>
+        <w:shd w:val="clear" w:color="auto" w:fill="F2F4F7"/>
         <w:spacing w:after="160" w:line="250" w:lineRule="auto"/>
         <w:ind w:left="180" w:right="180"/>
       </w:pPr>
@@ -4390,7 +4462,7 @@
           <w:color w:val="0E7A34"/>
           <w:sz w:val="17"/>
         </w:rPr>
-        <w:t>const isEditing = editingId !== null;</w:t>
+        <w:t xml:space="preserve">const isEditing = editingId !== null;</w:t>
       </w:r>
     </w:p>
     <w:tbl>
@@ -5188,7 +5260,7 @@
           <w:color w:val="0E7A34"/>
           <w:sz w:val="17"/>
         </w:rPr>
-        <w:t>async function loadStudents() {</w:t>
+        <w:t xml:space="preserve">async function loadStudents() {</w:t>
       </w:r>
     </w:p>
     <w:p>
@@ -5296,6 +5368,60 @@
           <w:color w:val="0E7A34"/>
           <w:sz w:val="17"/>
         </w:rPr>
+        <w:t xml:space="preserve"> </w:t>
+      </w:r>
+    </w:p>
+    <w:p>
+      <w:pPr>
+        <w:pBdr>
+          <w:left w:val="single" w:sz="12" w:space="6" w:color="B7C3D4"/>
+        </w:pBdr>
+        <w:shd w:val="clear" w:color="auto" w:fill="F2F4F7"/>
+        <w:spacing w:line="250" w:lineRule="auto"/>
+        <w:ind w:left="180" w:right="180"/>
+      </w:pPr>
+      <w:r>
+        <w:rPr>
+          <w:rFonts w:ascii="Consolas" w:eastAsia="Consolas" w:hAnsi="Consolas" w:cs="Consolas"/>
+          <w:color w:val="0E7A34"/>
+          <w:sz w:val="17"/>
+        </w:rPr>
+        <w:t xml:space="preserve">        // 4부에서는 renderStudentTable(data) 를 불렀다.</w:t>
+      </w:r>
+    </w:p>
+    <w:p>
+      <w:pPr>
+        <w:pBdr>
+          <w:left w:val="single" w:sz="12" w:space="6" w:color="B7C3D4"/>
+        </w:pBdr>
+        <w:shd w:val="clear" w:color="auto" w:fill="F2F4F7"/>
+        <w:spacing w:line="250" w:lineRule="auto"/>
+        <w:ind w:left="180" w:right="180"/>
+      </w:pPr>
+      <w:r>
+        <w:rPr>
+          <w:rFonts w:ascii="Consolas" w:eastAsia="Consolas" w:hAnsi="Consolas" w:cs="Consolas"/>
+          <w:color w:val="0E7A34"/>
+          <w:sz w:val="17"/>
+        </w:rPr>
+        <w:t xml:space="preserve">        // 여기서는 값만 바꾸면 React 가 표를 다시 그린다.</w:t>
+      </w:r>
+    </w:p>
+    <w:p>
+      <w:pPr>
+        <w:pBdr>
+          <w:left w:val="single" w:sz="12" w:space="6" w:color="B7C3D4"/>
+        </w:pBdr>
+        <w:shd w:val="clear" w:color="auto" w:fill="F2F4F7"/>
+        <w:spacing w:line="250" w:lineRule="auto"/>
+        <w:ind w:left="180" w:right="180"/>
+      </w:pPr>
+      <w:r>
+        <w:rPr>
+          <w:rFonts w:ascii="Consolas" w:eastAsia="Consolas" w:hAnsi="Consolas" w:cs="Consolas"/>
+          <w:color w:val="0E7A34"/>
+          <w:sz w:val="17"/>
+        </w:rPr>
         <w:t xml:space="preserve">        setStudents(data);</w:t>
       </w:r>
     </w:p>
@@ -5458,7 +5584,7 @@
           <w:color w:val="0E7A34"/>
           <w:sz w:val="17"/>
         </w:rPr>
-        <w:t>}</w:t>
+        <w:t xml:space="preserve">}</w:t>
       </w:r>
     </w:p>
     <w:p>
@@ -5494,25 +5620,61 @@
           <w:color w:val="0E7A34"/>
           <w:sz w:val="17"/>
         </w:rPr>
-        <w:t>// 처음 한 번만 목록을 불러온다</w:t>
-      </w:r>
-    </w:p>
-    <w:p>
-      <w:pPr>
-        <w:pBdr>
-          <w:left w:val="single" w:sz="12" w:space="6" w:color="B7C3D4"/>
-        </w:pBdr>
-        <w:shd w:val="clear" w:color="auto" w:fill="F2F4F7"/>
-        <w:spacing w:line="250" w:lineRule="auto"/>
-        <w:ind w:left="180" w:right="180"/>
-      </w:pPr>
-      <w:r>
-        <w:rPr>
-          <w:rFonts w:ascii="Consolas" w:eastAsia="Consolas" w:hAnsi="Consolas" w:cs="Consolas"/>
-          <w:color w:val="0E7A34"/>
-          <w:sz w:val="17"/>
-        </w:rPr>
-        <w:t>useEffect(() =&gt; {</w:t>
+        <w:t xml:space="preserve">// 처음 한 번만 목록을 불러온다.</w:t>
+      </w:r>
+    </w:p>
+    <w:p>
+      <w:pPr>
+        <w:pBdr>
+          <w:left w:val="single" w:sz="12" w:space="6" w:color="B7C3D4"/>
+        </w:pBdr>
+        <w:shd w:val="clear" w:color="auto" w:fill="F2F4F7"/>
+        <w:spacing w:line="250" w:lineRule="auto"/>
+        <w:ind w:left="180" w:right="180"/>
+      </w:pPr>
+      <w:r>
+        <w:rPr>
+          <w:rFonts w:ascii="Consolas" w:eastAsia="Consolas" w:hAnsi="Consolas" w:cs="Consolas"/>
+          <w:color w:val="0E7A34"/>
+          <w:sz w:val="17"/>
+        </w:rPr>
+        <w:t xml:space="preserve">useEffect(() =&gt; {</w:t>
+      </w:r>
+    </w:p>
+    <w:p>
+      <w:pPr>
+        <w:pBdr>
+          <w:left w:val="single" w:sz="12" w:space="6" w:color="B7C3D4"/>
+        </w:pBdr>
+        <w:shd w:val="clear" w:color="auto" w:fill="F2F4F7"/>
+        <w:spacing w:line="250" w:lineRule="auto"/>
+        <w:ind w:left="180" w:right="180"/>
+      </w:pPr>
+      <w:r>
+        <w:rPr>
+          <w:rFonts w:ascii="Consolas" w:eastAsia="Consolas" w:hAnsi="Consolas" w:cs="Consolas"/>
+          <w:color w:val="0E7A34"/>
+          <w:sz w:val="17"/>
+        </w:rPr>
+        <w:t xml:space="preserve">    // 아래 주석은 ESLint 에게 "이 경고는 알고 있다"고 알려 주는 줄이다.</w:t>
+      </w:r>
+    </w:p>
+    <w:p>
+      <w:pPr>
+        <w:pBdr>
+          <w:left w:val="single" w:sz="12" w:space="6" w:color="B7C3D4"/>
+        </w:pBdr>
+        <w:shd w:val="clear" w:color="auto" w:fill="F2F4F7"/>
+        <w:spacing w:line="250" w:lineRule="auto"/>
+        <w:ind w:left="180" w:right="180"/>
+      </w:pPr>
+      <w:r>
+        <w:rPr>
+          <w:rFonts w:ascii="Consolas" w:eastAsia="Consolas" w:hAnsi="Consolas" w:cs="Consolas"/>
+          <w:color w:val="0E7A34"/>
+          <w:sz w:val="17"/>
+        </w:rPr>
+        <w:t xml:space="preserve">    // eslint-disable-next-line react-hooks/set-state-in-effect -- 처음 한 번 목록을 불러오는 것은 의도된 동작입니다</w:t>
       </w:r>
     </w:p>
     <w:p>
@@ -5548,7 +5710,7 @@
           <w:color w:val="0E7A34"/>
           <w:sz w:val="17"/>
         </w:rPr>
-        <w:t>}, []);</w:t>
+        <w:t xml:space="preserve">}, []);</w:t>
       </w:r>
     </w:p>
     <w:p>
@@ -6070,7 +6232,1015 @@
           <w:color w:val="0E7A34"/>
           <w:sz w:val="17"/>
         </w:rPr>
-        <w:t>function StudentTable({ students, loading, error, onEdit, onDelete }) {</w:t>
+        <w:t xml:space="preserve">// 표의 열 개수. colSpan 에 쓴다.</w:t>
+      </w:r>
+    </w:p>
+    <w:p>
+      <w:pPr>
+        <w:pBdr>
+          <w:left w:val="single" w:sz="12" w:space="6" w:color="B7C3D4"/>
+        </w:pBdr>
+        <w:shd w:val="clear" w:color="auto" w:fill="F2F4F7"/>
+        <w:spacing w:line="250" w:lineRule="auto"/>
+        <w:ind w:left="180" w:right="180"/>
+      </w:pPr>
+      <w:r>
+        <w:rPr>
+          <w:rFonts w:ascii="Consolas" w:eastAsia="Consolas" w:hAnsi="Consolas" w:cs="Consolas"/>
+          <w:color w:val="0E7A34"/>
+          <w:sz w:val="17"/>
+        </w:rPr>
+        <w:t xml:space="preserve">const COLUMN_COUNT = 7;</w:t>
+      </w:r>
+    </w:p>
+    <w:p>
+      <w:pPr>
+        <w:pBdr>
+          <w:left w:val="single" w:sz="12" w:space="6" w:color="B7C3D4"/>
+        </w:pBdr>
+        <w:shd w:val="clear" w:color="auto" w:fill="F2F4F7"/>
+        <w:spacing w:line="250" w:lineRule="auto"/>
+        <w:ind w:left="180" w:right="180"/>
+      </w:pPr>
+      <w:r>
+        <w:rPr>
+          <w:rFonts w:ascii="Consolas" w:eastAsia="Consolas" w:hAnsi="Consolas" w:cs="Consolas"/>
+          <w:color w:val="0E7A34"/>
+          <w:sz w:val="17"/>
+        </w:rPr>
+        <w:t xml:space="preserve"> </w:t>
+      </w:r>
+    </w:p>
+    <w:p>
+      <w:pPr>
+        <w:pBdr>
+          <w:left w:val="single" w:sz="12" w:space="6" w:color="B7C3D4"/>
+        </w:pBdr>
+        <w:shd w:val="clear" w:color="auto" w:fill="F2F4F7"/>
+        <w:spacing w:line="250" w:lineRule="auto"/>
+        <w:ind w:left="180" w:right="180"/>
+      </w:pPr>
+      <w:r>
+        <w:rPr>
+          <w:rFonts w:ascii="Consolas" w:eastAsia="Consolas" w:hAnsi="Consolas" w:cs="Consolas"/>
+          <w:color w:val="0E7A34"/>
+          <w:sz w:val="17"/>
+        </w:rPr>
+        <w:t xml:space="preserve">/* 부모(App)가 넘겨주는 값들</w:t>
+      </w:r>
+    </w:p>
+    <w:p>
+      <w:pPr>
+        <w:pBdr>
+          <w:left w:val="single" w:sz="12" w:space="6" w:color="B7C3D4"/>
+        </w:pBdr>
+        <w:shd w:val="clear" w:color="auto" w:fill="F2F4F7"/>
+        <w:spacing w:line="250" w:lineRule="auto"/>
+        <w:ind w:left="180" w:right="180"/>
+      </w:pPr>
+      <w:r>
+        <w:rPr>
+          <w:rFonts w:ascii="Consolas" w:eastAsia="Consolas" w:hAnsi="Consolas" w:cs="Consolas"/>
+          <w:color w:val="0E7A34"/>
+          <w:sz w:val="17"/>
+        </w:rPr>
+        <w:t xml:space="preserve">     students  학생 배열</w:t>
+      </w:r>
+    </w:p>
+    <w:p>
+      <w:pPr>
+        <w:pBdr>
+          <w:left w:val="single" w:sz="12" w:space="6" w:color="B7C3D4"/>
+        </w:pBdr>
+        <w:shd w:val="clear" w:color="auto" w:fill="F2F4F7"/>
+        <w:spacing w:line="250" w:lineRule="auto"/>
+        <w:ind w:left="180" w:right="180"/>
+      </w:pPr>
+      <w:r>
+        <w:rPr>
+          <w:rFonts w:ascii="Consolas" w:eastAsia="Consolas" w:hAnsi="Consolas" w:cs="Consolas"/>
+          <w:color w:val="0E7A34"/>
+          <w:sz w:val="17"/>
+        </w:rPr>
+        <w:t xml:space="preserve">     loading   불러오는 중인가</w:t>
+      </w:r>
+    </w:p>
+    <w:p>
+      <w:pPr>
+        <w:pBdr>
+          <w:left w:val="single" w:sz="12" w:space="6" w:color="B7C3D4"/>
+        </w:pBdr>
+        <w:shd w:val="clear" w:color="auto" w:fill="F2F4F7"/>
+        <w:spacing w:line="250" w:lineRule="auto"/>
+        <w:ind w:left="180" w:right="180"/>
+      </w:pPr>
+      <w:r>
+        <w:rPr>
+          <w:rFonts w:ascii="Consolas" w:eastAsia="Consolas" w:hAnsi="Consolas" w:cs="Consolas"/>
+          <w:color w:val="0E7A34"/>
+          <w:sz w:val="17"/>
+        </w:rPr>
+        <w:t xml:space="preserve">     error     목록을 못 불러왔을 때의 메시지 (없으면 null)</w:t>
+      </w:r>
+    </w:p>
+    <w:p>
+      <w:pPr>
+        <w:pBdr>
+          <w:left w:val="single" w:sz="12" w:space="6" w:color="B7C3D4"/>
+        </w:pBdr>
+        <w:shd w:val="clear" w:color="auto" w:fill="F2F4F7"/>
+        <w:spacing w:line="250" w:lineRule="auto"/>
+        <w:ind w:left="180" w:right="180"/>
+      </w:pPr>
+      <w:r>
+        <w:rPr>
+          <w:rFonts w:ascii="Consolas" w:eastAsia="Consolas" w:hAnsi="Consolas" w:cs="Consolas"/>
+          <w:color w:val="0E7A34"/>
+          <w:sz w:val="17"/>
+        </w:rPr>
+        <w:t xml:space="preserve">     onEdit    수정 버튼을 눌렀을 때 부를 함수</w:t>
+      </w:r>
+    </w:p>
+    <w:p>
+      <w:pPr>
+        <w:pBdr>
+          <w:left w:val="single" w:sz="12" w:space="6" w:color="B7C3D4"/>
+        </w:pBdr>
+        <w:shd w:val="clear" w:color="auto" w:fill="F2F4F7"/>
+        <w:spacing w:line="250" w:lineRule="auto"/>
+        <w:ind w:left="180" w:right="180"/>
+      </w:pPr>
+      <w:r>
+        <w:rPr>
+          <w:rFonts w:ascii="Consolas" w:eastAsia="Consolas" w:hAnsi="Consolas" w:cs="Consolas"/>
+          <w:color w:val="0E7A34"/>
+          <w:sz w:val="17"/>
+        </w:rPr>
+        <w:t xml:space="preserve">     onDelete  삭제 버튼을 눌렀을 때 부를 함수 */</w:t>
+      </w:r>
+    </w:p>
+    <w:p>
+      <w:pPr>
+        <w:pBdr>
+          <w:left w:val="single" w:sz="12" w:space="6" w:color="B7C3D4"/>
+        </w:pBdr>
+        <w:shd w:val="clear" w:color="auto" w:fill="F2F4F7"/>
+        <w:spacing w:line="250" w:lineRule="auto"/>
+        <w:ind w:left="180" w:right="180"/>
+      </w:pPr>
+      <w:r>
+        <w:rPr>
+          <w:rFonts w:ascii="Consolas" w:eastAsia="Consolas" w:hAnsi="Consolas" w:cs="Consolas"/>
+          <w:color w:val="0E7A34"/>
+          <w:sz w:val="17"/>
+        </w:rPr>
+        <w:t xml:space="preserve">function StudentTable({ students, loading, error, onEdit, onDelete }) {</w:t>
+      </w:r>
+    </w:p>
+    <w:p>
+      <w:pPr>
+        <w:pBdr>
+          <w:left w:val="single" w:sz="12" w:space="6" w:color="B7C3D4"/>
+        </w:pBdr>
+        <w:shd w:val="clear" w:color="auto" w:fill="F2F4F7"/>
+        <w:spacing w:line="250" w:lineRule="auto"/>
+        <w:ind w:left="180" w:right="180"/>
+      </w:pPr>
+      <w:r>
+        <w:rPr>
+          <w:rFonts w:ascii="Consolas" w:eastAsia="Consolas" w:hAnsi="Consolas" w:cs="Consolas"/>
+          <w:color w:val="0E7A34"/>
+          <w:sz w:val="17"/>
+        </w:rPr>
+        <w:t xml:space="preserve">    // tbody 안에 무엇을 그릴지 세 경우로 나눠서 정한다.</w:t>
+      </w:r>
+    </w:p>
+    <w:p>
+      <w:pPr>
+        <w:pBdr>
+          <w:left w:val="single" w:sz="12" w:space="6" w:color="B7C3D4"/>
+        </w:pBdr>
+        <w:shd w:val="clear" w:color="auto" w:fill="F2F4F7"/>
+        <w:spacing w:line="250" w:lineRule="auto"/>
+        <w:ind w:left="180" w:right="180"/>
+      </w:pPr>
+      <w:r>
+        <w:rPr>
+          <w:rFonts w:ascii="Consolas" w:eastAsia="Consolas" w:hAnsi="Consolas" w:cs="Consolas"/>
+          <w:color w:val="0E7A34"/>
+          <w:sz w:val="17"/>
+        </w:rPr>
+        <w:t xml:space="preserve">    // JSX 안에 &amp;&amp; 를 여러 개 이어 쓰면 읽기 어려우므로 함수로 빼냈다.</w:t>
+      </w:r>
+    </w:p>
+    <w:p>
+      <w:pPr>
+        <w:pBdr>
+          <w:left w:val="single" w:sz="12" w:space="6" w:color="B7C3D4"/>
+        </w:pBdr>
+        <w:shd w:val="clear" w:color="auto" w:fill="F2F4F7"/>
+        <w:spacing w:line="250" w:lineRule="auto"/>
+        <w:ind w:left="180" w:right="180"/>
+      </w:pPr>
+      <w:r>
+        <w:rPr>
+          <w:rFonts w:ascii="Consolas" w:eastAsia="Consolas" w:hAnsi="Consolas" w:cs="Consolas"/>
+          <w:color w:val="0E7A34"/>
+          <w:sz w:val="17"/>
+        </w:rPr>
+        <w:t xml:space="preserve">    function renderRows() {</w:t>
+      </w:r>
+    </w:p>
+    <w:p>
+      <w:pPr>
+        <w:pBdr>
+          <w:left w:val="single" w:sz="12" w:space="6" w:color="B7C3D4"/>
+        </w:pBdr>
+        <w:shd w:val="clear" w:color="auto" w:fill="F2F4F7"/>
+        <w:spacing w:line="250" w:lineRule="auto"/>
+        <w:ind w:left="180" w:right="180"/>
+      </w:pPr>
+      <w:r>
+        <w:rPr>
+          <w:rFonts w:ascii="Consolas" w:eastAsia="Consolas" w:hAnsi="Consolas" w:cs="Consolas"/>
+          <w:color w:val="0E7A34"/>
+          <w:sz w:val="17"/>
+        </w:rPr>
+        <w:t xml:space="preserve">        // (1) 목록을 못 불러왔다</w:t>
+      </w:r>
+    </w:p>
+    <w:p>
+      <w:pPr>
+        <w:pBdr>
+          <w:left w:val="single" w:sz="12" w:space="6" w:color="B7C3D4"/>
+        </w:pBdr>
+        <w:shd w:val="clear" w:color="auto" w:fill="F2F4F7"/>
+        <w:spacing w:line="250" w:lineRule="auto"/>
+        <w:ind w:left="180" w:right="180"/>
+      </w:pPr>
+      <w:r>
+        <w:rPr>
+          <w:rFonts w:ascii="Consolas" w:eastAsia="Consolas" w:hAnsi="Consolas" w:cs="Consolas"/>
+          <w:color w:val="0E7A34"/>
+          <w:sz w:val="17"/>
+        </w:rPr>
+        <w:t xml:space="preserve">        if (error) {</w:t>
+      </w:r>
+    </w:p>
+    <w:p>
+      <w:pPr>
+        <w:pBdr>
+          <w:left w:val="single" w:sz="12" w:space="6" w:color="B7C3D4"/>
+        </w:pBdr>
+        <w:shd w:val="clear" w:color="auto" w:fill="F2F4F7"/>
+        <w:spacing w:line="250" w:lineRule="auto"/>
+        <w:ind w:left="180" w:right="180"/>
+      </w:pPr>
+      <w:r>
+        <w:rPr>
+          <w:rFonts w:ascii="Consolas" w:eastAsia="Consolas" w:hAnsi="Consolas" w:cs="Consolas"/>
+          <w:color w:val="0E7A34"/>
+          <w:sz w:val="17"/>
+        </w:rPr>
+        <w:t xml:space="preserve">            return (</w:t>
+      </w:r>
+    </w:p>
+    <w:p>
+      <w:pPr>
+        <w:pBdr>
+          <w:left w:val="single" w:sz="12" w:space="6" w:color="B7C3D4"/>
+        </w:pBdr>
+        <w:shd w:val="clear" w:color="auto" w:fill="F2F4F7"/>
+        <w:spacing w:line="250" w:lineRule="auto"/>
+        <w:ind w:left="180" w:right="180"/>
+      </w:pPr>
+      <w:r>
+        <w:rPr>
+          <w:rFonts w:ascii="Consolas" w:eastAsia="Consolas" w:hAnsi="Consolas" w:cs="Consolas"/>
+          <w:color w:val="0E7A34"/>
+          <w:sz w:val="17"/>
+        </w:rPr>
+        <w:t xml:space="preserve">                &lt;tr&gt;</w:t>
+      </w:r>
+    </w:p>
+    <w:p>
+      <w:pPr>
+        <w:pBdr>
+          <w:left w:val="single" w:sz="12" w:space="6" w:color="B7C3D4"/>
+        </w:pBdr>
+        <w:shd w:val="clear" w:color="auto" w:fill="F2F4F7"/>
+        <w:spacing w:line="250" w:lineRule="auto"/>
+        <w:ind w:left="180" w:right="180"/>
+      </w:pPr>
+      <w:r>
+        <w:rPr>
+          <w:rFonts w:ascii="Consolas" w:eastAsia="Consolas" w:hAnsi="Consolas" w:cs="Consolas"/>
+          <w:color w:val="0E7A34"/>
+          <w:sz w:val="17"/>
+        </w:rPr>
+        <w:t xml:space="preserve">                    &lt;td colSpan={COLUMN_COUNT} className="error-row"&gt;{error}&lt;/td&gt;</w:t>
+      </w:r>
+    </w:p>
+    <w:p>
+      <w:pPr>
+        <w:pBdr>
+          <w:left w:val="single" w:sz="12" w:space="6" w:color="B7C3D4"/>
+        </w:pBdr>
+        <w:shd w:val="clear" w:color="auto" w:fill="F2F4F7"/>
+        <w:spacing w:line="250" w:lineRule="auto"/>
+        <w:ind w:left="180" w:right="180"/>
+      </w:pPr>
+      <w:r>
+        <w:rPr>
+          <w:rFonts w:ascii="Consolas" w:eastAsia="Consolas" w:hAnsi="Consolas" w:cs="Consolas"/>
+          <w:color w:val="0E7A34"/>
+          <w:sz w:val="17"/>
+        </w:rPr>
+        <w:t xml:space="preserve">                &lt;/tr&gt;</w:t>
+      </w:r>
+    </w:p>
+    <w:p>
+      <w:pPr>
+        <w:pBdr>
+          <w:left w:val="single" w:sz="12" w:space="6" w:color="B7C3D4"/>
+        </w:pBdr>
+        <w:shd w:val="clear" w:color="auto" w:fill="F2F4F7"/>
+        <w:spacing w:line="250" w:lineRule="auto"/>
+        <w:ind w:left="180" w:right="180"/>
+      </w:pPr>
+      <w:r>
+        <w:rPr>
+          <w:rFonts w:ascii="Consolas" w:eastAsia="Consolas" w:hAnsi="Consolas" w:cs="Consolas"/>
+          <w:color w:val="0E7A34"/>
+          <w:sz w:val="17"/>
+        </w:rPr>
+        <w:t xml:space="preserve">            );</w:t>
+      </w:r>
+    </w:p>
+    <w:p>
+      <w:pPr>
+        <w:pBdr>
+          <w:left w:val="single" w:sz="12" w:space="6" w:color="B7C3D4"/>
+        </w:pBdr>
+        <w:shd w:val="clear" w:color="auto" w:fill="F2F4F7"/>
+        <w:spacing w:line="250" w:lineRule="auto"/>
+        <w:ind w:left="180" w:right="180"/>
+      </w:pPr>
+      <w:r>
+        <w:rPr>
+          <w:rFonts w:ascii="Consolas" w:eastAsia="Consolas" w:hAnsi="Consolas" w:cs="Consolas"/>
+          <w:color w:val="0E7A34"/>
+          <w:sz w:val="17"/>
+        </w:rPr>
+        <w:t xml:space="preserve">        }</w:t>
+      </w:r>
+    </w:p>
+    <w:p>
+      <w:pPr>
+        <w:pBdr>
+          <w:left w:val="single" w:sz="12" w:space="6" w:color="B7C3D4"/>
+        </w:pBdr>
+        <w:shd w:val="clear" w:color="auto" w:fill="F2F4F7"/>
+        <w:spacing w:line="250" w:lineRule="auto"/>
+        <w:ind w:left="180" w:right="180"/>
+      </w:pPr>
+      <w:r>
+        <w:rPr>
+          <w:rFonts w:ascii="Consolas" w:eastAsia="Consolas" w:hAnsi="Consolas" w:cs="Consolas"/>
+          <w:color w:val="0E7A34"/>
+          <w:sz w:val="17"/>
+        </w:rPr>
+        <w:t xml:space="preserve"> </w:t>
+      </w:r>
+    </w:p>
+    <w:p>
+      <w:pPr>
+        <w:pBdr>
+          <w:left w:val="single" w:sz="12" w:space="6" w:color="B7C3D4"/>
+        </w:pBdr>
+        <w:shd w:val="clear" w:color="auto" w:fill="F2F4F7"/>
+        <w:spacing w:line="250" w:lineRule="auto"/>
+        <w:ind w:left="180" w:right="180"/>
+      </w:pPr>
+      <w:r>
+        <w:rPr>
+          <w:rFonts w:ascii="Consolas" w:eastAsia="Consolas" w:hAnsi="Consolas" w:cs="Consolas"/>
+          <w:color w:val="0E7A34"/>
+          <w:sz w:val="17"/>
+        </w:rPr>
+        <w:t xml:space="preserve">        // (2) 목록이 비었다. 불러오는 중일 때는 안내를 내지 않는다.</w:t>
+      </w:r>
+    </w:p>
+    <w:p>
+      <w:pPr>
+        <w:pBdr>
+          <w:left w:val="single" w:sz="12" w:space="6" w:color="B7C3D4"/>
+        </w:pBdr>
+        <w:shd w:val="clear" w:color="auto" w:fill="F2F4F7"/>
+        <w:spacing w:line="250" w:lineRule="auto"/>
+        <w:ind w:left="180" w:right="180"/>
+      </w:pPr>
+      <w:r>
+        <w:rPr>
+          <w:rFonts w:ascii="Consolas" w:eastAsia="Consolas" w:hAnsi="Consolas" w:cs="Consolas"/>
+          <w:color w:val="0E7A34"/>
+          <w:sz w:val="17"/>
+        </w:rPr>
+        <w:t xml:space="preserve">        //     그래야 화면이 잠깐 깜빡이지 않는다.</w:t>
+      </w:r>
+    </w:p>
+    <w:p>
+      <w:pPr>
+        <w:pBdr>
+          <w:left w:val="single" w:sz="12" w:space="6" w:color="B7C3D4"/>
+        </w:pBdr>
+        <w:shd w:val="clear" w:color="auto" w:fill="F2F4F7"/>
+        <w:spacing w:line="250" w:lineRule="auto"/>
+        <w:ind w:left="180" w:right="180"/>
+      </w:pPr>
+      <w:r>
+        <w:rPr>
+          <w:rFonts w:ascii="Consolas" w:eastAsia="Consolas" w:hAnsi="Consolas" w:cs="Consolas"/>
+          <w:color w:val="0E7A34"/>
+          <w:sz w:val="17"/>
+        </w:rPr>
+        <w:t xml:space="preserve">        if (students.length === 0 &amp;&amp; !loading) {</w:t>
+      </w:r>
+    </w:p>
+    <w:p>
+      <w:pPr>
+        <w:pBdr>
+          <w:left w:val="single" w:sz="12" w:space="6" w:color="B7C3D4"/>
+        </w:pBdr>
+        <w:shd w:val="clear" w:color="auto" w:fill="F2F4F7"/>
+        <w:spacing w:line="250" w:lineRule="auto"/>
+        <w:ind w:left="180" w:right="180"/>
+      </w:pPr>
+      <w:r>
+        <w:rPr>
+          <w:rFonts w:ascii="Consolas" w:eastAsia="Consolas" w:hAnsi="Consolas" w:cs="Consolas"/>
+          <w:color w:val="0E7A34"/>
+          <w:sz w:val="17"/>
+        </w:rPr>
+        <w:t xml:space="preserve">            return (</w:t>
+      </w:r>
+    </w:p>
+    <w:p>
+      <w:pPr>
+        <w:pBdr>
+          <w:left w:val="single" w:sz="12" w:space="6" w:color="B7C3D4"/>
+        </w:pBdr>
+        <w:shd w:val="clear" w:color="auto" w:fill="F2F4F7"/>
+        <w:spacing w:line="250" w:lineRule="auto"/>
+        <w:ind w:left="180" w:right="180"/>
+      </w:pPr>
+      <w:r>
+        <w:rPr>
+          <w:rFonts w:ascii="Consolas" w:eastAsia="Consolas" w:hAnsi="Consolas" w:cs="Consolas"/>
+          <w:color w:val="0E7A34"/>
+          <w:sz w:val="17"/>
+        </w:rPr>
+        <w:t xml:space="preserve">                &lt;tr&gt;</w:t>
+      </w:r>
+    </w:p>
+    <w:p>
+      <w:pPr>
+        <w:pBdr>
+          <w:left w:val="single" w:sz="12" w:space="6" w:color="B7C3D4"/>
+        </w:pBdr>
+        <w:shd w:val="clear" w:color="auto" w:fill="F2F4F7"/>
+        <w:spacing w:line="250" w:lineRule="auto"/>
+        <w:ind w:left="180" w:right="180"/>
+      </w:pPr>
+      <w:r>
+        <w:rPr>
+          <w:rFonts w:ascii="Consolas" w:eastAsia="Consolas" w:hAnsi="Consolas" w:cs="Consolas"/>
+          <w:color w:val="0E7A34"/>
+          <w:sz w:val="17"/>
+        </w:rPr>
+        <w:t xml:space="preserve">                    &lt;td colSpan={COLUMN_COUNT} className="empty-row"&gt;등록된 학생이 없습니다.&lt;/td&gt;</w:t>
+      </w:r>
+    </w:p>
+    <w:p>
+      <w:pPr>
+        <w:pBdr>
+          <w:left w:val="single" w:sz="12" w:space="6" w:color="B7C3D4"/>
+        </w:pBdr>
+        <w:shd w:val="clear" w:color="auto" w:fill="F2F4F7"/>
+        <w:spacing w:line="250" w:lineRule="auto"/>
+        <w:ind w:left="180" w:right="180"/>
+      </w:pPr>
+      <w:r>
+        <w:rPr>
+          <w:rFonts w:ascii="Consolas" w:eastAsia="Consolas" w:hAnsi="Consolas" w:cs="Consolas"/>
+          <w:color w:val="0E7A34"/>
+          <w:sz w:val="17"/>
+        </w:rPr>
+        <w:t xml:space="preserve">                &lt;/tr&gt;</w:t>
+      </w:r>
+    </w:p>
+    <w:p>
+      <w:pPr>
+        <w:pBdr>
+          <w:left w:val="single" w:sz="12" w:space="6" w:color="B7C3D4"/>
+        </w:pBdr>
+        <w:shd w:val="clear" w:color="auto" w:fill="F2F4F7"/>
+        <w:spacing w:line="250" w:lineRule="auto"/>
+        <w:ind w:left="180" w:right="180"/>
+      </w:pPr>
+      <w:r>
+        <w:rPr>
+          <w:rFonts w:ascii="Consolas" w:eastAsia="Consolas" w:hAnsi="Consolas" w:cs="Consolas"/>
+          <w:color w:val="0E7A34"/>
+          <w:sz w:val="17"/>
+        </w:rPr>
+        <w:t xml:space="preserve">            );</w:t>
+      </w:r>
+    </w:p>
+    <w:p>
+      <w:pPr>
+        <w:pBdr>
+          <w:left w:val="single" w:sz="12" w:space="6" w:color="B7C3D4"/>
+        </w:pBdr>
+        <w:shd w:val="clear" w:color="auto" w:fill="F2F4F7"/>
+        <w:spacing w:line="250" w:lineRule="auto"/>
+        <w:ind w:left="180" w:right="180"/>
+      </w:pPr>
+      <w:r>
+        <w:rPr>
+          <w:rFonts w:ascii="Consolas" w:eastAsia="Consolas" w:hAnsi="Consolas" w:cs="Consolas"/>
+          <w:color w:val="0E7A34"/>
+          <w:sz w:val="17"/>
+        </w:rPr>
+        <w:t xml:space="preserve">        }</w:t>
+      </w:r>
+    </w:p>
+    <w:p>
+      <w:pPr>
+        <w:pBdr>
+          <w:left w:val="single" w:sz="12" w:space="6" w:color="B7C3D4"/>
+        </w:pBdr>
+        <w:shd w:val="clear" w:color="auto" w:fill="F2F4F7"/>
+        <w:spacing w:line="250" w:lineRule="auto"/>
+        <w:ind w:left="180" w:right="180"/>
+      </w:pPr>
+      <w:r>
+        <w:rPr>
+          <w:rFonts w:ascii="Consolas" w:eastAsia="Consolas" w:hAnsi="Consolas" w:cs="Consolas"/>
+          <w:color w:val="0E7A34"/>
+          <w:sz w:val="17"/>
+        </w:rPr>
+        <w:t xml:space="preserve"> </w:t>
+      </w:r>
+    </w:p>
+    <w:p>
+      <w:pPr>
+        <w:pBdr>
+          <w:left w:val="single" w:sz="12" w:space="6" w:color="B7C3D4"/>
+        </w:pBdr>
+        <w:shd w:val="clear" w:color="auto" w:fill="F2F4F7"/>
+        <w:spacing w:line="250" w:lineRule="auto"/>
+        <w:ind w:left="180" w:right="180"/>
+      </w:pPr>
+      <w:r>
+        <w:rPr>
+          <w:rFonts w:ascii="Consolas" w:eastAsia="Consolas" w:hAnsi="Consolas" w:cs="Consolas"/>
+          <w:color w:val="0E7A34"/>
+          <w:sz w:val="17"/>
+        </w:rPr>
+        <w:t xml:space="preserve">        // (3) 학생 한 명을 행 하나로 그린다.</w:t>
+      </w:r>
+    </w:p>
+    <w:p>
+      <w:pPr>
+        <w:pBdr>
+          <w:left w:val="single" w:sz="12" w:space="6" w:color="B7C3D4"/>
+        </w:pBdr>
+        <w:shd w:val="clear" w:color="auto" w:fill="F2F4F7"/>
+        <w:spacing w:line="250" w:lineRule="auto"/>
+        <w:ind w:left="180" w:right="180"/>
+      </w:pPr>
+      <w:r>
+        <w:rPr>
+          <w:rFonts w:ascii="Consolas" w:eastAsia="Consolas" w:hAnsi="Consolas" w:cs="Consolas"/>
+          <w:color w:val="0E7A34"/>
+          <w:sz w:val="17"/>
+        </w:rPr>
+        <w:t xml:space="preserve">        //     map 은 배열의 값 하나하나를 화면 조각으로 바꿔 준다.</w:t>
+      </w:r>
+    </w:p>
+    <w:p>
+      <w:pPr>
+        <w:pBdr>
+          <w:left w:val="single" w:sz="12" w:space="6" w:color="B7C3D4"/>
+        </w:pBdr>
+        <w:shd w:val="clear" w:color="auto" w:fill="F2F4F7"/>
+        <w:spacing w:line="250" w:lineRule="auto"/>
+        <w:ind w:left="180" w:right="180"/>
+      </w:pPr>
+      <w:r>
+        <w:rPr>
+          <w:rFonts w:ascii="Consolas" w:eastAsia="Consolas" w:hAnsi="Consolas" w:cs="Consolas"/>
+          <w:color w:val="0E7A34"/>
+          <w:sz w:val="17"/>
+        </w:rPr>
+        <w:t xml:space="preserve">        return students.map((student) =&gt; (</w:t>
+      </w:r>
+    </w:p>
+    <w:p>
+      <w:pPr>
+        <w:pBdr>
+          <w:left w:val="single" w:sz="12" w:space="6" w:color="B7C3D4"/>
+        </w:pBdr>
+        <w:shd w:val="clear" w:color="auto" w:fill="F2F4F7"/>
+        <w:spacing w:line="250" w:lineRule="auto"/>
+        <w:ind w:left="180" w:right="180"/>
+      </w:pPr>
+      <w:r>
+        <w:rPr>
+          <w:rFonts w:ascii="Consolas" w:eastAsia="Consolas" w:hAnsi="Consolas" w:cs="Consolas"/>
+          <w:color w:val="0E7A34"/>
+          <w:sz w:val="17"/>
+        </w:rPr>
+        <w:t xml:space="preserve">            // key 는 React 가 어느 행이 어느 행인지 알아보는 표시다.</w:t>
+      </w:r>
+    </w:p>
+    <w:p>
+      <w:pPr>
+        <w:pBdr>
+          <w:left w:val="single" w:sz="12" w:space="6" w:color="B7C3D4"/>
+        </w:pBdr>
+        <w:shd w:val="clear" w:color="auto" w:fill="F2F4F7"/>
+        <w:spacing w:line="250" w:lineRule="auto"/>
+        <w:ind w:left="180" w:right="180"/>
+      </w:pPr>
+      <w:r>
+        <w:rPr>
+          <w:rFonts w:ascii="Consolas" w:eastAsia="Consolas" w:hAnsi="Consolas" w:cs="Consolas"/>
+          <w:color w:val="0E7A34"/>
+          <w:sz w:val="17"/>
+        </w:rPr>
+        <w:t xml:space="preserve">            // 없으면 목록이 바뀔 때 엉뚱한 행이 다시 그려질 수 있다.</w:t>
+      </w:r>
+    </w:p>
+    <w:p>
+      <w:pPr>
+        <w:pBdr>
+          <w:left w:val="single" w:sz="12" w:space="6" w:color="B7C3D4"/>
+        </w:pBdr>
+        <w:shd w:val="clear" w:color="auto" w:fill="F2F4F7"/>
+        <w:spacing w:line="250" w:lineRule="auto"/>
+        <w:ind w:left="180" w:right="180"/>
+      </w:pPr>
+      <w:r>
+        <w:rPr>
+          <w:rFonts w:ascii="Consolas" w:eastAsia="Consolas" w:hAnsi="Consolas" w:cs="Consolas"/>
+          <w:color w:val="0E7A34"/>
+          <w:sz w:val="17"/>
+        </w:rPr>
+        <w:t xml:space="preserve">            &lt;tr key={student.id}&gt;</w:t>
+      </w:r>
+    </w:p>
+    <w:p>
+      <w:pPr>
+        <w:pBdr>
+          <w:left w:val="single" w:sz="12" w:space="6" w:color="B7C3D4"/>
+        </w:pBdr>
+        <w:shd w:val="clear" w:color="auto" w:fill="F2F4F7"/>
+        <w:spacing w:line="250" w:lineRule="auto"/>
+        <w:ind w:left="180" w:right="180"/>
+      </w:pPr>
+      <w:r>
+        <w:rPr>
+          <w:rFonts w:ascii="Consolas" w:eastAsia="Consolas" w:hAnsi="Consolas" w:cs="Consolas"/>
+          <w:color w:val="0E7A34"/>
+          <w:sz w:val="17"/>
+        </w:rPr>
+        <w:t xml:space="preserve">                &lt;td&gt;{student.name}&lt;/td&gt;</w:t>
+      </w:r>
+    </w:p>
+    <w:p>
+      <w:pPr>
+        <w:pBdr>
+          <w:left w:val="single" w:sz="12" w:space="6" w:color="B7C3D4"/>
+        </w:pBdr>
+        <w:shd w:val="clear" w:color="auto" w:fill="F2F4F7"/>
+        <w:spacing w:line="250" w:lineRule="auto"/>
+        <w:ind w:left="180" w:right="180"/>
+      </w:pPr>
+      <w:r>
+        <w:rPr>
+          <w:rFonts w:ascii="Consolas" w:eastAsia="Consolas" w:hAnsi="Consolas" w:cs="Consolas"/>
+          <w:color w:val="0E7A34"/>
+          <w:sz w:val="17"/>
+        </w:rPr>
+        <w:t xml:space="preserve">                &lt;td&gt;{student.studentNumber}&lt;/td&gt;</w:t>
+      </w:r>
+    </w:p>
+    <w:p>
+      <w:pPr>
+        <w:pBdr>
+          <w:left w:val="single" w:sz="12" w:space="6" w:color="B7C3D4"/>
+        </w:pBdr>
+        <w:shd w:val="clear" w:color="auto" w:fill="F2F4F7"/>
+        <w:spacing w:line="250" w:lineRule="auto"/>
+        <w:ind w:left="180" w:right="180"/>
+      </w:pPr>
+      <w:r>
+        <w:rPr>
+          <w:rFonts w:ascii="Consolas" w:eastAsia="Consolas" w:hAnsi="Consolas" w:cs="Consolas"/>
+          <w:color w:val="0E7A34"/>
+          <w:sz w:val="17"/>
+        </w:rPr>
+        <w:t xml:space="preserve">                &lt;td&gt;{student.detail?.address ?? "-"}&lt;/td&gt;</w:t>
+      </w:r>
+    </w:p>
+    <w:p>
+      <w:pPr>
+        <w:pBdr>
+          <w:left w:val="single" w:sz="12" w:space="6" w:color="B7C3D4"/>
+        </w:pBdr>
+        <w:shd w:val="clear" w:color="auto" w:fill="F2F4F7"/>
+        <w:spacing w:line="250" w:lineRule="auto"/>
+        <w:ind w:left="180" w:right="180"/>
+      </w:pPr>
+      <w:r>
+        <w:rPr>
+          <w:rFonts w:ascii="Consolas" w:eastAsia="Consolas" w:hAnsi="Consolas" w:cs="Consolas"/>
+          <w:color w:val="0E7A34"/>
+          <w:sz w:val="17"/>
+        </w:rPr>
+        <w:t xml:space="preserve">                &lt;td&gt;{student.detail?.phoneNumber ?? "-"}&lt;/td&gt;</w:t>
+      </w:r>
+    </w:p>
+    <w:p>
+      <w:pPr>
+        <w:pBdr>
+          <w:left w:val="single" w:sz="12" w:space="6" w:color="B7C3D4"/>
+        </w:pBdr>
+        <w:shd w:val="clear" w:color="auto" w:fill="F2F4F7"/>
+        <w:spacing w:line="250" w:lineRule="auto"/>
+        <w:ind w:left="180" w:right="180"/>
+      </w:pPr>
+      <w:r>
+        <w:rPr>
+          <w:rFonts w:ascii="Consolas" w:eastAsia="Consolas" w:hAnsi="Consolas" w:cs="Consolas"/>
+          <w:color w:val="0E7A34"/>
+          <w:sz w:val="17"/>
+        </w:rPr>
+        <w:t xml:space="preserve">                &lt;td&gt;{student.detail?.email ?? "-"}&lt;/td&gt;</w:t>
+      </w:r>
+    </w:p>
+    <w:p>
+      <w:pPr>
+        <w:pBdr>
+          <w:left w:val="single" w:sz="12" w:space="6" w:color="B7C3D4"/>
+        </w:pBdr>
+        <w:shd w:val="clear" w:color="auto" w:fill="F2F4F7"/>
+        <w:spacing w:line="250" w:lineRule="auto"/>
+        <w:ind w:left="180" w:right="180"/>
+      </w:pPr>
+      <w:r>
+        <w:rPr>
+          <w:rFonts w:ascii="Consolas" w:eastAsia="Consolas" w:hAnsi="Consolas" w:cs="Consolas"/>
+          <w:color w:val="0E7A34"/>
+          <w:sz w:val="17"/>
+        </w:rPr>
+        <w:t xml:space="preserve">                &lt;td&gt;{student.detail?.dateOfBirth ?? "-"}&lt;/td&gt;</w:t>
+      </w:r>
+    </w:p>
+    <w:p>
+      <w:pPr>
+        <w:pBdr>
+          <w:left w:val="single" w:sz="12" w:space="6" w:color="B7C3D4"/>
+        </w:pBdr>
+        <w:shd w:val="clear" w:color="auto" w:fill="F2F4F7"/>
+        <w:spacing w:line="250" w:lineRule="auto"/>
+        <w:ind w:left="180" w:right="180"/>
+      </w:pPr>
+      <w:r>
+        <w:rPr>
+          <w:rFonts w:ascii="Consolas" w:eastAsia="Consolas" w:hAnsi="Consolas" w:cs="Consolas"/>
+          <w:color w:val="0E7A34"/>
+          <w:sz w:val="17"/>
+        </w:rPr>
+        <w:t xml:space="preserve">                &lt;td&gt;</w:t>
+      </w:r>
+    </w:p>
+    <w:p>
+      <w:pPr>
+        <w:pBdr>
+          <w:left w:val="single" w:sz="12" w:space="6" w:color="B7C3D4"/>
+        </w:pBdr>
+        <w:shd w:val="clear" w:color="auto" w:fill="F2F4F7"/>
+        <w:spacing w:line="250" w:lineRule="auto"/>
+        <w:ind w:left="180" w:right="180"/>
+      </w:pPr>
+      <w:r>
+        <w:rPr>
+          <w:rFonts w:ascii="Consolas" w:eastAsia="Consolas" w:hAnsi="Consolas" w:cs="Consolas"/>
+          <w:color w:val="0E7A34"/>
+          <w:sz w:val="17"/>
+        </w:rPr>
+        <w:t xml:space="preserve">                    {/* data-id 도 Number(id) 도 필요 없다. id 를 그대로 넘긴다.</w:t>
+      </w:r>
+    </w:p>
+    <w:p>
+      <w:pPr>
+        <w:pBdr>
+          <w:left w:val="single" w:sz="12" w:space="6" w:color="B7C3D4"/>
+        </w:pBdr>
+        <w:shd w:val="clear" w:color="auto" w:fill="F2F4F7"/>
+        <w:spacing w:line="250" w:lineRule="auto"/>
+        <w:ind w:left="180" w:right="180"/>
+      </w:pPr>
+      <w:r>
+        <w:rPr>
+          <w:rFonts w:ascii="Consolas" w:eastAsia="Consolas" w:hAnsi="Consolas" w:cs="Consolas"/>
+          <w:color w:val="0E7A34"/>
+          <w:sz w:val="17"/>
+        </w:rPr>
+        <w:t xml:space="preserve">                        onClick 에는 함수를 "넘겨야" 한다. onEdit(student.id) 라고</w:t>
+      </w:r>
+    </w:p>
+    <w:p>
+      <w:pPr>
+        <w:pBdr>
+          <w:left w:val="single" w:sz="12" w:space="6" w:color="B7C3D4"/>
+        </w:pBdr>
+        <w:shd w:val="clear" w:color="auto" w:fill="F2F4F7"/>
+        <w:spacing w:line="250" w:lineRule="auto"/>
+        <w:ind w:left="180" w:right="180"/>
+      </w:pPr>
+      <w:r>
+        <w:rPr>
+          <w:rFonts w:ascii="Consolas" w:eastAsia="Consolas" w:hAnsi="Consolas" w:cs="Consolas"/>
+          <w:color w:val="0E7A34"/>
+          <w:sz w:val="17"/>
+        </w:rPr>
+        <w:t xml:space="preserve">                        쓰면 그리는 순간 바로 실행되므로 () =&gt; 로 감싼다. */}</w:t>
+      </w:r>
+    </w:p>
+    <w:p>
+      <w:pPr>
+        <w:pBdr>
+          <w:left w:val="single" w:sz="12" w:space="6" w:color="B7C3D4"/>
+        </w:pBdr>
+        <w:shd w:val="clear" w:color="auto" w:fill="F2F4F7"/>
+        <w:spacing w:line="250" w:lineRule="auto"/>
+        <w:ind w:left="180" w:right="180"/>
+      </w:pPr>
+      <w:r>
+        <w:rPr>
+          <w:rFonts w:ascii="Consolas" w:eastAsia="Consolas" w:hAnsi="Consolas" w:cs="Consolas"/>
+          <w:color w:val="0E7A34"/>
+          <w:sz w:val="17"/>
+        </w:rPr>
+        <w:t xml:space="preserve">                    &lt;button type="button" className="edit-btn"</w:t>
+      </w:r>
+    </w:p>
+    <w:p>
+      <w:pPr>
+        <w:pBdr>
+          <w:left w:val="single" w:sz="12" w:space="6" w:color="B7C3D4"/>
+        </w:pBdr>
+        <w:shd w:val="clear" w:color="auto" w:fill="F2F4F7"/>
+        <w:spacing w:line="250" w:lineRule="auto"/>
+        <w:ind w:left="180" w:right="180"/>
+      </w:pPr>
+      <w:r>
+        <w:rPr>
+          <w:rFonts w:ascii="Consolas" w:eastAsia="Consolas" w:hAnsi="Consolas" w:cs="Consolas"/>
+          <w:color w:val="0E7A34"/>
+          <w:sz w:val="17"/>
+        </w:rPr>
+        <w:t xml:space="preserve">                            onClick={() =&gt; onEdit(student.id)}&gt;수정&lt;/button&gt;</w:t>
+      </w:r>
+    </w:p>
+    <w:p>
+      <w:pPr>
+        <w:pBdr>
+          <w:left w:val="single" w:sz="12" w:space="6" w:color="B7C3D4"/>
+        </w:pBdr>
+        <w:shd w:val="clear" w:color="auto" w:fill="F2F4F7"/>
+        <w:spacing w:line="250" w:lineRule="auto"/>
+        <w:ind w:left="180" w:right="180"/>
+      </w:pPr>
+      <w:r>
+        <w:rPr>
+          <w:rFonts w:ascii="Consolas" w:eastAsia="Consolas" w:hAnsi="Consolas" w:cs="Consolas"/>
+          <w:color w:val="0E7A34"/>
+          <w:sz w:val="17"/>
+        </w:rPr>
+        <w:t xml:space="preserve">                    &lt;button type="button" className="delete-btn"</w:t>
+      </w:r>
+    </w:p>
+    <w:p>
+      <w:pPr>
+        <w:pBdr>
+          <w:left w:val="single" w:sz="12" w:space="6" w:color="B7C3D4"/>
+        </w:pBdr>
+        <w:shd w:val="clear" w:color="auto" w:fill="F2F4F7"/>
+        <w:spacing w:line="250" w:lineRule="auto"/>
+        <w:ind w:left="180" w:right="180"/>
+      </w:pPr>
+      <w:r>
+        <w:rPr>
+          <w:rFonts w:ascii="Consolas" w:eastAsia="Consolas" w:hAnsi="Consolas" w:cs="Consolas"/>
+          <w:color w:val="0E7A34"/>
+          <w:sz w:val="17"/>
+        </w:rPr>
+        <w:t xml:space="preserve">                            onClick={() =&gt; onDelete(student.id)}&gt;삭제&lt;/button&gt;</w:t>
+      </w:r>
+    </w:p>
+    <w:p>
+      <w:pPr>
+        <w:pBdr>
+          <w:left w:val="single" w:sz="12" w:space="6" w:color="B7C3D4"/>
+        </w:pBdr>
+        <w:shd w:val="clear" w:color="auto" w:fill="F2F4F7"/>
+        <w:spacing w:line="250" w:lineRule="auto"/>
+        <w:ind w:left="180" w:right="180"/>
+      </w:pPr>
+      <w:r>
+        <w:rPr>
+          <w:rFonts w:ascii="Consolas" w:eastAsia="Consolas" w:hAnsi="Consolas" w:cs="Consolas"/>
+          <w:color w:val="0E7A34"/>
+          <w:sz w:val="17"/>
+        </w:rPr>
+        <w:t xml:space="preserve">                &lt;/td&gt;</w:t>
+      </w:r>
+    </w:p>
+    <w:p>
+      <w:pPr>
+        <w:pBdr>
+          <w:left w:val="single" w:sz="12" w:space="6" w:color="B7C3D4"/>
+        </w:pBdr>
+        <w:shd w:val="clear" w:color="auto" w:fill="F2F4F7"/>
+        <w:spacing w:line="250" w:lineRule="auto"/>
+        <w:ind w:left="180" w:right="180"/>
+      </w:pPr>
+      <w:r>
+        <w:rPr>
+          <w:rFonts w:ascii="Consolas" w:eastAsia="Consolas" w:hAnsi="Consolas" w:cs="Consolas"/>
+          <w:color w:val="0E7A34"/>
+          <w:sz w:val="17"/>
+        </w:rPr>
+        <w:t xml:space="preserve">            &lt;/tr&gt;</w:t>
+      </w:r>
+    </w:p>
+    <w:p>
+      <w:pPr>
+        <w:pBdr>
+          <w:left w:val="single" w:sz="12" w:space="6" w:color="B7C3D4"/>
+        </w:pBdr>
+        <w:shd w:val="clear" w:color="auto" w:fill="F2F4F7"/>
+        <w:spacing w:line="250" w:lineRule="auto"/>
+        <w:ind w:left="180" w:right="180"/>
+      </w:pPr>
+      <w:r>
+        <w:rPr>
+          <w:rFonts w:ascii="Consolas" w:eastAsia="Consolas" w:hAnsi="Consolas" w:cs="Consolas"/>
+          <w:color w:val="0E7A34"/>
+          <w:sz w:val="17"/>
+        </w:rPr>
+        <w:t xml:space="preserve">        ));</w:t>
+      </w:r>
+    </w:p>
+    <w:p>
+      <w:pPr>
+        <w:pBdr>
+          <w:left w:val="single" w:sz="12" w:space="6" w:color="B7C3D4"/>
+        </w:pBdr>
+        <w:shd w:val="clear" w:color="auto" w:fill="F2F4F7"/>
+        <w:spacing w:line="250" w:lineRule="auto"/>
+        <w:ind w:left="180" w:right="180"/>
+      </w:pPr>
+      <w:r>
+        <w:rPr>
+          <w:rFonts w:ascii="Consolas" w:eastAsia="Consolas" w:hAnsi="Consolas" w:cs="Consolas"/>
+          <w:color w:val="0E7A34"/>
+          <w:sz w:val="17"/>
+        </w:rPr>
+        <w:t xml:space="preserve">    }</w:t>
+      </w:r>
+    </w:p>
+    <w:p>
+      <w:pPr>
+        <w:pBdr>
+          <w:left w:val="single" w:sz="12" w:space="6" w:color="B7C3D4"/>
+        </w:pBdr>
+        <w:shd w:val="clear" w:color="auto" w:fill="F2F4F7"/>
+        <w:spacing w:line="250" w:lineRule="auto"/>
+        <w:ind w:left="180" w:right="180"/>
+      </w:pPr>
+      <w:r>
+        <w:rPr>
+          <w:rFonts w:ascii="Consolas" w:eastAsia="Consolas" w:hAnsi="Consolas" w:cs="Consolas"/>
+          <w:color w:val="0E7A34"/>
+          <w:sz w:val="17"/>
+        </w:rPr>
+        <w:t xml:space="preserve"> </w:t>
       </w:r>
     </w:p>
     <w:p>
@@ -6160,6 +7330,24 @@
           <w:color w:val="0E7A34"/>
           <w:sz w:val="17"/>
         </w:rPr>
+        <w:t xml:space="preserve">            {/* 4부 setLoading() 대신 조건부 렌더링을 쓴다. */}</w:t>
+      </w:r>
+    </w:p>
+    <w:p>
+      <w:pPr>
+        <w:pBdr>
+          <w:left w:val="single" w:sz="12" w:space="6" w:color="B7C3D4"/>
+        </w:pBdr>
+        <w:shd w:val="clear" w:color="auto" w:fill="F2F4F7"/>
+        <w:spacing w:line="250" w:lineRule="auto"/>
+        <w:ind w:left="180" w:right="180"/>
+      </w:pPr>
+      <w:r>
+        <w:rPr>
+          <w:rFonts w:ascii="Consolas" w:eastAsia="Consolas" w:hAnsi="Consolas" w:cs="Consolas"/>
+          <w:color w:val="0E7A34"/>
+          <w:sz w:val="17"/>
+        </w:rPr>
         <w:t xml:space="preserve">            {loading &amp;&amp; &lt;div className="loading"&gt;로딩 중...&lt;/div&gt;}</w:t>
       </w:r>
     </w:p>
@@ -6214,295 +7402,205 @@
           <w:color w:val="0E7A34"/>
           <w:sz w:val="17"/>
         </w:rPr>
-        <w:t xml:space="preserve">                &lt;thead&gt;...&lt;/thead&gt;</w:t>
-      </w:r>
-    </w:p>
-    <w:p>
-      <w:pPr>
-        <w:pBdr>
-          <w:left w:val="single" w:sz="12" w:space="6" w:color="B7C3D4"/>
-        </w:pBdr>
-        <w:shd w:val="clear" w:color="auto" w:fill="F2F4F7"/>
-        <w:spacing w:line="250" w:lineRule="auto"/>
-        <w:ind w:left="180" w:right="180"/>
-      </w:pPr>
-      <w:r>
-        <w:rPr>
-          <w:rFonts w:ascii="Consolas" w:eastAsia="Consolas" w:hAnsi="Consolas" w:cs="Consolas"/>
-          <w:color w:val="0E7A34"/>
-          <w:sz w:val="17"/>
-        </w:rPr>
-        <w:t xml:space="preserve">                &lt;tbody&gt;</w:t>
-      </w:r>
-    </w:p>
-    <w:p>
-      <w:pPr>
-        <w:pBdr>
-          <w:left w:val="single" w:sz="12" w:space="6" w:color="B7C3D4"/>
-        </w:pBdr>
-        <w:shd w:val="clear" w:color="auto" w:fill="F2F4F7"/>
-        <w:spacing w:line="250" w:lineRule="auto"/>
-        <w:ind w:left="180" w:right="180"/>
-      </w:pPr>
-      <w:r>
-        <w:rPr>
-          <w:rFonts w:ascii="Consolas" w:eastAsia="Consolas" w:hAnsi="Consolas" w:cs="Consolas"/>
-          <w:color w:val="0E7A34"/>
-          <w:sz w:val="17"/>
-        </w:rPr>
-        <w:t xml:space="preserve">                    {students.map(({ id, name, studentNumber, detail }) =&gt; (</w:t>
-      </w:r>
-    </w:p>
-    <w:p>
-      <w:pPr>
-        <w:pBdr>
-          <w:left w:val="single" w:sz="12" w:space="6" w:color="B7C3D4"/>
-        </w:pBdr>
-        <w:shd w:val="clear" w:color="auto" w:fill="F2F4F7"/>
-        <w:spacing w:line="250" w:lineRule="auto"/>
-        <w:ind w:left="180" w:right="180"/>
-      </w:pPr>
-      <w:r>
-        <w:rPr>
-          <w:rFonts w:ascii="Consolas" w:eastAsia="Consolas" w:hAnsi="Consolas" w:cs="Consolas"/>
-          <w:color w:val="0E7A34"/>
-          <w:sz w:val="17"/>
-        </w:rPr>
-        <w:t xml:space="preserve">                        &lt;tr key={id}&gt;</w:t>
-      </w:r>
-    </w:p>
-    <w:p>
-      <w:pPr>
-        <w:pBdr>
-          <w:left w:val="single" w:sz="12" w:space="6" w:color="B7C3D4"/>
-        </w:pBdr>
-        <w:shd w:val="clear" w:color="auto" w:fill="F2F4F7"/>
-        <w:spacing w:line="250" w:lineRule="auto"/>
-        <w:ind w:left="180" w:right="180"/>
-      </w:pPr>
-      <w:r>
-        <w:rPr>
-          <w:rFonts w:ascii="Consolas" w:eastAsia="Consolas" w:hAnsi="Consolas" w:cs="Consolas"/>
-          <w:color w:val="0E7A34"/>
-          <w:sz w:val="17"/>
-        </w:rPr>
-        <w:t xml:space="preserve">                            &lt;td&gt;{name}&lt;/td&gt;</w:t>
-      </w:r>
-    </w:p>
-    <w:p>
-      <w:pPr>
-        <w:pBdr>
-          <w:left w:val="single" w:sz="12" w:space="6" w:color="B7C3D4"/>
-        </w:pBdr>
-        <w:shd w:val="clear" w:color="auto" w:fill="F2F4F7"/>
-        <w:spacing w:line="250" w:lineRule="auto"/>
-        <w:ind w:left="180" w:right="180"/>
-      </w:pPr>
-      <w:r>
-        <w:rPr>
-          <w:rFonts w:ascii="Consolas" w:eastAsia="Consolas" w:hAnsi="Consolas" w:cs="Consolas"/>
-          <w:color w:val="0E7A34"/>
-          <w:sz w:val="17"/>
-        </w:rPr>
-        <w:t xml:space="preserve">                            &lt;td&gt;{studentNumber}&lt;/td&gt;</w:t>
-      </w:r>
-    </w:p>
-    <w:p>
-      <w:pPr>
-        <w:pBdr>
-          <w:left w:val="single" w:sz="12" w:space="6" w:color="B7C3D4"/>
-        </w:pBdr>
-        <w:shd w:val="clear" w:color="auto" w:fill="F2F4F7"/>
-        <w:spacing w:line="250" w:lineRule="auto"/>
-        <w:ind w:left="180" w:right="180"/>
-      </w:pPr>
-      <w:r>
-        <w:rPr>
-          <w:rFonts w:ascii="Consolas" w:eastAsia="Consolas" w:hAnsi="Consolas" w:cs="Consolas"/>
-          <w:color w:val="0E7A34"/>
-          <w:sz w:val="17"/>
-        </w:rPr>
-        <w:t xml:space="preserve">                            &lt;td&gt;{detail?.address ?? "-"}&lt;/td&gt;</w:t>
-      </w:r>
-    </w:p>
-    <w:p>
-      <w:pPr>
-        <w:pBdr>
-          <w:left w:val="single" w:sz="12" w:space="6" w:color="B7C3D4"/>
-        </w:pBdr>
-        <w:shd w:val="clear" w:color="auto" w:fill="F2F4F7"/>
-        <w:spacing w:line="250" w:lineRule="auto"/>
-        <w:ind w:left="180" w:right="180"/>
-      </w:pPr>
-      <w:r>
-        <w:rPr>
-          <w:rFonts w:ascii="Consolas" w:eastAsia="Consolas" w:hAnsi="Consolas" w:cs="Consolas"/>
-          <w:color w:val="0E7A34"/>
-          <w:sz w:val="17"/>
-        </w:rPr>
-        <w:t xml:space="preserve">                            ...</w:t>
-      </w:r>
-    </w:p>
-    <w:p>
-      <w:pPr>
-        <w:pBdr>
-          <w:left w:val="single" w:sz="12" w:space="6" w:color="B7C3D4"/>
-        </w:pBdr>
-        <w:shd w:val="clear" w:color="auto" w:fill="F2F4F7"/>
-        <w:spacing w:line="250" w:lineRule="auto"/>
-        <w:ind w:left="180" w:right="180"/>
-      </w:pPr>
-      <w:r>
-        <w:rPr>
-          <w:rFonts w:ascii="Consolas" w:eastAsia="Consolas" w:hAnsi="Consolas" w:cs="Consolas"/>
-          <w:color w:val="0E7A34"/>
-          <w:sz w:val="17"/>
-        </w:rPr>
-        <w:t xml:space="preserve">                            &lt;td&gt;</w:t>
-      </w:r>
-    </w:p>
-    <w:p>
-      <w:pPr>
-        <w:pBdr>
-          <w:left w:val="single" w:sz="12" w:space="6" w:color="B7C3D4"/>
-        </w:pBdr>
-        <w:shd w:val="clear" w:color="auto" w:fill="F2F4F7"/>
-        <w:spacing w:line="250" w:lineRule="auto"/>
-        <w:ind w:left="180" w:right="180"/>
-      </w:pPr>
-      <w:r>
-        <w:rPr>
-          <w:rFonts w:ascii="Consolas" w:eastAsia="Consolas" w:hAnsi="Consolas" w:cs="Consolas"/>
-          <w:color w:val="0E7A34"/>
-          <w:sz w:val="17"/>
-        </w:rPr>
-        <w:t xml:space="preserve">                                &lt;button type="button" className="edit-btn"</w:t>
-      </w:r>
-    </w:p>
-    <w:p>
-      <w:pPr>
-        <w:pBdr>
-          <w:left w:val="single" w:sz="12" w:space="6" w:color="B7C3D4"/>
-        </w:pBdr>
-        <w:shd w:val="clear" w:color="auto" w:fill="F2F4F7"/>
-        <w:spacing w:line="250" w:lineRule="auto"/>
-        <w:ind w:left="180" w:right="180"/>
-      </w:pPr>
-      <w:r>
-        <w:rPr>
-          <w:rFonts w:ascii="Consolas" w:eastAsia="Consolas" w:hAnsi="Consolas" w:cs="Consolas"/>
-          <w:color w:val="0E7A34"/>
-          <w:sz w:val="17"/>
-        </w:rPr>
-        <w:t xml:space="preserve">                                        onClick={() =&gt; onEdit(id)}&gt;수정&lt;/button&gt;</w:t>
-      </w:r>
-    </w:p>
-    <w:p>
-      <w:pPr>
-        <w:pBdr>
-          <w:left w:val="single" w:sz="12" w:space="6" w:color="B7C3D4"/>
-        </w:pBdr>
-        <w:shd w:val="clear" w:color="auto" w:fill="F2F4F7"/>
-        <w:spacing w:line="250" w:lineRule="auto"/>
-        <w:ind w:left="180" w:right="180"/>
-      </w:pPr>
-      <w:r>
-        <w:rPr>
-          <w:rFonts w:ascii="Consolas" w:eastAsia="Consolas" w:hAnsi="Consolas" w:cs="Consolas"/>
-          <w:color w:val="0E7A34"/>
-          <w:sz w:val="17"/>
-        </w:rPr>
-        <w:t xml:space="preserve">                                &lt;button type="button" className="delete-btn"</w:t>
-      </w:r>
-    </w:p>
-    <w:p>
-      <w:pPr>
-        <w:pBdr>
-          <w:left w:val="single" w:sz="12" w:space="6" w:color="B7C3D4"/>
-        </w:pBdr>
-        <w:shd w:val="clear" w:color="auto" w:fill="F2F4F7"/>
-        <w:spacing w:line="250" w:lineRule="auto"/>
-        <w:ind w:left="180" w:right="180"/>
-      </w:pPr>
-      <w:r>
-        <w:rPr>
-          <w:rFonts w:ascii="Consolas" w:eastAsia="Consolas" w:hAnsi="Consolas" w:cs="Consolas"/>
-          <w:color w:val="0E7A34"/>
-          <w:sz w:val="17"/>
-        </w:rPr>
-        <w:t xml:space="preserve">                                        onClick={() =&gt; onDelete(id)}&gt;삭제&lt;/button&gt;</w:t>
-      </w:r>
-    </w:p>
-    <w:p>
-      <w:pPr>
-        <w:pBdr>
-          <w:left w:val="single" w:sz="12" w:space="6" w:color="B7C3D4"/>
-        </w:pBdr>
-        <w:shd w:val="clear" w:color="auto" w:fill="F2F4F7"/>
-        <w:spacing w:line="250" w:lineRule="auto"/>
-        <w:ind w:left="180" w:right="180"/>
-      </w:pPr>
-      <w:r>
-        <w:rPr>
-          <w:rFonts w:ascii="Consolas" w:eastAsia="Consolas" w:hAnsi="Consolas" w:cs="Consolas"/>
-          <w:color w:val="0E7A34"/>
-          <w:sz w:val="17"/>
-        </w:rPr>
-        <w:t xml:space="preserve">                            &lt;/td&gt;</w:t>
-      </w:r>
-    </w:p>
-    <w:p>
-      <w:pPr>
-        <w:pBdr>
-          <w:left w:val="single" w:sz="12" w:space="6" w:color="B7C3D4"/>
-        </w:pBdr>
-        <w:shd w:val="clear" w:color="auto" w:fill="F2F4F7"/>
-        <w:spacing w:line="250" w:lineRule="auto"/>
-        <w:ind w:left="180" w:right="180"/>
-      </w:pPr>
-      <w:r>
-        <w:rPr>
-          <w:rFonts w:ascii="Consolas" w:eastAsia="Consolas" w:hAnsi="Consolas" w:cs="Consolas"/>
-          <w:color w:val="0E7A34"/>
-          <w:sz w:val="17"/>
-        </w:rPr>
-        <w:t xml:space="preserve">                        &lt;/tr&gt;</w:t>
-      </w:r>
-    </w:p>
-    <w:p>
-      <w:pPr>
-        <w:pBdr>
-          <w:left w:val="single" w:sz="12" w:space="6" w:color="B7C3D4"/>
-        </w:pBdr>
-        <w:shd w:val="clear" w:color="auto" w:fill="F2F4F7"/>
-        <w:spacing w:line="250" w:lineRule="auto"/>
-        <w:ind w:left="180" w:right="180"/>
-      </w:pPr>
-      <w:r>
-        <w:rPr>
-          <w:rFonts w:ascii="Consolas" w:eastAsia="Consolas" w:hAnsi="Consolas" w:cs="Consolas"/>
-          <w:color w:val="0E7A34"/>
-          <w:sz w:val="17"/>
-        </w:rPr>
-        <w:t xml:space="preserve">                    ))}</w:t>
-      </w:r>
-    </w:p>
-    <w:p>
-      <w:pPr>
-        <w:pBdr>
-          <w:left w:val="single" w:sz="12" w:space="6" w:color="B7C3D4"/>
-        </w:pBdr>
-        <w:shd w:val="clear" w:color="auto" w:fill="F2F4F7"/>
-        <w:spacing w:line="250" w:lineRule="auto"/>
-        <w:ind w:left="180" w:right="180"/>
-      </w:pPr>
-      <w:r>
-        <w:rPr>
-          <w:rFonts w:ascii="Consolas" w:eastAsia="Consolas" w:hAnsi="Consolas" w:cs="Consolas"/>
-          <w:color w:val="0E7A34"/>
-          <w:sz w:val="17"/>
-        </w:rPr>
-        <w:t xml:space="preserve">                &lt;/tbody&gt;</w:t>
+        <w:t xml:space="preserve">                &lt;thead&gt;</w:t>
+      </w:r>
+    </w:p>
+    <w:p>
+      <w:pPr>
+        <w:pBdr>
+          <w:left w:val="single" w:sz="12" w:space="6" w:color="B7C3D4"/>
+        </w:pBdr>
+        <w:shd w:val="clear" w:color="auto" w:fill="F2F4F7"/>
+        <w:spacing w:line="250" w:lineRule="auto"/>
+        <w:ind w:left="180" w:right="180"/>
+      </w:pPr>
+      <w:r>
+        <w:rPr>
+          <w:rFonts w:ascii="Consolas" w:eastAsia="Consolas" w:hAnsi="Consolas" w:cs="Consolas"/>
+          <w:color w:val="0E7A34"/>
+          <w:sz w:val="17"/>
+        </w:rPr>
+        <w:t xml:space="preserve">                    &lt;tr&gt;</w:t>
+      </w:r>
+    </w:p>
+    <w:p>
+      <w:pPr>
+        <w:pBdr>
+          <w:left w:val="single" w:sz="12" w:space="6" w:color="B7C3D4"/>
+        </w:pBdr>
+        <w:shd w:val="clear" w:color="auto" w:fill="F2F4F7"/>
+        <w:spacing w:line="250" w:lineRule="auto"/>
+        <w:ind w:left="180" w:right="180"/>
+      </w:pPr>
+      <w:r>
+        <w:rPr>
+          <w:rFonts w:ascii="Consolas" w:eastAsia="Consolas" w:hAnsi="Consolas" w:cs="Consolas"/>
+          <w:color w:val="0E7A34"/>
+          <w:sz w:val="17"/>
+        </w:rPr>
+        <w:t xml:space="preserve">                        &lt;th&gt;이름&lt;/th&gt;</w:t>
+      </w:r>
+    </w:p>
+    <w:p>
+      <w:pPr>
+        <w:pBdr>
+          <w:left w:val="single" w:sz="12" w:space="6" w:color="B7C3D4"/>
+        </w:pBdr>
+        <w:shd w:val="clear" w:color="auto" w:fill="F2F4F7"/>
+        <w:spacing w:line="250" w:lineRule="auto"/>
+        <w:ind w:left="180" w:right="180"/>
+      </w:pPr>
+      <w:r>
+        <w:rPr>
+          <w:rFonts w:ascii="Consolas" w:eastAsia="Consolas" w:hAnsi="Consolas" w:cs="Consolas"/>
+          <w:color w:val="0E7A34"/>
+          <w:sz w:val="17"/>
+        </w:rPr>
+        <w:t xml:space="preserve">                        &lt;th&gt;학번&lt;/th&gt;</w:t>
+      </w:r>
+    </w:p>
+    <w:p>
+      <w:pPr>
+        <w:pBdr>
+          <w:left w:val="single" w:sz="12" w:space="6" w:color="B7C3D4"/>
+        </w:pBdr>
+        <w:shd w:val="clear" w:color="auto" w:fill="F2F4F7"/>
+        <w:spacing w:line="250" w:lineRule="auto"/>
+        <w:ind w:left="180" w:right="180"/>
+      </w:pPr>
+      <w:r>
+        <w:rPr>
+          <w:rFonts w:ascii="Consolas" w:eastAsia="Consolas" w:hAnsi="Consolas" w:cs="Consolas"/>
+          <w:color w:val="0E7A34"/>
+          <w:sz w:val="17"/>
+        </w:rPr>
+        <w:t xml:space="preserve">                        &lt;th&gt;주소&lt;/th&gt;</w:t>
+      </w:r>
+    </w:p>
+    <w:p>
+      <w:pPr>
+        <w:pBdr>
+          <w:left w:val="single" w:sz="12" w:space="6" w:color="B7C3D4"/>
+        </w:pBdr>
+        <w:shd w:val="clear" w:color="auto" w:fill="F2F4F7"/>
+        <w:spacing w:line="250" w:lineRule="auto"/>
+        <w:ind w:left="180" w:right="180"/>
+      </w:pPr>
+      <w:r>
+        <w:rPr>
+          <w:rFonts w:ascii="Consolas" w:eastAsia="Consolas" w:hAnsi="Consolas" w:cs="Consolas"/>
+          <w:color w:val="0E7A34"/>
+          <w:sz w:val="17"/>
+        </w:rPr>
+        <w:t xml:space="preserve">                        &lt;th&gt;전화번호&lt;/th&gt;</w:t>
+      </w:r>
+    </w:p>
+    <w:p>
+      <w:pPr>
+        <w:pBdr>
+          <w:left w:val="single" w:sz="12" w:space="6" w:color="B7C3D4"/>
+        </w:pBdr>
+        <w:shd w:val="clear" w:color="auto" w:fill="F2F4F7"/>
+        <w:spacing w:line="250" w:lineRule="auto"/>
+        <w:ind w:left="180" w:right="180"/>
+      </w:pPr>
+      <w:r>
+        <w:rPr>
+          <w:rFonts w:ascii="Consolas" w:eastAsia="Consolas" w:hAnsi="Consolas" w:cs="Consolas"/>
+          <w:color w:val="0E7A34"/>
+          <w:sz w:val="17"/>
+        </w:rPr>
+        <w:t xml:space="preserve">                        &lt;th&gt;이메일&lt;/th&gt;</w:t>
+      </w:r>
+    </w:p>
+    <w:p>
+      <w:pPr>
+        <w:pBdr>
+          <w:left w:val="single" w:sz="12" w:space="6" w:color="B7C3D4"/>
+        </w:pBdr>
+        <w:shd w:val="clear" w:color="auto" w:fill="F2F4F7"/>
+        <w:spacing w:line="250" w:lineRule="auto"/>
+        <w:ind w:left="180" w:right="180"/>
+      </w:pPr>
+      <w:r>
+        <w:rPr>
+          <w:rFonts w:ascii="Consolas" w:eastAsia="Consolas" w:hAnsi="Consolas" w:cs="Consolas"/>
+          <w:color w:val="0E7A34"/>
+          <w:sz w:val="17"/>
+        </w:rPr>
+        <w:t xml:space="preserve">                        &lt;th&gt;생년월일&lt;/th&gt;</w:t>
+      </w:r>
+    </w:p>
+    <w:p>
+      <w:pPr>
+        <w:pBdr>
+          <w:left w:val="single" w:sz="12" w:space="6" w:color="B7C3D4"/>
+        </w:pBdr>
+        <w:shd w:val="clear" w:color="auto" w:fill="F2F4F7"/>
+        <w:spacing w:line="250" w:lineRule="auto"/>
+        <w:ind w:left="180" w:right="180"/>
+      </w:pPr>
+      <w:r>
+        <w:rPr>
+          <w:rFonts w:ascii="Consolas" w:eastAsia="Consolas" w:hAnsi="Consolas" w:cs="Consolas"/>
+          <w:color w:val="0E7A34"/>
+          <w:sz w:val="17"/>
+        </w:rPr>
+        <w:t xml:space="preserve">                        &lt;th&gt;액션&lt;/th&gt;</w:t>
+      </w:r>
+    </w:p>
+    <w:p>
+      <w:pPr>
+        <w:pBdr>
+          <w:left w:val="single" w:sz="12" w:space="6" w:color="B7C3D4"/>
+        </w:pBdr>
+        <w:shd w:val="clear" w:color="auto" w:fill="F2F4F7"/>
+        <w:spacing w:line="250" w:lineRule="auto"/>
+        <w:ind w:left="180" w:right="180"/>
+      </w:pPr>
+      <w:r>
+        <w:rPr>
+          <w:rFonts w:ascii="Consolas" w:eastAsia="Consolas" w:hAnsi="Consolas" w:cs="Consolas"/>
+          <w:color w:val="0E7A34"/>
+          <w:sz w:val="17"/>
+        </w:rPr>
+        <w:t xml:space="preserve">                    &lt;/tr&gt;</w:t>
+      </w:r>
+    </w:p>
+    <w:p>
+      <w:pPr>
+        <w:pBdr>
+          <w:left w:val="single" w:sz="12" w:space="6" w:color="B7C3D4"/>
+        </w:pBdr>
+        <w:shd w:val="clear" w:color="auto" w:fill="F2F4F7"/>
+        <w:spacing w:line="250" w:lineRule="auto"/>
+        <w:ind w:left="180" w:right="180"/>
+      </w:pPr>
+      <w:r>
+        <w:rPr>
+          <w:rFonts w:ascii="Consolas" w:eastAsia="Consolas" w:hAnsi="Consolas" w:cs="Consolas"/>
+          <w:color w:val="0E7A34"/>
+          <w:sz w:val="17"/>
+        </w:rPr>
+        <w:t xml:space="preserve">                &lt;/thead&gt;</w:t>
+      </w:r>
+    </w:p>
+    <w:p>
+      <w:pPr>
+        <w:pBdr>
+          <w:left w:val="single" w:sz="12" w:space="6" w:color="B7C3D4"/>
+        </w:pBdr>
+        <w:shd w:val="clear" w:color="auto" w:fill="F2F4F7"/>
+        <w:spacing w:line="250" w:lineRule="auto"/>
+        <w:ind w:left="180" w:right="180"/>
+      </w:pPr>
+      <w:r>
+        <w:rPr>
+          <w:rFonts w:ascii="Consolas" w:eastAsia="Consolas" w:hAnsi="Consolas" w:cs="Consolas"/>
+          <w:color w:val="0E7A34"/>
+          <w:sz w:val="17"/>
+        </w:rPr>
+        <w:t xml:space="preserve">                &lt;tbody&gt;{renderRows()}&lt;/tbody&gt;</w:t>
       </w:r>
     </w:p>
     <w:p>
@@ -6574,7 +7672,7 @@
           <w:color w:val="0E7A34"/>
           <w:sz w:val="17"/>
         </w:rPr>
-        <w:t>}</w:t>
+        <w:t xml:space="preserve">}</w:t>
       </w:r>
     </w:p>
     <w:p>
@@ -6610,7 +7708,7 @@
           <w:color w:val="0E7A34"/>
           <w:sz w:val="17"/>
         </w:rPr>
-        <w:t>export default StudentTable;</w:t>
+        <w:t xml:space="preserve">export default StudentTable;</w:t>
       </w:r>
     </w:p>
     <w:p>
@@ -6835,7 +7933,7 @@
           <w:color w:val="8A8F98"/>
           <w:sz w:val="17"/>
         </w:rPr>
-        <w:t>export function collectStudentData() {</w:t>
+        <w:t xml:space="preserve">export function collectStudentData() {</w:t>
       </w:r>
     </w:p>
     <w:p>
@@ -6853,7 +7951,7 @@
           <w:color w:val="8A8F98"/>
           <w:sz w:val="17"/>
         </w:rPr>
-        <w:t xml:space="preserve">    const { name, studentNumber, address, phoneNumber, email, dateOfBirth } =</w:t>
+        <w:t xml:space="preserve">    const formData = new FormData(studentForm);</w:t>
       </w:r>
     </w:p>
     <w:p>
@@ -6871,7 +7969,7 @@
           <w:color w:val="8A8F98"/>
           <w:sz w:val="17"/>
         </w:rPr>
-        <w:t xml:space="preserve">        Object.fromEntries(new FormData(studentForm).entries());</w:t>
+        <w:t xml:space="preserve"> </w:t>
       </w:r>
     </w:p>
     <w:p>
@@ -6889,6 +7987,168 @@
           <w:color w:val="8A8F98"/>
           <w:sz w:val="17"/>
         </w:rPr>
+        <w:t xml:space="preserve">    return {</w:t>
+      </w:r>
+    </w:p>
+    <w:p>
+      <w:pPr>
+        <w:pBdr>
+          <w:left w:val="single" w:sz="12" w:space="6" w:color="B7C3D4"/>
+        </w:pBdr>
+        <w:shd w:val="clear" w:color="auto" w:fill="F2F4F7"/>
+        <w:spacing w:line="250" w:lineRule="auto"/>
+        <w:ind w:left="180" w:right="180"/>
+      </w:pPr>
+      <w:r>
+        <w:rPr>
+          <w:rFonts w:ascii="Consolas" w:eastAsia="Consolas" w:hAnsi="Consolas" w:cs="Consolas"/>
+          <w:color w:val="8A8F98"/>
+          <w:sz w:val="17"/>
+        </w:rPr>
+        <w:t xml:space="preserve">        name: formData.get("name").trim(),        // DOM 에서 값을 꺼낸다</w:t>
+      </w:r>
+    </w:p>
+    <w:p>
+      <w:pPr>
+        <w:pBdr>
+          <w:left w:val="single" w:sz="12" w:space="6" w:color="B7C3D4"/>
+        </w:pBdr>
+        <w:shd w:val="clear" w:color="auto" w:fill="F2F4F7"/>
+        <w:spacing w:line="250" w:lineRule="auto"/>
+        <w:ind w:left="180" w:right="180"/>
+      </w:pPr>
+      <w:r>
+        <w:rPr>
+          <w:rFonts w:ascii="Consolas" w:eastAsia="Consolas" w:hAnsi="Consolas" w:cs="Consolas"/>
+          <w:color w:val="8A8F98"/>
+          <w:sz w:val="17"/>
+        </w:rPr>
+        <w:t xml:space="preserve">        ...</w:t>
+      </w:r>
+    </w:p>
+    <w:p>
+      <w:pPr>
+        <w:pBdr>
+          <w:left w:val="single" w:sz="12" w:space="6" w:color="B7C3D4"/>
+        </w:pBdr>
+        <w:shd w:val="clear" w:color="auto" w:fill="F2F4F7"/>
+        <w:spacing w:line="250" w:lineRule="auto"/>
+        <w:ind w:left="180" w:right="180"/>
+      </w:pPr>
+      <w:r>
+        <w:rPr>
+          <w:rFonts w:ascii="Consolas" w:eastAsia="Consolas" w:hAnsi="Consolas" w:cs="Consolas"/>
+          <w:color w:val="8A8F98"/>
+          <w:sz w:val="17"/>
+        </w:rPr>
+        <w:t xml:space="preserve">    };</w:t>
+      </w:r>
+    </w:p>
+    <w:p>
+      <w:pPr>
+        <w:pBdr>
+          <w:left w:val="single" w:sz="12" w:space="6" w:color="B7C3D4"/>
+        </w:pBdr>
+        <w:shd w:val="clear" w:color="auto" w:fill="F2F4F7"/>
+        <w:spacing w:line="250" w:lineRule="auto"/>
+        <w:ind w:left="180" w:right="180"/>
+      </w:pPr>
+      <w:r>
+        <w:rPr>
+          <w:rFonts w:ascii="Consolas" w:eastAsia="Consolas" w:hAnsi="Consolas" w:cs="Consolas"/>
+          <w:color w:val="8A8F98"/>
+          <w:sz w:val="17"/>
+        </w:rPr>
+        <w:t xml:space="preserve">}</w:t>
+      </w:r>
+    </w:p>
+    <w:p>
+      <w:pPr>
+        <w:pBdr>
+          <w:left w:val="single" w:sz="12" w:space="6" w:color="B7C3D4"/>
+        </w:pBdr>
+        <w:shd w:val="clear" w:color="auto" w:fill="F2F4F7"/>
+        <w:spacing w:line="250" w:lineRule="auto"/>
+        <w:ind w:left="180" w:right="180"/>
+      </w:pPr>
+      <w:r>
+        <w:rPr>
+          <w:rFonts w:ascii="Consolas" w:eastAsia="Consolas" w:hAnsi="Consolas" w:cs="Consolas"/>
+          <w:color w:val="8A8F98"/>
+          <w:sz w:val="17"/>
+        </w:rPr>
+        <w:t xml:space="preserve"> </w:t>
+      </w:r>
+    </w:p>
+    <w:p>
+      <w:pPr>
+        <w:pBdr>
+          <w:left w:val="single" w:sz="12" w:space="6" w:color="B7C3D4"/>
+        </w:pBdr>
+        <w:shd w:val="clear" w:color="auto" w:fill="F2F4F7"/>
+        <w:spacing w:line="250" w:lineRule="auto"/>
+        <w:ind w:left="180" w:right="180"/>
+      </w:pPr>
+      <w:r>
+        <w:rPr>
+          <w:rFonts w:ascii="Consolas" w:eastAsia="Consolas" w:hAnsi="Consolas" w:cs="Consolas"/>
+          <w:color w:val="8A8F98"/>
+          <w:sz w:val="17"/>
+        </w:rPr>
+        <w:t xml:space="preserve">export function fillForm(student) {</w:t>
+      </w:r>
+    </w:p>
+    <w:p>
+      <w:pPr>
+        <w:pBdr>
+          <w:left w:val="single" w:sz="12" w:space="6" w:color="B7C3D4"/>
+        </w:pBdr>
+        <w:shd w:val="clear" w:color="auto" w:fill="F2F4F7"/>
+        <w:spacing w:line="250" w:lineRule="auto"/>
+        <w:ind w:left="180" w:right="180"/>
+      </w:pPr>
+      <w:r>
+        <w:rPr>
+          <w:rFonts w:ascii="Consolas" w:eastAsia="Consolas" w:hAnsi="Consolas" w:cs="Consolas"/>
+          <w:color w:val="8A8F98"/>
+          <w:sz w:val="17"/>
+        </w:rPr>
+        <w:t xml:space="preserve">    studentForm.name.value = name;                 // 폼에 값을 밀어 넣는다</w:t>
+      </w:r>
+    </w:p>
+    <w:p>
+      <w:pPr>
+        <w:pBdr>
+          <w:left w:val="single" w:sz="12" w:space="6" w:color="B7C3D4"/>
+        </w:pBdr>
+        <w:shd w:val="clear" w:color="auto" w:fill="F2F4F7"/>
+        <w:spacing w:line="250" w:lineRule="auto"/>
+        <w:ind w:left="180" w:right="180"/>
+      </w:pPr>
+      <w:r>
+        <w:rPr>
+          <w:rFonts w:ascii="Consolas" w:eastAsia="Consolas" w:hAnsi="Consolas" w:cs="Consolas"/>
+          <w:color w:val="8A8F98"/>
+          <w:sz w:val="17"/>
+        </w:rPr>
+        <w:t xml:space="preserve">    studentForm.address.value = detail?.address ?? "";</w:t>
+      </w:r>
+    </w:p>
+    <w:p>
+      <w:pPr>
+        <w:pBdr>
+          <w:left w:val="single" w:sz="12" w:space="6" w:color="B7C3D4"/>
+        </w:pBdr>
+        <w:shd w:val="clear" w:color="auto" w:fill="F2F4F7"/>
+        <w:spacing w:line="250" w:lineRule="auto"/>
+        <w:ind w:left="180" w:right="180"/>
+      </w:pPr>
+      <w:r>
+        <w:rPr>
+          <w:rFonts w:ascii="Consolas" w:eastAsia="Consolas" w:hAnsi="Consolas" w:cs="Consolas"/>
+          <w:color w:val="8A8F98"/>
+          <w:sz w:val="17"/>
+        </w:rPr>
         <w:t xml:space="preserve">    ...</w:t>
       </w:r>
     </w:p>
@@ -6898,7 +8158,7 @@
           <w:left w:val="single" w:sz="12" w:space="6" w:color="B7C3D4"/>
         </w:pBdr>
         <w:shd w:val="clear" w:color="auto" w:fill="F2F4F7"/>
-        <w:spacing w:line="250" w:lineRule="auto"/>
+        <w:spacing w:after="160" w:line="250" w:lineRule="auto"/>
         <w:ind w:left="180" w:right="180"/>
       </w:pPr>
       <w:r>
@@ -6907,115 +8167,7 @@
           <w:color w:val="8A8F98"/>
           <w:sz w:val="17"/>
         </w:rPr>
-        <w:t>}</w:t>
-      </w:r>
-    </w:p>
-    <w:p>
-      <w:pPr>
-        <w:pBdr>
-          <w:left w:val="single" w:sz="12" w:space="6" w:color="B7C3D4"/>
-        </w:pBdr>
-        <w:shd w:val="clear" w:color="auto" w:fill="F2F4F7"/>
-        <w:spacing w:line="250" w:lineRule="auto"/>
-        <w:ind w:left="180" w:right="180"/>
-      </w:pPr>
-      <w:r>
-        <w:rPr>
-          <w:rFonts w:ascii="Consolas" w:eastAsia="Consolas" w:hAnsi="Consolas" w:cs="Consolas"/>
-          <w:color w:val="8A8F98"/>
-          <w:sz w:val="17"/>
-        </w:rPr>
-        <w:t xml:space="preserve"> </w:t>
-      </w:r>
-    </w:p>
-    <w:p>
-      <w:pPr>
-        <w:pBdr>
-          <w:left w:val="single" w:sz="12" w:space="6" w:color="B7C3D4"/>
-        </w:pBdr>
-        <w:shd w:val="clear" w:color="auto" w:fill="F2F4F7"/>
-        <w:spacing w:line="250" w:lineRule="auto"/>
-        <w:ind w:left="180" w:right="180"/>
-      </w:pPr>
-      <w:r>
-        <w:rPr>
-          <w:rFonts w:ascii="Consolas" w:eastAsia="Consolas" w:hAnsi="Consolas" w:cs="Consolas"/>
-          <w:color w:val="8A8F98"/>
-          <w:sz w:val="17"/>
-        </w:rPr>
-        <w:t>export function fillForm(student) {</w:t>
-      </w:r>
-    </w:p>
-    <w:p>
-      <w:pPr>
-        <w:pBdr>
-          <w:left w:val="single" w:sz="12" w:space="6" w:color="B7C3D4"/>
-        </w:pBdr>
-        <w:shd w:val="clear" w:color="auto" w:fill="F2F4F7"/>
-        <w:spacing w:line="250" w:lineRule="auto"/>
-        <w:ind w:left="180" w:right="180"/>
-      </w:pPr>
-      <w:r>
-        <w:rPr>
-          <w:rFonts w:ascii="Consolas" w:eastAsia="Consolas" w:hAnsi="Consolas" w:cs="Consolas"/>
-          <w:color w:val="8A8F98"/>
-          <w:sz w:val="17"/>
-        </w:rPr>
-        <w:t xml:space="preserve">    studentForm.name.value = name;                 // 폼에 값을 밀어 넣는다</w:t>
-      </w:r>
-    </w:p>
-    <w:p>
-      <w:pPr>
-        <w:pBdr>
-          <w:left w:val="single" w:sz="12" w:space="6" w:color="B7C3D4"/>
-        </w:pBdr>
-        <w:shd w:val="clear" w:color="auto" w:fill="F2F4F7"/>
-        <w:spacing w:line="250" w:lineRule="auto"/>
-        <w:ind w:left="180" w:right="180"/>
-      </w:pPr>
-      <w:r>
-        <w:rPr>
-          <w:rFonts w:ascii="Consolas" w:eastAsia="Consolas" w:hAnsi="Consolas" w:cs="Consolas"/>
-          <w:color w:val="8A8F98"/>
-          <w:sz w:val="17"/>
-        </w:rPr>
-        <w:t xml:space="preserve">    studentForm.address.value = detail?.address ?? "";</w:t>
-      </w:r>
-    </w:p>
-    <w:p>
-      <w:pPr>
-        <w:pBdr>
-          <w:left w:val="single" w:sz="12" w:space="6" w:color="B7C3D4"/>
-        </w:pBdr>
-        <w:shd w:val="clear" w:color="auto" w:fill="F2F4F7"/>
-        <w:spacing w:line="250" w:lineRule="auto"/>
-        <w:ind w:left="180" w:right="180"/>
-      </w:pPr>
-      <w:r>
-        <w:rPr>
-          <w:rFonts w:ascii="Consolas" w:eastAsia="Consolas" w:hAnsi="Consolas" w:cs="Consolas"/>
-          <w:color w:val="8A8F98"/>
-          <w:sz w:val="17"/>
-        </w:rPr>
-        <w:t xml:space="preserve">    ...</w:t>
-      </w:r>
-    </w:p>
-    <w:p>
-      <w:pPr>
-        <w:pBdr>
-          <w:left w:val="single" w:sz="12" w:space="6" w:color="B7C3D4"/>
-        </w:pBdr>
-        <w:shd w:val="clear" w:color="auto" w:fill="F2F4F7"/>
-        <w:spacing w:after="160" w:line="250" w:lineRule="auto"/>
-        <w:ind w:left="180" w:right="180"/>
-      </w:pPr>
-      <w:r>
-        <w:rPr>
-          <w:rFonts w:ascii="Consolas" w:eastAsia="Consolas" w:hAnsi="Consolas" w:cs="Consolas"/>
-          <w:color w:val="8A8F98"/>
-          <w:sz w:val="17"/>
-        </w:rPr>
-        <w:t>}</w:t>
+        <w:t xml:space="preserve">}</w:t>
       </w:r>
     </w:p>
     <w:p>
@@ -7050,6 +8202,7 @@
     </w:p>
     <w:p>
       <w:pPr>
+        <w:pageBreakBefore/>
         <w:spacing w:before="140"/>
       </w:pPr>
       <w:r>
@@ -7086,61 +8239,169 @@
           <w:color w:val="0E7A34"/>
           <w:sz w:val="17"/>
         </w:rPr>
-        <w:t>export const EMPTY_FORM = {</w:t>
-      </w:r>
-    </w:p>
-    <w:p>
-      <w:pPr>
-        <w:pBdr>
-          <w:left w:val="single" w:sz="12" w:space="6" w:color="B7C3D4"/>
-        </w:pBdr>
-        <w:shd w:val="clear" w:color="auto" w:fill="F2F4F7"/>
-        <w:spacing w:line="250" w:lineRule="auto"/>
-        <w:ind w:left="180" w:right="180"/>
-      </w:pPr>
-      <w:r>
-        <w:rPr>
-          <w:rFonts w:ascii="Consolas" w:eastAsia="Consolas" w:hAnsi="Consolas" w:cs="Consolas"/>
-          <w:color w:val="0E7A34"/>
-          <w:sz w:val="17"/>
-        </w:rPr>
-        <w:t xml:space="preserve">    name: "", studentNumber: "", address: "",</w:t>
-      </w:r>
-    </w:p>
-    <w:p>
-      <w:pPr>
-        <w:pBdr>
-          <w:left w:val="single" w:sz="12" w:space="6" w:color="B7C3D4"/>
-        </w:pBdr>
-        <w:shd w:val="clear" w:color="auto" w:fill="F2F4F7"/>
-        <w:spacing w:line="250" w:lineRule="auto"/>
-        <w:ind w:left="180" w:right="180"/>
-      </w:pPr>
-      <w:r>
-        <w:rPr>
-          <w:rFonts w:ascii="Consolas" w:eastAsia="Consolas" w:hAnsi="Consolas" w:cs="Consolas"/>
-          <w:color w:val="0E7A34"/>
-          <w:sz w:val="17"/>
-        </w:rPr>
-        <w:t xml:space="preserve">    phoneNumber: "", email: "", dateOfBirth: "",</w:t>
-      </w:r>
-    </w:p>
-    <w:p>
-      <w:pPr>
-        <w:pBdr>
-          <w:left w:val="single" w:sz="12" w:space="6" w:color="B7C3D4"/>
-        </w:pBdr>
-        <w:shd w:val="clear" w:color="auto" w:fill="F2F4F7"/>
-        <w:spacing w:line="250" w:lineRule="auto"/>
-        <w:ind w:left="180" w:right="180"/>
-      </w:pPr>
-      <w:r>
-        <w:rPr>
-          <w:rFonts w:ascii="Consolas" w:eastAsia="Consolas" w:hAnsi="Consolas" w:cs="Consolas"/>
-          <w:color w:val="0E7A34"/>
-          <w:sz w:val="17"/>
-        </w:rPr>
-        <w:t>};</w:t>
+        <w:t xml:space="preserve">// 등록 모드의 빈 폼. 폼을 되돌릴 때도 이 값을 쓴다.</w:t>
+      </w:r>
+    </w:p>
+    <w:p>
+      <w:pPr>
+        <w:pBdr>
+          <w:left w:val="single" w:sz="12" w:space="6" w:color="B7C3D4"/>
+        </w:pBdr>
+        <w:shd w:val="clear" w:color="auto" w:fill="F2F4F7"/>
+        <w:spacing w:line="250" w:lineRule="auto"/>
+        <w:ind w:left="180" w:right="180"/>
+      </w:pPr>
+      <w:r>
+        <w:rPr>
+          <w:rFonts w:ascii="Consolas" w:eastAsia="Consolas" w:hAnsi="Consolas" w:cs="Consolas"/>
+          <w:color w:val="0E7A34"/>
+          <w:sz w:val="17"/>
+        </w:rPr>
+        <w:t xml:space="preserve">// 입력칸 여섯 개의 이름이 여기에 모여 있다.</w:t>
+      </w:r>
+    </w:p>
+    <w:p>
+      <w:pPr>
+        <w:pBdr>
+          <w:left w:val="single" w:sz="12" w:space="6" w:color="B7C3D4"/>
+        </w:pBdr>
+        <w:shd w:val="clear" w:color="auto" w:fill="F2F4F7"/>
+        <w:spacing w:line="250" w:lineRule="auto"/>
+        <w:ind w:left="180" w:right="180"/>
+      </w:pPr>
+      <w:r>
+        <w:rPr>
+          <w:rFonts w:ascii="Consolas" w:eastAsia="Consolas" w:hAnsi="Consolas" w:cs="Consolas"/>
+          <w:color w:val="0E7A34"/>
+          <w:sz w:val="17"/>
+        </w:rPr>
+        <w:t xml:space="preserve">export const EMPTY_FORM = {</w:t>
+      </w:r>
+    </w:p>
+    <w:p>
+      <w:pPr>
+        <w:pBdr>
+          <w:left w:val="single" w:sz="12" w:space="6" w:color="B7C3D4"/>
+        </w:pBdr>
+        <w:shd w:val="clear" w:color="auto" w:fill="F2F4F7"/>
+        <w:spacing w:line="250" w:lineRule="auto"/>
+        <w:ind w:left="180" w:right="180"/>
+      </w:pPr>
+      <w:r>
+        <w:rPr>
+          <w:rFonts w:ascii="Consolas" w:eastAsia="Consolas" w:hAnsi="Consolas" w:cs="Consolas"/>
+          <w:color w:val="0E7A34"/>
+          <w:sz w:val="17"/>
+        </w:rPr>
+        <w:t xml:space="preserve">    name: "",</w:t>
+      </w:r>
+    </w:p>
+    <w:p>
+      <w:pPr>
+        <w:pBdr>
+          <w:left w:val="single" w:sz="12" w:space="6" w:color="B7C3D4"/>
+        </w:pBdr>
+        <w:shd w:val="clear" w:color="auto" w:fill="F2F4F7"/>
+        <w:spacing w:line="250" w:lineRule="auto"/>
+        <w:ind w:left="180" w:right="180"/>
+      </w:pPr>
+      <w:r>
+        <w:rPr>
+          <w:rFonts w:ascii="Consolas" w:eastAsia="Consolas" w:hAnsi="Consolas" w:cs="Consolas"/>
+          <w:color w:val="0E7A34"/>
+          <w:sz w:val="17"/>
+        </w:rPr>
+        <w:t xml:space="preserve">    studentNumber: "",</w:t>
+      </w:r>
+    </w:p>
+    <w:p>
+      <w:pPr>
+        <w:pBdr>
+          <w:left w:val="single" w:sz="12" w:space="6" w:color="B7C3D4"/>
+        </w:pBdr>
+        <w:shd w:val="clear" w:color="auto" w:fill="F2F4F7"/>
+        <w:spacing w:line="250" w:lineRule="auto"/>
+        <w:ind w:left="180" w:right="180"/>
+      </w:pPr>
+      <w:r>
+        <w:rPr>
+          <w:rFonts w:ascii="Consolas" w:eastAsia="Consolas" w:hAnsi="Consolas" w:cs="Consolas"/>
+          <w:color w:val="0E7A34"/>
+          <w:sz w:val="17"/>
+        </w:rPr>
+        <w:t xml:space="preserve">    address: "",</w:t>
+      </w:r>
+    </w:p>
+    <w:p>
+      <w:pPr>
+        <w:pBdr>
+          <w:left w:val="single" w:sz="12" w:space="6" w:color="B7C3D4"/>
+        </w:pBdr>
+        <w:shd w:val="clear" w:color="auto" w:fill="F2F4F7"/>
+        <w:spacing w:line="250" w:lineRule="auto"/>
+        <w:ind w:left="180" w:right="180"/>
+      </w:pPr>
+      <w:r>
+        <w:rPr>
+          <w:rFonts w:ascii="Consolas" w:eastAsia="Consolas" w:hAnsi="Consolas" w:cs="Consolas"/>
+          <w:color w:val="0E7A34"/>
+          <w:sz w:val="17"/>
+        </w:rPr>
+        <w:t xml:space="preserve">    phoneNumber: "",</w:t>
+      </w:r>
+    </w:p>
+    <w:p>
+      <w:pPr>
+        <w:pBdr>
+          <w:left w:val="single" w:sz="12" w:space="6" w:color="B7C3D4"/>
+        </w:pBdr>
+        <w:shd w:val="clear" w:color="auto" w:fill="F2F4F7"/>
+        <w:spacing w:line="250" w:lineRule="auto"/>
+        <w:ind w:left="180" w:right="180"/>
+      </w:pPr>
+      <w:r>
+        <w:rPr>
+          <w:rFonts w:ascii="Consolas" w:eastAsia="Consolas" w:hAnsi="Consolas" w:cs="Consolas"/>
+          <w:color w:val="0E7A34"/>
+          <w:sz w:val="17"/>
+        </w:rPr>
+        <w:t xml:space="preserve">    email: "",</w:t>
+      </w:r>
+    </w:p>
+    <w:p>
+      <w:pPr>
+        <w:pBdr>
+          <w:left w:val="single" w:sz="12" w:space="6" w:color="B7C3D4"/>
+        </w:pBdr>
+        <w:shd w:val="clear" w:color="auto" w:fill="F2F4F7"/>
+        <w:spacing w:line="250" w:lineRule="auto"/>
+        <w:ind w:left="180" w:right="180"/>
+      </w:pPr>
+      <w:r>
+        <w:rPr>
+          <w:rFonts w:ascii="Consolas" w:eastAsia="Consolas" w:hAnsi="Consolas" w:cs="Consolas"/>
+          <w:color w:val="0E7A34"/>
+          <w:sz w:val="17"/>
+        </w:rPr>
+        <w:t xml:space="preserve">    dateOfBirth: "",</w:t>
+      </w:r>
+    </w:p>
+    <w:p>
+      <w:pPr>
+        <w:pBdr>
+          <w:left w:val="single" w:sz="12" w:space="6" w:color="B7C3D4"/>
+        </w:pBdr>
+        <w:shd w:val="clear" w:color="auto" w:fill="F2F4F7"/>
+        <w:spacing w:line="250" w:lineRule="auto"/>
+        <w:ind w:left="180" w:right="180"/>
+      </w:pPr>
+      <w:r>
+        <w:rPr>
+          <w:rFonts w:ascii="Consolas" w:eastAsia="Consolas" w:hAnsi="Consolas" w:cs="Consolas"/>
+          <w:color w:val="0E7A34"/>
+          <w:sz w:val="17"/>
+        </w:rPr>
+        <w:t xml:space="preserve">};</w:t>
       </w:r>
     </w:p>
     <w:p>
@@ -7176,25 +8437,259 @@
           <w:color w:val="0E7A34"/>
           <w:sz w:val="17"/>
         </w:rPr>
-        <w:t>/** 폼 state → 서버가 받는 구조 (4부 collectStudentData) */</w:t>
-      </w:r>
-    </w:p>
-    <w:p>
-      <w:pPr>
-        <w:pBdr>
-          <w:left w:val="single" w:sz="12" w:space="6" w:color="B7C3D4"/>
-        </w:pBdr>
-        <w:shd w:val="clear" w:color="auto" w:fill="F2F4F7"/>
-        <w:spacing w:line="250" w:lineRule="auto"/>
-        <w:ind w:left="180" w:right="180"/>
-      </w:pPr>
-      <w:r>
-        <w:rPr>
-          <w:rFonts w:ascii="Consolas" w:eastAsia="Consolas" w:hAnsi="Consolas" w:cs="Consolas"/>
-          <w:color w:val="0E7A34"/>
-          <w:sz w:val="17"/>
-        </w:rPr>
-        <w:t>export function toRequest(form) { ... }</w:t>
+        <w:t xml:space="preserve">// 폼 state 를 서버가 받는 구조로 바꾼다.</w:t>
+      </w:r>
+    </w:p>
+    <w:p>
+      <w:pPr>
+        <w:pBdr>
+          <w:left w:val="single" w:sz="12" w:space="6" w:color="B7C3D4"/>
+        </w:pBdr>
+        <w:shd w:val="clear" w:color="auto" w:fill="F2F4F7"/>
+        <w:spacing w:line="250" w:lineRule="auto"/>
+        <w:ind w:left="180" w:right="180"/>
+      </w:pPr>
+      <w:r>
+        <w:rPr>
+          <w:rFonts w:ascii="Consolas" w:eastAsia="Consolas" w:hAnsi="Consolas" w:cs="Consolas"/>
+          <w:color w:val="0E7A34"/>
+          <w:sz w:val="17"/>
+        </w:rPr>
+        <w:t xml:space="preserve">// 4부에서 FormData 로 하던 일인데, 이제 값이 form 객체에 이미 있다.</w:t>
+      </w:r>
+    </w:p>
+    <w:p>
+      <w:pPr>
+        <w:pBdr>
+          <w:left w:val="single" w:sz="12" w:space="6" w:color="B7C3D4"/>
+        </w:pBdr>
+        <w:shd w:val="clear" w:color="auto" w:fill="F2F4F7"/>
+        <w:spacing w:line="250" w:lineRule="auto"/>
+        <w:ind w:left="180" w:right="180"/>
+      </w:pPr>
+      <w:r>
+        <w:rPr>
+          <w:rFonts w:ascii="Consolas" w:eastAsia="Consolas" w:hAnsi="Consolas" w:cs="Consolas"/>
+          <w:color w:val="0E7A34"/>
+          <w:sz w:val="17"/>
+        </w:rPr>
+        <w:t xml:space="preserve">export function toRequest(form) {</w:t>
+      </w:r>
+    </w:p>
+    <w:p>
+      <w:pPr>
+        <w:pBdr>
+          <w:left w:val="single" w:sz="12" w:space="6" w:color="B7C3D4"/>
+        </w:pBdr>
+        <w:shd w:val="clear" w:color="auto" w:fill="F2F4F7"/>
+        <w:spacing w:line="250" w:lineRule="auto"/>
+        <w:ind w:left="180" w:right="180"/>
+      </w:pPr>
+      <w:r>
+        <w:rPr>
+          <w:rFonts w:ascii="Consolas" w:eastAsia="Consolas" w:hAnsi="Consolas" w:cs="Consolas"/>
+          <w:color w:val="0E7A34"/>
+          <w:sz w:val="17"/>
+        </w:rPr>
+        <w:t xml:space="preserve">    return {</w:t>
+      </w:r>
+    </w:p>
+    <w:p>
+      <w:pPr>
+        <w:pBdr>
+          <w:left w:val="single" w:sz="12" w:space="6" w:color="B7C3D4"/>
+        </w:pBdr>
+        <w:shd w:val="clear" w:color="auto" w:fill="F2F4F7"/>
+        <w:spacing w:line="250" w:lineRule="auto"/>
+        <w:ind w:left="180" w:right="180"/>
+      </w:pPr>
+      <w:r>
+        <w:rPr>
+          <w:rFonts w:ascii="Consolas" w:eastAsia="Consolas" w:hAnsi="Consolas" w:cs="Consolas"/>
+          <w:color w:val="0E7A34"/>
+          <w:sz w:val="17"/>
+        </w:rPr>
+        <w:t xml:space="preserve">        name: form.name.trim(),</w:t>
+      </w:r>
+    </w:p>
+    <w:p>
+      <w:pPr>
+        <w:pBdr>
+          <w:left w:val="single" w:sz="12" w:space="6" w:color="B7C3D4"/>
+        </w:pBdr>
+        <w:shd w:val="clear" w:color="auto" w:fill="F2F4F7"/>
+        <w:spacing w:line="250" w:lineRule="auto"/>
+        <w:ind w:left="180" w:right="180"/>
+      </w:pPr>
+      <w:r>
+        <w:rPr>
+          <w:rFonts w:ascii="Consolas" w:eastAsia="Consolas" w:hAnsi="Consolas" w:cs="Consolas"/>
+          <w:color w:val="0E7A34"/>
+          <w:sz w:val="17"/>
+        </w:rPr>
+        <w:t xml:space="preserve">        studentNumber: form.studentNumber.trim(),</w:t>
+      </w:r>
+    </w:p>
+    <w:p>
+      <w:pPr>
+        <w:pBdr>
+          <w:left w:val="single" w:sz="12" w:space="6" w:color="B7C3D4"/>
+        </w:pBdr>
+        <w:shd w:val="clear" w:color="auto" w:fill="F2F4F7"/>
+        <w:spacing w:line="250" w:lineRule="auto"/>
+        <w:ind w:left="180" w:right="180"/>
+      </w:pPr>
+      <w:r>
+        <w:rPr>
+          <w:rFonts w:ascii="Consolas" w:eastAsia="Consolas" w:hAnsi="Consolas" w:cs="Consolas"/>
+          <w:color w:val="0E7A34"/>
+          <w:sz w:val="17"/>
+        </w:rPr>
+        <w:t xml:space="preserve">        detailRequest: {</w:t>
+      </w:r>
+    </w:p>
+    <w:p>
+      <w:pPr>
+        <w:pBdr>
+          <w:left w:val="single" w:sz="12" w:space="6" w:color="B7C3D4"/>
+        </w:pBdr>
+        <w:shd w:val="clear" w:color="auto" w:fill="F2F4F7"/>
+        <w:spacing w:line="250" w:lineRule="auto"/>
+        <w:ind w:left="180" w:right="180"/>
+      </w:pPr>
+      <w:r>
+        <w:rPr>
+          <w:rFonts w:ascii="Consolas" w:eastAsia="Consolas" w:hAnsi="Consolas" w:cs="Consolas"/>
+          <w:color w:val="0E7A34"/>
+          <w:sz w:val="17"/>
+        </w:rPr>
+        <w:t xml:space="preserve">            address: form.address.trim(),</w:t>
+      </w:r>
+    </w:p>
+    <w:p>
+      <w:pPr>
+        <w:pBdr>
+          <w:left w:val="single" w:sz="12" w:space="6" w:color="B7C3D4"/>
+        </w:pBdr>
+        <w:shd w:val="clear" w:color="auto" w:fill="F2F4F7"/>
+        <w:spacing w:line="250" w:lineRule="auto"/>
+        <w:ind w:left="180" w:right="180"/>
+      </w:pPr>
+      <w:r>
+        <w:rPr>
+          <w:rFonts w:ascii="Consolas" w:eastAsia="Consolas" w:hAnsi="Consolas" w:cs="Consolas"/>
+          <w:color w:val="0E7A34"/>
+          <w:sz w:val="17"/>
+        </w:rPr>
+        <w:t xml:space="preserve">            phoneNumber: form.phoneNumber.trim(),</w:t>
+      </w:r>
+    </w:p>
+    <w:p>
+      <w:pPr>
+        <w:pBdr>
+          <w:left w:val="single" w:sz="12" w:space="6" w:color="B7C3D4"/>
+        </w:pBdr>
+        <w:shd w:val="clear" w:color="auto" w:fill="F2F4F7"/>
+        <w:spacing w:line="250" w:lineRule="auto"/>
+        <w:ind w:left="180" w:right="180"/>
+      </w:pPr>
+      <w:r>
+        <w:rPr>
+          <w:rFonts w:ascii="Consolas" w:eastAsia="Consolas" w:hAnsi="Consolas" w:cs="Consolas"/>
+          <w:color w:val="0E7A34"/>
+          <w:sz w:val="17"/>
+        </w:rPr>
+        <w:t xml:space="preserve">            // 빈 문자열("")도 걸러야 하므로 여기서는 ?? 가 아니라 || 를 쓴다.</w:t>
+      </w:r>
+    </w:p>
+    <w:p>
+      <w:pPr>
+        <w:pBdr>
+          <w:left w:val="single" w:sz="12" w:space="6" w:color="B7C3D4"/>
+        </w:pBdr>
+        <w:shd w:val="clear" w:color="auto" w:fill="F2F4F7"/>
+        <w:spacing w:line="250" w:lineRule="auto"/>
+        <w:ind w:left="180" w:right="180"/>
+      </w:pPr>
+      <w:r>
+        <w:rPr>
+          <w:rFonts w:ascii="Consolas" w:eastAsia="Consolas" w:hAnsi="Consolas" w:cs="Consolas"/>
+          <w:color w:val="0E7A34"/>
+          <w:sz w:val="17"/>
+        </w:rPr>
+        <w:t xml:space="preserve">            email: form.email.trim() || null,</w:t>
+      </w:r>
+    </w:p>
+    <w:p>
+      <w:pPr>
+        <w:pBdr>
+          <w:left w:val="single" w:sz="12" w:space="6" w:color="B7C3D4"/>
+        </w:pBdr>
+        <w:shd w:val="clear" w:color="auto" w:fill="F2F4F7"/>
+        <w:spacing w:line="250" w:lineRule="auto"/>
+        <w:ind w:left="180" w:right="180"/>
+      </w:pPr>
+      <w:r>
+        <w:rPr>
+          <w:rFonts w:ascii="Consolas" w:eastAsia="Consolas" w:hAnsi="Consolas" w:cs="Consolas"/>
+          <w:color w:val="0E7A34"/>
+          <w:sz w:val="17"/>
+        </w:rPr>
+        <w:t xml:space="preserve">            dateOfBirth: form.dateOfBirth || null,</w:t>
+      </w:r>
+    </w:p>
+    <w:p>
+      <w:pPr>
+        <w:pBdr>
+          <w:left w:val="single" w:sz="12" w:space="6" w:color="B7C3D4"/>
+        </w:pBdr>
+        <w:shd w:val="clear" w:color="auto" w:fill="F2F4F7"/>
+        <w:spacing w:line="250" w:lineRule="auto"/>
+        <w:ind w:left="180" w:right="180"/>
+      </w:pPr>
+      <w:r>
+        <w:rPr>
+          <w:rFonts w:ascii="Consolas" w:eastAsia="Consolas" w:hAnsi="Consolas" w:cs="Consolas"/>
+          <w:color w:val="0E7A34"/>
+          <w:sz w:val="17"/>
+        </w:rPr>
+        <w:t xml:space="preserve">        },</w:t>
+      </w:r>
+    </w:p>
+    <w:p>
+      <w:pPr>
+        <w:pBdr>
+          <w:left w:val="single" w:sz="12" w:space="6" w:color="B7C3D4"/>
+        </w:pBdr>
+        <w:shd w:val="clear" w:color="auto" w:fill="F2F4F7"/>
+        <w:spacing w:line="250" w:lineRule="auto"/>
+        <w:ind w:left="180" w:right="180"/>
+      </w:pPr>
+      <w:r>
+        <w:rPr>
+          <w:rFonts w:ascii="Consolas" w:eastAsia="Consolas" w:hAnsi="Consolas" w:cs="Consolas"/>
+          <w:color w:val="0E7A34"/>
+          <w:sz w:val="17"/>
+        </w:rPr>
+        <w:t xml:space="preserve">    };</w:t>
+      </w:r>
+    </w:p>
+    <w:p>
+      <w:pPr>
+        <w:pBdr>
+          <w:left w:val="single" w:sz="12" w:space="6" w:color="B7C3D4"/>
+        </w:pBdr>
+        <w:shd w:val="clear" w:color="auto" w:fill="F2F4F7"/>
+        <w:spacing w:line="250" w:lineRule="auto"/>
+        <w:ind w:left="180" w:right="180"/>
+      </w:pPr>
+      <w:r>
+        <w:rPr>
+          <w:rFonts w:ascii="Consolas" w:eastAsia="Consolas" w:hAnsi="Consolas" w:cs="Consolas"/>
+          <w:color w:val="0E7A34"/>
+          <w:sz w:val="17"/>
+        </w:rPr>
+        <w:t xml:space="preserve">}</w:t>
       </w:r>
     </w:p>
     <w:p>
@@ -7230,7 +8725,295 @@
           <w:color w:val="0E7A34"/>
           <w:sz w:val="17"/>
         </w:rPr>
-        <w:t>/** 서버 응답 → 폼 state (4부 fillForm) */</w:t>
+        <w:t xml:space="preserve">// 서버에서 받은 학생 정보를 폼 state 모양으로 바꾼다.</w:t>
+      </w:r>
+    </w:p>
+    <w:p>
+      <w:pPr>
+        <w:pBdr>
+          <w:left w:val="single" w:sz="12" w:space="6" w:color="B7C3D4"/>
+        </w:pBdr>
+        <w:shd w:val="clear" w:color="auto" w:fill="F2F4F7"/>
+        <w:spacing w:line="250" w:lineRule="auto"/>
+        <w:ind w:left="180" w:right="180"/>
+      </w:pPr>
+      <w:r>
+        <w:rPr>
+          <w:rFonts w:ascii="Consolas" w:eastAsia="Consolas" w:hAnsi="Consolas" w:cs="Consolas"/>
+          <w:color w:val="0E7A34"/>
+          <w:sz w:val="17"/>
+        </w:rPr>
+        <w:t xml:space="preserve">// 수정 버튼을 눌렀을 때 쓴다.</w:t>
+      </w:r>
+    </w:p>
+    <w:p>
+      <w:pPr>
+        <w:pBdr>
+          <w:left w:val="single" w:sz="12" w:space="6" w:color="B7C3D4"/>
+        </w:pBdr>
+        <w:shd w:val="clear" w:color="auto" w:fill="F2F4F7"/>
+        <w:spacing w:line="250" w:lineRule="auto"/>
+        <w:ind w:left="180" w:right="180"/>
+      </w:pPr>
+      <w:r>
+        <w:rPr>
+          <w:rFonts w:ascii="Consolas" w:eastAsia="Consolas" w:hAnsi="Consolas" w:cs="Consolas"/>
+          <w:color w:val="0E7A34"/>
+          <w:sz w:val="17"/>
+        </w:rPr>
+        <w:t xml:space="preserve">export function toFormValues(student) {</w:t>
+      </w:r>
+    </w:p>
+    <w:p>
+      <w:pPr>
+        <w:pBdr>
+          <w:left w:val="single" w:sz="12" w:space="6" w:color="B7C3D4"/>
+        </w:pBdr>
+        <w:shd w:val="clear" w:color="auto" w:fill="F2F4F7"/>
+        <w:spacing w:line="250" w:lineRule="auto"/>
+        <w:ind w:left="180" w:right="180"/>
+      </w:pPr>
+      <w:r>
+        <w:rPr>
+          <w:rFonts w:ascii="Consolas" w:eastAsia="Consolas" w:hAnsi="Consolas" w:cs="Consolas"/>
+          <w:color w:val="0E7A34"/>
+          <w:sz w:val="17"/>
+        </w:rPr>
+        <w:t xml:space="preserve">    const detail = student.detail;</w:t>
+      </w:r>
+    </w:p>
+    <w:p>
+      <w:pPr>
+        <w:pBdr>
+          <w:left w:val="single" w:sz="12" w:space="6" w:color="B7C3D4"/>
+        </w:pBdr>
+        <w:shd w:val="clear" w:color="auto" w:fill="F2F4F7"/>
+        <w:spacing w:line="250" w:lineRule="auto"/>
+        <w:ind w:left="180" w:right="180"/>
+      </w:pPr>
+      <w:r>
+        <w:rPr>
+          <w:rFonts w:ascii="Consolas" w:eastAsia="Consolas" w:hAnsi="Consolas" w:cs="Consolas"/>
+          <w:color w:val="0E7A34"/>
+          <w:sz w:val="17"/>
+        </w:rPr>
+        <w:t xml:space="preserve"> </w:t>
+      </w:r>
+    </w:p>
+    <w:p>
+      <w:pPr>
+        <w:pBdr>
+          <w:left w:val="single" w:sz="12" w:space="6" w:color="B7C3D4"/>
+        </w:pBdr>
+        <w:shd w:val="clear" w:color="auto" w:fill="F2F4F7"/>
+        <w:spacing w:line="250" w:lineRule="auto"/>
+        <w:ind w:left="180" w:right="180"/>
+      </w:pPr>
+      <w:r>
+        <w:rPr>
+          <w:rFonts w:ascii="Consolas" w:eastAsia="Consolas" w:hAnsi="Consolas" w:cs="Consolas"/>
+          <w:color w:val="0E7A34"/>
+          <w:sz w:val="17"/>
+        </w:rPr>
+        <w:t xml:space="preserve">    // input 의 value 에 undefined 를 넣으면 React 가 경고를 낸다.</w:t>
+      </w:r>
+    </w:p>
+    <w:p>
+      <w:pPr>
+        <w:pBdr>
+          <w:left w:val="single" w:sz="12" w:space="6" w:color="B7C3D4"/>
+        </w:pBdr>
+        <w:shd w:val="clear" w:color="auto" w:fill="F2F4F7"/>
+        <w:spacing w:line="250" w:lineRule="auto"/>
+        <w:ind w:left="180" w:right="180"/>
+      </w:pPr>
+      <w:r>
+        <w:rPr>
+          <w:rFonts w:ascii="Consolas" w:eastAsia="Consolas" w:hAnsi="Consolas" w:cs="Consolas"/>
+          <w:color w:val="0E7A34"/>
+          <w:sz w:val="17"/>
+        </w:rPr>
+        <w:t xml:space="preserve">    // 그래서 값이 없을 때는 반드시 빈 문자열로 바꿔 준다.</w:t>
+      </w:r>
+    </w:p>
+    <w:p>
+      <w:pPr>
+        <w:pBdr>
+          <w:left w:val="single" w:sz="12" w:space="6" w:color="B7C3D4"/>
+        </w:pBdr>
+        <w:shd w:val="clear" w:color="auto" w:fill="F2F4F7"/>
+        <w:spacing w:line="250" w:lineRule="auto"/>
+        <w:ind w:left="180" w:right="180"/>
+      </w:pPr>
+      <w:r>
+        <w:rPr>
+          <w:rFonts w:ascii="Consolas" w:eastAsia="Consolas" w:hAnsi="Consolas" w:cs="Consolas"/>
+          <w:color w:val="0E7A34"/>
+          <w:sz w:val="17"/>
+        </w:rPr>
+        <w:t xml:space="preserve">    //   detail?.address  detail 이 없으면 거기서 멈추고 undefined</w:t>
+      </w:r>
+    </w:p>
+    <w:p>
+      <w:pPr>
+        <w:pBdr>
+          <w:left w:val="single" w:sz="12" w:space="6" w:color="B7C3D4"/>
+        </w:pBdr>
+        <w:shd w:val="clear" w:color="auto" w:fill="F2F4F7"/>
+        <w:spacing w:line="250" w:lineRule="auto"/>
+        <w:ind w:left="180" w:right="180"/>
+      </w:pPr>
+      <w:r>
+        <w:rPr>
+          <w:rFonts w:ascii="Consolas" w:eastAsia="Consolas" w:hAnsi="Consolas" w:cs="Consolas"/>
+          <w:color w:val="0E7A34"/>
+          <w:sz w:val="17"/>
+        </w:rPr>
+        <w:t xml:space="preserve">    //   ?? ""            그 undefined 를 빈 문자열로 바꾼다</w:t>
+      </w:r>
+    </w:p>
+    <w:p>
+      <w:pPr>
+        <w:pBdr>
+          <w:left w:val="single" w:sz="12" w:space="6" w:color="B7C3D4"/>
+        </w:pBdr>
+        <w:shd w:val="clear" w:color="auto" w:fill="F2F4F7"/>
+        <w:spacing w:line="250" w:lineRule="auto"/>
+        <w:ind w:left="180" w:right="180"/>
+      </w:pPr>
+      <w:r>
+        <w:rPr>
+          <w:rFonts w:ascii="Consolas" w:eastAsia="Consolas" w:hAnsi="Consolas" w:cs="Consolas"/>
+          <w:color w:val="0E7A34"/>
+          <w:sz w:val="17"/>
+        </w:rPr>
+        <w:t xml:space="preserve">    return {</w:t>
+      </w:r>
+    </w:p>
+    <w:p>
+      <w:pPr>
+        <w:pBdr>
+          <w:left w:val="single" w:sz="12" w:space="6" w:color="B7C3D4"/>
+        </w:pBdr>
+        <w:shd w:val="clear" w:color="auto" w:fill="F2F4F7"/>
+        <w:spacing w:line="250" w:lineRule="auto"/>
+        <w:ind w:left="180" w:right="180"/>
+      </w:pPr>
+      <w:r>
+        <w:rPr>
+          <w:rFonts w:ascii="Consolas" w:eastAsia="Consolas" w:hAnsi="Consolas" w:cs="Consolas"/>
+          <w:color w:val="0E7A34"/>
+          <w:sz w:val="17"/>
+        </w:rPr>
+        <w:t xml:space="preserve">        name: student.name ?? "",</w:t>
+      </w:r>
+    </w:p>
+    <w:p>
+      <w:pPr>
+        <w:pBdr>
+          <w:left w:val="single" w:sz="12" w:space="6" w:color="B7C3D4"/>
+        </w:pBdr>
+        <w:shd w:val="clear" w:color="auto" w:fill="F2F4F7"/>
+        <w:spacing w:line="250" w:lineRule="auto"/>
+        <w:ind w:left="180" w:right="180"/>
+      </w:pPr>
+      <w:r>
+        <w:rPr>
+          <w:rFonts w:ascii="Consolas" w:eastAsia="Consolas" w:hAnsi="Consolas" w:cs="Consolas"/>
+          <w:color w:val="0E7A34"/>
+          <w:sz w:val="17"/>
+        </w:rPr>
+        <w:t xml:space="preserve">        studentNumber: student.studentNumber ?? "",</w:t>
+      </w:r>
+    </w:p>
+    <w:p>
+      <w:pPr>
+        <w:pBdr>
+          <w:left w:val="single" w:sz="12" w:space="6" w:color="B7C3D4"/>
+        </w:pBdr>
+        <w:shd w:val="clear" w:color="auto" w:fill="F2F4F7"/>
+        <w:spacing w:line="250" w:lineRule="auto"/>
+        <w:ind w:left="180" w:right="180"/>
+      </w:pPr>
+      <w:r>
+        <w:rPr>
+          <w:rFonts w:ascii="Consolas" w:eastAsia="Consolas" w:hAnsi="Consolas" w:cs="Consolas"/>
+          <w:color w:val="0E7A34"/>
+          <w:sz w:val="17"/>
+        </w:rPr>
+        <w:t xml:space="preserve">        address: detail?.address ?? "",</w:t>
+      </w:r>
+    </w:p>
+    <w:p>
+      <w:pPr>
+        <w:pBdr>
+          <w:left w:val="single" w:sz="12" w:space="6" w:color="B7C3D4"/>
+        </w:pBdr>
+        <w:shd w:val="clear" w:color="auto" w:fill="F2F4F7"/>
+        <w:spacing w:line="250" w:lineRule="auto"/>
+        <w:ind w:left="180" w:right="180"/>
+      </w:pPr>
+      <w:r>
+        <w:rPr>
+          <w:rFonts w:ascii="Consolas" w:eastAsia="Consolas" w:hAnsi="Consolas" w:cs="Consolas"/>
+          <w:color w:val="0E7A34"/>
+          <w:sz w:val="17"/>
+        </w:rPr>
+        <w:t xml:space="preserve">        phoneNumber: detail?.phoneNumber ?? "",</w:t>
+      </w:r>
+    </w:p>
+    <w:p>
+      <w:pPr>
+        <w:pBdr>
+          <w:left w:val="single" w:sz="12" w:space="6" w:color="B7C3D4"/>
+        </w:pBdr>
+        <w:shd w:val="clear" w:color="auto" w:fill="F2F4F7"/>
+        <w:spacing w:line="250" w:lineRule="auto"/>
+        <w:ind w:left="180" w:right="180"/>
+      </w:pPr>
+      <w:r>
+        <w:rPr>
+          <w:rFonts w:ascii="Consolas" w:eastAsia="Consolas" w:hAnsi="Consolas" w:cs="Consolas"/>
+          <w:color w:val="0E7A34"/>
+          <w:sz w:val="17"/>
+        </w:rPr>
+        <w:t xml:space="preserve">        email: detail?.email ?? "",</w:t>
+      </w:r>
+    </w:p>
+    <w:p>
+      <w:pPr>
+        <w:pBdr>
+          <w:left w:val="single" w:sz="12" w:space="6" w:color="B7C3D4"/>
+        </w:pBdr>
+        <w:shd w:val="clear" w:color="auto" w:fill="F2F4F7"/>
+        <w:spacing w:line="250" w:lineRule="auto"/>
+        <w:ind w:left="180" w:right="180"/>
+      </w:pPr>
+      <w:r>
+        <w:rPr>
+          <w:rFonts w:ascii="Consolas" w:eastAsia="Consolas" w:hAnsi="Consolas" w:cs="Consolas"/>
+          <w:color w:val="0E7A34"/>
+          <w:sz w:val="17"/>
+        </w:rPr>
+        <w:t xml:space="preserve">        dateOfBirth: detail?.dateOfBirth ?? "",</w:t>
+      </w:r>
+    </w:p>
+    <w:p>
+      <w:pPr>
+        <w:pBdr>
+          <w:left w:val="single" w:sz="12" w:space="6" w:color="B7C3D4"/>
+        </w:pBdr>
+        <w:shd w:val="clear" w:color="auto" w:fill="F2F4F7"/>
+        <w:spacing w:line="250" w:lineRule="auto"/>
+        <w:ind w:left="180" w:right="180"/>
+      </w:pPr>
+      <w:r>
+        <w:rPr>
+          <w:rFonts w:ascii="Consolas" w:eastAsia="Consolas" w:hAnsi="Consolas" w:cs="Consolas"/>
+          <w:color w:val="0E7A34"/>
+          <w:sz w:val="17"/>
+        </w:rPr>
+        <w:t xml:space="preserve">    };</w:t>
       </w:r>
     </w:p>
     <w:p>
@@ -7248,7 +9031,7 @@
           <w:color w:val="0E7A34"/>
           <w:sz w:val="17"/>
         </w:rPr>
-        <w:t>export function toFormValues(student) { ... }</w:t>
+        <w:t xml:space="preserve">}</w:t>
       </w:r>
     </w:p>
     <w:p>
@@ -7295,43 +9078,169 @@
           <w:color w:val="0E7A34"/>
           <w:sz w:val="17"/>
         </w:rPr>
-        <w:t>function handleChange(name, value) {</w:t>
-      </w:r>
-    </w:p>
-    <w:p>
-      <w:pPr>
-        <w:pBdr>
-          <w:left w:val="single" w:sz="12" w:space="6" w:color="B7C3D4"/>
-        </w:pBdr>
-        <w:shd w:val="clear" w:color="auto" w:fill="F2F4F7"/>
-        <w:spacing w:line="250" w:lineRule="auto"/>
-        <w:ind w:left="180" w:right="180"/>
-      </w:pPr>
-      <w:r>
-        <w:rPr>
-          <w:rFonts w:ascii="Consolas" w:eastAsia="Consolas" w:hAnsi="Consolas" w:cs="Consolas"/>
-          <w:color w:val="0E7A34"/>
-          <w:sz w:val="17"/>
-        </w:rPr>
-        <w:t xml:space="preserve">    // 기존 값을 펼친 뒤 바뀐 칸만 덮어쓴다</w:t>
-      </w:r>
-    </w:p>
-    <w:p>
-      <w:pPr>
-        <w:pBdr>
-          <w:left w:val="single" w:sz="12" w:space="6" w:color="B7C3D4"/>
-        </w:pBdr>
-        <w:shd w:val="clear" w:color="auto" w:fill="F2F4F7"/>
-        <w:spacing w:line="250" w:lineRule="auto"/>
-        <w:ind w:left="180" w:right="180"/>
-      </w:pPr>
-      <w:r>
-        <w:rPr>
-          <w:rFonts w:ascii="Consolas" w:eastAsia="Consolas" w:hAnsi="Consolas" w:cs="Consolas"/>
-          <w:color w:val="0E7A34"/>
-          <w:sz w:val="17"/>
-        </w:rPr>
-        <w:t xml:space="preserve">    setForm((prev) =&gt; ({ ...prev, [name]: value }));</w:t>
+        <w:t xml:space="preserve">function handleChange(name, value) {</w:t>
+      </w:r>
+    </w:p>
+    <w:p>
+      <w:pPr>
+        <w:pBdr>
+          <w:left w:val="single" w:sz="12" w:space="6" w:color="B7C3D4"/>
+        </w:pBdr>
+        <w:shd w:val="clear" w:color="auto" w:fill="F2F4F7"/>
+        <w:spacing w:line="250" w:lineRule="auto"/>
+        <w:ind w:left="180" w:right="180"/>
+      </w:pPr>
+      <w:r>
+        <w:rPr>
+          <w:rFonts w:ascii="Consolas" w:eastAsia="Consolas" w:hAnsi="Consolas" w:cs="Consolas"/>
+          <w:color w:val="0E7A34"/>
+          <w:sz w:val="17"/>
+        </w:rPr>
+        <w:t xml:space="preserve">    // 기존 값을 그대로 복사한 새 객체를 만든다.</w:t>
+      </w:r>
+    </w:p>
+    <w:p>
+      <w:pPr>
+        <w:pBdr>
+          <w:left w:val="single" w:sz="12" w:space="6" w:color="B7C3D4"/>
+        </w:pBdr>
+        <w:shd w:val="clear" w:color="auto" w:fill="F2F4F7"/>
+        <w:spacing w:line="250" w:lineRule="auto"/>
+        <w:ind w:left="180" w:right="180"/>
+      </w:pPr>
+      <w:r>
+        <w:rPr>
+          <w:rFonts w:ascii="Consolas" w:eastAsia="Consolas" w:hAnsi="Consolas" w:cs="Consolas"/>
+          <w:color w:val="0E7A34"/>
+          <w:sz w:val="17"/>
+        </w:rPr>
+        <w:t xml:space="preserve">    const next = { ...form };</w:t>
+      </w:r>
+    </w:p>
+    <w:p>
+      <w:pPr>
+        <w:pBdr>
+          <w:left w:val="single" w:sz="12" w:space="6" w:color="B7C3D4"/>
+        </w:pBdr>
+        <w:shd w:val="clear" w:color="auto" w:fill="F2F4F7"/>
+        <w:spacing w:line="250" w:lineRule="auto"/>
+        <w:ind w:left="180" w:right="180"/>
+      </w:pPr>
+      <w:r>
+        <w:rPr>
+          <w:rFonts w:ascii="Consolas" w:eastAsia="Consolas" w:hAnsi="Consolas" w:cs="Consolas"/>
+          <w:color w:val="0E7A34"/>
+          <w:sz w:val="17"/>
+        </w:rPr>
+        <w:t xml:space="preserve"> </w:t>
+      </w:r>
+    </w:p>
+    <w:p>
+      <w:pPr>
+        <w:pBdr>
+          <w:left w:val="single" w:sz="12" w:space="6" w:color="B7C3D4"/>
+        </w:pBdr>
+        <w:shd w:val="clear" w:color="auto" w:fill="F2F4F7"/>
+        <w:spacing w:line="250" w:lineRule="auto"/>
+        <w:ind w:left="180" w:right="180"/>
+      </w:pPr>
+      <w:r>
+        <w:rPr>
+          <w:rFonts w:ascii="Consolas" w:eastAsia="Consolas" w:hAnsi="Consolas" w:cs="Consolas"/>
+          <w:color w:val="0E7A34"/>
+          <w:sz w:val="17"/>
+        </w:rPr>
+        <w:t xml:space="preserve">    // 바뀐 칸 하나만 덮어쓴다.</w:t>
+      </w:r>
+    </w:p>
+    <w:p>
+      <w:pPr>
+        <w:pBdr>
+          <w:left w:val="single" w:sz="12" w:space="6" w:color="B7C3D4"/>
+        </w:pBdr>
+        <w:shd w:val="clear" w:color="auto" w:fill="F2F4F7"/>
+        <w:spacing w:line="250" w:lineRule="auto"/>
+        <w:ind w:left="180" w:right="180"/>
+      </w:pPr>
+      <w:r>
+        <w:rPr>
+          <w:rFonts w:ascii="Consolas" w:eastAsia="Consolas" w:hAnsi="Consolas" w:cs="Consolas"/>
+          <w:color w:val="0E7A34"/>
+          <w:sz w:val="17"/>
+        </w:rPr>
+        <w:t xml:space="preserve">    // next.name 이 아니라 next[name] 인 이유는</w:t>
+      </w:r>
+    </w:p>
+    <w:p>
+      <w:pPr>
+        <w:pBdr>
+          <w:left w:val="single" w:sz="12" w:space="6" w:color="B7C3D4"/>
+        </w:pBdr>
+        <w:shd w:val="clear" w:color="auto" w:fill="F2F4F7"/>
+        <w:spacing w:line="250" w:lineRule="auto"/>
+        <w:ind w:left="180" w:right="180"/>
+      </w:pPr>
+      <w:r>
+        <w:rPr>
+          <w:rFonts w:ascii="Consolas" w:eastAsia="Consolas" w:hAnsi="Consolas" w:cs="Consolas"/>
+          <w:color w:val="0E7A34"/>
+          <w:sz w:val="17"/>
+        </w:rPr>
+        <w:t xml:space="preserve">    // 어느 칸인지가 name 변수에 담겨 있기 때문이다.</w:t>
+      </w:r>
+    </w:p>
+    <w:p>
+      <w:pPr>
+        <w:pBdr>
+          <w:left w:val="single" w:sz="12" w:space="6" w:color="B7C3D4"/>
+        </w:pBdr>
+        <w:shd w:val="clear" w:color="auto" w:fill="F2F4F7"/>
+        <w:spacing w:line="250" w:lineRule="auto"/>
+        <w:ind w:left="180" w:right="180"/>
+      </w:pPr>
+      <w:r>
+        <w:rPr>
+          <w:rFonts w:ascii="Consolas" w:eastAsia="Consolas" w:hAnsi="Consolas" w:cs="Consolas"/>
+          <w:color w:val="0E7A34"/>
+          <w:sz w:val="17"/>
+        </w:rPr>
+        <w:t xml:space="preserve">    next[name] = value;</w:t>
+      </w:r>
+    </w:p>
+    <w:p>
+      <w:pPr>
+        <w:pBdr>
+          <w:left w:val="single" w:sz="12" w:space="6" w:color="B7C3D4"/>
+        </w:pBdr>
+        <w:shd w:val="clear" w:color="auto" w:fill="F2F4F7"/>
+        <w:spacing w:line="250" w:lineRule="auto"/>
+        <w:ind w:left="180" w:right="180"/>
+      </w:pPr>
+      <w:r>
+        <w:rPr>
+          <w:rFonts w:ascii="Consolas" w:eastAsia="Consolas" w:hAnsi="Consolas" w:cs="Consolas"/>
+          <w:color w:val="0E7A34"/>
+          <w:sz w:val="17"/>
+        </w:rPr>
+        <w:t xml:space="preserve"> </w:t>
+      </w:r>
+    </w:p>
+    <w:p>
+      <w:pPr>
+        <w:pBdr>
+          <w:left w:val="single" w:sz="12" w:space="6" w:color="B7C3D4"/>
+        </w:pBdr>
+        <w:shd w:val="clear" w:color="auto" w:fill="F2F4F7"/>
+        <w:spacing w:line="250" w:lineRule="auto"/>
+        <w:ind w:left="180" w:right="180"/>
+      </w:pPr>
+      <w:r>
+        <w:rPr>
+          <w:rFonts w:ascii="Consolas" w:eastAsia="Consolas" w:hAnsi="Consolas" w:cs="Consolas"/>
+          <w:color w:val="0E7A34"/>
+          <w:sz w:val="17"/>
+        </w:rPr>
+        <w:t xml:space="preserve">    setForm(next);</w:t>
       </w:r>
     </w:p>
     <w:p>
@@ -7349,7 +9258,7 @@
           <w:color w:val="0E7A34"/>
           <w:sz w:val="17"/>
         </w:rPr>
-        <w:t>}</w:t>
+        <w:t xml:space="preserve">}</w:t>
       </w:r>
     </w:p>
     <w:p>
@@ -7390,97 +9299,331 @@
           <w:color w:val="0E7A34"/>
           <w:sz w:val="17"/>
         </w:rPr>
-        <w:t>&lt;input</w:t>
-      </w:r>
-    </w:p>
-    <w:p>
-      <w:pPr>
-        <w:pBdr>
-          <w:left w:val="single" w:sz="12" w:space="6" w:color="B7C3D4"/>
-        </w:pBdr>
-        <w:shd w:val="clear" w:color="auto" w:fill="F2F4F7"/>
-        <w:spacing w:line="250" w:lineRule="auto"/>
-        <w:ind w:left="180" w:right="180"/>
-      </w:pPr>
-      <w:r>
-        <w:rPr>
-          <w:rFonts w:ascii="Consolas" w:eastAsia="Consolas" w:hAnsi="Consolas" w:cs="Consolas"/>
-          <w:color w:val="0E7A34"/>
-          <w:sz w:val="17"/>
-        </w:rPr>
-        <w:t xml:space="preserve">    id={name}</w:t>
-      </w:r>
-    </w:p>
-    <w:p>
-      <w:pPr>
-        <w:pBdr>
-          <w:left w:val="single" w:sz="12" w:space="6" w:color="B7C3D4"/>
-        </w:pBdr>
-        <w:shd w:val="clear" w:color="auto" w:fill="F2F4F7"/>
-        <w:spacing w:line="250" w:lineRule="auto"/>
-        <w:ind w:left="180" w:right="180"/>
-      </w:pPr>
-      <w:r>
-        <w:rPr>
-          <w:rFonts w:ascii="Consolas" w:eastAsia="Consolas" w:hAnsi="Consolas" w:cs="Consolas"/>
-          <w:color w:val="0E7A34"/>
-          <w:sz w:val="17"/>
-        </w:rPr>
-        <w:t xml:space="preserve">    name={name}</w:t>
-      </w:r>
-    </w:p>
-    <w:p>
-      <w:pPr>
-        <w:pBdr>
-          <w:left w:val="single" w:sz="12" w:space="6" w:color="B7C3D4"/>
-        </w:pBdr>
-        <w:shd w:val="clear" w:color="auto" w:fill="F2F4F7"/>
-        <w:spacing w:line="250" w:lineRule="auto"/>
-        <w:ind w:left="180" w:right="180"/>
-      </w:pPr>
-      <w:r>
-        <w:rPr>
-          <w:rFonts w:ascii="Consolas" w:eastAsia="Consolas" w:hAnsi="Consolas" w:cs="Consolas"/>
-          <w:color w:val="0E7A34"/>
-          <w:sz w:val="17"/>
-        </w:rPr>
-        <w:t xml:space="preserve">    type={type}</w:t>
-      </w:r>
-    </w:p>
-    <w:p>
-      <w:pPr>
-        <w:pBdr>
-          <w:left w:val="single" w:sz="12" w:space="6" w:color="B7C3D4"/>
-        </w:pBdr>
-        <w:shd w:val="clear" w:color="auto" w:fill="F2F4F7"/>
-        <w:spacing w:line="250" w:lineRule="auto"/>
-        <w:ind w:left="180" w:right="180"/>
-      </w:pPr>
-      <w:r>
-        <w:rPr>
-          <w:rFonts w:ascii="Consolas" w:eastAsia="Consolas" w:hAnsi="Consolas" w:cs="Consolas"/>
-          <w:color w:val="0E7A34"/>
-          <w:sz w:val="17"/>
-        </w:rPr>
-        <w:t xml:space="preserve">    value={form[name]}                                  // 보이는 값은 state 에서</w:t>
-      </w:r>
-    </w:p>
-    <w:p>
-      <w:pPr>
-        <w:pBdr>
-          <w:left w:val="single" w:sz="12" w:space="6" w:color="B7C3D4"/>
-        </w:pBdr>
-        <w:shd w:val="clear" w:color="auto" w:fill="F2F4F7"/>
-        <w:spacing w:line="250" w:lineRule="auto"/>
-        <w:ind w:left="180" w:right="180"/>
-      </w:pPr>
-      <w:r>
-        <w:rPr>
-          <w:rFonts w:ascii="Consolas" w:eastAsia="Consolas" w:hAnsi="Consolas" w:cs="Consolas"/>
-          <w:color w:val="0E7A34"/>
-          <w:sz w:val="17"/>
-        </w:rPr>
-        <w:t xml:space="preserve">    onChange={(event) =&gt; onChange(name, event.target.value)}   // 바뀌면 state 로</w:t>
+        <w:t xml:space="preserve">/* 입력칸 한 개를 그리는 작은 컴포넌트.</w:t>
+      </w:r>
+    </w:p>
+    <w:p>
+      <w:pPr>
+        <w:pBdr>
+          <w:left w:val="single" w:sz="12" w:space="6" w:color="B7C3D4"/>
+        </w:pBdr>
+        <w:shd w:val="clear" w:color="auto" w:fill="F2F4F7"/>
+        <w:spacing w:line="250" w:lineRule="auto"/>
+        <w:ind w:left="180" w:right="180"/>
+      </w:pPr>
+      <w:r>
+        <w:rPr>
+          <w:rFonts w:ascii="Consolas" w:eastAsia="Consolas" w:hAnsi="Consolas" w:cs="Consolas"/>
+          <w:color w:val="0E7A34"/>
+          <w:sz w:val="17"/>
+        </w:rPr>
+        <w:t xml:space="preserve">   여섯 칸이 생김새가 같으므로 한 번만 만들어 두고 여섯 번 쓴다.</w:t>
+      </w:r>
+    </w:p>
+    <w:p>
+      <w:pPr>
+        <w:pBdr>
+          <w:left w:val="single" w:sz="12" w:space="6" w:color="B7C3D4"/>
+        </w:pBdr>
+        <w:shd w:val="clear" w:color="auto" w:fill="F2F4F7"/>
+        <w:spacing w:line="250" w:lineRule="auto"/>
+        <w:ind w:left="180" w:right="180"/>
+      </w:pPr>
+      <w:r>
+        <w:rPr>
+          <w:rFonts w:ascii="Consolas" w:eastAsia="Consolas" w:hAnsi="Consolas" w:cs="Consolas"/>
+          <w:color w:val="0E7A34"/>
+          <w:sz w:val="17"/>
+        </w:rPr>
+        <w:t xml:space="preserve">   컴포넌트 이름은 반드시 대문자로 시작해야 한다.</w:t>
+      </w:r>
+    </w:p>
+    <w:p>
+      <w:pPr>
+        <w:pBdr>
+          <w:left w:val="single" w:sz="12" w:space="6" w:color="B7C3D4"/>
+        </w:pBdr>
+        <w:shd w:val="clear" w:color="auto" w:fill="F2F4F7"/>
+        <w:spacing w:line="250" w:lineRule="auto"/>
+        <w:ind w:left="180" w:right="180"/>
+      </w:pPr>
+      <w:r>
+        <w:rPr>
+          <w:rFonts w:ascii="Consolas" w:eastAsia="Consolas" w:hAnsi="Consolas" w:cs="Consolas"/>
+          <w:color w:val="0E7A34"/>
+          <w:sz w:val="17"/>
+        </w:rPr>
+        <w:t xml:space="preserve">   소문자로 쓰면 React 가 &lt;div&gt; 같은 HTML 태그로 본다. */</w:t>
+      </w:r>
+    </w:p>
+    <w:p>
+      <w:pPr>
+        <w:pBdr>
+          <w:left w:val="single" w:sz="12" w:space="6" w:color="B7C3D4"/>
+        </w:pBdr>
+        <w:shd w:val="clear" w:color="auto" w:fill="F2F4F7"/>
+        <w:spacing w:line="250" w:lineRule="auto"/>
+        <w:ind w:left="180" w:right="180"/>
+      </w:pPr>
+      <w:r>
+        <w:rPr>
+          <w:rFonts w:ascii="Consolas" w:eastAsia="Consolas" w:hAnsi="Consolas" w:cs="Consolas"/>
+          <w:color w:val="0E7A34"/>
+          <w:sz w:val="17"/>
+        </w:rPr>
+        <w:t xml:space="preserve">function Field({ name, label, type, required, value, onChange }) {</w:t>
+      </w:r>
+    </w:p>
+    <w:p>
+      <w:pPr>
+        <w:pBdr>
+          <w:left w:val="single" w:sz="12" w:space="6" w:color="B7C3D4"/>
+        </w:pBdr>
+        <w:shd w:val="clear" w:color="auto" w:fill="F2F4F7"/>
+        <w:spacing w:line="250" w:lineRule="auto"/>
+        <w:ind w:left="180" w:right="180"/>
+      </w:pPr>
+      <w:r>
+        <w:rPr>
+          <w:rFonts w:ascii="Consolas" w:eastAsia="Consolas" w:hAnsi="Consolas" w:cs="Consolas"/>
+          <w:color w:val="0E7A34"/>
+          <w:sz w:val="17"/>
+        </w:rPr>
+        <w:t xml:space="preserve">    return (</w:t>
+      </w:r>
+    </w:p>
+    <w:p>
+      <w:pPr>
+        <w:pBdr>
+          <w:left w:val="single" w:sz="12" w:space="6" w:color="B7C3D4"/>
+        </w:pBdr>
+        <w:shd w:val="clear" w:color="auto" w:fill="F2F4F7"/>
+        <w:spacing w:line="250" w:lineRule="auto"/>
+        <w:ind w:left="180" w:right="180"/>
+      </w:pPr>
+      <w:r>
+        <w:rPr>
+          <w:rFonts w:ascii="Consolas" w:eastAsia="Consolas" w:hAnsi="Consolas" w:cs="Consolas"/>
+          <w:color w:val="0E7A34"/>
+          <w:sz w:val="17"/>
+        </w:rPr>
+        <w:t xml:space="preserve">        &lt;div className="form-group"&gt;</w:t>
+      </w:r>
+    </w:p>
+    <w:p>
+      <w:pPr>
+        <w:pBdr>
+          <w:left w:val="single" w:sz="12" w:space="6" w:color="B7C3D4"/>
+        </w:pBdr>
+        <w:shd w:val="clear" w:color="auto" w:fill="F2F4F7"/>
+        <w:spacing w:line="250" w:lineRule="auto"/>
+        <w:ind w:left="180" w:right="180"/>
+      </w:pPr>
+      <w:r>
+        <w:rPr>
+          <w:rFonts w:ascii="Consolas" w:eastAsia="Consolas" w:hAnsi="Consolas" w:cs="Consolas"/>
+          <w:color w:val="0E7A34"/>
+          <w:sz w:val="17"/>
+        </w:rPr>
+        <w:t xml:space="preserve">            &lt;label htmlFor={name}&gt;{label}:&lt;/label&gt;</w:t>
+      </w:r>
+    </w:p>
+    <w:p>
+      <w:pPr>
+        <w:pBdr>
+          <w:left w:val="single" w:sz="12" w:space="6" w:color="B7C3D4"/>
+        </w:pBdr>
+        <w:shd w:val="clear" w:color="auto" w:fill="F2F4F7"/>
+        <w:spacing w:line="250" w:lineRule="auto"/>
+        <w:ind w:left="180" w:right="180"/>
+      </w:pPr>
+      <w:r>
+        <w:rPr>
+          <w:rFonts w:ascii="Consolas" w:eastAsia="Consolas" w:hAnsi="Consolas" w:cs="Consolas"/>
+          <w:color w:val="0E7A34"/>
+          <w:sz w:val="17"/>
+        </w:rPr>
+        <w:t xml:space="preserve">            &lt;input</w:t>
+      </w:r>
+    </w:p>
+    <w:p>
+      <w:pPr>
+        <w:pBdr>
+          <w:left w:val="single" w:sz="12" w:space="6" w:color="B7C3D4"/>
+        </w:pBdr>
+        <w:shd w:val="clear" w:color="auto" w:fill="F2F4F7"/>
+        <w:spacing w:line="250" w:lineRule="auto"/>
+        <w:ind w:left="180" w:right="180"/>
+      </w:pPr>
+      <w:r>
+        <w:rPr>
+          <w:rFonts w:ascii="Consolas" w:eastAsia="Consolas" w:hAnsi="Consolas" w:cs="Consolas"/>
+          <w:color w:val="0E7A34"/>
+          <w:sz w:val="17"/>
+        </w:rPr>
+        <w:t xml:space="preserve">                id={name}</w:t>
+      </w:r>
+    </w:p>
+    <w:p>
+      <w:pPr>
+        <w:pBdr>
+          <w:left w:val="single" w:sz="12" w:space="6" w:color="B7C3D4"/>
+        </w:pBdr>
+        <w:shd w:val="clear" w:color="auto" w:fill="F2F4F7"/>
+        <w:spacing w:line="250" w:lineRule="auto"/>
+        <w:ind w:left="180" w:right="180"/>
+      </w:pPr>
+      <w:r>
+        <w:rPr>
+          <w:rFonts w:ascii="Consolas" w:eastAsia="Consolas" w:hAnsi="Consolas" w:cs="Consolas"/>
+          <w:color w:val="0E7A34"/>
+          <w:sz w:val="17"/>
+        </w:rPr>
+        <w:t xml:space="preserve">                name={name}</w:t>
+      </w:r>
+    </w:p>
+    <w:p>
+      <w:pPr>
+        <w:pBdr>
+          <w:left w:val="single" w:sz="12" w:space="6" w:color="B7C3D4"/>
+        </w:pBdr>
+        <w:shd w:val="clear" w:color="auto" w:fill="F2F4F7"/>
+        <w:spacing w:line="250" w:lineRule="auto"/>
+        <w:ind w:left="180" w:right="180"/>
+      </w:pPr>
+      <w:r>
+        <w:rPr>
+          <w:rFonts w:ascii="Consolas" w:eastAsia="Consolas" w:hAnsi="Consolas" w:cs="Consolas"/>
+          <w:color w:val="0E7A34"/>
+          <w:sz w:val="17"/>
+        </w:rPr>
+        <w:t xml:space="preserve">                type={type}</w:t>
+      </w:r>
+    </w:p>
+    <w:p>
+      <w:pPr>
+        <w:pBdr>
+          <w:left w:val="single" w:sz="12" w:space="6" w:color="B7C3D4"/>
+        </w:pBdr>
+        <w:shd w:val="clear" w:color="auto" w:fill="F2F4F7"/>
+        <w:spacing w:line="250" w:lineRule="auto"/>
+        <w:ind w:left="180" w:right="180"/>
+      </w:pPr>
+      <w:r>
+        <w:rPr>
+          <w:rFonts w:ascii="Consolas" w:eastAsia="Consolas" w:hAnsi="Consolas" w:cs="Consolas"/>
+          <w:color w:val="0E7A34"/>
+          <w:sz w:val="17"/>
+        </w:rPr>
+        <w:t xml:space="preserve">                required={required}</w:t>
+      </w:r>
+    </w:p>
+    <w:p>
+      <w:pPr>
+        <w:pBdr>
+          <w:left w:val="single" w:sz="12" w:space="6" w:color="B7C3D4"/>
+        </w:pBdr>
+        <w:shd w:val="clear" w:color="auto" w:fill="F2F4F7"/>
+        <w:spacing w:line="250" w:lineRule="auto"/>
+        <w:ind w:left="180" w:right="180"/>
+      </w:pPr>
+      <w:r>
+        <w:rPr>
+          <w:rFonts w:ascii="Consolas" w:eastAsia="Consolas" w:hAnsi="Consolas" w:cs="Consolas"/>
+          <w:color w:val="0E7A34"/>
+          <w:sz w:val="17"/>
+        </w:rPr>
+        <w:t xml:space="preserve">                value={value}</w:t>
+      </w:r>
+    </w:p>
+    <w:p>
+      <w:pPr>
+        <w:pBdr>
+          <w:left w:val="single" w:sz="12" w:space="6" w:color="B7C3D4"/>
+        </w:pBdr>
+        <w:shd w:val="clear" w:color="auto" w:fill="F2F4F7"/>
+        <w:spacing w:line="250" w:lineRule="auto"/>
+        <w:ind w:left="180" w:right="180"/>
+      </w:pPr>
+      <w:r>
+        <w:rPr>
+          <w:rFonts w:ascii="Consolas" w:eastAsia="Consolas" w:hAnsi="Consolas" w:cs="Consolas"/>
+          <w:color w:val="0E7A34"/>
+          <w:sz w:val="17"/>
+        </w:rPr>
+        <w:t xml:space="preserve">                // 값이 바뀌면 부모에게 알린다. 저장은 부모가 한다.</w:t>
+      </w:r>
+    </w:p>
+    <w:p>
+      <w:pPr>
+        <w:pBdr>
+          <w:left w:val="single" w:sz="12" w:space="6" w:color="B7C3D4"/>
+        </w:pBdr>
+        <w:shd w:val="clear" w:color="auto" w:fill="F2F4F7"/>
+        <w:spacing w:line="250" w:lineRule="auto"/>
+        <w:ind w:left="180" w:right="180"/>
+      </w:pPr>
+      <w:r>
+        <w:rPr>
+          <w:rFonts w:ascii="Consolas" w:eastAsia="Consolas" w:hAnsi="Consolas" w:cs="Consolas"/>
+          <w:color w:val="0E7A34"/>
+          <w:sz w:val="17"/>
+        </w:rPr>
+        <w:t xml:space="preserve">                onChange={(event) =&gt; onChange(name, event.target.value)}</w:t>
+      </w:r>
+    </w:p>
+    <w:p>
+      <w:pPr>
+        <w:pBdr>
+          <w:left w:val="single" w:sz="12" w:space="6" w:color="B7C3D4"/>
+        </w:pBdr>
+        <w:shd w:val="clear" w:color="auto" w:fill="F2F4F7"/>
+        <w:spacing w:line="250" w:lineRule="auto"/>
+        <w:ind w:left="180" w:right="180"/>
+      </w:pPr>
+      <w:r>
+        <w:rPr>
+          <w:rFonts w:ascii="Consolas" w:eastAsia="Consolas" w:hAnsi="Consolas" w:cs="Consolas"/>
+          <w:color w:val="0E7A34"/>
+          <w:sz w:val="17"/>
+        </w:rPr>
+        <w:t xml:space="preserve">            /&gt;</w:t>
+      </w:r>
+    </w:p>
+    <w:p>
+      <w:pPr>
+        <w:pBdr>
+          <w:left w:val="single" w:sz="12" w:space="6" w:color="B7C3D4"/>
+        </w:pBdr>
+        <w:shd w:val="clear" w:color="auto" w:fill="F2F4F7"/>
+        <w:spacing w:line="250" w:lineRule="auto"/>
+        <w:ind w:left="180" w:right="180"/>
+      </w:pPr>
+      <w:r>
+        <w:rPr>
+          <w:rFonts w:ascii="Consolas" w:eastAsia="Consolas" w:hAnsi="Consolas" w:cs="Consolas"/>
+          <w:color w:val="0E7A34"/>
+          <w:sz w:val="17"/>
+        </w:rPr>
+        <w:t xml:space="preserve">        &lt;/div&gt;</w:t>
+      </w:r>
+    </w:p>
+    <w:p>
+      <w:pPr>
+        <w:pBdr>
+          <w:left w:val="single" w:sz="12" w:space="6" w:color="B7C3D4"/>
+        </w:pBdr>
+        <w:shd w:val="clear" w:color="auto" w:fill="F2F4F7"/>
+        <w:spacing w:line="250" w:lineRule="auto"/>
+        <w:ind w:left="180" w:right="180"/>
+      </w:pPr>
+      <w:r>
+        <w:rPr>
+          <w:rFonts w:ascii="Consolas" w:eastAsia="Consolas" w:hAnsi="Consolas" w:cs="Consolas"/>
+          <w:color w:val="0E7A34"/>
+          <w:sz w:val="17"/>
+        </w:rPr>
+        <w:t xml:space="preserve">    );</w:t>
       </w:r>
     </w:p>
     <w:p>
@@ -7498,7 +9641,7 @@
           <w:color w:val="0E7A34"/>
           <w:sz w:val="17"/>
         </w:rPr>
-        <w:t>/&gt;</w:t>
+        <w:t xml:space="preserve">}</w:t>
       </w:r>
     </w:p>
     <w:p>
@@ -7548,7 +9691,7 @@
           <w:color w:val="333333"/>
           <w:sz w:val="19"/>
         </w:rPr>
-        <w:t>handleChange 의 [name]: value 는 계산된 속성명입니다. 입력칸이 여섯 개여도 함수 하나면 됩니다.</w:t>
+        <w:t>handleChange 의 next[name] = value 에서 대괄호를 쓴 이유는, 어느 칸이 바뀌었는지가 name 변수에 담겨 있기 때문입니다. next.name 이라고 쓰면 "name" 이라는 이름의 칸만 고치게 됩니다. 덕분에 입력칸이 여섯 개여도 함수 하나면 됩니다.</w:t>
       </w:r>
     </w:p>
     <w:p>
@@ -7957,43 +10100,79 @@
           <w:color w:val="0E7A34"/>
           <w:sz w:val="17"/>
         </w:rPr>
-        <w:t>function MessageBox({ message }) {</w:t>
-      </w:r>
-    </w:p>
-    <w:p>
-      <w:pPr>
-        <w:pBdr>
-          <w:left w:val="single" w:sz="12" w:space="6" w:color="B7C3D4"/>
-        </w:pBdr>
-        <w:shd w:val="clear" w:color="auto" w:fill="F2F4F7"/>
-        <w:spacing w:line="250" w:lineRule="auto"/>
-        <w:ind w:left="180" w:right="180"/>
-      </w:pPr>
-      <w:r>
-        <w:rPr>
-          <w:rFonts w:ascii="Consolas" w:eastAsia="Consolas" w:hAnsi="Consolas" w:cs="Consolas"/>
-          <w:color w:val="0E7A34"/>
-          <w:sz w:val="17"/>
-        </w:rPr>
-        <w:t xml:space="preserve">    // null 을 돌려주면 아무것도 그리지 않는다</w:t>
-      </w:r>
-    </w:p>
-    <w:p>
-      <w:pPr>
-        <w:pBdr>
-          <w:left w:val="single" w:sz="12" w:space="6" w:color="B7C3D4"/>
-        </w:pBdr>
-        <w:shd w:val="clear" w:color="auto" w:fill="F2F4F7"/>
-        <w:spacing w:line="250" w:lineRule="auto"/>
-        <w:ind w:left="180" w:right="180"/>
-      </w:pPr>
-      <w:r>
-        <w:rPr>
-          <w:rFonts w:ascii="Consolas" w:eastAsia="Consolas" w:hAnsi="Consolas" w:cs="Consolas"/>
-          <w:color w:val="0E7A34"/>
-          <w:sz w:val="17"/>
-        </w:rPr>
-        <w:t xml:space="preserve">    if (!message) return null;</w:t>
+        <w:t xml:space="preserve">// 메시지 종류별 글자색 — 4부 COLORS 와 같다.</w:t>
+      </w:r>
+    </w:p>
+    <w:p>
+      <w:pPr>
+        <w:pBdr>
+          <w:left w:val="single" w:sz="12" w:space="6" w:color="B7C3D4"/>
+        </w:pBdr>
+        <w:shd w:val="clear" w:color="auto" w:fill="F2F4F7"/>
+        <w:spacing w:line="250" w:lineRule="auto"/>
+        <w:ind w:left="180" w:right="180"/>
+      </w:pPr>
+      <w:r>
+        <w:rPr>
+          <w:rFonts w:ascii="Consolas" w:eastAsia="Consolas" w:hAnsi="Consolas" w:cs="Consolas"/>
+          <w:color w:val="0E7A34"/>
+          <w:sz w:val="17"/>
+        </w:rPr>
+        <w:t xml:space="preserve">const COLORS = {</w:t>
+      </w:r>
+    </w:p>
+    <w:p>
+      <w:pPr>
+        <w:pBdr>
+          <w:left w:val="single" w:sz="12" w:space="6" w:color="B7C3D4"/>
+        </w:pBdr>
+        <w:shd w:val="clear" w:color="auto" w:fill="F2F4F7"/>
+        <w:spacing w:line="250" w:lineRule="auto"/>
+        <w:ind w:left="180" w:right="180"/>
+      </w:pPr>
+      <w:r>
+        <w:rPr>
+          <w:rFonts w:ascii="Consolas" w:eastAsia="Consolas" w:hAnsi="Consolas" w:cs="Consolas"/>
+          <w:color w:val="0E7A34"/>
+          <w:sz w:val="17"/>
+        </w:rPr>
+        <w:t xml:space="preserve">    error: "#dc3545",</w:t>
+      </w:r>
+    </w:p>
+    <w:p>
+      <w:pPr>
+        <w:pBdr>
+          <w:left w:val="single" w:sz="12" w:space="6" w:color="B7C3D4"/>
+        </w:pBdr>
+        <w:shd w:val="clear" w:color="auto" w:fill="F2F4F7"/>
+        <w:spacing w:line="250" w:lineRule="auto"/>
+        <w:ind w:left="180" w:right="180"/>
+      </w:pPr>
+      <w:r>
+        <w:rPr>
+          <w:rFonts w:ascii="Consolas" w:eastAsia="Consolas" w:hAnsi="Consolas" w:cs="Consolas"/>
+          <w:color w:val="0E7A34"/>
+          <w:sz w:val="17"/>
+        </w:rPr>
+        <w:t xml:space="preserve">    success: "#28a745",</w:t>
+      </w:r>
+    </w:p>
+    <w:p>
+      <w:pPr>
+        <w:pBdr>
+          <w:left w:val="single" w:sz="12" w:space="6" w:color="B7C3D4"/>
+        </w:pBdr>
+        <w:shd w:val="clear" w:color="auto" w:fill="F2F4F7"/>
+        <w:spacing w:line="250" w:lineRule="auto"/>
+        <w:ind w:left="180" w:right="180"/>
+      </w:pPr>
+      <w:r>
+        <w:rPr>
+          <w:rFonts w:ascii="Consolas" w:eastAsia="Consolas" w:hAnsi="Consolas" w:cs="Consolas"/>
+          <w:color w:val="0E7A34"/>
+          <w:sz w:val="17"/>
+        </w:rPr>
+        <w:t xml:space="preserve">};</w:t>
       </w:r>
     </w:p>
     <w:p>
@@ -8029,6 +10208,240 @@
           <w:color w:val="0E7A34"/>
           <w:sz w:val="17"/>
         </w:rPr>
+        <w:t xml:space="preserve">/* 컴포넌트는 화면 한 조각을 돌려주는 함수다.</w:t>
+      </w:r>
+    </w:p>
+    <w:p>
+      <w:pPr>
+        <w:pBdr>
+          <w:left w:val="single" w:sz="12" w:space="6" w:color="B7C3D4"/>
+        </w:pBdr>
+        <w:shd w:val="clear" w:color="auto" w:fill="F2F4F7"/>
+        <w:spacing w:line="250" w:lineRule="auto"/>
+        <w:ind w:left="180" w:right="180"/>
+      </w:pPr>
+      <w:r>
+        <w:rPr>
+          <w:rFonts w:ascii="Consolas" w:eastAsia="Consolas" w:hAnsi="Consolas" w:cs="Consolas"/>
+          <w:color w:val="0E7A34"/>
+          <w:sz w:val="17"/>
+        </w:rPr>
+        <w:t xml:space="preserve">   중괄호 안의 message 는 부모(App)가 넘겨준 값이고, 이것을 props 라고 한다.</w:t>
+      </w:r>
+    </w:p>
+    <w:p>
+      <w:pPr>
+        <w:pBdr>
+          <w:left w:val="single" w:sz="12" w:space="6" w:color="B7C3D4"/>
+        </w:pBdr>
+        <w:shd w:val="clear" w:color="auto" w:fill="F2F4F7"/>
+        <w:spacing w:line="250" w:lineRule="auto"/>
+        <w:ind w:left="180" w:right="180"/>
+      </w:pPr>
+      <w:r>
+        <w:rPr>
+          <w:rFonts w:ascii="Consolas" w:eastAsia="Consolas" w:hAnsi="Consolas" w:cs="Consolas"/>
+          <w:color w:val="0E7A34"/>
+          <w:sz w:val="17"/>
+        </w:rPr>
+        <w:t xml:space="preserve">   부모가 &lt;MessageBox message={...} /&gt; 라고 쓰면 여기로 들어온다. */</w:t>
+      </w:r>
+    </w:p>
+    <w:p>
+      <w:pPr>
+        <w:pBdr>
+          <w:left w:val="single" w:sz="12" w:space="6" w:color="B7C3D4"/>
+        </w:pBdr>
+        <w:shd w:val="clear" w:color="auto" w:fill="F2F4F7"/>
+        <w:spacing w:line="250" w:lineRule="auto"/>
+        <w:ind w:left="180" w:right="180"/>
+      </w:pPr>
+      <w:r>
+        <w:rPr>
+          <w:rFonts w:ascii="Consolas" w:eastAsia="Consolas" w:hAnsi="Consolas" w:cs="Consolas"/>
+          <w:color w:val="0E7A34"/>
+          <w:sz w:val="17"/>
+        </w:rPr>
+        <w:t xml:space="preserve">function MessageBox({ message }) {</w:t>
+      </w:r>
+    </w:p>
+    <w:p>
+      <w:pPr>
+        <w:pBdr>
+          <w:left w:val="single" w:sz="12" w:space="6" w:color="B7C3D4"/>
+        </w:pBdr>
+        <w:shd w:val="clear" w:color="auto" w:fill="F2F4F7"/>
+        <w:spacing w:line="250" w:lineRule="auto"/>
+        <w:ind w:left="180" w:right="180"/>
+      </w:pPr>
+      <w:r>
+        <w:rPr>
+          <w:rFonts w:ascii="Consolas" w:eastAsia="Consolas" w:hAnsi="Consolas" w:cs="Consolas"/>
+          <w:color w:val="0E7A34"/>
+          <w:sz w:val="17"/>
+        </w:rPr>
+        <w:t xml:space="preserve">    // null 을 돌려주면 아무것도 그리지 않는다.</w:t>
+      </w:r>
+    </w:p>
+    <w:p>
+      <w:pPr>
+        <w:pBdr>
+          <w:left w:val="single" w:sz="12" w:space="6" w:color="B7C3D4"/>
+        </w:pBdr>
+        <w:shd w:val="clear" w:color="auto" w:fill="F2F4F7"/>
+        <w:spacing w:line="250" w:lineRule="auto"/>
+        <w:ind w:left="180" w:right="180"/>
+      </w:pPr>
+      <w:r>
+        <w:rPr>
+          <w:rFonts w:ascii="Consolas" w:eastAsia="Consolas" w:hAnsi="Consolas" w:cs="Consolas"/>
+          <w:color w:val="0E7A34"/>
+          <w:sz w:val="17"/>
+        </w:rPr>
+        <w:t xml:space="preserve">    // 4부처럼 display: none 으로 숨길 필요가 없다.</w:t>
+      </w:r>
+    </w:p>
+    <w:p>
+      <w:pPr>
+        <w:pBdr>
+          <w:left w:val="single" w:sz="12" w:space="6" w:color="B7C3D4"/>
+        </w:pBdr>
+        <w:shd w:val="clear" w:color="auto" w:fill="F2F4F7"/>
+        <w:spacing w:line="250" w:lineRule="auto"/>
+        <w:ind w:left="180" w:right="180"/>
+      </w:pPr>
+      <w:r>
+        <w:rPr>
+          <w:rFonts w:ascii="Consolas" w:eastAsia="Consolas" w:hAnsi="Consolas" w:cs="Consolas"/>
+          <w:color w:val="0E7A34"/>
+          <w:sz w:val="17"/>
+        </w:rPr>
+        <w:t xml:space="preserve">    if (!message) {</w:t>
+      </w:r>
+    </w:p>
+    <w:p>
+      <w:pPr>
+        <w:pBdr>
+          <w:left w:val="single" w:sz="12" w:space="6" w:color="B7C3D4"/>
+        </w:pBdr>
+        <w:shd w:val="clear" w:color="auto" w:fill="F2F4F7"/>
+        <w:spacing w:line="250" w:lineRule="auto"/>
+        <w:ind w:left="180" w:right="180"/>
+      </w:pPr>
+      <w:r>
+        <w:rPr>
+          <w:rFonts w:ascii="Consolas" w:eastAsia="Consolas" w:hAnsi="Consolas" w:cs="Consolas"/>
+          <w:color w:val="0E7A34"/>
+          <w:sz w:val="17"/>
+        </w:rPr>
+        <w:t xml:space="preserve">        return null;</w:t>
+      </w:r>
+    </w:p>
+    <w:p>
+      <w:pPr>
+        <w:pBdr>
+          <w:left w:val="single" w:sz="12" w:space="6" w:color="B7C3D4"/>
+        </w:pBdr>
+        <w:shd w:val="clear" w:color="auto" w:fill="F2F4F7"/>
+        <w:spacing w:line="250" w:lineRule="auto"/>
+        <w:ind w:left="180" w:right="180"/>
+      </w:pPr>
+      <w:r>
+        <w:rPr>
+          <w:rFonts w:ascii="Consolas" w:eastAsia="Consolas" w:hAnsi="Consolas" w:cs="Consolas"/>
+          <w:color w:val="0E7A34"/>
+          <w:sz w:val="17"/>
+        </w:rPr>
+        <w:t xml:space="preserve">    }</w:t>
+      </w:r>
+    </w:p>
+    <w:p>
+      <w:pPr>
+        <w:pBdr>
+          <w:left w:val="single" w:sz="12" w:space="6" w:color="B7C3D4"/>
+        </w:pBdr>
+        <w:shd w:val="clear" w:color="auto" w:fill="F2F4F7"/>
+        <w:spacing w:line="250" w:lineRule="auto"/>
+        <w:ind w:left="180" w:right="180"/>
+      </w:pPr>
+      <w:r>
+        <w:rPr>
+          <w:rFonts w:ascii="Consolas" w:eastAsia="Consolas" w:hAnsi="Consolas" w:cs="Consolas"/>
+          <w:color w:val="0E7A34"/>
+          <w:sz w:val="17"/>
+        </w:rPr>
+        <w:t xml:space="preserve"> </w:t>
+      </w:r>
+    </w:p>
+    <w:p>
+      <w:pPr>
+        <w:pBdr>
+          <w:left w:val="single" w:sz="12" w:space="6" w:color="B7C3D4"/>
+        </w:pBdr>
+        <w:shd w:val="clear" w:color="auto" w:fill="F2F4F7"/>
+        <w:spacing w:line="250" w:lineRule="auto"/>
+        <w:ind w:left="180" w:right="180"/>
+      </w:pPr>
+      <w:r>
+        <w:rPr>
+          <w:rFonts w:ascii="Consolas" w:eastAsia="Consolas" w:hAnsi="Consolas" w:cs="Consolas"/>
+          <w:color w:val="0E7A34"/>
+          <w:sz w:val="17"/>
+        </w:rPr>
+        <w:t xml:space="preserve">    // style 에는 문자열이 아니라 객체를 넘긴다. 그래서 중괄호가 두 겹이다.</w:t>
+      </w:r>
+    </w:p>
+    <w:p>
+      <w:pPr>
+        <w:pBdr>
+          <w:left w:val="single" w:sz="12" w:space="6" w:color="B7C3D4"/>
+        </w:pBdr>
+        <w:shd w:val="clear" w:color="auto" w:fill="F2F4F7"/>
+        <w:spacing w:line="250" w:lineRule="auto"/>
+        <w:ind w:left="180" w:right="180"/>
+      </w:pPr>
+      <w:r>
+        <w:rPr>
+          <w:rFonts w:ascii="Consolas" w:eastAsia="Consolas" w:hAnsi="Consolas" w:cs="Consolas"/>
+          <w:color w:val="0E7A34"/>
+          <w:sz w:val="17"/>
+        </w:rPr>
+        <w:t xml:space="preserve">    const textStyle = { color: COLORS[message.type] ?? COLORS.error };</w:t>
+      </w:r>
+    </w:p>
+    <w:p>
+      <w:pPr>
+        <w:pBdr>
+          <w:left w:val="single" w:sz="12" w:space="6" w:color="B7C3D4"/>
+        </w:pBdr>
+        <w:shd w:val="clear" w:color="auto" w:fill="F2F4F7"/>
+        <w:spacing w:line="250" w:lineRule="auto"/>
+        <w:ind w:left="180" w:right="180"/>
+      </w:pPr>
+      <w:r>
+        <w:rPr>
+          <w:rFonts w:ascii="Consolas" w:eastAsia="Consolas" w:hAnsi="Consolas" w:cs="Consolas"/>
+          <w:color w:val="0E7A34"/>
+          <w:sz w:val="17"/>
+        </w:rPr>
+        <w:t xml:space="preserve"> </w:t>
+      </w:r>
+    </w:p>
+    <w:p>
+      <w:pPr>
+        <w:pBdr>
+          <w:left w:val="single" w:sz="12" w:space="6" w:color="B7C3D4"/>
+        </w:pBdr>
+        <w:shd w:val="clear" w:color="auto" w:fill="F2F4F7"/>
+        <w:spacing w:line="250" w:lineRule="auto"/>
+        <w:ind w:left="180" w:right="180"/>
+      </w:pPr>
+      <w:r>
+        <w:rPr>
+          <w:rFonts w:ascii="Consolas" w:eastAsia="Consolas" w:hAnsi="Consolas" w:cs="Consolas"/>
+          <w:color w:val="0E7A34"/>
+          <w:sz w:val="17"/>
+        </w:rPr>
         <w:t xml:space="preserve">    return (</w:t>
       </w:r>
     </w:p>
@@ -8047,25 +10460,7 @@
           <w:color w:val="0E7A34"/>
           <w:sz w:val="17"/>
         </w:rPr>
-        <w:t xml:space="preserve">        &lt;span className="error-message"</w:t>
-      </w:r>
-    </w:p>
-    <w:p>
-      <w:pPr>
-        <w:pBdr>
-          <w:left w:val="single" w:sz="12" w:space="6" w:color="B7C3D4"/>
-        </w:pBdr>
-        <w:shd w:val="clear" w:color="auto" w:fill="F2F4F7"/>
-        <w:spacing w:line="250" w:lineRule="auto"/>
-        <w:ind w:left="180" w:right="180"/>
-      </w:pPr>
-      <w:r>
-        <w:rPr>
-          <w:rFonts w:ascii="Consolas" w:eastAsia="Consolas" w:hAnsi="Consolas" w:cs="Consolas"/>
-          <w:color w:val="0E7A34"/>
-          <w:sz w:val="17"/>
-        </w:rPr>
-        <w:t xml:space="preserve">              style={{ color: COLORS[message.type] ?? COLORS.error }}&gt;</w:t>
+        <w:t xml:space="preserve">        &lt;span className="error-message" style={textStyle}&gt;</w:t>
       </w:r>
     </w:p>
     <w:p>
@@ -8128,6 +10523,60 @@
           <w:left w:val="single" w:sz="12" w:space="6" w:color="B7C3D4"/>
         </w:pBdr>
         <w:shd w:val="clear" w:color="auto" w:fill="F2F4F7"/>
+        <w:spacing w:line="250" w:lineRule="auto"/>
+        <w:ind w:left="180" w:right="180"/>
+      </w:pPr>
+      <w:r>
+        <w:rPr>
+          <w:rFonts w:ascii="Consolas" w:eastAsia="Consolas" w:hAnsi="Consolas" w:cs="Consolas"/>
+          <w:color w:val="0E7A34"/>
+          <w:sz w:val="17"/>
+        </w:rPr>
+        <w:t xml:space="preserve">}</w:t>
+      </w:r>
+    </w:p>
+    <w:p>
+      <w:pPr>
+        <w:pBdr>
+          <w:left w:val="single" w:sz="12" w:space="6" w:color="B7C3D4"/>
+        </w:pBdr>
+        <w:shd w:val="clear" w:color="auto" w:fill="F2F4F7"/>
+        <w:spacing w:line="250" w:lineRule="auto"/>
+        <w:ind w:left="180" w:right="180"/>
+      </w:pPr>
+      <w:r>
+        <w:rPr>
+          <w:rFonts w:ascii="Consolas" w:eastAsia="Consolas" w:hAnsi="Consolas" w:cs="Consolas"/>
+          <w:color w:val="0E7A34"/>
+          <w:sz w:val="17"/>
+        </w:rPr>
+        <w:t xml:space="preserve"> </w:t>
+      </w:r>
+    </w:p>
+    <w:p>
+      <w:pPr>
+        <w:pBdr>
+          <w:left w:val="single" w:sz="12" w:space="6" w:color="B7C3D4"/>
+        </w:pBdr>
+        <w:shd w:val="clear" w:color="auto" w:fill="F2F4F7"/>
+        <w:spacing w:line="250" w:lineRule="auto"/>
+        <w:ind w:left="180" w:right="180"/>
+      </w:pPr>
+      <w:r>
+        <w:rPr>
+          <w:rFonts w:ascii="Consolas" w:eastAsia="Consolas" w:hAnsi="Consolas" w:cs="Consolas"/>
+          <w:color w:val="0E7A34"/>
+          <w:sz w:val="17"/>
+        </w:rPr>
+        <w:t xml:space="preserve">// 이 파일의 대표 값으로 내보낸다. 부모는 원하는 이름으로 import 할 수 있다.</w:t>
+      </w:r>
+    </w:p>
+    <w:p>
+      <w:pPr>
+        <w:pBdr>
+          <w:left w:val="single" w:sz="12" w:space="6" w:color="B7C3D4"/>
+        </w:pBdr>
+        <w:shd w:val="clear" w:color="auto" w:fill="F2F4F7"/>
         <w:spacing w:after="160" w:line="250" w:lineRule="auto"/>
         <w:ind w:left="180" w:right="180"/>
       </w:pPr>
@@ -8137,7 +10586,7 @@
           <w:color w:val="0E7A34"/>
           <w:sz w:val="17"/>
         </w:rPr>
-        <w:t>}</w:t>
+        <w:t xml:space="preserve">export default MessageBox;</w:t>
       </w:r>
     </w:p>
     <w:p>
@@ -8190,7 +10639,25 @@
           <w:color w:val="0E7A34"/>
           <w:sz w:val="17"/>
         </w:rPr>
-        <w:t>{loading &amp;&amp; &lt;div className="loading"&gt;로딩 중...&lt;/div&gt;}</w:t>
+        <w:t xml:space="preserve">// StudentTable.jsx — 로딩 표시</w:t>
+      </w:r>
+    </w:p>
+    <w:p>
+      <w:pPr>
+        <w:pBdr>
+          <w:left w:val="single" w:sz="12" w:space="6" w:color="B7C3D4"/>
+        </w:pBdr>
+        <w:shd w:val="clear" w:color="auto" w:fill="F2F4F7"/>
+        <w:spacing w:line="250" w:lineRule="auto"/>
+        <w:ind w:left="180" w:right="180"/>
+      </w:pPr>
+      <w:r>
+        <w:rPr>
+          <w:rFonts w:ascii="Consolas" w:eastAsia="Consolas" w:hAnsi="Consolas" w:cs="Consolas"/>
+          <w:color w:val="0E7A34"/>
+          <w:sz w:val="17"/>
+        </w:rPr>
+        <w:t xml:space="preserve">{loading &amp;&amp; &lt;div className="loading"&gt;로딩 중...&lt;/div&gt;}</w:t>
       </w:r>
     </w:p>
     <w:p>
@@ -8226,43 +10693,97 @@
           <w:color w:val="0E7A34"/>
           <w:sz w:val="17"/>
         </w:rPr>
-        <w:t>{isEditing &amp;&amp; (</w:t>
-      </w:r>
-    </w:p>
-    <w:p>
-      <w:pPr>
-        <w:pBdr>
-          <w:left w:val="single" w:sz="12" w:space="6" w:color="B7C3D4"/>
-        </w:pBdr>
-        <w:shd w:val="clear" w:color="auto" w:fill="F2F4F7"/>
-        <w:spacing w:line="250" w:lineRule="auto"/>
-        <w:ind w:left="180" w:right="180"/>
-      </w:pPr>
-      <w:r>
-        <w:rPr>
-          <w:rFonts w:ascii="Consolas" w:eastAsia="Consolas" w:hAnsi="Consolas" w:cs="Consolas"/>
-          <w:color w:val="0E7A34"/>
-          <w:sz w:val="17"/>
-        </w:rPr>
-        <w:t xml:space="preserve">    &lt;button type="button" className="cancel-btn" onClick={onCancel}&gt;취소&lt;/button&gt;</w:t>
-      </w:r>
-    </w:p>
-    <w:p>
-      <w:pPr>
-        <w:pBdr>
-          <w:left w:val="single" w:sz="12" w:space="6" w:color="B7C3D4"/>
-        </w:pBdr>
-        <w:shd w:val="clear" w:color="auto" w:fill="F2F4F7"/>
-        <w:spacing w:line="250" w:lineRule="auto"/>
-        <w:ind w:left="180" w:right="180"/>
-      </w:pPr>
-      <w:r>
-        <w:rPr>
-          <w:rFonts w:ascii="Consolas" w:eastAsia="Consolas" w:hAnsi="Consolas" w:cs="Consolas"/>
-          <w:color w:val="0E7A34"/>
-          <w:sz w:val="17"/>
-        </w:rPr>
-        <w:t>)}</w:t>
+        <w:t xml:space="preserve">// StudentForm.jsx — 수정 모드일 때만 취소 버튼을 그린다</w:t>
+      </w:r>
+    </w:p>
+    <w:p>
+      <w:pPr>
+        <w:pBdr>
+          <w:left w:val="single" w:sz="12" w:space="6" w:color="B7C3D4"/>
+        </w:pBdr>
+        <w:shd w:val="clear" w:color="auto" w:fill="F2F4F7"/>
+        <w:spacing w:line="250" w:lineRule="auto"/>
+        <w:ind w:left="180" w:right="180"/>
+      </w:pPr>
+      <w:r>
+        <w:rPr>
+          <w:rFonts w:ascii="Consolas" w:eastAsia="Consolas" w:hAnsi="Consolas" w:cs="Consolas"/>
+          <w:color w:val="0E7A34"/>
+          <w:sz w:val="17"/>
+        </w:rPr>
+        <w:t xml:space="preserve">{isEditing &amp;&amp; (</w:t>
+      </w:r>
+    </w:p>
+    <w:p>
+      <w:pPr>
+        <w:pBdr>
+          <w:left w:val="single" w:sz="12" w:space="6" w:color="B7C3D4"/>
+        </w:pBdr>
+        <w:shd w:val="clear" w:color="auto" w:fill="F2F4F7"/>
+        <w:spacing w:line="250" w:lineRule="auto"/>
+        <w:ind w:left="180" w:right="180"/>
+      </w:pPr>
+      <w:r>
+        <w:rPr>
+          <w:rFonts w:ascii="Consolas" w:eastAsia="Consolas" w:hAnsi="Consolas" w:cs="Consolas"/>
+          <w:color w:val="0E7A34"/>
+          <w:sz w:val="17"/>
+        </w:rPr>
+        <w:t xml:space="preserve">    &lt;button type="button" className="cancel-btn" onClick={onCancel}&gt;</w:t>
+      </w:r>
+    </w:p>
+    <w:p>
+      <w:pPr>
+        <w:pBdr>
+          <w:left w:val="single" w:sz="12" w:space="6" w:color="B7C3D4"/>
+        </w:pBdr>
+        <w:shd w:val="clear" w:color="auto" w:fill="F2F4F7"/>
+        <w:spacing w:line="250" w:lineRule="auto"/>
+        <w:ind w:left="180" w:right="180"/>
+      </w:pPr>
+      <w:r>
+        <w:rPr>
+          <w:rFonts w:ascii="Consolas" w:eastAsia="Consolas" w:hAnsi="Consolas" w:cs="Consolas"/>
+          <w:color w:val="0E7A34"/>
+          <w:sz w:val="17"/>
+        </w:rPr>
+        <w:t xml:space="preserve">        취소</w:t>
+      </w:r>
+    </w:p>
+    <w:p>
+      <w:pPr>
+        <w:pBdr>
+          <w:left w:val="single" w:sz="12" w:space="6" w:color="B7C3D4"/>
+        </w:pBdr>
+        <w:shd w:val="clear" w:color="auto" w:fill="F2F4F7"/>
+        <w:spacing w:line="250" w:lineRule="auto"/>
+        <w:ind w:left="180" w:right="180"/>
+      </w:pPr>
+      <w:r>
+        <w:rPr>
+          <w:rFonts w:ascii="Consolas" w:eastAsia="Consolas" w:hAnsi="Consolas" w:cs="Consolas"/>
+          <w:color w:val="0E7A34"/>
+          <w:sz w:val="17"/>
+        </w:rPr>
+        <w:t xml:space="preserve">    &lt;/button&gt;</w:t>
+      </w:r>
+    </w:p>
+    <w:p>
+      <w:pPr>
+        <w:pBdr>
+          <w:left w:val="single" w:sz="12" w:space="6" w:color="B7C3D4"/>
+        </w:pBdr>
+        <w:shd w:val="clear" w:color="auto" w:fill="F2F4F7"/>
+        <w:spacing w:line="250" w:lineRule="auto"/>
+        <w:ind w:left="180" w:right="180"/>
+      </w:pPr>
+      <w:r>
+        <w:rPr>
+          <w:rFonts w:ascii="Consolas" w:eastAsia="Consolas" w:hAnsi="Consolas" w:cs="Consolas"/>
+          <w:color w:val="0E7A34"/>
+          <w:sz w:val="17"/>
+        </w:rPr>
+        <w:t xml:space="preserve">)}</w:t>
       </w:r>
     </w:p>
     <w:p>
@@ -8298,7 +10819,61 @@
           <w:color w:val="0E7A34"/>
           <w:sz w:val="17"/>
         </w:rPr>
-        <w:t>// 4부 setEditMode 의 classList.toggle 은 className 문자열로</w:t>
+        <w:t xml:space="preserve">// StudentForm.jsx — 4부 setEditMode 의 classList.toggle 을 문자열로</w:t>
+      </w:r>
+    </w:p>
+    <w:p>
+      <w:pPr>
+        <w:pBdr>
+          <w:left w:val="single" w:sz="12" w:space="6" w:color="B7C3D4"/>
+        </w:pBdr>
+        <w:shd w:val="clear" w:color="auto" w:fill="F2F4F7"/>
+        <w:spacing w:line="250" w:lineRule="auto"/>
+        <w:ind w:left="180" w:right="180"/>
+      </w:pPr>
+      <w:r>
+        <w:rPr>
+          <w:rFonts w:ascii="Consolas" w:eastAsia="Consolas" w:hAnsi="Consolas" w:cs="Consolas"/>
+          <w:color w:val="0E7A34"/>
+          <w:sz w:val="17"/>
+        </w:rPr>
+        <w:t xml:space="preserve">let containerClass = "form-container";</w:t>
+      </w:r>
+    </w:p>
+    <w:p>
+      <w:pPr>
+        <w:pBdr>
+          <w:left w:val="single" w:sz="12" w:space="6" w:color="B7C3D4"/>
+        </w:pBdr>
+        <w:shd w:val="clear" w:color="auto" w:fill="F2F4F7"/>
+        <w:spacing w:line="250" w:lineRule="auto"/>
+        <w:ind w:left="180" w:right="180"/>
+      </w:pPr>
+      <w:r>
+        <w:rPr>
+          <w:rFonts w:ascii="Consolas" w:eastAsia="Consolas" w:hAnsi="Consolas" w:cs="Consolas"/>
+          <w:color w:val="0E7A34"/>
+          <w:sz w:val="17"/>
+        </w:rPr>
+        <w:t xml:space="preserve">if (isEditing) {</w:t>
+      </w:r>
+    </w:p>
+    <w:p>
+      <w:pPr>
+        <w:pBdr>
+          <w:left w:val="single" w:sz="12" w:space="6" w:color="B7C3D4"/>
+        </w:pBdr>
+        <w:shd w:val="clear" w:color="auto" w:fill="F2F4F7"/>
+        <w:spacing w:line="250" w:lineRule="auto"/>
+        <w:ind w:left="180" w:right="180"/>
+      </w:pPr>
+      <w:r>
+        <w:rPr>
+          <w:rFonts w:ascii="Consolas" w:eastAsia="Consolas" w:hAnsi="Consolas" w:cs="Consolas"/>
+          <w:color w:val="0E7A34"/>
+          <w:sz w:val="17"/>
+        </w:rPr>
+        <w:t xml:space="preserve">    containerClass = "form-container editing";</w:t>
       </w:r>
     </w:p>
     <w:p>
@@ -8316,7 +10891,7 @@
           <w:color w:val="0E7A34"/>
           <w:sz w:val="17"/>
         </w:rPr>
-        <w:t>const containerClass = isEditing ? "form-container editing" : "form-container";</w:t>
+        <w:t xml:space="preserve">}</w:t>
       </w:r>
     </w:p>
     <w:p>
@@ -8363,25 +10938,25 @@
           <w:color w:val="0E7A34"/>
           <w:sz w:val="17"/>
         </w:rPr>
-        <w:t>useEffect(() =&gt; {</w:t>
-      </w:r>
-    </w:p>
-    <w:p>
-      <w:pPr>
-        <w:pBdr>
-          <w:left w:val="single" w:sz="12" w:space="6" w:color="B7C3D4"/>
-        </w:pBdr>
-        <w:shd w:val="clear" w:color="auto" w:fill="F2F4F7"/>
-        <w:spacing w:line="250" w:lineRule="auto"/>
-        <w:ind w:left="180" w:right="180"/>
-      </w:pPr>
-      <w:r>
-        <w:rPr>
-          <w:rFonts w:ascii="Consolas" w:eastAsia="Consolas" w:hAnsi="Consolas" w:cs="Consolas"/>
-          <w:color w:val="0E7A34"/>
-          <w:sz w:val="17"/>
-        </w:rPr>
-        <w:t xml:space="preserve">    if (message?.type !== "success") return;</w:t>
+        <w:t xml:space="preserve">// App 함수 바깥에 둔다 — 4부의 MESSAGE_TIMEOUT 과 같은 값이다.</w:t>
+      </w:r>
+    </w:p>
+    <w:p>
+      <w:pPr>
+        <w:pBdr>
+          <w:left w:val="single" w:sz="12" w:space="6" w:color="B7C3D4"/>
+        </w:pBdr>
+        <w:shd w:val="clear" w:color="auto" w:fill="F2F4F7"/>
+        <w:spacing w:line="250" w:lineRule="auto"/>
+        <w:ind w:left="180" w:right="180"/>
+      </w:pPr>
+      <w:r>
+        <w:rPr>
+          <w:rFonts w:ascii="Consolas" w:eastAsia="Consolas" w:hAnsi="Consolas" w:cs="Consolas"/>
+          <w:color w:val="0E7A34"/>
+          <w:sz w:val="17"/>
+        </w:rPr>
+        <w:t xml:space="preserve">const MESSAGE_TIMEOUT = 3000;</w:t>
       </w:r>
     </w:p>
     <w:p>
@@ -8417,6 +10992,204 @@
           <w:color w:val="0E7A34"/>
           <w:sz w:val="17"/>
         </w:rPr>
+        <w:t xml:space="preserve">// 아래는 App 함수 안이다.</w:t>
+      </w:r>
+    </w:p>
+    <w:p>
+      <w:pPr>
+        <w:pBdr>
+          <w:left w:val="single" w:sz="12" w:space="6" w:color="B7C3D4"/>
+        </w:pBdr>
+        <w:shd w:val="clear" w:color="auto" w:fill="F2F4F7"/>
+        <w:spacing w:line="250" w:lineRule="auto"/>
+        <w:ind w:left="180" w:right="180"/>
+      </w:pPr>
+      <w:r>
+        <w:rPr>
+          <w:rFonts w:ascii="Consolas" w:eastAsia="Consolas" w:hAnsi="Consolas" w:cs="Consolas"/>
+          <w:color w:val="0E7A34"/>
+          <w:sz w:val="17"/>
+        </w:rPr>
+        <w:t xml:space="preserve">useEffect(() =&gt; {</w:t>
+      </w:r>
+    </w:p>
+    <w:p>
+      <w:pPr>
+        <w:pBdr>
+          <w:left w:val="single" w:sz="12" w:space="6" w:color="B7C3D4"/>
+        </w:pBdr>
+        <w:shd w:val="clear" w:color="auto" w:fill="F2F4F7"/>
+        <w:spacing w:line="250" w:lineRule="auto"/>
+        <w:ind w:left="180" w:right="180"/>
+      </w:pPr>
+      <w:r>
+        <w:rPr>
+          <w:rFonts w:ascii="Consolas" w:eastAsia="Consolas" w:hAnsi="Consolas" w:cs="Consolas"/>
+          <w:color w:val="0E7A34"/>
+          <w:sz w:val="17"/>
+        </w:rPr>
+        <w:t xml:space="preserve">    if (!message) {</w:t>
+      </w:r>
+    </w:p>
+    <w:p>
+      <w:pPr>
+        <w:pBdr>
+          <w:left w:val="single" w:sz="12" w:space="6" w:color="B7C3D4"/>
+        </w:pBdr>
+        <w:shd w:val="clear" w:color="auto" w:fill="F2F4F7"/>
+        <w:spacing w:line="250" w:lineRule="auto"/>
+        <w:ind w:left="180" w:right="180"/>
+      </w:pPr>
+      <w:r>
+        <w:rPr>
+          <w:rFonts w:ascii="Consolas" w:eastAsia="Consolas" w:hAnsi="Consolas" w:cs="Consolas"/>
+          <w:color w:val="0E7A34"/>
+          <w:sz w:val="17"/>
+        </w:rPr>
+        <w:t xml:space="preserve">        return;</w:t>
+      </w:r>
+    </w:p>
+    <w:p>
+      <w:pPr>
+        <w:pBdr>
+          <w:left w:val="single" w:sz="12" w:space="6" w:color="B7C3D4"/>
+        </w:pBdr>
+        <w:shd w:val="clear" w:color="auto" w:fill="F2F4F7"/>
+        <w:spacing w:line="250" w:lineRule="auto"/>
+        <w:ind w:left="180" w:right="180"/>
+      </w:pPr>
+      <w:r>
+        <w:rPr>
+          <w:rFonts w:ascii="Consolas" w:eastAsia="Consolas" w:hAnsi="Consolas" w:cs="Consolas"/>
+          <w:color w:val="0E7A34"/>
+          <w:sz w:val="17"/>
+        </w:rPr>
+        <w:t xml:space="preserve">    }</w:t>
+      </w:r>
+    </w:p>
+    <w:p>
+      <w:pPr>
+        <w:pBdr>
+          <w:left w:val="single" w:sz="12" w:space="6" w:color="B7C3D4"/>
+        </w:pBdr>
+        <w:shd w:val="clear" w:color="auto" w:fill="F2F4F7"/>
+        <w:spacing w:line="250" w:lineRule="auto"/>
+        <w:ind w:left="180" w:right="180"/>
+      </w:pPr>
+      <w:r>
+        <w:rPr>
+          <w:rFonts w:ascii="Consolas" w:eastAsia="Consolas" w:hAnsi="Consolas" w:cs="Consolas"/>
+          <w:color w:val="0E7A34"/>
+          <w:sz w:val="17"/>
+        </w:rPr>
+        <w:t xml:space="preserve"> </w:t>
+      </w:r>
+    </w:p>
+    <w:p>
+      <w:pPr>
+        <w:pBdr>
+          <w:left w:val="single" w:sz="12" w:space="6" w:color="B7C3D4"/>
+        </w:pBdr>
+        <w:shd w:val="clear" w:color="auto" w:fill="F2F4F7"/>
+        <w:spacing w:line="250" w:lineRule="auto"/>
+        <w:ind w:left="180" w:right="180"/>
+      </w:pPr>
+      <w:r>
+        <w:rPr>
+          <w:rFonts w:ascii="Consolas" w:eastAsia="Consolas" w:hAnsi="Consolas" w:cs="Consolas"/>
+          <w:color w:val="0E7A34"/>
+          <w:sz w:val="17"/>
+        </w:rPr>
+        <w:t xml:space="preserve">    // 오류 메시지는 사용자가 고칠 때까지 남겨 둔다.</w:t>
+      </w:r>
+    </w:p>
+    <w:p>
+      <w:pPr>
+        <w:pBdr>
+          <w:left w:val="single" w:sz="12" w:space="6" w:color="B7C3D4"/>
+        </w:pBdr>
+        <w:shd w:val="clear" w:color="auto" w:fill="F2F4F7"/>
+        <w:spacing w:line="250" w:lineRule="auto"/>
+        <w:ind w:left="180" w:right="180"/>
+      </w:pPr>
+      <w:r>
+        <w:rPr>
+          <w:rFonts w:ascii="Consolas" w:eastAsia="Consolas" w:hAnsi="Consolas" w:cs="Consolas"/>
+          <w:color w:val="0E7A34"/>
+          <w:sz w:val="17"/>
+        </w:rPr>
+        <w:t xml:space="preserve">    if (message.type !== "success") {</w:t>
+      </w:r>
+    </w:p>
+    <w:p>
+      <w:pPr>
+        <w:pBdr>
+          <w:left w:val="single" w:sz="12" w:space="6" w:color="B7C3D4"/>
+        </w:pBdr>
+        <w:shd w:val="clear" w:color="auto" w:fill="F2F4F7"/>
+        <w:spacing w:line="250" w:lineRule="auto"/>
+        <w:ind w:left="180" w:right="180"/>
+      </w:pPr>
+      <w:r>
+        <w:rPr>
+          <w:rFonts w:ascii="Consolas" w:eastAsia="Consolas" w:hAnsi="Consolas" w:cs="Consolas"/>
+          <w:color w:val="0E7A34"/>
+          <w:sz w:val="17"/>
+        </w:rPr>
+        <w:t xml:space="preserve">        return;</w:t>
+      </w:r>
+    </w:p>
+    <w:p>
+      <w:pPr>
+        <w:pBdr>
+          <w:left w:val="single" w:sz="12" w:space="6" w:color="B7C3D4"/>
+        </w:pBdr>
+        <w:shd w:val="clear" w:color="auto" w:fill="F2F4F7"/>
+        <w:spacing w:line="250" w:lineRule="auto"/>
+        <w:ind w:left="180" w:right="180"/>
+      </w:pPr>
+      <w:r>
+        <w:rPr>
+          <w:rFonts w:ascii="Consolas" w:eastAsia="Consolas" w:hAnsi="Consolas" w:cs="Consolas"/>
+          <w:color w:val="0E7A34"/>
+          <w:sz w:val="17"/>
+        </w:rPr>
+        <w:t xml:space="preserve">    }</w:t>
+      </w:r>
+    </w:p>
+    <w:p>
+      <w:pPr>
+        <w:pBdr>
+          <w:left w:val="single" w:sz="12" w:space="6" w:color="B7C3D4"/>
+        </w:pBdr>
+        <w:shd w:val="clear" w:color="auto" w:fill="F2F4F7"/>
+        <w:spacing w:line="250" w:lineRule="auto"/>
+        <w:ind w:left="180" w:right="180"/>
+      </w:pPr>
+      <w:r>
+        <w:rPr>
+          <w:rFonts w:ascii="Consolas" w:eastAsia="Consolas" w:hAnsi="Consolas" w:cs="Consolas"/>
+          <w:color w:val="0E7A34"/>
+          <w:sz w:val="17"/>
+        </w:rPr>
+        <w:t xml:space="preserve"> </w:t>
+      </w:r>
+    </w:p>
+    <w:p>
+      <w:pPr>
+        <w:pBdr>
+          <w:left w:val="single" w:sz="12" w:space="6" w:color="B7C3D4"/>
+        </w:pBdr>
+        <w:shd w:val="clear" w:color="auto" w:fill="F2F4F7"/>
+        <w:spacing w:line="250" w:lineRule="auto"/>
+        <w:ind w:left="180" w:right="180"/>
+      </w:pPr>
+      <w:r>
+        <w:rPr>
+          <w:rFonts w:ascii="Consolas" w:eastAsia="Consolas" w:hAnsi="Consolas" w:cs="Consolas"/>
+          <w:color w:val="0E7A34"/>
+          <w:sz w:val="17"/>
+        </w:rPr>
         <w:t xml:space="preserve">    const timer = setTimeout(() =&gt; setMessage(null), MESSAGE_TIMEOUT);</w:t>
       </w:r>
     </w:p>
@@ -8435,7 +11208,43 @@
           <w:color w:val="0E7A34"/>
           <w:sz w:val="17"/>
         </w:rPr>
-        <w:t xml:space="preserve">    return () =&gt; clearTimeout(timer);   // 정리 함수</w:t>
+        <w:t xml:space="preserve"> </w:t>
+      </w:r>
+    </w:p>
+    <w:p>
+      <w:pPr>
+        <w:pBdr>
+          <w:left w:val="single" w:sz="12" w:space="6" w:color="B7C3D4"/>
+        </w:pBdr>
+        <w:shd w:val="clear" w:color="auto" w:fill="F2F4F7"/>
+        <w:spacing w:line="250" w:lineRule="auto"/>
+        <w:ind w:left="180" w:right="180"/>
+      </w:pPr>
+      <w:r>
+        <w:rPr>
+          <w:rFonts w:ascii="Consolas" w:eastAsia="Consolas" w:hAnsi="Consolas" w:cs="Consolas"/>
+          <w:color w:val="0E7A34"/>
+          <w:sz w:val="17"/>
+        </w:rPr>
+        <w:t xml:space="preserve">    // 정리 함수 — 다음 번 실행 직전과 화면에서 사라질 때 불린다.</w:t>
+      </w:r>
+    </w:p>
+    <w:p>
+      <w:pPr>
+        <w:pBdr>
+          <w:left w:val="single" w:sz="12" w:space="6" w:color="B7C3D4"/>
+        </w:pBdr>
+        <w:shd w:val="clear" w:color="auto" w:fill="F2F4F7"/>
+        <w:spacing w:line="250" w:lineRule="auto"/>
+        <w:ind w:left="180" w:right="180"/>
+      </w:pPr>
+      <w:r>
+        <w:rPr>
+          <w:rFonts w:ascii="Consolas" w:eastAsia="Consolas" w:hAnsi="Consolas" w:cs="Consolas"/>
+          <w:color w:val="0E7A34"/>
+          <w:sz w:val="17"/>
+        </w:rPr>
+        <w:t xml:space="preserve">    return () =&gt; clearTimeout(timer);</w:t>
       </w:r>
     </w:p>
     <w:p>
@@ -8453,7 +11262,7 @@
           <w:color w:val="0E7A34"/>
           <w:sz w:val="17"/>
         </w:rPr>
-        <w:t>}, [message]);</w:t>
+        <w:t xml:space="preserve">}, [message]);</w:t>
       </w:r>
     </w:p>
     <w:p>
@@ -8478,7 +11287,7 @@
           <w:color w:val="333333"/>
           <w:sz w:val="19"/>
         </w:rPr>
-        <w:t>useEffect 가 돌려주는 함수를 정리 함수라고 합니다. 다음 실행 전과 컴포넌트가 사라질 때 React 가 불러 줍니다. 4부에서 messageTimer 변수를 두고 직접 clearTimeout 하던 일을 이 한 줄이 대신합니다.</w:t>
+        <w:t>useEffect 가 돌려주는 함수를 정리 함수라고 합니다. 다음 실행 전과 컴포넌트가 사라질 때 React 가 불러 줍니다. 4부에서 messageTimer 변수를 두고 직접 clearTimeout 하던 일을 이 한 줄이 대신합니다. 앞의 if 두 개는 "메시지가 없거나 오류 메시지면 아무것도 하지 않는다" 는 뜻입니다. 조건을 한 줄에 몰아 쓰지 않고 나눠 두면 무엇을 거르는지가 눈에 들어옵니다.</w:t>
       </w:r>
     </w:p>
     <w:p>
@@ -8836,7 +11645,7 @@
           <w:color w:val="0E7A34"/>
           <w:sz w:val="17"/>
         </w:rPr>
-        <w:t>async function handleSubmit(event) {</w:t>
+        <w:t xml:space="preserve">async function handleSubmit(event) {</w:t>
       </w:r>
     </w:p>
     <w:p>
@@ -8872,7 +11681,7 @@
           <w:color w:val="0E7A34"/>
           <w:sz w:val="17"/>
         </w:rPr>
-        <w:t xml:space="preserve">    setMessage(null);</w:t>
+        <w:t xml:space="preserve">    setMessage(null);            // 앞선 메시지를 지운다</w:t>
       </w:r>
     </w:p>
     <w:p>
@@ -8908,7 +11717,7 @@
           <w:color w:val="0E7A34"/>
           <w:sz w:val="17"/>
         </w:rPr>
-        <w:t xml:space="preserve">    const studentData = toRequest(form);   // state 를 그대로 변환</w:t>
+        <w:t xml:space="preserve">    const studentData = toRequest(form);</w:t>
       </w:r>
     </w:p>
     <w:p>
@@ -8944,7 +11753,7 @@
           <w:color w:val="0E7A34"/>
           <w:sz w:val="17"/>
         </w:rPr>
-        <w:t xml:space="preserve">    // 검사에 걸리면 메시지만 보여 주고 끝낸다(early return).</w:t>
+        <w:t xml:space="preserve">    // 검사에 걸리면 메시지만 보여 주고 끝낸다.</w:t>
       </w:r>
     </w:p>
     <w:p>
@@ -9304,7 +12113,7 @@
           <w:color w:val="0E7A34"/>
           <w:sz w:val="17"/>
         </w:rPr>
-        <w:t xml:space="preserve">        setMessage({ text: error.message, type: "error" });</w:t>
+        <w:t xml:space="preserve">        setMessage({ text: error.message, type: "error" });   // 서버가 보낸 실제 메시지</w:t>
       </w:r>
     </w:p>
     <w:p>
@@ -9340,7 +12149,7 @@
           <w:color w:val="0E7A34"/>
           <w:sz w:val="17"/>
         </w:rPr>
-        <w:t>}</w:t>
+        <w:t xml:space="preserve">}</w:t>
       </w:r>
     </w:p>
     <w:p>
@@ -9376,25 +12185,25 @@
           <w:color w:val="0E7A34"/>
           <w:sz w:val="17"/>
         </w:rPr>
-        <w:t>/** 폼을 비우고 등록 모드로 되돌린다 — 4부 resetForm() */</w:t>
-      </w:r>
-    </w:p>
-    <w:p>
-      <w:pPr>
-        <w:pBdr>
-          <w:left w:val="single" w:sz="12" w:space="6" w:color="B7C3D4"/>
-        </w:pBdr>
-        <w:shd w:val="clear" w:color="auto" w:fill="F2F4F7"/>
-        <w:spacing w:line="250" w:lineRule="auto"/>
-        <w:ind w:left="180" w:right="180"/>
-      </w:pPr>
-      <w:r>
-        <w:rPr>
-          <w:rFonts w:ascii="Consolas" w:eastAsia="Consolas" w:hAnsi="Consolas" w:cs="Consolas"/>
-          <w:color w:val="0E7A34"/>
-          <w:sz w:val="17"/>
-        </w:rPr>
-        <w:t>function resetForm() {</w:t>
+        <w:t xml:space="preserve">// 폼을 비우고 등록 모드로 되돌린다 — 4부 resetForm()</w:t>
+      </w:r>
+    </w:p>
+    <w:p>
+      <w:pPr>
+        <w:pBdr>
+          <w:left w:val="single" w:sz="12" w:space="6" w:color="B7C3D4"/>
+        </w:pBdr>
+        <w:shd w:val="clear" w:color="auto" w:fill="F2F4F7"/>
+        <w:spacing w:line="250" w:lineRule="auto"/>
+        <w:ind w:left="180" w:right="180"/>
+      </w:pPr>
+      <w:r>
+        <w:rPr>
+          <w:rFonts w:ascii="Consolas" w:eastAsia="Consolas" w:hAnsi="Consolas" w:cs="Consolas"/>
+          <w:color w:val="0E7A34"/>
+          <w:sz w:val="17"/>
+        </w:rPr>
+        <w:t xml:space="preserve">function resetForm() {</w:t>
       </w:r>
     </w:p>
     <w:p>
@@ -9448,7 +12257,7 @@
           <w:color w:val="0E7A34"/>
           <w:sz w:val="17"/>
         </w:rPr>
-        <w:t>}</w:t>
+        <w:t xml:space="preserve">}</w:t>
       </w:r>
     </w:p>
     <w:p>
@@ -9898,6 +12707,7 @@
     </w:p>
     <w:p>
       <w:pPr>
+        <w:pageBreakBefore/>
         <w:spacing w:before="140"/>
       </w:pPr>
       <w:r>
@@ -9924,25 +12734,61 @@
           <w:color w:val="0E7A34"/>
           <w:sz w:val="17"/>
         </w:rPr>
-        <w:t>async function handleEdit(studentId) {</w:t>
-      </w:r>
-    </w:p>
-    <w:p>
-      <w:pPr>
-        <w:pBdr>
-          <w:left w:val="single" w:sz="12" w:space="6" w:color="B7C3D4"/>
-        </w:pBdr>
-        <w:shd w:val="clear" w:color="auto" w:fill="F2F4F7"/>
-        <w:spacing w:line="250" w:lineRule="auto"/>
-        <w:ind w:left="180" w:right="180"/>
-      </w:pPr>
-      <w:r>
-        <w:rPr>
-          <w:rFonts w:ascii="Consolas" w:eastAsia="Consolas" w:hAnsi="Consolas" w:cs="Consolas"/>
-          <w:color w:val="0E7A34"/>
-          <w:sz w:val="17"/>
-        </w:rPr>
-        <w:t xml:space="preserve">    setMessage(null);</w:t>
+        <w:t xml:space="preserve">/* useRef 는 화면에 그려진 실제 요소를 붙잡아 두는 자리다.</w:t>
+      </w:r>
+    </w:p>
+    <w:p>
+      <w:pPr>
+        <w:pBdr>
+          <w:left w:val="single" w:sz="12" w:space="6" w:color="B7C3D4"/>
+        </w:pBdr>
+        <w:shd w:val="clear" w:color="auto" w:fill="F2F4F7"/>
+        <w:spacing w:line="250" w:lineRule="auto"/>
+        <w:ind w:left="180" w:right="180"/>
+      </w:pPr>
+      <w:r>
+        <w:rPr>
+          <w:rFonts w:ascii="Consolas" w:eastAsia="Consolas" w:hAnsi="Consolas" w:cs="Consolas"/>
+          <w:color w:val="0E7A34"/>
+          <w:sz w:val="17"/>
+        </w:rPr>
+        <w:t xml:space="preserve">   state 와 달리 값이 바뀌어도 화면을 다시 그리지 않는다.</w:t>
+      </w:r>
+    </w:p>
+    <w:p>
+      <w:pPr>
+        <w:pBdr>
+          <w:left w:val="single" w:sz="12" w:space="6" w:color="B7C3D4"/>
+        </w:pBdr>
+        <w:shd w:val="clear" w:color="auto" w:fill="F2F4F7"/>
+        <w:spacing w:line="250" w:lineRule="auto"/>
+        <w:ind w:left="180" w:right="180"/>
+      </w:pPr>
+      <w:r>
+        <w:rPr>
+          <w:rFonts w:ascii="Consolas" w:eastAsia="Consolas" w:hAnsi="Consolas" w:cs="Consolas"/>
+          <w:color w:val="0E7A34"/>
+          <w:sz w:val="17"/>
+        </w:rPr>
+        <w:t xml:space="preserve">   수정 버튼을 눌렀을 때 폼으로 스크롤하는 데만 쓴다. */</w:t>
+      </w:r>
+    </w:p>
+    <w:p>
+      <w:pPr>
+        <w:pBdr>
+          <w:left w:val="single" w:sz="12" w:space="6" w:color="B7C3D4"/>
+        </w:pBdr>
+        <w:shd w:val="clear" w:color="auto" w:fill="F2F4F7"/>
+        <w:spacing w:line="250" w:lineRule="auto"/>
+        <w:ind w:left="180" w:right="180"/>
+      </w:pPr>
+      <w:r>
+        <w:rPr>
+          <w:rFonts w:ascii="Consolas" w:eastAsia="Consolas" w:hAnsi="Consolas" w:cs="Consolas"/>
+          <w:color w:val="0E7A34"/>
+          <w:sz w:val="17"/>
+        </w:rPr>
+        <w:t xml:space="preserve">const formRef = useRef(null);</w:t>
       </w:r>
     </w:p>
     <w:p>
@@ -9978,6 +12824,60 @@
           <w:color w:val="0E7A34"/>
           <w:sz w:val="17"/>
         </w:rPr>
+        <w:t xml:space="preserve">async function handleEdit(studentId) {</w:t>
+      </w:r>
+    </w:p>
+    <w:p>
+      <w:pPr>
+        <w:pBdr>
+          <w:left w:val="single" w:sz="12" w:space="6" w:color="B7C3D4"/>
+        </w:pBdr>
+        <w:shd w:val="clear" w:color="auto" w:fill="F2F4F7"/>
+        <w:spacing w:line="250" w:lineRule="auto"/>
+        <w:ind w:left="180" w:right="180"/>
+      </w:pPr>
+      <w:r>
+        <w:rPr>
+          <w:rFonts w:ascii="Consolas" w:eastAsia="Consolas" w:hAnsi="Consolas" w:cs="Consolas"/>
+          <w:color w:val="0E7A34"/>
+          <w:sz w:val="17"/>
+        </w:rPr>
+        <w:t xml:space="preserve">    setMessage(null);            // 앞선 메시지를 지운다</w:t>
+      </w:r>
+    </w:p>
+    <w:p>
+      <w:pPr>
+        <w:pBdr>
+          <w:left w:val="single" w:sz="12" w:space="6" w:color="B7C3D4"/>
+        </w:pBdr>
+        <w:shd w:val="clear" w:color="auto" w:fill="F2F4F7"/>
+        <w:spacing w:line="250" w:lineRule="auto"/>
+        <w:ind w:left="180" w:right="180"/>
+      </w:pPr>
+      <w:r>
+        <w:rPr>
+          <w:rFonts w:ascii="Consolas" w:eastAsia="Consolas" w:hAnsi="Consolas" w:cs="Consolas"/>
+          <w:color w:val="0E7A34"/>
+          <w:sz w:val="17"/>
+        </w:rPr>
+        <w:t xml:space="preserve"> </w:t>
+      </w:r>
+    </w:p>
+    <w:p>
+      <w:pPr>
+        <w:pBdr>
+          <w:left w:val="single" w:sz="12" w:space="6" w:color="B7C3D4"/>
+        </w:pBdr>
+        <w:shd w:val="clear" w:color="auto" w:fill="F2F4F7"/>
+        <w:spacing w:line="250" w:lineRule="auto"/>
+        <w:ind w:left="180" w:right="180"/>
+      </w:pPr>
+      <w:r>
+        <w:rPr>
+          <w:rFonts w:ascii="Consolas" w:eastAsia="Consolas" w:hAnsi="Consolas" w:cs="Consolas"/>
+          <w:color w:val="0E7A34"/>
+          <w:sz w:val="17"/>
+        </w:rPr>
         <w:t xml:space="preserve">    try {</w:t>
       </w:r>
     </w:p>
@@ -10032,6 +12932,42 @@
           <w:color w:val="0E7A34"/>
           <w:sz w:val="17"/>
         </w:rPr>
+        <w:t xml:space="preserve">        // 4부에서는 fillForm 이 input.value 에 하나씩 넣었다.</w:t>
+      </w:r>
+    </w:p>
+    <w:p>
+      <w:pPr>
+        <w:pBdr>
+          <w:left w:val="single" w:sz="12" w:space="6" w:color="B7C3D4"/>
+        </w:pBdr>
+        <w:shd w:val="clear" w:color="auto" w:fill="F2F4F7"/>
+        <w:spacing w:line="250" w:lineRule="auto"/>
+        <w:ind w:left="180" w:right="180"/>
+      </w:pPr>
+      <w:r>
+        <w:rPr>
+          <w:rFonts w:ascii="Consolas" w:eastAsia="Consolas" w:hAnsi="Consolas" w:cs="Consolas"/>
+          <w:color w:val="0E7A34"/>
+          <w:sz w:val="17"/>
+        </w:rPr>
+        <w:t xml:space="preserve">        // 여기서는 state 만 바꾸면 입력칸이 따라서 바뀐다.</w:t>
+      </w:r>
+    </w:p>
+    <w:p>
+      <w:pPr>
+        <w:pBdr>
+          <w:left w:val="single" w:sz="12" w:space="6" w:color="B7C3D4"/>
+        </w:pBdr>
+        <w:shd w:val="clear" w:color="auto" w:fill="F2F4F7"/>
+        <w:spacing w:line="250" w:lineRule="auto"/>
+        <w:ind w:left="180" w:right="180"/>
+      </w:pPr>
+      <w:r>
+        <w:rPr>
+          <w:rFonts w:ascii="Consolas" w:eastAsia="Consolas" w:hAnsi="Consolas" w:cs="Consolas"/>
+          <w:color w:val="0E7A34"/>
+          <w:sz w:val="17"/>
+        </w:rPr>
         <w:t xml:space="preserve">        setForm(toFormValues(student));</w:t>
       </w:r>
     </w:p>
@@ -10068,7 +13004,97 @@
           <w:color w:val="0E7A34"/>
           <w:sz w:val="17"/>
         </w:rPr>
-        <w:t xml:space="preserve">        formRef.current?.scrollIntoView({ behavior: "smooth" });</w:t>
+        <w:t xml:space="preserve"> </w:t>
+      </w:r>
+    </w:p>
+    <w:p>
+      <w:pPr>
+        <w:pBdr>
+          <w:left w:val="single" w:sz="12" w:space="6" w:color="B7C3D4"/>
+        </w:pBdr>
+        <w:shd w:val="clear" w:color="auto" w:fill="F2F4F7"/>
+        <w:spacing w:line="250" w:lineRule="auto"/>
+        <w:ind w:left="180" w:right="180"/>
+      </w:pPr>
+      <w:r>
+        <w:rPr>
+          <w:rFonts w:ascii="Consolas" w:eastAsia="Consolas" w:hAnsi="Consolas" w:cs="Consolas"/>
+          <w:color w:val="0E7A34"/>
+          <w:sz w:val="17"/>
+        </w:rPr>
+        <w:t xml:space="preserve">        // formRef.current 는 화면에 그려진 form-container 요소다.</w:t>
+      </w:r>
+    </w:p>
+    <w:p>
+      <w:pPr>
+        <w:pBdr>
+          <w:left w:val="single" w:sz="12" w:space="6" w:color="B7C3D4"/>
+        </w:pBdr>
+        <w:shd w:val="clear" w:color="auto" w:fill="F2F4F7"/>
+        <w:spacing w:line="250" w:lineRule="auto"/>
+        <w:ind w:left="180" w:right="180"/>
+      </w:pPr>
+      <w:r>
+        <w:rPr>
+          <w:rFonts w:ascii="Consolas" w:eastAsia="Consolas" w:hAnsi="Consolas" w:cs="Consolas"/>
+          <w:color w:val="0E7A34"/>
+          <w:sz w:val="17"/>
+        </w:rPr>
+        <w:t xml:space="preserve">        // 아직 안 그려졌을 수도 있으므로 먼저 확인한다.</w:t>
+      </w:r>
+    </w:p>
+    <w:p>
+      <w:pPr>
+        <w:pBdr>
+          <w:left w:val="single" w:sz="12" w:space="6" w:color="B7C3D4"/>
+        </w:pBdr>
+        <w:shd w:val="clear" w:color="auto" w:fill="F2F4F7"/>
+        <w:spacing w:line="250" w:lineRule="auto"/>
+        <w:ind w:left="180" w:right="180"/>
+      </w:pPr>
+      <w:r>
+        <w:rPr>
+          <w:rFonts w:ascii="Consolas" w:eastAsia="Consolas" w:hAnsi="Consolas" w:cs="Consolas"/>
+          <w:color w:val="0E7A34"/>
+          <w:sz w:val="17"/>
+        </w:rPr>
+        <w:t xml:space="preserve">        if (formRef.current) {</w:t>
+      </w:r>
+    </w:p>
+    <w:p>
+      <w:pPr>
+        <w:pBdr>
+          <w:left w:val="single" w:sz="12" w:space="6" w:color="B7C3D4"/>
+        </w:pBdr>
+        <w:shd w:val="clear" w:color="auto" w:fill="F2F4F7"/>
+        <w:spacing w:line="250" w:lineRule="auto"/>
+        <w:ind w:left="180" w:right="180"/>
+      </w:pPr>
+      <w:r>
+        <w:rPr>
+          <w:rFonts w:ascii="Consolas" w:eastAsia="Consolas" w:hAnsi="Consolas" w:cs="Consolas"/>
+          <w:color w:val="0E7A34"/>
+          <w:sz w:val="17"/>
+        </w:rPr>
+        <w:t xml:space="preserve">            formRef.current.scrollIntoView({ behavior: "smooth" });</w:t>
+      </w:r>
+    </w:p>
+    <w:p>
+      <w:pPr>
+        <w:pBdr>
+          <w:left w:val="single" w:sz="12" w:space="6" w:color="B7C3D4"/>
+        </w:pBdr>
+        <w:shd w:val="clear" w:color="auto" w:fill="F2F4F7"/>
+        <w:spacing w:line="250" w:lineRule="auto"/>
+        <w:ind w:left="180" w:right="180"/>
+      </w:pPr>
+      <w:r>
+        <w:rPr>
+          <w:rFonts w:ascii="Consolas" w:eastAsia="Consolas" w:hAnsi="Consolas" w:cs="Consolas"/>
+          <w:color w:val="0E7A34"/>
+          <w:sz w:val="17"/>
+        </w:rPr>
+        <w:t xml:space="preserve">        }</w:t>
       </w:r>
     </w:p>
     <w:p>
@@ -10158,7 +13184,7 @@
           <w:color w:val="0E7A34"/>
           <w:sz w:val="17"/>
         </w:rPr>
-        <w:t>}</w:t>
+        <w:t xml:space="preserve">}</w:t>
       </w:r>
     </w:p>
     <w:p>
@@ -10194,7 +13220,7 @@
           <w:color w:val="0E7A34"/>
           <w:sz w:val="17"/>
         </w:rPr>
-        <w:t>async function handleDelete(studentId) {</w:t>
+        <w:t xml:space="preserve">async function handleDelete(studentId) {</w:t>
       </w:r>
     </w:p>
     <w:p>
@@ -10338,7 +13364,6 @@
           <w:color w:val="0E7A34"/>
           <w:sz w:val="17"/>
         </w:rPr>
-        <w:lastRenderedPageBreak/>
         <w:t xml:space="preserve"> </w:t>
       </w:r>
     </w:p>
@@ -10537,7 +13562,7 @@
           <w:color w:val="0E7A34"/>
           <w:sz w:val="17"/>
         </w:rPr>
-        <w:t>}</w:t>
+        <w:t xml:space="preserve">}</w:t>
       </w:r>
     </w:p>
     <w:p>
@@ -10595,7 +13620,7 @@
           <w:color w:val="333333"/>
           <w:sz w:val="19"/>
         </w:rPr>
-        <w:t>4부의 scrollToForm 은 useRef 로 옮겼습니다. React 에서 실제 DOM 요소를 직접 만져야 하는 드문 경우이며, 스크롤·포커스 정도가 여기에 해당합니다.</w:t>
+        <w:t>4부의 scrollToForm 은 useRef 로 옮겼습니다. React 에서 실제 DOM 요소를 직접 만져야 하는 드문 경우이며, 스크롤·포커스 정도가 여기에 해당합니다. formRef.current 는 아직 화면에 그려지기 전이면 null 이므로, 쓰기 전에 if 로 확인합니다.</w:t>
       </w:r>
     </w:p>
     <w:p>
@@ -10772,7 +13797,7 @@
           <w:color w:val="0E7A34"/>
           <w:sz w:val="17"/>
         </w:rPr>
-        <w:t>import { useEffect, useRef, useState } from "react";</w:t>
+        <w:t xml:space="preserve">import { useEffect, useRef, useState } from "react";</w:t>
       </w:r>
     </w:p>
     <w:p>
@@ -10808,61 +13833,133 @@
           <w:color w:val="0E7A34"/>
           <w:sz w:val="17"/>
         </w:rPr>
-        <w:t>import {</w:t>
-      </w:r>
-    </w:p>
-    <w:p>
-      <w:pPr>
-        <w:pBdr>
-          <w:left w:val="single" w:sz="12" w:space="6" w:color="B7C3D4"/>
-        </w:pBdr>
-        <w:shd w:val="clear" w:color="auto" w:fill="F2F4F7"/>
-        <w:spacing w:line="250" w:lineRule="auto"/>
-        <w:ind w:left="180" w:right="180"/>
-      </w:pPr>
-      <w:r>
-        <w:rPr>
-          <w:rFonts w:ascii="Consolas" w:eastAsia="Consolas" w:hAnsi="Consolas" w:cs="Consolas"/>
-          <w:color w:val="0E7A34"/>
-          <w:sz w:val="17"/>
-        </w:rPr>
-        <w:t xml:space="preserve">    fetchStudents, fetchStudent,</w:t>
-      </w:r>
-    </w:p>
-    <w:p>
-      <w:pPr>
-        <w:pBdr>
-          <w:left w:val="single" w:sz="12" w:space="6" w:color="B7C3D4"/>
-        </w:pBdr>
-        <w:shd w:val="clear" w:color="auto" w:fill="F2F4F7"/>
-        <w:spacing w:line="250" w:lineRule="auto"/>
-        <w:ind w:left="180" w:right="180"/>
-      </w:pPr>
-      <w:r>
-        <w:rPr>
-          <w:rFonts w:ascii="Consolas" w:eastAsia="Consolas" w:hAnsi="Consolas" w:cs="Consolas"/>
-          <w:color w:val="0E7A34"/>
-          <w:sz w:val="17"/>
-        </w:rPr>
-        <w:t xml:space="preserve">    createStudent, updateStudent, deleteStudent,</w:t>
-      </w:r>
-    </w:p>
-    <w:p>
-      <w:pPr>
-        <w:pBdr>
-          <w:left w:val="single" w:sz="12" w:space="6" w:color="B7C3D4"/>
-        </w:pBdr>
-        <w:shd w:val="clear" w:color="auto" w:fill="F2F4F7"/>
-        <w:spacing w:line="250" w:lineRule="auto"/>
-        <w:ind w:left="180" w:right="180"/>
-      </w:pPr>
-      <w:r>
-        <w:rPr>
-          <w:rFonts w:ascii="Consolas" w:eastAsia="Consolas" w:hAnsi="Consolas" w:cs="Consolas"/>
-          <w:color w:val="0E7A34"/>
-          <w:sz w:val="17"/>
-        </w:rPr>
-        <w:t>} from "./api/studentApi.js";</w:t>
+        <w:t xml:space="preserve">// 서버와 대화하는 함수들 — 4부에서 쓰던 파일을 그대로 쓴다.</w:t>
+      </w:r>
+    </w:p>
+    <w:p>
+      <w:pPr>
+        <w:pBdr>
+          <w:left w:val="single" w:sz="12" w:space="6" w:color="B7C3D4"/>
+        </w:pBdr>
+        <w:shd w:val="clear" w:color="auto" w:fill="F2F4F7"/>
+        <w:spacing w:line="250" w:lineRule="auto"/>
+        <w:ind w:left="180" w:right="180"/>
+      </w:pPr>
+      <w:r>
+        <w:rPr>
+          <w:rFonts w:ascii="Consolas" w:eastAsia="Consolas" w:hAnsi="Consolas" w:cs="Consolas"/>
+          <w:color w:val="0E7A34"/>
+          <w:sz w:val="17"/>
+        </w:rPr>
+        <w:t xml:space="preserve">import {</w:t>
+      </w:r>
+    </w:p>
+    <w:p>
+      <w:pPr>
+        <w:pBdr>
+          <w:left w:val="single" w:sz="12" w:space="6" w:color="B7C3D4"/>
+        </w:pBdr>
+        <w:shd w:val="clear" w:color="auto" w:fill="F2F4F7"/>
+        <w:spacing w:line="250" w:lineRule="auto"/>
+        <w:ind w:left="180" w:right="180"/>
+      </w:pPr>
+      <w:r>
+        <w:rPr>
+          <w:rFonts w:ascii="Consolas" w:eastAsia="Consolas" w:hAnsi="Consolas" w:cs="Consolas"/>
+          <w:color w:val="0E7A34"/>
+          <w:sz w:val="17"/>
+        </w:rPr>
+        <w:t xml:space="preserve">    fetchStudents,</w:t>
+      </w:r>
+    </w:p>
+    <w:p>
+      <w:pPr>
+        <w:pBdr>
+          <w:left w:val="single" w:sz="12" w:space="6" w:color="B7C3D4"/>
+        </w:pBdr>
+        <w:shd w:val="clear" w:color="auto" w:fill="F2F4F7"/>
+        <w:spacing w:line="250" w:lineRule="auto"/>
+        <w:ind w:left="180" w:right="180"/>
+      </w:pPr>
+      <w:r>
+        <w:rPr>
+          <w:rFonts w:ascii="Consolas" w:eastAsia="Consolas" w:hAnsi="Consolas" w:cs="Consolas"/>
+          <w:color w:val="0E7A34"/>
+          <w:sz w:val="17"/>
+        </w:rPr>
+        <w:t xml:space="preserve">    fetchStudent,</w:t>
+      </w:r>
+    </w:p>
+    <w:p>
+      <w:pPr>
+        <w:pBdr>
+          <w:left w:val="single" w:sz="12" w:space="6" w:color="B7C3D4"/>
+        </w:pBdr>
+        <w:shd w:val="clear" w:color="auto" w:fill="F2F4F7"/>
+        <w:spacing w:line="250" w:lineRule="auto"/>
+        <w:ind w:left="180" w:right="180"/>
+      </w:pPr>
+      <w:r>
+        <w:rPr>
+          <w:rFonts w:ascii="Consolas" w:eastAsia="Consolas" w:hAnsi="Consolas" w:cs="Consolas"/>
+          <w:color w:val="0E7A34"/>
+          <w:sz w:val="17"/>
+        </w:rPr>
+        <w:t xml:space="preserve">    createStudent,</w:t>
+      </w:r>
+    </w:p>
+    <w:p>
+      <w:pPr>
+        <w:pBdr>
+          <w:left w:val="single" w:sz="12" w:space="6" w:color="B7C3D4"/>
+        </w:pBdr>
+        <w:shd w:val="clear" w:color="auto" w:fill="F2F4F7"/>
+        <w:spacing w:line="250" w:lineRule="auto"/>
+        <w:ind w:left="180" w:right="180"/>
+      </w:pPr>
+      <w:r>
+        <w:rPr>
+          <w:rFonts w:ascii="Consolas" w:eastAsia="Consolas" w:hAnsi="Consolas" w:cs="Consolas"/>
+          <w:color w:val="0E7A34"/>
+          <w:sz w:val="17"/>
+        </w:rPr>
+        <w:t xml:space="preserve">    updateStudent,</w:t>
+      </w:r>
+    </w:p>
+    <w:p>
+      <w:pPr>
+        <w:pBdr>
+          <w:left w:val="single" w:sz="12" w:space="6" w:color="B7C3D4"/>
+        </w:pBdr>
+        <w:shd w:val="clear" w:color="auto" w:fill="F2F4F7"/>
+        <w:spacing w:line="250" w:lineRule="auto"/>
+        <w:ind w:left="180" w:right="180"/>
+      </w:pPr>
+      <w:r>
+        <w:rPr>
+          <w:rFonts w:ascii="Consolas" w:eastAsia="Consolas" w:hAnsi="Consolas" w:cs="Consolas"/>
+          <w:color w:val="0E7A34"/>
+          <w:sz w:val="17"/>
+        </w:rPr>
+        <w:t xml:space="preserve">    deleteStudent,</w:t>
+      </w:r>
+    </w:p>
+    <w:p>
+      <w:pPr>
+        <w:pBdr>
+          <w:left w:val="single" w:sz="12" w:space="6" w:color="B7C3D4"/>
+        </w:pBdr>
+        <w:shd w:val="clear" w:color="auto" w:fill="F2F4F7"/>
+        <w:spacing w:line="250" w:lineRule="auto"/>
+        <w:ind w:left="180" w:right="180"/>
+      </w:pPr>
+      <w:r>
+        <w:rPr>
+          <w:rFonts w:ascii="Consolas" w:eastAsia="Consolas" w:hAnsi="Consolas" w:cs="Consolas"/>
+          <w:color w:val="0E7A34"/>
+          <w:sz w:val="17"/>
+        </w:rPr>
+        <w:t xml:space="preserve">} from "./api/studentApi.js";</w:t>
       </w:r>
     </w:p>
     <w:p>
@@ -10898,25 +13995,25 @@
           <w:color w:val="0E7A34"/>
           <w:sz w:val="17"/>
         </w:rPr>
-        <w:t>import { validateStudent } from "./lib/validation.js";</w:t>
-      </w:r>
-    </w:p>
-    <w:p>
-      <w:pPr>
-        <w:pBdr>
-          <w:left w:val="single" w:sz="12" w:space="6" w:color="B7C3D4"/>
-        </w:pBdr>
-        <w:shd w:val="clear" w:color="auto" w:fill="F2F4F7"/>
-        <w:spacing w:line="250" w:lineRule="auto"/>
-        <w:ind w:left="180" w:right="180"/>
-      </w:pPr>
-      <w:r>
-        <w:rPr>
-          <w:rFonts w:ascii="Consolas" w:eastAsia="Consolas" w:hAnsi="Consolas" w:cs="Consolas"/>
-          <w:color w:val="0E7A34"/>
-          <w:sz w:val="17"/>
-        </w:rPr>
-        <w:t>import { EMPTY_FORM, toRequest, toFormValues } from "./lib/studentData.js";</w:t>
+        <w:t xml:space="preserve">// 입력값 검사 — 이것도 4부 파일 그대로다.</w:t>
+      </w:r>
+    </w:p>
+    <w:p>
+      <w:pPr>
+        <w:pBdr>
+          <w:left w:val="single" w:sz="12" w:space="6" w:color="B7C3D4"/>
+        </w:pBdr>
+        <w:shd w:val="clear" w:color="auto" w:fill="F2F4F7"/>
+        <w:spacing w:line="250" w:lineRule="auto"/>
+        <w:ind w:left="180" w:right="180"/>
+      </w:pPr>
+      <w:r>
+        <w:rPr>
+          <w:rFonts w:ascii="Consolas" w:eastAsia="Consolas" w:hAnsi="Consolas" w:cs="Consolas"/>
+          <w:color w:val="0E7A34"/>
+          <w:sz w:val="17"/>
+        </w:rPr>
+        <w:t xml:space="preserve">import { validateStudent } from "./lib/validation.js";</w:t>
       </w:r>
     </w:p>
     <w:p>
@@ -10952,25 +14049,25 @@
           <w:color w:val="0E7A34"/>
           <w:sz w:val="17"/>
         </w:rPr>
-        <w:t>import StudentForm from "./components/StudentForm.jsx";</w:t>
-      </w:r>
-    </w:p>
-    <w:p>
-      <w:pPr>
-        <w:pBdr>
-          <w:left w:val="single" w:sz="12" w:space="6" w:color="B7C3D4"/>
-        </w:pBdr>
-        <w:shd w:val="clear" w:color="auto" w:fill="F2F4F7"/>
-        <w:spacing w:line="250" w:lineRule="auto"/>
-        <w:ind w:left="180" w:right="180"/>
-      </w:pPr>
-      <w:r>
-        <w:rPr>
-          <w:rFonts w:ascii="Consolas" w:eastAsia="Consolas" w:hAnsi="Consolas" w:cs="Consolas"/>
-          <w:color w:val="0E7A34"/>
-          <w:sz w:val="17"/>
-        </w:rPr>
-        <w:t>import StudentTable from "./components/StudentTable.jsx";</w:t>
+        <w:t xml:space="preserve">// 폼 값과 서버 데이터 사이의 변환</w:t>
+      </w:r>
+    </w:p>
+    <w:p>
+      <w:pPr>
+        <w:pBdr>
+          <w:left w:val="single" w:sz="12" w:space="6" w:color="B7C3D4"/>
+        </w:pBdr>
+        <w:shd w:val="clear" w:color="auto" w:fill="F2F4F7"/>
+        <w:spacing w:line="250" w:lineRule="auto"/>
+        <w:ind w:left="180" w:right="180"/>
+      </w:pPr>
+      <w:r>
+        <w:rPr>
+          <w:rFonts w:ascii="Consolas" w:eastAsia="Consolas" w:hAnsi="Consolas" w:cs="Consolas"/>
+          <w:color w:val="0E7A34"/>
+          <w:sz w:val="17"/>
+        </w:rPr>
+        <w:t xml:space="preserve">import { EMPTY_FORM, toRequest, toFormValues } from "./lib/studentData.js";</w:t>
       </w:r>
     </w:p>
     <w:p>
@@ -10997,6 +14094,78 @@
           <w:left w:val="single" w:sz="12" w:space="6" w:color="B7C3D4"/>
         </w:pBdr>
         <w:shd w:val="clear" w:color="auto" w:fill="F2F4F7"/>
+        <w:spacing w:line="250" w:lineRule="auto"/>
+        <w:ind w:left="180" w:right="180"/>
+      </w:pPr>
+      <w:r>
+        <w:rPr>
+          <w:rFonts w:ascii="Consolas" w:eastAsia="Consolas" w:hAnsi="Consolas" w:cs="Consolas"/>
+          <w:color w:val="0E7A34"/>
+          <w:sz w:val="17"/>
+        </w:rPr>
+        <w:t xml:space="preserve">// 화면 조각들</w:t>
+      </w:r>
+    </w:p>
+    <w:p>
+      <w:pPr>
+        <w:pBdr>
+          <w:left w:val="single" w:sz="12" w:space="6" w:color="B7C3D4"/>
+        </w:pBdr>
+        <w:shd w:val="clear" w:color="auto" w:fill="F2F4F7"/>
+        <w:spacing w:line="250" w:lineRule="auto"/>
+        <w:ind w:left="180" w:right="180"/>
+      </w:pPr>
+      <w:r>
+        <w:rPr>
+          <w:rFonts w:ascii="Consolas" w:eastAsia="Consolas" w:hAnsi="Consolas" w:cs="Consolas"/>
+          <w:color w:val="0E7A34"/>
+          <w:sz w:val="17"/>
+        </w:rPr>
+        <w:t xml:space="preserve">import StudentForm from "./components/StudentForm.jsx";</w:t>
+      </w:r>
+    </w:p>
+    <w:p>
+      <w:pPr>
+        <w:pBdr>
+          <w:left w:val="single" w:sz="12" w:space="6" w:color="B7C3D4"/>
+        </w:pBdr>
+        <w:shd w:val="clear" w:color="auto" w:fill="F2F4F7"/>
+        <w:spacing w:line="250" w:lineRule="auto"/>
+        <w:ind w:left="180" w:right="180"/>
+      </w:pPr>
+      <w:r>
+        <w:rPr>
+          <w:rFonts w:ascii="Consolas" w:eastAsia="Consolas" w:hAnsi="Consolas" w:cs="Consolas"/>
+          <w:color w:val="0E7A34"/>
+          <w:sz w:val="17"/>
+        </w:rPr>
+        <w:t xml:space="preserve">import StudentTable from "./components/StudentTable.jsx";</w:t>
+      </w:r>
+    </w:p>
+    <w:p>
+      <w:pPr>
+        <w:pBdr>
+          <w:left w:val="single" w:sz="12" w:space="6" w:color="B7C3D4"/>
+        </w:pBdr>
+        <w:shd w:val="clear" w:color="auto" w:fill="F2F4F7"/>
+        <w:spacing w:line="250" w:lineRule="auto"/>
+        <w:ind w:left="180" w:right="180"/>
+      </w:pPr>
+      <w:r>
+        <w:rPr>
+          <w:rFonts w:ascii="Consolas" w:eastAsia="Consolas" w:hAnsi="Consolas" w:cs="Consolas"/>
+          <w:color w:val="0E7A34"/>
+          <w:sz w:val="17"/>
+        </w:rPr>
+        <w:t xml:space="preserve"> </w:t>
+      </w:r>
+    </w:p>
+    <w:p>
+      <w:pPr>
+        <w:pBdr>
+          <w:left w:val="single" w:sz="12" w:space="6" w:color="B7C3D4"/>
+        </w:pBdr>
+        <w:shd w:val="clear" w:color="auto" w:fill="F2F4F7"/>
         <w:spacing w:after="160" w:line="250" w:lineRule="auto"/>
         <w:ind w:left="180" w:right="180"/>
       </w:pPr>
@@ -11006,7 +14175,7 @@
           <w:color w:val="0E7A34"/>
           <w:sz w:val="17"/>
         </w:rPr>
-        <w:t>import "./style.css";</w:t>
+        <w:t xml:space="preserve">import "./style.css";</w:t>
       </w:r>
     </w:p>
     <w:p>
@@ -11061,7 +14230,7 @@
           <w:color w:val="0E7A34"/>
           <w:sz w:val="17"/>
         </w:rPr>
-        <w:t>return (</w:t>
+        <w:t xml:space="preserve">return (</w:t>
       </w:r>
     </w:p>
     <w:p>
@@ -11457,7 +14626,7 @@
           <w:color w:val="0E7A34"/>
           <w:sz w:val="17"/>
         </w:rPr>
-        <w:t>);</w:t>
+        <w:t xml:space="preserve">);</w:t>
       </w:r>
     </w:p>
     <w:p>
@@ -14685,7 +17854,7 @@
               <w:rPr>
                 <w:sz w:val="18"/>
               </w:rPr>
-              <w:t>setForm({ ...prev, [name]: value })</w:t>
+              <w:t>const next = { ...form };  handleChange</w:t>
             </w:r>
           </w:p>
         </w:tc>

--- a/docs/06_React기초_실습_단계별_forStudent.docx
+++ b/docs/06_React기초_실습_단계별_forStudent.docx
@@ -79,7 +79,7 @@
           <w:color w:val="666666"/>
           <w:sz w:val="21"/>
         </w:rPr>
-        <w:t xml:space="preserve">예상 학습 시간 130분 · 실습 5-1 ~ 5-12</w:t>
+        <w:t>예상 학습 시간 130분 · 실습 5-1 ~ 5-12</w:t>
       </w:r>
     </w:p>
     <w:p>
@@ -747,7 +747,21 @@
               <w:rPr>
                 <w:sz w:val="18"/>
               </w:rPr>
-              <w:t>조건부 렌더링 {조건 &amp;&amp; ...}</w:t>
+              <w:t xml:space="preserve">조건부 렌더링 {조건 &amp;&amp; </w:t>
+            </w:r>
+            <w:proofErr w:type="gramStart"/>
+            <w:r>
+              <w:rPr>
+                <w:sz w:val="18"/>
+              </w:rPr>
+              <w:t>...</w:t>
+            </w:r>
+            <w:proofErr w:type="gramEnd"/>
+            <w:r>
+              <w:rPr>
+                <w:sz w:val="18"/>
+              </w:rPr>
+              <w:t>}</w:t>
             </w:r>
           </w:p>
         </w:tc>
@@ -1024,7 +1038,23 @@
           <w:color w:val="333333"/>
           <w:sz w:val="19"/>
         </w:rPr>
-        <w:t>Spring Boot 서버가 http://localhost:8080 에서 실행 중일 것</w:t>
+        <w:t>Spring Boot 서버가 http://localhost</w:t>
+      </w:r>
+      <w:proofErr w:type="gramStart"/>
+      <w:r>
+        <w:rPr>
+          <w:color w:val="333333"/>
+          <w:sz w:val="19"/>
+        </w:rPr>
+        <w:t>:8080</w:t>
+      </w:r>
+      <w:proofErr w:type="gramEnd"/>
+      <w:r>
+        <w:rPr>
+          <w:color w:val="333333"/>
+          <w:sz w:val="19"/>
+        </w:rPr>
+        <w:t xml:space="preserve"> 에서 실행 중일 것</w:t>
       </w:r>
     </w:p>
     <w:p>
@@ -1979,7 +2009,7 @@
               <w:rPr>
                 <w:sz w:val="18"/>
               </w:rPr>
-              <w:t xml:space="preserve">5-12</w:t>
+              <w:t>5-12</w:t>
             </w:r>
           </w:p>
         </w:tc>
@@ -2001,7 +2031,7 @@
               <w:rPr>
                 <w:sz w:val="18"/>
               </w:rPr>
-              <w:t xml:space="preserve">리팩토링 — 반복되는 입력칸을 공통 컴포넌트로</w:t>
+              <w:t>리팩토링 — 반복되는 입력칸을 공통 컴포넌트로</w:t>
             </w:r>
           </w:p>
         </w:tc>
@@ -2023,7 +2053,7 @@
               <w:rPr>
                 <w:sz w:val="18"/>
               </w:rPr>
-              <w:t xml:space="preserve">컴포넌트 재사용, props</w:t>
+              <w:t>컴포넌트 재사용, props</w:t>
             </w:r>
           </w:p>
         </w:tc>
@@ -2057,7 +2087,15 @@
         <w:spacing w:after="80"/>
       </w:pPr>
       <w:r>
-        <w:t xml:space="preserve">4부에서는 화면을 그리는 코드가 ui/ 폴더의 파일 세 개에 있었습니다. 5부에서는 그것이 컴포넌트 넷이 됩니다. 파일도 넷입니다. 이름만 바뀌는 것이 아니라 나누는 기준이 있습니다. 실습을 시작하기 전에 무엇을 만들게 되는지 먼저 봐 둡니다. 지금 다 외울 필요는 없고, 실습 5-5 부터 하나씩 다시 나옵니다.</w:t>
+        <w:t>4부에서는 화면을 그리는 코드가 ui/ 폴더의 파일 세 개에 있었습니다. 5부에서는 그것이 컴포넌트 넷이 됩니다. 파일도 넷입니다. 이름만 바뀌는 것이 아니라 나누는 기준이 있습니다. 실습을 시작하기 전에 무엇을 만들게 되는지 먼저 봐 둡니다. 지금 다 외울 필요는 없고, 실습 5</w:t>
+      </w:r>
+      <w:proofErr w:type="gramStart"/>
+      <w:r>
+        <w:t>-5 부터</w:t>
+      </w:r>
+      <w:proofErr w:type="gramEnd"/>
+      <w:r>
+        <w:t xml:space="preserve"> 하나씩 다시 나옵니다.</w:t>
       </w:r>
     </w:p>
     <w:p>
@@ -2382,7 +2420,7 @@
               <w:rPr>
                 <w:sz w:val="18"/>
               </w:rPr>
-              <w:t xml:space="preserve">App → StudentForm → MessageBox</w:t>
+              <w:t>App → StudentForm → MessageBox</w:t>
             </w:r>
           </w:p>
         </w:tc>
@@ -2699,7 +2737,23 @@
           <w:rFonts w:ascii="Consolas" w:eastAsia="Consolas" w:hAnsi="Consolas" w:cs="Consolas"/>
           <w:sz w:val="17"/>
         </w:rPr>
-        <w:t>알림이 올라오는 방향  자식 ── onEdit() ───▶ App</w:t>
+        <w:t xml:space="preserve">알림이 올라오는 </w:t>
+      </w:r>
+      <w:proofErr w:type="gramStart"/>
+      <w:r>
+        <w:rPr>
+          <w:rFonts w:ascii="Consolas" w:eastAsia="Consolas" w:hAnsi="Consolas" w:cs="Consolas"/>
+          <w:sz w:val="17"/>
+        </w:rPr>
+        <w:t>방향  자식</w:t>
+      </w:r>
+      <w:proofErr w:type="gramEnd"/>
+      <w:r>
+        <w:rPr>
+          <w:rFonts w:ascii="Consolas" w:eastAsia="Consolas" w:hAnsi="Consolas" w:cs="Consolas"/>
+          <w:sz w:val="17"/>
+        </w:rPr>
+        <w:t xml:space="preserve"> ── onEdit() ───▶ App</w:t>
       </w:r>
     </w:p>
     <w:p>
@@ -2743,7 +2797,8 @@
           <w:color w:val="333333"/>
           <w:sz w:val="21"/>
         </w:rPr>
-        <w:t xml:space="preserve">컴포넌트 넷 — 한눈에 보기</w:t>
+        <w:lastRenderedPageBreak/>
+        <w:t>컴포넌트 넷 — 한눈에 보기</w:t>
       </w:r>
     </w:p>
     <w:tbl>
@@ -3158,7 +3213,7 @@
           <w:color w:val="333333"/>
           <w:sz w:val="19"/>
         </w:rPr>
-        <w:t xml:space="preserve">StudentForm 의 입력칸 여섯 개는 생김새가 똑같습니다. 이런 것은 작은 컴포넌트로 묶어 한 번만 적을 수도 있습니다. 그런데 이 문서는 일부러 여섯 개를 펼쳐 적습니다. 파일이 길어지는 대신 위에서 아래로 한 번에 읽히기 때문입니다. 반복이 눈에 거슬리기 시작할 때 묶는 것이 순서입니다. 앱을 다 만든 뒤 실습 5-12 에서 그 묶는 일을 직접 해 봅니다.</w:t>
+        <w:t>StudentForm 의 입력칸 여섯 개는 생김새가 똑같습니다. 이런 것은 작은 컴포넌트로 묶어 한 번만 적을 수도 있습니다. 그런데 이 문서는 일부러 여섯 개를 펼쳐 적습니다. 파일이 길어지는 대신 위에서 아래로 한 번에 읽히기 때문입니다. 반복이 눈에 거슬리기 시작할 때 묶는 것이 순서입니다. 앱을 다 만든 뒤 실습 5-12 에서 그 묶는 일을 직접 해 봅니다.</w:t>
       </w:r>
     </w:p>
     <w:p>
@@ -3597,24 +3652,56 @@
           <w:rFonts w:ascii="Consolas" w:eastAsia="Consolas" w:hAnsi="Consolas" w:cs="Consolas"/>
           <w:sz w:val="17"/>
         </w:rPr>
-        <w:t>function StudentTable({ students, loading, error, onEdit, onDelete }) {</w:t>
-      </w:r>
-    </w:p>
-    <w:p>
-      <w:pPr>
-        <w:pBdr>
-          <w:left w:val="single" w:sz="12" w:space="6" w:color="B7C3D4"/>
-        </w:pBdr>
-        <w:shd w:val="clear" w:color="auto" w:fill="F2F4F7"/>
-        <w:spacing w:line="250" w:lineRule="auto"/>
-        <w:ind w:left="180" w:right="180"/>
-      </w:pPr>
-      <w:r>
-        <w:rPr>
-          <w:rFonts w:ascii="Consolas" w:eastAsia="Consolas" w:hAnsi="Consolas" w:cs="Consolas"/>
-          <w:sz w:val="17"/>
-        </w:rPr>
-        <w:t xml:space="preserve">    // students.push(...) 처럼 고치면 안 된다.</w:t>
+        <w:t xml:space="preserve">function </w:t>
+      </w:r>
+      <w:proofErr w:type="gramStart"/>
+      <w:r>
+        <w:rPr>
+          <w:rFonts w:ascii="Consolas" w:eastAsia="Consolas" w:hAnsi="Consolas" w:cs="Consolas"/>
+          <w:sz w:val="17"/>
+        </w:rPr>
+        <w:t>StudentTable(</w:t>
+      </w:r>
+      <w:proofErr w:type="gramEnd"/>
+      <w:r>
+        <w:rPr>
+          <w:rFonts w:ascii="Consolas" w:eastAsia="Consolas" w:hAnsi="Consolas" w:cs="Consolas"/>
+          <w:sz w:val="17"/>
+        </w:rPr>
+        <w:t>{ students, loading, error, onEdit, onDelete }) {</w:t>
+      </w:r>
+    </w:p>
+    <w:p>
+      <w:pPr>
+        <w:pBdr>
+          <w:left w:val="single" w:sz="12" w:space="6" w:color="B7C3D4"/>
+        </w:pBdr>
+        <w:shd w:val="clear" w:color="auto" w:fill="F2F4F7"/>
+        <w:spacing w:line="250" w:lineRule="auto"/>
+        <w:ind w:left="180" w:right="180"/>
+      </w:pPr>
+      <w:r>
+        <w:rPr>
+          <w:rFonts w:ascii="Consolas" w:eastAsia="Consolas" w:hAnsi="Consolas" w:cs="Consolas"/>
+          <w:sz w:val="17"/>
+        </w:rPr>
+        <w:t xml:space="preserve">    // </w:t>
+      </w:r>
+      <w:proofErr w:type="gramStart"/>
+      <w:r>
+        <w:rPr>
+          <w:rFonts w:ascii="Consolas" w:eastAsia="Consolas" w:hAnsi="Consolas" w:cs="Consolas"/>
+          <w:sz w:val="17"/>
+        </w:rPr>
+        <w:t>students.push</w:t>
+      </w:r>
+      <w:proofErr w:type="gramEnd"/>
+      <w:r>
+        <w:rPr>
+          <w:rFonts w:ascii="Consolas" w:eastAsia="Consolas" w:hAnsi="Consolas" w:cs="Consolas"/>
+          <w:sz w:val="17"/>
+        </w:rPr>
+        <w:t>(...) 처럼 고치면 안 된다.</w:t>
       </w:r>
     </w:p>
     <w:p>
@@ -3682,7 +3769,23 @@
           <w:rFonts w:ascii="Consolas" w:eastAsia="Consolas" w:hAnsi="Consolas" w:cs="Consolas"/>
           <w:sz w:val="17"/>
         </w:rPr>
-        <w:t>const [students, setStudents] = useState([]);</w:t>
+        <w:t xml:space="preserve">const [students, setStudents] = </w:t>
+      </w:r>
+      <w:proofErr w:type="gramStart"/>
+      <w:r>
+        <w:rPr>
+          <w:rFonts w:ascii="Consolas" w:eastAsia="Consolas" w:hAnsi="Consolas" w:cs="Consolas"/>
+          <w:sz w:val="17"/>
+        </w:rPr>
+        <w:t>useState(</w:t>
+      </w:r>
+      <w:proofErr w:type="gramEnd"/>
+      <w:r>
+        <w:rPr>
+          <w:rFonts w:ascii="Consolas" w:eastAsia="Consolas" w:hAnsi="Consolas" w:cs="Consolas"/>
+          <w:sz w:val="17"/>
+        </w:rPr>
+        <w:t>[]);</w:t>
       </w:r>
     </w:p>
     <w:p>
@@ -3913,7 +4016,7 @@
               <w:rPr>
                 <w:sz w:val="18"/>
               </w:rPr>
-              <w:t xml:space="preserve">App, StudentForm, StudentTable, MessageBox</w:t>
+              <w:t>App, StudentForm, StudentTable, MessageBox</w:t>
             </w:r>
           </w:p>
         </w:tc>
@@ -4263,7 +4366,7 @@
           <w:color w:val="333333"/>
           <w:sz w:val="19"/>
         </w:rPr>
-        <w:t xml:space="preserve">컴포넌트 넷의 이름과 각각 하는 일을 말할 수 있다.</w:t>
+        <w:t>컴포넌트 넷의 이름과 각각 하는 일을 말할 수 있다.</w:t>
       </w:r>
     </w:p>
     <w:p>
@@ -4355,12 +4458,21 @@
       <w:pPr>
         <w:spacing w:after="120"/>
       </w:pPr>
+      <w:proofErr w:type="gramStart"/>
       <w:r>
         <w:rPr>
           <w:color w:val="666666"/>
           <w:sz w:val="19"/>
         </w:rPr>
-        <w:t>파일  student_react_first/   src/config.js   src/api/studentApi.js   src/lib/validation.js</w:t>
+        <w:t>파일  student</w:t>
+      </w:r>
+      <w:proofErr w:type="gramEnd"/>
+      <w:r>
+        <w:rPr>
+          <w:color w:val="666666"/>
+          <w:sz w:val="19"/>
+        </w:rPr>
+        <w:t>_react_first/   src/config.js   src/api/studentApi.js   src/lib/validation.js</w:t>
       </w:r>
     </w:p>
     <w:p>
@@ -5334,79 +5446,137 @@
           <w:color w:val="0E7A34"/>
           <w:sz w:val="17"/>
         </w:rPr>
-        <w:t>student_ecma/src/config.js          →  student_react_first/src/config.js</w:t>
-      </w:r>
-    </w:p>
-    <w:p>
-      <w:pPr>
-        <w:pBdr>
-          <w:left w:val="single" w:sz="12" w:space="6" w:color="B7C3D4"/>
-        </w:pBdr>
-        <w:shd w:val="clear" w:color="auto" w:fill="F2F4F7"/>
-        <w:spacing w:line="250" w:lineRule="auto"/>
-        <w:ind w:left="180" w:right="180"/>
-      </w:pPr>
-      <w:r>
-        <w:rPr>
-          <w:rFonts w:ascii="Consolas" w:eastAsia="Consolas" w:hAnsi="Consolas" w:cs="Consolas"/>
-          <w:color w:val="0E7A34"/>
-          <w:sz w:val="17"/>
-        </w:rPr>
-        <w:t>student_ecma/src/api/studentApi.js  →  student_react_first/src/api/studentApi.js</w:t>
-      </w:r>
-    </w:p>
-    <w:p>
-      <w:pPr>
-        <w:pBdr>
-          <w:left w:val="single" w:sz="12" w:space="6" w:color="B7C3D4"/>
-        </w:pBdr>
-        <w:shd w:val="clear" w:color="auto" w:fill="F2F4F7"/>
-        <w:spacing w:line="250" w:lineRule="auto"/>
-        <w:ind w:left="180" w:right="180"/>
-      </w:pPr>
-      <w:r>
-        <w:rPr>
-          <w:rFonts w:ascii="Consolas" w:eastAsia="Consolas" w:hAnsi="Consolas" w:cs="Consolas"/>
-          <w:color w:val="0E7A34"/>
-          <w:sz w:val="17"/>
-        </w:rPr>
-        <w:t>student_ecma/src/lib/validation.js  →  student_react_first/src/lib/validation.js</w:t>
-      </w:r>
-    </w:p>
-    <w:p>
-      <w:pPr>
-        <w:pBdr>
-          <w:left w:val="single" w:sz="12" w:space="6" w:color="B7C3D4"/>
-        </w:pBdr>
-        <w:shd w:val="clear" w:color="auto" w:fill="F2F4F7"/>
-        <w:spacing w:line="250" w:lineRule="auto"/>
-        <w:ind w:left="180" w:right="180"/>
-      </w:pPr>
-      <w:r>
-        <w:rPr>
-          <w:rFonts w:ascii="Consolas" w:eastAsia="Consolas" w:hAnsi="Consolas" w:cs="Consolas"/>
-          <w:color w:val="0E7A34"/>
-          <w:sz w:val="17"/>
-        </w:rPr>
-        <w:t>student_ecma/src/style.css          →  student_react_first/src/style.css</w:t>
-      </w:r>
-    </w:p>
-    <w:p>
-      <w:pPr>
-        <w:pBdr>
-          <w:left w:val="single" w:sz="12" w:space="6" w:color="B7C3D4"/>
-        </w:pBdr>
-        <w:shd w:val="clear" w:color="auto" w:fill="F2F4F7"/>
-        <w:spacing w:line="250" w:lineRule="auto"/>
-        <w:ind w:left="180" w:right="180"/>
-      </w:pPr>
-      <w:r>
-        <w:rPr>
-          <w:rFonts w:ascii="Consolas" w:eastAsia="Consolas" w:hAnsi="Consolas" w:cs="Consolas"/>
-          <w:color w:val="0E7A34"/>
-          <w:sz w:val="17"/>
-        </w:rPr>
-        <w:t>student_ecma/.env.development       →  student_react_first/.env.development</w:t>
+        <w:t xml:space="preserve">student_ecma/src/config.js          </w:t>
+      </w:r>
+      <w:proofErr w:type="gramStart"/>
+      <w:r>
+        <w:rPr>
+          <w:rFonts w:ascii="Consolas" w:eastAsia="Consolas" w:hAnsi="Consolas" w:cs="Consolas"/>
+          <w:color w:val="0E7A34"/>
+          <w:sz w:val="17"/>
+        </w:rPr>
+        <w:t>→  student_react_first/src/config.js</w:t>
+      </w:r>
+      <w:proofErr w:type="gramEnd"/>
+    </w:p>
+    <w:p>
+      <w:pPr>
+        <w:pBdr>
+          <w:left w:val="single" w:sz="12" w:space="6" w:color="B7C3D4"/>
+        </w:pBdr>
+        <w:shd w:val="clear" w:color="auto" w:fill="F2F4F7"/>
+        <w:spacing w:line="250" w:lineRule="auto"/>
+        <w:ind w:left="180" w:right="180"/>
+      </w:pPr>
+      <w:proofErr w:type="gramStart"/>
+      <w:r>
+        <w:rPr>
+          <w:rFonts w:ascii="Consolas" w:eastAsia="Consolas" w:hAnsi="Consolas" w:cs="Consolas"/>
+          <w:color w:val="0E7A34"/>
+          <w:sz w:val="17"/>
+        </w:rPr>
+        <w:t>student_ecma/src/api/studentApi.js  →</w:t>
+      </w:r>
+      <w:proofErr w:type="gramEnd"/>
+      <w:r>
+        <w:rPr>
+          <w:rFonts w:ascii="Consolas" w:eastAsia="Consolas" w:hAnsi="Consolas" w:cs="Consolas"/>
+          <w:color w:val="0E7A34"/>
+          <w:sz w:val="17"/>
+        </w:rPr>
+        <w:t xml:space="preserve">  student_react_first/src/api/studentApi.js</w:t>
+      </w:r>
+    </w:p>
+    <w:p>
+      <w:pPr>
+        <w:pBdr>
+          <w:left w:val="single" w:sz="12" w:space="6" w:color="B7C3D4"/>
+        </w:pBdr>
+        <w:shd w:val="clear" w:color="auto" w:fill="F2F4F7"/>
+        <w:spacing w:line="250" w:lineRule="auto"/>
+        <w:ind w:left="180" w:right="180"/>
+      </w:pPr>
+      <w:proofErr w:type="gramStart"/>
+      <w:r>
+        <w:rPr>
+          <w:rFonts w:ascii="Consolas" w:eastAsia="Consolas" w:hAnsi="Consolas" w:cs="Consolas"/>
+          <w:color w:val="0E7A34"/>
+          <w:sz w:val="17"/>
+        </w:rPr>
+        <w:t>student_ecma/src/lib/validation.js  →</w:t>
+      </w:r>
+      <w:proofErr w:type="gramEnd"/>
+      <w:r>
+        <w:rPr>
+          <w:rFonts w:ascii="Consolas" w:eastAsia="Consolas" w:hAnsi="Consolas" w:cs="Consolas"/>
+          <w:color w:val="0E7A34"/>
+          <w:sz w:val="17"/>
+        </w:rPr>
+        <w:t xml:space="preserve">  student_react_first/src/lib/validation.js</w:t>
+      </w:r>
+    </w:p>
+    <w:p>
+      <w:pPr>
+        <w:pBdr>
+          <w:left w:val="single" w:sz="12" w:space="6" w:color="B7C3D4"/>
+        </w:pBdr>
+        <w:shd w:val="clear" w:color="auto" w:fill="F2F4F7"/>
+        <w:spacing w:line="250" w:lineRule="auto"/>
+        <w:ind w:left="180" w:right="180"/>
+      </w:pPr>
+      <w:r>
+        <w:rPr>
+          <w:rFonts w:ascii="Consolas" w:eastAsia="Consolas" w:hAnsi="Consolas" w:cs="Consolas"/>
+          <w:color w:val="0E7A34"/>
+          <w:sz w:val="17"/>
+        </w:rPr>
+        <w:t xml:space="preserve">student_ecma/src/style.css          </w:t>
+      </w:r>
+      <w:proofErr w:type="gramStart"/>
+      <w:r>
+        <w:rPr>
+          <w:rFonts w:ascii="Consolas" w:eastAsia="Consolas" w:hAnsi="Consolas" w:cs="Consolas"/>
+          <w:color w:val="0E7A34"/>
+          <w:sz w:val="17"/>
+        </w:rPr>
+        <w:t>→  student_react_first/src/style.css</w:t>
+      </w:r>
+      <w:proofErr w:type="gramEnd"/>
+    </w:p>
+    <w:p>
+      <w:pPr>
+        <w:pBdr>
+          <w:left w:val="single" w:sz="12" w:space="6" w:color="B7C3D4"/>
+        </w:pBdr>
+        <w:shd w:val="clear" w:color="auto" w:fill="F2F4F7"/>
+        <w:spacing w:line="250" w:lineRule="auto"/>
+        <w:ind w:left="180" w:right="180"/>
+      </w:pPr>
+      <w:r>
+        <w:rPr>
+          <w:rFonts w:ascii="Consolas" w:eastAsia="Consolas" w:hAnsi="Consolas" w:cs="Consolas"/>
+          <w:color w:val="0E7A34"/>
+          <w:sz w:val="17"/>
+        </w:rPr>
+        <w:t>student_ecma</w:t>
+      </w:r>
+      <w:proofErr w:type="gramStart"/>
+      <w:r>
+        <w:rPr>
+          <w:rFonts w:ascii="Consolas" w:eastAsia="Consolas" w:hAnsi="Consolas" w:cs="Consolas"/>
+          <w:color w:val="0E7A34"/>
+          <w:sz w:val="17"/>
+        </w:rPr>
+        <w:t>/.env</w:t>
+      </w:r>
+      <w:proofErr w:type="gramEnd"/>
+      <w:r>
+        <w:rPr>
+          <w:rFonts w:ascii="Consolas" w:eastAsia="Consolas" w:hAnsi="Consolas" w:cs="Consolas"/>
+          <w:color w:val="0E7A34"/>
+          <w:sz w:val="17"/>
+        </w:rPr>
+        <w:t>.development       →  student_react_first/.env.development</w:t>
       </w:r>
     </w:p>
     <w:p>
@@ -5424,7 +5594,25 @@
           <w:color w:val="0E7A34"/>
           <w:sz w:val="17"/>
         </w:rPr>
-        <w:t>student_ecma/.env.production        →  student_react_first/.env.production</w:t>
+        <w:t>student_ecma</w:t>
+      </w:r>
+      <w:proofErr w:type="gramStart"/>
+      <w:r>
+        <w:rPr>
+          <w:rFonts w:ascii="Consolas" w:eastAsia="Consolas" w:hAnsi="Consolas" w:cs="Consolas"/>
+          <w:color w:val="0E7A34"/>
+          <w:sz w:val="17"/>
+        </w:rPr>
+        <w:t>/.env</w:t>
+      </w:r>
+      <w:proofErr w:type="gramEnd"/>
+      <w:r>
+        <w:rPr>
+          <w:rFonts w:ascii="Consolas" w:eastAsia="Consolas" w:hAnsi="Consolas" w:cs="Consolas"/>
+          <w:color w:val="0E7A34"/>
+          <w:sz w:val="17"/>
+        </w:rPr>
+        <w:t>.production        →  student_react_first/.env.production</w:t>
       </w:r>
     </w:p>
     <w:p>
@@ -5541,7 +5729,23 @@
           <w:color w:val="333333"/>
           <w:sz w:val="19"/>
         </w:rPr>
-        <w:t>Failed to resolve import "../config.js" → studentApi.js 는 한 단계 위의 config.js 를 찾습니다. src 바로 아래에 config.js 가 있는지 확인하세요.</w:t>
+        <w:t>Failed to resolve import "</w:t>
+      </w:r>
+      <w:proofErr w:type="gramStart"/>
+      <w:r>
+        <w:rPr>
+          <w:color w:val="333333"/>
+          <w:sz w:val="19"/>
+        </w:rPr>
+        <w:t>..</w:t>
+      </w:r>
+      <w:proofErr w:type="gramEnd"/>
+      <w:r>
+        <w:rPr>
+          <w:color w:val="333333"/>
+          <w:sz w:val="19"/>
+        </w:rPr>
+        <w:t>/config.js" → studentApi.js 는 한 단계 위의 config.js 를 찾습니다. src 바로 아래에 config.js 가 있는지 확인하세요.</w:t>
       </w:r>
     </w:p>
     <w:p>
@@ -5583,12 +5787,21 @@
       <w:pPr>
         <w:spacing w:after="120"/>
       </w:pPr>
+      <w:proofErr w:type="gramStart"/>
       <w:r>
         <w:rPr>
           <w:color w:val="666666"/>
           <w:sz w:val="19"/>
         </w:rPr>
-        <w:t>파일  index.html   src/main.jsx   src/App.jsx</w:t>
+        <w:t>파일  index.html</w:t>
+      </w:r>
+      <w:proofErr w:type="gramEnd"/>
+      <w:r>
+        <w:rPr>
+          <w:color w:val="666666"/>
+          <w:sz w:val="19"/>
+        </w:rPr>
+        <w:t xml:space="preserve">   src/main.jsx   src/App.jsx</w:t>
       </w:r>
     </w:p>
     <w:p>
@@ -5720,25 +5933,61 @@
           <w:color w:val="8A8F98"/>
           <w:sz w:val="17"/>
         </w:rPr>
-        <w:t xml:space="preserve">    &lt;div class="form-container"&gt; ...폼 40여 줄... &lt;/div&gt;</w:t>
-      </w:r>
-    </w:p>
-    <w:p>
-      <w:pPr>
-        <w:pBdr>
-          <w:left w:val="single" w:sz="12" w:space="6" w:color="B7C3D4"/>
-        </w:pBdr>
-        <w:shd w:val="clear" w:color="auto" w:fill="F2F4F7"/>
-        <w:spacing w:line="250" w:lineRule="auto"/>
-        <w:ind w:left="180" w:right="180"/>
-      </w:pPr>
+        <w:t xml:space="preserve">    &lt;div class="form-container"&gt; </w:t>
+      </w:r>
+      <w:proofErr w:type="gramStart"/>
       <w:r>
         <w:rPr>
           <w:rFonts w:ascii="Consolas" w:eastAsia="Consolas" w:hAnsi="Consolas" w:cs="Consolas"/>
           <w:color w:val="8A8F98"/>
           <w:sz w:val="17"/>
         </w:rPr>
-        <w:t xml:space="preserve">    &lt;div class="table-container"&gt; ...표 20여 줄... &lt;/div&gt;</w:t>
+        <w:t>...</w:t>
+      </w:r>
+      <w:proofErr w:type="gramEnd"/>
+      <w:r>
+        <w:rPr>
+          <w:rFonts w:ascii="Consolas" w:eastAsia="Consolas" w:hAnsi="Consolas" w:cs="Consolas"/>
+          <w:color w:val="8A8F98"/>
+          <w:sz w:val="17"/>
+        </w:rPr>
+        <w:t>폼 40여 줄... &lt;/div&gt;</w:t>
+      </w:r>
+    </w:p>
+    <w:p>
+      <w:pPr>
+        <w:pBdr>
+          <w:left w:val="single" w:sz="12" w:space="6" w:color="B7C3D4"/>
+        </w:pBdr>
+        <w:shd w:val="clear" w:color="auto" w:fill="F2F4F7"/>
+        <w:spacing w:line="250" w:lineRule="auto"/>
+        <w:ind w:left="180" w:right="180"/>
+      </w:pPr>
+      <w:r>
+        <w:rPr>
+          <w:rFonts w:ascii="Consolas" w:eastAsia="Consolas" w:hAnsi="Consolas" w:cs="Consolas"/>
+          <w:color w:val="8A8F98"/>
+          <w:sz w:val="17"/>
+        </w:rPr>
+        <w:t xml:space="preserve">    &lt;div class="table-container"&gt; </w:t>
+      </w:r>
+      <w:proofErr w:type="gramStart"/>
+      <w:r>
+        <w:rPr>
+          <w:rFonts w:ascii="Consolas" w:eastAsia="Consolas" w:hAnsi="Consolas" w:cs="Consolas"/>
+          <w:color w:val="8A8F98"/>
+          <w:sz w:val="17"/>
+        </w:rPr>
+        <w:t>...</w:t>
+      </w:r>
+      <w:proofErr w:type="gramEnd"/>
+      <w:r>
+        <w:rPr>
+          <w:rFonts w:ascii="Consolas" w:eastAsia="Consolas" w:hAnsi="Consolas" w:cs="Consolas"/>
+          <w:color w:val="8A8F98"/>
+          <w:sz w:val="17"/>
+        </w:rPr>
+        <w:t>표 20여 줄... &lt;/div&gt;</w:t>
       </w:r>
     </w:p>
     <w:p>
@@ -6032,18 +6281,43 @@
           <w:color w:val="666666"/>
           <w:sz w:val="17"/>
         </w:rPr>
-        <w:t xml:space="preserve">▶ src/main.jsx      </w:t>
-      </w:r>
-      <w:hyperlink r:id="rId8" w:history="1">
-        <w:r>
-          <w:rPr>
-            <w:rStyle w:val="a5"/>
-            <w:b/>
-            <w:sz w:val="17"/>
-          </w:rPr>
-          <w:t>[전체 코드 보기]</w:t>
-        </w:r>
-      </w:hyperlink>
+        <w:t>▶ src/</w:t>
+      </w:r>
+      <w:proofErr w:type="gramStart"/>
+      <w:r>
+        <w:rPr>
+          <w:b/>
+          <w:color w:val="666666"/>
+          <w:sz w:val="17"/>
+        </w:rPr>
+        <w:t xml:space="preserve">main.jsx      </w:t>
+      </w:r>
+      <w:proofErr w:type="gramEnd"/>
+      <w:r>
+        <w:fldChar w:fldCharType="begin"/>
+      </w:r>
+      <w:r>
+        <w:instrText xml:space="preserve"> HYPERLINK "https://github.com/mysoyul/Html_CSS_JS_App/blob/main/docs/examples/05_react/step/5-2_main.jsx" </w:instrText>
+      </w:r>
+      <w:r>
+        <w:fldChar w:fldCharType="separate"/>
+      </w:r>
+      <w:r>
+        <w:rPr>
+          <w:rStyle w:val="a5"/>
+          <w:b/>
+          <w:sz w:val="17"/>
+        </w:rPr>
+        <w:t>[전체 코드 보기]</w:t>
+      </w:r>
+      <w:r>
+        <w:rPr>
+          <w:rStyle w:val="a5"/>
+          <w:b/>
+          <w:sz w:val="17"/>
+        </w:rPr>
+        <w:fldChar w:fldCharType="end"/>
+      </w:r>
     </w:p>
     <w:p>
       <w:pPr>
@@ -6060,25 +6334,61 @@
           <w:color w:val="0E7A34"/>
           <w:sz w:val="17"/>
         </w:rPr>
-        <w:t>import { StrictMode } from "react";</w:t>
-      </w:r>
-    </w:p>
-    <w:p>
-      <w:pPr>
-        <w:pBdr>
-          <w:left w:val="single" w:sz="12" w:space="6" w:color="B7C3D4"/>
-        </w:pBdr>
-        <w:shd w:val="clear" w:color="auto" w:fill="F2F4F7"/>
-        <w:spacing w:line="250" w:lineRule="auto"/>
-        <w:ind w:left="180" w:right="180"/>
-      </w:pPr>
-      <w:r>
-        <w:rPr>
-          <w:rFonts w:ascii="Consolas" w:eastAsia="Consolas" w:hAnsi="Consolas" w:cs="Consolas"/>
-          <w:color w:val="0E7A34"/>
-          <w:sz w:val="17"/>
-        </w:rPr>
-        <w:t>import { createRoot } from "react-dom/client";</w:t>
+        <w:t xml:space="preserve">import </w:t>
+      </w:r>
+      <w:proofErr w:type="gramStart"/>
+      <w:r>
+        <w:rPr>
+          <w:rFonts w:ascii="Consolas" w:eastAsia="Consolas" w:hAnsi="Consolas" w:cs="Consolas"/>
+          <w:color w:val="0E7A34"/>
+          <w:sz w:val="17"/>
+        </w:rPr>
+        <w:t>{ StrictMode</w:t>
+      </w:r>
+      <w:proofErr w:type="gramEnd"/>
+      <w:r>
+        <w:rPr>
+          <w:rFonts w:ascii="Consolas" w:eastAsia="Consolas" w:hAnsi="Consolas" w:cs="Consolas"/>
+          <w:color w:val="0E7A34"/>
+          <w:sz w:val="17"/>
+        </w:rPr>
+        <w:t xml:space="preserve"> } from "react";</w:t>
+      </w:r>
+    </w:p>
+    <w:p>
+      <w:pPr>
+        <w:pBdr>
+          <w:left w:val="single" w:sz="12" w:space="6" w:color="B7C3D4"/>
+        </w:pBdr>
+        <w:shd w:val="clear" w:color="auto" w:fill="F2F4F7"/>
+        <w:spacing w:line="250" w:lineRule="auto"/>
+        <w:ind w:left="180" w:right="180"/>
+      </w:pPr>
+      <w:r>
+        <w:rPr>
+          <w:rFonts w:ascii="Consolas" w:eastAsia="Consolas" w:hAnsi="Consolas" w:cs="Consolas"/>
+          <w:color w:val="0E7A34"/>
+          <w:sz w:val="17"/>
+        </w:rPr>
+        <w:t xml:space="preserve">import </w:t>
+      </w:r>
+      <w:proofErr w:type="gramStart"/>
+      <w:r>
+        <w:rPr>
+          <w:rFonts w:ascii="Consolas" w:eastAsia="Consolas" w:hAnsi="Consolas" w:cs="Consolas"/>
+          <w:color w:val="0E7A34"/>
+          <w:sz w:val="17"/>
+        </w:rPr>
+        <w:t>{ createRoot</w:t>
+      </w:r>
+      <w:proofErr w:type="gramEnd"/>
+      <w:r>
+        <w:rPr>
+          <w:rFonts w:ascii="Consolas" w:eastAsia="Consolas" w:hAnsi="Consolas" w:cs="Consolas"/>
+          <w:color w:val="0E7A34"/>
+          <w:sz w:val="17"/>
+        </w:rPr>
+        <w:t xml:space="preserve"> } from "react-dom/client";</w:t>
       </w:r>
     </w:p>
     <w:p>
@@ -6186,7 +6496,25 @@
           <w:color w:val="0E7A34"/>
           <w:sz w:val="17"/>
         </w:rPr>
-        <w:t>createRoot(document.getElementById("root")).render(</w:t>
+        <w:t>createRoot(</w:t>
+      </w:r>
+      <w:proofErr w:type="gramStart"/>
+      <w:r>
+        <w:rPr>
+          <w:rFonts w:ascii="Consolas" w:eastAsia="Consolas" w:hAnsi="Consolas" w:cs="Consolas"/>
+          <w:color w:val="0E7A34"/>
+          <w:sz w:val="17"/>
+        </w:rPr>
+        <w:t>document.getElementById</w:t>
+      </w:r>
+      <w:proofErr w:type="gramEnd"/>
+      <w:r>
+        <w:rPr>
+          <w:rFonts w:ascii="Consolas" w:eastAsia="Consolas" w:hAnsi="Consolas" w:cs="Consolas"/>
+          <w:color w:val="0E7A34"/>
+          <w:sz w:val="17"/>
+        </w:rPr>
+        <w:t>("root")).render(</w:t>
       </w:r>
     </w:p>
     <w:p>
@@ -6348,7 +6676,25 @@
           <w:color w:val="0E7A34"/>
           <w:sz w:val="17"/>
         </w:rPr>
-        <w:t>function App() {</w:t>
+        <w:t xml:space="preserve">function </w:t>
+      </w:r>
+      <w:proofErr w:type="gramStart"/>
+      <w:r>
+        <w:rPr>
+          <w:rFonts w:ascii="Consolas" w:eastAsia="Consolas" w:hAnsi="Consolas" w:cs="Consolas"/>
+          <w:color w:val="0E7A34"/>
+          <w:sz w:val="17"/>
+        </w:rPr>
+        <w:t>App(</w:t>
+      </w:r>
+      <w:proofErr w:type="gramEnd"/>
+      <w:r>
+        <w:rPr>
+          <w:rFonts w:ascii="Consolas" w:eastAsia="Consolas" w:hAnsi="Consolas" w:cs="Consolas"/>
+          <w:color w:val="0E7A34"/>
+          <w:sz w:val="17"/>
+        </w:rPr>
+        <w:t>) {</w:t>
       </w:r>
     </w:p>
     <w:p>
@@ -6492,10 +6838,26 @@
       </w:r>
       <w:r>
         <w:rPr>
+          <w:rFonts w:hint="eastAsia"/>
           <w:color w:val="333333"/>
           <w:sz w:val="19"/>
         </w:rPr>
-        <w:t>화면에 "학생 관리 시스템" 이 4부와 같은 글꼴·색으로 보인다.</w:t>
+        <w:t>i</w:t>
+      </w:r>
+      <w:r>
+        <w:rPr>
+          <w:color w:val="333333"/>
+          <w:sz w:val="19"/>
+        </w:rPr>
+        <w:t xml:space="preserve">ndex.css </w:t>
+      </w:r>
+      <w:r>
+        <w:rPr>
+          <w:rFonts w:hint="eastAsia"/>
+          <w:color w:val="333333"/>
+          <w:sz w:val="19"/>
+        </w:rPr>
+        <w:t>파일의 내용은 모두 주석 처리합니다.</w:t>
       </w:r>
     </w:p>
     <w:p>
@@ -6562,12 +6924,21 @@
       <w:pPr>
         <w:spacing w:after="120"/>
       </w:pPr>
+      <w:proofErr w:type="gramStart"/>
       <w:r>
         <w:rPr>
           <w:color w:val="666666"/>
           <w:sz w:val="19"/>
         </w:rPr>
-        <w:t>파일  src/App.jsx</w:t>
+        <w:t>파일  src</w:t>
+      </w:r>
+      <w:proofErr w:type="gramEnd"/>
+      <w:r>
+        <w:rPr>
+          <w:color w:val="666666"/>
+          <w:sz w:val="19"/>
+        </w:rPr>
+        <w:t>/App.jsx</w:t>
       </w:r>
     </w:p>
     <w:p>
@@ -6649,13 +7020,23 @@
         <w:spacing w:line="250" w:lineRule="auto"/>
         <w:ind w:left="180" w:right="180"/>
       </w:pPr>
+      <w:proofErr w:type="gramStart"/>
       <w:r>
         <w:rPr>
           <w:rFonts w:ascii="Consolas" w:eastAsia="Consolas" w:hAnsi="Consolas" w:cs="Consolas"/>
           <w:color w:val="8A8F98"/>
           <w:sz w:val="17"/>
         </w:rPr>
-        <w:t>students.forEach(... appendChild ...);        // 다시 채우기</w:t>
+        <w:t>students.forEach</w:t>
+      </w:r>
+      <w:proofErr w:type="gramEnd"/>
+      <w:r>
+        <w:rPr>
+          <w:rFonts w:ascii="Consolas" w:eastAsia="Consolas" w:hAnsi="Consolas" w:cs="Consolas"/>
+          <w:color w:val="8A8F98"/>
+          <w:sz w:val="17"/>
+        </w:rPr>
+        <w:t>(... appendChild ...);        // 다시 채우기</w:t>
       </w:r>
     </w:p>
     <w:p>
@@ -6762,7 +7143,25 @@
           <w:color w:val="0E7A34"/>
           <w:sz w:val="17"/>
         </w:rPr>
-        <w:t>const [students, setStudents] = useState([]);</w:t>
+        <w:t xml:space="preserve">const [students, setStudents] = </w:t>
+      </w:r>
+      <w:proofErr w:type="gramStart"/>
+      <w:r>
+        <w:rPr>
+          <w:rFonts w:ascii="Consolas" w:eastAsia="Consolas" w:hAnsi="Consolas" w:cs="Consolas"/>
+          <w:color w:val="0E7A34"/>
+          <w:sz w:val="17"/>
+        </w:rPr>
+        <w:t>useState(</w:t>
+      </w:r>
+      <w:proofErr w:type="gramEnd"/>
+      <w:r>
+        <w:rPr>
+          <w:rFonts w:ascii="Consolas" w:eastAsia="Consolas" w:hAnsi="Consolas" w:cs="Consolas"/>
+          <w:color w:val="0E7A34"/>
+          <w:sz w:val="17"/>
+        </w:rPr>
+        <w:t>[]);</w:t>
       </w:r>
     </w:p>
     <w:p>
@@ -6873,7 +7272,25 @@
           <w:color w:val="0E7A34"/>
           <w:sz w:val="17"/>
         </w:rPr>
-        <w:t>import { useEffect, useRef, useState } from "react";</w:t>
+        <w:t xml:space="preserve">import </w:t>
+      </w:r>
+      <w:proofErr w:type="gramStart"/>
+      <w:r>
+        <w:rPr>
+          <w:rFonts w:ascii="Consolas" w:eastAsiaTheme="minorEastAsia" w:hAnsi="Consolas" w:cs="Consolas"/>
+          <w:color w:val="0E7A34"/>
+          <w:sz w:val="17"/>
+        </w:rPr>
+        <w:t>{ useEffect</w:t>
+      </w:r>
+      <w:proofErr w:type="gramEnd"/>
+      <w:r>
+        <w:rPr>
+          <w:rFonts w:ascii="Consolas" w:eastAsiaTheme="minorEastAsia" w:hAnsi="Consolas" w:cs="Consolas"/>
+          <w:color w:val="0E7A34"/>
+          <w:sz w:val="17"/>
+        </w:rPr>
+        <w:t>, useRef, useState } from "react";</w:t>
       </w:r>
     </w:p>
     <w:p>
@@ -6919,7 +7336,25 @@
           <w:color w:val="0E7A34"/>
           <w:sz w:val="17"/>
         </w:rPr>
-        <w:t>unction App() {</w:t>
+        <w:t xml:space="preserve">unction </w:t>
+      </w:r>
+      <w:proofErr w:type="gramStart"/>
+      <w:r>
+        <w:rPr>
+          <w:rFonts w:ascii="Consolas" w:eastAsiaTheme="minorEastAsia" w:hAnsi="Consolas" w:cs="Consolas"/>
+          <w:color w:val="0E7A34"/>
+          <w:sz w:val="17"/>
+        </w:rPr>
+        <w:t>App(</w:t>
+      </w:r>
+      <w:proofErr w:type="gramEnd"/>
+      <w:r>
+        <w:rPr>
+          <w:rFonts w:ascii="Consolas" w:eastAsiaTheme="minorEastAsia" w:hAnsi="Consolas" w:cs="Consolas"/>
+          <w:color w:val="0E7A34"/>
+          <w:sz w:val="17"/>
+        </w:rPr>
+        <w:t>) {</w:t>
       </w:r>
     </w:p>
     <w:p>
@@ -6954,7 +7389,7 @@
         <w:spacing w:before="60" w:line="250" w:lineRule="auto"/>
         <w:ind w:leftChars="190" w:left="380" w:rightChars="90" w:right="180"/>
         <w:rPr>
-          <w:rFonts w:ascii="Consolas" w:eastAsia="Consolas" w:hAnsi="Consolas" w:cs="Consolas" w:hint="eastAsia"/>
+          <w:rFonts w:ascii="Consolas" w:eastAsia="Consolas" w:hAnsi="Consolas" w:cs="Consolas"/>
           <w:color w:val="0E7A34"/>
           <w:sz w:val="17"/>
         </w:rPr>
@@ -7065,7 +7500,25 @@
           <w:color w:val="0E7A34"/>
           <w:sz w:val="17"/>
         </w:rPr>
-        <w:t>const [loading, setLoading] = useState(false);         // "로딩 중..." 을 보일까</w:t>
+        <w:t>const [loading, setLoading] = useState(false);         // "로딩 중</w:t>
+      </w:r>
+      <w:proofErr w:type="gramStart"/>
+      <w:r>
+        <w:rPr>
+          <w:rFonts w:ascii="Consolas" w:eastAsia="Consolas" w:hAnsi="Consolas" w:cs="Consolas"/>
+          <w:color w:val="0E7A34"/>
+          <w:sz w:val="17"/>
+        </w:rPr>
+        <w:t>...</w:t>
+      </w:r>
+      <w:proofErr w:type="gramEnd"/>
+      <w:r>
+        <w:rPr>
+          <w:rFonts w:ascii="Consolas" w:eastAsia="Consolas" w:hAnsi="Consolas" w:cs="Consolas"/>
+          <w:color w:val="0E7A34"/>
+          <w:sz w:val="17"/>
+        </w:rPr>
+        <w:t>" 을 보일까</w:t>
       </w:r>
     </w:p>
     <w:p>
@@ -7101,7 +7554,25 @@
           <w:color w:val="0E7A34"/>
           <w:sz w:val="17"/>
         </w:rPr>
-        <w:t>// 메시지는 { text: "문구", type: "error" 또는 "success" } 모양으로 담는다.</w:t>
+        <w:t xml:space="preserve">// 메시지는 </w:t>
+      </w:r>
+      <w:proofErr w:type="gramStart"/>
+      <w:r>
+        <w:rPr>
+          <w:rFonts w:ascii="Consolas" w:eastAsia="Consolas" w:hAnsi="Consolas" w:cs="Consolas"/>
+          <w:color w:val="0E7A34"/>
+          <w:sz w:val="17"/>
+        </w:rPr>
+        <w:t>{ text</w:t>
+      </w:r>
+      <w:proofErr w:type="gramEnd"/>
+      <w:r>
+        <w:rPr>
+          <w:rFonts w:ascii="Consolas" w:eastAsia="Consolas" w:hAnsi="Consolas" w:cs="Consolas"/>
+          <w:color w:val="0E7A34"/>
+          <w:sz w:val="17"/>
+        </w:rPr>
+        <w:t>: "문구", type: "error" 또는 "success" } 모양으로 담는다.</w:t>
       </w:r>
     </w:p>
     <w:p>
@@ -7178,7 +7649,25 @@
           <w:color w:val="0E7A34"/>
           <w:sz w:val="17"/>
         </w:rPr>
-        <w:t>const isEditing = editingId !== null;</w:t>
+        <w:t xml:space="preserve">const isEditing = </w:t>
+      </w:r>
+      <w:proofErr w:type="gramStart"/>
+      <w:r>
+        <w:rPr>
+          <w:rFonts w:ascii="Consolas" w:eastAsia="Consolas" w:hAnsi="Consolas" w:cs="Consolas"/>
+          <w:color w:val="0E7A34"/>
+          <w:sz w:val="17"/>
+        </w:rPr>
+        <w:t>editingId !</w:t>
+      </w:r>
+      <w:proofErr w:type="gramEnd"/>
+      <w:r>
+        <w:rPr>
+          <w:rFonts w:ascii="Consolas" w:eastAsia="Consolas" w:hAnsi="Consolas" w:cs="Consolas"/>
+          <w:color w:val="0E7A34"/>
+          <w:sz w:val="17"/>
+        </w:rPr>
+        <w:t>== null;</w:t>
       </w:r>
     </w:p>
     <w:p>
@@ -7741,7 +8230,21 @@
               <w:rPr>
                 <w:sz w:val="18"/>
               </w:rPr>
-              <w:t>"로딩 중..." 이 보이는가</w:t>
+              <w:t>"로딩 중</w:t>
+            </w:r>
+            <w:proofErr w:type="gramStart"/>
+            <w:r>
+              <w:rPr>
+                <w:sz w:val="18"/>
+              </w:rPr>
+              <w:t>...</w:t>
+            </w:r>
+            <w:proofErr w:type="gramEnd"/>
+            <w:r>
+              <w:rPr>
+                <w:sz w:val="18"/>
+              </w:rPr>
+              <w:t>" 이 보이는가</w:t>
             </w:r>
           </w:p>
         </w:tc>
@@ -7924,7 +8427,23 @@
           <w:color w:val="333333"/>
           <w:sz w:val="19"/>
         </w:rPr>
-        <w:t>여섯 개를 한꺼번에 선언해 두었지만 쓰는 것은 단계마다 하나씩 늘어납니다. 그래서 실습 5-8 까지는 npm run lint 를 돌리면 setEditingId 와 setMessage 를 아직 안 쓴다고 잡습니다. 단계별로 만드는 중이라 그런 것이니 그냥 두세요. 실습 5-9 까지 마치면 여섯 개가 모두 쓰여 경고가 사라집니다.</w:t>
+        <w:t>여섯 개를 한꺼번에 선언해 두었지만 쓰는 것은 단계마다 하나씩 늘어납니다. 그래서 실습 5-8 까지는 npm run lint 를 돌리면 setEditingId 와 setMessage 를 아직 안 쓴다고 잡습니다. 단계별로 만드는 중이라 그런 것이니 그냥 두세요. 실습 5-</w:t>
+      </w:r>
+      <w:proofErr w:type="gramStart"/>
+      <w:r>
+        <w:rPr>
+          <w:color w:val="333333"/>
+          <w:sz w:val="19"/>
+        </w:rPr>
+        <w:t>9 까지</w:t>
+      </w:r>
+      <w:proofErr w:type="gramEnd"/>
+      <w:r>
+        <w:rPr>
+          <w:color w:val="333333"/>
+          <w:sz w:val="19"/>
+        </w:rPr>
+        <w:t xml:space="preserve"> 마치면 여섯 개가 모두 쓰여 경고가 사라집니다.</w:t>
       </w:r>
     </w:p>
     <w:p>
@@ -7949,7 +8468,23 @@
           <w:color w:val="333333"/>
           <w:sz w:val="19"/>
         </w:rPr>
-        <w:t>state 는 직접 고치면 안 됩니다. form.name = "홍길동" 처럼 바꾸면 React 는 값이 바뀐 줄 모르고 화면을 다시 그리지 않습니다. 언제나 setForm 에 새 값을 넘겨야 합니다.</w:t>
+        <w:t xml:space="preserve">state 는 직접 고치면 안 됩니다. form.name = </w:t>
+      </w:r>
+      <w:proofErr w:type="gramStart"/>
+      <w:r>
+        <w:rPr>
+          <w:color w:val="333333"/>
+          <w:sz w:val="19"/>
+        </w:rPr>
+        <w:t>"홍길동" 처럼</w:t>
+      </w:r>
+      <w:proofErr w:type="gramEnd"/>
+      <w:r>
+        <w:rPr>
+          <w:color w:val="333333"/>
+          <w:sz w:val="19"/>
+        </w:rPr>
+        <w:t xml:space="preserve"> 바꾸면 React 는 값이 바뀐 줄 모르고 화면을 다시 그리지 않습니다. 언제나 setForm 에 새 값을 넘겨야 합니다.</w:t>
       </w:r>
     </w:p>
     <w:p>
@@ -7967,6 +8502,7 @@
           <w:color w:val="9C5700"/>
           <w:sz w:val="19"/>
         </w:rPr>
+        <w:lastRenderedPageBreak/>
         <w:t xml:space="preserve">■ 알아두기   </w:t>
       </w:r>
       <w:r>
@@ -7999,7 +8535,23 @@
           <w:color w:val="333333"/>
           <w:sz w:val="19"/>
         </w:rPr>
-        <w:t>값을 바꿨는데 화면이 그대로다 → state 를 직접 고쳤습니다. push 나 form.x = ... 대신 새 배열·새 객체를 만들어 넘기세요.</w:t>
+        <w:t xml:space="preserve">값을 바꿨는데 화면이 그대로다 → state 를 직접 고쳤습니다. push 나 form.x = </w:t>
+      </w:r>
+      <w:proofErr w:type="gramStart"/>
+      <w:r>
+        <w:rPr>
+          <w:color w:val="333333"/>
+          <w:sz w:val="19"/>
+        </w:rPr>
+        <w:t>...</w:t>
+      </w:r>
+      <w:proofErr w:type="gramEnd"/>
+      <w:r>
+        <w:rPr>
+          <w:color w:val="333333"/>
+          <w:sz w:val="19"/>
+        </w:rPr>
+        <w:t xml:space="preserve"> 대신 새 배열·새 객체를 만들어 넘기세요.</w:t>
       </w:r>
     </w:p>
     <w:p>
@@ -8024,12 +8576,21 @@
       <w:pPr>
         <w:spacing w:after="120"/>
       </w:pPr>
+      <w:proofErr w:type="gramStart"/>
       <w:r>
         <w:rPr>
           <w:color w:val="666666"/>
           <w:sz w:val="19"/>
         </w:rPr>
-        <w:t>파일  src/App.jsx</w:t>
+        <w:t>파일  src</w:t>
+      </w:r>
+      <w:proofErr w:type="gramEnd"/>
+      <w:r>
+        <w:rPr>
+          <w:color w:val="666666"/>
+          <w:sz w:val="19"/>
+        </w:rPr>
+        <w:t>/App.jsx</w:t>
       </w:r>
     </w:p>
     <w:p>
@@ -8129,13 +8690,23 @@
         <w:spacing w:after="160" w:line="250" w:lineRule="auto"/>
         <w:ind w:left="180" w:right="180"/>
       </w:pPr>
+      <w:proofErr w:type="gramStart"/>
       <w:r>
         <w:rPr>
           <w:rFonts w:ascii="Consolas" w:eastAsia="Consolas" w:hAnsi="Consolas" w:cs="Consolas"/>
           <w:color w:val="8A8F98"/>
           <w:sz w:val="17"/>
         </w:rPr>
-        <w:t>loadStudents();</w:t>
+        <w:t>loadStudents(</w:t>
+      </w:r>
+      <w:proofErr w:type="gramEnd"/>
+      <w:r>
+        <w:rPr>
+          <w:rFonts w:ascii="Consolas" w:eastAsia="Consolas" w:hAnsi="Consolas" w:cs="Consolas"/>
+          <w:color w:val="8A8F98"/>
+          <w:sz w:val="17"/>
+        </w:rPr>
+        <w:t>);</w:t>
       </w:r>
     </w:p>
     <w:p>
@@ -8197,7 +8768,25 @@
           <w:color w:val="0E7A34"/>
           <w:sz w:val="17"/>
         </w:rPr>
-        <w:t>async function loadStudents() {</w:t>
+        <w:t xml:space="preserve">async function </w:t>
+      </w:r>
+      <w:proofErr w:type="gramStart"/>
+      <w:r>
+        <w:rPr>
+          <w:rFonts w:ascii="Consolas" w:eastAsia="Consolas" w:hAnsi="Consolas" w:cs="Consolas"/>
+          <w:color w:val="0E7A34"/>
+          <w:sz w:val="17"/>
+        </w:rPr>
+        <w:t>loadStudents(</w:t>
+      </w:r>
+      <w:proofErr w:type="gramEnd"/>
+      <w:r>
+        <w:rPr>
+          <w:rFonts w:ascii="Consolas" w:eastAsia="Consolas" w:hAnsi="Consolas" w:cs="Consolas"/>
+          <w:color w:val="0E7A34"/>
+          <w:sz w:val="17"/>
+        </w:rPr>
+        <w:t>) {</w:t>
       </w:r>
     </w:p>
     <w:p>
@@ -8292,7 +8881,25 @@
           <w:color w:val="0E7A34"/>
           <w:sz w:val="17"/>
         </w:rPr>
-        <w:t xml:space="preserve">        const data = await fetchStudents();</w:t>
+        <w:t xml:space="preserve">        const data = await </w:t>
+      </w:r>
+      <w:proofErr w:type="gramStart"/>
+      <w:r>
+        <w:rPr>
+          <w:rFonts w:ascii="Consolas" w:eastAsia="Consolas" w:hAnsi="Consolas" w:cs="Consolas"/>
+          <w:color w:val="0E7A34"/>
+          <w:sz w:val="17"/>
+        </w:rPr>
+        <w:t>fetchStudents(</w:t>
+      </w:r>
+      <w:proofErr w:type="gramEnd"/>
+      <w:r>
+        <w:rPr>
+          <w:rFonts w:ascii="Consolas" w:eastAsia="Consolas" w:hAnsi="Consolas" w:cs="Consolas"/>
+          <w:color w:val="0E7A34"/>
+          <w:sz w:val="17"/>
+        </w:rPr>
+        <w:t>);</w:t>
       </w:r>
     </w:p>
     <w:p>
@@ -8309,13 +8916,23 @@
           <w:sz w:val="17"/>
         </w:rPr>
       </w:pPr>
-      <w:r>
-        <w:rPr>
-          <w:rFonts w:ascii="Consolas" w:eastAsia="Consolas" w:hAnsi="Consolas" w:cs="Consolas"/>
-          <w:color w:val="0E7A34"/>
-          <w:sz w:val="17"/>
-        </w:rPr>
-        <w:t>console.log("Fetched students:", data);</w:t>
+      <w:proofErr w:type="gramStart"/>
+      <w:r>
+        <w:rPr>
+          <w:rFonts w:ascii="Consolas" w:eastAsia="Consolas" w:hAnsi="Consolas" w:cs="Consolas"/>
+          <w:color w:val="0E7A34"/>
+          <w:sz w:val="17"/>
+        </w:rPr>
+        <w:t>console.log(</w:t>
+      </w:r>
+      <w:proofErr w:type="gramEnd"/>
+      <w:r>
+        <w:rPr>
+          <w:rFonts w:ascii="Consolas" w:eastAsia="Consolas" w:hAnsi="Consolas" w:cs="Consolas"/>
+          <w:color w:val="0E7A34"/>
+          <w:sz w:val="17"/>
+        </w:rPr>
+        <w:t>"Fetched students:", data);</w:t>
       </w:r>
     </w:p>
     <w:p>
@@ -8423,25 +9040,61 @@
           <w:color w:val="0E7A34"/>
           <w:sz w:val="17"/>
         </w:rPr>
-        <w:t xml:space="preserve">        console.error("Error:", error);</w:t>
-      </w:r>
-    </w:p>
-    <w:p>
-      <w:pPr>
-        <w:pBdr>
-          <w:left w:val="single" w:sz="12" w:space="6" w:color="B7C3D4"/>
-        </w:pBdr>
-        <w:shd w:val="clear" w:color="auto" w:fill="F2F4F7"/>
-        <w:spacing w:line="250" w:lineRule="auto"/>
-        <w:ind w:left="180" w:right="180"/>
-      </w:pPr>
-      <w:r>
-        <w:rPr>
-          <w:rFonts w:ascii="Consolas" w:eastAsia="Consolas" w:hAnsi="Consolas" w:cs="Consolas"/>
-          <w:color w:val="0E7A34"/>
-          <w:sz w:val="17"/>
-        </w:rPr>
-        <w:t xml:space="preserve">        setMessage({ text: error.message, type: "error" });</w:t>
+        <w:t xml:space="preserve">        </w:t>
+      </w:r>
+      <w:proofErr w:type="gramStart"/>
+      <w:r>
+        <w:rPr>
+          <w:rFonts w:ascii="Consolas" w:eastAsia="Consolas" w:hAnsi="Consolas" w:cs="Consolas"/>
+          <w:color w:val="0E7A34"/>
+          <w:sz w:val="17"/>
+        </w:rPr>
+        <w:t>console.error</w:t>
+      </w:r>
+      <w:proofErr w:type="gramEnd"/>
+      <w:r>
+        <w:rPr>
+          <w:rFonts w:ascii="Consolas" w:eastAsia="Consolas" w:hAnsi="Consolas" w:cs="Consolas"/>
+          <w:color w:val="0E7A34"/>
+          <w:sz w:val="17"/>
+        </w:rPr>
+        <w:t>("Error:", error);</w:t>
+      </w:r>
+    </w:p>
+    <w:p>
+      <w:pPr>
+        <w:pBdr>
+          <w:left w:val="single" w:sz="12" w:space="6" w:color="B7C3D4"/>
+        </w:pBdr>
+        <w:shd w:val="clear" w:color="auto" w:fill="F2F4F7"/>
+        <w:spacing w:line="250" w:lineRule="auto"/>
+        <w:ind w:left="180" w:right="180"/>
+      </w:pPr>
+      <w:r>
+        <w:rPr>
+          <w:rFonts w:ascii="Consolas" w:eastAsia="Consolas" w:hAnsi="Consolas" w:cs="Consolas"/>
+          <w:color w:val="0E7A34"/>
+          <w:sz w:val="17"/>
+        </w:rPr>
+        <w:t xml:space="preserve">        </w:t>
+      </w:r>
+      <w:proofErr w:type="gramStart"/>
+      <w:r>
+        <w:rPr>
+          <w:rFonts w:ascii="Consolas" w:eastAsia="Consolas" w:hAnsi="Consolas" w:cs="Consolas"/>
+          <w:color w:val="0E7A34"/>
+          <w:sz w:val="17"/>
+        </w:rPr>
+        <w:t>setMessage(</w:t>
+      </w:r>
+      <w:proofErr w:type="gramEnd"/>
+      <w:r>
+        <w:rPr>
+          <w:rFonts w:ascii="Consolas" w:eastAsia="Consolas" w:hAnsi="Consolas" w:cs="Consolas"/>
+          <w:color w:val="0E7A34"/>
+          <w:sz w:val="17"/>
+        </w:rPr>
+        <w:t>{ text: error.message, type: "error" });</w:t>
       </w:r>
     </w:p>
     <w:p>
@@ -8597,13 +9250,23 @@
         <w:spacing w:line="250" w:lineRule="auto"/>
         <w:ind w:left="180" w:right="180"/>
       </w:pPr>
-      <w:r>
-        <w:rPr>
-          <w:rFonts w:ascii="Consolas" w:eastAsia="Consolas" w:hAnsi="Consolas" w:cs="Consolas"/>
-          <w:color w:val="0E7A34"/>
-          <w:sz w:val="17"/>
-        </w:rPr>
-        <w:t>useEffect(() =&gt; {</w:t>
+      <w:proofErr w:type="gramStart"/>
+      <w:r>
+        <w:rPr>
+          <w:rFonts w:ascii="Consolas" w:eastAsia="Consolas" w:hAnsi="Consolas" w:cs="Consolas"/>
+          <w:color w:val="0E7A34"/>
+          <w:sz w:val="17"/>
+        </w:rPr>
+        <w:t>useEffect(</w:t>
+      </w:r>
+      <w:proofErr w:type="gramEnd"/>
+      <w:r>
+        <w:rPr>
+          <w:rFonts w:ascii="Consolas" w:eastAsia="Consolas" w:hAnsi="Consolas" w:cs="Consolas"/>
+          <w:color w:val="0E7A34"/>
+          <w:sz w:val="17"/>
+        </w:rPr>
+        <w:t>() =&gt; {</w:t>
       </w:r>
     </w:p>
     <w:p>
@@ -8657,7 +9320,25 @@
           <w:color w:val="0E7A34"/>
           <w:sz w:val="17"/>
         </w:rPr>
-        <w:t xml:space="preserve">    loadStudents();</w:t>
+        <w:t xml:space="preserve">    </w:t>
+      </w:r>
+      <w:proofErr w:type="gramStart"/>
+      <w:r>
+        <w:rPr>
+          <w:rFonts w:ascii="Consolas" w:eastAsia="Consolas" w:hAnsi="Consolas" w:cs="Consolas"/>
+          <w:color w:val="0E7A34"/>
+          <w:sz w:val="17"/>
+        </w:rPr>
+        <w:t>loadStudents(</w:t>
+      </w:r>
+      <w:proofErr w:type="gramEnd"/>
+      <w:r>
+        <w:rPr>
+          <w:rFonts w:ascii="Consolas" w:eastAsia="Consolas" w:hAnsi="Consolas" w:cs="Consolas"/>
+          <w:color w:val="0E7A34"/>
+          <w:sz w:val="17"/>
+        </w:rPr>
+        <w:t>);</w:t>
       </w:r>
     </w:p>
     <w:p>
@@ -8892,12 +9573,21 @@
       <w:pPr>
         <w:spacing w:after="120"/>
       </w:pPr>
+      <w:proofErr w:type="gramStart"/>
       <w:r>
         <w:rPr>
           <w:color w:val="666666"/>
           <w:sz w:val="19"/>
         </w:rPr>
-        <w:t>파일  src/components/StudentTable.jsx</w:t>
+        <w:t>파일  src</w:t>
+      </w:r>
+      <w:proofErr w:type="gramEnd"/>
+      <w:r>
+        <w:rPr>
+          <w:color w:val="666666"/>
+          <w:sz w:val="19"/>
+        </w:rPr>
+        <w:t>/components/StudentTable.jsx</w:t>
       </w:r>
     </w:p>
     <w:p>
@@ -8922,7 +9612,7 @@
           <w:color w:val="333333"/>
           <w:sz w:val="19"/>
         </w:rPr>
-        <w:t xml:space="preserve">표를 만드는 60여 줄이 왜 사라지는지 이해하고, 배열을 화면으로 바꿀 수 있다. 만든 컴포넌트를 App 에 붙여 화면에서 확인한다.</w:t>
+        <w:t>표를 만드는 60여 줄이 왜 사라지는지 이해하고, 배열을 화면으로 바꿀 수 있다. 만든 컴포넌트를 App 에 붙여 화면에서 확인한다.</w:t>
       </w:r>
     </w:p>
     <w:p>
@@ -9184,7 +9874,21 @@
               <w:rPr>
                 <w:sz w:val="18"/>
               </w:rPr>
-              <w:t>참이면 표 위에 "로딩 중..." 을 함께 그린다</w:t>
+              <w:t>참이면 표 위에 "로딩 중</w:t>
+            </w:r>
+            <w:proofErr w:type="gramStart"/>
+            <w:r>
+              <w:rPr>
+                <w:sz w:val="18"/>
+              </w:rPr>
+              <w:t>...</w:t>
+            </w:r>
+            <w:proofErr w:type="gramEnd"/>
+            <w:r>
+              <w:rPr>
+                <w:sz w:val="18"/>
+              </w:rPr>
+              <w:t>" 을 함께 그린다</w:t>
             </w:r>
           </w:p>
         </w:tc>
@@ -9413,7 +10117,7 @@
         <w:spacing w:after="80"/>
       </w:pPr>
       <w:r>
-        <w:t xml:space="preserve">state 는 하나도 없습니다. 받은 것을 그리기만 하는 프레젠테이셔널 컴포넌트입니다. 표 안에 무엇을 그릴지는 세 경우로 나뉘는데, JSX 안에 조건을 여러 개 이어 쓰면 읽기 어려우므로 먼저 rows 라는 변수에 담아 두고 그것을 표 안에 끼워 넣습니다.</w:t>
+        <w:t>state 는 하나도 없습니다. 받은 것을 그리기만 하는 프레젠테이셔널 컴포넌트입니다. 표 안에 무엇을 그릴지는 세 경우로 나뉘는데, JSX 안에 조건을 여러 개 이어 쓰면 읽기 어려우므로 먼저 rows 라는 변수에 담아 두고 그것을 표 안에 끼워 넣습니다.</w:t>
       </w:r>
     </w:p>
     <w:p>
@@ -9458,24 +10162,42 @@
           <w:color w:val="8A8F98"/>
           <w:sz w:val="17"/>
         </w:rPr>
-        <w:t>const row = document.createElement("tr");</w:t>
-      </w:r>
-    </w:p>
-    <w:p>
-      <w:pPr>
-        <w:pBdr>
-          <w:left w:val="single" w:sz="12" w:space="6" w:color="B7C3D4"/>
-        </w:pBdr>
-        <w:shd w:val="clear" w:color="auto" w:fill="F2F4F7"/>
-        <w:spacing w:line="250" w:lineRule="auto"/>
-        <w:ind w:left="180" w:right="180"/>
-      </w:pPr>
+        <w:t xml:space="preserve">const row = </w:t>
+      </w:r>
+      <w:proofErr w:type="gramStart"/>
       <w:r>
         <w:rPr>
           <w:rFonts w:ascii="Consolas" w:eastAsia="Consolas" w:hAnsi="Consolas" w:cs="Consolas"/>
           <w:color w:val="8A8F98"/>
           <w:sz w:val="17"/>
         </w:rPr>
+        <w:t>document.createElement</w:t>
+      </w:r>
+      <w:proofErr w:type="gramEnd"/>
+      <w:r>
+        <w:rPr>
+          <w:rFonts w:ascii="Consolas" w:eastAsia="Consolas" w:hAnsi="Consolas" w:cs="Consolas"/>
+          <w:color w:val="8A8F98"/>
+          <w:sz w:val="17"/>
+        </w:rPr>
+        <w:t>("tr");</w:t>
+      </w:r>
+    </w:p>
+    <w:p>
+      <w:pPr>
+        <w:pBdr>
+          <w:left w:val="single" w:sz="12" w:space="6" w:color="B7C3D4"/>
+        </w:pBdr>
+        <w:shd w:val="clear" w:color="auto" w:fill="F2F4F7"/>
+        <w:spacing w:line="250" w:lineRule="auto"/>
+        <w:ind w:left="180" w:right="180"/>
+      </w:pPr>
+      <w:r>
+        <w:rPr>
+          <w:rFonts w:ascii="Consolas" w:eastAsia="Consolas" w:hAnsi="Consolas" w:cs="Consolas"/>
+          <w:color w:val="8A8F98"/>
+          <w:sz w:val="17"/>
+        </w:rPr>
         <w:t xml:space="preserve"> </w:t>
       </w:r>
     </w:p>
@@ -9488,31 +10210,23 @@
         <w:spacing w:line="250" w:lineRule="auto"/>
         <w:ind w:left="180" w:right="180"/>
       </w:pPr>
+      <w:proofErr w:type="gramStart"/>
       <w:r>
         <w:rPr>
           <w:rFonts w:ascii="Consolas" w:eastAsia="Consolas" w:hAnsi="Consolas" w:cs="Consolas"/>
           <w:color w:val="8A8F98"/>
           <w:sz w:val="17"/>
         </w:rPr>
-        <w:t>values.forEach((value) =&gt; {</w:t>
-      </w:r>
-    </w:p>
-    <w:p>
-      <w:pPr>
-        <w:pBdr>
-          <w:left w:val="single" w:sz="12" w:space="6" w:color="B7C3D4"/>
-        </w:pBdr>
-        <w:shd w:val="clear" w:color="auto" w:fill="F2F4F7"/>
-        <w:spacing w:line="250" w:lineRule="auto"/>
-        <w:ind w:left="180" w:right="180"/>
-      </w:pPr>
+        <w:t>values.forEach</w:t>
+      </w:r>
+      <w:proofErr w:type="gramEnd"/>
       <w:r>
         <w:rPr>
           <w:rFonts w:ascii="Consolas" w:eastAsia="Consolas" w:hAnsi="Consolas" w:cs="Consolas"/>
           <w:color w:val="8A8F98"/>
           <w:sz w:val="17"/>
         </w:rPr>
-        <w:t xml:space="preserve">    const cell = document.createElement("td");</w:t>
+        <w:t>((value) =&gt; {</w:t>
       </w:r>
     </w:p>
     <w:p>
@@ -9530,42 +10244,114 @@
           <w:color w:val="8A8F98"/>
           <w:sz w:val="17"/>
         </w:rPr>
-        <w:t xml:space="preserve">    cell.textContent = value;</w:t>
-      </w:r>
-    </w:p>
-    <w:p>
-      <w:pPr>
-        <w:pBdr>
-          <w:left w:val="single" w:sz="12" w:space="6" w:color="B7C3D4"/>
-        </w:pBdr>
-        <w:shd w:val="clear" w:color="auto" w:fill="F2F4F7"/>
-        <w:spacing w:line="250" w:lineRule="auto"/>
-        <w:ind w:left="180" w:right="180"/>
-      </w:pPr>
+        <w:t xml:space="preserve">    const cell = </w:t>
+      </w:r>
+      <w:proofErr w:type="gramStart"/>
       <w:r>
         <w:rPr>
           <w:rFonts w:ascii="Consolas" w:eastAsia="Consolas" w:hAnsi="Consolas" w:cs="Consolas"/>
           <w:color w:val="8A8F98"/>
           <w:sz w:val="17"/>
         </w:rPr>
-        <w:t xml:space="preserve">    row.appendChild(cell);</w:t>
-      </w:r>
-    </w:p>
-    <w:p>
-      <w:pPr>
-        <w:pBdr>
-          <w:left w:val="single" w:sz="12" w:space="6" w:color="B7C3D4"/>
-        </w:pBdr>
-        <w:shd w:val="clear" w:color="auto" w:fill="F2F4F7"/>
-        <w:spacing w:line="250" w:lineRule="auto"/>
-        <w:ind w:left="180" w:right="180"/>
-      </w:pPr>
+        <w:t>document.createElement</w:t>
+      </w:r>
+      <w:proofErr w:type="gramEnd"/>
       <w:r>
         <w:rPr>
           <w:rFonts w:ascii="Consolas" w:eastAsia="Consolas" w:hAnsi="Consolas" w:cs="Consolas"/>
           <w:color w:val="8A8F98"/>
           <w:sz w:val="17"/>
         </w:rPr>
+        <w:t>("td");</w:t>
+      </w:r>
+    </w:p>
+    <w:p>
+      <w:pPr>
+        <w:pBdr>
+          <w:left w:val="single" w:sz="12" w:space="6" w:color="B7C3D4"/>
+        </w:pBdr>
+        <w:shd w:val="clear" w:color="auto" w:fill="F2F4F7"/>
+        <w:spacing w:line="250" w:lineRule="auto"/>
+        <w:ind w:left="180" w:right="180"/>
+      </w:pPr>
+      <w:r>
+        <w:rPr>
+          <w:rFonts w:ascii="Consolas" w:eastAsia="Consolas" w:hAnsi="Consolas" w:cs="Consolas"/>
+          <w:color w:val="8A8F98"/>
+          <w:sz w:val="17"/>
+        </w:rPr>
+        <w:t xml:space="preserve">    </w:t>
+      </w:r>
+      <w:proofErr w:type="gramStart"/>
+      <w:r>
+        <w:rPr>
+          <w:rFonts w:ascii="Consolas" w:eastAsia="Consolas" w:hAnsi="Consolas" w:cs="Consolas"/>
+          <w:color w:val="8A8F98"/>
+          <w:sz w:val="17"/>
+        </w:rPr>
+        <w:t>cell.textContent</w:t>
+      </w:r>
+      <w:proofErr w:type="gramEnd"/>
+      <w:r>
+        <w:rPr>
+          <w:rFonts w:ascii="Consolas" w:eastAsia="Consolas" w:hAnsi="Consolas" w:cs="Consolas"/>
+          <w:color w:val="8A8F98"/>
+          <w:sz w:val="17"/>
+        </w:rPr>
+        <w:t xml:space="preserve"> = value;</w:t>
+      </w:r>
+    </w:p>
+    <w:p>
+      <w:pPr>
+        <w:pBdr>
+          <w:left w:val="single" w:sz="12" w:space="6" w:color="B7C3D4"/>
+        </w:pBdr>
+        <w:shd w:val="clear" w:color="auto" w:fill="F2F4F7"/>
+        <w:spacing w:line="250" w:lineRule="auto"/>
+        <w:ind w:left="180" w:right="180"/>
+      </w:pPr>
+      <w:r>
+        <w:rPr>
+          <w:rFonts w:ascii="Consolas" w:eastAsia="Consolas" w:hAnsi="Consolas" w:cs="Consolas"/>
+          <w:color w:val="8A8F98"/>
+          <w:sz w:val="17"/>
+        </w:rPr>
+        <w:t xml:space="preserve">    </w:t>
+      </w:r>
+      <w:proofErr w:type="gramStart"/>
+      <w:r>
+        <w:rPr>
+          <w:rFonts w:ascii="Consolas" w:eastAsia="Consolas" w:hAnsi="Consolas" w:cs="Consolas"/>
+          <w:color w:val="8A8F98"/>
+          <w:sz w:val="17"/>
+        </w:rPr>
+        <w:t>row.appendChild</w:t>
+      </w:r>
+      <w:proofErr w:type="gramEnd"/>
+      <w:r>
+        <w:rPr>
+          <w:rFonts w:ascii="Consolas" w:eastAsia="Consolas" w:hAnsi="Consolas" w:cs="Consolas"/>
+          <w:color w:val="8A8F98"/>
+          <w:sz w:val="17"/>
+        </w:rPr>
+        <w:t>(cell);</w:t>
+      </w:r>
+    </w:p>
+    <w:p>
+      <w:pPr>
+        <w:pBdr>
+          <w:left w:val="single" w:sz="12" w:space="6" w:color="B7C3D4"/>
+        </w:pBdr>
+        <w:shd w:val="clear" w:color="auto" w:fill="F2F4F7"/>
+        <w:spacing w:line="250" w:lineRule="auto"/>
+        <w:ind w:left="180" w:right="180"/>
+      </w:pPr>
+      <w:r>
+        <w:rPr>
+          <w:rFonts w:ascii="Consolas" w:eastAsia="Consolas" w:hAnsi="Consolas" w:cs="Consolas"/>
+          <w:color w:val="8A8F98"/>
+          <w:sz w:val="17"/>
+        </w:rPr>
         <w:t>});</w:t>
       </w:r>
     </w:p>
@@ -9602,43 +10388,89 @@
           <w:color w:val="8A8F98"/>
           <w:sz w:val="17"/>
         </w:rPr>
-        <w:t>const button = document.createElement("button");</w:t>
-      </w:r>
-    </w:p>
-    <w:p>
-      <w:pPr>
-        <w:pBdr>
-          <w:left w:val="single" w:sz="12" w:space="6" w:color="B7C3D4"/>
-        </w:pBdr>
-        <w:shd w:val="clear" w:color="auto" w:fill="F2F4F7"/>
-        <w:spacing w:line="250" w:lineRule="auto"/>
-        <w:ind w:left="180" w:right="180"/>
-      </w:pPr>
+        <w:t xml:space="preserve">const button = </w:t>
+      </w:r>
+      <w:proofErr w:type="gramStart"/>
       <w:r>
         <w:rPr>
           <w:rFonts w:ascii="Consolas" w:eastAsia="Consolas" w:hAnsi="Consolas" w:cs="Consolas"/>
           <w:color w:val="8A8F98"/>
           <w:sz w:val="17"/>
         </w:rPr>
-        <w:t>button.dataset.action = "edit";      // data-action="edit"</w:t>
-      </w:r>
-    </w:p>
-    <w:p>
-      <w:pPr>
-        <w:pBdr>
-          <w:left w:val="single" w:sz="12" w:space="6" w:color="B7C3D4"/>
-        </w:pBdr>
-        <w:shd w:val="clear" w:color="auto" w:fill="F2F4F7"/>
-        <w:spacing w:line="250" w:lineRule="auto"/>
-        <w:ind w:left="180" w:right="180"/>
-      </w:pPr>
+        <w:t>document.createElement</w:t>
+      </w:r>
+      <w:proofErr w:type="gramEnd"/>
       <w:r>
         <w:rPr>
           <w:rFonts w:ascii="Consolas" w:eastAsia="Consolas" w:hAnsi="Consolas" w:cs="Consolas"/>
           <w:color w:val="8A8F98"/>
           <w:sz w:val="17"/>
         </w:rPr>
-        <w:t>button.dataset.id = id;              // data-id="3"</w:t>
+        <w:t>("button");</w:t>
+      </w:r>
+    </w:p>
+    <w:p>
+      <w:pPr>
+        <w:pBdr>
+          <w:left w:val="single" w:sz="12" w:space="6" w:color="B7C3D4"/>
+        </w:pBdr>
+        <w:shd w:val="clear" w:color="auto" w:fill="F2F4F7"/>
+        <w:spacing w:line="250" w:lineRule="auto"/>
+        <w:ind w:left="180" w:right="180"/>
+      </w:pPr>
+      <w:proofErr w:type="gramStart"/>
+      <w:r>
+        <w:rPr>
+          <w:rFonts w:ascii="Consolas" w:eastAsia="Consolas" w:hAnsi="Consolas" w:cs="Consolas"/>
+          <w:color w:val="8A8F98"/>
+          <w:sz w:val="17"/>
+        </w:rPr>
+        <w:t>button.dataset</w:t>
+      </w:r>
+      <w:proofErr w:type="gramEnd"/>
+      <w:r>
+        <w:rPr>
+          <w:rFonts w:ascii="Consolas" w:eastAsia="Consolas" w:hAnsi="Consolas" w:cs="Consolas"/>
+          <w:color w:val="8A8F98"/>
+          <w:sz w:val="17"/>
+        </w:rPr>
+        <w:t>.action = "edit";      // data-action="edit"</w:t>
+      </w:r>
+    </w:p>
+    <w:p>
+      <w:pPr>
+        <w:pBdr>
+          <w:left w:val="single" w:sz="12" w:space="6" w:color="B7C3D4"/>
+        </w:pBdr>
+        <w:shd w:val="clear" w:color="auto" w:fill="F2F4F7"/>
+        <w:spacing w:line="250" w:lineRule="auto"/>
+        <w:ind w:left="180" w:right="180"/>
+      </w:pPr>
+      <w:r>
+        <w:rPr>
+          <w:rFonts w:ascii="Consolas" w:eastAsia="Consolas" w:hAnsi="Consolas" w:cs="Consolas"/>
+          <w:color w:val="8A8F98"/>
+          <w:sz w:val="17"/>
+        </w:rPr>
+        <w:t xml:space="preserve">button.dataset.id = </w:t>
+      </w:r>
+      <w:proofErr w:type="gramStart"/>
+      <w:r>
+        <w:rPr>
+          <w:rFonts w:ascii="Consolas" w:eastAsia="Consolas" w:hAnsi="Consolas" w:cs="Consolas"/>
+          <w:color w:val="8A8F98"/>
+          <w:sz w:val="17"/>
+        </w:rPr>
+        <w:t xml:space="preserve">id;   </w:t>
+      </w:r>
+      <w:proofErr w:type="gramEnd"/>
+      <w:r>
+        <w:rPr>
+          <w:rFonts w:ascii="Consolas" w:eastAsia="Consolas" w:hAnsi="Consolas" w:cs="Consolas"/>
+          <w:color w:val="8A8F98"/>
+          <w:sz w:val="17"/>
+        </w:rPr>
+        <w:t xml:space="preserve">           // data-id="3"</w:t>
       </w:r>
     </w:p>
     <w:p>
@@ -9717,7 +10549,7 @@
           <w:szCs w:val="18"/>
         </w:rPr>
       </w:pPr>
-      <w:hyperlink r:id="rId9" w:history="1">
+      <w:hyperlink r:id="rId8" w:history="1">
         <w:r>
           <w:rPr>
             <w:rStyle w:val="a5"/>
@@ -9742,24 +10574,24 @@
           <w:rFonts w:ascii="Consolas" w:eastAsia="Consolas" w:hAnsi="Consolas" w:cs="Consolas"/>
           <w:sz w:val="17"/>
         </w:rPr>
-        <w:t xml:space="preserve">// 표의 열 개수. colSpan 에 쓴다.</w:t>
-      </w:r>
-    </w:p>
-    <w:p>
-      <w:pPr>
-        <w:pBdr>
-          <w:left w:val="single" w:sz="12" w:space="6" w:color="B7C3D4"/>
-        </w:pBdr>
-        <w:shd w:val="clear" w:color="auto" w:fill="F2F4F7"/>
-        <w:spacing w:line="250" w:lineRule="auto"/>
-        <w:ind w:left="180" w:right="180"/>
-      </w:pPr>
-      <w:r>
-        <w:rPr>
-          <w:rFonts w:ascii="Consolas" w:eastAsia="Consolas" w:hAnsi="Consolas" w:cs="Consolas"/>
-          <w:sz w:val="17"/>
-        </w:rPr>
-        <w:t xml:space="preserve">const COLUMN_COUNT = 7;</w:t>
+        <w:t>// 표의 열 개수. colSpan 에 쓴다.</w:t>
+      </w:r>
+    </w:p>
+    <w:p>
+      <w:pPr>
+        <w:pBdr>
+          <w:left w:val="single" w:sz="12" w:space="6" w:color="B7C3D4"/>
+        </w:pBdr>
+        <w:shd w:val="clear" w:color="auto" w:fill="F2F4F7"/>
+        <w:spacing w:line="250" w:lineRule="auto"/>
+        <w:ind w:left="180" w:right="180"/>
+      </w:pPr>
+      <w:r>
+        <w:rPr>
+          <w:rFonts w:ascii="Consolas" w:eastAsia="Consolas" w:hAnsi="Consolas" w:cs="Consolas"/>
+          <w:sz w:val="17"/>
+        </w:rPr>
+        <w:t>const COLUMN_COUNT = 7;</w:t>
       </w:r>
     </w:p>
     <w:p>
@@ -9793,24 +10625,40 @@
           <w:rFonts w:ascii="Consolas" w:eastAsia="Consolas" w:hAnsi="Consolas" w:cs="Consolas"/>
           <w:sz w:val="17"/>
         </w:rPr>
-        <w:t xml:space="preserve">/* 부모(App)가 넘겨주는 값들</w:t>
-      </w:r>
-    </w:p>
-    <w:p>
-      <w:pPr>
-        <w:pBdr>
-          <w:left w:val="single" w:sz="12" w:space="6" w:color="B7C3D4"/>
-        </w:pBdr>
-        <w:shd w:val="clear" w:color="auto" w:fill="F2F4F7"/>
-        <w:spacing w:line="250" w:lineRule="auto"/>
-        <w:ind w:left="180" w:right="180"/>
-      </w:pPr>
-      <w:r>
-        <w:rPr>
-          <w:rFonts w:ascii="Consolas" w:eastAsia="Consolas" w:hAnsi="Consolas" w:cs="Consolas"/>
-          <w:sz w:val="17"/>
-        </w:rPr>
-        <w:t xml:space="preserve">     students  학생 배열</w:t>
+        <w:t>/* 부모(App)가 넘겨주는 값들</w:t>
+      </w:r>
+    </w:p>
+    <w:p>
+      <w:pPr>
+        <w:pBdr>
+          <w:left w:val="single" w:sz="12" w:space="6" w:color="B7C3D4"/>
+        </w:pBdr>
+        <w:shd w:val="clear" w:color="auto" w:fill="F2F4F7"/>
+        <w:spacing w:line="250" w:lineRule="auto"/>
+        <w:ind w:left="180" w:right="180"/>
+      </w:pPr>
+      <w:r>
+        <w:rPr>
+          <w:rFonts w:ascii="Consolas" w:eastAsia="Consolas" w:hAnsi="Consolas" w:cs="Consolas"/>
+          <w:sz w:val="17"/>
+        </w:rPr>
+        <w:t xml:space="preserve">     </w:t>
+      </w:r>
+      <w:proofErr w:type="gramStart"/>
+      <w:r>
+        <w:rPr>
+          <w:rFonts w:ascii="Consolas" w:eastAsia="Consolas" w:hAnsi="Consolas" w:cs="Consolas"/>
+          <w:sz w:val="17"/>
+        </w:rPr>
+        <w:t>students  학생</w:t>
+      </w:r>
+      <w:proofErr w:type="gramEnd"/>
+      <w:r>
+        <w:rPr>
+          <w:rFonts w:ascii="Consolas" w:eastAsia="Consolas" w:hAnsi="Consolas" w:cs="Consolas"/>
+          <w:sz w:val="17"/>
+        </w:rPr>
+        <w:t xml:space="preserve"> 배열</w:t>
       </w:r>
     </w:p>
     <w:p>
@@ -9878,24 +10726,56 @@
           <w:rFonts w:ascii="Consolas" w:eastAsia="Consolas" w:hAnsi="Consolas" w:cs="Consolas"/>
           <w:sz w:val="17"/>
         </w:rPr>
-        <w:t xml:space="preserve">     onDelete  삭제 버튼을 눌렀을 때 부를 함수 */</w:t>
-      </w:r>
-    </w:p>
-    <w:p>
-      <w:pPr>
-        <w:pBdr>
-          <w:left w:val="single" w:sz="12" w:space="6" w:color="B7C3D4"/>
-        </w:pBdr>
-        <w:shd w:val="clear" w:color="auto" w:fill="F2F4F7"/>
-        <w:spacing w:line="250" w:lineRule="auto"/>
-        <w:ind w:left="180" w:right="180"/>
-      </w:pPr>
-      <w:r>
-        <w:rPr>
-          <w:rFonts w:ascii="Consolas" w:eastAsia="Consolas" w:hAnsi="Consolas" w:cs="Consolas"/>
-          <w:sz w:val="17"/>
-        </w:rPr>
-        <w:t xml:space="preserve">function StudentTable({ students, loading, error, onEdit, onDelete }) {</w:t>
+        <w:t xml:space="preserve">     </w:t>
+      </w:r>
+      <w:proofErr w:type="gramStart"/>
+      <w:r>
+        <w:rPr>
+          <w:rFonts w:ascii="Consolas" w:eastAsia="Consolas" w:hAnsi="Consolas" w:cs="Consolas"/>
+          <w:sz w:val="17"/>
+        </w:rPr>
+        <w:t>onDelete  삭제</w:t>
+      </w:r>
+      <w:proofErr w:type="gramEnd"/>
+      <w:r>
+        <w:rPr>
+          <w:rFonts w:ascii="Consolas" w:eastAsia="Consolas" w:hAnsi="Consolas" w:cs="Consolas"/>
+          <w:sz w:val="17"/>
+        </w:rPr>
+        <w:t xml:space="preserve"> 버튼을 눌렀을 때 부를 함수 */</w:t>
+      </w:r>
+    </w:p>
+    <w:p>
+      <w:pPr>
+        <w:pBdr>
+          <w:left w:val="single" w:sz="12" w:space="6" w:color="B7C3D4"/>
+        </w:pBdr>
+        <w:shd w:val="clear" w:color="auto" w:fill="F2F4F7"/>
+        <w:spacing w:line="250" w:lineRule="auto"/>
+        <w:ind w:left="180" w:right="180"/>
+      </w:pPr>
+      <w:r>
+        <w:rPr>
+          <w:rFonts w:ascii="Consolas" w:eastAsia="Consolas" w:hAnsi="Consolas" w:cs="Consolas"/>
+          <w:sz w:val="17"/>
+        </w:rPr>
+        <w:t xml:space="preserve">function </w:t>
+      </w:r>
+      <w:proofErr w:type="gramStart"/>
+      <w:r>
+        <w:rPr>
+          <w:rFonts w:ascii="Consolas" w:eastAsia="Consolas" w:hAnsi="Consolas" w:cs="Consolas"/>
+          <w:sz w:val="17"/>
+        </w:rPr>
+        <w:t>StudentTable(</w:t>
+      </w:r>
+      <w:proofErr w:type="gramEnd"/>
+      <w:r>
+        <w:rPr>
+          <w:rFonts w:ascii="Consolas" w:eastAsia="Consolas" w:hAnsi="Consolas" w:cs="Consolas"/>
+          <w:sz w:val="17"/>
+        </w:rPr>
+        <w:t>{ students, loading, error, onEdit, onDelete }) {</w:t>
       </w:r>
     </w:p>
     <w:p>
@@ -9929,7 +10809,23 @@
           <w:rFonts w:ascii="Consolas" w:eastAsia="Consolas" w:hAnsi="Consolas" w:cs="Consolas"/>
           <w:sz w:val="17"/>
         </w:rPr>
-        <w:t xml:space="preserve">       JSX 안에 &amp;&amp; 와 ? : 를 이어 쓰면 읽기 어려우므로,</w:t>
+        <w:t xml:space="preserve">       JSX 안에 &amp;&amp; </w:t>
+      </w:r>
+      <w:proofErr w:type="gramStart"/>
+      <w:r>
+        <w:rPr>
+          <w:rFonts w:ascii="Consolas" w:eastAsia="Consolas" w:hAnsi="Consolas" w:cs="Consolas"/>
+          <w:sz w:val="17"/>
+        </w:rPr>
+        <w:t>와 ?</w:t>
+      </w:r>
+      <w:proofErr w:type="gramEnd"/>
+      <w:r>
+        <w:rPr>
+          <w:rFonts w:ascii="Consolas" w:eastAsia="Consolas" w:hAnsi="Consolas" w:cs="Consolas"/>
+          <w:sz w:val="17"/>
+        </w:rPr>
+        <w:t xml:space="preserve"> : 를 이어 쓰면 읽기 어려우므로,</w:t>
       </w:r>
     </w:p>
     <w:p>
@@ -10116,7 +11012,23 @@
           <w:rFonts w:ascii="Consolas" w:eastAsia="Consolas" w:hAnsi="Consolas" w:cs="Consolas"/>
           <w:sz w:val="17"/>
         </w:rPr>
-        <w:t xml:space="preserve">    } else if (students.length === 0 &amp;&amp; !loading) {</w:t>
+        <w:t xml:space="preserve">    } else if (</w:t>
+      </w:r>
+      <w:proofErr w:type="gramStart"/>
+      <w:r>
+        <w:rPr>
+          <w:rFonts w:ascii="Consolas" w:eastAsia="Consolas" w:hAnsi="Consolas" w:cs="Consolas"/>
+          <w:sz w:val="17"/>
+        </w:rPr>
+        <w:t>students.length</w:t>
+      </w:r>
+      <w:proofErr w:type="gramEnd"/>
+      <w:r>
+        <w:rPr>
+          <w:rFonts w:ascii="Consolas" w:eastAsia="Consolas" w:hAnsi="Consolas" w:cs="Consolas"/>
+          <w:sz w:val="17"/>
+        </w:rPr>
+        <w:t xml:space="preserve"> === 0 &amp;&amp; !loading) {</w:t>
       </w:r>
     </w:p>
     <w:p>
@@ -10150,7 +11062,23 @@
           <w:rFonts w:ascii="Consolas" w:eastAsia="Consolas" w:hAnsi="Consolas" w:cs="Consolas"/>
           <w:sz w:val="17"/>
         </w:rPr>
-        <w:t xml:space="preserve">        //     그래야 화면이 잠깐 깜빡이지 않는다.</w:t>
+        <w:t xml:space="preserve">        /</w:t>
+      </w:r>
+      <w:proofErr w:type="gramStart"/>
+      <w:r>
+        <w:rPr>
+          <w:rFonts w:ascii="Consolas" w:eastAsia="Consolas" w:hAnsi="Consolas" w:cs="Consolas"/>
+          <w:sz w:val="17"/>
+        </w:rPr>
+        <w:t>/     그래야</w:t>
+      </w:r>
+      <w:proofErr w:type="gramEnd"/>
+      <w:r>
+        <w:rPr>
+          <w:rFonts w:ascii="Consolas" w:eastAsia="Consolas" w:hAnsi="Consolas" w:cs="Consolas"/>
+          <w:sz w:val="17"/>
+        </w:rPr>
+        <w:t xml:space="preserve"> 화면이 잠깐 깜빡이지 않는다.</w:t>
       </w:r>
     </w:p>
     <w:p>
@@ -10201,7 +11129,23 @@
           <w:rFonts w:ascii="Consolas" w:eastAsia="Consolas" w:hAnsi="Consolas" w:cs="Consolas"/>
           <w:sz w:val="17"/>
         </w:rPr>
-        <w:t xml:space="preserve">                &lt;td colSpan={COLUMN_COUNT} className="empty-row"&gt;등록된 학생이 없습니다.&lt;/td&gt;</w:t>
+        <w:t xml:space="preserve">                &lt;td colSpan={COLUMN_COUNT} className="empty-row"&gt;등록된 학생이 없습니다</w:t>
+      </w:r>
+      <w:proofErr w:type="gramStart"/>
+      <w:r>
+        <w:rPr>
+          <w:rFonts w:ascii="Consolas" w:eastAsia="Consolas" w:hAnsi="Consolas" w:cs="Consolas"/>
+          <w:sz w:val="17"/>
+        </w:rPr>
+        <w:t>.&lt;</w:t>
+      </w:r>
+      <w:proofErr w:type="gramEnd"/>
+      <w:r>
+        <w:rPr>
+          <w:rFonts w:ascii="Consolas" w:eastAsia="Consolas" w:hAnsi="Consolas" w:cs="Consolas"/>
+          <w:sz w:val="17"/>
+        </w:rPr>
+        <w:t>/td&gt;</w:t>
       </w:r>
     </w:p>
     <w:p>
@@ -10286,7 +11230,23 @@
           <w:rFonts w:ascii="Consolas" w:eastAsia="Consolas" w:hAnsi="Consolas" w:cs="Consolas"/>
           <w:sz w:val="17"/>
         </w:rPr>
-        <w:t xml:space="preserve">        //     map 은 배열의 값 하나하나를 화면 조각으로 바꿔 준다.</w:t>
+        <w:t xml:space="preserve">        /</w:t>
+      </w:r>
+      <w:proofErr w:type="gramStart"/>
+      <w:r>
+        <w:rPr>
+          <w:rFonts w:ascii="Consolas" w:eastAsia="Consolas" w:hAnsi="Consolas" w:cs="Consolas"/>
+          <w:sz w:val="17"/>
+        </w:rPr>
+        <w:t>/     map</w:t>
+      </w:r>
+      <w:proofErr w:type="gramEnd"/>
+      <w:r>
+        <w:rPr>
+          <w:rFonts w:ascii="Consolas" w:eastAsia="Consolas" w:hAnsi="Consolas" w:cs="Consolas"/>
+          <w:sz w:val="17"/>
+        </w:rPr>
+        <w:t xml:space="preserve"> 은 배열의 값 하나하나를 화면 조각으로 바꿔 준다.</w:t>
       </w:r>
     </w:p>
     <w:p>
@@ -10371,92 +11331,252 @@
           <w:rFonts w:ascii="Consolas" w:eastAsia="Consolas" w:hAnsi="Consolas" w:cs="Consolas"/>
           <w:sz w:val="17"/>
         </w:rPr>
-        <w:t xml:space="preserve">                &lt;td&gt;{student.name}&lt;/td&gt;</w:t>
-      </w:r>
-    </w:p>
-    <w:p>
-      <w:pPr>
-        <w:pBdr>
-          <w:left w:val="single" w:sz="12" w:space="6" w:color="B7C3D4"/>
-        </w:pBdr>
-        <w:shd w:val="clear" w:color="auto" w:fill="F2F4F7"/>
-        <w:spacing w:line="250" w:lineRule="auto"/>
-        <w:ind w:left="180" w:right="180"/>
-      </w:pPr>
-      <w:r>
-        <w:rPr>
-          <w:rFonts w:ascii="Consolas" w:eastAsia="Consolas" w:hAnsi="Consolas" w:cs="Consolas"/>
-          <w:sz w:val="17"/>
-        </w:rPr>
-        <w:t xml:space="preserve">                &lt;td&gt;{student.studentNumber}&lt;/td&gt;</w:t>
-      </w:r>
-    </w:p>
-    <w:p>
-      <w:pPr>
-        <w:pBdr>
-          <w:left w:val="single" w:sz="12" w:space="6" w:color="B7C3D4"/>
-        </w:pBdr>
-        <w:shd w:val="clear" w:color="auto" w:fill="F2F4F7"/>
-        <w:spacing w:line="250" w:lineRule="auto"/>
-        <w:ind w:left="180" w:right="180"/>
-      </w:pPr>
-      <w:r>
-        <w:rPr>
-          <w:rFonts w:ascii="Consolas" w:eastAsia="Consolas" w:hAnsi="Consolas" w:cs="Consolas"/>
-          <w:sz w:val="17"/>
-        </w:rPr>
-        <w:t xml:space="preserve">                &lt;td&gt;{student.detail?.address ?? "-"}&lt;/td&gt;</w:t>
-      </w:r>
-    </w:p>
-    <w:p>
-      <w:pPr>
-        <w:pBdr>
-          <w:left w:val="single" w:sz="12" w:space="6" w:color="B7C3D4"/>
-        </w:pBdr>
-        <w:shd w:val="clear" w:color="auto" w:fill="F2F4F7"/>
-        <w:spacing w:line="250" w:lineRule="auto"/>
-        <w:ind w:left="180" w:right="180"/>
-      </w:pPr>
-      <w:r>
-        <w:rPr>
-          <w:rFonts w:ascii="Consolas" w:eastAsia="Consolas" w:hAnsi="Consolas" w:cs="Consolas"/>
-          <w:sz w:val="17"/>
-        </w:rPr>
-        <w:t xml:space="preserve">                &lt;td&gt;{student.detail?.phoneNumber ?? "-"}&lt;/td&gt;</w:t>
-      </w:r>
-    </w:p>
-    <w:p>
-      <w:pPr>
-        <w:pBdr>
-          <w:left w:val="single" w:sz="12" w:space="6" w:color="B7C3D4"/>
-        </w:pBdr>
-        <w:shd w:val="clear" w:color="auto" w:fill="F2F4F7"/>
-        <w:spacing w:line="250" w:lineRule="auto"/>
-        <w:ind w:left="180" w:right="180"/>
-      </w:pPr>
-      <w:r>
-        <w:rPr>
-          <w:rFonts w:ascii="Consolas" w:eastAsia="Consolas" w:hAnsi="Consolas" w:cs="Consolas"/>
-          <w:sz w:val="17"/>
-        </w:rPr>
-        <w:t xml:space="preserve">                &lt;td&gt;{student.detail?.email ?? "-"}&lt;/td&gt;</w:t>
-      </w:r>
-    </w:p>
-    <w:p>
-      <w:pPr>
-        <w:pBdr>
-          <w:left w:val="single" w:sz="12" w:space="6" w:color="B7C3D4"/>
-        </w:pBdr>
-        <w:shd w:val="clear" w:color="auto" w:fill="F2F4F7"/>
-        <w:spacing w:line="250" w:lineRule="auto"/>
-        <w:ind w:left="180" w:right="180"/>
-      </w:pPr>
-      <w:r>
-        <w:rPr>
-          <w:rFonts w:ascii="Consolas" w:eastAsia="Consolas" w:hAnsi="Consolas" w:cs="Consolas"/>
-          <w:sz w:val="17"/>
-        </w:rPr>
-        <w:t xml:space="preserve">                &lt;td&gt;{student.detail?.dateOfBirth ?? "-"}&lt;/td&gt;</w:t>
+        <w:t xml:space="preserve">                &lt;td&gt;{</w:t>
+      </w:r>
+      <w:proofErr w:type="gramStart"/>
+      <w:r>
+        <w:rPr>
+          <w:rFonts w:ascii="Consolas" w:eastAsia="Consolas" w:hAnsi="Consolas" w:cs="Consolas"/>
+          <w:sz w:val="17"/>
+        </w:rPr>
+        <w:t>student.name}&lt;</w:t>
+      </w:r>
+      <w:proofErr w:type="gramEnd"/>
+      <w:r>
+        <w:rPr>
+          <w:rFonts w:ascii="Consolas" w:eastAsia="Consolas" w:hAnsi="Consolas" w:cs="Consolas"/>
+          <w:sz w:val="17"/>
+        </w:rPr>
+        <w:t>/td&gt;</w:t>
+      </w:r>
+    </w:p>
+    <w:p>
+      <w:pPr>
+        <w:pBdr>
+          <w:left w:val="single" w:sz="12" w:space="6" w:color="B7C3D4"/>
+        </w:pBdr>
+        <w:shd w:val="clear" w:color="auto" w:fill="F2F4F7"/>
+        <w:spacing w:line="250" w:lineRule="auto"/>
+        <w:ind w:left="180" w:right="180"/>
+      </w:pPr>
+      <w:r>
+        <w:rPr>
+          <w:rFonts w:ascii="Consolas" w:eastAsia="Consolas" w:hAnsi="Consolas" w:cs="Consolas"/>
+          <w:sz w:val="17"/>
+        </w:rPr>
+        <w:t xml:space="preserve">                &lt;td&gt;{</w:t>
+      </w:r>
+      <w:proofErr w:type="gramStart"/>
+      <w:r>
+        <w:rPr>
+          <w:rFonts w:ascii="Consolas" w:eastAsia="Consolas" w:hAnsi="Consolas" w:cs="Consolas"/>
+          <w:sz w:val="17"/>
+        </w:rPr>
+        <w:t>student.studentNumber</w:t>
+      </w:r>
+      <w:proofErr w:type="gramEnd"/>
+      <w:r>
+        <w:rPr>
+          <w:rFonts w:ascii="Consolas" w:eastAsia="Consolas" w:hAnsi="Consolas" w:cs="Consolas"/>
+          <w:sz w:val="17"/>
+        </w:rPr>
+        <w:t>}&lt;/td&gt;</w:t>
+      </w:r>
+    </w:p>
+    <w:p>
+      <w:pPr>
+        <w:pBdr>
+          <w:left w:val="single" w:sz="12" w:space="6" w:color="B7C3D4"/>
+        </w:pBdr>
+        <w:shd w:val="clear" w:color="auto" w:fill="F2F4F7"/>
+        <w:spacing w:line="250" w:lineRule="auto"/>
+        <w:ind w:left="180" w:right="180"/>
+      </w:pPr>
+      <w:r>
+        <w:rPr>
+          <w:rFonts w:ascii="Consolas" w:eastAsia="Consolas" w:hAnsi="Consolas" w:cs="Consolas"/>
+          <w:sz w:val="17"/>
+        </w:rPr>
+        <w:t xml:space="preserve">                &lt;td</w:t>
+      </w:r>
+      <w:proofErr w:type="gramStart"/>
+      <w:r>
+        <w:rPr>
+          <w:rFonts w:ascii="Consolas" w:eastAsia="Consolas" w:hAnsi="Consolas" w:cs="Consolas"/>
+          <w:sz w:val="17"/>
+        </w:rPr>
+        <w:t>&gt;{</w:t>
+      </w:r>
+      <w:proofErr w:type="gramEnd"/>
+      <w:r>
+        <w:rPr>
+          <w:rFonts w:ascii="Consolas" w:eastAsia="Consolas" w:hAnsi="Consolas" w:cs="Consolas"/>
+          <w:sz w:val="17"/>
+        </w:rPr>
+        <w:t>student.detail?.address ?? "-</w:t>
+      </w:r>
+      <w:proofErr w:type="gramStart"/>
+      <w:r>
+        <w:rPr>
+          <w:rFonts w:ascii="Consolas" w:eastAsia="Consolas" w:hAnsi="Consolas" w:cs="Consolas"/>
+          <w:sz w:val="17"/>
+        </w:rPr>
+        <w:t>"}&lt;</w:t>
+      </w:r>
+      <w:proofErr w:type="gramEnd"/>
+      <w:r>
+        <w:rPr>
+          <w:rFonts w:ascii="Consolas" w:eastAsia="Consolas" w:hAnsi="Consolas" w:cs="Consolas"/>
+          <w:sz w:val="17"/>
+        </w:rPr>
+        <w:t>/td&gt;</w:t>
+      </w:r>
+    </w:p>
+    <w:p>
+      <w:pPr>
+        <w:pBdr>
+          <w:left w:val="single" w:sz="12" w:space="6" w:color="B7C3D4"/>
+        </w:pBdr>
+        <w:shd w:val="clear" w:color="auto" w:fill="F2F4F7"/>
+        <w:spacing w:line="250" w:lineRule="auto"/>
+        <w:ind w:left="180" w:right="180"/>
+      </w:pPr>
+      <w:r>
+        <w:rPr>
+          <w:rFonts w:ascii="Consolas" w:eastAsia="Consolas" w:hAnsi="Consolas" w:cs="Consolas"/>
+          <w:sz w:val="17"/>
+        </w:rPr>
+        <w:t xml:space="preserve">                &lt;td</w:t>
+      </w:r>
+      <w:proofErr w:type="gramStart"/>
+      <w:r>
+        <w:rPr>
+          <w:rFonts w:ascii="Consolas" w:eastAsia="Consolas" w:hAnsi="Consolas" w:cs="Consolas"/>
+          <w:sz w:val="17"/>
+        </w:rPr>
+        <w:t>&gt;{</w:t>
+      </w:r>
+      <w:proofErr w:type="gramEnd"/>
+      <w:r>
+        <w:rPr>
+          <w:rFonts w:ascii="Consolas" w:eastAsia="Consolas" w:hAnsi="Consolas" w:cs="Consolas"/>
+          <w:sz w:val="17"/>
+        </w:rPr>
+        <w:t>student.detail?.phoneNumber ?? "-</w:t>
+      </w:r>
+      <w:proofErr w:type="gramStart"/>
+      <w:r>
+        <w:rPr>
+          <w:rFonts w:ascii="Consolas" w:eastAsia="Consolas" w:hAnsi="Consolas" w:cs="Consolas"/>
+          <w:sz w:val="17"/>
+        </w:rPr>
+        <w:t>"}&lt;</w:t>
+      </w:r>
+      <w:proofErr w:type="gramEnd"/>
+      <w:r>
+        <w:rPr>
+          <w:rFonts w:ascii="Consolas" w:eastAsia="Consolas" w:hAnsi="Consolas" w:cs="Consolas"/>
+          <w:sz w:val="17"/>
+        </w:rPr>
+        <w:t>/td&gt;</w:t>
+      </w:r>
+    </w:p>
+    <w:p>
+      <w:pPr>
+        <w:pBdr>
+          <w:left w:val="single" w:sz="12" w:space="6" w:color="B7C3D4"/>
+        </w:pBdr>
+        <w:shd w:val="clear" w:color="auto" w:fill="F2F4F7"/>
+        <w:spacing w:line="250" w:lineRule="auto"/>
+        <w:ind w:left="180" w:right="180"/>
+      </w:pPr>
+      <w:r>
+        <w:rPr>
+          <w:rFonts w:ascii="Consolas" w:eastAsia="Consolas" w:hAnsi="Consolas" w:cs="Consolas"/>
+          <w:sz w:val="17"/>
+        </w:rPr>
+        <w:t xml:space="preserve">                &lt;td</w:t>
+      </w:r>
+      <w:proofErr w:type="gramStart"/>
+      <w:r>
+        <w:rPr>
+          <w:rFonts w:ascii="Consolas" w:eastAsia="Consolas" w:hAnsi="Consolas" w:cs="Consolas"/>
+          <w:sz w:val="17"/>
+        </w:rPr>
+        <w:t>&gt;{</w:t>
+      </w:r>
+      <w:proofErr w:type="gramEnd"/>
+      <w:r>
+        <w:rPr>
+          <w:rFonts w:ascii="Consolas" w:eastAsia="Consolas" w:hAnsi="Consolas" w:cs="Consolas"/>
+          <w:sz w:val="17"/>
+        </w:rPr>
+        <w:t>student.detail?.email ?? "-</w:t>
+      </w:r>
+      <w:proofErr w:type="gramStart"/>
+      <w:r>
+        <w:rPr>
+          <w:rFonts w:ascii="Consolas" w:eastAsia="Consolas" w:hAnsi="Consolas" w:cs="Consolas"/>
+          <w:sz w:val="17"/>
+        </w:rPr>
+        <w:t>"}&lt;</w:t>
+      </w:r>
+      <w:proofErr w:type="gramEnd"/>
+      <w:r>
+        <w:rPr>
+          <w:rFonts w:ascii="Consolas" w:eastAsia="Consolas" w:hAnsi="Consolas" w:cs="Consolas"/>
+          <w:sz w:val="17"/>
+        </w:rPr>
+        <w:t>/td&gt;</w:t>
+      </w:r>
+    </w:p>
+    <w:p>
+      <w:pPr>
+        <w:pBdr>
+          <w:left w:val="single" w:sz="12" w:space="6" w:color="B7C3D4"/>
+        </w:pBdr>
+        <w:shd w:val="clear" w:color="auto" w:fill="F2F4F7"/>
+        <w:spacing w:line="250" w:lineRule="auto"/>
+        <w:ind w:left="180" w:right="180"/>
+      </w:pPr>
+      <w:r>
+        <w:rPr>
+          <w:rFonts w:ascii="Consolas" w:eastAsia="Consolas" w:hAnsi="Consolas" w:cs="Consolas"/>
+          <w:sz w:val="17"/>
+        </w:rPr>
+        <w:t xml:space="preserve">                &lt;td</w:t>
+      </w:r>
+      <w:proofErr w:type="gramStart"/>
+      <w:r>
+        <w:rPr>
+          <w:rFonts w:ascii="Consolas" w:eastAsia="Consolas" w:hAnsi="Consolas" w:cs="Consolas"/>
+          <w:sz w:val="17"/>
+        </w:rPr>
+        <w:t>&gt;{</w:t>
+      </w:r>
+      <w:proofErr w:type="gramEnd"/>
+      <w:r>
+        <w:rPr>
+          <w:rFonts w:ascii="Consolas" w:eastAsia="Consolas" w:hAnsi="Consolas" w:cs="Consolas"/>
+          <w:sz w:val="17"/>
+        </w:rPr>
+        <w:t>student.detail?.dateOfBirth ?? "-</w:t>
+      </w:r>
+      <w:proofErr w:type="gramStart"/>
+      <w:r>
+        <w:rPr>
+          <w:rFonts w:ascii="Consolas" w:eastAsia="Consolas" w:hAnsi="Consolas" w:cs="Consolas"/>
+          <w:sz w:val="17"/>
+        </w:rPr>
+        <w:t>"}&lt;</w:t>
+      </w:r>
+      <w:proofErr w:type="gramEnd"/>
+      <w:r>
+        <w:rPr>
+          <w:rFonts w:ascii="Consolas" w:eastAsia="Consolas" w:hAnsi="Consolas" w:cs="Consolas"/>
+          <w:sz w:val="17"/>
+        </w:rPr>
+        <w:t>/td&gt;</w:t>
       </w:r>
     </w:p>
     <w:p>
@@ -10694,6 +11814,7 @@
           <w:rFonts w:ascii="Consolas" w:eastAsia="Consolas" w:hAnsi="Consolas" w:cs="Consolas"/>
           <w:sz w:val="17"/>
         </w:rPr>
+        <w:lastRenderedPageBreak/>
         <w:t xml:space="preserve">    return (</w:t>
       </w:r>
     </w:p>
@@ -10779,7 +11900,23 @@
           <w:rFonts w:ascii="Consolas" w:eastAsia="Consolas" w:hAnsi="Consolas" w:cs="Consolas"/>
           <w:sz w:val="17"/>
         </w:rPr>
-        <w:t xml:space="preserve">            {loading &amp;&amp; &lt;div className="loading"&gt;로딩 중...&lt;/div&gt;}</w:t>
+        <w:t xml:space="preserve">            {loading &amp;&amp; &lt;div className="loading"&gt;로딩 중</w:t>
+      </w:r>
+      <w:proofErr w:type="gramStart"/>
+      <w:r>
+        <w:rPr>
+          <w:rFonts w:ascii="Consolas" w:eastAsia="Consolas" w:hAnsi="Consolas" w:cs="Consolas"/>
+          <w:sz w:val="17"/>
+        </w:rPr>
+        <w:t>...</w:t>
+      </w:r>
+      <w:proofErr w:type="gramEnd"/>
+      <w:r>
+        <w:rPr>
+          <w:rFonts w:ascii="Consolas" w:eastAsia="Consolas" w:hAnsi="Consolas" w:cs="Consolas"/>
+          <w:sz w:val="17"/>
+        </w:rPr>
+        <w:t>&lt;/div&gt;}</w:t>
       </w:r>
     </w:p>
     <w:p>
@@ -11085,7 +12222,7 @@
           <w:rFonts w:ascii="Consolas" w:eastAsia="Consolas" w:hAnsi="Consolas" w:cs="Consolas"/>
           <w:sz w:val="17"/>
         </w:rPr>
-        <w:t xml:space="preserve">}</w:t>
+        <w:t>}</w:t>
       </w:r>
     </w:p>
     <w:p>
@@ -11119,15 +12256,20 @@
           <w:rFonts w:ascii="Consolas" w:eastAsia="Consolas" w:hAnsi="Consolas" w:cs="Consolas"/>
           <w:sz w:val="17"/>
         </w:rPr>
-        <w:t xml:space="preserve">export default StudentTable;</w:t>
+        <w:t>export default StudentTable;</w:t>
       </w:r>
     </w:p>
     <w:p>
       <w:pPr>
         <w:spacing w:after="80"/>
       </w:pPr>
-      <w:r>
-        <w:t>detail?.address ?? "-" 는 4부에서 쓰던 그대로입니다. 옵셔널 체이닝과 널 병합은 React 문법이 아니라 ECMAScript 문법이므로 JSX 안에서도 똑같이 씁니다.</w:t>
+      <w:proofErr w:type="gramStart"/>
+      <w:r>
+        <w:t>detail?.</w:t>
+      </w:r>
+      <w:proofErr w:type="gramEnd"/>
+      <w:r>
+        <w:t>address ?? "-" 는 4부에서 쓰던 그대로입니다. 옵셔널 체이닝과 널 병합은 React 문법이 아니라 ECMAScript 문법이므로 JSX 안에서도 똑같이 씁니다.</w:t>
       </w:r>
     </w:p>
     <w:p>
@@ -11149,7 +12291,15 @@
         <w:spacing w:after="80"/>
       </w:pPr>
       <w:r>
-        <w:t>컴포넌트는 만들어 두기만 하면 화면에 나오지 않습니다. 부모가 불러 써야 합니다. 실습 5-4 까지 App 은 제목 한 줄만 그리고 있었으니, 그 아래에 표를 붙입니다.</w:t>
+        <w:t>컴포넌트는 만들어 두기만 하면 화면에 나오지 않습니다. 부모가 불러 써야 합니다. 실습 5-</w:t>
+      </w:r>
+      <w:proofErr w:type="gramStart"/>
+      <w:r>
+        <w:t>4 까지</w:t>
+      </w:r>
+      <w:proofErr w:type="gramEnd"/>
+      <w:r>
+        <w:t xml:space="preserve"> App 은 제목 한 줄만 그리고 있었으니, 그 아래에 표를 붙입니다.</w:t>
       </w:r>
     </w:p>
     <w:p>
@@ -11162,15 +12312,45 @@
           <w:color w:val="666666"/>
           <w:sz w:val="17"/>
         </w:rPr>
-        <w:t xml:space="preserve">▶ </w:t>
-      </w:r>
+        <w:t>▶ src/App.jsx — 맨 위에 한 줄</w:t>
+      </w:r>
+    </w:p>
+    <w:p>
+      <w:pPr>
+        <w:pBdr>
+          <w:left w:val="single" w:sz="12" w:space="6" w:color="B7C3D4"/>
+        </w:pBdr>
+        <w:shd w:val="clear" w:color="auto" w:fill="F2F4F7"/>
+        <w:spacing w:before="60" w:line="250" w:lineRule="auto"/>
+        <w:ind w:left="180" w:right="180"/>
+      </w:pPr>
+      <w:r>
+        <w:rPr>
+          <w:rFonts w:ascii="Consolas" w:eastAsia="Consolas" w:hAnsi="Consolas" w:cs="Consolas"/>
+          <w:sz w:val="17"/>
+        </w:rPr>
+        <w:t>import StudentTable from "./components/StudentTable.jsx";</w:t>
+      </w:r>
+    </w:p>
+    <w:p>
+      <w:pPr>
+        <w:spacing w:after="80"/>
+      </w:pPr>
+      <w:r>
+        <w:t>그리고 App 이 돌려주는 화면을 바꿉니다. 태그가 둘이 되었으므로 &lt;&gt; 와 &lt;/&gt; 로 감싸야 합니다. 이것을 프래그먼트라고 하는데, 화면에는 아무것도 그리지 않고 묶어 주기만 합니다.</w:t>
+      </w:r>
+    </w:p>
+    <w:p>
+      <w:pPr>
+        <w:spacing w:before="140"/>
+      </w:pPr>
       <w:r>
         <w:rPr>
           <w:b/>
           <w:color w:val="666666"/>
           <w:sz w:val="17"/>
         </w:rPr>
-        <w:t xml:space="preserve">src/App.jsx — 맨 위에 한 줄</w:t>
+        <w:t>▶ src/App.jsx — return</w:t>
       </w:r>
     </w:p>
     <w:p>
@@ -11187,7 +12367,211 @@
           <w:rFonts w:ascii="Consolas" w:eastAsia="Consolas" w:hAnsi="Consolas" w:cs="Consolas"/>
           <w:sz w:val="17"/>
         </w:rPr>
-        <w:t xml:space="preserve">import StudentTable from "./components/StudentTable.jsx";</w:t>
+        <w:t>return (</w:t>
+      </w:r>
+    </w:p>
+    <w:p>
+      <w:pPr>
+        <w:pBdr>
+          <w:left w:val="single" w:sz="12" w:space="6" w:color="B7C3D4"/>
+        </w:pBdr>
+        <w:shd w:val="clear" w:color="auto" w:fill="F2F4F7"/>
+        <w:spacing w:line="250" w:lineRule="auto"/>
+        <w:ind w:left="180" w:right="180"/>
+      </w:pPr>
+      <w:r>
+        <w:rPr>
+          <w:rFonts w:ascii="Consolas" w:eastAsia="Consolas" w:hAnsi="Consolas" w:cs="Consolas"/>
+          <w:sz w:val="17"/>
+        </w:rPr>
+        <w:t xml:space="preserve">    &lt;&gt;</w:t>
+      </w:r>
+    </w:p>
+    <w:p>
+      <w:pPr>
+        <w:pBdr>
+          <w:left w:val="single" w:sz="12" w:space="6" w:color="B7C3D4"/>
+        </w:pBdr>
+        <w:shd w:val="clear" w:color="auto" w:fill="F2F4F7"/>
+        <w:spacing w:line="250" w:lineRule="auto"/>
+        <w:ind w:left="180" w:right="180"/>
+      </w:pPr>
+      <w:r>
+        <w:rPr>
+          <w:rFonts w:ascii="Consolas" w:eastAsia="Consolas" w:hAnsi="Consolas" w:cs="Consolas"/>
+          <w:sz w:val="17"/>
+        </w:rPr>
+        <w:t xml:space="preserve">        &lt;h1&gt;학생 관리 시스템&lt;/h1&gt;</w:t>
+      </w:r>
+    </w:p>
+    <w:p>
+      <w:pPr>
+        <w:pBdr>
+          <w:left w:val="single" w:sz="12" w:space="6" w:color="B7C3D4"/>
+        </w:pBdr>
+        <w:shd w:val="clear" w:color="auto" w:fill="F2F4F7"/>
+        <w:spacing w:line="250" w:lineRule="auto"/>
+        <w:ind w:left="180" w:right="180"/>
+      </w:pPr>
+      <w:r>
+        <w:rPr>
+          <w:rFonts w:ascii="Consolas" w:eastAsia="Consolas" w:hAnsi="Consolas" w:cs="Consolas"/>
+          <w:sz w:val="17"/>
+        </w:rPr>
+        <w:t xml:space="preserve"> </w:t>
+      </w:r>
+    </w:p>
+    <w:p>
+      <w:pPr>
+        <w:pBdr>
+          <w:left w:val="single" w:sz="12" w:space="6" w:color="B7C3D4"/>
+        </w:pBdr>
+        <w:shd w:val="clear" w:color="auto" w:fill="F2F4F7"/>
+        <w:spacing w:line="250" w:lineRule="auto"/>
+        <w:ind w:left="180" w:right="180"/>
+      </w:pPr>
+      <w:r>
+        <w:rPr>
+          <w:rFonts w:ascii="Consolas" w:eastAsia="Consolas" w:hAnsi="Consolas" w:cs="Consolas"/>
+          <w:sz w:val="17"/>
+        </w:rPr>
+        <w:t xml:space="preserve">        &lt;StudentTable</w:t>
+      </w:r>
+    </w:p>
+    <w:p>
+      <w:pPr>
+        <w:pBdr>
+          <w:left w:val="single" w:sz="12" w:space="6" w:color="B7C3D4"/>
+        </w:pBdr>
+        <w:shd w:val="clear" w:color="auto" w:fill="F2F4F7"/>
+        <w:spacing w:line="250" w:lineRule="auto"/>
+        <w:ind w:left="180" w:right="180"/>
+      </w:pPr>
+      <w:r>
+        <w:rPr>
+          <w:rFonts w:ascii="Consolas" w:eastAsia="Consolas" w:hAnsi="Consolas" w:cs="Consolas"/>
+          <w:sz w:val="17"/>
+        </w:rPr>
+        <w:t xml:space="preserve">            students={students}</w:t>
+      </w:r>
+    </w:p>
+    <w:p>
+      <w:pPr>
+        <w:pBdr>
+          <w:left w:val="single" w:sz="12" w:space="6" w:color="B7C3D4"/>
+        </w:pBdr>
+        <w:shd w:val="clear" w:color="auto" w:fill="F2F4F7"/>
+        <w:spacing w:line="250" w:lineRule="auto"/>
+        <w:ind w:left="180" w:right="180"/>
+      </w:pPr>
+      <w:r>
+        <w:rPr>
+          <w:rFonts w:ascii="Consolas" w:eastAsia="Consolas" w:hAnsi="Consolas" w:cs="Consolas"/>
+          <w:sz w:val="17"/>
+        </w:rPr>
+        <w:t xml:space="preserve">            loading={loading}</w:t>
+      </w:r>
+    </w:p>
+    <w:p>
+      <w:pPr>
+        <w:pBdr>
+          <w:left w:val="single" w:sz="12" w:space="6" w:color="B7C3D4"/>
+        </w:pBdr>
+        <w:shd w:val="clear" w:color="auto" w:fill="F2F4F7"/>
+        <w:spacing w:line="250" w:lineRule="auto"/>
+        <w:ind w:left="180" w:right="180"/>
+      </w:pPr>
+      <w:r>
+        <w:rPr>
+          <w:rFonts w:ascii="Consolas" w:eastAsia="Consolas" w:hAnsi="Consolas" w:cs="Consolas"/>
+          <w:sz w:val="17"/>
+        </w:rPr>
+        <w:t xml:space="preserve">            error={listError}</w:t>
+      </w:r>
+    </w:p>
+    <w:p>
+      <w:pPr>
+        <w:pBdr>
+          <w:left w:val="single" w:sz="12" w:space="6" w:color="B7C3D4"/>
+        </w:pBdr>
+        <w:shd w:val="clear" w:color="auto" w:fill="F2F4F7"/>
+        <w:spacing w:line="250" w:lineRule="auto"/>
+        <w:ind w:left="180" w:right="180"/>
+      </w:pPr>
+      <w:r>
+        <w:rPr>
+          <w:rFonts w:ascii="Consolas" w:eastAsia="Consolas" w:hAnsi="Consolas" w:cs="Consolas"/>
+          <w:sz w:val="17"/>
+        </w:rPr>
+        <w:t xml:space="preserve">            onEdit={handleEdit}</w:t>
+      </w:r>
+    </w:p>
+    <w:p>
+      <w:pPr>
+        <w:pBdr>
+          <w:left w:val="single" w:sz="12" w:space="6" w:color="B7C3D4"/>
+        </w:pBdr>
+        <w:shd w:val="clear" w:color="auto" w:fill="F2F4F7"/>
+        <w:spacing w:line="250" w:lineRule="auto"/>
+        <w:ind w:left="180" w:right="180"/>
+      </w:pPr>
+      <w:r>
+        <w:rPr>
+          <w:rFonts w:ascii="Consolas" w:eastAsia="Consolas" w:hAnsi="Consolas" w:cs="Consolas"/>
+          <w:sz w:val="17"/>
+        </w:rPr>
+        <w:t xml:space="preserve">            onDelete={handleDelete}</w:t>
+      </w:r>
+    </w:p>
+    <w:p>
+      <w:pPr>
+        <w:pBdr>
+          <w:left w:val="single" w:sz="12" w:space="6" w:color="B7C3D4"/>
+        </w:pBdr>
+        <w:shd w:val="clear" w:color="auto" w:fill="F2F4F7"/>
+        <w:spacing w:line="250" w:lineRule="auto"/>
+        <w:ind w:left="180" w:right="180"/>
+      </w:pPr>
+      <w:r>
+        <w:rPr>
+          <w:rFonts w:ascii="Consolas" w:eastAsia="Consolas" w:hAnsi="Consolas" w:cs="Consolas"/>
+          <w:sz w:val="17"/>
+        </w:rPr>
+        <w:t xml:space="preserve">        /&gt;</w:t>
+      </w:r>
+    </w:p>
+    <w:p>
+      <w:pPr>
+        <w:pBdr>
+          <w:left w:val="single" w:sz="12" w:space="6" w:color="B7C3D4"/>
+        </w:pBdr>
+        <w:shd w:val="clear" w:color="auto" w:fill="F2F4F7"/>
+        <w:spacing w:line="250" w:lineRule="auto"/>
+        <w:ind w:left="180" w:right="180"/>
+      </w:pPr>
+      <w:r>
+        <w:rPr>
+          <w:rFonts w:ascii="Consolas" w:eastAsia="Consolas" w:hAnsi="Consolas" w:cs="Consolas"/>
+          <w:sz w:val="17"/>
+        </w:rPr>
+        <w:t xml:space="preserve">    &lt;/&gt;</w:t>
+      </w:r>
+    </w:p>
+    <w:p>
+      <w:pPr>
+        <w:pBdr>
+          <w:left w:val="single" w:sz="12" w:space="6" w:color="B7C3D4"/>
+        </w:pBdr>
+        <w:shd w:val="clear" w:color="auto" w:fill="F2F4F7"/>
+        <w:spacing w:after="160" w:line="250" w:lineRule="auto"/>
+        <w:ind w:left="180" w:right="180"/>
+      </w:pPr>
+      <w:r>
+        <w:rPr>
+          <w:rFonts w:ascii="Consolas" w:eastAsia="Consolas" w:hAnsi="Consolas" w:cs="Consolas"/>
+          <w:sz w:val="17"/>
+        </w:rPr>
+        <w:t>);</w:t>
       </w:r>
     </w:p>
     <w:p>
@@ -11195,7 +12579,8 @@
         <w:spacing w:after="80"/>
       </w:pPr>
       <w:r>
-        <w:t>그리고 App 이 돌려주는 화면을 바꿉니다. 태그가 둘이 되었으므로 &lt;&gt; 와 &lt;/&gt; 로 감싸야 합니다. 이것을 프래그먼트라고 하는데, 화면에는 아무것도 그리지 않고 묶어 주기만 합니다.</w:t>
+        <w:lastRenderedPageBreak/>
+        <w:t>여기까지만 적으면 handleEdit is not defined 오류가 납니다. 수정·삭제를 처리하는 함수는 실습 5-9 에서 만들기 때문입니다. 지금은 이름만 있고 속은 비어 있는 함수를 두어 오류를 막습니다. 표를 먼저 눈으로 확인하는 것이 목적입니다.</w:t>
       </w:r>
     </w:p>
     <w:p>
@@ -11208,15 +12593,7 @@
           <w:color w:val="666666"/>
           <w:sz w:val="17"/>
         </w:rPr>
-        <w:t xml:space="preserve">▶ </w:t>
-      </w:r>
-      <w:r>
-        <w:rPr>
-          <w:b/>
-          <w:color w:val="666666"/>
-          <w:sz w:val="17"/>
-        </w:rPr>
-        <w:t xml:space="preserve">src/App.jsx — return</w:t>
+        <w:t>▶ src/App.jsx — return 위에</w:t>
       </w:r>
     </w:p>
     <w:p>
@@ -11233,41 +12610,57 @@
           <w:rFonts w:ascii="Consolas" w:eastAsia="Consolas" w:hAnsi="Consolas" w:cs="Consolas"/>
           <w:sz w:val="17"/>
         </w:rPr>
-        <w:t xml:space="preserve">return (</w:t>
-      </w:r>
-    </w:p>
-    <w:p>
-      <w:pPr>
-        <w:pBdr>
-          <w:left w:val="single" w:sz="12" w:space="6" w:color="B7C3D4"/>
-        </w:pBdr>
-        <w:shd w:val="clear" w:color="auto" w:fill="F2F4F7"/>
-        <w:spacing w:line="250" w:lineRule="auto"/>
-        <w:ind w:left="180" w:right="180"/>
-      </w:pPr>
-      <w:r>
-        <w:rPr>
-          <w:rFonts w:ascii="Consolas" w:eastAsia="Consolas" w:hAnsi="Consolas" w:cs="Consolas"/>
-          <w:sz w:val="17"/>
-        </w:rPr>
-        <w:t xml:space="preserve">    &lt;&gt;</w:t>
-      </w:r>
-    </w:p>
-    <w:p>
-      <w:pPr>
-        <w:pBdr>
-          <w:left w:val="single" w:sz="12" w:space="6" w:color="B7C3D4"/>
-        </w:pBdr>
-        <w:shd w:val="clear" w:color="auto" w:fill="F2F4F7"/>
-        <w:spacing w:line="250" w:lineRule="auto"/>
-        <w:ind w:left="180" w:right="180"/>
-      </w:pPr>
-      <w:r>
-        <w:rPr>
-          <w:rFonts w:ascii="Consolas" w:eastAsia="Consolas" w:hAnsi="Consolas" w:cs="Consolas"/>
-          <w:sz w:val="17"/>
-        </w:rPr>
-        <w:t xml:space="preserve">        &lt;h1&gt;학생 관리 시스템&lt;/h1&gt;</w:t>
+        <w:t>// 실습 5-9 에서 속을 채운다. 지금은 이름만 있으면 된다.</w:t>
+      </w:r>
+    </w:p>
+    <w:p>
+      <w:pPr>
+        <w:pBdr>
+          <w:left w:val="single" w:sz="12" w:space="6" w:color="B7C3D4"/>
+        </w:pBdr>
+        <w:shd w:val="clear" w:color="auto" w:fill="F2F4F7"/>
+        <w:spacing w:line="250" w:lineRule="auto"/>
+        <w:ind w:left="180" w:right="180"/>
+      </w:pPr>
+      <w:r>
+        <w:rPr>
+          <w:rFonts w:ascii="Consolas" w:eastAsia="Consolas" w:hAnsi="Consolas" w:cs="Consolas"/>
+          <w:sz w:val="17"/>
+        </w:rPr>
+        <w:t xml:space="preserve">function </w:t>
+      </w:r>
+      <w:proofErr w:type="gramStart"/>
+      <w:r>
+        <w:rPr>
+          <w:rFonts w:ascii="Consolas" w:eastAsia="Consolas" w:hAnsi="Consolas" w:cs="Consolas"/>
+          <w:sz w:val="17"/>
+        </w:rPr>
+        <w:t>handleEdit(</w:t>
+      </w:r>
+      <w:proofErr w:type="gramEnd"/>
+      <w:r>
+        <w:rPr>
+          <w:rFonts w:ascii="Consolas" w:eastAsia="Consolas" w:hAnsi="Consolas" w:cs="Consolas"/>
+          <w:sz w:val="17"/>
+        </w:rPr>
+        <w:t>) {</w:t>
+      </w:r>
+    </w:p>
+    <w:p>
+      <w:pPr>
+        <w:pBdr>
+          <w:left w:val="single" w:sz="12" w:space="6" w:color="B7C3D4"/>
+        </w:pBdr>
+        <w:shd w:val="clear" w:color="auto" w:fill="F2F4F7"/>
+        <w:spacing w:line="250" w:lineRule="auto"/>
+        <w:ind w:left="180" w:right="180"/>
+      </w:pPr>
+      <w:r>
+        <w:rPr>
+          <w:rFonts w:ascii="Consolas" w:eastAsia="Consolas" w:hAnsi="Consolas" w:cs="Consolas"/>
+          <w:sz w:val="17"/>
+        </w:rPr>
+        <w:t>}</w:t>
       </w:r>
     </w:p>
     <w:p>
@@ -11301,126 +12694,23 @@
           <w:rFonts w:ascii="Consolas" w:eastAsia="Consolas" w:hAnsi="Consolas" w:cs="Consolas"/>
           <w:sz w:val="17"/>
         </w:rPr>
-        <w:t xml:space="preserve">        &lt;StudentTable</w:t>
-      </w:r>
-    </w:p>
-    <w:p>
-      <w:pPr>
-        <w:pBdr>
-          <w:left w:val="single" w:sz="12" w:space="6" w:color="B7C3D4"/>
-        </w:pBdr>
-        <w:shd w:val="clear" w:color="auto" w:fill="F2F4F7"/>
-        <w:spacing w:line="250" w:lineRule="auto"/>
-        <w:ind w:left="180" w:right="180"/>
-      </w:pPr>
-      <w:r>
-        <w:rPr>
-          <w:rFonts w:ascii="Consolas" w:eastAsia="Consolas" w:hAnsi="Consolas" w:cs="Consolas"/>
-          <w:sz w:val="17"/>
-        </w:rPr>
-        <w:t xml:space="preserve">            students={students}</w:t>
-      </w:r>
-    </w:p>
-    <w:p>
-      <w:pPr>
-        <w:pBdr>
-          <w:left w:val="single" w:sz="12" w:space="6" w:color="B7C3D4"/>
-        </w:pBdr>
-        <w:shd w:val="clear" w:color="auto" w:fill="F2F4F7"/>
-        <w:spacing w:line="250" w:lineRule="auto"/>
-        <w:ind w:left="180" w:right="180"/>
-      </w:pPr>
-      <w:r>
-        <w:rPr>
-          <w:rFonts w:ascii="Consolas" w:eastAsia="Consolas" w:hAnsi="Consolas" w:cs="Consolas"/>
-          <w:sz w:val="17"/>
-        </w:rPr>
-        <w:t xml:space="preserve">            loading={loading}</w:t>
-      </w:r>
-    </w:p>
-    <w:p>
-      <w:pPr>
-        <w:pBdr>
-          <w:left w:val="single" w:sz="12" w:space="6" w:color="B7C3D4"/>
-        </w:pBdr>
-        <w:shd w:val="clear" w:color="auto" w:fill="F2F4F7"/>
-        <w:spacing w:line="250" w:lineRule="auto"/>
-        <w:ind w:left="180" w:right="180"/>
-      </w:pPr>
-      <w:r>
-        <w:rPr>
-          <w:rFonts w:ascii="Consolas" w:eastAsia="Consolas" w:hAnsi="Consolas" w:cs="Consolas"/>
-          <w:sz w:val="17"/>
-        </w:rPr>
-        <w:t xml:space="preserve">            error={listError}</w:t>
-      </w:r>
-    </w:p>
-    <w:p>
-      <w:pPr>
-        <w:pBdr>
-          <w:left w:val="single" w:sz="12" w:space="6" w:color="B7C3D4"/>
-        </w:pBdr>
-        <w:shd w:val="clear" w:color="auto" w:fill="F2F4F7"/>
-        <w:spacing w:line="250" w:lineRule="auto"/>
-        <w:ind w:left="180" w:right="180"/>
-      </w:pPr>
-      <w:r>
-        <w:rPr>
-          <w:rFonts w:ascii="Consolas" w:eastAsia="Consolas" w:hAnsi="Consolas" w:cs="Consolas"/>
-          <w:sz w:val="17"/>
-        </w:rPr>
-        <w:t xml:space="preserve">            onEdit={handleEdit}</w:t>
-      </w:r>
-    </w:p>
-    <w:p>
-      <w:pPr>
-        <w:pBdr>
-          <w:left w:val="single" w:sz="12" w:space="6" w:color="B7C3D4"/>
-        </w:pBdr>
-        <w:shd w:val="clear" w:color="auto" w:fill="F2F4F7"/>
-        <w:spacing w:line="250" w:lineRule="auto"/>
-        <w:ind w:left="180" w:right="180"/>
-      </w:pPr>
-      <w:r>
-        <w:rPr>
-          <w:rFonts w:ascii="Consolas" w:eastAsia="Consolas" w:hAnsi="Consolas" w:cs="Consolas"/>
-          <w:sz w:val="17"/>
-        </w:rPr>
-        <w:t xml:space="preserve">            onDelete={handleDelete}</w:t>
-      </w:r>
-    </w:p>
-    <w:p>
-      <w:pPr>
-        <w:pBdr>
-          <w:left w:val="single" w:sz="12" w:space="6" w:color="B7C3D4"/>
-        </w:pBdr>
-        <w:shd w:val="clear" w:color="auto" w:fill="F2F4F7"/>
-        <w:spacing w:line="250" w:lineRule="auto"/>
-        <w:ind w:left="180" w:right="180"/>
-      </w:pPr>
-      <w:r>
-        <w:rPr>
-          <w:rFonts w:ascii="Consolas" w:eastAsia="Consolas" w:hAnsi="Consolas" w:cs="Consolas"/>
-          <w:sz w:val="17"/>
-        </w:rPr>
-        <w:t xml:space="preserve">        /&gt;</w:t>
-      </w:r>
-    </w:p>
-    <w:p>
-      <w:pPr>
-        <w:pBdr>
-          <w:left w:val="single" w:sz="12" w:space="6" w:color="B7C3D4"/>
-        </w:pBdr>
-        <w:shd w:val="clear" w:color="auto" w:fill="F2F4F7"/>
-        <w:spacing w:line="250" w:lineRule="auto"/>
-        <w:ind w:left="180" w:right="180"/>
-      </w:pPr>
-      <w:r>
-        <w:rPr>
-          <w:rFonts w:ascii="Consolas" w:eastAsia="Consolas" w:hAnsi="Consolas" w:cs="Consolas"/>
-          <w:sz w:val="17"/>
-        </w:rPr>
-        <w:t xml:space="preserve">    &lt;/&gt;</w:t>
+        <w:t xml:space="preserve">function </w:t>
+      </w:r>
+      <w:proofErr w:type="gramStart"/>
+      <w:r>
+        <w:rPr>
+          <w:rFonts w:ascii="Consolas" w:eastAsia="Consolas" w:hAnsi="Consolas" w:cs="Consolas"/>
+          <w:sz w:val="17"/>
+        </w:rPr>
+        <w:t>handleDelete(</w:t>
+      </w:r>
+      <w:proofErr w:type="gramEnd"/>
+      <w:r>
+        <w:rPr>
+          <w:rFonts w:ascii="Consolas" w:eastAsia="Consolas" w:hAnsi="Consolas" w:cs="Consolas"/>
+          <w:sz w:val="17"/>
+        </w:rPr>
+        <w:t>) {</w:t>
       </w:r>
     </w:p>
     <w:p>
@@ -11437,7 +12727,7 @@
           <w:rFonts w:ascii="Consolas" w:eastAsia="Consolas" w:hAnsi="Consolas" w:cs="Consolas"/>
           <w:sz w:val="17"/>
         </w:rPr>
-        <w:t xml:space="preserve">);</w:t>
+        <w:t>}</w:t>
       </w:r>
     </w:p>
     <w:p>
@@ -11445,138 +12735,7 @@
         <w:spacing w:after="80"/>
       </w:pPr>
       <w:r>
-        <w:t>여기까지만 적으면 handleEdit is not defined 오류가 납니다. 수정·삭제를 처리하는 함수는 실습 5-9 에서 만들기 때문입니다. 지금은 이름만 있고 속은 비어 있는 함수를 두어 오류를 막습니다. 표를 먼저 눈으로 확인하는 것이 목적입니다.</w:t>
-      </w:r>
-    </w:p>
-    <w:p>
-      <w:pPr>
-        <w:spacing w:before="140"/>
-      </w:pPr>
-      <w:r>
-        <w:rPr>
-          <w:b/>
-          <w:color w:val="666666"/>
-          <w:sz w:val="17"/>
-        </w:rPr>
-        <w:t xml:space="preserve">▶ </w:t>
-      </w:r>
-      <w:r>
-        <w:rPr>
-          <w:b/>
-          <w:color w:val="666666"/>
-          <w:sz w:val="17"/>
-        </w:rPr>
-        <w:t xml:space="preserve">src/App.jsx — return 위에</w:t>
-      </w:r>
-    </w:p>
-    <w:p>
-      <w:pPr>
-        <w:pBdr>
-          <w:left w:val="single" w:sz="12" w:space="6" w:color="B7C3D4"/>
-        </w:pBdr>
-        <w:shd w:val="clear" w:color="auto" w:fill="F2F4F7"/>
-        <w:spacing w:before="60" w:line="250" w:lineRule="auto"/>
-        <w:ind w:left="180" w:right="180"/>
-      </w:pPr>
-      <w:r>
-        <w:rPr>
-          <w:rFonts w:ascii="Consolas" w:eastAsia="Consolas" w:hAnsi="Consolas" w:cs="Consolas"/>
-          <w:sz w:val="17"/>
-        </w:rPr>
-        <w:t xml:space="preserve">// 실습 5-9 에서 속을 채운다. 지금은 이름만 있으면 된다.</w:t>
-      </w:r>
-    </w:p>
-    <w:p>
-      <w:pPr>
-        <w:pBdr>
-          <w:left w:val="single" w:sz="12" w:space="6" w:color="B7C3D4"/>
-        </w:pBdr>
-        <w:shd w:val="clear" w:color="auto" w:fill="F2F4F7"/>
-        <w:spacing w:line="250" w:lineRule="auto"/>
-        <w:ind w:left="180" w:right="180"/>
-      </w:pPr>
-      <w:r>
-        <w:rPr>
-          <w:rFonts w:ascii="Consolas" w:eastAsia="Consolas" w:hAnsi="Consolas" w:cs="Consolas"/>
-          <w:sz w:val="17"/>
-        </w:rPr>
-        <w:t xml:space="preserve">function handleEdit() {</w:t>
-      </w:r>
-    </w:p>
-    <w:p>
-      <w:pPr>
-        <w:pBdr>
-          <w:left w:val="single" w:sz="12" w:space="6" w:color="B7C3D4"/>
-        </w:pBdr>
-        <w:shd w:val="clear" w:color="auto" w:fill="F2F4F7"/>
-        <w:spacing w:line="250" w:lineRule="auto"/>
-        <w:ind w:left="180" w:right="180"/>
-      </w:pPr>
-      <w:r>
-        <w:rPr>
-          <w:rFonts w:ascii="Consolas" w:eastAsia="Consolas" w:hAnsi="Consolas" w:cs="Consolas"/>
-          <w:sz w:val="17"/>
-        </w:rPr>
-        <w:t xml:space="preserve">}</w:t>
-      </w:r>
-    </w:p>
-    <w:p>
-      <w:pPr>
-        <w:pBdr>
-          <w:left w:val="single" w:sz="12" w:space="6" w:color="B7C3D4"/>
-        </w:pBdr>
-        <w:shd w:val="clear" w:color="auto" w:fill="F2F4F7"/>
-        <w:spacing w:line="250" w:lineRule="auto"/>
-        <w:ind w:left="180" w:right="180"/>
-      </w:pPr>
-      <w:r>
-        <w:rPr>
-          <w:rFonts w:ascii="Consolas" w:eastAsia="Consolas" w:hAnsi="Consolas" w:cs="Consolas"/>
-          <w:sz w:val="17"/>
-        </w:rPr>
-        <w:t xml:space="preserve"> </w:t>
-      </w:r>
-    </w:p>
-    <w:p>
-      <w:pPr>
-        <w:pBdr>
-          <w:left w:val="single" w:sz="12" w:space="6" w:color="B7C3D4"/>
-        </w:pBdr>
-        <w:shd w:val="clear" w:color="auto" w:fill="F2F4F7"/>
-        <w:spacing w:line="250" w:lineRule="auto"/>
-        <w:ind w:left="180" w:right="180"/>
-      </w:pPr>
-      <w:r>
-        <w:rPr>
-          <w:rFonts w:ascii="Consolas" w:eastAsia="Consolas" w:hAnsi="Consolas" w:cs="Consolas"/>
-          <w:sz w:val="17"/>
-        </w:rPr>
-        <w:t xml:space="preserve">function handleDelete() {</w:t>
-      </w:r>
-    </w:p>
-    <w:p>
-      <w:pPr>
-        <w:pBdr>
-          <w:left w:val="single" w:sz="12" w:space="6" w:color="B7C3D4"/>
-        </w:pBdr>
-        <w:shd w:val="clear" w:color="auto" w:fill="F2F4F7"/>
-        <w:spacing w:after="160" w:line="250" w:lineRule="auto"/>
-        <w:ind w:left="180" w:right="180"/>
-      </w:pPr>
-      <w:r>
-        <w:rPr>
-          <w:rFonts w:ascii="Consolas" w:eastAsia="Consolas" w:hAnsi="Consolas" w:cs="Consolas"/>
-          <w:sz w:val="17"/>
-        </w:rPr>
-        <w:t xml:space="preserve">}</w:t>
-      </w:r>
-    </w:p>
-    <w:p>
-      <w:pPr>
-        <w:spacing w:after="80"/>
-      </w:pPr>
-      <w:r>
-        <w:t xml:space="preserve">이제 개발 서버를 열면 4부와 똑같은 표가 보입니다. 수정·삭제 버튼은 눌러도 아무 일이 일어나지 않습니다. 부르는 함수가 비어 있기 때문입니다. 버튼이 눌리는 것까지 확인하고 싶으면 handleEdit(studentId) 처럼 매개변수를 받아 console.log(studentId) 를 넣어 보세요. F12 → Console 에 학생 id 가 찍힙니다. StudentTable 이 onEdit(student.id) 로 부르기 때문입니다.</w:t>
+        <w:t>이제 개발 서버를 열면 4부와 똑같은 표가 보입니다. 수정·삭제 버튼은 눌러도 아무 일이 일어나지 않습니다. 부르는 함수가 비어 있기 때문입니다. 버튼이 눌리는 것까지 확인하고 싶으면 handleEdit(studentId) 처럼 매개변수를 받아 console.log(studentId) 를 넣어 보세요. F12 → Console 에 학생 id 가 찍힙니다. StudentTable 이 onEdit(student.id) 로 부르기 때문입니다.</w:t>
       </w:r>
     </w:p>
     <w:p>
@@ -11701,7 +12860,7 @@
           <w:color w:val="333333"/>
           <w:sz w:val="19"/>
         </w:rPr>
-        <w:t xml:space="preserve">화면에 4부와 똑같은 표가 보이고, innerHTML = "" 없이도 목록이 중복되지 않는다.</w:t>
+        <w:t>화면에 4부와 똑같은 표가 보이고, innerHTML = "" 없이도 목록이 중복되지 않는다.</w:t>
       </w:r>
     </w:p>
     <w:p>
@@ -11735,7 +12894,7 @@
           <w:left w:val="single" w:sz="20" w:space="8" w:color="C0504D"/>
         </w:pBdr>
         <w:shd w:val="clear" w:color="auto" w:fill="FCEAEA"/>
-        <w:spacing w:before="0" w:after="40" w:line="290" w:lineRule="auto"/>
+        <w:spacing w:after="40" w:line="290" w:lineRule="auto"/>
         <w:ind w:left="150" w:right="150"/>
       </w:pPr>
       <w:r>
@@ -11752,7 +12911,7 @@
           <w:left w:val="single" w:sz="20" w:space="8" w:color="C0504D"/>
         </w:pBdr>
         <w:shd w:val="clear" w:color="auto" w:fill="FCEAEA"/>
-        <w:spacing w:before="0" w:after="40" w:line="290" w:lineRule="auto"/>
+        <w:spacing w:after="40" w:line="290" w:lineRule="auto"/>
         <w:ind w:left="150" w:right="150"/>
       </w:pPr>
       <w:r>
@@ -11769,7 +12928,7 @@
           <w:left w:val="single" w:sz="20" w:space="8" w:color="C0504D"/>
         </w:pBdr>
         <w:shd w:val="clear" w:color="auto" w:fill="FCEAEA"/>
-        <w:spacing w:before="0" w:after="40" w:line="290" w:lineRule="auto"/>
+        <w:spacing w:after="40" w:line="290" w:lineRule="auto"/>
         <w:ind w:left="150" w:right="150"/>
       </w:pPr>
       <w:r>
@@ -11786,7 +12945,7 @@
           <w:left w:val="single" w:sz="20" w:space="8" w:color="C0504D"/>
         </w:pBdr>
         <w:shd w:val="clear" w:color="auto" w:fill="FCEAEA"/>
-        <w:spacing w:before="0" w:after="160" w:line="290" w:lineRule="auto"/>
+        <w:spacing w:after="160" w:line="290" w:lineRule="auto"/>
         <w:ind w:left="150" w:right="150"/>
       </w:pPr>
       <w:r>
@@ -11794,7 +12953,23 @@
           <w:color w:val="333333"/>
           <w:sz w:val="19"/>
         </w:rPr>
-        <w:t>표가 화면에 안 보인다 → App 의 return 에 &lt;StudentTable ... /&gt; 을 넣지 않았습니다. 파일을 만드는 것만으로는 화면에 나오지 않습니다.</w:t>
+        <w:t xml:space="preserve">표가 화면에 안 보인다 → App 의 return 에 &lt;StudentTable </w:t>
+      </w:r>
+      <w:proofErr w:type="gramStart"/>
+      <w:r>
+        <w:rPr>
+          <w:color w:val="333333"/>
+          <w:sz w:val="19"/>
+        </w:rPr>
+        <w:t>...</w:t>
+      </w:r>
+      <w:proofErr w:type="gramEnd"/>
+      <w:r>
+        <w:rPr>
+          <w:color w:val="333333"/>
+          <w:sz w:val="19"/>
+        </w:rPr>
+        <w:t xml:space="preserve"> /&gt; 을 넣지 않았습니다. 파일을 만드는 것만으로는 화면에 나오지 않습니다.</w:t>
       </w:r>
     </w:p>
     <w:p>
@@ -11819,12 +12994,21 @@
       <w:pPr>
         <w:spacing w:after="120"/>
       </w:pPr>
+      <w:proofErr w:type="gramStart"/>
       <w:r>
         <w:rPr>
           <w:color w:val="666666"/>
           <w:sz w:val="19"/>
         </w:rPr>
-        <w:t>파일  src/lib/studentData.js   src/components/StudentForm.jsx</w:t>
+        <w:t>파일  src</w:t>
+      </w:r>
+      <w:proofErr w:type="gramEnd"/>
+      <w:r>
+        <w:rPr>
+          <w:color w:val="666666"/>
+          <w:sz w:val="19"/>
+        </w:rPr>
+        <w:t>/lib/studentData.js   src/components/StudentForm.jsx</w:t>
       </w:r>
     </w:p>
     <w:p>
@@ -11849,7 +13033,7 @@
           <w:color w:val="333333"/>
           <w:sz w:val="19"/>
         </w:rPr>
-        <w:t xml:space="preserve">입력값이 DOM 이 아니라 state 에 있다는 것이 무슨 뜻인지 이해하고, 폼을 옮겨 App 에 붙일 수 있다.</w:t>
+        <w:t>입력값이 DOM 이 아니라 state 에 있다는 것이 무슨 뜻인지 이해하고, 폼을 옮겨 App 에 붙일 수 있다.</w:t>
       </w:r>
     </w:p>
     <w:p>
@@ -11863,7 +13047,7 @@
           <w:color w:val="333333"/>
           <w:sz w:val="21"/>
         </w:rPr>
-        <w:t xml:space="preserve">컴포넌트 설명 — StudentForm</w:t>
+        <w:t>컴포넌트 설명 — StudentForm</w:t>
       </w:r>
     </w:p>
     <w:p>
@@ -12156,11 +13340,19 @@
             <w:pPr>
               <w:spacing w:line="240" w:lineRule="auto"/>
             </w:pPr>
-            <w:r>
-              <w:rPr>
-                <w:sz w:val="18"/>
-              </w:rPr>
-              <w:t>{ text, type } 또는 null</w:t>
+            <w:proofErr w:type="gramStart"/>
+            <w:r>
+              <w:rPr>
+                <w:sz w:val="18"/>
+              </w:rPr>
+              <w:t>{ text</w:t>
+            </w:r>
+            <w:proofErr w:type="gramEnd"/>
+            <w:r>
+              <w:rPr>
+                <w:sz w:val="18"/>
+              </w:rPr>
+              <w:t>, type } 또는 null</w:t>
             </w:r>
           </w:p>
         </w:tc>
@@ -12482,7 +13674,7 @@
         <w:spacing w:after="80"/>
       </w:pPr>
       <w:r>
-        <w:t xml:space="preserve">입력칸 여섯 개는 생김새가 같지만 하나씩 펼쳐 적습니다. 칸 하나는 언제나 세 가지가 짝입니다. value 에 부모가 준 값을 넣고, onChange 에 부모가 준 함수를 그대로 걸고, name 에 그 칸의 이름을 적습니다. 폼 아래에는 MessageBox 를 하나 둡니다. 같은 모양이 여섯 번 반복되는 것이 눈에 거슬릴 텐데, 그것을 묶는 일은 앱을 다 만든 뒤 실습 5-12 에서 합니다.</w:t>
+        <w:t>입력칸 여섯 개는 생김새가 같지만 하나씩 펼쳐 적습니다. 칸 하나는 언제나 세 가지가 짝입니다. value 에 부모가 준 값을 넣고, onChange 에 부모가 준 함수를 그대로 걸고, name 에 그 칸의 이름을 적습니다. 폼 아래에는 MessageBox 를 하나 둡니다. 같은 모양이 여섯 번 반복되는 것이 눈에 거슬릴 텐데, 그것을 묶는 일은 앱을 다 만든 뒤 실습 5-12 에서 합니다.</w:t>
       </w:r>
     </w:p>
     <w:p>
@@ -12507,7 +13699,7 @@
           <w:color w:val="333333"/>
           <w:sz w:val="19"/>
         </w:rPr>
-        <w:t xml:space="preserve">입력칸마다 적은 name 이 열쇠입니다. 여섯 칸이 모두 같은 함수 하나를 부르는데, 어느 칸이 바뀌었는지는 event.target.name 이 알려 줍니다. 그래서 칸이 여섯 개여도 App 에는 handleChange 하나면 됩니다. name 을 빠뜨린 칸은 글자를 쳐도 아무 일이 일어나지 않습니다.</w:t>
+        <w:t>입력칸마다 적은 name 이 열쇠입니다. 여섯 칸이 모두 같은 함수 하나를 부르는데, 어느 칸이 바뀌었는지는 event.target.name 이 알려 줍니다. 그래서 칸이 여섯 개여도 App 에는 handleChange 하나면 됩니다. name 을 빠뜨린 칸은 글자를 쳐도 아무 일이 일어나지 않습니다.</w:t>
       </w:r>
     </w:p>
     <w:p>
@@ -12554,24 +13746,42 @@
           <w:color w:val="8A8F98"/>
           <w:sz w:val="17"/>
         </w:rPr>
-        <w:t>export function collectStudentData() {</w:t>
-      </w:r>
-    </w:p>
-    <w:p>
-      <w:pPr>
-        <w:pBdr>
-          <w:left w:val="single" w:sz="12" w:space="6" w:color="B7C3D4"/>
-        </w:pBdr>
-        <w:shd w:val="clear" w:color="auto" w:fill="F2F4F7"/>
-        <w:spacing w:line="250" w:lineRule="auto"/>
-        <w:ind w:left="180" w:right="180"/>
-      </w:pPr>
+        <w:t xml:space="preserve">export function </w:t>
+      </w:r>
+      <w:proofErr w:type="gramStart"/>
       <w:r>
         <w:rPr>
           <w:rFonts w:ascii="Consolas" w:eastAsia="Consolas" w:hAnsi="Consolas" w:cs="Consolas"/>
           <w:color w:val="8A8F98"/>
           <w:sz w:val="17"/>
         </w:rPr>
+        <w:t>collectStudentData(</w:t>
+      </w:r>
+      <w:proofErr w:type="gramEnd"/>
+      <w:r>
+        <w:rPr>
+          <w:rFonts w:ascii="Consolas" w:eastAsia="Consolas" w:hAnsi="Consolas" w:cs="Consolas"/>
+          <w:color w:val="8A8F98"/>
+          <w:sz w:val="17"/>
+        </w:rPr>
+        <w:t>) {</w:t>
+      </w:r>
+    </w:p>
+    <w:p>
+      <w:pPr>
+        <w:pBdr>
+          <w:left w:val="single" w:sz="12" w:space="6" w:color="B7C3D4"/>
+        </w:pBdr>
+        <w:shd w:val="clear" w:color="auto" w:fill="F2F4F7"/>
+        <w:spacing w:line="250" w:lineRule="auto"/>
+        <w:ind w:left="180" w:right="180"/>
+      </w:pPr>
+      <w:r>
+        <w:rPr>
+          <w:rFonts w:ascii="Consolas" w:eastAsia="Consolas" w:hAnsi="Consolas" w:cs="Consolas"/>
+          <w:color w:val="8A8F98"/>
+          <w:sz w:val="17"/>
+        </w:rPr>
         <w:t xml:space="preserve">    const formData = new FormData(studentForm);</w:t>
       </w:r>
     </w:p>
@@ -12626,24 +13836,42 @@
           <w:color w:val="8A8F98"/>
           <w:sz w:val="17"/>
         </w:rPr>
-        <w:t xml:space="preserve">        name: formData.get("name").trim(),        // DOM 에서 값을 꺼낸다</w:t>
-      </w:r>
-    </w:p>
-    <w:p>
-      <w:pPr>
-        <w:pBdr>
-          <w:left w:val="single" w:sz="12" w:space="6" w:color="B7C3D4"/>
-        </w:pBdr>
-        <w:shd w:val="clear" w:color="auto" w:fill="F2F4F7"/>
-        <w:spacing w:line="250" w:lineRule="auto"/>
-        <w:ind w:left="180" w:right="180"/>
-      </w:pPr>
+        <w:t xml:space="preserve">        name: formData.get("name")</w:t>
+      </w:r>
+      <w:proofErr w:type="gramStart"/>
       <w:r>
         <w:rPr>
           <w:rFonts w:ascii="Consolas" w:eastAsia="Consolas" w:hAnsi="Consolas" w:cs="Consolas"/>
           <w:color w:val="8A8F98"/>
           <w:sz w:val="17"/>
         </w:rPr>
+        <w:t>.trim</w:t>
+      </w:r>
+      <w:proofErr w:type="gramEnd"/>
+      <w:r>
+        <w:rPr>
+          <w:rFonts w:ascii="Consolas" w:eastAsia="Consolas" w:hAnsi="Consolas" w:cs="Consolas"/>
+          <w:color w:val="8A8F98"/>
+          <w:sz w:val="17"/>
+        </w:rPr>
+        <w:t>(),        // DOM 에서 값을 꺼낸다</w:t>
+      </w:r>
+    </w:p>
+    <w:p>
+      <w:pPr>
+        <w:pBdr>
+          <w:left w:val="single" w:sz="12" w:space="6" w:color="B7C3D4"/>
+        </w:pBdr>
+        <w:shd w:val="clear" w:color="auto" w:fill="F2F4F7"/>
+        <w:spacing w:line="250" w:lineRule="auto"/>
+        <w:ind w:left="180" w:right="180"/>
+      </w:pPr>
+      <w:r>
+        <w:rPr>
+          <w:rFonts w:ascii="Consolas" w:eastAsia="Consolas" w:hAnsi="Consolas" w:cs="Consolas"/>
+          <w:color w:val="8A8F98"/>
+          <w:sz w:val="17"/>
+        </w:rPr>
         <w:t xml:space="preserve">        ...</w:t>
       </w:r>
     </w:p>
@@ -12752,7 +13980,25 @@
           <w:color w:val="8A8F98"/>
           <w:sz w:val="17"/>
         </w:rPr>
-        <w:t xml:space="preserve">    studentForm.address.value = detail?.address ?? "";</w:t>
+        <w:t xml:space="preserve">    studentForm.address.value = </w:t>
+      </w:r>
+      <w:proofErr w:type="gramStart"/>
+      <w:r>
+        <w:rPr>
+          <w:rFonts w:ascii="Consolas" w:eastAsia="Consolas" w:hAnsi="Consolas" w:cs="Consolas"/>
+          <w:color w:val="8A8F98"/>
+          <w:sz w:val="17"/>
+        </w:rPr>
+        <w:t>detail?.</w:t>
+      </w:r>
+      <w:proofErr w:type="gramEnd"/>
+      <w:r>
+        <w:rPr>
+          <w:rFonts w:ascii="Consolas" w:eastAsia="Consolas" w:hAnsi="Consolas" w:cs="Consolas"/>
+          <w:color w:val="8A8F98"/>
+          <w:sz w:val="17"/>
+        </w:rPr>
+        <w:t>address ?? "";</w:t>
       </w:r>
     </w:p>
     <w:p>
@@ -12848,7 +14094,7 @@
         </w:rPr>
         <w:t xml:space="preserve"> </w:t>
       </w:r>
-      <w:hyperlink r:id="rId10" w:history="1">
+      <w:hyperlink r:id="rId9" w:history="1">
         <w:r>
           <w:rPr>
             <w:rStyle w:val="a5"/>
@@ -13144,25 +14390,61 @@
           <w:color w:val="0E7A34"/>
           <w:sz w:val="17"/>
         </w:rPr>
-        <w:t xml:space="preserve">        name: form.name.trim(),</w:t>
-      </w:r>
-    </w:p>
-    <w:p>
-      <w:pPr>
-        <w:pBdr>
-          <w:left w:val="single" w:sz="12" w:space="6" w:color="B7C3D4"/>
-        </w:pBdr>
-        <w:shd w:val="clear" w:color="auto" w:fill="F2F4F7"/>
-        <w:spacing w:line="250" w:lineRule="auto"/>
-        <w:ind w:left="180" w:right="180"/>
-      </w:pPr>
-      <w:r>
-        <w:rPr>
-          <w:rFonts w:ascii="Consolas" w:eastAsia="Consolas" w:hAnsi="Consolas" w:cs="Consolas"/>
-          <w:color w:val="0E7A34"/>
-          <w:sz w:val="17"/>
-        </w:rPr>
-        <w:t xml:space="preserve">        studentNumber: form.studentNumber.trim(),</w:t>
+        <w:t xml:space="preserve">        name: </w:t>
+      </w:r>
+      <w:proofErr w:type="gramStart"/>
+      <w:r>
+        <w:rPr>
+          <w:rFonts w:ascii="Consolas" w:eastAsia="Consolas" w:hAnsi="Consolas" w:cs="Consolas"/>
+          <w:color w:val="0E7A34"/>
+          <w:sz w:val="17"/>
+        </w:rPr>
+        <w:t>form.name.trim</w:t>
+      </w:r>
+      <w:proofErr w:type="gramEnd"/>
+      <w:r>
+        <w:rPr>
+          <w:rFonts w:ascii="Consolas" w:eastAsia="Consolas" w:hAnsi="Consolas" w:cs="Consolas"/>
+          <w:color w:val="0E7A34"/>
+          <w:sz w:val="17"/>
+        </w:rPr>
+        <w:t>(),</w:t>
+      </w:r>
+    </w:p>
+    <w:p>
+      <w:pPr>
+        <w:pBdr>
+          <w:left w:val="single" w:sz="12" w:space="6" w:color="B7C3D4"/>
+        </w:pBdr>
+        <w:shd w:val="clear" w:color="auto" w:fill="F2F4F7"/>
+        <w:spacing w:line="250" w:lineRule="auto"/>
+        <w:ind w:left="180" w:right="180"/>
+      </w:pPr>
+      <w:r>
+        <w:rPr>
+          <w:rFonts w:ascii="Consolas" w:eastAsia="Consolas" w:hAnsi="Consolas" w:cs="Consolas"/>
+          <w:color w:val="0E7A34"/>
+          <w:sz w:val="17"/>
+        </w:rPr>
+        <w:t xml:space="preserve">        studentNumber: </w:t>
+      </w:r>
+      <w:proofErr w:type="gramStart"/>
+      <w:r>
+        <w:rPr>
+          <w:rFonts w:ascii="Consolas" w:eastAsia="Consolas" w:hAnsi="Consolas" w:cs="Consolas"/>
+          <w:color w:val="0E7A34"/>
+          <w:sz w:val="17"/>
+        </w:rPr>
+        <w:t>form.studentNumber.trim</w:t>
+      </w:r>
+      <w:proofErr w:type="gramEnd"/>
+      <w:r>
+        <w:rPr>
+          <w:rFonts w:ascii="Consolas" w:eastAsia="Consolas" w:hAnsi="Consolas" w:cs="Consolas"/>
+          <w:color w:val="0E7A34"/>
+          <w:sz w:val="17"/>
+        </w:rPr>
+        <w:t>(),</w:t>
       </w:r>
     </w:p>
     <w:p>
@@ -13198,79 +14480,169 @@
           <w:color w:val="0E7A34"/>
           <w:sz w:val="17"/>
         </w:rPr>
-        <w:t xml:space="preserve">            address: form.address.trim(),</w:t>
-      </w:r>
-    </w:p>
-    <w:p>
-      <w:pPr>
-        <w:pBdr>
-          <w:left w:val="single" w:sz="12" w:space="6" w:color="B7C3D4"/>
-        </w:pBdr>
-        <w:shd w:val="clear" w:color="auto" w:fill="F2F4F7"/>
-        <w:spacing w:line="250" w:lineRule="auto"/>
-        <w:ind w:left="180" w:right="180"/>
-      </w:pPr>
-      <w:r>
-        <w:rPr>
-          <w:rFonts w:ascii="Consolas" w:eastAsia="Consolas" w:hAnsi="Consolas" w:cs="Consolas"/>
-          <w:color w:val="0E7A34"/>
-          <w:sz w:val="17"/>
-        </w:rPr>
-        <w:t xml:space="preserve">            phoneNumber: form.phoneNumber.trim(),</w:t>
-      </w:r>
-    </w:p>
-    <w:p>
-      <w:pPr>
-        <w:pBdr>
-          <w:left w:val="single" w:sz="12" w:space="6" w:color="B7C3D4"/>
-        </w:pBdr>
-        <w:shd w:val="clear" w:color="auto" w:fill="F2F4F7"/>
-        <w:spacing w:line="250" w:lineRule="auto"/>
-        <w:ind w:left="180" w:right="180"/>
-      </w:pPr>
-      <w:r>
-        <w:rPr>
-          <w:rFonts w:ascii="Consolas" w:eastAsia="Consolas" w:hAnsi="Consolas" w:cs="Consolas"/>
-          <w:color w:val="0E7A34"/>
-          <w:sz w:val="17"/>
-        </w:rPr>
-        <w:t xml:space="preserve">            // 빈 문자열("")도 걸러야 하므로 여기서는 ?? 가 아니라 || 를 쓴다.</w:t>
-      </w:r>
-    </w:p>
-    <w:p>
-      <w:pPr>
-        <w:pBdr>
-          <w:left w:val="single" w:sz="12" w:space="6" w:color="B7C3D4"/>
-        </w:pBdr>
-        <w:shd w:val="clear" w:color="auto" w:fill="F2F4F7"/>
-        <w:spacing w:line="250" w:lineRule="auto"/>
-        <w:ind w:left="180" w:right="180"/>
-      </w:pPr>
-      <w:r>
-        <w:rPr>
-          <w:rFonts w:ascii="Consolas" w:eastAsia="Consolas" w:hAnsi="Consolas" w:cs="Consolas"/>
-          <w:color w:val="0E7A34"/>
-          <w:sz w:val="17"/>
-        </w:rPr>
-        <w:t xml:space="preserve">            email: form.email.trim() || null,</w:t>
-      </w:r>
-    </w:p>
-    <w:p>
-      <w:pPr>
-        <w:pBdr>
-          <w:left w:val="single" w:sz="12" w:space="6" w:color="B7C3D4"/>
-        </w:pBdr>
-        <w:shd w:val="clear" w:color="auto" w:fill="F2F4F7"/>
-        <w:spacing w:line="250" w:lineRule="auto"/>
-        <w:ind w:left="180" w:right="180"/>
-      </w:pPr>
-      <w:r>
-        <w:rPr>
-          <w:rFonts w:ascii="Consolas" w:eastAsia="Consolas" w:hAnsi="Consolas" w:cs="Consolas"/>
-          <w:color w:val="0E7A34"/>
-          <w:sz w:val="17"/>
-        </w:rPr>
-        <w:t xml:space="preserve">            dateOfBirth: form.dateOfBirth || null,</w:t>
+        <w:t xml:space="preserve">            address: </w:t>
+      </w:r>
+      <w:proofErr w:type="gramStart"/>
+      <w:r>
+        <w:rPr>
+          <w:rFonts w:ascii="Consolas" w:eastAsia="Consolas" w:hAnsi="Consolas" w:cs="Consolas"/>
+          <w:color w:val="0E7A34"/>
+          <w:sz w:val="17"/>
+        </w:rPr>
+        <w:t>form.address</w:t>
+      </w:r>
+      <w:proofErr w:type="gramEnd"/>
+      <w:r>
+        <w:rPr>
+          <w:rFonts w:ascii="Consolas" w:eastAsia="Consolas" w:hAnsi="Consolas" w:cs="Consolas"/>
+          <w:color w:val="0E7A34"/>
+          <w:sz w:val="17"/>
+        </w:rPr>
+        <w:t>.trim(),</w:t>
+      </w:r>
+    </w:p>
+    <w:p>
+      <w:pPr>
+        <w:pBdr>
+          <w:left w:val="single" w:sz="12" w:space="6" w:color="B7C3D4"/>
+        </w:pBdr>
+        <w:shd w:val="clear" w:color="auto" w:fill="F2F4F7"/>
+        <w:spacing w:line="250" w:lineRule="auto"/>
+        <w:ind w:left="180" w:right="180"/>
+      </w:pPr>
+      <w:r>
+        <w:rPr>
+          <w:rFonts w:ascii="Consolas" w:eastAsia="Consolas" w:hAnsi="Consolas" w:cs="Consolas"/>
+          <w:color w:val="0E7A34"/>
+          <w:sz w:val="17"/>
+        </w:rPr>
+        <w:t xml:space="preserve">            phoneNumber: </w:t>
+      </w:r>
+      <w:proofErr w:type="gramStart"/>
+      <w:r>
+        <w:rPr>
+          <w:rFonts w:ascii="Consolas" w:eastAsia="Consolas" w:hAnsi="Consolas" w:cs="Consolas"/>
+          <w:color w:val="0E7A34"/>
+          <w:sz w:val="17"/>
+        </w:rPr>
+        <w:t>form.phoneNumber.trim</w:t>
+      </w:r>
+      <w:proofErr w:type="gramEnd"/>
+      <w:r>
+        <w:rPr>
+          <w:rFonts w:ascii="Consolas" w:eastAsia="Consolas" w:hAnsi="Consolas" w:cs="Consolas"/>
+          <w:color w:val="0E7A34"/>
+          <w:sz w:val="17"/>
+        </w:rPr>
+        <w:t>(),</w:t>
+      </w:r>
+    </w:p>
+    <w:p>
+      <w:pPr>
+        <w:pBdr>
+          <w:left w:val="single" w:sz="12" w:space="6" w:color="B7C3D4"/>
+        </w:pBdr>
+        <w:shd w:val="clear" w:color="auto" w:fill="F2F4F7"/>
+        <w:spacing w:line="250" w:lineRule="auto"/>
+        <w:ind w:left="180" w:right="180"/>
+      </w:pPr>
+      <w:r>
+        <w:rPr>
+          <w:rFonts w:ascii="Consolas" w:eastAsia="Consolas" w:hAnsi="Consolas" w:cs="Consolas"/>
+          <w:color w:val="0E7A34"/>
+          <w:sz w:val="17"/>
+        </w:rPr>
+        <w:t xml:space="preserve">            // 빈 문자열("")도 걸러야 하므로 </w:t>
+      </w:r>
+      <w:proofErr w:type="gramStart"/>
+      <w:r>
+        <w:rPr>
+          <w:rFonts w:ascii="Consolas" w:eastAsia="Consolas" w:hAnsi="Consolas" w:cs="Consolas"/>
+          <w:color w:val="0E7A34"/>
+          <w:sz w:val="17"/>
+        </w:rPr>
+        <w:t>여기서는 ?</w:t>
+      </w:r>
+      <w:proofErr w:type="gramEnd"/>
+      <w:r>
+        <w:rPr>
+          <w:rFonts w:ascii="Consolas" w:eastAsia="Consolas" w:hAnsi="Consolas" w:cs="Consolas"/>
+          <w:color w:val="0E7A34"/>
+          <w:sz w:val="17"/>
+        </w:rPr>
+        <w:t>? 가 아니라 || 를 쓴다.</w:t>
+      </w:r>
+    </w:p>
+    <w:p>
+      <w:pPr>
+        <w:pBdr>
+          <w:left w:val="single" w:sz="12" w:space="6" w:color="B7C3D4"/>
+        </w:pBdr>
+        <w:shd w:val="clear" w:color="auto" w:fill="F2F4F7"/>
+        <w:spacing w:line="250" w:lineRule="auto"/>
+        <w:ind w:left="180" w:right="180"/>
+      </w:pPr>
+      <w:r>
+        <w:rPr>
+          <w:rFonts w:ascii="Consolas" w:eastAsia="Consolas" w:hAnsi="Consolas" w:cs="Consolas"/>
+          <w:color w:val="0E7A34"/>
+          <w:sz w:val="17"/>
+        </w:rPr>
+        <w:t xml:space="preserve">            email: </w:t>
+      </w:r>
+      <w:proofErr w:type="gramStart"/>
+      <w:r>
+        <w:rPr>
+          <w:rFonts w:ascii="Consolas" w:eastAsia="Consolas" w:hAnsi="Consolas" w:cs="Consolas"/>
+          <w:color w:val="0E7A34"/>
+          <w:sz w:val="17"/>
+        </w:rPr>
+        <w:t>form.email</w:t>
+      </w:r>
+      <w:proofErr w:type="gramEnd"/>
+      <w:r>
+        <w:rPr>
+          <w:rFonts w:ascii="Consolas" w:eastAsia="Consolas" w:hAnsi="Consolas" w:cs="Consolas"/>
+          <w:color w:val="0E7A34"/>
+          <w:sz w:val="17"/>
+        </w:rPr>
+        <w:t>.trim() || null,</w:t>
+      </w:r>
+    </w:p>
+    <w:p>
+      <w:pPr>
+        <w:pBdr>
+          <w:left w:val="single" w:sz="12" w:space="6" w:color="B7C3D4"/>
+        </w:pBdr>
+        <w:shd w:val="clear" w:color="auto" w:fill="F2F4F7"/>
+        <w:spacing w:line="250" w:lineRule="auto"/>
+        <w:ind w:left="180" w:right="180"/>
+      </w:pPr>
+      <w:r>
+        <w:rPr>
+          <w:rFonts w:ascii="Consolas" w:eastAsia="Consolas" w:hAnsi="Consolas" w:cs="Consolas"/>
+          <w:color w:val="0E7A34"/>
+          <w:sz w:val="17"/>
+        </w:rPr>
+        <w:t xml:space="preserve">            dateOfBirth: </w:t>
+      </w:r>
+      <w:proofErr w:type="gramStart"/>
+      <w:r>
+        <w:rPr>
+          <w:rFonts w:ascii="Consolas" w:eastAsia="Consolas" w:hAnsi="Consolas" w:cs="Consolas"/>
+          <w:color w:val="0E7A34"/>
+          <w:sz w:val="17"/>
+        </w:rPr>
+        <w:t>form.dateOfBirth</w:t>
+      </w:r>
+      <w:proofErr w:type="gramEnd"/>
+      <w:r>
+        <w:rPr>
+          <w:rFonts w:ascii="Consolas" w:eastAsia="Consolas" w:hAnsi="Consolas" w:cs="Consolas"/>
+          <w:color w:val="0E7A34"/>
+          <w:sz w:val="17"/>
+        </w:rPr>
+        <w:t xml:space="preserve"> || null,</w:t>
       </w:r>
     </w:p>
     <w:p>
@@ -13414,7 +14786,25 @@
           <w:color w:val="0E7A34"/>
           <w:sz w:val="17"/>
         </w:rPr>
-        <w:t xml:space="preserve">    const detail = student.detail;</w:t>
+        <w:t xml:space="preserve">    const detail = </w:t>
+      </w:r>
+      <w:proofErr w:type="gramStart"/>
+      <w:r>
+        <w:rPr>
+          <w:rFonts w:ascii="Consolas" w:eastAsia="Consolas" w:hAnsi="Consolas" w:cs="Consolas"/>
+          <w:color w:val="0E7A34"/>
+          <w:sz w:val="17"/>
+        </w:rPr>
+        <w:t>student.detail</w:t>
+      </w:r>
+      <w:proofErr w:type="gramEnd"/>
+      <w:r>
+        <w:rPr>
+          <w:rFonts w:ascii="Consolas" w:eastAsia="Consolas" w:hAnsi="Consolas" w:cs="Consolas"/>
+          <w:color w:val="0E7A34"/>
+          <w:sz w:val="17"/>
+        </w:rPr>
+        <w:t>;</w:t>
       </w:r>
     </w:p>
     <w:p>
@@ -13486,25 +14876,61 @@
           <w:color w:val="0E7A34"/>
           <w:sz w:val="17"/>
         </w:rPr>
-        <w:t xml:space="preserve">    //   detail?.address  detail 이 없으면 거기서 멈추고 undefined</w:t>
-      </w:r>
-    </w:p>
-    <w:p>
-      <w:pPr>
-        <w:pBdr>
-          <w:left w:val="single" w:sz="12" w:space="6" w:color="B7C3D4"/>
-        </w:pBdr>
-        <w:shd w:val="clear" w:color="auto" w:fill="F2F4F7"/>
-        <w:spacing w:line="250" w:lineRule="auto"/>
-        <w:ind w:left="180" w:right="180"/>
-      </w:pPr>
-      <w:r>
-        <w:rPr>
-          <w:rFonts w:ascii="Consolas" w:eastAsia="Consolas" w:hAnsi="Consolas" w:cs="Consolas"/>
-          <w:color w:val="0E7A34"/>
-          <w:sz w:val="17"/>
-        </w:rPr>
-        <w:t xml:space="preserve">    //   ?? ""            그 undefined 를 빈 문자열로 바꾼다</w:t>
+        <w:t xml:space="preserve">    //   </w:t>
+      </w:r>
+      <w:proofErr w:type="gramStart"/>
+      <w:r>
+        <w:rPr>
+          <w:rFonts w:ascii="Consolas" w:eastAsia="Consolas" w:hAnsi="Consolas" w:cs="Consolas"/>
+          <w:color w:val="0E7A34"/>
+          <w:sz w:val="17"/>
+        </w:rPr>
+        <w:t>detail?.</w:t>
+      </w:r>
+      <w:proofErr w:type="gramEnd"/>
+      <w:r>
+        <w:rPr>
+          <w:rFonts w:ascii="Consolas" w:eastAsia="Consolas" w:hAnsi="Consolas" w:cs="Consolas"/>
+          <w:color w:val="0E7A34"/>
+          <w:sz w:val="17"/>
+        </w:rPr>
+        <w:t>address  detail 이 없으면 거기서 멈추고 undefined</w:t>
+      </w:r>
+    </w:p>
+    <w:p>
+      <w:pPr>
+        <w:pBdr>
+          <w:left w:val="single" w:sz="12" w:space="6" w:color="B7C3D4"/>
+        </w:pBdr>
+        <w:shd w:val="clear" w:color="auto" w:fill="F2F4F7"/>
+        <w:spacing w:line="250" w:lineRule="auto"/>
+        <w:ind w:left="180" w:right="180"/>
+      </w:pPr>
+      <w:r>
+        <w:rPr>
+          <w:rFonts w:ascii="Consolas" w:eastAsia="Consolas" w:hAnsi="Consolas" w:cs="Consolas"/>
+          <w:color w:val="0E7A34"/>
+          <w:sz w:val="17"/>
+        </w:rPr>
+        <w:t xml:space="preserve">    //   ?? "</w:t>
+      </w:r>
+      <w:proofErr w:type="gramStart"/>
+      <w:r>
+        <w:rPr>
+          <w:rFonts w:ascii="Consolas" w:eastAsia="Consolas" w:hAnsi="Consolas" w:cs="Consolas"/>
+          <w:color w:val="0E7A34"/>
+          <w:sz w:val="17"/>
+        </w:rPr>
+        <w:t>"            그</w:t>
+      </w:r>
+      <w:proofErr w:type="gramEnd"/>
+      <w:r>
+        <w:rPr>
+          <w:rFonts w:ascii="Consolas" w:eastAsia="Consolas" w:hAnsi="Consolas" w:cs="Consolas"/>
+          <w:color w:val="0E7A34"/>
+          <w:sz w:val="17"/>
+        </w:rPr>
+        <w:t xml:space="preserve"> undefined 를 빈 문자열로 바꾼다</w:t>
       </w:r>
     </w:p>
     <w:p>
@@ -13540,97 +14966,205 @@
           <w:color w:val="0E7A34"/>
           <w:sz w:val="17"/>
         </w:rPr>
-        <w:t xml:space="preserve">        name: student.name ?? "",</w:t>
-      </w:r>
-    </w:p>
-    <w:p>
-      <w:pPr>
-        <w:pBdr>
-          <w:left w:val="single" w:sz="12" w:space="6" w:color="B7C3D4"/>
-        </w:pBdr>
-        <w:shd w:val="clear" w:color="auto" w:fill="F2F4F7"/>
-        <w:spacing w:line="250" w:lineRule="auto"/>
-        <w:ind w:left="180" w:right="180"/>
-      </w:pPr>
-      <w:r>
-        <w:rPr>
-          <w:rFonts w:ascii="Consolas" w:eastAsia="Consolas" w:hAnsi="Consolas" w:cs="Consolas"/>
-          <w:color w:val="0E7A34"/>
-          <w:sz w:val="17"/>
-        </w:rPr>
-        <w:t xml:space="preserve">        studentNumber: student.studentNumber ?? "",</w:t>
-      </w:r>
-    </w:p>
-    <w:p>
-      <w:pPr>
-        <w:pBdr>
-          <w:left w:val="single" w:sz="12" w:space="6" w:color="B7C3D4"/>
-        </w:pBdr>
-        <w:shd w:val="clear" w:color="auto" w:fill="F2F4F7"/>
-        <w:spacing w:line="250" w:lineRule="auto"/>
-        <w:ind w:left="180" w:right="180"/>
-      </w:pPr>
-      <w:r>
-        <w:rPr>
-          <w:rFonts w:ascii="Consolas" w:eastAsia="Consolas" w:hAnsi="Consolas" w:cs="Consolas"/>
-          <w:color w:val="0E7A34"/>
-          <w:sz w:val="17"/>
-        </w:rPr>
-        <w:t xml:space="preserve">        address: detail?.address ?? "",</w:t>
-      </w:r>
-    </w:p>
-    <w:p>
-      <w:pPr>
-        <w:pBdr>
-          <w:left w:val="single" w:sz="12" w:space="6" w:color="B7C3D4"/>
-        </w:pBdr>
-        <w:shd w:val="clear" w:color="auto" w:fill="F2F4F7"/>
-        <w:spacing w:line="250" w:lineRule="auto"/>
-        <w:ind w:left="180" w:right="180"/>
-      </w:pPr>
-      <w:r>
-        <w:rPr>
-          <w:rFonts w:ascii="Consolas" w:eastAsia="Consolas" w:hAnsi="Consolas" w:cs="Consolas"/>
-          <w:color w:val="0E7A34"/>
-          <w:sz w:val="17"/>
-        </w:rPr>
-        <w:t xml:space="preserve">        phoneNumber: detail?.phoneNumber ?? "",</w:t>
-      </w:r>
-    </w:p>
-    <w:p>
-      <w:pPr>
-        <w:pBdr>
-          <w:left w:val="single" w:sz="12" w:space="6" w:color="B7C3D4"/>
-        </w:pBdr>
-        <w:shd w:val="clear" w:color="auto" w:fill="F2F4F7"/>
-        <w:spacing w:line="250" w:lineRule="auto"/>
-        <w:ind w:left="180" w:right="180"/>
-      </w:pPr>
-      <w:r>
-        <w:rPr>
-          <w:rFonts w:ascii="Consolas" w:eastAsia="Consolas" w:hAnsi="Consolas" w:cs="Consolas"/>
-          <w:color w:val="0E7A34"/>
-          <w:sz w:val="17"/>
-        </w:rPr>
-        <w:t xml:space="preserve">        email: detail?.email ?? "",</w:t>
-      </w:r>
-    </w:p>
-    <w:p>
-      <w:pPr>
-        <w:pBdr>
-          <w:left w:val="single" w:sz="12" w:space="6" w:color="B7C3D4"/>
-        </w:pBdr>
-        <w:shd w:val="clear" w:color="auto" w:fill="F2F4F7"/>
-        <w:spacing w:line="250" w:lineRule="auto"/>
-        <w:ind w:left="180" w:right="180"/>
-      </w:pPr>
-      <w:r>
-        <w:rPr>
-          <w:rFonts w:ascii="Consolas" w:eastAsia="Consolas" w:hAnsi="Consolas" w:cs="Consolas"/>
-          <w:color w:val="0E7A34"/>
-          <w:sz w:val="17"/>
-        </w:rPr>
-        <w:t xml:space="preserve">        dateOfBirth: detail?.dateOfBirth ?? "",</w:t>
+        <w:t xml:space="preserve">        name: </w:t>
+      </w:r>
+      <w:proofErr w:type="gramStart"/>
+      <w:r>
+        <w:rPr>
+          <w:rFonts w:ascii="Consolas" w:eastAsia="Consolas" w:hAnsi="Consolas" w:cs="Consolas"/>
+          <w:color w:val="0E7A34"/>
+          <w:sz w:val="17"/>
+        </w:rPr>
+        <w:t>student.name ??</w:t>
+      </w:r>
+      <w:proofErr w:type="gramEnd"/>
+      <w:r>
+        <w:rPr>
+          <w:rFonts w:ascii="Consolas" w:eastAsia="Consolas" w:hAnsi="Consolas" w:cs="Consolas"/>
+          <w:color w:val="0E7A34"/>
+          <w:sz w:val="17"/>
+        </w:rPr>
+        <w:t xml:space="preserve"> "",</w:t>
+      </w:r>
+    </w:p>
+    <w:p>
+      <w:pPr>
+        <w:pBdr>
+          <w:left w:val="single" w:sz="12" w:space="6" w:color="B7C3D4"/>
+        </w:pBdr>
+        <w:shd w:val="clear" w:color="auto" w:fill="F2F4F7"/>
+        <w:spacing w:line="250" w:lineRule="auto"/>
+        <w:ind w:left="180" w:right="180"/>
+      </w:pPr>
+      <w:r>
+        <w:rPr>
+          <w:rFonts w:ascii="Consolas" w:eastAsia="Consolas" w:hAnsi="Consolas" w:cs="Consolas"/>
+          <w:color w:val="0E7A34"/>
+          <w:sz w:val="17"/>
+        </w:rPr>
+        <w:t xml:space="preserve">        studentNumber: </w:t>
+      </w:r>
+      <w:proofErr w:type="gramStart"/>
+      <w:r>
+        <w:rPr>
+          <w:rFonts w:ascii="Consolas" w:eastAsia="Consolas" w:hAnsi="Consolas" w:cs="Consolas"/>
+          <w:color w:val="0E7A34"/>
+          <w:sz w:val="17"/>
+        </w:rPr>
+        <w:t>student.studentNumber</w:t>
+      </w:r>
+      <w:proofErr w:type="gramEnd"/>
+      <w:r>
+        <w:rPr>
+          <w:rFonts w:ascii="Consolas" w:eastAsia="Consolas" w:hAnsi="Consolas" w:cs="Consolas"/>
+          <w:color w:val="0E7A34"/>
+          <w:sz w:val="17"/>
+        </w:rPr>
+        <w:t xml:space="preserve"> ?? "",</w:t>
+      </w:r>
+    </w:p>
+    <w:p>
+      <w:pPr>
+        <w:pBdr>
+          <w:left w:val="single" w:sz="12" w:space="6" w:color="B7C3D4"/>
+        </w:pBdr>
+        <w:shd w:val="clear" w:color="auto" w:fill="F2F4F7"/>
+        <w:spacing w:line="250" w:lineRule="auto"/>
+        <w:ind w:left="180" w:right="180"/>
+      </w:pPr>
+      <w:r>
+        <w:rPr>
+          <w:rFonts w:ascii="Consolas" w:eastAsia="Consolas" w:hAnsi="Consolas" w:cs="Consolas"/>
+          <w:color w:val="0E7A34"/>
+          <w:sz w:val="17"/>
+        </w:rPr>
+        <w:t xml:space="preserve">        address: </w:t>
+      </w:r>
+      <w:proofErr w:type="gramStart"/>
+      <w:r>
+        <w:rPr>
+          <w:rFonts w:ascii="Consolas" w:eastAsia="Consolas" w:hAnsi="Consolas" w:cs="Consolas"/>
+          <w:color w:val="0E7A34"/>
+          <w:sz w:val="17"/>
+        </w:rPr>
+        <w:t>detail?.</w:t>
+      </w:r>
+      <w:proofErr w:type="gramEnd"/>
+      <w:r>
+        <w:rPr>
+          <w:rFonts w:ascii="Consolas" w:eastAsia="Consolas" w:hAnsi="Consolas" w:cs="Consolas"/>
+          <w:color w:val="0E7A34"/>
+          <w:sz w:val="17"/>
+        </w:rPr>
+        <w:t>address ?? "",</w:t>
+      </w:r>
+    </w:p>
+    <w:p>
+      <w:pPr>
+        <w:pBdr>
+          <w:left w:val="single" w:sz="12" w:space="6" w:color="B7C3D4"/>
+        </w:pBdr>
+        <w:shd w:val="clear" w:color="auto" w:fill="F2F4F7"/>
+        <w:spacing w:line="250" w:lineRule="auto"/>
+        <w:ind w:left="180" w:right="180"/>
+      </w:pPr>
+      <w:r>
+        <w:rPr>
+          <w:rFonts w:ascii="Consolas" w:eastAsia="Consolas" w:hAnsi="Consolas" w:cs="Consolas"/>
+          <w:color w:val="0E7A34"/>
+          <w:sz w:val="17"/>
+        </w:rPr>
+        <w:t xml:space="preserve">        phoneNumber: </w:t>
+      </w:r>
+      <w:proofErr w:type="gramStart"/>
+      <w:r>
+        <w:rPr>
+          <w:rFonts w:ascii="Consolas" w:eastAsia="Consolas" w:hAnsi="Consolas" w:cs="Consolas"/>
+          <w:color w:val="0E7A34"/>
+          <w:sz w:val="17"/>
+        </w:rPr>
+        <w:t>detail?.</w:t>
+      </w:r>
+      <w:proofErr w:type="gramEnd"/>
+      <w:r>
+        <w:rPr>
+          <w:rFonts w:ascii="Consolas" w:eastAsia="Consolas" w:hAnsi="Consolas" w:cs="Consolas"/>
+          <w:color w:val="0E7A34"/>
+          <w:sz w:val="17"/>
+        </w:rPr>
+        <w:t>phoneNumber ?? "",</w:t>
+      </w:r>
+    </w:p>
+    <w:p>
+      <w:pPr>
+        <w:pBdr>
+          <w:left w:val="single" w:sz="12" w:space="6" w:color="B7C3D4"/>
+        </w:pBdr>
+        <w:shd w:val="clear" w:color="auto" w:fill="F2F4F7"/>
+        <w:spacing w:line="250" w:lineRule="auto"/>
+        <w:ind w:left="180" w:right="180"/>
+      </w:pPr>
+      <w:r>
+        <w:rPr>
+          <w:rFonts w:ascii="Consolas" w:eastAsia="Consolas" w:hAnsi="Consolas" w:cs="Consolas"/>
+          <w:color w:val="0E7A34"/>
+          <w:sz w:val="17"/>
+        </w:rPr>
+        <w:t xml:space="preserve">        email: </w:t>
+      </w:r>
+      <w:proofErr w:type="gramStart"/>
+      <w:r>
+        <w:rPr>
+          <w:rFonts w:ascii="Consolas" w:eastAsia="Consolas" w:hAnsi="Consolas" w:cs="Consolas"/>
+          <w:color w:val="0E7A34"/>
+          <w:sz w:val="17"/>
+        </w:rPr>
+        <w:t>detail?.</w:t>
+      </w:r>
+      <w:proofErr w:type="gramEnd"/>
+      <w:r>
+        <w:rPr>
+          <w:rFonts w:ascii="Consolas" w:eastAsia="Consolas" w:hAnsi="Consolas" w:cs="Consolas"/>
+          <w:color w:val="0E7A34"/>
+          <w:sz w:val="17"/>
+        </w:rPr>
+        <w:t>email ?? "",</w:t>
+      </w:r>
+    </w:p>
+    <w:p>
+      <w:pPr>
+        <w:pBdr>
+          <w:left w:val="single" w:sz="12" w:space="6" w:color="B7C3D4"/>
+        </w:pBdr>
+        <w:shd w:val="clear" w:color="auto" w:fill="F2F4F7"/>
+        <w:spacing w:line="250" w:lineRule="auto"/>
+        <w:ind w:left="180" w:right="180"/>
+      </w:pPr>
+      <w:r>
+        <w:rPr>
+          <w:rFonts w:ascii="Consolas" w:eastAsia="Consolas" w:hAnsi="Consolas" w:cs="Consolas"/>
+          <w:color w:val="0E7A34"/>
+          <w:sz w:val="17"/>
+        </w:rPr>
+        <w:t xml:space="preserve">        dateOfBirth: </w:t>
+      </w:r>
+      <w:proofErr w:type="gramStart"/>
+      <w:r>
+        <w:rPr>
+          <w:rFonts w:ascii="Consolas" w:eastAsia="Consolas" w:hAnsi="Consolas" w:cs="Consolas"/>
+          <w:color w:val="0E7A34"/>
+          <w:sz w:val="17"/>
+        </w:rPr>
+        <w:t>detail?.</w:t>
+      </w:r>
+      <w:proofErr w:type="gramEnd"/>
+      <w:r>
+        <w:rPr>
+          <w:rFonts w:ascii="Consolas" w:eastAsia="Consolas" w:hAnsi="Consolas" w:cs="Consolas"/>
+          <w:color w:val="0E7A34"/>
+          <w:sz w:val="17"/>
+        </w:rPr>
+        <w:t>dateOfBirth ?? "",</w:t>
       </w:r>
     </w:p>
     <w:p>
@@ -13750,8 +15284,6 @@
           <w:sz w:val="17"/>
         </w:rPr>
       </w:pPr>
-      <w:bookmarkStart w:id="0" w:name="_GoBack"/>
-      <w:bookmarkEnd w:id="0"/>
     </w:p>
     <w:p>
       <w:pPr>
@@ -13767,7 +15299,7 @@
           <w:rFonts w:ascii="Consolas" w:eastAsia="Consolas" w:hAnsi="Consolas" w:cs="Consolas"/>
           <w:sz w:val="17"/>
         </w:rPr>
-        <w:t xml:space="preserve">function handleChange(event) {</w:t>
+        <w:t>function handleChange(event) {</w:t>
       </w:r>
     </w:p>
     <w:p>
@@ -13801,24 +15333,56 @@
           <w:rFonts w:ascii="Consolas" w:eastAsia="Consolas" w:hAnsi="Consolas" w:cs="Consolas"/>
           <w:sz w:val="17"/>
         </w:rPr>
-        <w:t xml:space="preserve">    //   event.target       방금 글자를 친 input</w:t>
-      </w:r>
-    </w:p>
-    <w:p>
-      <w:pPr>
-        <w:pBdr>
-          <w:left w:val="single" w:sz="12" w:space="6" w:color="B7C3D4"/>
-        </w:pBdr>
-        <w:shd w:val="clear" w:color="auto" w:fill="F2F4F7"/>
-        <w:spacing w:line="250" w:lineRule="auto"/>
-        <w:ind w:left="180" w:right="180"/>
-      </w:pPr>
-      <w:r>
-        <w:rPr>
-          <w:rFonts w:ascii="Consolas" w:eastAsia="Consolas" w:hAnsi="Consolas" w:cs="Consolas"/>
-          <w:sz w:val="17"/>
-        </w:rPr>
-        <w:t xml:space="preserve">    //   event.target.name  그 input 에 적어 둔 name</w:t>
+        <w:t xml:space="preserve">    /</w:t>
+      </w:r>
+      <w:proofErr w:type="gramStart"/>
+      <w:r>
+        <w:rPr>
+          <w:rFonts w:ascii="Consolas" w:eastAsia="Consolas" w:hAnsi="Consolas" w:cs="Consolas"/>
+          <w:sz w:val="17"/>
+        </w:rPr>
+        <w:t>/   event.target</w:t>
+      </w:r>
+      <w:proofErr w:type="gramEnd"/>
+      <w:r>
+        <w:rPr>
+          <w:rFonts w:ascii="Consolas" w:eastAsia="Consolas" w:hAnsi="Consolas" w:cs="Consolas"/>
+          <w:sz w:val="17"/>
+        </w:rPr>
+        <w:t xml:space="preserve">       방금 글자를 친 input</w:t>
+      </w:r>
+    </w:p>
+    <w:p>
+      <w:pPr>
+        <w:pBdr>
+          <w:left w:val="single" w:sz="12" w:space="6" w:color="B7C3D4"/>
+        </w:pBdr>
+        <w:shd w:val="clear" w:color="auto" w:fill="F2F4F7"/>
+        <w:spacing w:line="250" w:lineRule="auto"/>
+        <w:ind w:left="180" w:right="180"/>
+      </w:pPr>
+      <w:r>
+        <w:rPr>
+          <w:rFonts w:ascii="Consolas" w:eastAsia="Consolas" w:hAnsi="Consolas" w:cs="Consolas"/>
+          <w:sz w:val="17"/>
+        </w:rPr>
+        <w:t xml:space="preserve">    /</w:t>
+      </w:r>
+      <w:proofErr w:type="gramStart"/>
+      <w:r>
+        <w:rPr>
+          <w:rFonts w:ascii="Consolas" w:eastAsia="Consolas" w:hAnsi="Consolas" w:cs="Consolas"/>
+          <w:sz w:val="17"/>
+        </w:rPr>
+        <w:t>/   event.target.name</w:t>
+      </w:r>
+      <w:proofErr w:type="gramEnd"/>
+      <w:r>
+        <w:rPr>
+          <w:rFonts w:ascii="Consolas" w:eastAsia="Consolas" w:hAnsi="Consolas" w:cs="Consolas"/>
+          <w:sz w:val="17"/>
+        </w:rPr>
+        <w:t xml:space="preserve">  그 input 에 적어 둔 name</w:t>
       </w:r>
     </w:p>
     <w:p>
@@ -13852,7 +15416,23 @@
           <w:rFonts w:ascii="Consolas" w:eastAsia="Consolas" w:hAnsi="Consolas" w:cs="Consolas"/>
           <w:sz w:val="17"/>
         </w:rPr>
-        <w:t xml:space="preserve">    const value = event.target.value;</w:t>
+        <w:t xml:space="preserve">    const value = </w:t>
+      </w:r>
+      <w:proofErr w:type="gramStart"/>
+      <w:r>
+        <w:rPr>
+          <w:rFonts w:ascii="Consolas" w:eastAsia="Consolas" w:hAnsi="Consolas" w:cs="Consolas"/>
+          <w:sz w:val="17"/>
+        </w:rPr>
+        <w:t>event.target</w:t>
+      </w:r>
+      <w:proofErr w:type="gramEnd"/>
+      <w:r>
+        <w:rPr>
+          <w:rFonts w:ascii="Consolas" w:eastAsia="Consolas" w:hAnsi="Consolas" w:cs="Consolas"/>
+          <w:sz w:val="17"/>
+        </w:rPr>
+        <w:t>.value;</w:t>
       </w:r>
     </w:p>
     <w:p>
@@ -13903,7 +15483,23 @@
           <w:rFonts w:ascii="Consolas" w:eastAsia="Consolas" w:hAnsi="Consolas" w:cs="Consolas"/>
           <w:sz w:val="17"/>
         </w:rPr>
-        <w:t xml:space="preserve">    const next = { ...form };</w:t>
+        <w:t xml:space="preserve">    const next = </w:t>
+      </w:r>
+      <w:proofErr w:type="gramStart"/>
+      <w:r>
+        <w:rPr>
+          <w:rFonts w:ascii="Consolas" w:eastAsia="Consolas" w:hAnsi="Consolas" w:cs="Consolas"/>
+          <w:sz w:val="17"/>
+        </w:rPr>
+        <w:t>{ ...</w:t>
+      </w:r>
+      <w:proofErr w:type="gramEnd"/>
+      <w:r>
+        <w:rPr>
+          <w:rFonts w:ascii="Consolas" w:eastAsia="Consolas" w:hAnsi="Consolas" w:cs="Consolas"/>
+          <w:sz w:val="17"/>
+        </w:rPr>
+        <w:t>form };</w:t>
       </w:r>
     </w:p>
     <w:p>
@@ -14039,29 +15635,34 @@
           <w:rFonts w:ascii="Consolas" w:eastAsia="Consolas" w:hAnsi="Consolas" w:cs="Consolas"/>
           <w:sz w:val="17"/>
         </w:rPr>
-        <w:t xml:space="preserve">}</w:t>
+        <w:t>}</w:t>
       </w:r>
     </w:p>
     <w:p>
       <w:pPr>
         <w:spacing w:before="140"/>
-      </w:pPr>
-      <w:r>
         <w:rPr>
           <w:b/>
           <w:color w:val="666666"/>
           <w:sz w:val="17"/>
         </w:rPr>
+      </w:pPr>
+      <w:r>
+        <w:rPr>
+          <w:b/>
+          <w:color w:val="666666"/>
+          <w:sz w:val="17"/>
+        </w:rPr>
         <w:t xml:space="preserve">▶ src/components/StudentForm.jsx      </w:t>
       </w:r>
-      <w:hyperlink r:id="rId11" w:history="1">
+      <w:hyperlink r:id="rId10" w:history="1">
         <w:r>
           <w:rPr>
             <w:rStyle w:val="a5"/>
             <w:b/>
             <w:sz w:val="17"/>
           </w:rPr>
-          <w:t>[전체 코드 보기]</w:t>
+          <w:t>https://github.com/mysoyul/Html_CSS_JS_App/blob/main/student_react_first/src/components/StudentForm.jsx</w:t>
         </w:r>
       </w:hyperlink>
     </w:p>
@@ -14079,92 +15680,156 @@
           <w:rFonts w:ascii="Consolas" w:eastAsia="Consolas" w:hAnsi="Consolas" w:cs="Consolas"/>
           <w:sz w:val="17"/>
         </w:rPr>
-        <w:t xml:space="preserve">/* 입력칸 한 개는 언제나 이 세 가지가 짝이다.</w:t>
-      </w:r>
-    </w:p>
-    <w:p>
-      <w:pPr>
-        <w:pBdr>
-          <w:left w:val="single" w:sz="12" w:space="6" w:color="B7C3D4"/>
-        </w:pBdr>
-        <w:shd w:val="clear" w:color="auto" w:fill="F2F4F7"/>
-        <w:spacing w:line="250" w:lineRule="auto"/>
-        <w:ind w:left="180" w:right="180"/>
-      </w:pPr>
-      <w:r>
-        <w:rPr>
-          <w:rFonts w:ascii="Consolas" w:eastAsia="Consolas" w:hAnsi="Consolas" w:cs="Consolas"/>
-          <w:sz w:val="17"/>
-        </w:rPr>
-        <w:t xml:space="preserve">     value    = {form.어느칸}   보이는 값은 부모에게서 온다</w:t>
-      </w:r>
-    </w:p>
-    <w:p>
-      <w:pPr>
-        <w:pBdr>
-          <w:left w:val="single" w:sz="12" w:space="6" w:color="B7C3D4"/>
-        </w:pBdr>
-        <w:shd w:val="clear" w:color="auto" w:fill="F2F4F7"/>
-        <w:spacing w:line="250" w:lineRule="auto"/>
-        <w:ind w:left="180" w:right="180"/>
-      </w:pPr>
-      <w:r>
-        <w:rPr>
-          <w:rFonts w:ascii="Consolas" w:eastAsia="Consolas" w:hAnsi="Consolas" w:cs="Consolas"/>
-          <w:sz w:val="17"/>
-        </w:rPr>
-        <w:t xml:space="preserve">     onChange = {onChange}      바뀌면 부모에게 알린다</w:t>
-      </w:r>
-    </w:p>
-    <w:p>
-      <w:pPr>
-        <w:pBdr>
-          <w:left w:val="single" w:sz="12" w:space="6" w:color="B7C3D4"/>
-        </w:pBdr>
-        <w:shd w:val="clear" w:color="auto" w:fill="F2F4F7"/>
-        <w:spacing w:line="250" w:lineRule="auto"/>
-        <w:ind w:left="180" w:right="180"/>
-      </w:pPr>
-      <w:r>
-        <w:rPr>
-          <w:rFonts w:ascii="Consolas" w:eastAsia="Consolas" w:hAnsi="Consolas" w:cs="Consolas"/>
-          <w:sz w:val="17"/>
-        </w:rPr>
-        <w:t xml:space="preserve">     name     = "어느칸"        부모가 어느 칸인지 알아보는 이름 */</w:t>
-      </w:r>
-    </w:p>
-    <w:p>
-      <w:pPr>
-        <w:pBdr>
-          <w:left w:val="single" w:sz="12" w:space="6" w:color="B7C3D4"/>
-        </w:pBdr>
-        <w:shd w:val="clear" w:color="auto" w:fill="F2F4F7"/>
-        <w:spacing w:line="250" w:lineRule="auto"/>
-        <w:ind w:left="180" w:right="180"/>
-      </w:pPr>
-      <w:r>
-        <w:rPr>
-          <w:rFonts w:ascii="Consolas" w:eastAsia="Consolas" w:hAnsi="Consolas" w:cs="Consolas"/>
-          <w:sz w:val="17"/>
-        </w:rPr>
-        <w:t xml:space="preserve">&lt;div className="form-group"&gt;</w:t>
-      </w:r>
-    </w:p>
-    <w:p>
-      <w:pPr>
-        <w:pBdr>
-          <w:left w:val="single" w:sz="12" w:space="6" w:color="B7C3D4"/>
-        </w:pBdr>
-        <w:shd w:val="clear" w:color="auto" w:fill="F2F4F7"/>
-        <w:spacing w:line="250" w:lineRule="auto"/>
-        <w:ind w:left="180" w:right="180"/>
-      </w:pPr>
-      <w:r>
-        <w:rPr>
-          <w:rFonts w:ascii="Consolas" w:eastAsia="Consolas" w:hAnsi="Consolas" w:cs="Consolas"/>
-          <w:sz w:val="17"/>
-        </w:rPr>
-        <w:t xml:space="preserve">    &lt;label htmlFor="name"&gt;이름:&lt;/label&gt;</w:t>
+        <w:t>/* 입력칸 한 개는 언제나 이 세 가지가 짝이다.</w:t>
+      </w:r>
+    </w:p>
+    <w:p>
+      <w:pPr>
+        <w:pBdr>
+          <w:left w:val="single" w:sz="12" w:space="6" w:color="B7C3D4"/>
+        </w:pBdr>
+        <w:shd w:val="clear" w:color="auto" w:fill="F2F4F7"/>
+        <w:spacing w:line="250" w:lineRule="auto"/>
+        <w:ind w:left="180" w:right="180"/>
+      </w:pPr>
+      <w:r>
+        <w:rPr>
+          <w:rFonts w:ascii="Consolas" w:eastAsia="Consolas" w:hAnsi="Consolas" w:cs="Consolas"/>
+          <w:sz w:val="17"/>
+        </w:rPr>
+        <w:t xml:space="preserve">     value    = {form</w:t>
+      </w:r>
+      <w:proofErr w:type="gramStart"/>
+      <w:r>
+        <w:rPr>
+          <w:rFonts w:ascii="Consolas" w:eastAsia="Consolas" w:hAnsi="Consolas" w:cs="Consolas"/>
+          <w:sz w:val="17"/>
+        </w:rPr>
+        <w:t>.어느칸</w:t>
+      </w:r>
+      <w:proofErr w:type="gramEnd"/>
+      <w:r>
+        <w:rPr>
+          <w:rFonts w:ascii="Consolas" w:eastAsia="Consolas" w:hAnsi="Consolas" w:cs="Consolas"/>
+          <w:sz w:val="17"/>
+        </w:rPr>
+        <w:t>}   보이는 값은 부모에게서 온다</w:t>
+      </w:r>
+    </w:p>
+    <w:p>
+      <w:pPr>
+        <w:pBdr>
+          <w:left w:val="single" w:sz="12" w:space="6" w:color="B7C3D4"/>
+        </w:pBdr>
+        <w:shd w:val="clear" w:color="auto" w:fill="F2F4F7"/>
+        <w:spacing w:line="250" w:lineRule="auto"/>
+        <w:ind w:left="180" w:right="180"/>
+      </w:pPr>
+      <w:r>
+        <w:rPr>
+          <w:rFonts w:ascii="Consolas" w:eastAsia="Consolas" w:hAnsi="Consolas" w:cs="Consolas"/>
+          <w:sz w:val="17"/>
+        </w:rPr>
+        <w:t xml:space="preserve">     onChange = {onChange</w:t>
+      </w:r>
+      <w:proofErr w:type="gramStart"/>
+      <w:r>
+        <w:rPr>
+          <w:rFonts w:ascii="Consolas" w:eastAsia="Consolas" w:hAnsi="Consolas" w:cs="Consolas"/>
+          <w:sz w:val="17"/>
+        </w:rPr>
+        <w:t>}      바뀌면</w:t>
+      </w:r>
+      <w:proofErr w:type="gramEnd"/>
+      <w:r>
+        <w:rPr>
+          <w:rFonts w:ascii="Consolas" w:eastAsia="Consolas" w:hAnsi="Consolas" w:cs="Consolas"/>
+          <w:sz w:val="17"/>
+        </w:rPr>
+        <w:t xml:space="preserve"> 부모에게 알린다</w:t>
+      </w:r>
+    </w:p>
+    <w:p>
+      <w:pPr>
+        <w:pBdr>
+          <w:left w:val="single" w:sz="12" w:space="6" w:color="B7C3D4"/>
+        </w:pBdr>
+        <w:shd w:val="clear" w:color="auto" w:fill="F2F4F7"/>
+        <w:spacing w:line="250" w:lineRule="auto"/>
+        <w:ind w:left="180" w:right="180"/>
+      </w:pPr>
+      <w:r>
+        <w:rPr>
+          <w:rFonts w:ascii="Consolas" w:eastAsia="Consolas" w:hAnsi="Consolas" w:cs="Consolas"/>
+          <w:sz w:val="17"/>
+        </w:rPr>
+        <w:t xml:space="preserve">     name     = "어느칸</w:t>
+      </w:r>
+      <w:proofErr w:type="gramStart"/>
+      <w:r>
+        <w:rPr>
+          <w:rFonts w:ascii="Consolas" w:eastAsia="Consolas" w:hAnsi="Consolas" w:cs="Consolas"/>
+          <w:sz w:val="17"/>
+        </w:rPr>
+        <w:t>"        부모가</w:t>
+      </w:r>
+      <w:proofErr w:type="gramEnd"/>
+      <w:r>
+        <w:rPr>
+          <w:rFonts w:ascii="Consolas" w:eastAsia="Consolas" w:hAnsi="Consolas" w:cs="Consolas"/>
+          <w:sz w:val="17"/>
+        </w:rPr>
+        <w:t xml:space="preserve"> 어느 칸인지 알아보는 이름 */</w:t>
+      </w:r>
+    </w:p>
+    <w:p>
+      <w:pPr>
+        <w:pBdr>
+          <w:left w:val="single" w:sz="12" w:space="6" w:color="B7C3D4"/>
+        </w:pBdr>
+        <w:shd w:val="clear" w:color="auto" w:fill="F2F4F7"/>
+        <w:spacing w:line="250" w:lineRule="auto"/>
+        <w:ind w:left="180" w:right="180"/>
+      </w:pPr>
+      <w:r>
+        <w:rPr>
+          <w:rFonts w:ascii="Consolas" w:eastAsia="Consolas" w:hAnsi="Consolas" w:cs="Consolas"/>
+          <w:sz w:val="17"/>
+        </w:rPr>
+        <w:t>&lt;div className="form-group"&gt;</w:t>
+      </w:r>
+    </w:p>
+    <w:p>
+      <w:pPr>
+        <w:pBdr>
+          <w:left w:val="single" w:sz="12" w:space="6" w:color="B7C3D4"/>
+        </w:pBdr>
+        <w:shd w:val="clear" w:color="auto" w:fill="F2F4F7"/>
+        <w:spacing w:line="250" w:lineRule="auto"/>
+        <w:ind w:left="180" w:right="180"/>
+      </w:pPr>
+      <w:r>
+        <w:rPr>
+          <w:rFonts w:ascii="Consolas" w:eastAsia="Consolas" w:hAnsi="Consolas" w:cs="Consolas"/>
+          <w:sz w:val="17"/>
+        </w:rPr>
+        <w:t xml:space="preserve">    &lt;label htmlFor="name"&gt;이름</w:t>
+      </w:r>
+      <w:proofErr w:type="gramStart"/>
+      <w:r>
+        <w:rPr>
+          <w:rFonts w:ascii="Consolas" w:eastAsia="Consolas" w:hAnsi="Consolas" w:cs="Consolas"/>
+          <w:sz w:val="17"/>
+        </w:rPr>
+        <w:t>:&lt;</w:t>
+      </w:r>
+      <w:proofErr w:type="gramEnd"/>
+      <w:r>
+        <w:rPr>
+          <w:rFonts w:ascii="Consolas" w:eastAsia="Consolas" w:hAnsi="Consolas" w:cs="Consolas"/>
+          <w:sz w:val="17"/>
+        </w:rPr>
+        <w:t>/label&gt;</w:t>
       </w:r>
     </w:p>
     <w:p>
@@ -14317,7 +15982,7 @@
           <w:rFonts w:ascii="Consolas" w:eastAsia="Consolas" w:hAnsi="Consolas" w:cs="Consolas"/>
           <w:sz w:val="17"/>
         </w:rPr>
-        <w:t xml:space="preserve">&lt;/div&gt;</w:t>
+        <w:t>&lt;/div&gt;</w:t>
       </w:r>
     </w:p>
     <w:p>
@@ -14351,24 +16016,24 @@
           <w:rFonts w:ascii="Consolas" w:eastAsia="Consolas" w:hAnsi="Consolas" w:cs="Consolas"/>
           <w:sz w:val="17"/>
         </w:rPr>
-        <w:t xml:space="preserve">// 학번 · 주소 · 전화번호 · 이메일 · 생년월일도 같은 모양으로 다섯 번 더 적는다.</w:t>
-      </w:r>
-    </w:p>
-    <w:p>
-      <w:pPr>
-        <w:pBdr>
-          <w:left w:val="single" w:sz="12" w:space="6" w:color="B7C3D4"/>
-        </w:pBdr>
-        <w:shd w:val="clear" w:color="auto" w:fill="F2F4F7"/>
-        <w:spacing w:line="250" w:lineRule="auto"/>
-        <w:ind w:left="180" w:right="180"/>
-      </w:pPr>
-      <w:r>
-        <w:rPr>
-          <w:rFonts w:ascii="Consolas" w:eastAsia="Consolas" w:hAnsi="Consolas" w:cs="Consolas"/>
-          <w:sz w:val="17"/>
-        </w:rPr>
-        <w:t xml:space="preserve">// name 과 value 만 그 칸에 맞게 바꾸면 된다.</w:t>
+        <w:t>// 학번 · 주소 · 전화번호 · 이메일 · 생년월일도 같은 모양으로 다섯 번 더 적는다.</w:t>
+      </w:r>
+    </w:p>
+    <w:p>
+      <w:pPr>
+        <w:pBdr>
+          <w:left w:val="single" w:sz="12" w:space="6" w:color="B7C3D4"/>
+        </w:pBdr>
+        <w:shd w:val="clear" w:color="auto" w:fill="F2F4F7"/>
+        <w:spacing w:line="250" w:lineRule="auto"/>
+        <w:ind w:left="180" w:right="180"/>
+      </w:pPr>
+      <w:r>
+        <w:rPr>
+          <w:rFonts w:ascii="Consolas" w:eastAsia="Consolas" w:hAnsi="Consolas" w:cs="Consolas"/>
+          <w:sz w:val="17"/>
+        </w:rPr>
+        <w:t>// name 과 value 만 그 칸에 맞게 바꾸면 된다.</w:t>
       </w:r>
     </w:p>
     <w:p>
@@ -14385,7 +16050,7 @@
           <w:rFonts w:ascii="Consolas" w:eastAsia="Consolas" w:hAnsi="Consolas" w:cs="Consolas"/>
           <w:sz w:val="17"/>
         </w:rPr>
-        <w:t xml:space="preserve">// 생년월일은 type="date" 이고 required 가 없다.</w:t>
+        <w:t>// 생년월일은 type="date" 이고 required 가 없다.</w:t>
       </w:r>
     </w:p>
     <w:p>
@@ -14404,14 +16069,6 @@
     </w:p>
     <w:p>
       <w:pPr>
-        <w:spacing w:after="80"/>
-      </w:pPr>
-      <w:r>
-        <w:t>실습 5-5 에서 표를 붙인 것과 같습니다. 만든 폼을 화면에 올려 글자가 써지는지 눈으로 확인합니다. 표보다 넘겨줄 것이 많아 손이 한 번 더 갑니다.</w:t>
-      </w:r>
-    </w:p>
-    <w:p>
-      <w:pPr>
         <w:spacing w:before="140"/>
       </w:pPr>
       <w:r>
@@ -14420,15 +16077,45 @@
           <w:color w:val="666666"/>
           <w:sz w:val="17"/>
         </w:rPr>
-        <w:t xml:space="preserve">▶ </w:t>
-      </w:r>
+        <w:t>▶ src/App.jsx — 맨 위에 한 줄</w:t>
+      </w:r>
+    </w:p>
+    <w:p>
+      <w:pPr>
+        <w:pBdr>
+          <w:left w:val="single" w:sz="12" w:space="6" w:color="B7C3D4"/>
+        </w:pBdr>
+        <w:shd w:val="clear" w:color="auto" w:fill="F2F4F7"/>
+        <w:spacing w:before="60" w:line="250" w:lineRule="auto"/>
+        <w:ind w:left="180" w:right="180"/>
+      </w:pPr>
+      <w:r>
+        <w:rPr>
+          <w:rFonts w:ascii="Consolas" w:eastAsia="Consolas" w:hAnsi="Consolas" w:cs="Consolas"/>
+          <w:sz w:val="17"/>
+        </w:rPr>
+        <w:t>import StudentForm from "./components/StudentForm.jsx";</w:t>
+      </w:r>
+    </w:p>
+    <w:p>
+      <w:pPr>
+        <w:spacing w:after="80"/>
+      </w:pPr>
+      <w:r>
+        <w:t>폼은 등록 모드인지 수정 모드인지를 알아야 합니다. 그런데 그 값은 실습 5-3 에서 만든 editingId 로 계산할 수 있으므로 state 를 따로 두지 않습니다.</w:t>
+      </w:r>
+    </w:p>
+    <w:p>
+      <w:pPr>
+        <w:spacing w:before="140"/>
+      </w:pPr>
       <w:r>
         <w:rPr>
           <w:b/>
           <w:color w:val="666666"/>
           <w:sz w:val="17"/>
         </w:rPr>
-        <w:t xml:space="preserve">src/App.jsx — 맨 위에 한 줄</w:t>
+        <w:t>▶ src/App.jsx — state 선언 아래</w:t>
       </w:r>
     </w:p>
     <w:p>
@@ -14445,7 +16132,58 @@
           <w:rFonts w:ascii="Consolas" w:eastAsia="Consolas" w:hAnsi="Consolas" w:cs="Consolas"/>
           <w:sz w:val="17"/>
         </w:rPr>
-        <w:t xml:space="preserve">import StudentForm from "./components/StudentForm.jsx";</w:t>
+        <w:lastRenderedPageBreak/>
+        <w:t>// editingId 가 null 이면 등록 모드, 아니면 수정 모드다.</w:t>
+      </w:r>
+    </w:p>
+    <w:p>
+      <w:pPr>
+        <w:pBdr>
+          <w:left w:val="single" w:sz="12" w:space="6" w:color="B7C3D4"/>
+        </w:pBdr>
+        <w:shd w:val="clear" w:color="auto" w:fill="F2F4F7"/>
+        <w:spacing w:line="250" w:lineRule="auto"/>
+        <w:ind w:left="180" w:right="180"/>
+      </w:pPr>
+      <w:r>
+        <w:rPr>
+          <w:rFonts w:ascii="Consolas" w:eastAsia="Consolas" w:hAnsi="Consolas" w:cs="Consolas"/>
+          <w:sz w:val="17"/>
+        </w:rPr>
+        <w:t>// 계산해서 알 수 있는 값은 state 로 두지 않는다.</w:t>
+      </w:r>
+    </w:p>
+    <w:p>
+      <w:pPr>
+        <w:pBdr>
+          <w:left w:val="single" w:sz="12" w:space="6" w:color="B7C3D4"/>
+        </w:pBdr>
+        <w:shd w:val="clear" w:color="auto" w:fill="F2F4F7"/>
+        <w:spacing w:after="160" w:line="250" w:lineRule="auto"/>
+        <w:ind w:left="180" w:right="180"/>
+      </w:pPr>
+      <w:r>
+        <w:rPr>
+          <w:rFonts w:ascii="Consolas" w:eastAsia="Consolas" w:hAnsi="Consolas" w:cs="Consolas"/>
+          <w:sz w:val="17"/>
+        </w:rPr>
+        <w:t xml:space="preserve">const isEditing = </w:t>
+      </w:r>
+      <w:proofErr w:type="gramStart"/>
+      <w:r>
+        <w:rPr>
+          <w:rFonts w:ascii="Consolas" w:eastAsia="Consolas" w:hAnsi="Consolas" w:cs="Consolas"/>
+          <w:sz w:val="17"/>
+        </w:rPr>
+        <w:t>editingId !</w:t>
+      </w:r>
+      <w:proofErr w:type="gramEnd"/>
+      <w:r>
+        <w:rPr>
+          <w:rFonts w:ascii="Consolas" w:eastAsia="Consolas" w:hAnsi="Consolas" w:cs="Consolas"/>
+          <w:sz w:val="17"/>
+        </w:rPr>
+        <w:t>== null;</w:t>
       </w:r>
     </w:p>
     <w:p>
@@ -14453,7 +16191,7 @@
         <w:spacing w:after="80"/>
       </w:pPr>
       <w:r>
-        <w:t>폼은 등록 모드인지 수정 모드인지를 알아야 합니다. 그런데 그 값은 실습 5-3 에서 만든 editingId 로 계산할 수 있으므로 state 를 따로 두지 않습니다.</w:t>
+        <w:t>제출과 취소를 처리하는 함수는 실습 5-8 · 5-9 에서 만듭니다. 여기서도 이름만 있는 함수를 둡니다. 다만 제출 함수 하나는 비워 두면 안 됩니다.</w:t>
       </w:r>
     </w:p>
     <w:p>
@@ -14466,79 +16204,227 @@
           <w:color w:val="666666"/>
           <w:sz w:val="17"/>
         </w:rPr>
-        <w:t xml:space="preserve">▶ </w:t>
-      </w:r>
-      <w:r>
+        <w:t>▶ src/App.jsx — return 위에</w:t>
+      </w:r>
+    </w:p>
+    <w:p>
+      <w:pPr>
+        <w:pBdr>
+          <w:left w:val="single" w:sz="12" w:space="6" w:color="B7C3D4"/>
+        </w:pBdr>
+        <w:shd w:val="clear" w:color="auto" w:fill="F2F4F7"/>
+        <w:spacing w:before="60" w:line="250" w:lineRule="auto"/>
+        <w:ind w:left="180" w:right="180"/>
+      </w:pPr>
+      <w:r>
+        <w:rPr>
+          <w:rFonts w:ascii="Consolas" w:eastAsia="Consolas" w:hAnsi="Consolas" w:cs="Consolas"/>
+          <w:sz w:val="17"/>
+        </w:rPr>
+        <w:t>// 실습 5-8 에서 속을 채운다.</w:t>
+      </w:r>
+    </w:p>
+    <w:p>
+      <w:pPr>
+        <w:pBdr>
+          <w:left w:val="single" w:sz="12" w:space="6" w:color="B7C3D4"/>
+        </w:pBdr>
+        <w:shd w:val="clear" w:color="auto" w:fill="F2F4F7"/>
+        <w:spacing w:line="250" w:lineRule="auto"/>
+        <w:ind w:left="180" w:right="180"/>
+      </w:pPr>
+      <w:r>
+        <w:rPr>
+          <w:rFonts w:ascii="Consolas" w:eastAsia="Consolas" w:hAnsi="Consolas" w:cs="Consolas"/>
+          <w:sz w:val="17"/>
+        </w:rPr>
+        <w:t>function handleSubmit(event) {</w:t>
+      </w:r>
+    </w:p>
+    <w:p>
+      <w:pPr>
+        <w:pBdr>
+          <w:left w:val="single" w:sz="12" w:space="6" w:color="B7C3D4"/>
+        </w:pBdr>
+        <w:shd w:val="clear" w:color="auto" w:fill="F2F4F7"/>
+        <w:spacing w:line="250" w:lineRule="auto"/>
+        <w:ind w:left="180" w:right="180"/>
+      </w:pPr>
+      <w:r>
+        <w:rPr>
+          <w:rFonts w:ascii="Consolas" w:eastAsia="Consolas" w:hAnsi="Consolas" w:cs="Consolas"/>
+          <w:sz w:val="17"/>
+        </w:rPr>
+        <w:t xml:space="preserve">    // 이 한 줄은 지금 넣어야 한다. 없으면 제출할 때마다</w:t>
+      </w:r>
+    </w:p>
+    <w:p>
+      <w:pPr>
+        <w:pBdr>
+          <w:left w:val="single" w:sz="12" w:space="6" w:color="B7C3D4"/>
+        </w:pBdr>
+        <w:shd w:val="clear" w:color="auto" w:fill="F2F4F7"/>
+        <w:spacing w:line="250" w:lineRule="auto"/>
+        <w:ind w:left="180" w:right="180"/>
+      </w:pPr>
+      <w:r>
+        <w:rPr>
+          <w:rFonts w:ascii="Consolas" w:eastAsia="Consolas" w:hAnsi="Consolas" w:cs="Consolas"/>
+          <w:sz w:val="17"/>
+        </w:rPr>
+        <w:t xml:space="preserve">    // 브라우저가 페이지를 새로 불러와 입력한 값이 날아간다.</w:t>
+      </w:r>
+    </w:p>
+    <w:p>
+      <w:pPr>
+        <w:pBdr>
+          <w:left w:val="single" w:sz="12" w:space="6" w:color="B7C3D4"/>
+        </w:pBdr>
+        <w:shd w:val="clear" w:color="auto" w:fill="F2F4F7"/>
+        <w:spacing w:line="250" w:lineRule="auto"/>
+        <w:ind w:left="180" w:right="180"/>
+      </w:pPr>
+      <w:r>
+        <w:rPr>
+          <w:rFonts w:ascii="Consolas" w:eastAsia="Consolas" w:hAnsi="Consolas" w:cs="Consolas"/>
+          <w:sz w:val="17"/>
+        </w:rPr>
+        <w:t xml:space="preserve">    </w:t>
+      </w:r>
+      <w:proofErr w:type="gramStart"/>
+      <w:r>
+        <w:rPr>
+          <w:rFonts w:ascii="Consolas" w:eastAsia="Consolas" w:hAnsi="Consolas" w:cs="Consolas"/>
+          <w:sz w:val="17"/>
+        </w:rPr>
+        <w:t>event.preventDefault</w:t>
+      </w:r>
+      <w:proofErr w:type="gramEnd"/>
+      <w:r>
+        <w:rPr>
+          <w:rFonts w:ascii="Consolas" w:eastAsia="Consolas" w:hAnsi="Consolas" w:cs="Consolas"/>
+          <w:sz w:val="17"/>
+        </w:rPr>
+        <w:t>();</w:t>
+      </w:r>
+    </w:p>
+    <w:p>
+      <w:pPr>
+        <w:pBdr>
+          <w:left w:val="single" w:sz="12" w:space="6" w:color="B7C3D4"/>
+        </w:pBdr>
+        <w:shd w:val="clear" w:color="auto" w:fill="F2F4F7"/>
+        <w:spacing w:line="250" w:lineRule="auto"/>
+        <w:ind w:left="180" w:right="180"/>
+      </w:pPr>
+      <w:r>
+        <w:rPr>
+          <w:rFonts w:ascii="Consolas" w:eastAsia="Consolas" w:hAnsi="Consolas" w:cs="Consolas"/>
+          <w:sz w:val="17"/>
+        </w:rPr>
+        <w:t>}</w:t>
+      </w:r>
+    </w:p>
+    <w:p>
+      <w:pPr>
+        <w:pBdr>
+          <w:left w:val="single" w:sz="12" w:space="6" w:color="B7C3D4"/>
+        </w:pBdr>
+        <w:shd w:val="clear" w:color="auto" w:fill="F2F4F7"/>
+        <w:spacing w:line="250" w:lineRule="auto"/>
+        <w:ind w:left="180" w:right="180"/>
+      </w:pPr>
+      <w:r>
+        <w:rPr>
+          <w:rFonts w:ascii="Consolas" w:eastAsia="Consolas" w:hAnsi="Consolas" w:cs="Consolas"/>
+          <w:sz w:val="17"/>
+        </w:rPr>
+        <w:t xml:space="preserve"> </w:t>
+      </w:r>
+    </w:p>
+    <w:p>
+      <w:pPr>
+        <w:pBdr>
+          <w:left w:val="single" w:sz="12" w:space="6" w:color="B7C3D4"/>
+        </w:pBdr>
+        <w:shd w:val="clear" w:color="auto" w:fill="F2F4F7"/>
+        <w:spacing w:line="250" w:lineRule="auto"/>
+        <w:ind w:left="180" w:right="180"/>
+      </w:pPr>
+      <w:r>
+        <w:rPr>
+          <w:rFonts w:ascii="Consolas" w:eastAsia="Consolas" w:hAnsi="Consolas" w:cs="Consolas"/>
+          <w:sz w:val="17"/>
+        </w:rPr>
+        <w:t>// 실습 5-9 에서 속을 채운다.</w:t>
+      </w:r>
+    </w:p>
+    <w:p>
+      <w:pPr>
+        <w:pBdr>
+          <w:left w:val="single" w:sz="12" w:space="6" w:color="B7C3D4"/>
+        </w:pBdr>
+        <w:shd w:val="clear" w:color="auto" w:fill="F2F4F7"/>
+        <w:spacing w:line="250" w:lineRule="auto"/>
+        <w:ind w:left="180" w:right="180"/>
+      </w:pPr>
+      <w:r>
+        <w:rPr>
+          <w:rFonts w:ascii="Consolas" w:eastAsia="Consolas" w:hAnsi="Consolas" w:cs="Consolas"/>
+          <w:sz w:val="17"/>
+        </w:rPr>
+        <w:t xml:space="preserve">function </w:t>
+      </w:r>
+      <w:proofErr w:type="gramStart"/>
+      <w:r>
+        <w:rPr>
+          <w:rFonts w:ascii="Consolas" w:eastAsia="Consolas" w:hAnsi="Consolas" w:cs="Consolas"/>
+          <w:sz w:val="17"/>
+        </w:rPr>
+        <w:t>resetForm(</w:t>
+      </w:r>
+      <w:proofErr w:type="gramEnd"/>
+      <w:r>
+        <w:rPr>
+          <w:rFonts w:ascii="Consolas" w:eastAsia="Consolas" w:hAnsi="Consolas" w:cs="Consolas"/>
+          <w:sz w:val="17"/>
+        </w:rPr>
+        <w:t>) {</w:t>
+      </w:r>
+    </w:p>
+    <w:p>
+      <w:pPr>
+        <w:pBdr>
+          <w:left w:val="single" w:sz="12" w:space="6" w:color="B7C3D4"/>
+        </w:pBdr>
+        <w:shd w:val="clear" w:color="auto" w:fill="F2F4F7"/>
+        <w:spacing w:after="160" w:line="250" w:lineRule="auto"/>
+        <w:ind w:left="180" w:right="180"/>
+      </w:pPr>
+      <w:r>
+        <w:rPr>
+          <w:rFonts w:ascii="Consolas" w:eastAsia="Consolas" w:hAnsi="Consolas" w:cs="Consolas"/>
+          <w:sz w:val="17"/>
+        </w:rPr>
+        <w:t>}</w:t>
+      </w:r>
+    </w:p>
+    <w:p>
+      <w:pPr>
+        <w:spacing w:after="80"/>
+      </w:pPr>
+      <w:r>
+        <w:t>이제 화면에 올립니다. 폼을 표보다 위에 둡니다.</w:t>
+      </w:r>
+    </w:p>
+    <w:p>
+      <w:pPr>
+        <w:spacing w:before="140"/>
         <w:rPr>
           <w:b/>
           <w:color w:val="666666"/>
           <w:sz w:val="17"/>
         </w:rPr>
-        <w:t xml:space="preserve">src/App.jsx — state 선언 아래</w:t>
-      </w:r>
-    </w:p>
-    <w:p>
-      <w:pPr>
-        <w:pBdr>
-          <w:left w:val="single" w:sz="12" w:space="6" w:color="B7C3D4"/>
-        </w:pBdr>
-        <w:shd w:val="clear" w:color="auto" w:fill="F2F4F7"/>
-        <w:spacing w:before="60" w:line="250" w:lineRule="auto"/>
-        <w:ind w:left="180" w:right="180"/>
-      </w:pPr>
-      <w:r>
-        <w:rPr>
-          <w:rFonts w:ascii="Consolas" w:eastAsia="Consolas" w:hAnsi="Consolas" w:cs="Consolas"/>
-          <w:sz w:val="17"/>
-        </w:rPr>
-        <w:t xml:space="preserve">// editingId 가 null 이면 등록 모드, 아니면 수정 모드다.</w:t>
-      </w:r>
-    </w:p>
-    <w:p>
-      <w:pPr>
-        <w:pBdr>
-          <w:left w:val="single" w:sz="12" w:space="6" w:color="B7C3D4"/>
-        </w:pBdr>
-        <w:shd w:val="clear" w:color="auto" w:fill="F2F4F7"/>
-        <w:spacing w:line="250" w:lineRule="auto"/>
-        <w:ind w:left="180" w:right="180"/>
-      </w:pPr>
-      <w:r>
-        <w:rPr>
-          <w:rFonts w:ascii="Consolas" w:eastAsia="Consolas" w:hAnsi="Consolas" w:cs="Consolas"/>
-          <w:sz w:val="17"/>
-        </w:rPr>
-        <w:t xml:space="preserve">// 계산해서 알 수 있는 값은 state 로 두지 않는다.</w:t>
-      </w:r>
-    </w:p>
-    <w:p>
-      <w:pPr>
-        <w:pBdr>
-          <w:left w:val="single" w:sz="12" w:space="6" w:color="B7C3D4"/>
-        </w:pBdr>
-        <w:shd w:val="clear" w:color="auto" w:fill="F2F4F7"/>
-        <w:spacing w:after="160" w:line="250" w:lineRule="auto"/>
-        <w:ind w:left="180" w:right="180"/>
-      </w:pPr>
-      <w:r>
-        <w:rPr>
-          <w:rFonts w:ascii="Consolas" w:eastAsia="Consolas" w:hAnsi="Consolas" w:cs="Consolas"/>
-          <w:sz w:val="17"/>
-        </w:rPr>
-        <w:t xml:space="preserve">const isEditing = editingId !== null;</w:t>
-      </w:r>
-    </w:p>
-    <w:p>
-      <w:pPr>
-        <w:spacing w:after="80"/>
-      </w:pPr>
-      <w:r>
-        <w:t>제출과 취소를 처리하는 함수는 실습 5-8 · 5-9 에서 만듭니다. 여기서도 이름만 있는 함수를 둡니다. 다만 제출 함수 하나는 비워 두면 안 됩니다.</w:t>
-      </w:r>
-    </w:p>
-    <w:p>
-      <w:pPr>
-        <w:spacing w:before="140"/>
       </w:pPr>
       <w:r>
         <w:rPr>
@@ -14546,15 +16432,57 @@
           <w:color w:val="666666"/>
           <w:sz w:val="17"/>
         </w:rPr>
-        <w:t xml:space="preserve">▶ </w:t>
-      </w:r>
+        <w:t>▶ src/App.jsx — return</w:t>
+      </w:r>
+    </w:p>
+    <w:p>
+      <w:pPr>
+        <w:widowControl/>
+        <w:shd w:val="clear" w:color="auto" w:fill="FFFFFF"/>
+        <w:wordWrap/>
+        <w:autoSpaceDE/>
+        <w:autoSpaceDN/>
+        <w:spacing w:line="285" w:lineRule="atLeast"/>
+        <w:rPr>
+          <w:rFonts w:ascii="Consolas" w:eastAsia="굴림" w:hAnsi="Consolas" w:cs="굴림" w:hint="eastAsia"/>
+          <w:color w:val="000000"/>
+          <w:sz w:val="21"/>
+          <w:szCs w:val="21"/>
+        </w:rPr>
+      </w:pPr>
       <w:r>
         <w:rPr>
           <w:b/>
-          <w:color w:val="666666"/>
-          <w:sz w:val="17"/>
-        </w:rPr>
-        <w:t xml:space="preserve">src/App.jsx — return 위에</w:t>
+          <w:color w:val="FF0000"/>
+          <w:sz w:val="17"/>
+        </w:rPr>
+        <w:t xml:space="preserve">StudentFor.jsx </w:t>
+      </w:r>
+      <w:r>
+        <w:rPr>
+          <w:rFonts w:hint="eastAsia"/>
+          <w:b/>
+          <w:color w:val="FF0000"/>
+          <w:sz w:val="17"/>
+        </w:rPr>
+        <w:t xml:space="preserve">컴포넌트에서 호출하고 있는 </w:t>
+      </w:r>
+      <w:r>
+        <w:rPr>
+          <w:b/>
+          <w:color w:val="FF0000"/>
+          <w:sz w:val="17"/>
+        </w:rPr>
+        <w:t xml:space="preserve">MessageBox </w:t>
+      </w:r>
+      <w:r>
+        <w:rPr>
+          <w:rFonts w:hint="eastAsia"/>
+          <w:b/>
+          <w:color w:val="FF0000"/>
+          <w:sz w:val="17"/>
+        </w:rPr>
+        <w:t>컴포넌트는 우선 주석 처리합니다.</w:t>
       </w:r>
     </w:p>
     <w:p>
@@ -14571,93 +16499,44 @@
           <w:rFonts w:ascii="Consolas" w:eastAsia="Consolas" w:hAnsi="Consolas" w:cs="Consolas"/>
           <w:sz w:val="17"/>
         </w:rPr>
-        <w:t xml:space="preserve">// 실습 5-8 에서 속을 채운다.</w:t>
-      </w:r>
-    </w:p>
-    <w:p>
-      <w:pPr>
-        <w:pBdr>
-          <w:left w:val="single" w:sz="12" w:space="6" w:color="B7C3D4"/>
-        </w:pBdr>
-        <w:shd w:val="clear" w:color="auto" w:fill="F2F4F7"/>
-        <w:spacing w:line="250" w:lineRule="auto"/>
-        <w:ind w:left="180" w:right="180"/>
-      </w:pPr>
-      <w:r>
-        <w:rPr>
-          <w:rFonts w:ascii="Consolas" w:eastAsia="Consolas" w:hAnsi="Consolas" w:cs="Consolas"/>
-          <w:sz w:val="17"/>
-        </w:rPr>
-        <w:t xml:space="preserve">function handleSubmit(event) {</w:t>
-      </w:r>
-    </w:p>
-    <w:p>
-      <w:pPr>
-        <w:pBdr>
-          <w:left w:val="single" w:sz="12" w:space="6" w:color="B7C3D4"/>
-        </w:pBdr>
-        <w:shd w:val="clear" w:color="auto" w:fill="F2F4F7"/>
-        <w:spacing w:line="250" w:lineRule="auto"/>
-        <w:ind w:left="180" w:right="180"/>
-      </w:pPr>
-      <w:r>
-        <w:rPr>
-          <w:rFonts w:ascii="Consolas" w:eastAsia="Consolas" w:hAnsi="Consolas" w:cs="Consolas"/>
-          <w:sz w:val="17"/>
-        </w:rPr>
-        <w:t xml:space="preserve">    // 이 한 줄은 지금 넣어야 한다. 없으면 제출할 때마다</w:t>
-      </w:r>
-    </w:p>
-    <w:p>
-      <w:pPr>
-        <w:pBdr>
-          <w:left w:val="single" w:sz="12" w:space="6" w:color="B7C3D4"/>
-        </w:pBdr>
-        <w:shd w:val="clear" w:color="auto" w:fill="F2F4F7"/>
-        <w:spacing w:line="250" w:lineRule="auto"/>
-        <w:ind w:left="180" w:right="180"/>
-      </w:pPr>
-      <w:r>
-        <w:rPr>
-          <w:rFonts w:ascii="Consolas" w:eastAsia="Consolas" w:hAnsi="Consolas" w:cs="Consolas"/>
-          <w:sz w:val="17"/>
-        </w:rPr>
-        <w:t xml:space="preserve">    // 브라우저가 페이지를 새로 불러와 입력한 값이 날아간다.</w:t>
-      </w:r>
-    </w:p>
-    <w:p>
-      <w:pPr>
-        <w:pBdr>
-          <w:left w:val="single" w:sz="12" w:space="6" w:color="B7C3D4"/>
-        </w:pBdr>
-        <w:shd w:val="clear" w:color="auto" w:fill="F2F4F7"/>
-        <w:spacing w:line="250" w:lineRule="auto"/>
-        <w:ind w:left="180" w:right="180"/>
-      </w:pPr>
-      <w:r>
-        <w:rPr>
-          <w:rFonts w:ascii="Consolas" w:eastAsia="Consolas" w:hAnsi="Consolas" w:cs="Consolas"/>
-          <w:sz w:val="17"/>
-        </w:rPr>
-        <w:t xml:space="preserve">    event.preventDefault();</w:t>
-      </w:r>
-    </w:p>
-    <w:p>
-      <w:pPr>
-        <w:pBdr>
-          <w:left w:val="single" w:sz="12" w:space="6" w:color="B7C3D4"/>
-        </w:pBdr>
-        <w:shd w:val="clear" w:color="auto" w:fill="F2F4F7"/>
-        <w:spacing w:line="250" w:lineRule="auto"/>
-        <w:ind w:left="180" w:right="180"/>
-      </w:pPr>
-      <w:r>
-        <w:rPr>
-          <w:rFonts w:ascii="Consolas" w:eastAsia="Consolas" w:hAnsi="Consolas" w:cs="Consolas"/>
-          <w:sz w:val="17"/>
-        </w:rPr>
-        <w:t xml:space="preserve">}</w:t>
-      </w:r>
+        <w:t>return (</w:t>
+      </w:r>
+    </w:p>
+    <w:p>
+      <w:pPr>
+        <w:pBdr>
+          <w:left w:val="single" w:sz="12" w:space="6" w:color="B7C3D4"/>
+        </w:pBdr>
+        <w:shd w:val="clear" w:color="auto" w:fill="F2F4F7"/>
+        <w:spacing w:line="250" w:lineRule="auto"/>
+        <w:ind w:left="180" w:right="180"/>
+      </w:pPr>
+      <w:r>
+        <w:rPr>
+          <w:rFonts w:ascii="Consolas" w:eastAsia="Consolas" w:hAnsi="Consolas" w:cs="Consolas"/>
+          <w:sz w:val="17"/>
+        </w:rPr>
+        <w:t xml:space="preserve">    &lt;&gt;</w:t>
+      </w:r>
+    </w:p>
+    <w:p>
+      <w:pPr>
+        <w:pBdr>
+          <w:left w:val="single" w:sz="12" w:space="6" w:color="B7C3D4"/>
+        </w:pBdr>
+        <w:shd w:val="clear" w:color="auto" w:fill="F2F4F7"/>
+        <w:spacing w:line="250" w:lineRule="auto"/>
+        <w:ind w:left="180" w:right="180"/>
+      </w:pPr>
+      <w:r>
+        <w:rPr>
+          <w:rFonts w:ascii="Consolas" w:eastAsia="Consolas" w:hAnsi="Consolas" w:cs="Consolas"/>
+          <w:sz w:val="17"/>
+        </w:rPr>
+        <w:t xml:space="preserve">        &lt;h1&gt;학생 관리 시스템&lt;/h1&gt;</w:t>
+      </w:r>
+      <w:bookmarkStart w:id="0" w:name="_GoBack"/>
+      <w:bookmarkEnd w:id="0"/>
     </w:p>
     <w:p>
       <w:pPr>
@@ -14690,24 +16569,279 @@
           <w:rFonts w:ascii="Consolas" w:eastAsia="Consolas" w:hAnsi="Consolas" w:cs="Consolas"/>
           <w:sz w:val="17"/>
         </w:rPr>
-        <w:t xml:space="preserve">// 실습 5-9 에서 속을 채운다.</w:t>
-      </w:r>
-    </w:p>
-    <w:p>
-      <w:pPr>
-        <w:pBdr>
-          <w:left w:val="single" w:sz="12" w:space="6" w:color="B7C3D4"/>
-        </w:pBdr>
-        <w:shd w:val="clear" w:color="auto" w:fill="F2F4F7"/>
-        <w:spacing w:line="250" w:lineRule="auto"/>
-        <w:ind w:left="180" w:right="180"/>
-      </w:pPr>
-      <w:r>
-        <w:rPr>
-          <w:rFonts w:ascii="Consolas" w:eastAsia="Consolas" w:hAnsi="Consolas" w:cs="Consolas"/>
-          <w:sz w:val="17"/>
-        </w:rPr>
-        <w:t xml:space="preserve">function resetForm() {</w:t>
+        <w:t xml:space="preserve">        &lt;StudentForm</w:t>
+      </w:r>
+    </w:p>
+    <w:p>
+      <w:pPr>
+        <w:pBdr>
+          <w:left w:val="single" w:sz="12" w:space="6" w:color="B7C3D4"/>
+        </w:pBdr>
+        <w:shd w:val="clear" w:color="auto" w:fill="F2F4F7"/>
+        <w:spacing w:line="250" w:lineRule="auto"/>
+        <w:ind w:left="180" w:right="180"/>
+      </w:pPr>
+      <w:r>
+        <w:rPr>
+          <w:rFonts w:ascii="Consolas" w:eastAsia="Consolas" w:hAnsi="Consolas" w:cs="Consolas"/>
+          <w:sz w:val="17"/>
+        </w:rPr>
+        <w:t xml:space="preserve">            form={form}</w:t>
+      </w:r>
+    </w:p>
+    <w:p>
+      <w:pPr>
+        <w:pBdr>
+          <w:left w:val="single" w:sz="12" w:space="6" w:color="B7C3D4"/>
+        </w:pBdr>
+        <w:shd w:val="clear" w:color="auto" w:fill="F2F4F7"/>
+        <w:spacing w:line="250" w:lineRule="auto"/>
+        <w:ind w:left="180" w:right="180"/>
+      </w:pPr>
+      <w:r>
+        <w:rPr>
+          <w:rFonts w:ascii="Consolas" w:eastAsia="Consolas" w:hAnsi="Consolas" w:cs="Consolas"/>
+          <w:sz w:val="17"/>
+        </w:rPr>
+        <w:t xml:space="preserve">            isEditing={isEditing}</w:t>
+      </w:r>
+    </w:p>
+    <w:p>
+      <w:pPr>
+        <w:pBdr>
+          <w:left w:val="single" w:sz="12" w:space="6" w:color="B7C3D4"/>
+        </w:pBdr>
+        <w:shd w:val="clear" w:color="auto" w:fill="F2F4F7"/>
+        <w:spacing w:line="250" w:lineRule="auto"/>
+        <w:ind w:left="180" w:right="180"/>
+      </w:pPr>
+      <w:r>
+        <w:rPr>
+          <w:rFonts w:ascii="Consolas" w:eastAsia="Consolas" w:hAnsi="Consolas" w:cs="Consolas"/>
+          <w:sz w:val="17"/>
+        </w:rPr>
+        <w:t xml:space="preserve">            message={message}</w:t>
+      </w:r>
+    </w:p>
+    <w:p>
+      <w:pPr>
+        <w:pBdr>
+          <w:left w:val="single" w:sz="12" w:space="6" w:color="B7C3D4"/>
+        </w:pBdr>
+        <w:shd w:val="clear" w:color="auto" w:fill="F2F4F7"/>
+        <w:spacing w:line="250" w:lineRule="auto"/>
+        <w:ind w:left="180" w:right="180"/>
+      </w:pPr>
+      <w:r>
+        <w:rPr>
+          <w:rFonts w:ascii="Consolas" w:eastAsia="Consolas" w:hAnsi="Consolas" w:cs="Consolas"/>
+          <w:sz w:val="17"/>
+        </w:rPr>
+        <w:t xml:space="preserve">            onChange={handleChange}</w:t>
+      </w:r>
+    </w:p>
+    <w:p>
+      <w:pPr>
+        <w:pBdr>
+          <w:left w:val="single" w:sz="12" w:space="6" w:color="B7C3D4"/>
+        </w:pBdr>
+        <w:shd w:val="clear" w:color="auto" w:fill="F2F4F7"/>
+        <w:spacing w:line="250" w:lineRule="auto"/>
+        <w:ind w:left="180" w:right="180"/>
+      </w:pPr>
+      <w:r>
+        <w:rPr>
+          <w:rFonts w:ascii="Consolas" w:eastAsia="Consolas" w:hAnsi="Consolas" w:cs="Consolas"/>
+          <w:sz w:val="17"/>
+        </w:rPr>
+        <w:t xml:space="preserve">            onSubmit={handleSubmit}</w:t>
+      </w:r>
+    </w:p>
+    <w:p>
+      <w:pPr>
+        <w:pBdr>
+          <w:left w:val="single" w:sz="12" w:space="6" w:color="B7C3D4"/>
+        </w:pBdr>
+        <w:shd w:val="clear" w:color="auto" w:fill="F2F4F7"/>
+        <w:spacing w:line="250" w:lineRule="auto"/>
+        <w:ind w:left="180" w:right="180"/>
+      </w:pPr>
+      <w:r>
+        <w:rPr>
+          <w:rFonts w:ascii="Consolas" w:eastAsia="Consolas" w:hAnsi="Consolas" w:cs="Consolas"/>
+          <w:sz w:val="17"/>
+        </w:rPr>
+        <w:t xml:space="preserve">            onCancel={resetForm}</w:t>
+      </w:r>
+    </w:p>
+    <w:p>
+      <w:pPr>
+        <w:pBdr>
+          <w:left w:val="single" w:sz="12" w:space="6" w:color="B7C3D4"/>
+        </w:pBdr>
+        <w:shd w:val="clear" w:color="auto" w:fill="F2F4F7"/>
+        <w:spacing w:line="250" w:lineRule="auto"/>
+        <w:ind w:left="180" w:right="180"/>
+      </w:pPr>
+      <w:r>
+        <w:rPr>
+          <w:rFonts w:ascii="Consolas" w:eastAsia="Consolas" w:hAnsi="Consolas" w:cs="Consolas"/>
+          <w:sz w:val="17"/>
+        </w:rPr>
+        <w:t xml:space="preserve">        /&gt;</w:t>
+      </w:r>
+    </w:p>
+    <w:p>
+      <w:pPr>
+        <w:pBdr>
+          <w:left w:val="single" w:sz="12" w:space="6" w:color="B7C3D4"/>
+        </w:pBdr>
+        <w:shd w:val="clear" w:color="auto" w:fill="F2F4F7"/>
+        <w:spacing w:line="250" w:lineRule="auto"/>
+        <w:ind w:left="180" w:right="180"/>
+      </w:pPr>
+      <w:r>
+        <w:rPr>
+          <w:rFonts w:ascii="Consolas" w:eastAsia="Consolas" w:hAnsi="Consolas" w:cs="Consolas"/>
+          <w:sz w:val="17"/>
+        </w:rPr>
+        <w:t xml:space="preserve"> </w:t>
+      </w:r>
+    </w:p>
+    <w:p>
+      <w:pPr>
+        <w:pBdr>
+          <w:left w:val="single" w:sz="12" w:space="6" w:color="B7C3D4"/>
+        </w:pBdr>
+        <w:shd w:val="clear" w:color="auto" w:fill="F2F4F7"/>
+        <w:spacing w:line="250" w:lineRule="auto"/>
+        <w:ind w:left="180" w:right="180"/>
+      </w:pPr>
+      <w:r>
+        <w:rPr>
+          <w:rFonts w:ascii="Consolas" w:eastAsia="Consolas" w:hAnsi="Consolas" w:cs="Consolas"/>
+          <w:sz w:val="17"/>
+        </w:rPr>
+        <w:t xml:space="preserve">        &lt;StudentTable</w:t>
+      </w:r>
+    </w:p>
+    <w:p>
+      <w:pPr>
+        <w:pBdr>
+          <w:left w:val="single" w:sz="12" w:space="6" w:color="B7C3D4"/>
+        </w:pBdr>
+        <w:shd w:val="clear" w:color="auto" w:fill="F2F4F7"/>
+        <w:spacing w:line="250" w:lineRule="auto"/>
+        <w:ind w:left="180" w:right="180"/>
+      </w:pPr>
+      <w:r>
+        <w:rPr>
+          <w:rFonts w:ascii="Consolas" w:eastAsia="Consolas" w:hAnsi="Consolas" w:cs="Consolas"/>
+          <w:sz w:val="17"/>
+        </w:rPr>
+        <w:t xml:space="preserve">            students={students}</w:t>
+      </w:r>
+    </w:p>
+    <w:p>
+      <w:pPr>
+        <w:pBdr>
+          <w:left w:val="single" w:sz="12" w:space="6" w:color="B7C3D4"/>
+        </w:pBdr>
+        <w:shd w:val="clear" w:color="auto" w:fill="F2F4F7"/>
+        <w:spacing w:line="250" w:lineRule="auto"/>
+        <w:ind w:left="180" w:right="180"/>
+      </w:pPr>
+      <w:r>
+        <w:rPr>
+          <w:rFonts w:ascii="Consolas" w:eastAsia="Consolas" w:hAnsi="Consolas" w:cs="Consolas"/>
+          <w:sz w:val="17"/>
+        </w:rPr>
+        <w:t xml:space="preserve">            loading={loading}</w:t>
+      </w:r>
+    </w:p>
+    <w:p>
+      <w:pPr>
+        <w:pBdr>
+          <w:left w:val="single" w:sz="12" w:space="6" w:color="B7C3D4"/>
+        </w:pBdr>
+        <w:shd w:val="clear" w:color="auto" w:fill="F2F4F7"/>
+        <w:spacing w:line="250" w:lineRule="auto"/>
+        <w:ind w:left="180" w:right="180"/>
+      </w:pPr>
+      <w:r>
+        <w:rPr>
+          <w:rFonts w:ascii="Consolas" w:eastAsia="Consolas" w:hAnsi="Consolas" w:cs="Consolas"/>
+          <w:sz w:val="17"/>
+        </w:rPr>
+        <w:t xml:space="preserve">            error={listError}</w:t>
+      </w:r>
+    </w:p>
+    <w:p>
+      <w:pPr>
+        <w:pBdr>
+          <w:left w:val="single" w:sz="12" w:space="6" w:color="B7C3D4"/>
+        </w:pBdr>
+        <w:shd w:val="clear" w:color="auto" w:fill="F2F4F7"/>
+        <w:spacing w:line="250" w:lineRule="auto"/>
+        <w:ind w:left="180" w:right="180"/>
+      </w:pPr>
+      <w:r>
+        <w:rPr>
+          <w:rFonts w:ascii="Consolas" w:eastAsia="Consolas" w:hAnsi="Consolas" w:cs="Consolas"/>
+          <w:sz w:val="17"/>
+        </w:rPr>
+        <w:t xml:space="preserve">            onEdit={handleEdit}</w:t>
+      </w:r>
+    </w:p>
+    <w:p>
+      <w:pPr>
+        <w:pBdr>
+          <w:left w:val="single" w:sz="12" w:space="6" w:color="B7C3D4"/>
+        </w:pBdr>
+        <w:shd w:val="clear" w:color="auto" w:fill="F2F4F7"/>
+        <w:spacing w:line="250" w:lineRule="auto"/>
+        <w:ind w:left="180" w:right="180"/>
+      </w:pPr>
+      <w:r>
+        <w:rPr>
+          <w:rFonts w:ascii="Consolas" w:eastAsia="Consolas" w:hAnsi="Consolas" w:cs="Consolas"/>
+          <w:sz w:val="17"/>
+        </w:rPr>
+        <w:t xml:space="preserve">            onDelete={handleDelete}</w:t>
+      </w:r>
+    </w:p>
+    <w:p>
+      <w:pPr>
+        <w:pBdr>
+          <w:left w:val="single" w:sz="12" w:space="6" w:color="B7C3D4"/>
+        </w:pBdr>
+        <w:shd w:val="clear" w:color="auto" w:fill="F2F4F7"/>
+        <w:spacing w:line="250" w:lineRule="auto"/>
+        <w:ind w:left="180" w:right="180"/>
+      </w:pPr>
+      <w:r>
+        <w:rPr>
+          <w:rFonts w:ascii="Consolas" w:eastAsia="Consolas" w:hAnsi="Consolas" w:cs="Consolas"/>
+          <w:sz w:val="17"/>
+        </w:rPr>
+        <w:t xml:space="preserve">        /&gt;</w:t>
+      </w:r>
+    </w:p>
+    <w:p>
+      <w:pPr>
+        <w:pBdr>
+          <w:left w:val="single" w:sz="12" w:space="6" w:color="B7C3D4"/>
+        </w:pBdr>
+        <w:shd w:val="clear" w:color="auto" w:fill="F2F4F7"/>
+        <w:spacing w:line="250" w:lineRule="auto"/>
+        <w:ind w:left="180" w:right="180"/>
+      </w:pPr>
+      <w:r>
+        <w:rPr>
+          <w:rFonts w:ascii="Consolas" w:eastAsia="Consolas" w:hAnsi="Consolas" w:cs="Consolas"/>
+          <w:sz w:val="17"/>
+        </w:rPr>
+        <w:t xml:space="preserve">    &lt;/&gt;</w:t>
       </w:r>
     </w:p>
     <w:p>
@@ -14724,410 +16858,7 @@
           <w:rFonts w:ascii="Consolas" w:eastAsia="Consolas" w:hAnsi="Consolas" w:cs="Consolas"/>
           <w:sz w:val="17"/>
         </w:rPr>
-        <w:t xml:space="preserve">}</w:t>
-      </w:r>
-    </w:p>
-    <w:p>
-      <w:pPr>
-        <w:spacing w:after="80"/>
-      </w:pPr>
-      <w:r>
-        <w:t>이제 화면에 올립니다. 폼을 표보다 위에 둡니다.</w:t>
-      </w:r>
-    </w:p>
-    <w:p>
-      <w:pPr>
-        <w:spacing w:before="140"/>
-      </w:pPr>
-      <w:r>
-        <w:rPr>
-          <w:b/>
-          <w:color w:val="666666"/>
-          <w:sz w:val="17"/>
-        </w:rPr>
-        <w:t xml:space="preserve">▶ </w:t>
-      </w:r>
-      <w:r>
-        <w:rPr>
-          <w:b/>
-          <w:color w:val="666666"/>
-          <w:sz w:val="17"/>
-        </w:rPr>
-        <w:t xml:space="preserve">src/App.jsx — return</w:t>
-      </w:r>
-    </w:p>
-    <w:p>
-      <w:pPr>
-        <w:pBdr>
-          <w:left w:val="single" w:sz="12" w:space="6" w:color="B7C3D4"/>
-        </w:pBdr>
-        <w:shd w:val="clear" w:color="auto" w:fill="F2F4F7"/>
-        <w:spacing w:before="60" w:line="250" w:lineRule="auto"/>
-        <w:ind w:left="180" w:right="180"/>
-      </w:pPr>
-      <w:r>
-        <w:rPr>
-          <w:rFonts w:ascii="Consolas" w:eastAsia="Consolas" w:hAnsi="Consolas" w:cs="Consolas"/>
-          <w:sz w:val="17"/>
-        </w:rPr>
-        <w:t xml:space="preserve">return (</w:t>
-      </w:r>
-    </w:p>
-    <w:p>
-      <w:pPr>
-        <w:pBdr>
-          <w:left w:val="single" w:sz="12" w:space="6" w:color="B7C3D4"/>
-        </w:pBdr>
-        <w:shd w:val="clear" w:color="auto" w:fill="F2F4F7"/>
-        <w:spacing w:line="250" w:lineRule="auto"/>
-        <w:ind w:left="180" w:right="180"/>
-      </w:pPr>
-      <w:r>
-        <w:rPr>
-          <w:rFonts w:ascii="Consolas" w:eastAsia="Consolas" w:hAnsi="Consolas" w:cs="Consolas"/>
-          <w:sz w:val="17"/>
-        </w:rPr>
-        <w:t xml:space="preserve">    &lt;&gt;</w:t>
-      </w:r>
-    </w:p>
-    <w:p>
-      <w:pPr>
-        <w:pBdr>
-          <w:left w:val="single" w:sz="12" w:space="6" w:color="B7C3D4"/>
-        </w:pBdr>
-        <w:shd w:val="clear" w:color="auto" w:fill="F2F4F7"/>
-        <w:spacing w:line="250" w:lineRule="auto"/>
-        <w:ind w:left="180" w:right="180"/>
-      </w:pPr>
-      <w:r>
-        <w:rPr>
-          <w:rFonts w:ascii="Consolas" w:eastAsia="Consolas" w:hAnsi="Consolas" w:cs="Consolas"/>
-          <w:sz w:val="17"/>
-        </w:rPr>
-        <w:t xml:space="preserve">        &lt;h1&gt;학생 관리 시스템&lt;/h1&gt;</w:t>
-      </w:r>
-    </w:p>
-    <w:p>
-      <w:pPr>
-        <w:pBdr>
-          <w:left w:val="single" w:sz="12" w:space="6" w:color="B7C3D4"/>
-        </w:pBdr>
-        <w:shd w:val="clear" w:color="auto" w:fill="F2F4F7"/>
-        <w:spacing w:line="250" w:lineRule="auto"/>
-        <w:ind w:left="180" w:right="180"/>
-      </w:pPr>
-      <w:r>
-        <w:rPr>
-          <w:rFonts w:ascii="Consolas" w:eastAsia="Consolas" w:hAnsi="Consolas" w:cs="Consolas"/>
-          <w:sz w:val="17"/>
-        </w:rPr>
-        <w:t xml:space="preserve"> </w:t>
-      </w:r>
-    </w:p>
-    <w:p>
-      <w:pPr>
-        <w:pBdr>
-          <w:left w:val="single" w:sz="12" w:space="6" w:color="B7C3D4"/>
-        </w:pBdr>
-        <w:shd w:val="clear" w:color="auto" w:fill="F2F4F7"/>
-        <w:spacing w:line="250" w:lineRule="auto"/>
-        <w:ind w:left="180" w:right="180"/>
-      </w:pPr>
-      <w:r>
-        <w:rPr>
-          <w:rFonts w:ascii="Consolas" w:eastAsia="Consolas" w:hAnsi="Consolas" w:cs="Consolas"/>
-          <w:sz w:val="17"/>
-        </w:rPr>
-        <w:t xml:space="preserve">        &lt;StudentForm</w:t>
-      </w:r>
-    </w:p>
-    <w:p>
-      <w:pPr>
-        <w:pBdr>
-          <w:left w:val="single" w:sz="12" w:space="6" w:color="B7C3D4"/>
-        </w:pBdr>
-        <w:shd w:val="clear" w:color="auto" w:fill="F2F4F7"/>
-        <w:spacing w:line="250" w:lineRule="auto"/>
-        <w:ind w:left="180" w:right="180"/>
-      </w:pPr>
-      <w:r>
-        <w:rPr>
-          <w:rFonts w:ascii="Consolas" w:eastAsia="Consolas" w:hAnsi="Consolas" w:cs="Consolas"/>
-          <w:sz w:val="17"/>
-        </w:rPr>
-        <w:t xml:space="preserve">            form={form}</w:t>
-      </w:r>
-    </w:p>
-    <w:p>
-      <w:pPr>
-        <w:pBdr>
-          <w:left w:val="single" w:sz="12" w:space="6" w:color="B7C3D4"/>
-        </w:pBdr>
-        <w:shd w:val="clear" w:color="auto" w:fill="F2F4F7"/>
-        <w:spacing w:line="250" w:lineRule="auto"/>
-        <w:ind w:left="180" w:right="180"/>
-      </w:pPr>
-      <w:r>
-        <w:rPr>
-          <w:rFonts w:ascii="Consolas" w:eastAsia="Consolas" w:hAnsi="Consolas" w:cs="Consolas"/>
-          <w:sz w:val="17"/>
-        </w:rPr>
-        <w:t xml:space="preserve">            isEditing={isEditing}</w:t>
-      </w:r>
-    </w:p>
-    <w:p>
-      <w:pPr>
-        <w:pBdr>
-          <w:left w:val="single" w:sz="12" w:space="6" w:color="B7C3D4"/>
-        </w:pBdr>
-        <w:shd w:val="clear" w:color="auto" w:fill="F2F4F7"/>
-        <w:spacing w:line="250" w:lineRule="auto"/>
-        <w:ind w:left="180" w:right="180"/>
-      </w:pPr>
-      <w:r>
-        <w:rPr>
-          <w:rFonts w:ascii="Consolas" w:eastAsia="Consolas" w:hAnsi="Consolas" w:cs="Consolas"/>
-          <w:sz w:val="17"/>
-        </w:rPr>
-        <w:t xml:space="preserve">            message={message}</w:t>
-      </w:r>
-    </w:p>
-    <w:p>
-      <w:pPr>
-        <w:pBdr>
-          <w:left w:val="single" w:sz="12" w:space="6" w:color="B7C3D4"/>
-        </w:pBdr>
-        <w:shd w:val="clear" w:color="auto" w:fill="F2F4F7"/>
-        <w:spacing w:line="250" w:lineRule="auto"/>
-        <w:ind w:left="180" w:right="180"/>
-      </w:pPr>
-      <w:r>
-        <w:rPr>
-          <w:rFonts w:ascii="Consolas" w:eastAsia="Consolas" w:hAnsi="Consolas" w:cs="Consolas"/>
-          <w:sz w:val="17"/>
-        </w:rPr>
-        <w:t xml:space="preserve">            onChange={handleChange}</w:t>
-      </w:r>
-    </w:p>
-    <w:p>
-      <w:pPr>
-        <w:pBdr>
-          <w:left w:val="single" w:sz="12" w:space="6" w:color="B7C3D4"/>
-        </w:pBdr>
-        <w:shd w:val="clear" w:color="auto" w:fill="F2F4F7"/>
-        <w:spacing w:line="250" w:lineRule="auto"/>
-        <w:ind w:left="180" w:right="180"/>
-      </w:pPr>
-      <w:r>
-        <w:rPr>
-          <w:rFonts w:ascii="Consolas" w:eastAsia="Consolas" w:hAnsi="Consolas" w:cs="Consolas"/>
-          <w:sz w:val="17"/>
-        </w:rPr>
-        <w:t xml:space="preserve">            onSubmit={handleSubmit}</w:t>
-      </w:r>
-    </w:p>
-    <w:p>
-      <w:pPr>
-        <w:pBdr>
-          <w:left w:val="single" w:sz="12" w:space="6" w:color="B7C3D4"/>
-        </w:pBdr>
-        <w:shd w:val="clear" w:color="auto" w:fill="F2F4F7"/>
-        <w:spacing w:line="250" w:lineRule="auto"/>
-        <w:ind w:left="180" w:right="180"/>
-      </w:pPr>
-      <w:r>
-        <w:rPr>
-          <w:rFonts w:ascii="Consolas" w:eastAsia="Consolas" w:hAnsi="Consolas" w:cs="Consolas"/>
-          <w:sz w:val="17"/>
-        </w:rPr>
-        <w:t xml:space="preserve">            onCancel={resetForm}</w:t>
-      </w:r>
-    </w:p>
-    <w:p>
-      <w:pPr>
-        <w:pBdr>
-          <w:left w:val="single" w:sz="12" w:space="6" w:color="B7C3D4"/>
-        </w:pBdr>
-        <w:shd w:val="clear" w:color="auto" w:fill="F2F4F7"/>
-        <w:spacing w:line="250" w:lineRule="auto"/>
-        <w:ind w:left="180" w:right="180"/>
-      </w:pPr>
-      <w:r>
-        <w:rPr>
-          <w:rFonts w:ascii="Consolas" w:eastAsia="Consolas" w:hAnsi="Consolas" w:cs="Consolas"/>
-          <w:sz w:val="17"/>
-        </w:rPr>
-        <w:t xml:space="preserve">        /&gt;</w:t>
-      </w:r>
-    </w:p>
-    <w:p>
-      <w:pPr>
-        <w:pBdr>
-          <w:left w:val="single" w:sz="12" w:space="6" w:color="B7C3D4"/>
-        </w:pBdr>
-        <w:shd w:val="clear" w:color="auto" w:fill="F2F4F7"/>
-        <w:spacing w:line="250" w:lineRule="auto"/>
-        <w:ind w:left="180" w:right="180"/>
-      </w:pPr>
-      <w:r>
-        <w:rPr>
-          <w:rFonts w:ascii="Consolas" w:eastAsia="Consolas" w:hAnsi="Consolas" w:cs="Consolas"/>
-          <w:sz w:val="17"/>
-        </w:rPr>
-        <w:t xml:space="preserve"> </w:t>
-      </w:r>
-    </w:p>
-    <w:p>
-      <w:pPr>
-        <w:pBdr>
-          <w:left w:val="single" w:sz="12" w:space="6" w:color="B7C3D4"/>
-        </w:pBdr>
-        <w:shd w:val="clear" w:color="auto" w:fill="F2F4F7"/>
-        <w:spacing w:line="250" w:lineRule="auto"/>
-        <w:ind w:left="180" w:right="180"/>
-      </w:pPr>
-      <w:r>
-        <w:rPr>
-          <w:rFonts w:ascii="Consolas" w:eastAsia="Consolas" w:hAnsi="Consolas" w:cs="Consolas"/>
-          <w:sz w:val="17"/>
-        </w:rPr>
-        <w:t xml:space="preserve">        &lt;StudentTable</w:t>
-      </w:r>
-    </w:p>
-    <w:p>
-      <w:pPr>
-        <w:pBdr>
-          <w:left w:val="single" w:sz="12" w:space="6" w:color="B7C3D4"/>
-        </w:pBdr>
-        <w:shd w:val="clear" w:color="auto" w:fill="F2F4F7"/>
-        <w:spacing w:line="250" w:lineRule="auto"/>
-        <w:ind w:left="180" w:right="180"/>
-      </w:pPr>
-      <w:r>
-        <w:rPr>
-          <w:rFonts w:ascii="Consolas" w:eastAsia="Consolas" w:hAnsi="Consolas" w:cs="Consolas"/>
-          <w:sz w:val="17"/>
-        </w:rPr>
-        <w:t xml:space="preserve">            students={students}</w:t>
-      </w:r>
-    </w:p>
-    <w:p>
-      <w:pPr>
-        <w:pBdr>
-          <w:left w:val="single" w:sz="12" w:space="6" w:color="B7C3D4"/>
-        </w:pBdr>
-        <w:shd w:val="clear" w:color="auto" w:fill="F2F4F7"/>
-        <w:spacing w:line="250" w:lineRule="auto"/>
-        <w:ind w:left="180" w:right="180"/>
-      </w:pPr>
-      <w:r>
-        <w:rPr>
-          <w:rFonts w:ascii="Consolas" w:eastAsia="Consolas" w:hAnsi="Consolas" w:cs="Consolas"/>
-          <w:sz w:val="17"/>
-        </w:rPr>
-        <w:t xml:space="preserve">            loading={loading}</w:t>
-      </w:r>
-    </w:p>
-    <w:p>
-      <w:pPr>
-        <w:pBdr>
-          <w:left w:val="single" w:sz="12" w:space="6" w:color="B7C3D4"/>
-        </w:pBdr>
-        <w:shd w:val="clear" w:color="auto" w:fill="F2F4F7"/>
-        <w:spacing w:line="250" w:lineRule="auto"/>
-        <w:ind w:left="180" w:right="180"/>
-      </w:pPr>
-      <w:r>
-        <w:rPr>
-          <w:rFonts w:ascii="Consolas" w:eastAsia="Consolas" w:hAnsi="Consolas" w:cs="Consolas"/>
-          <w:sz w:val="17"/>
-        </w:rPr>
-        <w:t xml:space="preserve">            error={listError}</w:t>
-      </w:r>
-    </w:p>
-    <w:p>
-      <w:pPr>
-        <w:pBdr>
-          <w:left w:val="single" w:sz="12" w:space="6" w:color="B7C3D4"/>
-        </w:pBdr>
-        <w:shd w:val="clear" w:color="auto" w:fill="F2F4F7"/>
-        <w:spacing w:line="250" w:lineRule="auto"/>
-        <w:ind w:left="180" w:right="180"/>
-      </w:pPr>
-      <w:r>
-        <w:rPr>
-          <w:rFonts w:ascii="Consolas" w:eastAsia="Consolas" w:hAnsi="Consolas" w:cs="Consolas"/>
-          <w:sz w:val="17"/>
-        </w:rPr>
-        <w:t xml:space="preserve">            onEdit={handleEdit}</w:t>
-      </w:r>
-    </w:p>
-    <w:p>
-      <w:pPr>
-        <w:pBdr>
-          <w:left w:val="single" w:sz="12" w:space="6" w:color="B7C3D4"/>
-        </w:pBdr>
-        <w:shd w:val="clear" w:color="auto" w:fill="F2F4F7"/>
-        <w:spacing w:line="250" w:lineRule="auto"/>
-        <w:ind w:left="180" w:right="180"/>
-      </w:pPr>
-      <w:r>
-        <w:rPr>
-          <w:rFonts w:ascii="Consolas" w:eastAsia="Consolas" w:hAnsi="Consolas" w:cs="Consolas"/>
-          <w:sz w:val="17"/>
-        </w:rPr>
-        <w:t xml:space="preserve">            onDelete={handleDelete}</w:t>
-      </w:r>
-    </w:p>
-    <w:p>
-      <w:pPr>
-        <w:pBdr>
-          <w:left w:val="single" w:sz="12" w:space="6" w:color="B7C3D4"/>
-        </w:pBdr>
-        <w:shd w:val="clear" w:color="auto" w:fill="F2F4F7"/>
-        <w:spacing w:line="250" w:lineRule="auto"/>
-        <w:ind w:left="180" w:right="180"/>
-      </w:pPr>
-      <w:r>
-        <w:rPr>
-          <w:rFonts w:ascii="Consolas" w:eastAsia="Consolas" w:hAnsi="Consolas" w:cs="Consolas"/>
-          <w:sz w:val="17"/>
-        </w:rPr>
-        <w:t xml:space="preserve">        /&gt;</w:t>
-      </w:r>
-    </w:p>
-    <w:p>
-      <w:pPr>
-        <w:pBdr>
-          <w:left w:val="single" w:sz="12" w:space="6" w:color="B7C3D4"/>
-        </w:pBdr>
-        <w:shd w:val="clear" w:color="auto" w:fill="F2F4F7"/>
-        <w:spacing w:line="250" w:lineRule="auto"/>
-        <w:ind w:left="180" w:right="180"/>
-      </w:pPr>
-      <w:r>
-        <w:rPr>
-          <w:rFonts w:ascii="Consolas" w:eastAsia="Consolas" w:hAnsi="Consolas" w:cs="Consolas"/>
-          <w:sz w:val="17"/>
-        </w:rPr>
-        <w:t xml:space="preserve">    &lt;/&gt;</w:t>
-      </w:r>
-    </w:p>
-    <w:p>
-      <w:pPr>
-        <w:pBdr>
-          <w:left w:val="single" w:sz="12" w:space="6" w:color="B7C3D4"/>
-        </w:pBdr>
-        <w:shd w:val="clear" w:color="auto" w:fill="F2F4F7"/>
-        <w:spacing w:after="160" w:line="250" w:lineRule="auto"/>
-        <w:ind w:left="180" w:right="180"/>
-      </w:pPr>
-      <w:r>
-        <w:rPr>
-          <w:rFonts w:ascii="Consolas" w:eastAsia="Consolas" w:hAnsi="Consolas" w:cs="Consolas"/>
-          <w:sz w:val="17"/>
-        </w:rPr>
-        <w:t xml:space="preserve">);</w:t>
+        <w:t>);</w:t>
       </w:r>
     </w:p>
     <w:p>
@@ -15161,6 +16892,7 @@
           <w:color w:val="9C5700"/>
           <w:sz w:val="19"/>
         </w:rPr>
+        <w:lastRenderedPageBreak/>
         <w:t xml:space="preserve">■ 알아두기   </w:t>
       </w:r>
       <w:r>
@@ -15218,7 +16950,7 @@
           <w:color w:val="333333"/>
           <w:sz w:val="19"/>
         </w:rPr>
-        <w:t xml:space="preserve">next[name] = value 에서 대괄호를 쓴 이유는, 어느 칸이 바뀌었는지가 name 변수에 담겨 있기 때문입니다. next.name 이라고 쓰면 "name" 이라는 이름의 칸만 고치게 됩니다. 이 방식은 React 폼에서 가장 흔히 쓰는 모양이라, 다른 자료를 봐도 같은 코드를 만나게 됩니다.</w:t>
+        <w:t>next[name] = value 에서 대괄호를 쓴 이유는, 어느 칸이 바뀌었는지가 name 변수에 담겨 있기 때문입니다. next.name 이라고 쓰면 "name" 이라는 이름의 칸만 고치게 됩니다. 이 방식은 React 폼에서 가장 흔히 쓰는 모양이라, 다른 자료를 봐도 같은 코드를 만나게 됩니다.</w:t>
       </w:r>
     </w:p>
     <w:p>
@@ -15243,7 +16975,23 @@
           <w:color w:val="333333"/>
           <w:sz w:val="19"/>
         </w:rPr>
-        <w:t>value 에 undefined 나 null 을 넣으면 React 가 경고를 냅니다. toFormValues 가 ?? "" 로 빈 문자열을 보장하는 이유입니다.</w:t>
+        <w:t xml:space="preserve">value 에 undefined 나 null 을 넣으면 React 가 경고를 냅니다. toFormValues </w:t>
+      </w:r>
+      <w:proofErr w:type="gramStart"/>
+      <w:r>
+        <w:rPr>
+          <w:color w:val="333333"/>
+          <w:sz w:val="19"/>
+        </w:rPr>
+        <w:t>가 ?</w:t>
+      </w:r>
+      <w:proofErr w:type="gramEnd"/>
+      <w:r>
+        <w:rPr>
+          <w:color w:val="333333"/>
+          <w:sz w:val="19"/>
+        </w:rPr>
+        <w:t>? "" 로 빈 문자열을 보장하는 이유입니다.</w:t>
       </w:r>
     </w:p>
     <w:p>
@@ -15268,7 +17016,7 @@
           <w:color w:val="333333"/>
           <w:sz w:val="19"/>
         </w:rPr>
-        <w:t xml:space="preserve">화면에 폼과 표가 함께 보이고, 입력칸 여섯 개에 글자가 정상적으로 써진다.</w:t>
+        <w:t>화면에 폼과 표가 함께 보이고, 입력칸 여섯 개에 글자가 정상적으로 써진다.</w:t>
       </w:r>
     </w:p>
     <w:p>
@@ -15302,7 +17050,7 @@
           <w:left w:val="single" w:sz="20" w:space="8" w:color="C0504D"/>
         </w:pBdr>
         <w:shd w:val="clear" w:color="auto" w:fill="FCEAEA"/>
-        <w:spacing w:before="0" w:after="40" w:line="290" w:lineRule="auto"/>
+        <w:spacing w:after="40" w:line="290" w:lineRule="auto"/>
         <w:ind w:left="150" w:right="150"/>
       </w:pPr>
       <w:r>
@@ -15319,7 +17067,7 @@
           <w:left w:val="single" w:sz="20" w:space="8" w:color="C0504D"/>
         </w:pBdr>
         <w:shd w:val="clear" w:color="auto" w:fill="FCEAEA"/>
-        <w:spacing w:before="0" w:after="40" w:line="290" w:lineRule="auto"/>
+        <w:spacing w:after="40" w:line="290" w:lineRule="auto"/>
         <w:ind w:left="150" w:right="150"/>
       </w:pPr>
       <w:r>
@@ -15336,7 +17084,7 @@
           <w:left w:val="single" w:sz="20" w:space="8" w:color="C0504D"/>
         </w:pBdr>
         <w:shd w:val="clear" w:color="auto" w:fill="FCEAEA"/>
-        <w:spacing w:before="0" w:after="40" w:line="290" w:lineRule="auto"/>
+        <w:spacing w:after="40" w:line="290" w:lineRule="auto"/>
         <w:ind w:left="150" w:right="150"/>
       </w:pPr>
       <w:r>
@@ -15344,7 +17092,23 @@
           <w:color w:val="333333"/>
           <w:sz w:val="19"/>
         </w:rPr>
-        <w:t>폼이 화면에 안 보인다 → App 의 return 에 &lt;StudentForm ... /&gt; 을 넣지 않았습니다.</w:t>
+        <w:t xml:space="preserve">폼이 화면에 안 보인다 → App 의 return 에 &lt;StudentForm </w:t>
+      </w:r>
+      <w:proofErr w:type="gramStart"/>
+      <w:r>
+        <w:rPr>
+          <w:color w:val="333333"/>
+          <w:sz w:val="19"/>
+        </w:rPr>
+        <w:t>...</w:t>
+      </w:r>
+      <w:proofErr w:type="gramEnd"/>
+      <w:r>
+        <w:rPr>
+          <w:color w:val="333333"/>
+          <w:sz w:val="19"/>
+        </w:rPr>
+        <w:t xml:space="preserve"> /&gt; 을 넣지 않았습니다.</w:t>
       </w:r>
     </w:p>
     <w:p>
@@ -15353,7 +17117,7 @@
           <w:left w:val="single" w:sz="20" w:space="8" w:color="C0504D"/>
         </w:pBdr>
         <w:shd w:val="clear" w:color="auto" w:fill="FCEAEA"/>
-        <w:spacing w:before="0" w:after="160" w:line="290" w:lineRule="auto"/>
+        <w:spacing w:after="160" w:line="290" w:lineRule="auto"/>
         <w:ind w:left="150" w:right="150"/>
       </w:pPr>
       <w:r>
@@ -15386,12 +17150,21 @@
       <w:pPr>
         <w:spacing w:after="120"/>
       </w:pPr>
+      <w:proofErr w:type="gramStart"/>
       <w:r>
         <w:rPr>
           <w:color w:val="666666"/>
           <w:sz w:val="19"/>
         </w:rPr>
-        <w:t>파일  src/components/MessageBox.jsx   src/App.jsx</w:t>
+        <w:t>파일  src</w:t>
+      </w:r>
+      <w:proofErr w:type="gramEnd"/>
+      <w:r>
+        <w:rPr>
+          <w:color w:val="666666"/>
+          <w:sz w:val="19"/>
+        </w:rPr>
+        <w:t>/components/MessageBox.jsx   src/App.jsx</w:t>
       </w:r>
     </w:p>
     <w:p>
@@ -15438,7 +17211,7 @@
         <w:spacing w:after="80"/>
       </w:pPr>
       <w:r>
-        <w:t xml:space="preserve">넷 중 가장 작은 컴포넌트입니다. 메시지 한 줄을 그리고, 그릴 것이 없으면 아무것도 그리지 않습니다. 하는 일이 하나뿐이라 단일 책임 원칙이 어떤 모습인지 보기에 좋습니다.</w:t>
+        <w:t>넷 중 가장 작은 컴포넌트입니다. 메시지 한 줄을 그리고, 그릴 것이 없으면 아무것도 그리지 않습니다. 하는 일이 하나뿐이라 단일 책임 원칙이 어떤 모습인지 보기에 좋습니다.</w:t>
       </w:r>
     </w:p>
     <w:tbl>
@@ -15581,11 +17354,19 @@
             <w:pPr>
               <w:spacing w:line="240" w:lineRule="auto"/>
             </w:pPr>
-            <w:r>
-              <w:rPr>
-                <w:sz w:val="18"/>
-              </w:rPr>
-              <w:t>{ text, type } 또는 null</w:t>
+            <w:proofErr w:type="gramStart"/>
+            <w:r>
+              <w:rPr>
+                <w:sz w:val="18"/>
+              </w:rPr>
+              <w:t>{ text</w:t>
+            </w:r>
+            <w:proofErr w:type="gramEnd"/>
+            <w:r>
+              <w:rPr>
+                <w:sz w:val="18"/>
+              </w:rPr>
+              <w:t>, type } 또는 null</w:t>
             </w:r>
           </w:p>
         </w:tc>
@@ -15810,24 +17591,42 @@
           <w:color w:val="8A8F98"/>
           <w:sz w:val="17"/>
         </w:rPr>
-        <w:t>export function showMessage(text, type = "error", timeout = 0) {</w:t>
-      </w:r>
-    </w:p>
-    <w:p>
-      <w:pPr>
-        <w:pBdr>
-          <w:left w:val="single" w:sz="12" w:space="6" w:color="B7C3D4"/>
-        </w:pBdr>
-        <w:shd w:val="clear" w:color="auto" w:fill="F2F4F7"/>
-        <w:spacing w:line="250" w:lineRule="auto"/>
-        <w:ind w:left="180" w:right="180"/>
-      </w:pPr>
+        <w:t xml:space="preserve">export function </w:t>
+      </w:r>
+      <w:proofErr w:type="gramStart"/>
       <w:r>
         <w:rPr>
           <w:rFonts w:ascii="Consolas" w:eastAsia="Consolas" w:hAnsi="Consolas" w:cs="Consolas"/>
           <w:color w:val="8A8F98"/>
           <w:sz w:val="17"/>
         </w:rPr>
+        <w:t>showMessage(</w:t>
+      </w:r>
+      <w:proofErr w:type="gramEnd"/>
+      <w:r>
+        <w:rPr>
+          <w:rFonts w:ascii="Consolas" w:eastAsia="Consolas" w:hAnsi="Consolas" w:cs="Consolas"/>
+          <w:color w:val="8A8F98"/>
+          <w:sz w:val="17"/>
+        </w:rPr>
+        <w:t>text, type = "error", timeout = 0) {</w:t>
+      </w:r>
+    </w:p>
+    <w:p>
+      <w:pPr>
+        <w:pBdr>
+          <w:left w:val="single" w:sz="12" w:space="6" w:color="B7C3D4"/>
+        </w:pBdr>
+        <w:shd w:val="clear" w:color="auto" w:fill="F2F4F7"/>
+        <w:spacing w:line="250" w:lineRule="auto"/>
+        <w:ind w:left="180" w:right="180"/>
+      </w:pPr>
+      <w:r>
+        <w:rPr>
+          <w:rFonts w:ascii="Consolas" w:eastAsia="Consolas" w:hAnsi="Consolas" w:cs="Consolas"/>
+          <w:color w:val="8A8F98"/>
+          <w:sz w:val="17"/>
+        </w:rPr>
         <w:t xml:space="preserve">    clearTimeout(messageTimer);</w:t>
       </w:r>
     </w:p>
@@ -15864,43 +17663,25 @@
           <w:color w:val="8A8F98"/>
           <w:sz w:val="17"/>
         </w:rPr>
-        <w:t xml:space="preserve">    formError.style.color = COLORS[type] ?? COLORS.error;</w:t>
-      </w:r>
-    </w:p>
-    <w:p>
-      <w:pPr>
-        <w:pBdr>
-          <w:left w:val="single" w:sz="12" w:space="6" w:color="B7C3D4"/>
-        </w:pBdr>
-        <w:shd w:val="clear" w:color="auto" w:fill="F2F4F7"/>
-        <w:spacing w:line="250" w:lineRule="auto"/>
-        <w:ind w:left="180" w:right="180"/>
-      </w:pPr>
+        <w:t xml:space="preserve">    </w:t>
+      </w:r>
+      <w:proofErr w:type="gramStart"/>
       <w:r>
         <w:rPr>
           <w:rFonts w:ascii="Consolas" w:eastAsia="Consolas" w:hAnsi="Consolas" w:cs="Consolas"/>
           <w:color w:val="8A8F98"/>
           <w:sz w:val="17"/>
         </w:rPr>
-        <w:t xml:space="preserve">    formError.style.display = "block";</w:t>
-      </w:r>
-    </w:p>
-    <w:p>
-      <w:pPr>
-        <w:pBdr>
-          <w:left w:val="single" w:sz="12" w:space="6" w:color="B7C3D4"/>
-        </w:pBdr>
-        <w:shd w:val="clear" w:color="auto" w:fill="F2F4F7"/>
-        <w:spacing w:line="250" w:lineRule="auto"/>
-        <w:ind w:left="180" w:right="180"/>
-      </w:pPr>
+        <w:t>formError.style.color</w:t>
+      </w:r>
+      <w:proofErr w:type="gramEnd"/>
       <w:r>
         <w:rPr>
           <w:rFonts w:ascii="Consolas" w:eastAsia="Consolas" w:hAnsi="Consolas" w:cs="Consolas"/>
           <w:color w:val="8A8F98"/>
           <w:sz w:val="17"/>
         </w:rPr>
-        <w:t xml:space="preserve">    if (timeout &gt; 0) messageTimer = setTimeout(clearMessages, timeout);</w:t>
+        <w:t xml:space="preserve"> = COLORS[type] ?? COLORS.error;</w:t>
       </w:r>
     </w:p>
     <w:p>
@@ -15918,6 +17699,78 @@
           <w:color w:val="8A8F98"/>
           <w:sz w:val="17"/>
         </w:rPr>
+        <w:t xml:space="preserve">    </w:t>
+      </w:r>
+      <w:proofErr w:type="gramStart"/>
+      <w:r>
+        <w:rPr>
+          <w:rFonts w:ascii="Consolas" w:eastAsia="Consolas" w:hAnsi="Consolas" w:cs="Consolas"/>
+          <w:color w:val="8A8F98"/>
+          <w:sz w:val="17"/>
+        </w:rPr>
+        <w:t>formError.style.display</w:t>
+      </w:r>
+      <w:proofErr w:type="gramEnd"/>
+      <w:r>
+        <w:rPr>
+          <w:rFonts w:ascii="Consolas" w:eastAsia="Consolas" w:hAnsi="Consolas" w:cs="Consolas"/>
+          <w:color w:val="8A8F98"/>
+          <w:sz w:val="17"/>
+        </w:rPr>
+        <w:t xml:space="preserve"> = "block";</w:t>
+      </w:r>
+    </w:p>
+    <w:p>
+      <w:pPr>
+        <w:pBdr>
+          <w:left w:val="single" w:sz="12" w:space="6" w:color="B7C3D4"/>
+        </w:pBdr>
+        <w:shd w:val="clear" w:color="auto" w:fill="F2F4F7"/>
+        <w:spacing w:line="250" w:lineRule="auto"/>
+        <w:ind w:left="180" w:right="180"/>
+      </w:pPr>
+      <w:r>
+        <w:rPr>
+          <w:rFonts w:ascii="Consolas" w:eastAsia="Consolas" w:hAnsi="Consolas" w:cs="Consolas"/>
+          <w:color w:val="8A8F98"/>
+          <w:sz w:val="17"/>
+        </w:rPr>
+        <w:t xml:space="preserve">    if (timeout &gt; 0) messageTimer = </w:t>
+      </w:r>
+      <w:proofErr w:type="gramStart"/>
+      <w:r>
+        <w:rPr>
+          <w:rFonts w:ascii="Consolas" w:eastAsia="Consolas" w:hAnsi="Consolas" w:cs="Consolas"/>
+          <w:color w:val="8A8F98"/>
+          <w:sz w:val="17"/>
+        </w:rPr>
+        <w:t>setTimeout(</w:t>
+      </w:r>
+      <w:proofErr w:type="gramEnd"/>
+      <w:r>
+        <w:rPr>
+          <w:rFonts w:ascii="Consolas" w:eastAsia="Consolas" w:hAnsi="Consolas" w:cs="Consolas"/>
+          <w:color w:val="8A8F98"/>
+          <w:sz w:val="17"/>
+        </w:rPr>
+        <w:t>clearMessages, timeout);</w:t>
+      </w:r>
+    </w:p>
+    <w:p>
+      <w:pPr>
+        <w:pBdr>
+          <w:left w:val="single" w:sz="12" w:space="6" w:color="B7C3D4"/>
+        </w:pBdr>
+        <w:shd w:val="clear" w:color="auto" w:fill="F2F4F7"/>
+        <w:spacing w:line="250" w:lineRule="auto"/>
+        <w:ind w:left="180" w:right="180"/>
+      </w:pPr>
+      <w:r>
+        <w:rPr>
+          <w:rFonts w:ascii="Consolas" w:eastAsia="Consolas" w:hAnsi="Consolas" w:cs="Consolas"/>
+          <w:color w:val="8A8F98"/>
+          <w:sz w:val="17"/>
+        </w:rPr>
         <w:t>}</w:t>
       </w:r>
     </w:p>
@@ -15954,7 +17807,25 @@
           <w:color w:val="8A8F98"/>
           <w:sz w:val="17"/>
         </w:rPr>
-        <w:t>export function clearMessages() { ... display = "none" ... }</w:t>
+        <w:t xml:space="preserve">export function </w:t>
+      </w:r>
+      <w:proofErr w:type="gramStart"/>
+      <w:r>
+        <w:rPr>
+          <w:rFonts w:ascii="Consolas" w:eastAsia="Consolas" w:hAnsi="Consolas" w:cs="Consolas"/>
+          <w:color w:val="8A8F98"/>
+          <w:sz w:val="17"/>
+        </w:rPr>
+        <w:t>clearMessages(</w:t>
+      </w:r>
+      <w:proofErr w:type="gramEnd"/>
+      <w:r>
+        <w:rPr>
+          <w:rFonts w:ascii="Consolas" w:eastAsia="Consolas" w:hAnsi="Consolas" w:cs="Consolas"/>
+          <w:color w:val="8A8F98"/>
+          <w:sz w:val="17"/>
+        </w:rPr>
+        <w:t>) { ... display = "none" ... }</w:t>
       </w:r>
     </w:p>
     <w:p>
@@ -15972,7 +17843,25 @@
           <w:color w:val="8A8F98"/>
           <w:sz w:val="17"/>
         </w:rPr>
-        <w:t>export function setLoading(isLoading = true) { ... display ... }</w:t>
+        <w:t xml:space="preserve">export function </w:t>
+      </w:r>
+      <w:proofErr w:type="gramStart"/>
+      <w:r>
+        <w:rPr>
+          <w:rFonts w:ascii="Consolas" w:eastAsia="Consolas" w:hAnsi="Consolas" w:cs="Consolas"/>
+          <w:color w:val="8A8F98"/>
+          <w:sz w:val="17"/>
+        </w:rPr>
+        <w:t>setLoading(</w:t>
+      </w:r>
+      <w:proofErr w:type="gramEnd"/>
+      <w:r>
+        <w:rPr>
+          <w:rFonts w:ascii="Consolas" w:eastAsia="Consolas" w:hAnsi="Consolas" w:cs="Consolas"/>
+          <w:color w:val="8A8F98"/>
+          <w:sz w:val="17"/>
+        </w:rPr>
+        <w:t>isLoading = true) { ... display ... }</w:t>
       </w:r>
     </w:p>
     <w:p>
@@ -16001,18 +17890,43 @@
           <w:color w:val="666666"/>
           <w:sz w:val="17"/>
         </w:rPr>
-        <w:t xml:space="preserve">▶ src/components/MessageBox.jsx      </w:t>
-      </w:r>
-      <w:hyperlink r:id="rId12" w:history="1">
-        <w:r>
-          <w:rPr>
-            <w:rStyle w:val="a5"/>
-            <w:b/>
-            <w:sz w:val="17"/>
-          </w:rPr>
-          <w:t>[전체 코드 보기]</w:t>
-        </w:r>
-      </w:hyperlink>
+        <w:t>▶ src/components/</w:t>
+      </w:r>
+      <w:proofErr w:type="gramStart"/>
+      <w:r>
+        <w:rPr>
+          <w:b/>
+          <w:color w:val="666666"/>
+          <w:sz w:val="17"/>
+        </w:rPr>
+        <w:t xml:space="preserve">MessageBox.jsx      </w:t>
+      </w:r>
+      <w:proofErr w:type="gramEnd"/>
+      <w:r>
+        <w:fldChar w:fldCharType="begin"/>
+      </w:r>
+      <w:r>
+        <w:instrText xml:space="preserve"> HYPERLINK "https://github.com/mysoyul/Html_CSS_JS_App/blob/main/docs/examples/05_react/step/5-7_MessageBox.jsx" </w:instrText>
+      </w:r>
+      <w:r>
+        <w:fldChar w:fldCharType="separate"/>
+      </w:r>
+      <w:r>
+        <w:rPr>
+          <w:rStyle w:val="a5"/>
+          <w:b/>
+          <w:sz w:val="17"/>
+        </w:rPr>
+        <w:t>[전체 코드 보기]</w:t>
+      </w:r>
+      <w:r>
+        <w:rPr>
+          <w:rStyle w:val="a5"/>
+          <w:b/>
+          <w:sz w:val="17"/>
+        </w:rPr>
+        <w:fldChar w:fldCharType="end"/>
+      </w:r>
     </w:p>
     <w:p>
       <w:pPr>
@@ -16173,25 +18087,61 @@
           <w:color w:val="0E7A34"/>
           <w:sz w:val="17"/>
         </w:rPr>
-        <w:t xml:space="preserve">   부모가 &lt;MessageBox message={...} /&gt; 라고 쓰면 여기로 들어온다. */</w:t>
-      </w:r>
-    </w:p>
-    <w:p>
-      <w:pPr>
-        <w:pBdr>
-          <w:left w:val="single" w:sz="12" w:space="6" w:color="B7C3D4"/>
-        </w:pBdr>
-        <w:shd w:val="clear" w:color="auto" w:fill="F2F4F7"/>
-        <w:spacing w:line="250" w:lineRule="auto"/>
-        <w:ind w:left="180" w:right="180"/>
-      </w:pPr>
-      <w:r>
-        <w:rPr>
-          <w:rFonts w:ascii="Consolas" w:eastAsia="Consolas" w:hAnsi="Consolas" w:cs="Consolas"/>
-          <w:color w:val="0E7A34"/>
-          <w:sz w:val="17"/>
-        </w:rPr>
-        <w:t>function MessageBox({ message }) {</w:t>
+        <w:t xml:space="preserve">   부모가 &lt;MessageBox message={</w:t>
+      </w:r>
+      <w:proofErr w:type="gramStart"/>
+      <w:r>
+        <w:rPr>
+          <w:rFonts w:ascii="Consolas" w:eastAsia="Consolas" w:hAnsi="Consolas" w:cs="Consolas"/>
+          <w:color w:val="0E7A34"/>
+          <w:sz w:val="17"/>
+        </w:rPr>
+        <w:t>...</w:t>
+      </w:r>
+      <w:proofErr w:type="gramEnd"/>
+      <w:r>
+        <w:rPr>
+          <w:rFonts w:ascii="Consolas" w:eastAsia="Consolas" w:hAnsi="Consolas" w:cs="Consolas"/>
+          <w:color w:val="0E7A34"/>
+          <w:sz w:val="17"/>
+        </w:rPr>
+        <w:t>} /&gt; 라고 쓰면 여기로 들어온다. */</w:t>
+      </w:r>
+    </w:p>
+    <w:p>
+      <w:pPr>
+        <w:pBdr>
+          <w:left w:val="single" w:sz="12" w:space="6" w:color="B7C3D4"/>
+        </w:pBdr>
+        <w:shd w:val="clear" w:color="auto" w:fill="F2F4F7"/>
+        <w:spacing w:line="250" w:lineRule="auto"/>
+        <w:ind w:left="180" w:right="180"/>
+      </w:pPr>
+      <w:r>
+        <w:rPr>
+          <w:rFonts w:ascii="Consolas" w:eastAsia="Consolas" w:hAnsi="Consolas" w:cs="Consolas"/>
+          <w:color w:val="0E7A34"/>
+          <w:sz w:val="17"/>
+        </w:rPr>
+        <w:t xml:space="preserve">function </w:t>
+      </w:r>
+      <w:proofErr w:type="gramStart"/>
+      <w:r>
+        <w:rPr>
+          <w:rFonts w:ascii="Consolas" w:eastAsia="Consolas" w:hAnsi="Consolas" w:cs="Consolas"/>
+          <w:color w:val="0E7A34"/>
+          <w:sz w:val="17"/>
+        </w:rPr>
+        <w:t>MessageBox(</w:t>
+      </w:r>
+      <w:proofErr w:type="gramEnd"/>
+      <w:r>
+        <w:rPr>
+          <w:rFonts w:ascii="Consolas" w:eastAsia="Consolas" w:hAnsi="Consolas" w:cs="Consolas"/>
+          <w:color w:val="0E7A34"/>
+          <w:sz w:val="17"/>
+        </w:rPr>
+        <w:t>{ message }) {</w:t>
       </w:r>
     </w:p>
     <w:p>
@@ -16245,7 +18195,25 @@
           <w:color w:val="0E7A34"/>
           <w:sz w:val="17"/>
         </w:rPr>
-        <w:t xml:space="preserve">    if (!message) {</w:t>
+        <w:t xml:space="preserve">    if </w:t>
+      </w:r>
+      <w:proofErr w:type="gramStart"/>
+      <w:r>
+        <w:rPr>
+          <w:rFonts w:ascii="Consolas" w:eastAsia="Consolas" w:hAnsi="Consolas" w:cs="Consolas"/>
+          <w:color w:val="0E7A34"/>
+          <w:sz w:val="17"/>
+        </w:rPr>
+        <w:t>(!message</w:t>
+      </w:r>
+      <w:proofErr w:type="gramEnd"/>
+      <w:r>
+        <w:rPr>
+          <w:rFonts w:ascii="Consolas" w:eastAsia="Consolas" w:hAnsi="Consolas" w:cs="Consolas"/>
+          <w:color w:val="0E7A34"/>
+          <w:sz w:val="17"/>
+        </w:rPr>
+        <w:t>) {</w:t>
       </w:r>
     </w:p>
     <w:p>
@@ -16335,7 +18303,43 @@
           <w:color w:val="0E7A34"/>
           <w:sz w:val="17"/>
         </w:rPr>
-        <w:t xml:space="preserve">    const textStyle = { color: COLORS[message.type] ?? COLORS.error };</w:t>
+        <w:t xml:space="preserve">    const textStyle = </w:t>
+      </w:r>
+      <w:proofErr w:type="gramStart"/>
+      <w:r>
+        <w:rPr>
+          <w:rFonts w:ascii="Consolas" w:eastAsia="Consolas" w:hAnsi="Consolas" w:cs="Consolas"/>
+          <w:color w:val="0E7A34"/>
+          <w:sz w:val="17"/>
+        </w:rPr>
+        <w:t>{ color</w:t>
+      </w:r>
+      <w:proofErr w:type="gramEnd"/>
+      <w:r>
+        <w:rPr>
+          <w:rFonts w:ascii="Consolas" w:eastAsia="Consolas" w:hAnsi="Consolas" w:cs="Consolas"/>
+          <w:color w:val="0E7A34"/>
+          <w:sz w:val="17"/>
+        </w:rPr>
+        <w:t xml:space="preserve">: COLORS[message.type] ?? </w:t>
+      </w:r>
+      <w:proofErr w:type="gramStart"/>
+      <w:r>
+        <w:rPr>
+          <w:rFonts w:ascii="Consolas" w:eastAsia="Consolas" w:hAnsi="Consolas" w:cs="Consolas"/>
+          <w:color w:val="0E7A34"/>
+          <w:sz w:val="17"/>
+        </w:rPr>
+        <w:t>COLORS.error }</w:t>
+      </w:r>
+      <w:proofErr w:type="gramEnd"/>
+      <w:r>
+        <w:rPr>
+          <w:rFonts w:ascii="Consolas" w:eastAsia="Consolas" w:hAnsi="Consolas" w:cs="Consolas"/>
+          <w:color w:val="0E7A34"/>
+          <w:sz w:val="17"/>
+        </w:rPr>
+        <w:t>;</w:t>
       </w:r>
     </w:p>
     <w:p>
@@ -16586,7 +18590,25 @@
           <w:color w:val="0E7A34"/>
           <w:sz w:val="17"/>
         </w:rPr>
-        <w:t>{loading &amp;&amp; &lt;div className="loading"&gt;로딩 중...&lt;/div&gt;}</w:t>
+        <w:t>{loading &amp;&amp; &lt;div className="loading"&gt;로딩 중</w:t>
+      </w:r>
+      <w:proofErr w:type="gramStart"/>
+      <w:r>
+        <w:rPr>
+          <w:rFonts w:ascii="Consolas" w:eastAsia="Consolas" w:hAnsi="Consolas" w:cs="Consolas"/>
+          <w:color w:val="0E7A34"/>
+          <w:sz w:val="17"/>
+        </w:rPr>
+        <w:t>...</w:t>
+      </w:r>
+      <w:proofErr w:type="gramEnd"/>
+      <w:r>
+        <w:rPr>
+          <w:rFonts w:ascii="Consolas" w:eastAsia="Consolas" w:hAnsi="Consolas" w:cs="Consolas"/>
+          <w:color w:val="0E7A34"/>
+          <w:sz w:val="17"/>
+        </w:rPr>
+        <w:t>&lt;/div&gt;}</w:t>
       </w:r>
     </w:p>
     <w:p>
@@ -16748,7 +18770,25 @@
           <w:color w:val="0E7A34"/>
           <w:sz w:val="17"/>
         </w:rPr>
-        <w:t>// StudentForm.jsx — 4부 setEditMode 의 classList.toggle 을 문자열로</w:t>
+        <w:t xml:space="preserve">// StudentForm.jsx — 4부 setEditMode 의 </w:t>
+      </w:r>
+      <w:proofErr w:type="gramStart"/>
+      <w:r>
+        <w:rPr>
+          <w:rFonts w:ascii="Consolas" w:eastAsia="Consolas" w:hAnsi="Consolas" w:cs="Consolas"/>
+          <w:color w:val="0E7A34"/>
+          <w:sz w:val="17"/>
+        </w:rPr>
+        <w:t>classList.toggle 을</w:t>
+      </w:r>
+      <w:proofErr w:type="gramEnd"/>
+      <w:r>
+        <w:rPr>
+          <w:rFonts w:ascii="Consolas" w:eastAsia="Consolas" w:hAnsi="Consolas" w:cs="Consolas"/>
+          <w:color w:val="0E7A34"/>
+          <w:sz w:val="17"/>
+        </w:rPr>
+        <w:t xml:space="preserve"> 문자열로</w:t>
       </w:r>
     </w:p>
     <w:p>
@@ -16933,31 +18973,59 @@
         <w:spacing w:line="250" w:lineRule="auto"/>
         <w:ind w:left="180" w:right="180"/>
       </w:pPr>
-      <w:r>
-        <w:rPr>
-          <w:rFonts w:ascii="Consolas" w:eastAsia="Consolas" w:hAnsi="Consolas" w:cs="Consolas"/>
-          <w:color w:val="0E7A34"/>
-          <w:sz w:val="17"/>
-        </w:rPr>
-        <w:t>useEffect(() =&gt; {</w:t>
-      </w:r>
-    </w:p>
-    <w:p>
-      <w:pPr>
-        <w:pBdr>
-          <w:left w:val="single" w:sz="12" w:space="6" w:color="B7C3D4"/>
-        </w:pBdr>
-        <w:shd w:val="clear" w:color="auto" w:fill="F2F4F7"/>
-        <w:spacing w:line="250" w:lineRule="auto"/>
-        <w:ind w:left="180" w:right="180"/>
-      </w:pPr>
-      <w:r>
-        <w:rPr>
-          <w:rFonts w:ascii="Consolas" w:eastAsia="Consolas" w:hAnsi="Consolas" w:cs="Consolas"/>
-          <w:color w:val="0E7A34"/>
-          <w:sz w:val="17"/>
-        </w:rPr>
-        <w:t xml:space="preserve">    if (!message) {</w:t>
+      <w:proofErr w:type="gramStart"/>
+      <w:r>
+        <w:rPr>
+          <w:rFonts w:ascii="Consolas" w:eastAsia="Consolas" w:hAnsi="Consolas" w:cs="Consolas"/>
+          <w:color w:val="0E7A34"/>
+          <w:sz w:val="17"/>
+        </w:rPr>
+        <w:t>useEffect(</w:t>
+      </w:r>
+      <w:proofErr w:type="gramEnd"/>
+      <w:r>
+        <w:rPr>
+          <w:rFonts w:ascii="Consolas" w:eastAsia="Consolas" w:hAnsi="Consolas" w:cs="Consolas"/>
+          <w:color w:val="0E7A34"/>
+          <w:sz w:val="17"/>
+        </w:rPr>
+        <w:t>() =&gt; {</w:t>
+      </w:r>
+    </w:p>
+    <w:p>
+      <w:pPr>
+        <w:pBdr>
+          <w:left w:val="single" w:sz="12" w:space="6" w:color="B7C3D4"/>
+        </w:pBdr>
+        <w:shd w:val="clear" w:color="auto" w:fill="F2F4F7"/>
+        <w:spacing w:line="250" w:lineRule="auto"/>
+        <w:ind w:left="180" w:right="180"/>
+      </w:pPr>
+      <w:r>
+        <w:rPr>
+          <w:rFonts w:ascii="Consolas" w:eastAsia="Consolas" w:hAnsi="Consolas" w:cs="Consolas"/>
+          <w:color w:val="0E7A34"/>
+          <w:sz w:val="17"/>
+        </w:rPr>
+        <w:t xml:space="preserve">    if </w:t>
+      </w:r>
+      <w:proofErr w:type="gramStart"/>
+      <w:r>
+        <w:rPr>
+          <w:rFonts w:ascii="Consolas" w:eastAsia="Consolas" w:hAnsi="Consolas" w:cs="Consolas"/>
+          <w:color w:val="0E7A34"/>
+          <w:sz w:val="17"/>
+        </w:rPr>
+        <w:t>(!message</w:t>
+      </w:r>
+      <w:proofErr w:type="gramEnd"/>
+      <w:r>
+        <w:rPr>
+          <w:rFonts w:ascii="Consolas" w:eastAsia="Consolas" w:hAnsi="Consolas" w:cs="Consolas"/>
+          <w:color w:val="0E7A34"/>
+          <w:sz w:val="17"/>
+        </w:rPr>
+        <w:t>) {</w:t>
       </w:r>
     </w:p>
     <w:p>
@@ -17047,7 +19115,25 @@
           <w:color w:val="0E7A34"/>
           <w:sz w:val="17"/>
         </w:rPr>
-        <w:t xml:space="preserve">    if (message.type !== "success") {</w:t>
+        <w:t xml:space="preserve">    if (</w:t>
+      </w:r>
+      <w:proofErr w:type="gramStart"/>
+      <w:r>
+        <w:rPr>
+          <w:rFonts w:ascii="Consolas" w:eastAsia="Consolas" w:hAnsi="Consolas" w:cs="Consolas"/>
+          <w:color w:val="0E7A34"/>
+          <w:sz w:val="17"/>
+        </w:rPr>
+        <w:t>message.type</w:t>
+      </w:r>
+      <w:proofErr w:type="gramEnd"/>
+      <w:r>
+        <w:rPr>
+          <w:rFonts w:ascii="Consolas" w:eastAsia="Consolas" w:hAnsi="Consolas" w:cs="Consolas"/>
+          <w:color w:val="0E7A34"/>
+          <w:sz w:val="17"/>
+        </w:rPr>
+        <w:t xml:space="preserve"> !== "success") {</w:t>
       </w:r>
     </w:p>
     <w:p>
@@ -17119,7 +19205,25 @@
           <w:color w:val="0E7A34"/>
           <w:sz w:val="17"/>
         </w:rPr>
-        <w:t xml:space="preserve">    const timer = setTimeout(() =&gt; setMessage(null), MESSAGE_TIMEOUT);</w:t>
+        <w:t xml:space="preserve">    const timer = </w:t>
+      </w:r>
+      <w:proofErr w:type="gramStart"/>
+      <w:r>
+        <w:rPr>
+          <w:rFonts w:ascii="Consolas" w:eastAsia="Consolas" w:hAnsi="Consolas" w:cs="Consolas"/>
+          <w:color w:val="0E7A34"/>
+          <w:sz w:val="17"/>
+        </w:rPr>
+        <w:t>setTimeout(</w:t>
+      </w:r>
+      <w:proofErr w:type="gramEnd"/>
+      <w:r>
+        <w:rPr>
+          <w:rFonts w:ascii="Consolas" w:eastAsia="Consolas" w:hAnsi="Consolas" w:cs="Consolas"/>
+          <w:color w:val="0E7A34"/>
+          <w:sz w:val="17"/>
+        </w:rPr>
+        <w:t>() =&gt; setMessage(null), MESSAGE_TIMEOUT);</w:t>
       </w:r>
     </w:p>
     <w:p>
@@ -17283,7 +19387,39 @@
           <w:color w:val="333333"/>
           <w:sz w:val="19"/>
         </w:rPr>
-        <w:t>조건부 렌더링 자리에 0 이 보인다 → {students.length &amp;&amp; ...} 처럼 숫자로 조건을 쓰면 0 이 그대로 그려집니다. students.length &gt; 0 처럼 참·거짓으로 바꾸세요.</w:t>
+        <w:t xml:space="preserve">조건부 렌더링 자리에 0 이 보인다 → {students.length &amp;&amp; </w:t>
+      </w:r>
+      <w:proofErr w:type="gramStart"/>
+      <w:r>
+        <w:rPr>
+          <w:color w:val="333333"/>
+          <w:sz w:val="19"/>
+        </w:rPr>
+        <w:t>...</w:t>
+      </w:r>
+      <w:proofErr w:type="gramEnd"/>
+      <w:r>
+        <w:rPr>
+          <w:color w:val="333333"/>
+          <w:sz w:val="19"/>
+        </w:rPr>
+        <w:t xml:space="preserve">} 처럼 숫자로 조건을 쓰면 0 이 그대로 그려집니다. students.length &gt; </w:t>
+      </w:r>
+      <w:proofErr w:type="gramStart"/>
+      <w:r>
+        <w:rPr>
+          <w:color w:val="333333"/>
+          <w:sz w:val="19"/>
+        </w:rPr>
+        <w:t>0 처럼</w:t>
+      </w:r>
+      <w:proofErr w:type="gramEnd"/>
+      <w:r>
+        <w:rPr>
+          <w:color w:val="333333"/>
+          <w:sz w:val="19"/>
+        </w:rPr>
+        <w:t xml:space="preserve"> 참·거짓으로 바꾸세요.</w:t>
       </w:r>
     </w:p>
     <w:p>
@@ -17308,12 +19444,21 @@
       <w:pPr>
         <w:spacing w:after="120"/>
       </w:pPr>
+      <w:proofErr w:type="gramStart"/>
       <w:r>
         <w:rPr>
           <w:color w:val="666666"/>
           <w:sz w:val="19"/>
         </w:rPr>
-        <w:t>파일  src/App.jsx</w:t>
+        <w:t>파일  src</w:t>
+      </w:r>
+      <w:proofErr w:type="gramEnd"/>
+      <w:r>
+        <w:rPr>
+          <w:color w:val="666666"/>
+          <w:sz w:val="19"/>
+        </w:rPr>
+        <w:t>/App.jsx</w:t>
       </w:r>
     </w:p>
     <w:p>
@@ -17401,42 +19546,78 @@
           <w:color w:val="8A8F98"/>
           <w:sz w:val="17"/>
         </w:rPr>
-        <w:t xml:space="preserve">    event.preventDefault();</w:t>
-      </w:r>
-    </w:p>
-    <w:p>
-      <w:pPr>
-        <w:pBdr>
-          <w:left w:val="single" w:sz="12" w:space="6" w:color="B7C3D4"/>
-        </w:pBdr>
-        <w:shd w:val="clear" w:color="auto" w:fill="F2F4F7"/>
-        <w:spacing w:line="250" w:lineRule="auto"/>
-        <w:ind w:left="180" w:right="180"/>
-      </w:pPr>
+        <w:t xml:space="preserve">    </w:t>
+      </w:r>
+      <w:proofErr w:type="gramStart"/>
       <w:r>
         <w:rPr>
           <w:rFonts w:ascii="Consolas" w:eastAsia="Consolas" w:hAnsi="Consolas" w:cs="Consolas"/>
           <w:color w:val="8A8F98"/>
           <w:sz w:val="17"/>
         </w:rPr>
-        <w:t xml:space="preserve">    clearMessages();</w:t>
-      </w:r>
-    </w:p>
-    <w:p>
-      <w:pPr>
-        <w:pBdr>
-          <w:left w:val="single" w:sz="12" w:space="6" w:color="B7C3D4"/>
-        </w:pBdr>
-        <w:shd w:val="clear" w:color="auto" w:fill="F2F4F7"/>
-        <w:spacing w:line="250" w:lineRule="auto"/>
-        <w:ind w:left="180" w:right="180"/>
-      </w:pPr>
+        <w:t>event.preventDefault</w:t>
+      </w:r>
+      <w:proofErr w:type="gramEnd"/>
       <w:r>
         <w:rPr>
           <w:rFonts w:ascii="Consolas" w:eastAsia="Consolas" w:hAnsi="Consolas" w:cs="Consolas"/>
           <w:color w:val="8A8F98"/>
           <w:sz w:val="17"/>
         </w:rPr>
+        <w:t>();</w:t>
+      </w:r>
+    </w:p>
+    <w:p>
+      <w:pPr>
+        <w:pBdr>
+          <w:left w:val="single" w:sz="12" w:space="6" w:color="B7C3D4"/>
+        </w:pBdr>
+        <w:shd w:val="clear" w:color="auto" w:fill="F2F4F7"/>
+        <w:spacing w:line="250" w:lineRule="auto"/>
+        <w:ind w:left="180" w:right="180"/>
+      </w:pPr>
+      <w:r>
+        <w:rPr>
+          <w:rFonts w:ascii="Consolas" w:eastAsia="Consolas" w:hAnsi="Consolas" w:cs="Consolas"/>
+          <w:color w:val="8A8F98"/>
+          <w:sz w:val="17"/>
+        </w:rPr>
+        <w:t xml:space="preserve">    </w:t>
+      </w:r>
+      <w:proofErr w:type="gramStart"/>
+      <w:r>
+        <w:rPr>
+          <w:rFonts w:ascii="Consolas" w:eastAsia="Consolas" w:hAnsi="Consolas" w:cs="Consolas"/>
+          <w:color w:val="8A8F98"/>
+          <w:sz w:val="17"/>
+        </w:rPr>
+        <w:t>clearMessages(</w:t>
+      </w:r>
+      <w:proofErr w:type="gramEnd"/>
+      <w:r>
+        <w:rPr>
+          <w:rFonts w:ascii="Consolas" w:eastAsia="Consolas" w:hAnsi="Consolas" w:cs="Consolas"/>
+          <w:color w:val="8A8F98"/>
+          <w:sz w:val="17"/>
+        </w:rPr>
+        <w:t>);</w:t>
+      </w:r>
+    </w:p>
+    <w:p>
+      <w:pPr>
+        <w:pBdr>
+          <w:left w:val="single" w:sz="12" w:space="6" w:color="B7C3D4"/>
+        </w:pBdr>
+        <w:shd w:val="clear" w:color="auto" w:fill="F2F4F7"/>
+        <w:spacing w:line="250" w:lineRule="auto"/>
+        <w:ind w:left="180" w:right="180"/>
+      </w:pPr>
+      <w:r>
+        <w:rPr>
+          <w:rFonts w:ascii="Consolas" w:eastAsia="Consolas" w:hAnsi="Consolas" w:cs="Consolas"/>
+          <w:color w:val="8A8F98"/>
+          <w:sz w:val="17"/>
+        </w:rPr>
         <w:t xml:space="preserve"> </w:t>
       </w:r>
     </w:p>
@@ -17509,7 +19690,25 @@
           <w:color w:val="8A8F98"/>
           <w:sz w:val="17"/>
         </w:rPr>
-        <w:t xml:space="preserve">    await loadStudents();</w:t>
+        <w:t xml:space="preserve">    await </w:t>
+      </w:r>
+      <w:proofErr w:type="gramStart"/>
+      <w:r>
+        <w:rPr>
+          <w:rFonts w:ascii="Consolas" w:eastAsia="Consolas" w:hAnsi="Consolas" w:cs="Consolas"/>
+          <w:color w:val="8A8F98"/>
+          <w:sz w:val="17"/>
+        </w:rPr>
+        <w:t>loadStudents(</w:t>
+      </w:r>
+      <w:proofErr w:type="gramEnd"/>
+      <w:r>
+        <w:rPr>
+          <w:rFonts w:ascii="Consolas" w:eastAsia="Consolas" w:hAnsi="Consolas" w:cs="Consolas"/>
+          <w:color w:val="8A8F98"/>
+          <w:sz w:val="17"/>
+        </w:rPr>
+        <w:t>);</w:t>
       </w:r>
     </w:p>
     <w:p>
@@ -17736,7 +19935,25 @@
           <w:color w:val="0E7A34"/>
           <w:sz w:val="17"/>
         </w:rPr>
-        <w:t xml:space="preserve">        setMessage({ text: errorMessage, type: "error" });</w:t>
+        <w:t xml:space="preserve">        </w:t>
+      </w:r>
+      <w:proofErr w:type="gramStart"/>
+      <w:r>
+        <w:rPr>
+          <w:rFonts w:ascii="Consolas" w:eastAsia="Consolas" w:hAnsi="Consolas" w:cs="Consolas"/>
+          <w:color w:val="0E7A34"/>
+          <w:sz w:val="17"/>
+        </w:rPr>
+        <w:t>setMessage(</w:t>
+      </w:r>
+      <w:proofErr w:type="gramEnd"/>
+      <w:r>
+        <w:rPr>
+          <w:rFonts w:ascii="Consolas" w:eastAsia="Consolas" w:hAnsi="Consolas" w:cs="Consolas"/>
+          <w:color w:val="0E7A34"/>
+          <w:sz w:val="17"/>
+        </w:rPr>
+        <w:t>{ text: errorMessage, type: "error" });</w:t>
       </w:r>
     </w:p>
     <w:p>
@@ -17844,25 +20061,61 @@
           <w:color w:val="0E7A34"/>
           <w:sz w:val="17"/>
         </w:rPr>
-        <w:t xml:space="preserve">            await updateStudent(editingId, studentData);</w:t>
-      </w:r>
-    </w:p>
-    <w:p>
-      <w:pPr>
-        <w:pBdr>
-          <w:left w:val="single" w:sz="12" w:space="6" w:color="B7C3D4"/>
-        </w:pBdr>
-        <w:shd w:val="clear" w:color="auto" w:fill="F2F4F7"/>
-        <w:spacing w:line="250" w:lineRule="auto"/>
-        <w:ind w:left="180" w:right="180"/>
-      </w:pPr>
-      <w:r>
-        <w:rPr>
-          <w:rFonts w:ascii="Consolas" w:eastAsia="Consolas" w:hAnsi="Consolas" w:cs="Consolas"/>
-          <w:color w:val="0E7A34"/>
-          <w:sz w:val="17"/>
-        </w:rPr>
-        <w:t xml:space="preserve">            setMessage({ text: "학생 정보가 성공적으로 수정되었습니다.", type: "success" });</w:t>
+        <w:t xml:space="preserve">            await </w:t>
+      </w:r>
+      <w:proofErr w:type="gramStart"/>
+      <w:r>
+        <w:rPr>
+          <w:rFonts w:ascii="Consolas" w:eastAsia="Consolas" w:hAnsi="Consolas" w:cs="Consolas"/>
+          <w:color w:val="0E7A34"/>
+          <w:sz w:val="17"/>
+        </w:rPr>
+        <w:t>updateStudent(</w:t>
+      </w:r>
+      <w:proofErr w:type="gramEnd"/>
+      <w:r>
+        <w:rPr>
+          <w:rFonts w:ascii="Consolas" w:eastAsia="Consolas" w:hAnsi="Consolas" w:cs="Consolas"/>
+          <w:color w:val="0E7A34"/>
+          <w:sz w:val="17"/>
+        </w:rPr>
+        <w:t>editingId, studentData);</w:t>
+      </w:r>
+    </w:p>
+    <w:p>
+      <w:pPr>
+        <w:pBdr>
+          <w:left w:val="single" w:sz="12" w:space="6" w:color="B7C3D4"/>
+        </w:pBdr>
+        <w:shd w:val="clear" w:color="auto" w:fill="F2F4F7"/>
+        <w:spacing w:line="250" w:lineRule="auto"/>
+        <w:ind w:left="180" w:right="180"/>
+      </w:pPr>
+      <w:r>
+        <w:rPr>
+          <w:rFonts w:ascii="Consolas" w:eastAsia="Consolas" w:hAnsi="Consolas" w:cs="Consolas"/>
+          <w:color w:val="0E7A34"/>
+          <w:sz w:val="17"/>
+        </w:rPr>
+        <w:t xml:space="preserve">            setMessage(</w:t>
+      </w:r>
+      <w:proofErr w:type="gramStart"/>
+      <w:r>
+        <w:rPr>
+          <w:rFonts w:ascii="Consolas" w:eastAsia="Consolas" w:hAnsi="Consolas" w:cs="Consolas"/>
+          <w:color w:val="0E7A34"/>
+          <w:sz w:val="17"/>
+        </w:rPr>
+        <w:t>{ text</w:t>
+      </w:r>
+      <w:proofErr w:type="gramEnd"/>
+      <w:r>
+        <w:rPr>
+          <w:rFonts w:ascii="Consolas" w:eastAsia="Consolas" w:hAnsi="Consolas" w:cs="Consolas"/>
+          <w:color w:val="0E7A34"/>
+          <w:sz w:val="17"/>
+        </w:rPr>
+        <w:t>: "학생 정보가 성공적으로 수정되었습니다.", type: "success" });</w:t>
       </w:r>
     </w:p>
     <w:p>
@@ -17916,7 +20169,25 @@
           <w:color w:val="0E7A34"/>
           <w:sz w:val="17"/>
         </w:rPr>
-        <w:t xml:space="preserve">            setMessage({ text: "학생이 성공적으로 등록되었습니다.", type: "success" });</w:t>
+        <w:t xml:space="preserve">            setMessage(</w:t>
+      </w:r>
+      <w:proofErr w:type="gramStart"/>
+      <w:r>
+        <w:rPr>
+          <w:rFonts w:ascii="Consolas" w:eastAsia="Consolas" w:hAnsi="Consolas" w:cs="Consolas"/>
+          <w:color w:val="0E7A34"/>
+          <w:sz w:val="17"/>
+        </w:rPr>
+        <w:t>{ text</w:t>
+      </w:r>
+      <w:proofErr w:type="gramEnd"/>
+      <w:r>
+        <w:rPr>
+          <w:rFonts w:ascii="Consolas" w:eastAsia="Consolas" w:hAnsi="Consolas" w:cs="Consolas"/>
+          <w:color w:val="0E7A34"/>
+          <w:sz w:val="17"/>
+        </w:rPr>
+        <w:t>: "학생이 성공적으로 등록되었습니다.", type: "success" });</w:t>
       </w:r>
     </w:p>
     <w:p>
@@ -17970,7 +20241,25 @@
           <w:color w:val="0E7A34"/>
           <w:sz w:val="17"/>
         </w:rPr>
-        <w:t xml:space="preserve">        resetForm();</w:t>
+        <w:t xml:space="preserve">        </w:t>
+      </w:r>
+      <w:proofErr w:type="gramStart"/>
+      <w:r>
+        <w:rPr>
+          <w:rFonts w:ascii="Consolas" w:eastAsia="Consolas" w:hAnsi="Consolas" w:cs="Consolas"/>
+          <w:color w:val="0E7A34"/>
+          <w:sz w:val="17"/>
+        </w:rPr>
+        <w:t>resetForm(</w:t>
+      </w:r>
+      <w:proofErr w:type="gramEnd"/>
+      <w:r>
+        <w:rPr>
+          <w:rFonts w:ascii="Consolas" w:eastAsia="Consolas" w:hAnsi="Consolas" w:cs="Consolas"/>
+          <w:color w:val="0E7A34"/>
+          <w:sz w:val="17"/>
+        </w:rPr>
+        <w:t>);</w:t>
       </w:r>
     </w:p>
     <w:p>
@@ -18024,25 +20313,61 @@
           <w:color w:val="0E7A34"/>
           <w:sz w:val="17"/>
         </w:rPr>
-        <w:t xml:space="preserve">        console.error("Error:", error);</w:t>
-      </w:r>
-    </w:p>
-    <w:p>
-      <w:pPr>
-        <w:pBdr>
-          <w:left w:val="single" w:sz="12" w:space="6" w:color="B7C3D4"/>
-        </w:pBdr>
-        <w:shd w:val="clear" w:color="auto" w:fill="F2F4F7"/>
-        <w:spacing w:line="250" w:lineRule="auto"/>
-        <w:ind w:left="180" w:right="180"/>
-      </w:pPr>
-      <w:r>
-        <w:rPr>
-          <w:rFonts w:ascii="Consolas" w:eastAsia="Consolas" w:hAnsi="Consolas" w:cs="Consolas"/>
-          <w:color w:val="0E7A34"/>
-          <w:sz w:val="17"/>
-        </w:rPr>
-        <w:t xml:space="preserve">        setMessage({ text: error.message, type: "error" });   // 서버가 보낸 실제 메시지</w:t>
+        <w:t xml:space="preserve">        </w:t>
+      </w:r>
+      <w:proofErr w:type="gramStart"/>
+      <w:r>
+        <w:rPr>
+          <w:rFonts w:ascii="Consolas" w:eastAsia="Consolas" w:hAnsi="Consolas" w:cs="Consolas"/>
+          <w:color w:val="0E7A34"/>
+          <w:sz w:val="17"/>
+        </w:rPr>
+        <w:t>console.error</w:t>
+      </w:r>
+      <w:proofErr w:type="gramEnd"/>
+      <w:r>
+        <w:rPr>
+          <w:rFonts w:ascii="Consolas" w:eastAsia="Consolas" w:hAnsi="Consolas" w:cs="Consolas"/>
+          <w:color w:val="0E7A34"/>
+          <w:sz w:val="17"/>
+        </w:rPr>
+        <w:t>("Error:", error);</w:t>
+      </w:r>
+    </w:p>
+    <w:p>
+      <w:pPr>
+        <w:pBdr>
+          <w:left w:val="single" w:sz="12" w:space="6" w:color="B7C3D4"/>
+        </w:pBdr>
+        <w:shd w:val="clear" w:color="auto" w:fill="F2F4F7"/>
+        <w:spacing w:line="250" w:lineRule="auto"/>
+        <w:ind w:left="180" w:right="180"/>
+      </w:pPr>
+      <w:r>
+        <w:rPr>
+          <w:rFonts w:ascii="Consolas" w:eastAsia="Consolas" w:hAnsi="Consolas" w:cs="Consolas"/>
+          <w:color w:val="0E7A34"/>
+          <w:sz w:val="17"/>
+        </w:rPr>
+        <w:t xml:space="preserve">        setMessage(</w:t>
+      </w:r>
+      <w:proofErr w:type="gramStart"/>
+      <w:r>
+        <w:rPr>
+          <w:rFonts w:ascii="Consolas" w:eastAsia="Consolas" w:hAnsi="Consolas" w:cs="Consolas"/>
+          <w:color w:val="0E7A34"/>
+          <w:sz w:val="17"/>
+        </w:rPr>
+        <w:t>{ text</w:t>
+      </w:r>
+      <w:proofErr w:type="gramEnd"/>
+      <w:r>
+        <w:rPr>
+          <w:rFonts w:ascii="Consolas" w:eastAsia="Consolas" w:hAnsi="Consolas" w:cs="Consolas"/>
+          <w:color w:val="0E7A34"/>
+          <w:sz w:val="17"/>
+        </w:rPr>
+        <w:t>: error.message, type: "error" });   // 서버가 보낸 실제 메시지</w:t>
       </w:r>
     </w:p>
     <w:p>
@@ -18132,7 +20457,25 @@
           <w:color w:val="0E7A34"/>
           <w:sz w:val="17"/>
         </w:rPr>
-        <w:t>function resetForm() {</w:t>
+        <w:t xml:space="preserve">function </w:t>
+      </w:r>
+      <w:proofErr w:type="gramStart"/>
+      <w:r>
+        <w:rPr>
+          <w:rFonts w:ascii="Consolas" w:eastAsia="Consolas" w:hAnsi="Consolas" w:cs="Consolas"/>
+          <w:color w:val="0E7A34"/>
+          <w:sz w:val="17"/>
+        </w:rPr>
+        <w:t>resetForm(</w:t>
+      </w:r>
+      <w:proofErr w:type="gramEnd"/>
+      <w:r>
+        <w:rPr>
+          <w:rFonts w:ascii="Consolas" w:eastAsia="Consolas" w:hAnsi="Consolas" w:cs="Consolas"/>
+          <w:color w:val="0E7A34"/>
+          <w:sz w:val="17"/>
+        </w:rPr>
+        <w:t>) {</w:t>
       </w:r>
     </w:p>
     <w:p>
@@ -18336,12 +20679,21 @@
       <w:pPr>
         <w:spacing w:after="120"/>
       </w:pPr>
+      <w:proofErr w:type="gramStart"/>
       <w:r>
         <w:rPr>
           <w:color w:val="666666"/>
           <w:sz w:val="19"/>
         </w:rPr>
-        <w:t>파일  src/App.jsx</w:t>
+        <w:t>파일  src</w:t>
+      </w:r>
+      <w:proofErr w:type="gramEnd"/>
+      <w:r>
+        <w:rPr>
+          <w:color w:val="666666"/>
+          <w:sz w:val="19"/>
+        </w:rPr>
+        <w:t>/App.jsx</w:t>
       </w:r>
     </w:p>
     <w:p>
@@ -18429,42 +20781,78 @@
           <w:color w:val="8A8F98"/>
           <w:sz w:val="17"/>
         </w:rPr>
-        <w:t xml:space="preserve">    const button = event.target.closest("button[data-action]");</w:t>
-      </w:r>
-    </w:p>
-    <w:p>
-      <w:pPr>
-        <w:pBdr>
-          <w:left w:val="single" w:sz="12" w:space="6" w:color="B7C3D4"/>
-        </w:pBdr>
-        <w:shd w:val="clear" w:color="auto" w:fill="F2F4F7"/>
-        <w:spacing w:line="250" w:lineRule="auto"/>
-        <w:ind w:left="180" w:right="180"/>
-      </w:pPr>
+        <w:t xml:space="preserve">    const button = </w:t>
+      </w:r>
+      <w:proofErr w:type="gramStart"/>
       <w:r>
         <w:rPr>
           <w:rFonts w:ascii="Consolas" w:eastAsia="Consolas" w:hAnsi="Consolas" w:cs="Consolas"/>
           <w:color w:val="8A8F98"/>
           <w:sz w:val="17"/>
         </w:rPr>
-        <w:t xml:space="preserve">    if (!button) return;</w:t>
-      </w:r>
-    </w:p>
-    <w:p>
-      <w:pPr>
-        <w:pBdr>
-          <w:left w:val="single" w:sz="12" w:space="6" w:color="B7C3D4"/>
-        </w:pBdr>
-        <w:shd w:val="clear" w:color="auto" w:fill="F2F4F7"/>
-        <w:spacing w:line="250" w:lineRule="auto"/>
-        <w:ind w:left="180" w:right="180"/>
-      </w:pPr>
+        <w:t>event.target</w:t>
+      </w:r>
+      <w:proofErr w:type="gramEnd"/>
       <w:r>
         <w:rPr>
           <w:rFonts w:ascii="Consolas" w:eastAsia="Consolas" w:hAnsi="Consolas" w:cs="Consolas"/>
           <w:color w:val="8A8F98"/>
           <w:sz w:val="17"/>
         </w:rPr>
+        <w:t>.closest("button[data-action]");</w:t>
+      </w:r>
+    </w:p>
+    <w:p>
+      <w:pPr>
+        <w:pBdr>
+          <w:left w:val="single" w:sz="12" w:space="6" w:color="B7C3D4"/>
+        </w:pBdr>
+        <w:shd w:val="clear" w:color="auto" w:fill="F2F4F7"/>
+        <w:spacing w:line="250" w:lineRule="auto"/>
+        <w:ind w:left="180" w:right="180"/>
+      </w:pPr>
+      <w:r>
+        <w:rPr>
+          <w:rFonts w:ascii="Consolas" w:eastAsia="Consolas" w:hAnsi="Consolas" w:cs="Consolas"/>
+          <w:color w:val="8A8F98"/>
+          <w:sz w:val="17"/>
+        </w:rPr>
+        <w:t xml:space="preserve">    if </w:t>
+      </w:r>
+      <w:proofErr w:type="gramStart"/>
+      <w:r>
+        <w:rPr>
+          <w:rFonts w:ascii="Consolas" w:eastAsia="Consolas" w:hAnsi="Consolas" w:cs="Consolas"/>
+          <w:color w:val="8A8F98"/>
+          <w:sz w:val="17"/>
+        </w:rPr>
+        <w:t>(!button</w:t>
+      </w:r>
+      <w:proofErr w:type="gramEnd"/>
+      <w:r>
+        <w:rPr>
+          <w:rFonts w:ascii="Consolas" w:eastAsia="Consolas" w:hAnsi="Consolas" w:cs="Consolas"/>
+          <w:color w:val="8A8F98"/>
+          <w:sz w:val="17"/>
+        </w:rPr>
+        <w:t>) return;</w:t>
+      </w:r>
+    </w:p>
+    <w:p>
+      <w:pPr>
+        <w:pBdr>
+          <w:left w:val="single" w:sz="12" w:space="6" w:color="B7C3D4"/>
+        </w:pBdr>
+        <w:shd w:val="clear" w:color="auto" w:fill="F2F4F7"/>
+        <w:spacing w:line="250" w:lineRule="auto"/>
+        <w:ind w:left="180" w:right="180"/>
+      </w:pPr>
+      <w:r>
+        <w:rPr>
+          <w:rFonts w:ascii="Consolas" w:eastAsia="Consolas" w:hAnsi="Consolas" w:cs="Consolas"/>
+          <w:color w:val="8A8F98"/>
+          <w:sz w:val="17"/>
+        </w:rPr>
         <w:t xml:space="preserve"> </w:t>
       </w:r>
     </w:p>
@@ -18483,7 +20871,25 @@
           <w:color w:val="8A8F98"/>
           <w:sz w:val="17"/>
         </w:rPr>
-        <w:t xml:space="preserve">    const { action, id } = button.dataset;</w:t>
+        <w:t xml:space="preserve">    const </w:t>
+      </w:r>
+      <w:proofErr w:type="gramStart"/>
+      <w:r>
+        <w:rPr>
+          <w:rFonts w:ascii="Consolas" w:eastAsia="Consolas" w:hAnsi="Consolas" w:cs="Consolas"/>
+          <w:color w:val="8A8F98"/>
+          <w:sz w:val="17"/>
+        </w:rPr>
+        <w:t>{ action</w:t>
+      </w:r>
+      <w:proofErr w:type="gramEnd"/>
+      <w:r>
+        <w:rPr>
+          <w:rFonts w:ascii="Consolas" w:eastAsia="Consolas" w:hAnsi="Consolas" w:cs="Consolas"/>
+          <w:color w:val="8A8F98"/>
+          <w:sz w:val="17"/>
+        </w:rPr>
+        <w:t>, id } = button.dataset;</w:t>
       </w:r>
     </w:p>
     <w:p>
@@ -19006,7 +21412,25 @@
           <w:color w:val="0E7A34"/>
           <w:sz w:val="17"/>
         </w:rPr>
-        <w:t xml:space="preserve">            formRef.current.scrollIntoView({ behavior: "smooth" });</w:t>
+        <w:t xml:space="preserve">            </w:t>
+      </w:r>
+      <w:proofErr w:type="gramStart"/>
+      <w:r>
+        <w:rPr>
+          <w:rFonts w:ascii="Consolas" w:eastAsia="Consolas" w:hAnsi="Consolas" w:cs="Consolas"/>
+          <w:color w:val="0E7A34"/>
+          <w:sz w:val="17"/>
+        </w:rPr>
+        <w:t>formRef.current.scrollIntoView</w:t>
+      </w:r>
+      <w:proofErr w:type="gramEnd"/>
+      <w:r>
+        <w:rPr>
+          <w:rFonts w:ascii="Consolas" w:eastAsia="Consolas" w:hAnsi="Consolas" w:cs="Consolas"/>
+          <w:color w:val="0E7A34"/>
+          <w:sz w:val="17"/>
+        </w:rPr>
+        <w:t>({ behavior: "smooth" });</w:t>
       </w:r>
     </w:p>
     <w:p>
@@ -19060,25 +21484,61 @@
           <w:color w:val="0E7A34"/>
           <w:sz w:val="17"/>
         </w:rPr>
-        <w:t xml:space="preserve">        console.error("Error:", error);</w:t>
-      </w:r>
-    </w:p>
-    <w:p>
-      <w:pPr>
-        <w:pBdr>
-          <w:left w:val="single" w:sz="12" w:space="6" w:color="B7C3D4"/>
-        </w:pBdr>
-        <w:shd w:val="clear" w:color="auto" w:fill="F2F4F7"/>
-        <w:spacing w:line="250" w:lineRule="auto"/>
-        <w:ind w:left="180" w:right="180"/>
-      </w:pPr>
-      <w:r>
-        <w:rPr>
-          <w:rFonts w:ascii="Consolas" w:eastAsia="Consolas" w:hAnsi="Consolas" w:cs="Consolas"/>
-          <w:color w:val="0E7A34"/>
-          <w:sz w:val="17"/>
-        </w:rPr>
-        <w:t xml:space="preserve">        setMessage({ text: error.message, type: "error" });</w:t>
+        <w:t xml:space="preserve">        </w:t>
+      </w:r>
+      <w:proofErr w:type="gramStart"/>
+      <w:r>
+        <w:rPr>
+          <w:rFonts w:ascii="Consolas" w:eastAsia="Consolas" w:hAnsi="Consolas" w:cs="Consolas"/>
+          <w:color w:val="0E7A34"/>
+          <w:sz w:val="17"/>
+        </w:rPr>
+        <w:t>console.error</w:t>
+      </w:r>
+      <w:proofErr w:type="gramEnd"/>
+      <w:r>
+        <w:rPr>
+          <w:rFonts w:ascii="Consolas" w:eastAsia="Consolas" w:hAnsi="Consolas" w:cs="Consolas"/>
+          <w:color w:val="0E7A34"/>
+          <w:sz w:val="17"/>
+        </w:rPr>
+        <w:t>("Error:", error);</w:t>
+      </w:r>
+    </w:p>
+    <w:p>
+      <w:pPr>
+        <w:pBdr>
+          <w:left w:val="single" w:sz="12" w:space="6" w:color="B7C3D4"/>
+        </w:pBdr>
+        <w:shd w:val="clear" w:color="auto" w:fill="F2F4F7"/>
+        <w:spacing w:line="250" w:lineRule="auto"/>
+        <w:ind w:left="180" w:right="180"/>
+      </w:pPr>
+      <w:r>
+        <w:rPr>
+          <w:rFonts w:ascii="Consolas" w:eastAsia="Consolas" w:hAnsi="Consolas" w:cs="Consolas"/>
+          <w:color w:val="0E7A34"/>
+          <w:sz w:val="17"/>
+        </w:rPr>
+        <w:t xml:space="preserve">        </w:t>
+      </w:r>
+      <w:proofErr w:type="gramStart"/>
+      <w:r>
+        <w:rPr>
+          <w:rFonts w:ascii="Consolas" w:eastAsia="Consolas" w:hAnsi="Consolas" w:cs="Consolas"/>
+          <w:color w:val="0E7A34"/>
+          <w:sz w:val="17"/>
+        </w:rPr>
+        <w:t>setMessage(</w:t>
+      </w:r>
+      <w:proofErr w:type="gramEnd"/>
+      <w:r>
+        <w:rPr>
+          <w:rFonts w:ascii="Consolas" w:eastAsia="Consolas" w:hAnsi="Consolas" w:cs="Consolas"/>
+          <w:color w:val="0E7A34"/>
+          <w:sz w:val="17"/>
+        </w:rPr>
+        <w:t>{ text: error.message, type: "error" });</w:t>
       </w:r>
     </w:p>
     <w:p>
@@ -19168,7 +21628,25 @@
           <w:color w:val="0E7A34"/>
           <w:sz w:val="17"/>
         </w:rPr>
-        <w:t xml:space="preserve">    if (!confirm("정말로 이 학생을 삭제하시겠습니까?")) {</w:t>
+        <w:t xml:space="preserve">    if </w:t>
+      </w:r>
+      <w:proofErr w:type="gramStart"/>
+      <w:r>
+        <w:rPr>
+          <w:rFonts w:ascii="Consolas" w:eastAsia="Consolas" w:hAnsi="Consolas" w:cs="Consolas"/>
+          <w:color w:val="0E7A34"/>
+          <w:sz w:val="17"/>
+        </w:rPr>
+        <w:t>(!confirm</w:t>
+      </w:r>
+      <w:proofErr w:type="gramEnd"/>
+      <w:r>
+        <w:rPr>
+          <w:rFonts w:ascii="Consolas" w:eastAsia="Consolas" w:hAnsi="Consolas" w:cs="Consolas"/>
+          <w:color w:val="0E7A34"/>
+          <w:sz w:val="17"/>
+        </w:rPr>
+        <w:t>("정말로 이 학생을 삭제하시겠습니까?")) {</w:t>
       </w:r>
     </w:p>
     <w:p>
@@ -19276,7 +21754,25 @@
           <w:color w:val="0E7A34"/>
           <w:sz w:val="17"/>
         </w:rPr>
-        <w:t xml:space="preserve">        setMessage({ text: "학생이 성공적으로 삭제되었습니다.", type: "success" });</w:t>
+        <w:t xml:space="preserve">        setMessage(</w:t>
+      </w:r>
+      <w:proofErr w:type="gramStart"/>
+      <w:r>
+        <w:rPr>
+          <w:rFonts w:ascii="Consolas" w:eastAsia="Consolas" w:hAnsi="Consolas" w:cs="Consolas"/>
+          <w:color w:val="0E7A34"/>
+          <w:sz w:val="17"/>
+        </w:rPr>
+        <w:t>{ text</w:t>
+      </w:r>
+      <w:proofErr w:type="gramEnd"/>
+      <w:r>
+        <w:rPr>
+          <w:rFonts w:ascii="Consolas" w:eastAsia="Consolas" w:hAnsi="Consolas" w:cs="Consolas"/>
+          <w:color w:val="0E7A34"/>
+          <w:sz w:val="17"/>
+        </w:rPr>
+        <w:t>: "학생이 성공적으로 삭제되었습니다.", type: "success" });</w:t>
       </w:r>
     </w:p>
     <w:p>
@@ -19348,7 +21844,25 @@
           <w:color w:val="0E7A34"/>
           <w:sz w:val="17"/>
         </w:rPr>
-        <w:t xml:space="preserve">            resetForm();</w:t>
+        <w:t xml:space="preserve">            </w:t>
+      </w:r>
+      <w:proofErr w:type="gramStart"/>
+      <w:r>
+        <w:rPr>
+          <w:rFonts w:ascii="Consolas" w:eastAsia="Consolas" w:hAnsi="Consolas" w:cs="Consolas"/>
+          <w:color w:val="0E7A34"/>
+          <w:sz w:val="17"/>
+        </w:rPr>
+        <w:t>resetForm(</w:t>
+      </w:r>
+      <w:proofErr w:type="gramEnd"/>
+      <w:r>
+        <w:rPr>
+          <w:rFonts w:ascii="Consolas" w:eastAsia="Consolas" w:hAnsi="Consolas" w:cs="Consolas"/>
+          <w:color w:val="0E7A34"/>
+          <w:sz w:val="17"/>
+        </w:rPr>
+        <w:t>);</w:t>
       </w:r>
     </w:p>
     <w:p>
@@ -19402,7 +21916,25 @@
           <w:color w:val="0E7A34"/>
           <w:sz w:val="17"/>
         </w:rPr>
-        <w:t xml:space="preserve">        await loadStudents();</w:t>
+        <w:t xml:space="preserve">        await </w:t>
+      </w:r>
+      <w:proofErr w:type="gramStart"/>
+      <w:r>
+        <w:rPr>
+          <w:rFonts w:ascii="Consolas" w:eastAsia="Consolas" w:hAnsi="Consolas" w:cs="Consolas"/>
+          <w:color w:val="0E7A34"/>
+          <w:sz w:val="17"/>
+        </w:rPr>
+        <w:t>loadStudents(</w:t>
+      </w:r>
+      <w:proofErr w:type="gramEnd"/>
+      <w:r>
+        <w:rPr>
+          <w:rFonts w:ascii="Consolas" w:eastAsia="Consolas" w:hAnsi="Consolas" w:cs="Consolas"/>
+          <w:color w:val="0E7A34"/>
+          <w:sz w:val="17"/>
+        </w:rPr>
+        <w:t>);</w:t>
       </w:r>
     </w:p>
     <w:p>
@@ -19438,25 +21970,61 @@
           <w:color w:val="0E7A34"/>
           <w:sz w:val="17"/>
         </w:rPr>
-        <w:t xml:space="preserve">        console.error("Error:", error);</w:t>
-      </w:r>
-    </w:p>
-    <w:p>
-      <w:pPr>
-        <w:pBdr>
-          <w:left w:val="single" w:sz="12" w:space="6" w:color="B7C3D4"/>
-        </w:pBdr>
-        <w:shd w:val="clear" w:color="auto" w:fill="F2F4F7"/>
-        <w:spacing w:line="250" w:lineRule="auto"/>
-        <w:ind w:left="180" w:right="180"/>
-      </w:pPr>
-      <w:r>
-        <w:rPr>
-          <w:rFonts w:ascii="Consolas" w:eastAsia="Consolas" w:hAnsi="Consolas" w:cs="Consolas"/>
-          <w:color w:val="0E7A34"/>
-          <w:sz w:val="17"/>
-        </w:rPr>
-        <w:t xml:space="preserve">        setMessage({ text: error.message, type: "error" });</w:t>
+        <w:t xml:space="preserve">        </w:t>
+      </w:r>
+      <w:proofErr w:type="gramStart"/>
+      <w:r>
+        <w:rPr>
+          <w:rFonts w:ascii="Consolas" w:eastAsia="Consolas" w:hAnsi="Consolas" w:cs="Consolas"/>
+          <w:color w:val="0E7A34"/>
+          <w:sz w:val="17"/>
+        </w:rPr>
+        <w:t>console.error</w:t>
+      </w:r>
+      <w:proofErr w:type="gramEnd"/>
+      <w:r>
+        <w:rPr>
+          <w:rFonts w:ascii="Consolas" w:eastAsia="Consolas" w:hAnsi="Consolas" w:cs="Consolas"/>
+          <w:color w:val="0E7A34"/>
+          <w:sz w:val="17"/>
+        </w:rPr>
+        <w:t>("Error:", error);</w:t>
+      </w:r>
+    </w:p>
+    <w:p>
+      <w:pPr>
+        <w:pBdr>
+          <w:left w:val="single" w:sz="12" w:space="6" w:color="B7C3D4"/>
+        </w:pBdr>
+        <w:shd w:val="clear" w:color="auto" w:fill="F2F4F7"/>
+        <w:spacing w:line="250" w:lineRule="auto"/>
+        <w:ind w:left="180" w:right="180"/>
+      </w:pPr>
+      <w:r>
+        <w:rPr>
+          <w:rFonts w:ascii="Consolas" w:eastAsia="Consolas" w:hAnsi="Consolas" w:cs="Consolas"/>
+          <w:color w:val="0E7A34"/>
+          <w:sz w:val="17"/>
+        </w:rPr>
+        <w:t xml:space="preserve">        </w:t>
+      </w:r>
+      <w:proofErr w:type="gramStart"/>
+      <w:r>
+        <w:rPr>
+          <w:rFonts w:ascii="Consolas" w:eastAsia="Consolas" w:hAnsi="Consolas" w:cs="Consolas"/>
+          <w:color w:val="0E7A34"/>
+          <w:sz w:val="17"/>
+        </w:rPr>
+        <w:t>setMessage(</w:t>
+      </w:r>
+      <w:proofErr w:type="gramEnd"/>
+      <w:r>
+        <w:rPr>
+          <w:rFonts w:ascii="Consolas" w:eastAsia="Consolas" w:hAnsi="Consolas" w:cs="Consolas"/>
+          <w:color w:val="0E7A34"/>
+          <w:sz w:val="17"/>
+        </w:rPr>
+        <w:t>{ text: error.message, type: "error" });</w:t>
       </w:r>
     </w:p>
     <w:p>
@@ -19576,7 +22144,23 @@
           <w:color w:val="333333"/>
           <w:sz w:val="19"/>
         </w:rPr>
-        <w:t>수정 버튼을 누르면 폼이 채워지고 버튼 글자가 "학생 수정" 으로 바뀌며 폼으로 스크롤된다.</w:t>
+        <w:t xml:space="preserve">수정 버튼을 누르면 폼이 채워지고 버튼 글자가 "학생 </w:t>
+      </w:r>
+      <w:proofErr w:type="gramStart"/>
+      <w:r>
+        <w:rPr>
+          <w:color w:val="333333"/>
+          <w:sz w:val="19"/>
+        </w:rPr>
+        <w:t>수정" 으로</w:t>
+      </w:r>
+      <w:proofErr w:type="gramEnd"/>
+      <w:r>
+        <w:rPr>
+          <w:color w:val="333333"/>
+          <w:sz w:val="19"/>
+        </w:rPr>
+        <w:t xml:space="preserve"> 바뀌며 폼으로 스크롤된다.</w:t>
       </w:r>
     </w:p>
     <w:p>
@@ -19643,12 +22227,21 @@
       <w:pPr>
         <w:spacing w:after="120"/>
       </w:pPr>
+      <w:proofErr w:type="gramStart"/>
       <w:r>
         <w:rPr>
           <w:color w:val="666666"/>
           <w:sz w:val="19"/>
         </w:rPr>
-        <w:t>파일  src/App.jsx</w:t>
+        <w:t>파일  src</w:t>
+      </w:r>
+      <w:proofErr w:type="gramEnd"/>
+      <w:r>
+        <w:rPr>
+          <w:color w:val="666666"/>
+          <w:sz w:val="19"/>
+        </w:rPr>
+        <w:t>/App.jsx</w:t>
       </w:r>
     </w:p>
     <w:p>
@@ -20054,7 +22647,23 @@
           <w:color w:val="333333"/>
           <w:sz w:val="19"/>
         </w:rPr>
-        <w:t>isEditing 은 state 가 아닙니다. editingId !== null 로 그때그때 계산합니다. editingId 만 바꾸면 되는 값을 state 두 개로 나눠 두면 둘이 어긋날 수 있기 때문입니다. 계산해서 알 수 있는 값은 state 로 두지 않는 것이 좋습니다.</w:t>
+        <w:t xml:space="preserve">isEditing 은 state 가 아닙니다. </w:t>
+      </w:r>
+      <w:proofErr w:type="gramStart"/>
+      <w:r>
+        <w:rPr>
+          <w:color w:val="333333"/>
+          <w:sz w:val="19"/>
+        </w:rPr>
+        <w:t>editingId !</w:t>
+      </w:r>
+      <w:proofErr w:type="gramEnd"/>
+      <w:r>
+        <w:rPr>
+          <w:color w:val="333333"/>
+          <w:sz w:val="19"/>
+        </w:rPr>
+        <w:t>== null 로 그때그때 계산합니다. editingId 만 바꾸면 되는 값을 state 두 개로 나눠 두면 둘이 어긋날 수 있기 때문입니다. 계산해서 알 수 있는 값은 state 로 두지 않는 것이 좋습니다.</w:t>
       </w:r>
     </w:p>
     <w:p>
@@ -20083,18 +22692,43 @@
           <w:color w:val="666666"/>
           <w:sz w:val="17"/>
         </w:rPr>
-        <w:t xml:space="preserve">▶ src/App.jsx      </w:t>
-      </w:r>
-      <w:hyperlink r:id="rId13" w:history="1">
-        <w:r>
-          <w:rPr>
-            <w:rStyle w:val="a5"/>
-            <w:b/>
-            <w:sz w:val="17"/>
-          </w:rPr>
-          <w:t>[전체 코드 보기]</w:t>
-        </w:r>
-      </w:hyperlink>
+        <w:t>▶ src/</w:t>
+      </w:r>
+      <w:proofErr w:type="gramStart"/>
+      <w:r>
+        <w:rPr>
+          <w:b/>
+          <w:color w:val="666666"/>
+          <w:sz w:val="17"/>
+        </w:rPr>
+        <w:t xml:space="preserve">App.jsx      </w:t>
+      </w:r>
+      <w:proofErr w:type="gramEnd"/>
+      <w:r>
+        <w:fldChar w:fldCharType="begin"/>
+      </w:r>
+      <w:r>
+        <w:instrText xml:space="preserve"> HYPERLINK "https://github.com/mysoyul/Html_CSS_JS_App/blob/main/docs/examples/05_react/step/5-10_App.jsx" </w:instrText>
+      </w:r>
+      <w:r>
+        <w:fldChar w:fldCharType="separate"/>
+      </w:r>
+      <w:r>
+        <w:rPr>
+          <w:rStyle w:val="a5"/>
+          <w:b/>
+          <w:sz w:val="17"/>
+        </w:rPr>
+        <w:t>[전체 코드 보기]</w:t>
+      </w:r>
+      <w:r>
+        <w:rPr>
+          <w:rStyle w:val="a5"/>
+          <w:b/>
+          <w:sz w:val="17"/>
+        </w:rPr>
+        <w:fldChar w:fldCharType="end"/>
+      </w:r>
     </w:p>
     <w:p>
       <w:pPr>
@@ -20111,7 +22745,25 @@
           <w:color w:val="0E7A34"/>
           <w:sz w:val="17"/>
         </w:rPr>
-        <w:t>import { useEffect, useRef, useState } from "react";</w:t>
+        <w:t xml:space="preserve">import </w:t>
+      </w:r>
+      <w:proofErr w:type="gramStart"/>
+      <w:r>
+        <w:rPr>
+          <w:rFonts w:ascii="Consolas" w:eastAsia="Consolas" w:hAnsi="Consolas" w:cs="Consolas"/>
+          <w:color w:val="0E7A34"/>
+          <w:sz w:val="17"/>
+        </w:rPr>
+        <w:t>{ useEffect</w:t>
+      </w:r>
+      <w:proofErr w:type="gramEnd"/>
+      <w:r>
+        <w:rPr>
+          <w:rFonts w:ascii="Consolas" w:eastAsia="Consolas" w:hAnsi="Consolas" w:cs="Consolas"/>
+          <w:color w:val="0E7A34"/>
+          <w:sz w:val="17"/>
+        </w:rPr>
+        <w:t>, useRef, useState } from "react";</w:t>
       </w:r>
     </w:p>
     <w:p>
@@ -20327,7 +22979,25 @@
           <w:color w:val="0E7A34"/>
           <w:sz w:val="17"/>
         </w:rPr>
-        <w:t>import { validateStudent } from "./lib/validation.js";</w:t>
+        <w:t xml:space="preserve">import </w:t>
+      </w:r>
+      <w:proofErr w:type="gramStart"/>
+      <w:r>
+        <w:rPr>
+          <w:rFonts w:ascii="Consolas" w:eastAsia="Consolas" w:hAnsi="Consolas" w:cs="Consolas"/>
+          <w:color w:val="0E7A34"/>
+          <w:sz w:val="17"/>
+        </w:rPr>
+        <w:t>{ validateStudent</w:t>
+      </w:r>
+      <w:proofErr w:type="gramEnd"/>
+      <w:r>
+        <w:rPr>
+          <w:rFonts w:ascii="Consolas" w:eastAsia="Consolas" w:hAnsi="Consolas" w:cs="Consolas"/>
+          <w:color w:val="0E7A34"/>
+          <w:sz w:val="17"/>
+        </w:rPr>
+        <w:t xml:space="preserve"> } from "./lib/validation.js";</w:t>
       </w:r>
     </w:p>
     <w:p>
@@ -20381,7 +23051,25 @@
           <w:color w:val="0E7A34"/>
           <w:sz w:val="17"/>
         </w:rPr>
-        <w:t>import { EMPTY_FORM, toRequest, toFormValues } from "./lib/studentData.js";</w:t>
+        <w:t xml:space="preserve">import </w:t>
+      </w:r>
+      <w:proofErr w:type="gramStart"/>
+      <w:r>
+        <w:rPr>
+          <w:rFonts w:ascii="Consolas" w:eastAsia="Consolas" w:hAnsi="Consolas" w:cs="Consolas"/>
+          <w:color w:val="0E7A34"/>
+          <w:sz w:val="17"/>
+        </w:rPr>
+        <w:t>{ EMPTY</w:t>
+      </w:r>
+      <w:proofErr w:type="gramEnd"/>
+      <w:r>
+        <w:rPr>
+          <w:rFonts w:ascii="Consolas" w:eastAsia="Consolas" w:hAnsi="Consolas" w:cs="Consolas"/>
+          <w:color w:val="0E7A34"/>
+          <w:sz w:val="17"/>
+        </w:rPr>
+        <w:t>_FORM, toRequest, toFormValues } from "./lib/studentData.js";</w:t>
       </w:r>
     </w:p>
     <w:p>
@@ -21099,12 +23787,21 @@
       <w:pPr>
         <w:spacing w:after="120"/>
       </w:pPr>
+      <w:proofErr w:type="gramStart"/>
       <w:r>
         <w:rPr>
           <w:color w:val="666666"/>
           <w:sz w:val="19"/>
         </w:rPr>
-        <w:t>파일  package.json   .env.production   dist/</w:t>
+        <w:t>파일  package.json</w:t>
+      </w:r>
+      <w:proofErr w:type="gramEnd"/>
+      <w:r>
+        <w:rPr>
+          <w:color w:val="666666"/>
+          <w:sz w:val="19"/>
+        </w:rPr>
+        <w:t xml:space="preserve">   .env.production   dist/</w:t>
       </w:r>
     </w:p>
     <w:p>
@@ -21549,11 +24246,19 @@
             <w:pPr>
               <w:spacing w:line="240" w:lineRule="auto"/>
             </w:pPr>
-            <w:r>
-              <w:rPr>
-                <w:sz w:val="18"/>
-              </w:rPr>
-              <w:t>.env.production (같음)</w:t>
+            <w:proofErr w:type="gramStart"/>
+            <w:r>
+              <w:rPr>
+                <w:sz w:val="18"/>
+              </w:rPr>
+              <w:t>.env.production</w:t>
+            </w:r>
+            <w:proofErr w:type="gramEnd"/>
+            <w:r>
+              <w:rPr>
+                <w:sz w:val="18"/>
+              </w:rPr>
+              <w:t xml:space="preserve"> (같음)</w:t>
             </w:r>
           </w:p>
         </w:tc>
@@ -21716,7 +24421,23 @@
           <w:color w:val="333333"/>
           <w:sz w:val="19"/>
         </w:rPr>
-        <w:t>dist 안의 js 파일에 .env.production 의 주소가 들어 있다.</w:t>
+        <w:t xml:space="preserve">dist 안의 js </w:t>
+      </w:r>
+      <w:proofErr w:type="gramStart"/>
+      <w:r>
+        <w:rPr>
+          <w:color w:val="333333"/>
+          <w:sz w:val="19"/>
+        </w:rPr>
+        <w:t>파일에 .env.production</w:t>
+      </w:r>
+      <w:proofErr w:type="gramEnd"/>
+      <w:r>
+        <w:rPr>
+          <w:color w:val="333333"/>
+          <w:sz w:val="19"/>
+        </w:rPr>
+        <w:t xml:space="preserve"> 의 주소가 들어 있다.</w:t>
       </w:r>
     </w:p>
     <w:p>
@@ -21758,6 +24479,7 @@
           <w:color w:val="C0504D"/>
           <w:sz w:val="26"/>
         </w:rPr>
+        <w:lastRenderedPageBreak/>
         <w:t>[실습 5-12]  리팩토링 — 반복되는 입력칸을 공통 컴포넌트로</w:t>
       </w:r>
     </w:p>
@@ -21765,12 +24487,21 @@
       <w:pPr>
         <w:spacing w:after="120"/>
       </w:pPr>
+      <w:proofErr w:type="gramStart"/>
       <w:r>
         <w:rPr>
           <w:color w:val="666666"/>
           <w:sz w:val="19"/>
         </w:rPr>
-        <w:t xml:space="preserve">파일  src/components/StudentFormField.jsx   src/App.jsx</w:t>
+        <w:t>파일  src</w:t>
+      </w:r>
+      <w:proofErr w:type="gramEnd"/>
+      <w:r>
+        <w:rPr>
+          <w:color w:val="666666"/>
+          <w:sz w:val="19"/>
+        </w:rPr>
+        <w:t>/components/StudentFormField.jsx   src/App.jsx</w:t>
       </w:r>
     </w:p>
     <w:p>
@@ -21864,24 +24595,40 @@
           <w:rFonts w:ascii="Consolas" w:eastAsia="Consolas" w:hAnsi="Consolas" w:cs="Consolas"/>
           <w:sz w:val="17"/>
         </w:rPr>
-        <w:t xml:space="preserve">&lt;div className="form-group"&gt;</w:t>
-      </w:r>
-    </w:p>
-    <w:p>
-      <w:pPr>
-        <w:pBdr>
-          <w:left w:val="single" w:sz="12" w:space="6" w:color="B7C3D4"/>
-        </w:pBdr>
-        <w:shd w:val="clear" w:color="auto" w:fill="F2F4F7"/>
-        <w:spacing w:line="250" w:lineRule="auto"/>
-        <w:ind w:left="180" w:right="180"/>
-      </w:pPr>
-      <w:r>
-        <w:rPr>
-          <w:rFonts w:ascii="Consolas" w:eastAsia="Consolas" w:hAnsi="Consolas" w:cs="Consolas"/>
-          <w:sz w:val="17"/>
-        </w:rPr>
-        <w:t xml:space="preserve">    &lt;label htmlFor="name"&gt;이름:&lt;/label&gt;</w:t>
+        <w:t>&lt;div className="form-group"&gt;</w:t>
+      </w:r>
+    </w:p>
+    <w:p>
+      <w:pPr>
+        <w:pBdr>
+          <w:left w:val="single" w:sz="12" w:space="6" w:color="B7C3D4"/>
+        </w:pBdr>
+        <w:shd w:val="clear" w:color="auto" w:fill="F2F4F7"/>
+        <w:spacing w:line="250" w:lineRule="auto"/>
+        <w:ind w:left="180" w:right="180"/>
+      </w:pPr>
+      <w:r>
+        <w:rPr>
+          <w:rFonts w:ascii="Consolas" w:eastAsia="Consolas" w:hAnsi="Consolas" w:cs="Consolas"/>
+          <w:sz w:val="17"/>
+        </w:rPr>
+        <w:t xml:space="preserve">    &lt;label htmlFor="name"&gt;이름</w:t>
+      </w:r>
+      <w:proofErr w:type="gramStart"/>
+      <w:r>
+        <w:rPr>
+          <w:rFonts w:ascii="Consolas" w:eastAsia="Consolas" w:hAnsi="Consolas" w:cs="Consolas"/>
+          <w:sz w:val="17"/>
+        </w:rPr>
+        <w:t>:&lt;</w:t>
+      </w:r>
+      <w:proofErr w:type="gramEnd"/>
+      <w:r>
+        <w:rPr>
+          <w:rFonts w:ascii="Consolas" w:eastAsia="Consolas" w:hAnsi="Consolas" w:cs="Consolas"/>
+          <w:sz w:val="17"/>
+        </w:rPr>
+        <w:t>/label&gt;</w:t>
       </w:r>
     </w:p>
     <w:p>
@@ -21949,7 +24696,23 @@
           <w:rFonts w:ascii="Consolas" w:eastAsia="Consolas" w:hAnsi="Consolas" w:cs="Consolas"/>
           <w:sz w:val="17"/>
         </w:rPr>
-        <w:t xml:space="preserve">        value={form.name}  onChange={onChange}</w:t>
+        <w:t xml:space="preserve">        value={</w:t>
+      </w:r>
+      <w:proofErr w:type="gramStart"/>
+      <w:r>
+        <w:rPr>
+          <w:rFonts w:ascii="Consolas" w:eastAsia="Consolas" w:hAnsi="Consolas" w:cs="Consolas"/>
+          <w:sz w:val="17"/>
+        </w:rPr>
+        <w:t>form.name}  onChange</w:t>
+      </w:r>
+      <w:proofErr w:type="gramEnd"/>
+      <w:r>
+        <w:rPr>
+          <w:rFonts w:ascii="Consolas" w:eastAsia="Consolas" w:hAnsi="Consolas" w:cs="Consolas"/>
+          <w:sz w:val="17"/>
+        </w:rPr>
+        <w:t>={onChange}</w:t>
       </w:r>
     </w:p>
     <w:p>
@@ -21983,7 +24746,7 @@
           <w:rFonts w:ascii="Consolas" w:eastAsia="Consolas" w:hAnsi="Consolas" w:cs="Consolas"/>
           <w:sz w:val="17"/>
         </w:rPr>
-        <w:t xml:space="preserve">&lt;/div&gt;</w:t>
+        <w:t>&lt;/div&gt;</w:t>
       </w:r>
     </w:p>
     <w:p>
@@ -22017,24 +24780,40 @@
           <w:rFonts w:ascii="Consolas" w:eastAsia="Consolas" w:hAnsi="Consolas" w:cs="Consolas"/>
           <w:sz w:val="17"/>
         </w:rPr>
-        <w:t xml:space="preserve">&lt;div className="form-group"&gt;</w:t>
-      </w:r>
-    </w:p>
-    <w:p>
-      <w:pPr>
-        <w:pBdr>
-          <w:left w:val="single" w:sz="12" w:space="6" w:color="B7C3D4"/>
-        </w:pBdr>
-        <w:shd w:val="clear" w:color="auto" w:fill="F2F4F7"/>
-        <w:spacing w:line="250" w:lineRule="auto"/>
-        <w:ind w:left="180" w:right="180"/>
-      </w:pPr>
-      <w:r>
-        <w:rPr>
-          <w:rFonts w:ascii="Consolas" w:eastAsia="Consolas" w:hAnsi="Consolas" w:cs="Consolas"/>
-          <w:sz w:val="17"/>
-        </w:rPr>
-        <w:t xml:space="preserve">    &lt;label htmlFor="studentNumber"&gt;학번:&lt;/label&gt;</w:t>
+        <w:t>&lt;div className="form-group"&gt;</w:t>
+      </w:r>
+    </w:p>
+    <w:p>
+      <w:pPr>
+        <w:pBdr>
+          <w:left w:val="single" w:sz="12" w:space="6" w:color="B7C3D4"/>
+        </w:pBdr>
+        <w:shd w:val="clear" w:color="auto" w:fill="F2F4F7"/>
+        <w:spacing w:line="250" w:lineRule="auto"/>
+        <w:ind w:left="180" w:right="180"/>
+      </w:pPr>
+      <w:r>
+        <w:rPr>
+          <w:rFonts w:ascii="Consolas" w:eastAsia="Consolas" w:hAnsi="Consolas" w:cs="Consolas"/>
+          <w:sz w:val="17"/>
+        </w:rPr>
+        <w:t xml:space="preserve">    &lt;label htmlFor="studentNumber"&gt;학번</w:t>
+      </w:r>
+      <w:proofErr w:type="gramStart"/>
+      <w:r>
+        <w:rPr>
+          <w:rFonts w:ascii="Consolas" w:eastAsia="Consolas" w:hAnsi="Consolas" w:cs="Consolas"/>
+          <w:sz w:val="17"/>
+        </w:rPr>
+        <w:t>:&lt;</w:t>
+      </w:r>
+      <w:proofErr w:type="gramEnd"/>
+      <w:r>
+        <w:rPr>
+          <w:rFonts w:ascii="Consolas" w:eastAsia="Consolas" w:hAnsi="Consolas" w:cs="Consolas"/>
+          <w:sz w:val="17"/>
+        </w:rPr>
+        <w:t>/label&gt;</w:t>
       </w:r>
     </w:p>
     <w:p>
@@ -22102,7 +24881,23 @@
           <w:rFonts w:ascii="Consolas" w:eastAsia="Consolas" w:hAnsi="Consolas" w:cs="Consolas"/>
           <w:sz w:val="17"/>
         </w:rPr>
-        <w:t xml:space="preserve">        value={form.studentNumber}  onChange={onChange}</w:t>
+        <w:t xml:space="preserve">        value={</w:t>
+      </w:r>
+      <w:proofErr w:type="gramStart"/>
+      <w:r>
+        <w:rPr>
+          <w:rFonts w:ascii="Consolas" w:eastAsia="Consolas" w:hAnsi="Consolas" w:cs="Consolas"/>
+          <w:sz w:val="17"/>
+        </w:rPr>
+        <w:t>form.studentNumber</w:t>
+      </w:r>
+      <w:proofErr w:type="gramEnd"/>
+      <w:r>
+        <w:rPr>
+          <w:rFonts w:ascii="Consolas" w:eastAsia="Consolas" w:hAnsi="Consolas" w:cs="Consolas"/>
+          <w:sz w:val="17"/>
+        </w:rPr>
+        <w:t>}  onChange={onChange}</w:t>
       </w:r>
     </w:p>
     <w:p>
@@ -22136,7 +24931,7 @@
           <w:rFonts w:ascii="Consolas" w:eastAsia="Consolas" w:hAnsi="Consolas" w:cs="Consolas"/>
           <w:sz w:val="17"/>
         </w:rPr>
-        <w:t xml:space="preserve">&lt;/div&gt;</w:t>
+        <w:t>&lt;/div&gt;</w:t>
       </w:r>
     </w:p>
     <w:p>
@@ -22187,14 +24982,14 @@
           </w:tcPr>
           <w:p>
             <w:pPr>
-              <w:spacing w:after="0" w:line="240" w:lineRule="auto"/>
+              <w:spacing w:line="240" w:lineRule="auto"/>
             </w:pPr>
             <w:r>
               <w:rPr>
                 <w:b/>
                 <w:sz w:val="18"/>
               </w:rPr>
-              <w:t xml:space="preserve">달라지는 것</w:t>
+              <w:t>달라지는 것</w:t>
             </w:r>
           </w:p>
         </w:tc>
@@ -22211,14 +25006,14 @@
           </w:tcPr>
           <w:p>
             <w:pPr>
-              <w:spacing w:after="0" w:line="240" w:lineRule="auto"/>
+              <w:spacing w:line="240" w:lineRule="auto"/>
             </w:pPr>
             <w:r>
               <w:rPr>
                 <w:b/>
                 <w:sz w:val="18"/>
               </w:rPr>
-              <w:t xml:space="preserve">무엇</w:t>
+              <w:t>무엇</w:t>
             </w:r>
           </w:p>
         </w:tc>
@@ -22235,14 +25030,14 @@
           </w:tcPr>
           <w:p>
             <w:pPr>
-              <w:spacing w:after="0" w:line="240" w:lineRule="auto"/>
+              <w:spacing w:line="240" w:lineRule="auto"/>
             </w:pPr>
             <w:r>
               <w:rPr>
                 <w:b/>
                 <w:sz w:val="18"/>
               </w:rPr>
-              <w:t xml:space="preserve">예</w:t>
+              <w:t>예</w:t>
             </w:r>
           </w:p>
         </w:tc>
@@ -22263,13 +25058,13 @@
           </w:tcPr>
           <w:p>
             <w:pPr>
-              <w:spacing w:after="0" w:line="240" w:lineRule="auto"/>
-            </w:pPr>
-            <w:r>
-              <w:rPr>
-                <w:sz w:val="18"/>
-              </w:rPr>
-              <w:t xml:space="preserve">name</w:t>
+              <w:spacing w:line="240" w:lineRule="auto"/>
+            </w:pPr>
+            <w:r>
+              <w:rPr>
+                <w:sz w:val="18"/>
+              </w:rPr>
+              <w:t>name</w:t>
             </w:r>
           </w:p>
         </w:tc>
@@ -22285,13 +25080,13 @@
           </w:tcPr>
           <w:p>
             <w:pPr>
-              <w:spacing w:after="0" w:line="240" w:lineRule="auto"/>
-            </w:pPr>
-            <w:r>
-              <w:rPr>
-                <w:sz w:val="18"/>
-              </w:rPr>
-              <w:t xml:space="preserve">칸의 이름. id 와 name 에 함께 쓴다</w:t>
+              <w:spacing w:line="240" w:lineRule="auto"/>
+            </w:pPr>
+            <w:r>
+              <w:rPr>
+                <w:sz w:val="18"/>
+              </w:rPr>
+              <w:t>칸의 이름. id 와 name 에 함께 쓴다</w:t>
             </w:r>
           </w:p>
         </w:tc>
@@ -22307,13 +25102,13 @@
           </w:tcPr>
           <w:p>
             <w:pPr>
-              <w:spacing w:after="0" w:line="240" w:lineRule="auto"/>
-            </w:pPr>
-            <w:r>
-              <w:rPr>
-                <w:sz w:val="18"/>
-              </w:rPr>
-              <w:t xml:space="preserve">name, studentNumber, address …</w:t>
+              <w:spacing w:line="240" w:lineRule="auto"/>
+            </w:pPr>
+            <w:r>
+              <w:rPr>
+                <w:sz w:val="18"/>
+              </w:rPr>
+              <w:t>name, studentNumber, address …</w:t>
             </w:r>
           </w:p>
         </w:tc>
@@ -22334,13 +25129,13 @@
           </w:tcPr>
           <w:p>
             <w:pPr>
-              <w:spacing w:after="0" w:line="240" w:lineRule="auto"/>
-            </w:pPr>
-            <w:r>
-              <w:rPr>
-                <w:sz w:val="18"/>
-              </w:rPr>
-              <w:t xml:space="preserve">label</w:t>
+              <w:spacing w:line="240" w:lineRule="auto"/>
+            </w:pPr>
+            <w:r>
+              <w:rPr>
+                <w:sz w:val="18"/>
+              </w:rPr>
+              <w:t>label</w:t>
             </w:r>
           </w:p>
         </w:tc>
@@ -22356,13 +25151,13 @@
           </w:tcPr>
           <w:p>
             <w:pPr>
-              <w:spacing w:after="0" w:line="240" w:lineRule="auto"/>
-            </w:pPr>
-            <w:r>
-              <w:rPr>
-                <w:sz w:val="18"/>
-              </w:rPr>
-              <w:t xml:space="preserve">화면에 보일 글자</w:t>
+              <w:spacing w:line="240" w:lineRule="auto"/>
+            </w:pPr>
+            <w:r>
+              <w:rPr>
+                <w:sz w:val="18"/>
+              </w:rPr>
+              <w:t>화면에 보일 글자</w:t>
             </w:r>
           </w:p>
         </w:tc>
@@ -22378,14 +25173,22 @@
           </w:tcPr>
           <w:p>
             <w:pPr>
-              <w:spacing w:after="0" w:line="240" w:lineRule="auto"/>
-            </w:pPr>
-            <w:r>
-              <w:rPr>
-                <w:sz w:val="18"/>
-              </w:rPr>
-              <w:t xml:space="preserve">이름, 학번, 주소 …</w:t>
-            </w:r>
+              <w:spacing w:line="240" w:lineRule="auto"/>
+            </w:pPr>
+            <w:r>
+              <w:rPr>
+                <w:sz w:val="18"/>
+              </w:rPr>
+              <w:t xml:space="preserve">이름, 학번, 주소 </w:t>
+            </w:r>
+            <w:proofErr w:type="gramStart"/>
+            <w:r>
+              <w:rPr>
+                <w:sz w:val="18"/>
+              </w:rPr>
+              <w:t>…</w:t>
+            </w:r>
+            <w:proofErr w:type="gramEnd"/>
           </w:p>
         </w:tc>
       </w:tr>
@@ -22405,13 +25208,13 @@
           </w:tcPr>
           <w:p>
             <w:pPr>
-              <w:spacing w:after="0" w:line="240" w:lineRule="auto"/>
-            </w:pPr>
-            <w:r>
-              <w:rPr>
-                <w:sz w:val="18"/>
-              </w:rPr>
-              <w:t xml:space="preserve">type</w:t>
+              <w:spacing w:line="240" w:lineRule="auto"/>
+            </w:pPr>
+            <w:r>
+              <w:rPr>
+                <w:sz w:val="18"/>
+              </w:rPr>
+              <w:t>type</w:t>
             </w:r>
           </w:p>
         </w:tc>
@@ -22427,13 +25230,13 @@
           </w:tcPr>
           <w:p>
             <w:pPr>
-              <w:spacing w:after="0" w:line="240" w:lineRule="auto"/>
-            </w:pPr>
-            <w:r>
-              <w:rPr>
-                <w:sz w:val="18"/>
-              </w:rPr>
-              <w:t xml:space="preserve">입력 종류</w:t>
+              <w:spacing w:line="240" w:lineRule="auto"/>
+            </w:pPr>
+            <w:r>
+              <w:rPr>
+                <w:sz w:val="18"/>
+              </w:rPr>
+              <w:t>입력 종류</w:t>
             </w:r>
           </w:p>
         </w:tc>
@@ -22449,13 +25252,13 @@
           </w:tcPr>
           <w:p>
             <w:pPr>
-              <w:spacing w:after="0" w:line="240" w:lineRule="auto"/>
-            </w:pPr>
-            <w:r>
-              <w:rPr>
-                <w:sz w:val="18"/>
-              </w:rPr>
-              <w:t xml:space="preserve">text, tel, email, date</w:t>
+              <w:spacing w:line="240" w:lineRule="auto"/>
+            </w:pPr>
+            <w:r>
+              <w:rPr>
+                <w:sz w:val="18"/>
+              </w:rPr>
+              <w:t>text, tel, email, date</w:t>
             </w:r>
           </w:p>
         </w:tc>
@@ -22476,13 +25279,14 @@
           </w:tcPr>
           <w:p>
             <w:pPr>
-              <w:spacing w:after="0" w:line="240" w:lineRule="auto"/>
-            </w:pPr>
-            <w:r>
-              <w:rPr>
-                <w:sz w:val="18"/>
-              </w:rPr>
-              <w:t xml:space="preserve">required</w:t>
+              <w:spacing w:line="240" w:lineRule="auto"/>
+            </w:pPr>
+            <w:r>
+              <w:rPr>
+                <w:sz w:val="18"/>
+              </w:rPr>
+              <w:lastRenderedPageBreak/>
+              <w:t>required</w:t>
             </w:r>
           </w:p>
         </w:tc>
@@ -22498,13 +25302,13 @@
           </w:tcPr>
           <w:p>
             <w:pPr>
-              <w:spacing w:after="0" w:line="240" w:lineRule="auto"/>
-            </w:pPr>
-            <w:r>
-              <w:rPr>
-                <w:sz w:val="18"/>
-              </w:rPr>
-              <w:t xml:space="preserve">반드시 채워야 하는가</w:t>
+              <w:spacing w:line="240" w:lineRule="auto"/>
+            </w:pPr>
+            <w:r>
+              <w:rPr>
+                <w:sz w:val="18"/>
+              </w:rPr>
+              <w:t>반드시 채워야 하는가</w:t>
             </w:r>
           </w:p>
         </w:tc>
@@ -22520,13 +25324,13 @@
           </w:tcPr>
           <w:p>
             <w:pPr>
-              <w:spacing w:after="0" w:line="240" w:lineRule="auto"/>
-            </w:pPr>
-            <w:r>
-              <w:rPr>
-                <w:sz w:val="18"/>
-              </w:rPr>
-              <w:t xml:space="preserve">생년월일만 아니다</w:t>
+              <w:spacing w:line="240" w:lineRule="auto"/>
+            </w:pPr>
+            <w:r>
+              <w:rPr>
+                <w:sz w:val="18"/>
+              </w:rPr>
+              <w:t>생년월일만 아니다</w:t>
             </w:r>
           </w:p>
         </w:tc>
@@ -22573,7 +25377,23 @@
           <w:rFonts w:ascii="Consolas" w:eastAsia="Consolas" w:hAnsi="Consolas" w:cs="Consolas"/>
           <w:sz w:val="17"/>
         </w:rPr>
-        <w:t xml:space="preserve">function Field({ name, label, type, required, value, onChange }) {</w:t>
+        <w:t xml:space="preserve">function </w:t>
+      </w:r>
+      <w:proofErr w:type="gramStart"/>
+      <w:r>
+        <w:rPr>
+          <w:rFonts w:ascii="Consolas" w:eastAsia="Consolas" w:hAnsi="Consolas" w:cs="Consolas"/>
+          <w:sz w:val="17"/>
+        </w:rPr>
+        <w:t>Field(</w:t>
+      </w:r>
+      <w:proofErr w:type="gramEnd"/>
+      <w:r>
+        <w:rPr>
+          <w:rFonts w:ascii="Consolas" w:eastAsia="Consolas" w:hAnsi="Consolas" w:cs="Consolas"/>
+          <w:sz w:val="17"/>
+        </w:rPr>
+        <w:t>{ name, label, type, required, value, onChange }) {</w:t>
       </w:r>
     </w:p>
     <w:p>
@@ -22811,7 +25631,7 @@
           <w:rFonts w:ascii="Consolas" w:eastAsia="Consolas" w:hAnsi="Consolas" w:cs="Consolas"/>
           <w:sz w:val="17"/>
         </w:rPr>
-        <w:t xml:space="preserve">}</w:t>
+        <w:t>}</w:t>
       </w:r>
     </w:p>
     <w:p>
@@ -22875,7 +25695,7 @@
           <w:rFonts w:ascii="Consolas" w:eastAsia="Consolas" w:hAnsi="Consolas" w:cs="Consolas"/>
           <w:sz w:val="17"/>
         </w:rPr>
-        <w:t xml:space="preserve">&lt;div className="form-grid"&gt;</w:t>
+        <w:t>&lt;div className="form-grid"&gt;</w:t>
       </w:r>
     </w:p>
     <w:p>
@@ -22943,7 +25763,23 @@
           <w:rFonts w:ascii="Consolas" w:eastAsia="Consolas" w:hAnsi="Consolas" w:cs="Consolas"/>
           <w:sz w:val="17"/>
         </w:rPr>
-        <w:t xml:space="preserve">           value={form.studentNumber} onChange={onChange} /&gt;</w:t>
+        <w:t xml:space="preserve">           value={</w:t>
+      </w:r>
+      <w:proofErr w:type="gramStart"/>
+      <w:r>
+        <w:rPr>
+          <w:rFonts w:ascii="Consolas" w:eastAsia="Consolas" w:hAnsi="Consolas" w:cs="Consolas"/>
+          <w:sz w:val="17"/>
+        </w:rPr>
+        <w:t>form.studentNumber</w:t>
+      </w:r>
+      <w:proofErr w:type="gramEnd"/>
+      <w:r>
+        <w:rPr>
+          <w:rFonts w:ascii="Consolas" w:eastAsia="Consolas" w:hAnsi="Consolas" w:cs="Consolas"/>
+          <w:sz w:val="17"/>
+        </w:rPr>
+        <w:t>} onChange={onChange} /&gt;</w:t>
       </w:r>
     </w:p>
     <w:p>
@@ -22977,7 +25813,23 @@
           <w:rFonts w:ascii="Consolas" w:eastAsia="Consolas" w:hAnsi="Consolas" w:cs="Consolas"/>
           <w:sz w:val="17"/>
         </w:rPr>
-        <w:t xml:space="preserve">           value={form.address} onChange={onChange} /&gt;</w:t>
+        <w:t xml:space="preserve">           value={</w:t>
+      </w:r>
+      <w:proofErr w:type="gramStart"/>
+      <w:r>
+        <w:rPr>
+          <w:rFonts w:ascii="Consolas" w:eastAsia="Consolas" w:hAnsi="Consolas" w:cs="Consolas"/>
+          <w:sz w:val="17"/>
+        </w:rPr>
+        <w:t>form.address</w:t>
+      </w:r>
+      <w:proofErr w:type="gramEnd"/>
+      <w:r>
+        <w:rPr>
+          <w:rFonts w:ascii="Consolas" w:eastAsia="Consolas" w:hAnsi="Consolas" w:cs="Consolas"/>
+          <w:sz w:val="17"/>
+        </w:rPr>
+        <w:t>} onChange={onChange} /&gt;</w:t>
       </w:r>
     </w:p>
     <w:p>
@@ -23011,7 +25863,23 @@
           <w:rFonts w:ascii="Consolas" w:eastAsia="Consolas" w:hAnsi="Consolas" w:cs="Consolas"/>
           <w:sz w:val="17"/>
         </w:rPr>
-        <w:t xml:space="preserve">           value={form.phoneNumber} onChange={onChange} /&gt;</w:t>
+        <w:t xml:space="preserve">           value={</w:t>
+      </w:r>
+      <w:proofErr w:type="gramStart"/>
+      <w:r>
+        <w:rPr>
+          <w:rFonts w:ascii="Consolas" w:eastAsia="Consolas" w:hAnsi="Consolas" w:cs="Consolas"/>
+          <w:sz w:val="17"/>
+        </w:rPr>
+        <w:t>form.phoneNumber</w:t>
+      </w:r>
+      <w:proofErr w:type="gramEnd"/>
+      <w:r>
+        <w:rPr>
+          <w:rFonts w:ascii="Consolas" w:eastAsia="Consolas" w:hAnsi="Consolas" w:cs="Consolas"/>
+          <w:sz w:val="17"/>
+        </w:rPr>
+        <w:t>} onChange={onChange} /&gt;</w:t>
       </w:r>
     </w:p>
     <w:p>
@@ -23045,7 +25913,23 @@
           <w:rFonts w:ascii="Consolas" w:eastAsia="Consolas" w:hAnsi="Consolas" w:cs="Consolas"/>
           <w:sz w:val="17"/>
         </w:rPr>
-        <w:t xml:space="preserve">           value={form.email} onChange={onChange} /&gt;</w:t>
+        <w:t xml:space="preserve">           value={</w:t>
+      </w:r>
+      <w:proofErr w:type="gramStart"/>
+      <w:r>
+        <w:rPr>
+          <w:rFonts w:ascii="Consolas" w:eastAsia="Consolas" w:hAnsi="Consolas" w:cs="Consolas"/>
+          <w:sz w:val="17"/>
+        </w:rPr>
+        <w:t>form.email</w:t>
+      </w:r>
+      <w:proofErr w:type="gramEnd"/>
+      <w:r>
+        <w:rPr>
+          <w:rFonts w:ascii="Consolas" w:eastAsia="Consolas" w:hAnsi="Consolas" w:cs="Consolas"/>
+          <w:sz w:val="17"/>
+        </w:rPr>
+        <w:t>} onChange={onChange} /&gt;</w:t>
       </w:r>
     </w:p>
     <w:p>
@@ -23113,7 +25997,23 @@
           <w:rFonts w:ascii="Consolas" w:eastAsia="Consolas" w:hAnsi="Consolas" w:cs="Consolas"/>
           <w:sz w:val="17"/>
         </w:rPr>
-        <w:t xml:space="preserve">           value={form.dateOfBirth} onChange={onChange} /&gt;</w:t>
+        <w:t xml:space="preserve">           value={</w:t>
+      </w:r>
+      <w:proofErr w:type="gramStart"/>
+      <w:r>
+        <w:rPr>
+          <w:rFonts w:ascii="Consolas" w:eastAsia="Consolas" w:hAnsi="Consolas" w:cs="Consolas"/>
+          <w:sz w:val="17"/>
+        </w:rPr>
+        <w:t>form.dateOfBirth</w:t>
+      </w:r>
+      <w:proofErr w:type="gramEnd"/>
+      <w:r>
+        <w:rPr>
+          <w:rFonts w:ascii="Consolas" w:eastAsia="Consolas" w:hAnsi="Consolas" w:cs="Consolas"/>
+          <w:sz w:val="17"/>
+        </w:rPr>
+        <w:t>} onChange={onChange} /&gt;</w:t>
       </w:r>
     </w:p>
     <w:p>
@@ -23130,7 +26030,7 @@
           <w:rFonts w:ascii="Consolas" w:eastAsia="Consolas" w:hAnsi="Consolas" w:cs="Consolas"/>
           <w:sz w:val="17"/>
         </w:rPr>
-        <w:t xml:space="preserve">&lt;/div&gt;</w:t>
+        <w:t>&lt;/div&gt;</w:t>
       </w:r>
     </w:p>
     <w:p>
@@ -23160,6 +26060,7 @@
         <w:spacing w:after="80"/>
       </w:pPr>
       <w:r>
+        <w:lastRenderedPageBreak/>
         <w:t>지금 있는 StudentForm.jsx 를 고치지 마세요. StudentFormField.jsx 라는 새 파일을 만들고 거기에 Field 와 StudentForm 을 함께 넣습니다. 그러면 두 벌이 나란히 남아 App.jsx 의 import 한 줄만 바꿔 가며 견주어 볼 수 있습니다.</w:t>
       </w:r>
     </w:p>
@@ -23177,7 +26078,7 @@
           <w:rFonts w:ascii="Consolas" w:eastAsia="Consolas" w:hAnsi="Consolas" w:cs="Consolas"/>
           <w:sz w:val="17"/>
         </w:rPr>
-        <w:t xml:space="preserve">// src/App.jsx — 둘 중 하나만 살린다</w:t>
+        <w:t>// src/App.jsx — 둘 중 하나만 살린다</w:t>
       </w:r>
     </w:p>
     <w:p>
@@ -23211,7 +26112,23 @@
           <w:rFonts w:ascii="Consolas" w:eastAsia="Consolas" w:hAnsi="Consolas" w:cs="Consolas"/>
           <w:sz w:val="17"/>
         </w:rPr>
-        <w:t xml:space="preserve">// import StudentForm from "./components/StudentForm.jsx";        // 펼쳐 쓴 것</w:t>
+        <w:t>// import StudentForm from "./components/StudentForm.jsx</w:t>
+      </w:r>
+      <w:proofErr w:type="gramStart"/>
+      <w:r>
+        <w:rPr>
+          <w:rFonts w:ascii="Consolas" w:eastAsia="Consolas" w:hAnsi="Consolas" w:cs="Consolas"/>
+          <w:sz w:val="17"/>
+        </w:rPr>
+        <w:t xml:space="preserve">";   </w:t>
+      </w:r>
+      <w:proofErr w:type="gramEnd"/>
+      <w:r>
+        <w:rPr>
+          <w:rFonts w:ascii="Consolas" w:eastAsia="Consolas" w:hAnsi="Consolas" w:cs="Consolas"/>
+          <w:sz w:val="17"/>
+        </w:rPr>
+        <w:t xml:space="preserve">     // 펼쳐 쓴 것</w:t>
       </w:r>
     </w:p>
     <w:p>
@@ -23228,7 +26145,23 @@
           <w:rFonts w:ascii="Consolas" w:eastAsia="Consolas" w:hAnsi="Consolas" w:cs="Consolas"/>
           <w:sz w:val="17"/>
         </w:rPr>
-        <w:t xml:space="preserve">import StudentForm from "./components/StudentFormField.jsx";      // 묶은 것</w:t>
+        <w:t>import StudentForm from "./components/StudentFormField.jsx</w:t>
+      </w:r>
+      <w:proofErr w:type="gramStart"/>
+      <w:r>
+        <w:rPr>
+          <w:rFonts w:ascii="Consolas" w:eastAsia="Consolas" w:hAnsi="Consolas" w:cs="Consolas"/>
+          <w:sz w:val="17"/>
+        </w:rPr>
+        <w:t xml:space="preserve">";   </w:t>
+      </w:r>
+      <w:proofErr w:type="gramEnd"/>
+      <w:r>
+        <w:rPr>
+          <w:rFonts w:ascii="Consolas" w:eastAsia="Consolas" w:hAnsi="Consolas" w:cs="Consolas"/>
+          <w:sz w:val="17"/>
+        </w:rPr>
+        <w:t xml:space="preserve">   // 묶은 것</w:t>
       </w:r>
     </w:p>
     <w:p>
@@ -23270,7 +26203,7 @@
           <w:left w:val="single" w:sz="20" w:space="8" w:color="2E75B6"/>
         </w:pBdr>
         <w:shd w:val="clear" w:color="auto" w:fill="E5F0F8"/>
-        <w:spacing w:before="0" w:after="40" w:line="290" w:lineRule="auto"/>
+        <w:spacing w:after="40" w:line="290" w:lineRule="auto"/>
         <w:ind w:left="150" w:right="150"/>
       </w:pPr>
       <w:r>
@@ -23287,7 +26220,7 @@
           <w:left w:val="single" w:sz="20" w:space="8" w:color="2E75B6"/>
         </w:pBdr>
         <w:shd w:val="clear" w:color="auto" w:fill="E5F0F8"/>
-        <w:spacing w:before="0" w:after="40" w:line="290" w:lineRule="auto"/>
+        <w:spacing w:after="40" w:line="290" w:lineRule="auto"/>
         <w:ind w:left="150" w:right="150"/>
       </w:pPr>
       <w:r>
@@ -23304,7 +26237,7 @@
           <w:left w:val="single" w:sz="20" w:space="8" w:color="2E75B6"/>
         </w:pBdr>
         <w:shd w:val="clear" w:color="auto" w:fill="E5F0F8"/>
-        <w:spacing w:before="0" w:after="160" w:line="290" w:lineRule="auto"/>
+        <w:spacing w:after="160" w:line="290" w:lineRule="auto"/>
         <w:ind w:left="150" w:right="150"/>
       </w:pPr>
       <w:r>
@@ -23377,15 +26310,8 @@
           </w:tcPr>
           <w:p>
             <w:pPr>
-              <w:spacing w:after="0" w:line="240" w:lineRule="auto"/>
-            </w:pPr>
-            <w:r>
-              <w:rPr>
-                <w:b/>
-                <w:sz w:val="18"/>
-              </w:rPr>
-              <w:t xml:space="preserve"/>
-            </w:r>
+              <w:spacing w:line="240" w:lineRule="auto"/>
+            </w:pPr>
           </w:p>
         </w:tc>
         <w:tc>
@@ -23401,14 +26327,14 @@
           </w:tcPr>
           <w:p>
             <w:pPr>
-              <w:spacing w:after="0" w:line="240" w:lineRule="auto"/>
+              <w:spacing w:line="240" w:lineRule="auto"/>
             </w:pPr>
             <w:r>
               <w:rPr>
                 <w:b/>
                 <w:sz w:val="18"/>
               </w:rPr>
-              <w:t xml:space="preserve">StudentForm.jsx</w:t>
+              <w:t>StudentForm.jsx</w:t>
             </w:r>
           </w:p>
         </w:tc>
@@ -23425,14 +26351,14 @@
           </w:tcPr>
           <w:p>
             <w:pPr>
-              <w:spacing w:after="0" w:line="240" w:lineRule="auto"/>
+              <w:spacing w:line="240" w:lineRule="auto"/>
             </w:pPr>
             <w:r>
               <w:rPr>
                 <w:b/>
                 <w:sz w:val="18"/>
               </w:rPr>
-              <w:t xml:space="preserve">StudentFormField.jsx</w:t>
+              <w:t>StudentFormField.jsx</w:t>
             </w:r>
           </w:p>
         </w:tc>
@@ -23453,13 +26379,13 @@
           </w:tcPr>
           <w:p>
             <w:pPr>
-              <w:spacing w:after="0" w:line="240" w:lineRule="auto"/>
-            </w:pPr>
-            <w:r>
-              <w:rPr>
-                <w:sz w:val="18"/>
-              </w:rPr>
-              <w:t xml:space="preserve">입력칸 부분</w:t>
+              <w:spacing w:line="240" w:lineRule="auto"/>
+            </w:pPr>
+            <w:r>
+              <w:rPr>
+                <w:sz w:val="18"/>
+              </w:rPr>
+              <w:t>입력칸 부분</w:t>
             </w:r>
           </w:p>
         </w:tc>
@@ -23475,13 +26401,13 @@
           </w:tcPr>
           <w:p>
             <w:pPr>
-              <w:spacing w:after="0" w:line="240" w:lineRule="auto"/>
-            </w:pPr>
-            <w:r>
-              <w:rPr>
-                <w:sz w:val="18"/>
-              </w:rPr>
-              <w:t xml:space="preserve">72줄</w:t>
+              <w:spacing w:line="240" w:lineRule="auto"/>
+            </w:pPr>
+            <w:r>
+              <w:rPr>
+                <w:sz w:val="18"/>
+              </w:rPr>
+              <w:t>72줄</w:t>
             </w:r>
           </w:p>
         </w:tc>
@@ -23497,13 +26423,13 @@
           </w:tcPr>
           <w:p>
             <w:pPr>
-              <w:spacing w:after="0" w:line="240" w:lineRule="auto"/>
-            </w:pPr>
-            <w:r>
-              <w:rPr>
-                <w:sz w:val="18"/>
-              </w:rPr>
-              <w:t xml:space="preserve">15줄</w:t>
+              <w:spacing w:line="240" w:lineRule="auto"/>
+            </w:pPr>
+            <w:r>
+              <w:rPr>
+                <w:sz w:val="18"/>
+              </w:rPr>
+              <w:t>15줄</w:t>
             </w:r>
           </w:p>
         </w:tc>
@@ -23524,13 +26450,13 @@
           </w:tcPr>
           <w:p>
             <w:pPr>
-              <w:spacing w:after="0" w:line="240" w:lineRule="auto"/>
-            </w:pPr>
-            <w:r>
-              <w:rPr>
-                <w:sz w:val="18"/>
-              </w:rPr>
-              <w:t xml:space="preserve">파일 전체</w:t>
+              <w:spacing w:line="240" w:lineRule="auto"/>
+            </w:pPr>
+            <w:r>
+              <w:rPr>
+                <w:sz w:val="18"/>
+              </w:rPr>
+              <w:t>파일 전체</w:t>
             </w:r>
           </w:p>
         </w:tc>
@@ -23546,13 +26472,13 @@
           </w:tcPr>
           <w:p>
             <w:pPr>
-              <w:spacing w:after="0" w:line="240" w:lineRule="auto"/>
-            </w:pPr>
-            <w:r>
-              <w:rPr>
-                <w:sz w:val="18"/>
-              </w:rPr>
-              <w:t xml:space="preserve">145줄</w:t>
+              <w:spacing w:line="240" w:lineRule="auto"/>
+            </w:pPr>
+            <w:r>
+              <w:rPr>
+                <w:sz w:val="18"/>
+              </w:rPr>
+              <w:t>145줄</w:t>
             </w:r>
           </w:p>
         </w:tc>
@@ -23568,13 +26494,13 @@
           </w:tcPr>
           <w:p>
             <w:pPr>
-              <w:spacing w:after="0" w:line="240" w:lineRule="auto"/>
-            </w:pPr>
-            <w:r>
-              <w:rPr>
-                <w:sz w:val="18"/>
-              </w:rPr>
-              <w:t xml:space="preserve">113줄</w:t>
+              <w:spacing w:line="240" w:lineRule="auto"/>
+            </w:pPr>
+            <w:r>
+              <w:rPr>
+                <w:sz w:val="18"/>
+              </w:rPr>
+              <w:t>113줄</w:t>
             </w:r>
           </w:p>
         </w:tc>
@@ -23595,13 +26521,13 @@
           </w:tcPr>
           <w:p>
             <w:pPr>
-              <w:spacing w:after="0" w:line="240" w:lineRule="auto"/>
-            </w:pPr>
-            <w:r>
-              <w:rPr>
-                <w:sz w:val="18"/>
-              </w:rPr>
-              <w:t xml:space="preserve">처음 읽을 때</w:t>
+              <w:spacing w:line="240" w:lineRule="auto"/>
+            </w:pPr>
+            <w:r>
+              <w:rPr>
+                <w:sz w:val="18"/>
+              </w:rPr>
+              <w:t>처음 읽을 때</w:t>
             </w:r>
           </w:p>
         </w:tc>
@@ -23617,13 +26543,13 @@
           </w:tcPr>
           <w:p>
             <w:pPr>
-              <w:spacing w:after="0" w:line="240" w:lineRule="auto"/>
-            </w:pPr>
-            <w:r>
-              <w:rPr>
-                <w:sz w:val="18"/>
-              </w:rPr>
-              <w:t xml:space="preserve">위에서 아래로 한 번에 읽힌다</w:t>
+              <w:spacing w:line="240" w:lineRule="auto"/>
+            </w:pPr>
+            <w:r>
+              <w:rPr>
+                <w:sz w:val="18"/>
+              </w:rPr>
+              <w:t>위에서 아래로 한 번에 읽힌다</w:t>
             </w:r>
           </w:p>
         </w:tc>
@@ -23639,13 +26565,13 @@
           </w:tcPr>
           <w:p>
             <w:pPr>
-              <w:spacing w:after="0" w:line="240" w:lineRule="auto"/>
-            </w:pPr>
-            <w:r>
-              <w:rPr>
-                <w:sz w:val="18"/>
-              </w:rPr>
-              <w:t xml:space="preserve">Field 를 먼저 이해해야 한다</w:t>
+              <w:spacing w:line="240" w:lineRule="auto"/>
+            </w:pPr>
+            <w:r>
+              <w:rPr>
+                <w:sz w:val="18"/>
+              </w:rPr>
+              <w:t>Field 를 먼저 이해해야 한다</w:t>
             </w:r>
           </w:p>
         </w:tc>
@@ -23666,13 +26592,13 @@
           </w:tcPr>
           <w:p>
             <w:pPr>
-              <w:spacing w:after="0" w:line="240" w:lineRule="auto"/>
-            </w:pPr>
-            <w:r>
-              <w:rPr>
-                <w:sz w:val="18"/>
-              </w:rPr>
-              <w:t xml:space="preserve">칸을 하나 더할 때</w:t>
+              <w:spacing w:line="240" w:lineRule="auto"/>
+            </w:pPr>
+            <w:r>
+              <w:rPr>
+                <w:sz w:val="18"/>
+              </w:rPr>
+              <w:t>칸을 하나 더할 때</w:t>
             </w:r>
           </w:p>
         </w:tc>
@@ -23688,13 +26614,13 @@
           </w:tcPr>
           <w:p>
             <w:pPr>
-              <w:spacing w:after="0" w:line="240" w:lineRule="auto"/>
-            </w:pPr>
-            <w:r>
-              <w:rPr>
-                <w:sz w:val="18"/>
-              </w:rPr>
-              <w:t xml:space="preserve">덩어리를 복사해 네 곳을 고친다</w:t>
+              <w:spacing w:line="240" w:lineRule="auto"/>
+            </w:pPr>
+            <w:r>
+              <w:rPr>
+                <w:sz w:val="18"/>
+              </w:rPr>
+              <w:t>덩어리를 복사해 네 곳을 고친다</w:t>
             </w:r>
           </w:p>
         </w:tc>
@@ -23710,13 +26636,13 @@
           </w:tcPr>
           <w:p>
             <w:pPr>
-              <w:spacing w:after="0" w:line="240" w:lineRule="auto"/>
-            </w:pPr>
-            <w:r>
-              <w:rPr>
-                <w:sz w:val="18"/>
-              </w:rPr>
-              <w:t xml:space="preserve">한 줄을 더한다</w:t>
+              <w:spacing w:line="240" w:lineRule="auto"/>
+            </w:pPr>
+            <w:r>
+              <w:rPr>
+                <w:sz w:val="18"/>
+              </w:rPr>
+              <w:t>한 줄을 더한다</w:t>
             </w:r>
           </w:p>
         </w:tc>
@@ -23737,13 +26663,13 @@
           </w:tcPr>
           <w:p>
             <w:pPr>
-              <w:spacing w:after="0" w:line="240" w:lineRule="auto"/>
-            </w:pPr>
-            <w:r>
-              <w:rPr>
-                <w:sz w:val="18"/>
-              </w:rPr>
-              <w:t xml:space="preserve">모든 칸의 모양을 바꿀 때</w:t>
+              <w:spacing w:line="240" w:lineRule="auto"/>
+            </w:pPr>
+            <w:r>
+              <w:rPr>
+                <w:sz w:val="18"/>
+              </w:rPr>
+              <w:t>모든 칸의 모양을 바꿀 때</w:t>
             </w:r>
           </w:p>
         </w:tc>
@@ -23759,13 +26685,13 @@
           </w:tcPr>
           <w:p>
             <w:pPr>
-              <w:spacing w:after="0" w:line="240" w:lineRule="auto"/>
-            </w:pPr>
-            <w:r>
-              <w:rPr>
-                <w:sz w:val="18"/>
-              </w:rPr>
-              <w:t xml:space="preserve">여섯 곳을 똑같이 고친다</w:t>
+              <w:spacing w:line="240" w:lineRule="auto"/>
+            </w:pPr>
+            <w:r>
+              <w:rPr>
+                <w:sz w:val="18"/>
+              </w:rPr>
+              <w:t>여섯 곳을 똑같이 고친다</w:t>
             </w:r>
           </w:p>
         </w:tc>
@@ -23781,13 +26707,13 @@
           </w:tcPr>
           <w:p>
             <w:pPr>
-              <w:spacing w:after="0" w:line="240" w:lineRule="auto"/>
-            </w:pPr>
-            <w:r>
-              <w:rPr>
-                <w:sz w:val="18"/>
-              </w:rPr>
-              <w:t xml:space="preserve">Field 한 곳만 고친다</w:t>
+              <w:spacing w:line="240" w:lineRule="auto"/>
+            </w:pPr>
+            <w:r>
+              <w:rPr>
+                <w:sz w:val="18"/>
+              </w:rPr>
+              <w:t>Field 한 곳만 고친다</w:t>
             </w:r>
           </w:p>
         </w:tc>
@@ -23808,13 +26734,13 @@
           </w:tcPr>
           <w:p>
             <w:pPr>
-              <w:spacing w:after="0" w:line="240" w:lineRule="auto"/>
-            </w:pPr>
-            <w:r>
-              <w:rPr>
-                <w:sz w:val="18"/>
-              </w:rPr>
-              <w:t xml:space="preserve">한 칸만 다르게 할 때</w:t>
+              <w:spacing w:line="240" w:lineRule="auto"/>
+            </w:pPr>
+            <w:r>
+              <w:rPr>
+                <w:sz w:val="18"/>
+              </w:rPr>
+              <w:t>한 칸만 다르게 할 때</w:t>
             </w:r>
           </w:p>
         </w:tc>
@@ -23830,13 +26756,13 @@
           </w:tcPr>
           <w:p>
             <w:pPr>
-              <w:spacing w:after="0" w:line="240" w:lineRule="auto"/>
-            </w:pPr>
-            <w:r>
-              <w:rPr>
-                <w:sz w:val="18"/>
-              </w:rPr>
-              <w:t xml:space="preserve">그 자리만 고치면 된다</w:t>
+              <w:spacing w:line="240" w:lineRule="auto"/>
+            </w:pPr>
+            <w:r>
+              <w:rPr>
+                <w:sz w:val="18"/>
+              </w:rPr>
+              <w:t>그 자리만 고치면 된다</w:t>
             </w:r>
           </w:p>
         </w:tc>
@@ -23852,13 +26778,13 @@
           </w:tcPr>
           <w:p>
             <w:pPr>
-              <w:spacing w:after="0" w:line="240" w:lineRule="auto"/>
-            </w:pPr>
-            <w:r>
-              <w:rPr>
-                <w:sz w:val="18"/>
-              </w:rPr>
-              <w:t xml:space="preserve">Field 에 분기가 생긴다</w:t>
+              <w:spacing w:line="240" w:lineRule="auto"/>
+            </w:pPr>
+            <w:r>
+              <w:rPr>
+                <w:sz w:val="18"/>
+              </w:rPr>
+              <w:t>Field 에 분기가 생긴다</w:t>
             </w:r>
           </w:p>
         </w:tc>
@@ -23874,7 +26800,7 @@
         <w:spacing w:after="80"/>
       </w:pPr>
       <w:r>
-        <w:t xml:space="preserve">정답은 없습니다. 반복이 셋을 넘고 모양이 정말 같다면 묶는 쪽이 낫습니다. 묶었다가 분기가 자꾸 늘어나면 다시 펼치는 것도 방법입니다.</w:t>
+        <w:t>정답은 없습니다. 반복이 셋을 넘고 모양이 정말 같다면 묶는 쪽이 낫습니다. 묶었다가 분기가 자꾸 늘어나면 다시 펼치는 것도 방법입니다.</w:t>
       </w:r>
     </w:p>
     <w:p>
@@ -23899,7 +26825,7 @@
           <w:color w:val="333333"/>
           <w:sz w:val="19"/>
         </w:rPr>
-        <w:t xml:space="preserve">리팩토링은 "동작이 그대로인가" 를 확인할 방법이 있을 때 안전합니다. 현장에서는 그 확인을 자동으로 해 주는 테스트 코드를 먼저 만들어 둡니다.</w:t>
+        <w:t>리팩토링은 "동작이 그대로인가" 를 확인할 방법이 있을 때 안전합니다. 현장에서는 그 확인을 자동으로 해 주는 테스트 코드를 먼저 만들어 둡니다.</w:t>
       </w:r>
     </w:p>
     <w:p>
@@ -23933,7 +26859,7 @@
           <w:left w:val="single" w:sz="20" w:space="8" w:color="C0504D"/>
         </w:pBdr>
         <w:shd w:val="clear" w:color="auto" w:fill="FCEAEA"/>
-        <w:spacing w:before="0" w:after="160" w:line="290" w:lineRule="auto"/>
+        <w:spacing w:after="160" w:line="290" w:lineRule="auto"/>
         <w:ind w:left="150" w:right="150"/>
       </w:pPr>
       <w:r>
@@ -25729,7 +28655,7 @@
               <w:rPr>
                 <w:sz w:val="18"/>
               </w:rPr>
-              <w:t xml:space="preserve">App, StudentForm, StudentTable, MessageBox</w:t>
+              <w:t>App, StudentForm, StudentTable, MessageBox</w:t>
             </w:r>
           </w:p>
         </w:tc>
@@ -26346,7 +29272,7 @@
               <w:rPr>
                 <w:sz w:val="18"/>
               </w:rPr>
-              <w:t xml:space="preserve">컴포넌트 재사용</w:t>
+              <w:t>컴포넌트 재사용</w:t>
             </w:r>
           </w:p>
         </w:tc>
@@ -26368,7 +29294,7 @@
               <w:rPr>
                 <w:sz w:val="18"/>
               </w:rPr>
-              <w:t xml:space="preserve">Field (실습 5-12)</w:t>
+              <w:t>Field (실습 5-12)</w:t>
             </w:r>
           </w:p>
         </w:tc>
@@ -26390,7 +29316,7 @@
               <w:rPr>
                 <w:sz w:val="18"/>
               </w:rPr>
-              <w:t xml:space="preserve">반복되는 화면 조각을 묶는다</w:t>
+              <w:t>반복되는 화면 조각을 묶는다</w:t>
             </w:r>
           </w:p>
         </w:tc>
@@ -26488,7 +29414,21 @@
               <w:rPr>
                 <w:sz w:val="18"/>
               </w:rPr>
-              <w:t>옵셔널 체이닝 / ??</w:t>
+              <w:t xml:space="preserve">옵셔널 체이닝 </w:t>
+            </w:r>
+            <w:proofErr w:type="gramStart"/>
+            <w:r>
+              <w:rPr>
+                <w:sz w:val="18"/>
+              </w:rPr>
+              <w:t>/ ?</w:t>
+            </w:r>
+            <w:proofErr w:type="gramEnd"/>
+            <w:r>
+              <w:rPr>
+                <w:sz w:val="18"/>
+              </w:rPr>
+              <w:t>?</w:t>
             </w:r>
           </w:p>
         </w:tc>
@@ -26506,11 +29446,19 @@
             <w:pPr>
               <w:spacing w:line="240" w:lineRule="auto"/>
             </w:pPr>
-            <w:r>
-              <w:rPr>
-                <w:sz w:val="18"/>
-              </w:rPr>
-              <w:t>detail?.address ?? "-"</w:t>
+            <w:proofErr w:type="gramStart"/>
+            <w:r>
+              <w:rPr>
+                <w:sz w:val="18"/>
+              </w:rPr>
+              <w:t>detail?.</w:t>
+            </w:r>
+            <w:proofErr w:type="gramEnd"/>
+            <w:r>
+              <w:rPr>
+                <w:sz w:val="18"/>
+              </w:rPr>
+              <w:t>address ?? "-"</w:t>
             </w:r>
           </w:p>
         </w:tc>
@@ -26778,7 +29726,21 @@
               <w:rPr>
                 <w:sz w:val="18"/>
               </w:rPr>
-              <w:t>return 이나 { } 안에 객체를 넣었습니다.</w:t>
+              <w:t xml:space="preserve">return 이나 </w:t>
+            </w:r>
+            <w:proofErr w:type="gramStart"/>
+            <w:r>
+              <w:rPr>
+                <w:sz w:val="18"/>
+              </w:rPr>
+              <w:t>{ }</w:t>
+            </w:r>
+            <w:proofErr w:type="gramEnd"/>
+            <w:r>
+              <w:rPr>
+                <w:sz w:val="18"/>
+              </w:rPr>
+              <w:t xml:space="preserve"> 안에 객체를 넣었습니다.</w:t>
             </w:r>
           </w:p>
         </w:tc>
@@ -27219,7 +30181,21 @@
               <w:rPr>
                 <w:sz w:val="18"/>
               </w:rPr>
-              <w:t>서버의 CORS 허용 목록에 5173 을 추가하세요.</w:t>
+              <w:t xml:space="preserve">서버의 CORS 허용 목록에 </w:t>
+            </w:r>
+            <w:proofErr w:type="gramStart"/>
+            <w:r>
+              <w:rPr>
+                <w:sz w:val="18"/>
+              </w:rPr>
+              <w:t>5173 을</w:t>
+            </w:r>
+            <w:proofErr w:type="gramEnd"/>
+            <w:r>
+              <w:rPr>
+                <w:sz w:val="18"/>
+              </w:rPr>
+              <w:t xml:space="preserve"> 추가하세요.</w:t>
             </w:r>
           </w:p>
         </w:tc>
@@ -27256,8 +30232,8 @@
       </w:r>
     </w:p>
     <w:sectPr>
-      <w:headerReference w:type="default" r:id="rId14"/>
-      <w:footerReference w:type="default" r:id="rId15"/>
+      <w:headerReference w:type="default" r:id="rId11"/>
+      <w:footerReference w:type="default" r:id="rId12"/>
       <w:pgSz w:w="11906" w:h="16838"/>
       <w:pgMar w:top="1300" w:right="1400" w:bottom="1300" w:left="1400" w:header="708" w:footer="708" w:gutter="0"/>
       <w:cols w:space="720"/>
@@ -27337,7 +30313,7 @@
         <w:sz w:val="16"/>
         <w:szCs w:val="16"/>
       </w:rPr>
-      <w:t>22</w:t>
+      <w:t>35</w:t>
     </w:r>
     <w:r>
       <w:rPr>
@@ -27406,7 +30382,7 @@
             <w:noProof/>
             <w:lang w:val="ko-KR"/>
           </w:rPr>
-          <w:t>22</w:t>
+          <w:t>35</w:t>
         </w:r>
         <w:r>
           <w:fldChar w:fldCharType="end"/>
@@ -28421,7 +31397,7 @@
 </file>
 
 <file path=customXml/itemProps1.xml><?xml version="1.0" encoding="utf-8"?>
-<ds:datastoreItem xmlns:ds="http://schemas.openxmlformats.org/officeDocument/2006/customXml" ds:itemID="{516ACCB0-E095-4E53-8D26-405AD6316344}">
+<ds:datastoreItem xmlns:ds="http://schemas.openxmlformats.org/officeDocument/2006/customXml" ds:itemID="{E3DB7ADE-8020-4887-B61D-9703DAB01756}">
   <ds:schemaRefs>
     <ds:schemaRef ds:uri="http://schemas.openxmlformats.org/officeDocument/2006/bibliography"/>
   </ds:schemaRefs>

--- a/docs/06_React기초_실습_단계별_forStudent.docx
+++ b/docs/06_React기초_실습_단계별_forStudent.docx
@@ -747,21 +747,7 @@
               <w:rPr>
                 <w:sz w:val="18"/>
               </w:rPr>
-              <w:t xml:space="preserve">조건부 렌더링 {조건 &amp;&amp; </w:t>
-            </w:r>
-            <w:proofErr w:type="gramStart"/>
-            <w:r>
-              <w:rPr>
-                <w:sz w:val="18"/>
-              </w:rPr>
-              <w:t>...</w:t>
-            </w:r>
-            <w:proofErr w:type="gramEnd"/>
-            <w:r>
-              <w:rPr>
-                <w:sz w:val="18"/>
-              </w:rPr>
-              <w:t>}</w:t>
+              <w:t>조건부 렌더링 {조건 &amp;&amp; ...}</w:t>
             </w:r>
           </w:p>
         </w:tc>
@@ -1038,23 +1024,7 @@
           <w:color w:val="333333"/>
           <w:sz w:val="19"/>
         </w:rPr>
-        <w:t>Spring Boot 서버가 http://localhost</w:t>
-      </w:r>
-      <w:proofErr w:type="gramStart"/>
-      <w:r>
-        <w:rPr>
-          <w:color w:val="333333"/>
-          <w:sz w:val="19"/>
-        </w:rPr>
-        <w:t>:8080</w:t>
-      </w:r>
-      <w:proofErr w:type="gramEnd"/>
-      <w:r>
-        <w:rPr>
-          <w:color w:val="333333"/>
-          <w:sz w:val="19"/>
-        </w:rPr>
-        <w:t xml:space="preserve"> 에서 실행 중일 것</w:t>
+        <w:t>Spring Boot 서버가 http://localhost:8080 에서 실행 중일 것</w:t>
       </w:r>
     </w:p>
     <w:p>
@@ -2087,15 +2057,7 @@
         <w:spacing w:after="80"/>
       </w:pPr>
       <w:r>
-        <w:t>4부에서는 화면을 그리는 코드가 ui/ 폴더의 파일 세 개에 있었습니다. 5부에서는 그것이 컴포넌트 넷이 됩니다. 파일도 넷입니다. 이름만 바뀌는 것이 아니라 나누는 기준이 있습니다. 실습을 시작하기 전에 무엇을 만들게 되는지 먼저 봐 둡니다. 지금 다 외울 필요는 없고, 실습 5</w:t>
-      </w:r>
-      <w:proofErr w:type="gramStart"/>
-      <w:r>
-        <w:t>-5 부터</w:t>
-      </w:r>
-      <w:proofErr w:type="gramEnd"/>
-      <w:r>
-        <w:t xml:space="preserve"> 하나씩 다시 나옵니다.</w:t>
+        <w:t>4부에서는 화면을 그리는 코드가 ui/ 폴더의 파일 세 개에 있었습니다. 5부에서는 그것이 컴포넌트 넷이 됩니다. 파일도 넷입니다. 이름만 바뀌는 것이 아니라 나누는 기준이 있습니다. 실습을 시작하기 전에 무엇을 만들게 되는지 먼저 봐 둡니다. 지금 다 외울 필요는 없고, 실습 5-5 부터 하나씩 다시 나옵니다.</w:t>
       </w:r>
     </w:p>
     <w:p>
@@ -2737,23 +2699,7 @@
           <w:rFonts w:ascii="Consolas" w:eastAsia="Consolas" w:hAnsi="Consolas" w:cs="Consolas"/>
           <w:sz w:val="17"/>
         </w:rPr>
-        <w:t xml:space="preserve">알림이 올라오는 </w:t>
-      </w:r>
-      <w:proofErr w:type="gramStart"/>
-      <w:r>
-        <w:rPr>
-          <w:rFonts w:ascii="Consolas" w:eastAsia="Consolas" w:hAnsi="Consolas" w:cs="Consolas"/>
-          <w:sz w:val="17"/>
-        </w:rPr>
-        <w:t>방향  자식</w:t>
-      </w:r>
-      <w:proofErr w:type="gramEnd"/>
-      <w:r>
-        <w:rPr>
-          <w:rFonts w:ascii="Consolas" w:eastAsia="Consolas" w:hAnsi="Consolas" w:cs="Consolas"/>
-          <w:sz w:val="17"/>
-        </w:rPr>
-        <w:t xml:space="preserve"> ── onEdit() ───▶ App</w:t>
+        <w:t>알림이 올라오는 방향  자식 ── onEdit() ───▶ App</w:t>
       </w:r>
     </w:p>
     <w:p>
@@ -3652,56 +3598,24 @@
           <w:rFonts w:ascii="Consolas" w:eastAsia="Consolas" w:hAnsi="Consolas" w:cs="Consolas"/>
           <w:sz w:val="17"/>
         </w:rPr>
-        <w:t xml:space="preserve">function </w:t>
-      </w:r>
-      <w:proofErr w:type="gramStart"/>
-      <w:r>
-        <w:rPr>
-          <w:rFonts w:ascii="Consolas" w:eastAsia="Consolas" w:hAnsi="Consolas" w:cs="Consolas"/>
-          <w:sz w:val="17"/>
-        </w:rPr>
-        <w:t>StudentTable(</w:t>
-      </w:r>
-      <w:proofErr w:type="gramEnd"/>
-      <w:r>
-        <w:rPr>
-          <w:rFonts w:ascii="Consolas" w:eastAsia="Consolas" w:hAnsi="Consolas" w:cs="Consolas"/>
-          <w:sz w:val="17"/>
-        </w:rPr>
-        <w:t>{ students, loading, error, onEdit, onDelete }) {</w:t>
-      </w:r>
-    </w:p>
-    <w:p>
-      <w:pPr>
-        <w:pBdr>
-          <w:left w:val="single" w:sz="12" w:space="6" w:color="B7C3D4"/>
-        </w:pBdr>
-        <w:shd w:val="clear" w:color="auto" w:fill="F2F4F7"/>
-        <w:spacing w:line="250" w:lineRule="auto"/>
-        <w:ind w:left="180" w:right="180"/>
-      </w:pPr>
-      <w:r>
-        <w:rPr>
-          <w:rFonts w:ascii="Consolas" w:eastAsia="Consolas" w:hAnsi="Consolas" w:cs="Consolas"/>
-          <w:sz w:val="17"/>
-        </w:rPr>
-        <w:t xml:space="preserve">    // </w:t>
-      </w:r>
-      <w:proofErr w:type="gramStart"/>
-      <w:r>
-        <w:rPr>
-          <w:rFonts w:ascii="Consolas" w:eastAsia="Consolas" w:hAnsi="Consolas" w:cs="Consolas"/>
-          <w:sz w:val="17"/>
-        </w:rPr>
-        <w:t>students.push</w:t>
-      </w:r>
-      <w:proofErr w:type="gramEnd"/>
-      <w:r>
-        <w:rPr>
-          <w:rFonts w:ascii="Consolas" w:eastAsia="Consolas" w:hAnsi="Consolas" w:cs="Consolas"/>
-          <w:sz w:val="17"/>
-        </w:rPr>
-        <w:t>(...) 처럼 고치면 안 된다.</w:t>
+        <w:t>function StudentTable({ students, loading, error, onEdit, onDelete }) {</w:t>
+      </w:r>
+    </w:p>
+    <w:p>
+      <w:pPr>
+        <w:pBdr>
+          <w:left w:val="single" w:sz="12" w:space="6" w:color="B7C3D4"/>
+        </w:pBdr>
+        <w:shd w:val="clear" w:color="auto" w:fill="F2F4F7"/>
+        <w:spacing w:line="250" w:lineRule="auto"/>
+        <w:ind w:left="180" w:right="180"/>
+      </w:pPr>
+      <w:r>
+        <w:rPr>
+          <w:rFonts w:ascii="Consolas" w:eastAsia="Consolas" w:hAnsi="Consolas" w:cs="Consolas"/>
+          <w:sz w:val="17"/>
+        </w:rPr>
+        <w:t xml:space="preserve">    // students.push(...) 처럼 고치면 안 된다.</w:t>
       </w:r>
     </w:p>
     <w:p>
@@ -3769,23 +3683,7 @@
           <w:rFonts w:ascii="Consolas" w:eastAsia="Consolas" w:hAnsi="Consolas" w:cs="Consolas"/>
           <w:sz w:val="17"/>
         </w:rPr>
-        <w:t xml:space="preserve">const [students, setStudents] = </w:t>
-      </w:r>
-      <w:proofErr w:type="gramStart"/>
-      <w:r>
-        <w:rPr>
-          <w:rFonts w:ascii="Consolas" w:eastAsia="Consolas" w:hAnsi="Consolas" w:cs="Consolas"/>
-          <w:sz w:val="17"/>
-        </w:rPr>
-        <w:t>useState(</w:t>
-      </w:r>
-      <w:proofErr w:type="gramEnd"/>
-      <w:r>
-        <w:rPr>
-          <w:rFonts w:ascii="Consolas" w:eastAsia="Consolas" w:hAnsi="Consolas" w:cs="Consolas"/>
-          <w:sz w:val="17"/>
-        </w:rPr>
-        <w:t>[]);</w:t>
+        <w:t>const [students, setStudents] = useState([]);</w:t>
       </w:r>
     </w:p>
     <w:p>
@@ -4458,21 +4356,12 @@
       <w:pPr>
         <w:spacing w:after="120"/>
       </w:pPr>
-      <w:proofErr w:type="gramStart"/>
       <w:r>
         <w:rPr>
           <w:color w:val="666666"/>
           <w:sz w:val="19"/>
         </w:rPr>
-        <w:t>파일  student</w:t>
-      </w:r>
-      <w:proofErr w:type="gramEnd"/>
-      <w:r>
-        <w:rPr>
-          <w:color w:val="666666"/>
-          <w:sz w:val="19"/>
-        </w:rPr>
-        <w:t>_react_first/   src/config.js   src/api/studentApi.js   src/lib/validation.js</w:t>
+        <w:t>파일  student_react_first/   src/config.js   src/api/studentApi.js   src/lib/validation.js</w:t>
       </w:r>
     </w:p>
     <w:p>
@@ -5446,137 +5335,79 @@
           <w:color w:val="0E7A34"/>
           <w:sz w:val="17"/>
         </w:rPr>
-        <w:t xml:space="preserve">student_ecma/src/config.js          </w:t>
-      </w:r>
-      <w:proofErr w:type="gramStart"/>
-      <w:r>
-        <w:rPr>
-          <w:rFonts w:ascii="Consolas" w:eastAsia="Consolas" w:hAnsi="Consolas" w:cs="Consolas"/>
-          <w:color w:val="0E7A34"/>
-          <w:sz w:val="17"/>
-        </w:rPr>
-        <w:t>→  student_react_first/src/config.js</w:t>
-      </w:r>
-      <w:proofErr w:type="gramEnd"/>
-    </w:p>
-    <w:p>
-      <w:pPr>
-        <w:pBdr>
-          <w:left w:val="single" w:sz="12" w:space="6" w:color="B7C3D4"/>
-        </w:pBdr>
-        <w:shd w:val="clear" w:color="auto" w:fill="F2F4F7"/>
-        <w:spacing w:line="250" w:lineRule="auto"/>
-        <w:ind w:left="180" w:right="180"/>
-      </w:pPr>
-      <w:proofErr w:type="gramStart"/>
-      <w:r>
-        <w:rPr>
-          <w:rFonts w:ascii="Consolas" w:eastAsia="Consolas" w:hAnsi="Consolas" w:cs="Consolas"/>
-          <w:color w:val="0E7A34"/>
-          <w:sz w:val="17"/>
-        </w:rPr>
-        <w:t>student_ecma/src/api/studentApi.js  →</w:t>
-      </w:r>
-      <w:proofErr w:type="gramEnd"/>
-      <w:r>
-        <w:rPr>
-          <w:rFonts w:ascii="Consolas" w:eastAsia="Consolas" w:hAnsi="Consolas" w:cs="Consolas"/>
-          <w:color w:val="0E7A34"/>
-          <w:sz w:val="17"/>
-        </w:rPr>
-        <w:t xml:space="preserve">  student_react_first/src/api/studentApi.js</w:t>
-      </w:r>
-    </w:p>
-    <w:p>
-      <w:pPr>
-        <w:pBdr>
-          <w:left w:val="single" w:sz="12" w:space="6" w:color="B7C3D4"/>
-        </w:pBdr>
-        <w:shd w:val="clear" w:color="auto" w:fill="F2F4F7"/>
-        <w:spacing w:line="250" w:lineRule="auto"/>
-        <w:ind w:left="180" w:right="180"/>
-      </w:pPr>
-      <w:proofErr w:type="gramStart"/>
-      <w:r>
-        <w:rPr>
-          <w:rFonts w:ascii="Consolas" w:eastAsia="Consolas" w:hAnsi="Consolas" w:cs="Consolas"/>
-          <w:color w:val="0E7A34"/>
-          <w:sz w:val="17"/>
-        </w:rPr>
-        <w:t>student_ecma/src/lib/validation.js  →</w:t>
-      </w:r>
-      <w:proofErr w:type="gramEnd"/>
-      <w:r>
-        <w:rPr>
-          <w:rFonts w:ascii="Consolas" w:eastAsia="Consolas" w:hAnsi="Consolas" w:cs="Consolas"/>
-          <w:color w:val="0E7A34"/>
-          <w:sz w:val="17"/>
-        </w:rPr>
-        <w:t xml:space="preserve">  student_react_first/src/lib/validation.js</w:t>
-      </w:r>
-    </w:p>
-    <w:p>
-      <w:pPr>
-        <w:pBdr>
-          <w:left w:val="single" w:sz="12" w:space="6" w:color="B7C3D4"/>
-        </w:pBdr>
-        <w:shd w:val="clear" w:color="auto" w:fill="F2F4F7"/>
-        <w:spacing w:line="250" w:lineRule="auto"/>
-        <w:ind w:left="180" w:right="180"/>
-      </w:pPr>
-      <w:r>
-        <w:rPr>
-          <w:rFonts w:ascii="Consolas" w:eastAsia="Consolas" w:hAnsi="Consolas" w:cs="Consolas"/>
-          <w:color w:val="0E7A34"/>
-          <w:sz w:val="17"/>
-        </w:rPr>
-        <w:t xml:space="preserve">student_ecma/src/style.css          </w:t>
-      </w:r>
-      <w:proofErr w:type="gramStart"/>
-      <w:r>
-        <w:rPr>
-          <w:rFonts w:ascii="Consolas" w:eastAsia="Consolas" w:hAnsi="Consolas" w:cs="Consolas"/>
-          <w:color w:val="0E7A34"/>
-          <w:sz w:val="17"/>
-        </w:rPr>
-        <w:t>→  student_react_first/src/style.css</w:t>
-      </w:r>
-      <w:proofErr w:type="gramEnd"/>
-    </w:p>
-    <w:p>
-      <w:pPr>
-        <w:pBdr>
-          <w:left w:val="single" w:sz="12" w:space="6" w:color="B7C3D4"/>
-        </w:pBdr>
-        <w:shd w:val="clear" w:color="auto" w:fill="F2F4F7"/>
-        <w:spacing w:line="250" w:lineRule="auto"/>
-        <w:ind w:left="180" w:right="180"/>
-      </w:pPr>
-      <w:r>
-        <w:rPr>
-          <w:rFonts w:ascii="Consolas" w:eastAsia="Consolas" w:hAnsi="Consolas" w:cs="Consolas"/>
-          <w:color w:val="0E7A34"/>
-          <w:sz w:val="17"/>
-        </w:rPr>
-        <w:t>student_ecma</w:t>
-      </w:r>
-      <w:proofErr w:type="gramStart"/>
-      <w:r>
-        <w:rPr>
-          <w:rFonts w:ascii="Consolas" w:eastAsia="Consolas" w:hAnsi="Consolas" w:cs="Consolas"/>
-          <w:color w:val="0E7A34"/>
-          <w:sz w:val="17"/>
-        </w:rPr>
-        <w:t>/.env</w:t>
-      </w:r>
-      <w:proofErr w:type="gramEnd"/>
-      <w:r>
-        <w:rPr>
-          <w:rFonts w:ascii="Consolas" w:eastAsia="Consolas" w:hAnsi="Consolas" w:cs="Consolas"/>
-          <w:color w:val="0E7A34"/>
-          <w:sz w:val="17"/>
-        </w:rPr>
-        <w:t>.development       →  student_react_first/.env.development</w:t>
+        <w:t>student_ecma/src/config.js          →  student_react_first/src/config.js</w:t>
+      </w:r>
+    </w:p>
+    <w:p>
+      <w:pPr>
+        <w:pBdr>
+          <w:left w:val="single" w:sz="12" w:space="6" w:color="B7C3D4"/>
+        </w:pBdr>
+        <w:shd w:val="clear" w:color="auto" w:fill="F2F4F7"/>
+        <w:spacing w:line="250" w:lineRule="auto"/>
+        <w:ind w:left="180" w:right="180"/>
+      </w:pPr>
+      <w:r>
+        <w:rPr>
+          <w:rFonts w:ascii="Consolas" w:eastAsia="Consolas" w:hAnsi="Consolas" w:cs="Consolas"/>
+          <w:color w:val="0E7A34"/>
+          <w:sz w:val="17"/>
+        </w:rPr>
+        <w:t>student_ecma/src/api/studentApi.js  →  student_react_first/src/api/studentApi.js</w:t>
+      </w:r>
+    </w:p>
+    <w:p>
+      <w:pPr>
+        <w:pBdr>
+          <w:left w:val="single" w:sz="12" w:space="6" w:color="B7C3D4"/>
+        </w:pBdr>
+        <w:shd w:val="clear" w:color="auto" w:fill="F2F4F7"/>
+        <w:spacing w:line="250" w:lineRule="auto"/>
+        <w:ind w:left="180" w:right="180"/>
+      </w:pPr>
+      <w:r>
+        <w:rPr>
+          <w:rFonts w:ascii="Consolas" w:eastAsia="Consolas" w:hAnsi="Consolas" w:cs="Consolas"/>
+          <w:color w:val="0E7A34"/>
+          <w:sz w:val="17"/>
+        </w:rPr>
+        <w:t>student_ecma/src/lib/validation.js  →  student_react_first/src/lib/validation.js</w:t>
+      </w:r>
+    </w:p>
+    <w:p>
+      <w:pPr>
+        <w:pBdr>
+          <w:left w:val="single" w:sz="12" w:space="6" w:color="B7C3D4"/>
+        </w:pBdr>
+        <w:shd w:val="clear" w:color="auto" w:fill="F2F4F7"/>
+        <w:spacing w:line="250" w:lineRule="auto"/>
+        <w:ind w:left="180" w:right="180"/>
+      </w:pPr>
+      <w:r>
+        <w:rPr>
+          <w:rFonts w:ascii="Consolas" w:eastAsia="Consolas" w:hAnsi="Consolas" w:cs="Consolas"/>
+          <w:color w:val="0E7A34"/>
+          <w:sz w:val="17"/>
+        </w:rPr>
+        <w:t>student_ecma/src/style.css          →  student_react_first/src/style.css</w:t>
+      </w:r>
+    </w:p>
+    <w:p>
+      <w:pPr>
+        <w:pBdr>
+          <w:left w:val="single" w:sz="12" w:space="6" w:color="B7C3D4"/>
+        </w:pBdr>
+        <w:shd w:val="clear" w:color="auto" w:fill="F2F4F7"/>
+        <w:spacing w:line="250" w:lineRule="auto"/>
+        <w:ind w:left="180" w:right="180"/>
+      </w:pPr>
+      <w:r>
+        <w:rPr>
+          <w:rFonts w:ascii="Consolas" w:eastAsia="Consolas" w:hAnsi="Consolas" w:cs="Consolas"/>
+          <w:color w:val="0E7A34"/>
+          <w:sz w:val="17"/>
+        </w:rPr>
+        <w:t>student_ecma/.env.development       →  student_react_first/.env.development</w:t>
       </w:r>
     </w:p>
     <w:p>
@@ -5594,25 +5425,7 @@
           <w:color w:val="0E7A34"/>
           <w:sz w:val="17"/>
         </w:rPr>
-        <w:t>student_ecma</w:t>
-      </w:r>
-      <w:proofErr w:type="gramStart"/>
-      <w:r>
-        <w:rPr>
-          <w:rFonts w:ascii="Consolas" w:eastAsia="Consolas" w:hAnsi="Consolas" w:cs="Consolas"/>
-          <w:color w:val="0E7A34"/>
-          <w:sz w:val="17"/>
-        </w:rPr>
-        <w:t>/.env</w:t>
-      </w:r>
-      <w:proofErr w:type="gramEnd"/>
-      <w:r>
-        <w:rPr>
-          <w:rFonts w:ascii="Consolas" w:eastAsia="Consolas" w:hAnsi="Consolas" w:cs="Consolas"/>
-          <w:color w:val="0E7A34"/>
-          <w:sz w:val="17"/>
-        </w:rPr>
-        <w:t>.production        →  student_react_first/.env.production</w:t>
+        <w:t>student_ecma/.env.production        →  student_react_first/.env.production</w:t>
       </w:r>
     </w:p>
     <w:p>
@@ -5729,23 +5542,7 @@
           <w:color w:val="333333"/>
           <w:sz w:val="19"/>
         </w:rPr>
-        <w:t>Failed to resolve import "</w:t>
-      </w:r>
-      <w:proofErr w:type="gramStart"/>
-      <w:r>
-        <w:rPr>
-          <w:color w:val="333333"/>
-          <w:sz w:val="19"/>
-        </w:rPr>
-        <w:t>..</w:t>
-      </w:r>
-      <w:proofErr w:type="gramEnd"/>
-      <w:r>
-        <w:rPr>
-          <w:color w:val="333333"/>
-          <w:sz w:val="19"/>
-        </w:rPr>
-        <w:t>/config.js" → studentApi.js 는 한 단계 위의 config.js 를 찾습니다. src 바로 아래에 config.js 가 있는지 확인하세요.</w:t>
+        <w:t>Failed to resolve import "../config.js" → studentApi.js 는 한 단계 위의 config.js 를 찾습니다. src 바로 아래에 config.js 가 있는지 확인하세요.</w:t>
       </w:r>
     </w:p>
     <w:p>
@@ -5787,21 +5584,12 @@
       <w:pPr>
         <w:spacing w:after="120"/>
       </w:pPr>
-      <w:proofErr w:type="gramStart"/>
       <w:r>
         <w:rPr>
           <w:color w:val="666666"/>
           <w:sz w:val="19"/>
         </w:rPr>
-        <w:t>파일  index.html</w:t>
-      </w:r>
-      <w:proofErr w:type="gramEnd"/>
-      <w:r>
-        <w:rPr>
-          <w:color w:val="666666"/>
-          <w:sz w:val="19"/>
-        </w:rPr>
-        <w:t xml:space="preserve">   src/main.jsx   src/App.jsx</w:t>
+        <w:t>파일  index.html   src/main.jsx   src/App.jsx</w:t>
       </w:r>
     </w:p>
     <w:p>
@@ -5933,61 +5721,25 @@
           <w:color w:val="8A8F98"/>
           <w:sz w:val="17"/>
         </w:rPr>
-        <w:t xml:space="preserve">    &lt;div class="form-container"&gt; </w:t>
-      </w:r>
-      <w:proofErr w:type="gramStart"/>
+        <w:t xml:space="preserve">    &lt;div class="form-container"&gt; ...폼 40여 줄... &lt;/div&gt;</w:t>
+      </w:r>
+    </w:p>
+    <w:p>
+      <w:pPr>
+        <w:pBdr>
+          <w:left w:val="single" w:sz="12" w:space="6" w:color="B7C3D4"/>
+        </w:pBdr>
+        <w:shd w:val="clear" w:color="auto" w:fill="F2F4F7"/>
+        <w:spacing w:line="250" w:lineRule="auto"/>
+        <w:ind w:left="180" w:right="180"/>
+      </w:pPr>
       <w:r>
         <w:rPr>
           <w:rFonts w:ascii="Consolas" w:eastAsia="Consolas" w:hAnsi="Consolas" w:cs="Consolas"/>
           <w:color w:val="8A8F98"/>
           <w:sz w:val="17"/>
         </w:rPr>
-        <w:t>...</w:t>
-      </w:r>
-      <w:proofErr w:type="gramEnd"/>
-      <w:r>
-        <w:rPr>
-          <w:rFonts w:ascii="Consolas" w:eastAsia="Consolas" w:hAnsi="Consolas" w:cs="Consolas"/>
-          <w:color w:val="8A8F98"/>
-          <w:sz w:val="17"/>
-        </w:rPr>
-        <w:t>폼 40여 줄... &lt;/div&gt;</w:t>
-      </w:r>
-    </w:p>
-    <w:p>
-      <w:pPr>
-        <w:pBdr>
-          <w:left w:val="single" w:sz="12" w:space="6" w:color="B7C3D4"/>
-        </w:pBdr>
-        <w:shd w:val="clear" w:color="auto" w:fill="F2F4F7"/>
-        <w:spacing w:line="250" w:lineRule="auto"/>
-        <w:ind w:left="180" w:right="180"/>
-      </w:pPr>
-      <w:r>
-        <w:rPr>
-          <w:rFonts w:ascii="Consolas" w:eastAsia="Consolas" w:hAnsi="Consolas" w:cs="Consolas"/>
-          <w:color w:val="8A8F98"/>
-          <w:sz w:val="17"/>
-        </w:rPr>
-        <w:t xml:space="preserve">    &lt;div class="table-container"&gt; </w:t>
-      </w:r>
-      <w:proofErr w:type="gramStart"/>
-      <w:r>
-        <w:rPr>
-          <w:rFonts w:ascii="Consolas" w:eastAsia="Consolas" w:hAnsi="Consolas" w:cs="Consolas"/>
-          <w:color w:val="8A8F98"/>
-          <w:sz w:val="17"/>
-        </w:rPr>
-        <w:t>...</w:t>
-      </w:r>
-      <w:proofErr w:type="gramEnd"/>
-      <w:r>
-        <w:rPr>
-          <w:rFonts w:ascii="Consolas" w:eastAsia="Consolas" w:hAnsi="Consolas" w:cs="Consolas"/>
-          <w:color w:val="8A8F98"/>
-          <w:sz w:val="17"/>
-        </w:rPr>
-        <w:t>표 20여 줄... &lt;/div&gt;</w:t>
+        <w:t xml:space="preserve">    &lt;div class="table-container"&gt; ...표 20여 줄... &lt;/div&gt;</w:t>
       </w:r>
     </w:p>
     <w:p>
@@ -6281,43 +6033,18 @@
           <w:color w:val="666666"/>
           <w:sz w:val="17"/>
         </w:rPr>
-        <w:t>▶ src/</w:t>
-      </w:r>
-      <w:proofErr w:type="gramStart"/>
-      <w:r>
-        <w:rPr>
-          <w:b/>
-          <w:color w:val="666666"/>
-          <w:sz w:val="17"/>
-        </w:rPr>
-        <w:t xml:space="preserve">main.jsx      </w:t>
-      </w:r>
-      <w:proofErr w:type="gramEnd"/>
-      <w:r>
-        <w:fldChar w:fldCharType="begin"/>
-      </w:r>
-      <w:r>
-        <w:instrText xml:space="preserve"> HYPERLINK "https://github.com/mysoyul/Html_CSS_JS_App/blob/main/docs/examples/05_react/step/5-2_main.jsx" </w:instrText>
-      </w:r>
-      <w:r>
-        <w:fldChar w:fldCharType="separate"/>
-      </w:r>
-      <w:r>
-        <w:rPr>
-          <w:rStyle w:val="a5"/>
-          <w:b/>
-          <w:sz w:val="17"/>
-        </w:rPr>
-        <w:t>[전체 코드 보기]</w:t>
-      </w:r>
-      <w:r>
-        <w:rPr>
-          <w:rStyle w:val="a5"/>
-          <w:b/>
-          <w:sz w:val="17"/>
-        </w:rPr>
-        <w:fldChar w:fldCharType="end"/>
-      </w:r>
+        <w:t xml:space="preserve">▶ src/main.jsx      </w:t>
+      </w:r>
+      <w:hyperlink r:id="rId8" w:history="1">
+        <w:r>
+          <w:rPr>
+            <w:rStyle w:val="a5"/>
+            <w:b/>
+            <w:sz w:val="17"/>
+          </w:rPr>
+          <w:t>[전체 코드 보기]</w:t>
+        </w:r>
+      </w:hyperlink>
     </w:p>
     <w:p>
       <w:pPr>
@@ -6334,61 +6061,25 @@
           <w:color w:val="0E7A34"/>
           <w:sz w:val="17"/>
         </w:rPr>
-        <w:t xml:space="preserve">import </w:t>
-      </w:r>
-      <w:proofErr w:type="gramStart"/>
-      <w:r>
-        <w:rPr>
-          <w:rFonts w:ascii="Consolas" w:eastAsia="Consolas" w:hAnsi="Consolas" w:cs="Consolas"/>
-          <w:color w:val="0E7A34"/>
-          <w:sz w:val="17"/>
-        </w:rPr>
-        <w:t>{ StrictMode</w:t>
-      </w:r>
-      <w:proofErr w:type="gramEnd"/>
-      <w:r>
-        <w:rPr>
-          <w:rFonts w:ascii="Consolas" w:eastAsia="Consolas" w:hAnsi="Consolas" w:cs="Consolas"/>
-          <w:color w:val="0E7A34"/>
-          <w:sz w:val="17"/>
-        </w:rPr>
-        <w:t xml:space="preserve"> } from "react";</w:t>
-      </w:r>
-    </w:p>
-    <w:p>
-      <w:pPr>
-        <w:pBdr>
-          <w:left w:val="single" w:sz="12" w:space="6" w:color="B7C3D4"/>
-        </w:pBdr>
-        <w:shd w:val="clear" w:color="auto" w:fill="F2F4F7"/>
-        <w:spacing w:line="250" w:lineRule="auto"/>
-        <w:ind w:left="180" w:right="180"/>
-      </w:pPr>
-      <w:r>
-        <w:rPr>
-          <w:rFonts w:ascii="Consolas" w:eastAsia="Consolas" w:hAnsi="Consolas" w:cs="Consolas"/>
-          <w:color w:val="0E7A34"/>
-          <w:sz w:val="17"/>
-        </w:rPr>
-        <w:t xml:space="preserve">import </w:t>
-      </w:r>
-      <w:proofErr w:type="gramStart"/>
-      <w:r>
-        <w:rPr>
-          <w:rFonts w:ascii="Consolas" w:eastAsia="Consolas" w:hAnsi="Consolas" w:cs="Consolas"/>
-          <w:color w:val="0E7A34"/>
-          <w:sz w:val="17"/>
-        </w:rPr>
-        <w:t>{ createRoot</w:t>
-      </w:r>
-      <w:proofErr w:type="gramEnd"/>
-      <w:r>
-        <w:rPr>
-          <w:rFonts w:ascii="Consolas" w:eastAsia="Consolas" w:hAnsi="Consolas" w:cs="Consolas"/>
-          <w:color w:val="0E7A34"/>
-          <w:sz w:val="17"/>
-        </w:rPr>
-        <w:t xml:space="preserve"> } from "react-dom/client";</w:t>
+        <w:t>import { StrictMode } from "react";</w:t>
+      </w:r>
+    </w:p>
+    <w:p>
+      <w:pPr>
+        <w:pBdr>
+          <w:left w:val="single" w:sz="12" w:space="6" w:color="B7C3D4"/>
+        </w:pBdr>
+        <w:shd w:val="clear" w:color="auto" w:fill="F2F4F7"/>
+        <w:spacing w:line="250" w:lineRule="auto"/>
+        <w:ind w:left="180" w:right="180"/>
+      </w:pPr>
+      <w:r>
+        <w:rPr>
+          <w:rFonts w:ascii="Consolas" w:eastAsia="Consolas" w:hAnsi="Consolas" w:cs="Consolas"/>
+          <w:color w:val="0E7A34"/>
+          <w:sz w:val="17"/>
+        </w:rPr>
+        <w:t>import { createRoot } from "react-dom/client";</w:t>
       </w:r>
     </w:p>
     <w:p>
@@ -6496,25 +6187,7 @@
           <w:color w:val="0E7A34"/>
           <w:sz w:val="17"/>
         </w:rPr>
-        <w:t>createRoot(</w:t>
-      </w:r>
-      <w:proofErr w:type="gramStart"/>
-      <w:r>
-        <w:rPr>
-          <w:rFonts w:ascii="Consolas" w:eastAsia="Consolas" w:hAnsi="Consolas" w:cs="Consolas"/>
-          <w:color w:val="0E7A34"/>
-          <w:sz w:val="17"/>
-        </w:rPr>
-        <w:t>document.getElementById</w:t>
-      </w:r>
-      <w:proofErr w:type="gramEnd"/>
-      <w:r>
-        <w:rPr>
-          <w:rFonts w:ascii="Consolas" w:eastAsia="Consolas" w:hAnsi="Consolas" w:cs="Consolas"/>
-          <w:color w:val="0E7A34"/>
-          <w:sz w:val="17"/>
-        </w:rPr>
-        <w:t>("root")).render(</w:t>
+        <w:t>createRoot(document.getElementById("root")).render(</w:t>
       </w:r>
     </w:p>
     <w:p>
@@ -6676,25 +6349,7 @@
           <w:color w:val="0E7A34"/>
           <w:sz w:val="17"/>
         </w:rPr>
-        <w:t xml:space="preserve">function </w:t>
-      </w:r>
-      <w:proofErr w:type="gramStart"/>
-      <w:r>
-        <w:rPr>
-          <w:rFonts w:ascii="Consolas" w:eastAsia="Consolas" w:hAnsi="Consolas" w:cs="Consolas"/>
-          <w:color w:val="0E7A34"/>
-          <w:sz w:val="17"/>
-        </w:rPr>
-        <w:t>App(</w:t>
-      </w:r>
-      <w:proofErr w:type="gramEnd"/>
-      <w:r>
-        <w:rPr>
-          <w:rFonts w:ascii="Consolas" w:eastAsia="Consolas" w:hAnsi="Consolas" w:cs="Consolas"/>
-          <w:color w:val="0E7A34"/>
-          <w:sz w:val="17"/>
-        </w:rPr>
-        <w:t>) {</w:t>
+        <w:t>function App() {</w:t>
       </w:r>
     </w:p>
     <w:p>
@@ -6924,21 +6579,12 @@
       <w:pPr>
         <w:spacing w:after="120"/>
       </w:pPr>
-      <w:proofErr w:type="gramStart"/>
       <w:r>
         <w:rPr>
           <w:color w:val="666666"/>
           <w:sz w:val="19"/>
         </w:rPr>
-        <w:t>파일  src</w:t>
-      </w:r>
-      <w:proofErr w:type="gramEnd"/>
-      <w:r>
-        <w:rPr>
-          <w:color w:val="666666"/>
-          <w:sz w:val="19"/>
-        </w:rPr>
-        <w:t>/App.jsx</w:t>
+        <w:t>파일  src/App.jsx</w:t>
       </w:r>
     </w:p>
     <w:p>
@@ -7020,23 +6666,13 @@
         <w:spacing w:line="250" w:lineRule="auto"/>
         <w:ind w:left="180" w:right="180"/>
       </w:pPr>
-      <w:proofErr w:type="gramStart"/>
       <w:r>
         <w:rPr>
           <w:rFonts w:ascii="Consolas" w:eastAsia="Consolas" w:hAnsi="Consolas" w:cs="Consolas"/>
           <w:color w:val="8A8F98"/>
           <w:sz w:val="17"/>
         </w:rPr>
-        <w:t>students.forEach</w:t>
-      </w:r>
-      <w:proofErr w:type="gramEnd"/>
-      <w:r>
-        <w:rPr>
-          <w:rFonts w:ascii="Consolas" w:eastAsia="Consolas" w:hAnsi="Consolas" w:cs="Consolas"/>
-          <w:color w:val="8A8F98"/>
-          <w:sz w:val="17"/>
-        </w:rPr>
-        <w:t>(... appendChild ...);        // 다시 채우기</w:t>
+        <w:t>students.forEach(... appendChild ...);        // 다시 채우기</w:t>
       </w:r>
     </w:p>
     <w:p>
@@ -7143,25 +6779,7 @@
           <w:color w:val="0E7A34"/>
           <w:sz w:val="17"/>
         </w:rPr>
-        <w:t xml:space="preserve">const [students, setStudents] = </w:t>
-      </w:r>
-      <w:proofErr w:type="gramStart"/>
-      <w:r>
-        <w:rPr>
-          <w:rFonts w:ascii="Consolas" w:eastAsia="Consolas" w:hAnsi="Consolas" w:cs="Consolas"/>
-          <w:color w:val="0E7A34"/>
-          <w:sz w:val="17"/>
-        </w:rPr>
-        <w:t>useState(</w:t>
-      </w:r>
-      <w:proofErr w:type="gramEnd"/>
-      <w:r>
-        <w:rPr>
-          <w:rFonts w:ascii="Consolas" w:eastAsia="Consolas" w:hAnsi="Consolas" w:cs="Consolas"/>
-          <w:color w:val="0E7A34"/>
-          <w:sz w:val="17"/>
-        </w:rPr>
-        <w:t>[]);</w:t>
+        <w:t>const [students, setStudents] = useState([]);</w:t>
       </w:r>
     </w:p>
     <w:p>
@@ -7272,89 +6890,53 @@
           <w:color w:val="0E7A34"/>
           <w:sz w:val="17"/>
         </w:rPr>
-        <w:t xml:space="preserve">import </w:t>
-      </w:r>
-      <w:proofErr w:type="gramStart"/>
-      <w:r>
+        <w:t>import { useEffect, useRef, useState } from "react";</w:t>
+      </w:r>
+    </w:p>
+    <w:p>
+      <w:pPr>
+        <w:pBdr>
+          <w:left w:val="single" w:sz="12" w:space="6" w:color="B7C3D4"/>
+        </w:pBdr>
+        <w:shd w:val="clear" w:color="auto" w:fill="F2F4F7"/>
+        <w:spacing w:before="60" w:line="250" w:lineRule="auto"/>
+        <w:ind w:left="180" w:right="180"/>
         <w:rPr>
           <w:rFonts w:ascii="Consolas" w:eastAsiaTheme="minorEastAsia" w:hAnsi="Consolas" w:cs="Consolas"/>
           <w:color w:val="0E7A34"/>
           <w:sz w:val="17"/>
         </w:rPr>
-        <w:t>{ useEffect</w:t>
-      </w:r>
-      <w:proofErr w:type="gramEnd"/>
-      <w:r>
+      </w:pPr>
+    </w:p>
+    <w:p>
+      <w:pPr>
+        <w:pBdr>
+          <w:left w:val="single" w:sz="12" w:space="6" w:color="B7C3D4"/>
+        </w:pBdr>
+        <w:shd w:val="clear" w:color="auto" w:fill="F2F4F7"/>
+        <w:spacing w:before="60" w:line="250" w:lineRule="auto"/>
+        <w:ind w:left="180" w:right="180"/>
         <w:rPr>
           <w:rFonts w:ascii="Consolas" w:eastAsiaTheme="minorEastAsia" w:hAnsi="Consolas" w:cs="Consolas"/>
           <w:color w:val="0E7A34"/>
           <w:sz w:val="17"/>
         </w:rPr>
-        <w:t>, useRef, useState } from "react";</w:t>
-      </w:r>
-    </w:p>
-    <w:p>
-      <w:pPr>
-        <w:pBdr>
-          <w:left w:val="single" w:sz="12" w:space="6" w:color="B7C3D4"/>
-        </w:pBdr>
-        <w:shd w:val="clear" w:color="auto" w:fill="F2F4F7"/>
-        <w:spacing w:before="60" w:line="250" w:lineRule="auto"/>
-        <w:ind w:left="180" w:right="180"/>
+      </w:pPr>
+      <w:r>
+        <w:rPr>
+          <w:rFonts w:ascii="Consolas" w:eastAsiaTheme="minorEastAsia" w:hAnsi="Consolas" w:cs="Consolas" w:hint="eastAsia"/>
+          <w:color w:val="0E7A34"/>
+          <w:sz w:val="17"/>
+        </w:rPr>
+        <w:t>f</w:t>
+      </w:r>
+      <w:r>
         <w:rPr>
           <w:rFonts w:ascii="Consolas" w:eastAsiaTheme="minorEastAsia" w:hAnsi="Consolas" w:cs="Consolas"/>
           <w:color w:val="0E7A34"/>
           <w:sz w:val="17"/>
         </w:rPr>
-      </w:pPr>
-    </w:p>
-    <w:p>
-      <w:pPr>
-        <w:pBdr>
-          <w:left w:val="single" w:sz="12" w:space="6" w:color="B7C3D4"/>
-        </w:pBdr>
-        <w:shd w:val="clear" w:color="auto" w:fill="F2F4F7"/>
-        <w:spacing w:before="60" w:line="250" w:lineRule="auto"/>
-        <w:ind w:left="180" w:right="180"/>
-        <w:rPr>
-          <w:rFonts w:ascii="Consolas" w:eastAsiaTheme="minorEastAsia" w:hAnsi="Consolas" w:cs="Consolas"/>
-          <w:color w:val="0E7A34"/>
-          <w:sz w:val="17"/>
-        </w:rPr>
-      </w:pPr>
-      <w:r>
-        <w:rPr>
-          <w:rFonts w:ascii="Consolas" w:eastAsiaTheme="minorEastAsia" w:hAnsi="Consolas" w:cs="Consolas" w:hint="eastAsia"/>
-          <w:color w:val="0E7A34"/>
-          <w:sz w:val="17"/>
-        </w:rPr>
-        <w:t>f</w:t>
-      </w:r>
-      <w:r>
-        <w:rPr>
-          <w:rFonts w:ascii="Consolas" w:eastAsiaTheme="minorEastAsia" w:hAnsi="Consolas" w:cs="Consolas"/>
-          <w:color w:val="0E7A34"/>
-          <w:sz w:val="17"/>
-        </w:rPr>
-        <w:t xml:space="preserve">unction </w:t>
-      </w:r>
-      <w:proofErr w:type="gramStart"/>
-      <w:r>
-        <w:rPr>
-          <w:rFonts w:ascii="Consolas" w:eastAsiaTheme="minorEastAsia" w:hAnsi="Consolas" w:cs="Consolas"/>
-          <w:color w:val="0E7A34"/>
-          <w:sz w:val="17"/>
-        </w:rPr>
-        <w:t>App(</w:t>
-      </w:r>
-      <w:proofErr w:type="gramEnd"/>
-      <w:r>
-        <w:rPr>
-          <w:rFonts w:ascii="Consolas" w:eastAsiaTheme="minorEastAsia" w:hAnsi="Consolas" w:cs="Consolas"/>
-          <w:color w:val="0E7A34"/>
-          <w:sz w:val="17"/>
-        </w:rPr>
-        <w:t>) {</w:t>
+        <w:t>unction App() {</w:t>
       </w:r>
     </w:p>
     <w:p>
@@ -7500,25 +7082,7 @@
           <w:color w:val="0E7A34"/>
           <w:sz w:val="17"/>
         </w:rPr>
-        <w:t>const [loading, setLoading] = useState(false);         // "로딩 중</w:t>
-      </w:r>
-      <w:proofErr w:type="gramStart"/>
-      <w:r>
-        <w:rPr>
-          <w:rFonts w:ascii="Consolas" w:eastAsia="Consolas" w:hAnsi="Consolas" w:cs="Consolas"/>
-          <w:color w:val="0E7A34"/>
-          <w:sz w:val="17"/>
-        </w:rPr>
-        <w:t>...</w:t>
-      </w:r>
-      <w:proofErr w:type="gramEnd"/>
-      <w:r>
-        <w:rPr>
-          <w:rFonts w:ascii="Consolas" w:eastAsia="Consolas" w:hAnsi="Consolas" w:cs="Consolas"/>
-          <w:color w:val="0E7A34"/>
-          <w:sz w:val="17"/>
-        </w:rPr>
-        <w:t>" 을 보일까</w:t>
+        <w:t>const [loading, setLoading] = useState(false);         // "로딩 중..." 을 보일까</w:t>
       </w:r>
     </w:p>
     <w:p>
@@ -7554,25 +7118,7 @@
           <w:color w:val="0E7A34"/>
           <w:sz w:val="17"/>
         </w:rPr>
-        <w:t xml:space="preserve">// 메시지는 </w:t>
-      </w:r>
-      <w:proofErr w:type="gramStart"/>
-      <w:r>
-        <w:rPr>
-          <w:rFonts w:ascii="Consolas" w:eastAsia="Consolas" w:hAnsi="Consolas" w:cs="Consolas"/>
-          <w:color w:val="0E7A34"/>
-          <w:sz w:val="17"/>
-        </w:rPr>
-        <w:t>{ text</w:t>
-      </w:r>
-      <w:proofErr w:type="gramEnd"/>
-      <w:r>
-        <w:rPr>
-          <w:rFonts w:ascii="Consolas" w:eastAsia="Consolas" w:hAnsi="Consolas" w:cs="Consolas"/>
-          <w:color w:val="0E7A34"/>
-          <w:sz w:val="17"/>
-        </w:rPr>
-        <w:t>: "문구", type: "error" 또는 "success" } 모양으로 담는다.</w:t>
+        <w:t>// 메시지는 { text: "문구", type: "error" 또는 "success" } 모양으로 담는다.</w:t>
       </w:r>
     </w:p>
     <w:p>
@@ -7649,25 +7195,7 @@
           <w:color w:val="0E7A34"/>
           <w:sz w:val="17"/>
         </w:rPr>
-        <w:t xml:space="preserve">const isEditing = </w:t>
-      </w:r>
-      <w:proofErr w:type="gramStart"/>
-      <w:r>
-        <w:rPr>
-          <w:rFonts w:ascii="Consolas" w:eastAsia="Consolas" w:hAnsi="Consolas" w:cs="Consolas"/>
-          <w:color w:val="0E7A34"/>
-          <w:sz w:val="17"/>
-        </w:rPr>
-        <w:t>editingId !</w:t>
-      </w:r>
-      <w:proofErr w:type="gramEnd"/>
-      <w:r>
-        <w:rPr>
-          <w:rFonts w:ascii="Consolas" w:eastAsia="Consolas" w:hAnsi="Consolas" w:cs="Consolas"/>
-          <w:color w:val="0E7A34"/>
-          <w:sz w:val="17"/>
-        </w:rPr>
-        <w:t>== null;</w:t>
+        <w:t>const isEditing = editingId !== null;</w:t>
       </w:r>
     </w:p>
     <w:p>
@@ -8230,21 +7758,7 @@
               <w:rPr>
                 <w:sz w:val="18"/>
               </w:rPr>
-              <w:t>"로딩 중</w:t>
-            </w:r>
-            <w:proofErr w:type="gramStart"/>
-            <w:r>
-              <w:rPr>
-                <w:sz w:val="18"/>
-              </w:rPr>
-              <w:t>...</w:t>
-            </w:r>
-            <w:proofErr w:type="gramEnd"/>
-            <w:r>
-              <w:rPr>
-                <w:sz w:val="18"/>
-              </w:rPr>
-              <w:t>" 이 보이는가</w:t>
+              <w:t>"로딩 중..." 이 보이는가</w:t>
             </w:r>
           </w:p>
         </w:tc>
@@ -8427,23 +7941,7 @@
           <w:color w:val="333333"/>
           <w:sz w:val="19"/>
         </w:rPr>
-        <w:t>여섯 개를 한꺼번에 선언해 두었지만 쓰는 것은 단계마다 하나씩 늘어납니다. 그래서 실습 5-8 까지는 npm run lint 를 돌리면 setEditingId 와 setMessage 를 아직 안 쓴다고 잡습니다. 단계별로 만드는 중이라 그런 것이니 그냥 두세요. 실습 5-</w:t>
-      </w:r>
-      <w:proofErr w:type="gramStart"/>
-      <w:r>
-        <w:rPr>
-          <w:color w:val="333333"/>
-          <w:sz w:val="19"/>
-        </w:rPr>
-        <w:t>9 까지</w:t>
-      </w:r>
-      <w:proofErr w:type="gramEnd"/>
-      <w:r>
-        <w:rPr>
-          <w:color w:val="333333"/>
-          <w:sz w:val="19"/>
-        </w:rPr>
-        <w:t xml:space="preserve"> 마치면 여섯 개가 모두 쓰여 경고가 사라집니다.</w:t>
+        <w:t>여섯 개를 한꺼번에 선언해 두었지만 쓰는 것은 단계마다 하나씩 늘어납니다. 그래서 실습 5-8 까지는 npm run lint 를 돌리면 setEditingId 와 setMessage 를 아직 안 쓴다고 잡습니다. 단계별로 만드는 중이라 그런 것이니 그냥 두세요. 실습 5-9 까지 마치면 여섯 개가 모두 쓰여 경고가 사라집니다.</w:t>
       </w:r>
     </w:p>
     <w:p>
@@ -8468,23 +7966,7 @@
           <w:color w:val="333333"/>
           <w:sz w:val="19"/>
         </w:rPr>
-        <w:t xml:space="preserve">state 는 직접 고치면 안 됩니다. form.name = </w:t>
-      </w:r>
-      <w:proofErr w:type="gramStart"/>
-      <w:r>
-        <w:rPr>
-          <w:color w:val="333333"/>
-          <w:sz w:val="19"/>
-        </w:rPr>
-        <w:t>"홍길동" 처럼</w:t>
-      </w:r>
-      <w:proofErr w:type="gramEnd"/>
-      <w:r>
-        <w:rPr>
-          <w:color w:val="333333"/>
-          <w:sz w:val="19"/>
-        </w:rPr>
-        <w:t xml:space="preserve"> 바꾸면 React 는 값이 바뀐 줄 모르고 화면을 다시 그리지 않습니다. 언제나 setForm 에 새 값을 넘겨야 합니다.</w:t>
+        <w:t>state 는 직접 고치면 안 됩니다. form.name = "홍길동" 처럼 바꾸면 React 는 값이 바뀐 줄 모르고 화면을 다시 그리지 않습니다. 언제나 setForm 에 새 값을 넘겨야 합니다.</w:t>
       </w:r>
     </w:p>
     <w:p>
@@ -8535,23 +8017,7 @@
           <w:color w:val="333333"/>
           <w:sz w:val="19"/>
         </w:rPr>
-        <w:t xml:space="preserve">값을 바꿨는데 화면이 그대로다 → state 를 직접 고쳤습니다. push 나 form.x = </w:t>
-      </w:r>
-      <w:proofErr w:type="gramStart"/>
-      <w:r>
-        <w:rPr>
-          <w:color w:val="333333"/>
-          <w:sz w:val="19"/>
-        </w:rPr>
-        <w:t>...</w:t>
-      </w:r>
-      <w:proofErr w:type="gramEnd"/>
-      <w:r>
-        <w:rPr>
-          <w:color w:val="333333"/>
-          <w:sz w:val="19"/>
-        </w:rPr>
-        <w:t xml:space="preserve"> 대신 새 배열·새 객체를 만들어 넘기세요.</w:t>
+        <w:t>값을 바꿨는데 화면이 그대로다 → state 를 직접 고쳤습니다. push 나 form.x = ... 대신 새 배열·새 객체를 만들어 넘기세요.</w:t>
       </w:r>
     </w:p>
     <w:p>
@@ -8576,21 +8042,12 @@
       <w:pPr>
         <w:spacing w:after="120"/>
       </w:pPr>
-      <w:proofErr w:type="gramStart"/>
       <w:r>
         <w:rPr>
           <w:color w:val="666666"/>
           <w:sz w:val="19"/>
         </w:rPr>
-        <w:t>파일  src</w:t>
-      </w:r>
-      <w:proofErr w:type="gramEnd"/>
-      <w:r>
-        <w:rPr>
-          <w:color w:val="666666"/>
-          <w:sz w:val="19"/>
-        </w:rPr>
-        <w:t>/App.jsx</w:t>
+        <w:t>파일  src/App.jsx</w:t>
       </w:r>
     </w:p>
     <w:p>
@@ -8690,23 +8147,13 @@
         <w:spacing w:after="160" w:line="250" w:lineRule="auto"/>
         <w:ind w:left="180" w:right="180"/>
       </w:pPr>
-      <w:proofErr w:type="gramStart"/>
       <w:r>
         <w:rPr>
           <w:rFonts w:ascii="Consolas" w:eastAsia="Consolas" w:hAnsi="Consolas" w:cs="Consolas"/>
           <w:color w:val="8A8F98"/>
           <w:sz w:val="17"/>
         </w:rPr>
-        <w:t>loadStudents(</w:t>
-      </w:r>
-      <w:proofErr w:type="gramEnd"/>
-      <w:r>
-        <w:rPr>
-          <w:rFonts w:ascii="Consolas" w:eastAsia="Consolas" w:hAnsi="Consolas" w:cs="Consolas"/>
-          <w:color w:val="8A8F98"/>
-          <w:sz w:val="17"/>
-        </w:rPr>
-        <w:t>);</w:t>
+        <w:t>loadStudents();</w:t>
       </w:r>
     </w:p>
     <w:p>
@@ -8768,25 +8215,7 @@
           <w:color w:val="0E7A34"/>
           <w:sz w:val="17"/>
         </w:rPr>
-        <w:t xml:space="preserve">async function </w:t>
-      </w:r>
-      <w:proofErr w:type="gramStart"/>
-      <w:r>
-        <w:rPr>
-          <w:rFonts w:ascii="Consolas" w:eastAsia="Consolas" w:hAnsi="Consolas" w:cs="Consolas"/>
-          <w:color w:val="0E7A34"/>
-          <w:sz w:val="17"/>
-        </w:rPr>
-        <w:t>loadStudents(</w:t>
-      </w:r>
-      <w:proofErr w:type="gramEnd"/>
-      <w:r>
-        <w:rPr>
-          <w:rFonts w:ascii="Consolas" w:eastAsia="Consolas" w:hAnsi="Consolas" w:cs="Consolas"/>
-          <w:color w:val="0E7A34"/>
-          <w:sz w:val="17"/>
-        </w:rPr>
-        <w:t>) {</w:t>
+        <w:t>async function loadStudents() {</w:t>
       </w:r>
     </w:p>
     <w:p>
@@ -8881,25 +8310,7 @@
           <w:color w:val="0E7A34"/>
           <w:sz w:val="17"/>
         </w:rPr>
-        <w:t xml:space="preserve">        const data = await </w:t>
-      </w:r>
-      <w:proofErr w:type="gramStart"/>
-      <w:r>
-        <w:rPr>
-          <w:rFonts w:ascii="Consolas" w:eastAsia="Consolas" w:hAnsi="Consolas" w:cs="Consolas"/>
-          <w:color w:val="0E7A34"/>
-          <w:sz w:val="17"/>
-        </w:rPr>
-        <w:t>fetchStudents(</w:t>
-      </w:r>
-      <w:proofErr w:type="gramEnd"/>
-      <w:r>
-        <w:rPr>
-          <w:rFonts w:ascii="Consolas" w:eastAsia="Consolas" w:hAnsi="Consolas" w:cs="Consolas"/>
-          <w:color w:val="0E7A34"/>
-          <w:sz w:val="17"/>
-        </w:rPr>
-        <w:t>);</w:t>
+        <w:t xml:space="preserve">        const data = await fetchStudents();</w:t>
       </w:r>
     </w:p>
     <w:p>
@@ -8916,23 +8327,13 @@
           <w:sz w:val="17"/>
         </w:rPr>
       </w:pPr>
-      <w:proofErr w:type="gramStart"/>
-      <w:r>
-        <w:rPr>
-          <w:rFonts w:ascii="Consolas" w:eastAsia="Consolas" w:hAnsi="Consolas" w:cs="Consolas"/>
-          <w:color w:val="0E7A34"/>
-          <w:sz w:val="17"/>
-        </w:rPr>
-        <w:t>console.log(</w:t>
-      </w:r>
-      <w:proofErr w:type="gramEnd"/>
-      <w:r>
-        <w:rPr>
-          <w:rFonts w:ascii="Consolas" w:eastAsia="Consolas" w:hAnsi="Consolas" w:cs="Consolas"/>
-          <w:color w:val="0E7A34"/>
-          <w:sz w:val="17"/>
-        </w:rPr>
-        <w:t>"Fetched students:", data);</w:t>
+      <w:r>
+        <w:rPr>
+          <w:rFonts w:ascii="Consolas" w:eastAsia="Consolas" w:hAnsi="Consolas" w:cs="Consolas"/>
+          <w:color w:val="0E7A34"/>
+          <w:sz w:val="17"/>
+        </w:rPr>
+        <w:t>console.log("Fetched students:", data);</w:t>
       </w:r>
     </w:p>
     <w:p>
@@ -9040,61 +8441,25 @@
           <w:color w:val="0E7A34"/>
           <w:sz w:val="17"/>
         </w:rPr>
-        <w:t xml:space="preserve">        </w:t>
-      </w:r>
-      <w:proofErr w:type="gramStart"/>
-      <w:r>
-        <w:rPr>
-          <w:rFonts w:ascii="Consolas" w:eastAsia="Consolas" w:hAnsi="Consolas" w:cs="Consolas"/>
-          <w:color w:val="0E7A34"/>
-          <w:sz w:val="17"/>
-        </w:rPr>
-        <w:t>console.error</w:t>
-      </w:r>
-      <w:proofErr w:type="gramEnd"/>
-      <w:r>
-        <w:rPr>
-          <w:rFonts w:ascii="Consolas" w:eastAsia="Consolas" w:hAnsi="Consolas" w:cs="Consolas"/>
-          <w:color w:val="0E7A34"/>
-          <w:sz w:val="17"/>
-        </w:rPr>
-        <w:t>("Error:", error);</w:t>
-      </w:r>
-    </w:p>
-    <w:p>
-      <w:pPr>
-        <w:pBdr>
-          <w:left w:val="single" w:sz="12" w:space="6" w:color="B7C3D4"/>
-        </w:pBdr>
-        <w:shd w:val="clear" w:color="auto" w:fill="F2F4F7"/>
-        <w:spacing w:line="250" w:lineRule="auto"/>
-        <w:ind w:left="180" w:right="180"/>
-      </w:pPr>
-      <w:r>
-        <w:rPr>
-          <w:rFonts w:ascii="Consolas" w:eastAsia="Consolas" w:hAnsi="Consolas" w:cs="Consolas"/>
-          <w:color w:val="0E7A34"/>
-          <w:sz w:val="17"/>
-        </w:rPr>
-        <w:t xml:space="preserve">        </w:t>
-      </w:r>
-      <w:proofErr w:type="gramStart"/>
-      <w:r>
-        <w:rPr>
-          <w:rFonts w:ascii="Consolas" w:eastAsia="Consolas" w:hAnsi="Consolas" w:cs="Consolas"/>
-          <w:color w:val="0E7A34"/>
-          <w:sz w:val="17"/>
-        </w:rPr>
-        <w:t>setMessage(</w:t>
-      </w:r>
-      <w:proofErr w:type="gramEnd"/>
-      <w:r>
-        <w:rPr>
-          <w:rFonts w:ascii="Consolas" w:eastAsia="Consolas" w:hAnsi="Consolas" w:cs="Consolas"/>
-          <w:color w:val="0E7A34"/>
-          <w:sz w:val="17"/>
-        </w:rPr>
-        <w:t>{ text: error.message, type: "error" });</w:t>
+        <w:t xml:space="preserve">        console.error("Error:", error);</w:t>
+      </w:r>
+    </w:p>
+    <w:p>
+      <w:pPr>
+        <w:pBdr>
+          <w:left w:val="single" w:sz="12" w:space="6" w:color="B7C3D4"/>
+        </w:pBdr>
+        <w:shd w:val="clear" w:color="auto" w:fill="F2F4F7"/>
+        <w:spacing w:line="250" w:lineRule="auto"/>
+        <w:ind w:left="180" w:right="180"/>
+      </w:pPr>
+      <w:r>
+        <w:rPr>
+          <w:rFonts w:ascii="Consolas" w:eastAsia="Consolas" w:hAnsi="Consolas" w:cs="Consolas"/>
+          <w:color w:val="0E7A34"/>
+          <w:sz w:val="17"/>
+        </w:rPr>
+        <w:t xml:space="preserve">        setMessage({ text: error.message, type: "error" });</w:t>
       </w:r>
     </w:p>
     <w:p>
@@ -9250,23 +8615,13 @@
         <w:spacing w:line="250" w:lineRule="auto"/>
         <w:ind w:left="180" w:right="180"/>
       </w:pPr>
-      <w:proofErr w:type="gramStart"/>
-      <w:r>
-        <w:rPr>
-          <w:rFonts w:ascii="Consolas" w:eastAsia="Consolas" w:hAnsi="Consolas" w:cs="Consolas"/>
-          <w:color w:val="0E7A34"/>
-          <w:sz w:val="17"/>
-        </w:rPr>
-        <w:t>useEffect(</w:t>
-      </w:r>
-      <w:proofErr w:type="gramEnd"/>
-      <w:r>
-        <w:rPr>
-          <w:rFonts w:ascii="Consolas" w:eastAsia="Consolas" w:hAnsi="Consolas" w:cs="Consolas"/>
-          <w:color w:val="0E7A34"/>
-          <w:sz w:val="17"/>
-        </w:rPr>
-        <w:t>() =&gt; {</w:t>
+      <w:r>
+        <w:rPr>
+          <w:rFonts w:ascii="Consolas" w:eastAsia="Consolas" w:hAnsi="Consolas" w:cs="Consolas"/>
+          <w:color w:val="0E7A34"/>
+          <w:sz w:val="17"/>
+        </w:rPr>
+        <w:t>useEffect(() =&gt; {</w:t>
       </w:r>
     </w:p>
     <w:p>
@@ -9320,25 +8675,7 @@
           <w:color w:val="0E7A34"/>
           <w:sz w:val="17"/>
         </w:rPr>
-        <w:t xml:space="preserve">    </w:t>
-      </w:r>
-      <w:proofErr w:type="gramStart"/>
-      <w:r>
-        <w:rPr>
-          <w:rFonts w:ascii="Consolas" w:eastAsia="Consolas" w:hAnsi="Consolas" w:cs="Consolas"/>
-          <w:color w:val="0E7A34"/>
-          <w:sz w:val="17"/>
-        </w:rPr>
-        <w:t>loadStudents(</w:t>
-      </w:r>
-      <w:proofErr w:type="gramEnd"/>
-      <w:r>
-        <w:rPr>
-          <w:rFonts w:ascii="Consolas" w:eastAsia="Consolas" w:hAnsi="Consolas" w:cs="Consolas"/>
-          <w:color w:val="0E7A34"/>
-          <w:sz w:val="17"/>
-        </w:rPr>
-        <w:t>);</w:t>
+        <w:t xml:space="preserve">    loadStudents();</w:t>
       </w:r>
     </w:p>
     <w:p>
@@ -9573,21 +8910,12 @@
       <w:pPr>
         <w:spacing w:after="120"/>
       </w:pPr>
-      <w:proofErr w:type="gramStart"/>
       <w:r>
         <w:rPr>
           <w:color w:val="666666"/>
           <w:sz w:val="19"/>
         </w:rPr>
-        <w:t>파일  src</w:t>
-      </w:r>
-      <w:proofErr w:type="gramEnd"/>
-      <w:r>
-        <w:rPr>
-          <w:color w:val="666666"/>
-          <w:sz w:val="19"/>
-        </w:rPr>
-        <w:t>/components/StudentTable.jsx</w:t>
+        <w:t>파일  src/components/StudentTable.jsx</w:t>
       </w:r>
     </w:p>
     <w:p>
@@ -9874,21 +9202,7 @@
               <w:rPr>
                 <w:sz w:val="18"/>
               </w:rPr>
-              <w:t>참이면 표 위에 "로딩 중</w:t>
-            </w:r>
-            <w:proofErr w:type="gramStart"/>
-            <w:r>
-              <w:rPr>
-                <w:sz w:val="18"/>
-              </w:rPr>
-              <w:t>...</w:t>
-            </w:r>
-            <w:proofErr w:type="gramEnd"/>
-            <w:r>
-              <w:rPr>
-                <w:sz w:val="18"/>
-              </w:rPr>
-              <w:t>" 을 함께 그린다</w:t>
+              <w:t>참이면 표 위에 "로딩 중..." 을 함께 그린다</w:t>
             </w:r>
           </w:p>
         </w:tc>
@@ -10162,25 +9476,43 @@
           <w:color w:val="8A8F98"/>
           <w:sz w:val="17"/>
         </w:rPr>
-        <w:t xml:space="preserve">const row = </w:t>
-      </w:r>
-      <w:proofErr w:type="gramStart"/>
+        <w:t>const row = document.createElement("tr");</w:t>
+      </w:r>
+    </w:p>
+    <w:p>
+      <w:pPr>
+        <w:pBdr>
+          <w:left w:val="single" w:sz="12" w:space="6" w:color="B7C3D4"/>
+        </w:pBdr>
+        <w:shd w:val="clear" w:color="auto" w:fill="F2F4F7"/>
+        <w:spacing w:line="250" w:lineRule="auto"/>
+        <w:ind w:left="180" w:right="180"/>
+      </w:pPr>
       <w:r>
         <w:rPr>
           <w:rFonts w:ascii="Consolas" w:eastAsia="Consolas" w:hAnsi="Consolas" w:cs="Consolas"/>
           <w:color w:val="8A8F98"/>
           <w:sz w:val="17"/>
         </w:rPr>
-        <w:t>document.createElement</w:t>
-      </w:r>
-      <w:proofErr w:type="gramEnd"/>
+        <w:t xml:space="preserve"> </w:t>
+      </w:r>
+    </w:p>
+    <w:p>
+      <w:pPr>
+        <w:pBdr>
+          <w:left w:val="single" w:sz="12" w:space="6" w:color="B7C3D4"/>
+        </w:pBdr>
+        <w:shd w:val="clear" w:color="auto" w:fill="F2F4F7"/>
+        <w:spacing w:line="250" w:lineRule="auto"/>
+        <w:ind w:left="180" w:right="180"/>
+      </w:pPr>
       <w:r>
         <w:rPr>
           <w:rFonts w:ascii="Consolas" w:eastAsia="Consolas" w:hAnsi="Consolas" w:cs="Consolas"/>
           <w:color w:val="8A8F98"/>
           <w:sz w:val="17"/>
         </w:rPr>
-        <w:t>("tr");</w:t>
+        <w:t>values.forEach((value) =&gt; {</w:t>
       </w:r>
     </w:p>
     <w:p>
@@ -10198,6 +9530,78 @@
           <w:color w:val="8A8F98"/>
           <w:sz w:val="17"/>
         </w:rPr>
+        <w:t xml:space="preserve">    const cell = document.createElement("td");</w:t>
+      </w:r>
+    </w:p>
+    <w:p>
+      <w:pPr>
+        <w:pBdr>
+          <w:left w:val="single" w:sz="12" w:space="6" w:color="B7C3D4"/>
+        </w:pBdr>
+        <w:shd w:val="clear" w:color="auto" w:fill="F2F4F7"/>
+        <w:spacing w:line="250" w:lineRule="auto"/>
+        <w:ind w:left="180" w:right="180"/>
+      </w:pPr>
+      <w:r>
+        <w:rPr>
+          <w:rFonts w:ascii="Consolas" w:eastAsia="Consolas" w:hAnsi="Consolas" w:cs="Consolas"/>
+          <w:color w:val="8A8F98"/>
+          <w:sz w:val="17"/>
+        </w:rPr>
+        <w:t xml:space="preserve">    cell.textContent = value;</w:t>
+      </w:r>
+    </w:p>
+    <w:p>
+      <w:pPr>
+        <w:pBdr>
+          <w:left w:val="single" w:sz="12" w:space="6" w:color="B7C3D4"/>
+        </w:pBdr>
+        <w:shd w:val="clear" w:color="auto" w:fill="F2F4F7"/>
+        <w:spacing w:line="250" w:lineRule="auto"/>
+        <w:ind w:left="180" w:right="180"/>
+      </w:pPr>
+      <w:r>
+        <w:rPr>
+          <w:rFonts w:ascii="Consolas" w:eastAsia="Consolas" w:hAnsi="Consolas" w:cs="Consolas"/>
+          <w:color w:val="8A8F98"/>
+          <w:sz w:val="17"/>
+        </w:rPr>
+        <w:t xml:space="preserve">    row.appendChild(cell);</w:t>
+      </w:r>
+    </w:p>
+    <w:p>
+      <w:pPr>
+        <w:pBdr>
+          <w:left w:val="single" w:sz="12" w:space="6" w:color="B7C3D4"/>
+        </w:pBdr>
+        <w:shd w:val="clear" w:color="auto" w:fill="F2F4F7"/>
+        <w:spacing w:line="250" w:lineRule="auto"/>
+        <w:ind w:left="180" w:right="180"/>
+      </w:pPr>
+      <w:r>
+        <w:rPr>
+          <w:rFonts w:ascii="Consolas" w:eastAsia="Consolas" w:hAnsi="Consolas" w:cs="Consolas"/>
+          <w:color w:val="8A8F98"/>
+          <w:sz w:val="17"/>
+        </w:rPr>
+        <w:t>});</w:t>
+      </w:r>
+    </w:p>
+    <w:p>
+      <w:pPr>
+        <w:pBdr>
+          <w:left w:val="single" w:sz="12" w:space="6" w:color="B7C3D4"/>
+        </w:pBdr>
+        <w:shd w:val="clear" w:color="auto" w:fill="F2F4F7"/>
+        <w:spacing w:line="250" w:lineRule="auto"/>
+        <w:ind w:left="180" w:right="180"/>
+      </w:pPr>
+      <w:r>
+        <w:rPr>
+          <w:rFonts w:ascii="Consolas" w:eastAsia="Consolas" w:hAnsi="Consolas" w:cs="Consolas"/>
+          <w:color w:val="8A8F98"/>
+          <w:sz w:val="17"/>
+        </w:rPr>
         <w:t xml:space="preserve"> </w:t>
       </w:r>
     </w:p>
@@ -10210,23 +9614,31 @@
         <w:spacing w:line="250" w:lineRule="auto"/>
         <w:ind w:left="180" w:right="180"/>
       </w:pPr>
-      <w:proofErr w:type="gramStart"/>
       <w:r>
         <w:rPr>
           <w:rFonts w:ascii="Consolas" w:eastAsia="Consolas" w:hAnsi="Consolas" w:cs="Consolas"/>
           <w:color w:val="8A8F98"/>
           <w:sz w:val="17"/>
         </w:rPr>
-        <w:t>values.forEach</w:t>
-      </w:r>
-      <w:proofErr w:type="gramEnd"/>
+        <w:t>const button = document.createElement("button");</w:t>
+      </w:r>
+    </w:p>
+    <w:p>
+      <w:pPr>
+        <w:pBdr>
+          <w:left w:val="single" w:sz="12" w:space="6" w:color="B7C3D4"/>
+        </w:pBdr>
+        <w:shd w:val="clear" w:color="auto" w:fill="F2F4F7"/>
+        <w:spacing w:line="250" w:lineRule="auto"/>
+        <w:ind w:left="180" w:right="180"/>
+      </w:pPr>
       <w:r>
         <w:rPr>
           <w:rFonts w:ascii="Consolas" w:eastAsia="Consolas" w:hAnsi="Consolas" w:cs="Consolas"/>
           <w:color w:val="8A8F98"/>
           <w:sz w:val="17"/>
         </w:rPr>
-        <w:t>((value) =&gt; {</w:t>
+        <w:t>button.dataset.action = "edit";      // data-action="edit"</w:t>
       </w:r>
     </w:p>
     <w:p>
@@ -10244,233 +9656,7 @@
           <w:color w:val="8A8F98"/>
           <w:sz w:val="17"/>
         </w:rPr>
-        <w:t xml:space="preserve">    const cell = </w:t>
-      </w:r>
-      <w:proofErr w:type="gramStart"/>
-      <w:r>
-        <w:rPr>
-          <w:rFonts w:ascii="Consolas" w:eastAsia="Consolas" w:hAnsi="Consolas" w:cs="Consolas"/>
-          <w:color w:val="8A8F98"/>
-          <w:sz w:val="17"/>
-        </w:rPr>
-        <w:t>document.createElement</w:t>
-      </w:r>
-      <w:proofErr w:type="gramEnd"/>
-      <w:r>
-        <w:rPr>
-          <w:rFonts w:ascii="Consolas" w:eastAsia="Consolas" w:hAnsi="Consolas" w:cs="Consolas"/>
-          <w:color w:val="8A8F98"/>
-          <w:sz w:val="17"/>
-        </w:rPr>
-        <w:t>("td");</w:t>
-      </w:r>
-    </w:p>
-    <w:p>
-      <w:pPr>
-        <w:pBdr>
-          <w:left w:val="single" w:sz="12" w:space="6" w:color="B7C3D4"/>
-        </w:pBdr>
-        <w:shd w:val="clear" w:color="auto" w:fill="F2F4F7"/>
-        <w:spacing w:line="250" w:lineRule="auto"/>
-        <w:ind w:left="180" w:right="180"/>
-      </w:pPr>
-      <w:r>
-        <w:rPr>
-          <w:rFonts w:ascii="Consolas" w:eastAsia="Consolas" w:hAnsi="Consolas" w:cs="Consolas"/>
-          <w:color w:val="8A8F98"/>
-          <w:sz w:val="17"/>
-        </w:rPr>
-        <w:t xml:space="preserve">    </w:t>
-      </w:r>
-      <w:proofErr w:type="gramStart"/>
-      <w:r>
-        <w:rPr>
-          <w:rFonts w:ascii="Consolas" w:eastAsia="Consolas" w:hAnsi="Consolas" w:cs="Consolas"/>
-          <w:color w:val="8A8F98"/>
-          <w:sz w:val="17"/>
-        </w:rPr>
-        <w:t>cell.textContent</w:t>
-      </w:r>
-      <w:proofErr w:type="gramEnd"/>
-      <w:r>
-        <w:rPr>
-          <w:rFonts w:ascii="Consolas" w:eastAsia="Consolas" w:hAnsi="Consolas" w:cs="Consolas"/>
-          <w:color w:val="8A8F98"/>
-          <w:sz w:val="17"/>
-        </w:rPr>
-        <w:t xml:space="preserve"> = value;</w:t>
-      </w:r>
-    </w:p>
-    <w:p>
-      <w:pPr>
-        <w:pBdr>
-          <w:left w:val="single" w:sz="12" w:space="6" w:color="B7C3D4"/>
-        </w:pBdr>
-        <w:shd w:val="clear" w:color="auto" w:fill="F2F4F7"/>
-        <w:spacing w:line="250" w:lineRule="auto"/>
-        <w:ind w:left="180" w:right="180"/>
-      </w:pPr>
-      <w:r>
-        <w:rPr>
-          <w:rFonts w:ascii="Consolas" w:eastAsia="Consolas" w:hAnsi="Consolas" w:cs="Consolas"/>
-          <w:color w:val="8A8F98"/>
-          <w:sz w:val="17"/>
-        </w:rPr>
-        <w:t xml:space="preserve">    </w:t>
-      </w:r>
-      <w:proofErr w:type="gramStart"/>
-      <w:r>
-        <w:rPr>
-          <w:rFonts w:ascii="Consolas" w:eastAsia="Consolas" w:hAnsi="Consolas" w:cs="Consolas"/>
-          <w:color w:val="8A8F98"/>
-          <w:sz w:val="17"/>
-        </w:rPr>
-        <w:t>row.appendChild</w:t>
-      </w:r>
-      <w:proofErr w:type="gramEnd"/>
-      <w:r>
-        <w:rPr>
-          <w:rFonts w:ascii="Consolas" w:eastAsia="Consolas" w:hAnsi="Consolas" w:cs="Consolas"/>
-          <w:color w:val="8A8F98"/>
-          <w:sz w:val="17"/>
-        </w:rPr>
-        <w:t>(cell);</w:t>
-      </w:r>
-    </w:p>
-    <w:p>
-      <w:pPr>
-        <w:pBdr>
-          <w:left w:val="single" w:sz="12" w:space="6" w:color="B7C3D4"/>
-        </w:pBdr>
-        <w:shd w:val="clear" w:color="auto" w:fill="F2F4F7"/>
-        <w:spacing w:line="250" w:lineRule="auto"/>
-        <w:ind w:left="180" w:right="180"/>
-      </w:pPr>
-      <w:r>
-        <w:rPr>
-          <w:rFonts w:ascii="Consolas" w:eastAsia="Consolas" w:hAnsi="Consolas" w:cs="Consolas"/>
-          <w:color w:val="8A8F98"/>
-          <w:sz w:val="17"/>
-        </w:rPr>
-        <w:t>});</w:t>
-      </w:r>
-    </w:p>
-    <w:p>
-      <w:pPr>
-        <w:pBdr>
-          <w:left w:val="single" w:sz="12" w:space="6" w:color="B7C3D4"/>
-        </w:pBdr>
-        <w:shd w:val="clear" w:color="auto" w:fill="F2F4F7"/>
-        <w:spacing w:line="250" w:lineRule="auto"/>
-        <w:ind w:left="180" w:right="180"/>
-      </w:pPr>
-      <w:r>
-        <w:rPr>
-          <w:rFonts w:ascii="Consolas" w:eastAsia="Consolas" w:hAnsi="Consolas" w:cs="Consolas"/>
-          <w:color w:val="8A8F98"/>
-          <w:sz w:val="17"/>
-        </w:rPr>
-        <w:t xml:space="preserve"> </w:t>
-      </w:r>
-    </w:p>
-    <w:p>
-      <w:pPr>
-        <w:pBdr>
-          <w:left w:val="single" w:sz="12" w:space="6" w:color="B7C3D4"/>
-        </w:pBdr>
-        <w:shd w:val="clear" w:color="auto" w:fill="F2F4F7"/>
-        <w:spacing w:line="250" w:lineRule="auto"/>
-        <w:ind w:left="180" w:right="180"/>
-      </w:pPr>
-      <w:r>
-        <w:rPr>
-          <w:rFonts w:ascii="Consolas" w:eastAsia="Consolas" w:hAnsi="Consolas" w:cs="Consolas"/>
-          <w:color w:val="8A8F98"/>
-          <w:sz w:val="17"/>
-        </w:rPr>
-        <w:t xml:space="preserve">const button = </w:t>
-      </w:r>
-      <w:proofErr w:type="gramStart"/>
-      <w:r>
-        <w:rPr>
-          <w:rFonts w:ascii="Consolas" w:eastAsia="Consolas" w:hAnsi="Consolas" w:cs="Consolas"/>
-          <w:color w:val="8A8F98"/>
-          <w:sz w:val="17"/>
-        </w:rPr>
-        <w:t>document.createElement</w:t>
-      </w:r>
-      <w:proofErr w:type="gramEnd"/>
-      <w:r>
-        <w:rPr>
-          <w:rFonts w:ascii="Consolas" w:eastAsia="Consolas" w:hAnsi="Consolas" w:cs="Consolas"/>
-          <w:color w:val="8A8F98"/>
-          <w:sz w:val="17"/>
-        </w:rPr>
-        <w:t>("button");</w:t>
-      </w:r>
-    </w:p>
-    <w:p>
-      <w:pPr>
-        <w:pBdr>
-          <w:left w:val="single" w:sz="12" w:space="6" w:color="B7C3D4"/>
-        </w:pBdr>
-        <w:shd w:val="clear" w:color="auto" w:fill="F2F4F7"/>
-        <w:spacing w:line="250" w:lineRule="auto"/>
-        <w:ind w:left="180" w:right="180"/>
-      </w:pPr>
-      <w:proofErr w:type="gramStart"/>
-      <w:r>
-        <w:rPr>
-          <w:rFonts w:ascii="Consolas" w:eastAsia="Consolas" w:hAnsi="Consolas" w:cs="Consolas"/>
-          <w:color w:val="8A8F98"/>
-          <w:sz w:val="17"/>
-        </w:rPr>
-        <w:t>button.dataset</w:t>
-      </w:r>
-      <w:proofErr w:type="gramEnd"/>
-      <w:r>
-        <w:rPr>
-          <w:rFonts w:ascii="Consolas" w:eastAsia="Consolas" w:hAnsi="Consolas" w:cs="Consolas"/>
-          <w:color w:val="8A8F98"/>
-          <w:sz w:val="17"/>
-        </w:rPr>
-        <w:t>.action = "edit";      // data-action="edit"</w:t>
-      </w:r>
-    </w:p>
-    <w:p>
-      <w:pPr>
-        <w:pBdr>
-          <w:left w:val="single" w:sz="12" w:space="6" w:color="B7C3D4"/>
-        </w:pBdr>
-        <w:shd w:val="clear" w:color="auto" w:fill="F2F4F7"/>
-        <w:spacing w:line="250" w:lineRule="auto"/>
-        <w:ind w:left="180" w:right="180"/>
-      </w:pPr>
-      <w:r>
-        <w:rPr>
-          <w:rFonts w:ascii="Consolas" w:eastAsia="Consolas" w:hAnsi="Consolas" w:cs="Consolas"/>
-          <w:color w:val="8A8F98"/>
-          <w:sz w:val="17"/>
-        </w:rPr>
-        <w:t xml:space="preserve">button.dataset.id = </w:t>
-      </w:r>
-      <w:proofErr w:type="gramStart"/>
-      <w:r>
-        <w:rPr>
-          <w:rFonts w:ascii="Consolas" w:eastAsia="Consolas" w:hAnsi="Consolas" w:cs="Consolas"/>
-          <w:color w:val="8A8F98"/>
-          <w:sz w:val="17"/>
-        </w:rPr>
-        <w:t xml:space="preserve">id;   </w:t>
-      </w:r>
-      <w:proofErr w:type="gramEnd"/>
-      <w:r>
-        <w:rPr>
-          <w:rFonts w:ascii="Consolas" w:eastAsia="Consolas" w:hAnsi="Consolas" w:cs="Consolas"/>
-          <w:color w:val="8A8F98"/>
-          <w:sz w:val="17"/>
-        </w:rPr>
-        <w:t xml:space="preserve">           // data-id="3"</w:t>
+        <w:t>button.dataset.id = id;              // data-id="3"</w:t>
       </w:r>
     </w:p>
     <w:p>
@@ -10549,7 +9735,7 @@
           <w:szCs w:val="18"/>
         </w:rPr>
       </w:pPr>
-      <w:hyperlink r:id="rId8" w:history="1">
+      <w:hyperlink r:id="rId9" w:history="1">
         <w:r>
           <w:rPr>
             <w:rStyle w:val="a5"/>
@@ -10642,23 +9828,7 @@
           <w:rFonts w:ascii="Consolas" w:eastAsia="Consolas" w:hAnsi="Consolas" w:cs="Consolas"/>
           <w:sz w:val="17"/>
         </w:rPr>
-        <w:t xml:space="preserve">     </w:t>
-      </w:r>
-      <w:proofErr w:type="gramStart"/>
-      <w:r>
-        <w:rPr>
-          <w:rFonts w:ascii="Consolas" w:eastAsia="Consolas" w:hAnsi="Consolas" w:cs="Consolas"/>
-          <w:sz w:val="17"/>
-        </w:rPr>
-        <w:t>students  학생</w:t>
-      </w:r>
-      <w:proofErr w:type="gramEnd"/>
-      <w:r>
-        <w:rPr>
-          <w:rFonts w:ascii="Consolas" w:eastAsia="Consolas" w:hAnsi="Consolas" w:cs="Consolas"/>
-          <w:sz w:val="17"/>
-        </w:rPr>
-        <w:t xml:space="preserve"> 배열</w:t>
+        <w:t xml:space="preserve">     students  학생 배열</w:t>
       </w:r>
     </w:p>
     <w:p>
@@ -10726,56 +9896,24 @@
           <w:rFonts w:ascii="Consolas" w:eastAsia="Consolas" w:hAnsi="Consolas" w:cs="Consolas"/>
           <w:sz w:val="17"/>
         </w:rPr>
-        <w:t xml:space="preserve">     </w:t>
-      </w:r>
-      <w:proofErr w:type="gramStart"/>
-      <w:r>
-        <w:rPr>
-          <w:rFonts w:ascii="Consolas" w:eastAsia="Consolas" w:hAnsi="Consolas" w:cs="Consolas"/>
-          <w:sz w:val="17"/>
-        </w:rPr>
-        <w:t>onDelete  삭제</w:t>
-      </w:r>
-      <w:proofErr w:type="gramEnd"/>
-      <w:r>
-        <w:rPr>
-          <w:rFonts w:ascii="Consolas" w:eastAsia="Consolas" w:hAnsi="Consolas" w:cs="Consolas"/>
-          <w:sz w:val="17"/>
-        </w:rPr>
-        <w:t xml:space="preserve"> 버튼을 눌렀을 때 부를 함수 */</w:t>
-      </w:r>
-    </w:p>
-    <w:p>
-      <w:pPr>
-        <w:pBdr>
-          <w:left w:val="single" w:sz="12" w:space="6" w:color="B7C3D4"/>
-        </w:pBdr>
-        <w:shd w:val="clear" w:color="auto" w:fill="F2F4F7"/>
-        <w:spacing w:line="250" w:lineRule="auto"/>
-        <w:ind w:left="180" w:right="180"/>
-      </w:pPr>
-      <w:r>
-        <w:rPr>
-          <w:rFonts w:ascii="Consolas" w:eastAsia="Consolas" w:hAnsi="Consolas" w:cs="Consolas"/>
-          <w:sz w:val="17"/>
-        </w:rPr>
-        <w:t xml:space="preserve">function </w:t>
-      </w:r>
-      <w:proofErr w:type="gramStart"/>
-      <w:r>
-        <w:rPr>
-          <w:rFonts w:ascii="Consolas" w:eastAsia="Consolas" w:hAnsi="Consolas" w:cs="Consolas"/>
-          <w:sz w:val="17"/>
-        </w:rPr>
-        <w:t>StudentTable(</w:t>
-      </w:r>
-      <w:proofErr w:type="gramEnd"/>
-      <w:r>
-        <w:rPr>
-          <w:rFonts w:ascii="Consolas" w:eastAsia="Consolas" w:hAnsi="Consolas" w:cs="Consolas"/>
-          <w:sz w:val="17"/>
-        </w:rPr>
-        <w:t>{ students, loading, error, onEdit, onDelete }) {</w:t>
+        <w:t xml:space="preserve">     onDelete  삭제 버튼을 눌렀을 때 부를 함수 */</w:t>
+      </w:r>
+    </w:p>
+    <w:p>
+      <w:pPr>
+        <w:pBdr>
+          <w:left w:val="single" w:sz="12" w:space="6" w:color="B7C3D4"/>
+        </w:pBdr>
+        <w:shd w:val="clear" w:color="auto" w:fill="F2F4F7"/>
+        <w:spacing w:line="250" w:lineRule="auto"/>
+        <w:ind w:left="180" w:right="180"/>
+      </w:pPr>
+      <w:r>
+        <w:rPr>
+          <w:rFonts w:ascii="Consolas" w:eastAsia="Consolas" w:hAnsi="Consolas" w:cs="Consolas"/>
+          <w:sz w:val="17"/>
+        </w:rPr>
+        <w:t>function StudentTable({ students, loading, error, onEdit, onDelete }) {</w:t>
       </w:r>
     </w:p>
     <w:p>
@@ -10809,23 +9947,7 @@
           <w:rFonts w:ascii="Consolas" w:eastAsia="Consolas" w:hAnsi="Consolas" w:cs="Consolas"/>
           <w:sz w:val="17"/>
         </w:rPr>
-        <w:t xml:space="preserve">       JSX 안에 &amp;&amp; </w:t>
-      </w:r>
-      <w:proofErr w:type="gramStart"/>
-      <w:r>
-        <w:rPr>
-          <w:rFonts w:ascii="Consolas" w:eastAsia="Consolas" w:hAnsi="Consolas" w:cs="Consolas"/>
-          <w:sz w:val="17"/>
-        </w:rPr>
-        <w:t>와 ?</w:t>
-      </w:r>
-      <w:proofErr w:type="gramEnd"/>
-      <w:r>
-        <w:rPr>
-          <w:rFonts w:ascii="Consolas" w:eastAsia="Consolas" w:hAnsi="Consolas" w:cs="Consolas"/>
-          <w:sz w:val="17"/>
-        </w:rPr>
-        <w:t xml:space="preserve"> : 를 이어 쓰면 읽기 어려우므로,</w:t>
+        <w:t xml:space="preserve">       JSX 안에 &amp;&amp; 와 ? : 를 이어 쓰면 읽기 어려우므로,</w:t>
       </w:r>
     </w:p>
     <w:p>
@@ -11012,23 +10134,7 @@
           <w:rFonts w:ascii="Consolas" w:eastAsia="Consolas" w:hAnsi="Consolas" w:cs="Consolas"/>
           <w:sz w:val="17"/>
         </w:rPr>
-        <w:t xml:space="preserve">    } else if (</w:t>
-      </w:r>
-      <w:proofErr w:type="gramStart"/>
-      <w:r>
-        <w:rPr>
-          <w:rFonts w:ascii="Consolas" w:eastAsia="Consolas" w:hAnsi="Consolas" w:cs="Consolas"/>
-          <w:sz w:val="17"/>
-        </w:rPr>
-        <w:t>students.length</w:t>
-      </w:r>
-      <w:proofErr w:type="gramEnd"/>
-      <w:r>
-        <w:rPr>
-          <w:rFonts w:ascii="Consolas" w:eastAsia="Consolas" w:hAnsi="Consolas" w:cs="Consolas"/>
-          <w:sz w:val="17"/>
-        </w:rPr>
-        <w:t xml:space="preserve"> === 0 &amp;&amp; !loading) {</w:t>
+        <w:t xml:space="preserve">    } else if (students.length === 0 &amp;&amp; !loading) {</w:t>
       </w:r>
     </w:p>
     <w:p>
@@ -11062,23 +10168,7 @@
           <w:rFonts w:ascii="Consolas" w:eastAsia="Consolas" w:hAnsi="Consolas" w:cs="Consolas"/>
           <w:sz w:val="17"/>
         </w:rPr>
-        <w:t xml:space="preserve">        /</w:t>
-      </w:r>
-      <w:proofErr w:type="gramStart"/>
-      <w:r>
-        <w:rPr>
-          <w:rFonts w:ascii="Consolas" w:eastAsia="Consolas" w:hAnsi="Consolas" w:cs="Consolas"/>
-          <w:sz w:val="17"/>
-        </w:rPr>
-        <w:t>/     그래야</w:t>
-      </w:r>
-      <w:proofErr w:type="gramEnd"/>
-      <w:r>
-        <w:rPr>
-          <w:rFonts w:ascii="Consolas" w:eastAsia="Consolas" w:hAnsi="Consolas" w:cs="Consolas"/>
-          <w:sz w:val="17"/>
-        </w:rPr>
-        <w:t xml:space="preserve"> 화면이 잠깐 깜빡이지 않는다.</w:t>
+        <w:t xml:space="preserve">        //     그래야 화면이 잠깐 깜빡이지 않는다.</w:t>
       </w:r>
     </w:p>
     <w:p>
@@ -11129,23 +10219,7 @@
           <w:rFonts w:ascii="Consolas" w:eastAsia="Consolas" w:hAnsi="Consolas" w:cs="Consolas"/>
           <w:sz w:val="17"/>
         </w:rPr>
-        <w:t xml:space="preserve">                &lt;td colSpan={COLUMN_COUNT} className="empty-row"&gt;등록된 학생이 없습니다</w:t>
-      </w:r>
-      <w:proofErr w:type="gramStart"/>
-      <w:r>
-        <w:rPr>
-          <w:rFonts w:ascii="Consolas" w:eastAsia="Consolas" w:hAnsi="Consolas" w:cs="Consolas"/>
-          <w:sz w:val="17"/>
-        </w:rPr>
-        <w:t>.&lt;</w:t>
-      </w:r>
-      <w:proofErr w:type="gramEnd"/>
-      <w:r>
-        <w:rPr>
-          <w:rFonts w:ascii="Consolas" w:eastAsia="Consolas" w:hAnsi="Consolas" w:cs="Consolas"/>
-          <w:sz w:val="17"/>
-        </w:rPr>
-        <w:t>/td&gt;</w:t>
+        <w:t xml:space="preserve">                &lt;td colSpan={COLUMN_COUNT} className="empty-row"&gt;등록된 학생이 없습니다.&lt;/td&gt;</w:t>
       </w:r>
     </w:p>
     <w:p>
@@ -11230,23 +10304,7 @@
           <w:rFonts w:ascii="Consolas" w:eastAsia="Consolas" w:hAnsi="Consolas" w:cs="Consolas"/>
           <w:sz w:val="17"/>
         </w:rPr>
-        <w:t xml:space="preserve">        /</w:t>
-      </w:r>
-      <w:proofErr w:type="gramStart"/>
-      <w:r>
-        <w:rPr>
-          <w:rFonts w:ascii="Consolas" w:eastAsia="Consolas" w:hAnsi="Consolas" w:cs="Consolas"/>
-          <w:sz w:val="17"/>
-        </w:rPr>
-        <w:t>/     map</w:t>
-      </w:r>
-      <w:proofErr w:type="gramEnd"/>
-      <w:r>
-        <w:rPr>
-          <w:rFonts w:ascii="Consolas" w:eastAsia="Consolas" w:hAnsi="Consolas" w:cs="Consolas"/>
-          <w:sz w:val="17"/>
-        </w:rPr>
-        <w:t xml:space="preserve"> 은 배열의 값 하나하나를 화면 조각으로 바꿔 준다.</w:t>
+        <w:t xml:space="preserve">        //     map 은 배열의 값 하나하나를 화면 조각으로 바꿔 준다.</w:t>
       </w:r>
     </w:p>
     <w:p>
@@ -11331,252 +10389,92 @@
           <w:rFonts w:ascii="Consolas" w:eastAsia="Consolas" w:hAnsi="Consolas" w:cs="Consolas"/>
           <w:sz w:val="17"/>
         </w:rPr>
-        <w:t xml:space="preserve">                &lt;td&gt;{</w:t>
-      </w:r>
-      <w:proofErr w:type="gramStart"/>
-      <w:r>
-        <w:rPr>
-          <w:rFonts w:ascii="Consolas" w:eastAsia="Consolas" w:hAnsi="Consolas" w:cs="Consolas"/>
-          <w:sz w:val="17"/>
-        </w:rPr>
-        <w:t>student.name}&lt;</w:t>
-      </w:r>
-      <w:proofErr w:type="gramEnd"/>
-      <w:r>
-        <w:rPr>
-          <w:rFonts w:ascii="Consolas" w:eastAsia="Consolas" w:hAnsi="Consolas" w:cs="Consolas"/>
-          <w:sz w:val="17"/>
-        </w:rPr>
-        <w:t>/td&gt;</w:t>
-      </w:r>
-    </w:p>
-    <w:p>
-      <w:pPr>
-        <w:pBdr>
-          <w:left w:val="single" w:sz="12" w:space="6" w:color="B7C3D4"/>
-        </w:pBdr>
-        <w:shd w:val="clear" w:color="auto" w:fill="F2F4F7"/>
-        <w:spacing w:line="250" w:lineRule="auto"/>
-        <w:ind w:left="180" w:right="180"/>
-      </w:pPr>
-      <w:r>
-        <w:rPr>
-          <w:rFonts w:ascii="Consolas" w:eastAsia="Consolas" w:hAnsi="Consolas" w:cs="Consolas"/>
-          <w:sz w:val="17"/>
-        </w:rPr>
-        <w:t xml:space="preserve">                &lt;td&gt;{</w:t>
-      </w:r>
-      <w:proofErr w:type="gramStart"/>
-      <w:r>
-        <w:rPr>
-          <w:rFonts w:ascii="Consolas" w:eastAsia="Consolas" w:hAnsi="Consolas" w:cs="Consolas"/>
-          <w:sz w:val="17"/>
-        </w:rPr>
-        <w:t>student.studentNumber</w:t>
-      </w:r>
-      <w:proofErr w:type="gramEnd"/>
-      <w:r>
-        <w:rPr>
-          <w:rFonts w:ascii="Consolas" w:eastAsia="Consolas" w:hAnsi="Consolas" w:cs="Consolas"/>
-          <w:sz w:val="17"/>
-        </w:rPr>
-        <w:t>}&lt;/td&gt;</w:t>
-      </w:r>
-    </w:p>
-    <w:p>
-      <w:pPr>
-        <w:pBdr>
-          <w:left w:val="single" w:sz="12" w:space="6" w:color="B7C3D4"/>
-        </w:pBdr>
-        <w:shd w:val="clear" w:color="auto" w:fill="F2F4F7"/>
-        <w:spacing w:line="250" w:lineRule="auto"/>
-        <w:ind w:left="180" w:right="180"/>
-      </w:pPr>
-      <w:r>
-        <w:rPr>
-          <w:rFonts w:ascii="Consolas" w:eastAsia="Consolas" w:hAnsi="Consolas" w:cs="Consolas"/>
-          <w:sz w:val="17"/>
-        </w:rPr>
-        <w:t xml:space="preserve">                &lt;td</w:t>
-      </w:r>
-      <w:proofErr w:type="gramStart"/>
-      <w:r>
-        <w:rPr>
-          <w:rFonts w:ascii="Consolas" w:eastAsia="Consolas" w:hAnsi="Consolas" w:cs="Consolas"/>
-          <w:sz w:val="17"/>
-        </w:rPr>
-        <w:t>&gt;{</w:t>
-      </w:r>
-      <w:proofErr w:type="gramEnd"/>
-      <w:r>
-        <w:rPr>
-          <w:rFonts w:ascii="Consolas" w:eastAsia="Consolas" w:hAnsi="Consolas" w:cs="Consolas"/>
-          <w:sz w:val="17"/>
-        </w:rPr>
-        <w:t>student.detail?.address ?? "-</w:t>
-      </w:r>
-      <w:proofErr w:type="gramStart"/>
-      <w:r>
-        <w:rPr>
-          <w:rFonts w:ascii="Consolas" w:eastAsia="Consolas" w:hAnsi="Consolas" w:cs="Consolas"/>
-          <w:sz w:val="17"/>
-        </w:rPr>
-        <w:t>"}&lt;</w:t>
-      </w:r>
-      <w:proofErr w:type="gramEnd"/>
-      <w:r>
-        <w:rPr>
-          <w:rFonts w:ascii="Consolas" w:eastAsia="Consolas" w:hAnsi="Consolas" w:cs="Consolas"/>
-          <w:sz w:val="17"/>
-        </w:rPr>
-        <w:t>/td&gt;</w:t>
-      </w:r>
-    </w:p>
-    <w:p>
-      <w:pPr>
-        <w:pBdr>
-          <w:left w:val="single" w:sz="12" w:space="6" w:color="B7C3D4"/>
-        </w:pBdr>
-        <w:shd w:val="clear" w:color="auto" w:fill="F2F4F7"/>
-        <w:spacing w:line="250" w:lineRule="auto"/>
-        <w:ind w:left="180" w:right="180"/>
-      </w:pPr>
-      <w:r>
-        <w:rPr>
-          <w:rFonts w:ascii="Consolas" w:eastAsia="Consolas" w:hAnsi="Consolas" w:cs="Consolas"/>
-          <w:sz w:val="17"/>
-        </w:rPr>
-        <w:t xml:space="preserve">                &lt;td</w:t>
-      </w:r>
-      <w:proofErr w:type="gramStart"/>
-      <w:r>
-        <w:rPr>
-          <w:rFonts w:ascii="Consolas" w:eastAsia="Consolas" w:hAnsi="Consolas" w:cs="Consolas"/>
-          <w:sz w:val="17"/>
-        </w:rPr>
-        <w:t>&gt;{</w:t>
-      </w:r>
-      <w:proofErr w:type="gramEnd"/>
-      <w:r>
-        <w:rPr>
-          <w:rFonts w:ascii="Consolas" w:eastAsia="Consolas" w:hAnsi="Consolas" w:cs="Consolas"/>
-          <w:sz w:val="17"/>
-        </w:rPr>
-        <w:t>student.detail?.phoneNumber ?? "-</w:t>
-      </w:r>
-      <w:proofErr w:type="gramStart"/>
-      <w:r>
-        <w:rPr>
-          <w:rFonts w:ascii="Consolas" w:eastAsia="Consolas" w:hAnsi="Consolas" w:cs="Consolas"/>
-          <w:sz w:val="17"/>
-        </w:rPr>
-        <w:t>"}&lt;</w:t>
-      </w:r>
-      <w:proofErr w:type="gramEnd"/>
-      <w:r>
-        <w:rPr>
-          <w:rFonts w:ascii="Consolas" w:eastAsia="Consolas" w:hAnsi="Consolas" w:cs="Consolas"/>
-          <w:sz w:val="17"/>
-        </w:rPr>
-        <w:t>/td&gt;</w:t>
-      </w:r>
-    </w:p>
-    <w:p>
-      <w:pPr>
-        <w:pBdr>
-          <w:left w:val="single" w:sz="12" w:space="6" w:color="B7C3D4"/>
-        </w:pBdr>
-        <w:shd w:val="clear" w:color="auto" w:fill="F2F4F7"/>
-        <w:spacing w:line="250" w:lineRule="auto"/>
-        <w:ind w:left="180" w:right="180"/>
-      </w:pPr>
-      <w:r>
-        <w:rPr>
-          <w:rFonts w:ascii="Consolas" w:eastAsia="Consolas" w:hAnsi="Consolas" w:cs="Consolas"/>
-          <w:sz w:val="17"/>
-        </w:rPr>
-        <w:t xml:space="preserve">                &lt;td</w:t>
-      </w:r>
-      <w:proofErr w:type="gramStart"/>
-      <w:r>
-        <w:rPr>
-          <w:rFonts w:ascii="Consolas" w:eastAsia="Consolas" w:hAnsi="Consolas" w:cs="Consolas"/>
-          <w:sz w:val="17"/>
-        </w:rPr>
-        <w:t>&gt;{</w:t>
-      </w:r>
-      <w:proofErr w:type="gramEnd"/>
-      <w:r>
-        <w:rPr>
-          <w:rFonts w:ascii="Consolas" w:eastAsia="Consolas" w:hAnsi="Consolas" w:cs="Consolas"/>
-          <w:sz w:val="17"/>
-        </w:rPr>
-        <w:t>student.detail?.email ?? "-</w:t>
-      </w:r>
-      <w:proofErr w:type="gramStart"/>
-      <w:r>
-        <w:rPr>
-          <w:rFonts w:ascii="Consolas" w:eastAsia="Consolas" w:hAnsi="Consolas" w:cs="Consolas"/>
-          <w:sz w:val="17"/>
-        </w:rPr>
-        <w:t>"}&lt;</w:t>
-      </w:r>
-      <w:proofErr w:type="gramEnd"/>
-      <w:r>
-        <w:rPr>
-          <w:rFonts w:ascii="Consolas" w:eastAsia="Consolas" w:hAnsi="Consolas" w:cs="Consolas"/>
-          <w:sz w:val="17"/>
-        </w:rPr>
-        <w:t>/td&gt;</w:t>
-      </w:r>
-    </w:p>
-    <w:p>
-      <w:pPr>
-        <w:pBdr>
-          <w:left w:val="single" w:sz="12" w:space="6" w:color="B7C3D4"/>
-        </w:pBdr>
-        <w:shd w:val="clear" w:color="auto" w:fill="F2F4F7"/>
-        <w:spacing w:line="250" w:lineRule="auto"/>
-        <w:ind w:left="180" w:right="180"/>
-      </w:pPr>
-      <w:r>
-        <w:rPr>
-          <w:rFonts w:ascii="Consolas" w:eastAsia="Consolas" w:hAnsi="Consolas" w:cs="Consolas"/>
-          <w:sz w:val="17"/>
-        </w:rPr>
-        <w:t xml:space="preserve">                &lt;td</w:t>
-      </w:r>
-      <w:proofErr w:type="gramStart"/>
-      <w:r>
-        <w:rPr>
-          <w:rFonts w:ascii="Consolas" w:eastAsia="Consolas" w:hAnsi="Consolas" w:cs="Consolas"/>
-          <w:sz w:val="17"/>
-        </w:rPr>
-        <w:t>&gt;{</w:t>
-      </w:r>
-      <w:proofErr w:type="gramEnd"/>
-      <w:r>
-        <w:rPr>
-          <w:rFonts w:ascii="Consolas" w:eastAsia="Consolas" w:hAnsi="Consolas" w:cs="Consolas"/>
-          <w:sz w:val="17"/>
-        </w:rPr>
-        <w:t>student.detail?.dateOfBirth ?? "-</w:t>
-      </w:r>
-      <w:proofErr w:type="gramStart"/>
-      <w:r>
-        <w:rPr>
-          <w:rFonts w:ascii="Consolas" w:eastAsia="Consolas" w:hAnsi="Consolas" w:cs="Consolas"/>
-          <w:sz w:val="17"/>
-        </w:rPr>
-        <w:t>"}&lt;</w:t>
-      </w:r>
-      <w:proofErr w:type="gramEnd"/>
-      <w:r>
-        <w:rPr>
-          <w:rFonts w:ascii="Consolas" w:eastAsia="Consolas" w:hAnsi="Consolas" w:cs="Consolas"/>
-          <w:sz w:val="17"/>
-        </w:rPr>
-        <w:t>/td&gt;</w:t>
+        <w:t xml:space="preserve">                &lt;td&gt;{student.name}&lt;/td&gt;</w:t>
+      </w:r>
+    </w:p>
+    <w:p>
+      <w:pPr>
+        <w:pBdr>
+          <w:left w:val="single" w:sz="12" w:space="6" w:color="B7C3D4"/>
+        </w:pBdr>
+        <w:shd w:val="clear" w:color="auto" w:fill="F2F4F7"/>
+        <w:spacing w:line="250" w:lineRule="auto"/>
+        <w:ind w:left="180" w:right="180"/>
+      </w:pPr>
+      <w:r>
+        <w:rPr>
+          <w:rFonts w:ascii="Consolas" w:eastAsia="Consolas" w:hAnsi="Consolas" w:cs="Consolas"/>
+          <w:sz w:val="17"/>
+        </w:rPr>
+        <w:t xml:space="preserve">                &lt;td&gt;{student.studentNumber}&lt;/td&gt;</w:t>
+      </w:r>
+    </w:p>
+    <w:p>
+      <w:pPr>
+        <w:pBdr>
+          <w:left w:val="single" w:sz="12" w:space="6" w:color="B7C3D4"/>
+        </w:pBdr>
+        <w:shd w:val="clear" w:color="auto" w:fill="F2F4F7"/>
+        <w:spacing w:line="250" w:lineRule="auto"/>
+        <w:ind w:left="180" w:right="180"/>
+      </w:pPr>
+      <w:r>
+        <w:rPr>
+          <w:rFonts w:ascii="Consolas" w:eastAsia="Consolas" w:hAnsi="Consolas" w:cs="Consolas"/>
+          <w:sz w:val="17"/>
+        </w:rPr>
+        <w:t xml:space="preserve">                &lt;td&gt;{student.detail?.address ?? "-"}&lt;/td&gt;</w:t>
+      </w:r>
+    </w:p>
+    <w:p>
+      <w:pPr>
+        <w:pBdr>
+          <w:left w:val="single" w:sz="12" w:space="6" w:color="B7C3D4"/>
+        </w:pBdr>
+        <w:shd w:val="clear" w:color="auto" w:fill="F2F4F7"/>
+        <w:spacing w:line="250" w:lineRule="auto"/>
+        <w:ind w:left="180" w:right="180"/>
+      </w:pPr>
+      <w:r>
+        <w:rPr>
+          <w:rFonts w:ascii="Consolas" w:eastAsia="Consolas" w:hAnsi="Consolas" w:cs="Consolas"/>
+          <w:sz w:val="17"/>
+        </w:rPr>
+        <w:t xml:space="preserve">                &lt;td&gt;{student.detail?.phoneNumber ?? "-"}&lt;/td&gt;</w:t>
+      </w:r>
+    </w:p>
+    <w:p>
+      <w:pPr>
+        <w:pBdr>
+          <w:left w:val="single" w:sz="12" w:space="6" w:color="B7C3D4"/>
+        </w:pBdr>
+        <w:shd w:val="clear" w:color="auto" w:fill="F2F4F7"/>
+        <w:spacing w:line="250" w:lineRule="auto"/>
+        <w:ind w:left="180" w:right="180"/>
+      </w:pPr>
+      <w:r>
+        <w:rPr>
+          <w:rFonts w:ascii="Consolas" w:eastAsia="Consolas" w:hAnsi="Consolas" w:cs="Consolas"/>
+          <w:sz w:val="17"/>
+        </w:rPr>
+        <w:t xml:space="preserve">                &lt;td&gt;{student.detail?.email ?? "-"}&lt;/td&gt;</w:t>
+      </w:r>
+    </w:p>
+    <w:p>
+      <w:pPr>
+        <w:pBdr>
+          <w:left w:val="single" w:sz="12" w:space="6" w:color="B7C3D4"/>
+        </w:pBdr>
+        <w:shd w:val="clear" w:color="auto" w:fill="F2F4F7"/>
+        <w:spacing w:line="250" w:lineRule="auto"/>
+        <w:ind w:left="180" w:right="180"/>
+      </w:pPr>
+      <w:r>
+        <w:rPr>
+          <w:rFonts w:ascii="Consolas" w:eastAsia="Consolas" w:hAnsi="Consolas" w:cs="Consolas"/>
+          <w:sz w:val="17"/>
+        </w:rPr>
+        <w:t xml:space="preserve">                &lt;td&gt;{student.detail?.dateOfBirth ?? "-"}&lt;/td&gt;</w:t>
       </w:r>
     </w:p>
     <w:p>
@@ -11900,23 +10798,7 @@
           <w:rFonts w:ascii="Consolas" w:eastAsia="Consolas" w:hAnsi="Consolas" w:cs="Consolas"/>
           <w:sz w:val="17"/>
         </w:rPr>
-        <w:t xml:space="preserve">            {loading &amp;&amp; &lt;div className="loading"&gt;로딩 중</w:t>
-      </w:r>
-      <w:proofErr w:type="gramStart"/>
-      <w:r>
-        <w:rPr>
-          <w:rFonts w:ascii="Consolas" w:eastAsia="Consolas" w:hAnsi="Consolas" w:cs="Consolas"/>
-          <w:sz w:val="17"/>
-        </w:rPr>
-        <w:t>...</w:t>
-      </w:r>
-      <w:proofErr w:type="gramEnd"/>
-      <w:r>
-        <w:rPr>
-          <w:rFonts w:ascii="Consolas" w:eastAsia="Consolas" w:hAnsi="Consolas" w:cs="Consolas"/>
-          <w:sz w:val="17"/>
-        </w:rPr>
-        <w:t>&lt;/div&gt;}</w:t>
+        <w:t xml:space="preserve">            {loading &amp;&amp; &lt;div className="loading"&gt;로딩 중...&lt;/div&gt;}</w:t>
       </w:r>
     </w:p>
     <w:p>
@@ -12263,13 +11145,8 @@
       <w:pPr>
         <w:spacing w:after="80"/>
       </w:pPr>
-      <w:proofErr w:type="gramStart"/>
-      <w:r>
-        <w:t>detail?.</w:t>
-      </w:r>
-      <w:proofErr w:type="gramEnd"/>
-      <w:r>
-        <w:t>address ?? "-" 는 4부에서 쓰던 그대로입니다. 옵셔널 체이닝과 널 병합은 React 문법이 아니라 ECMAScript 문법이므로 JSX 안에서도 똑같이 씁니다.</w:t>
+      <w:r>
+        <w:t>detail?.address ?? "-" 는 4부에서 쓰던 그대로입니다. 옵셔널 체이닝과 널 병합은 React 문법이 아니라 ECMAScript 문법이므로 JSX 안에서도 똑같이 씁니다.</w:t>
       </w:r>
     </w:p>
     <w:p>
@@ -12291,15 +11168,7 @@
         <w:spacing w:after="80"/>
       </w:pPr>
       <w:r>
-        <w:t>컴포넌트는 만들어 두기만 하면 화면에 나오지 않습니다. 부모가 불러 써야 합니다. 실습 5-</w:t>
-      </w:r>
-      <w:proofErr w:type="gramStart"/>
-      <w:r>
-        <w:t>4 까지</w:t>
-      </w:r>
-      <w:proofErr w:type="gramEnd"/>
-      <w:r>
-        <w:t xml:space="preserve"> App 은 제목 한 줄만 그리고 있었으니, 그 아래에 표를 붙입니다.</w:t>
+        <w:t>컴포넌트는 만들어 두기만 하면 화면에 나오지 않습니다. 부모가 불러 써야 합니다. 실습 5-4 까지 App 은 제목 한 줄만 그리고 있었으니, 그 아래에 표를 붙입니다.</w:t>
       </w:r>
     </w:p>
     <w:p>
@@ -12627,23 +11496,7 @@
           <w:rFonts w:ascii="Consolas" w:eastAsia="Consolas" w:hAnsi="Consolas" w:cs="Consolas"/>
           <w:sz w:val="17"/>
         </w:rPr>
-        <w:t xml:space="preserve">function </w:t>
-      </w:r>
-      <w:proofErr w:type="gramStart"/>
-      <w:r>
-        <w:rPr>
-          <w:rFonts w:ascii="Consolas" w:eastAsia="Consolas" w:hAnsi="Consolas" w:cs="Consolas"/>
-          <w:sz w:val="17"/>
-        </w:rPr>
-        <w:t>handleEdit(</w:t>
-      </w:r>
-      <w:proofErr w:type="gramEnd"/>
-      <w:r>
-        <w:rPr>
-          <w:rFonts w:ascii="Consolas" w:eastAsia="Consolas" w:hAnsi="Consolas" w:cs="Consolas"/>
-          <w:sz w:val="17"/>
-        </w:rPr>
-        <w:t>) {</w:t>
+        <w:t>function handleEdit() {</w:t>
       </w:r>
     </w:p>
     <w:p>
@@ -12694,23 +11547,7 @@
           <w:rFonts w:ascii="Consolas" w:eastAsia="Consolas" w:hAnsi="Consolas" w:cs="Consolas"/>
           <w:sz w:val="17"/>
         </w:rPr>
-        <w:t xml:space="preserve">function </w:t>
-      </w:r>
-      <w:proofErr w:type="gramStart"/>
-      <w:r>
-        <w:rPr>
-          <w:rFonts w:ascii="Consolas" w:eastAsia="Consolas" w:hAnsi="Consolas" w:cs="Consolas"/>
-          <w:sz w:val="17"/>
-        </w:rPr>
-        <w:t>handleDelete(</w:t>
-      </w:r>
-      <w:proofErr w:type="gramEnd"/>
-      <w:r>
-        <w:rPr>
-          <w:rFonts w:ascii="Consolas" w:eastAsia="Consolas" w:hAnsi="Consolas" w:cs="Consolas"/>
-          <w:sz w:val="17"/>
-        </w:rPr>
-        <w:t>) {</w:t>
+        <w:t>function handleDelete() {</w:t>
       </w:r>
     </w:p>
     <w:p>
@@ -12953,23 +11790,7 @@
           <w:color w:val="333333"/>
           <w:sz w:val="19"/>
         </w:rPr>
-        <w:t xml:space="preserve">표가 화면에 안 보인다 → App 의 return 에 &lt;StudentTable </w:t>
-      </w:r>
-      <w:proofErr w:type="gramStart"/>
-      <w:r>
-        <w:rPr>
-          <w:color w:val="333333"/>
-          <w:sz w:val="19"/>
-        </w:rPr>
-        <w:t>...</w:t>
-      </w:r>
-      <w:proofErr w:type="gramEnd"/>
-      <w:r>
-        <w:rPr>
-          <w:color w:val="333333"/>
-          <w:sz w:val="19"/>
-        </w:rPr>
-        <w:t xml:space="preserve"> /&gt; 을 넣지 않았습니다. 파일을 만드는 것만으로는 화면에 나오지 않습니다.</w:t>
+        <w:t>표가 화면에 안 보인다 → App 의 return 에 &lt;StudentTable ... /&gt; 을 넣지 않았습니다. 파일을 만드는 것만으로는 화면에 나오지 않습니다.</w:t>
       </w:r>
     </w:p>
     <w:p>
@@ -12994,21 +11815,12 @@
       <w:pPr>
         <w:spacing w:after="120"/>
       </w:pPr>
-      <w:proofErr w:type="gramStart"/>
       <w:r>
         <w:rPr>
           <w:color w:val="666666"/>
           <w:sz w:val="19"/>
         </w:rPr>
-        <w:t>파일  src</w:t>
-      </w:r>
-      <w:proofErr w:type="gramEnd"/>
-      <w:r>
-        <w:rPr>
-          <w:color w:val="666666"/>
-          <w:sz w:val="19"/>
-        </w:rPr>
-        <w:t>/lib/studentData.js   src/components/StudentForm.jsx</w:t>
+        <w:t>파일  src/lib/studentData.js   src/components/StudentForm.jsx</w:t>
       </w:r>
     </w:p>
     <w:p>
@@ -13340,19 +12152,11 @@
             <w:pPr>
               <w:spacing w:line="240" w:lineRule="auto"/>
             </w:pPr>
-            <w:proofErr w:type="gramStart"/>
-            <w:r>
-              <w:rPr>
-                <w:sz w:val="18"/>
-              </w:rPr>
-              <w:t>{ text</w:t>
-            </w:r>
-            <w:proofErr w:type="gramEnd"/>
-            <w:r>
-              <w:rPr>
-                <w:sz w:val="18"/>
-              </w:rPr>
-              <w:t>, type } 또는 null</w:t>
+            <w:r>
+              <w:rPr>
+                <w:sz w:val="18"/>
+              </w:rPr>
+              <w:t>{ text, type } 또는 null</w:t>
             </w:r>
           </w:p>
         </w:tc>
@@ -13746,25 +12550,43 @@
           <w:color w:val="8A8F98"/>
           <w:sz w:val="17"/>
         </w:rPr>
-        <w:t xml:space="preserve">export function </w:t>
-      </w:r>
-      <w:proofErr w:type="gramStart"/>
+        <w:t>export function collectStudentData() {</w:t>
+      </w:r>
+    </w:p>
+    <w:p>
+      <w:pPr>
+        <w:pBdr>
+          <w:left w:val="single" w:sz="12" w:space="6" w:color="B7C3D4"/>
+        </w:pBdr>
+        <w:shd w:val="clear" w:color="auto" w:fill="F2F4F7"/>
+        <w:spacing w:line="250" w:lineRule="auto"/>
+        <w:ind w:left="180" w:right="180"/>
+      </w:pPr>
       <w:r>
         <w:rPr>
           <w:rFonts w:ascii="Consolas" w:eastAsia="Consolas" w:hAnsi="Consolas" w:cs="Consolas"/>
           <w:color w:val="8A8F98"/>
           <w:sz w:val="17"/>
         </w:rPr>
-        <w:t>collectStudentData(</w:t>
-      </w:r>
-      <w:proofErr w:type="gramEnd"/>
+        <w:t xml:space="preserve">    const formData = new FormData(studentForm);</w:t>
+      </w:r>
+    </w:p>
+    <w:p>
+      <w:pPr>
+        <w:pBdr>
+          <w:left w:val="single" w:sz="12" w:space="6" w:color="B7C3D4"/>
+        </w:pBdr>
+        <w:shd w:val="clear" w:color="auto" w:fill="F2F4F7"/>
+        <w:spacing w:line="250" w:lineRule="auto"/>
+        <w:ind w:left="180" w:right="180"/>
+      </w:pPr>
       <w:r>
         <w:rPr>
           <w:rFonts w:ascii="Consolas" w:eastAsia="Consolas" w:hAnsi="Consolas" w:cs="Consolas"/>
           <w:color w:val="8A8F98"/>
           <w:sz w:val="17"/>
         </w:rPr>
-        <w:t>) {</w:t>
+        <w:t xml:space="preserve"> </w:t>
       </w:r>
     </w:p>
     <w:p>
@@ -13782,7 +12604,7 @@
           <w:color w:val="8A8F98"/>
           <w:sz w:val="17"/>
         </w:rPr>
-        <w:t xml:space="preserve">    const formData = new FormData(studentForm);</w:t>
+        <w:t xml:space="preserve">    return {</w:t>
       </w:r>
     </w:p>
     <w:p>
@@ -13800,6 +12622,78 @@
           <w:color w:val="8A8F98"/>
           <w:sz w:val="17"/>
         </w:rPr>
+        <w:t xml:space="preserve">        name: formData.get("name").trim(),        // DOM 에서 값을 꺼낸다</w:t>
+      </w:r>
+    </w:p>
+    <w:p>
+      <w:pPr>
+        <w:pBdr>
+          <w:left w:val="single" w:sz="12" w:space="6" w:color="B7C3D4"/>
+        </w:pBdr>
+        <w:shd w:val="clear" w:color="auto" w:fill="F2F4F7"/>
+        <w:spacing w:line="250" w:lineRule="auto"/>
+        <w:ind w:left="180" w:right="180"/>
+      </w:pPr>
+      <w:r>
+        <w:rPr>
+          <w:rFonts w:ascii="Consolas" w:eastAsia="Consolas" w:hAnsi="Consolas" w:cs="Consolas"/>
+          <w:color w:val="8A8F98"/>
+          <w:sz w:val="17"/>
+        </w:rPr>
+        <w:t xml:space="preserve">        ...</w:t>
+      </w:r>
+    </w:p>
+    <w:p>
+      <w:pPr>
+        <w:pBdr>
+          <w:left w:val="single" w:sz="12" w:space="6" w:color="B7C3D4"/>
+        </w:pBdr>
+        <w:shd w:val="clear" w:color="auto" w:fill="F2F4F7"/>
+        <w:spacing w:line="250" w:lineRule="auto"/>
+        <w:ind w:left="180" w:right="180"/>
+      </w:pPr>
+      <w:r>
+        <w:rPr>
+          <w:rFonts w:ascii="Consolas" w:eastAsia="Consolas" w:hAnsi="Consolas" w:cs="Consolas"/>
+          <w:color w:val="8A8F98"/>
+          <w:sz w:val="17"/>
+        </w:rPr>
+        <w:t xml:space="preserve">    };</w:t>
+      </w:r>
+    </w:p>
+    <w:p>
+      <w:pPr>
+        <w:pBdr>
+          <w:left w:val="single" w:sz="12" w:space="6" w:color="B7C3D4"/>
+        </w:pBdr>
+        <w:shd w:val="clear" w:color="auto" w:fill="F2F4F7"/>
+        <w:spacing w:line="250" w:lineRule="auto"/>
+        <w:ind w:left="180" w:right="180"/>
+      </w:pPr>
+      <w:r>
+        <w:rPr>
+          <w:rFonts w:ascii="Consolas" w:eastAsia="Consolas" w:hAnsi="Consolas" w:cs="Consolas"/>
+          <w:color w:val="8A8F98"/>
+          <w:sz w:val="17"/>
+        </w:rPr>
+        <w:t>}</w:t>
+      </w:r>
+    </w:p>
+    <w:p>
+      <w:pPr>
+        <w:pBdr>
+          <w:left w:val="single" w:sz="12" w:space="6" w:color="B7C3D4"/>
+        </w:pBdr>
+        <w:shd w:val="clear" w:color="auto" w:fill="F2F4F7"/>
+        <w:spacing w:line="250" w:lineRule="auto"/>
+        <w:ind w:left="180" w:right="180"/>
+      </w:pPr>
+      <w:r>
+        <w:rPr>
+          <w:rFonts w:ascii="Consolas" w:eastAsia="Consolas" w:hAnsi="Consolas" w:cs="Consolas"/>
+          <w:color w:val="8A8F98"/>
+          <w:sz w:val="17"/>
+        </w:rPr>
         <w:t xml:space="preserve"> </w:t>
       </w:r>
     </w:p>
@@ -13818,7 +12712,7 @@
           <w:color w:val="8A8F98"/>
           <w:sz w:val="17"/>
         </w:rPr>
-        <w:t xml:space="preserve">    return {</w:t>
+        <w:t>export function fillForm(student) {</w:t>
       </w:r>
     </w:p>
     <w:p>
@@ -13836,169 +12730,25 @@
           <w:color w:val="8A8F98"/>
           <w:sz w:val="17"/>
         </w:rPr>
-        <w:t xml:space="preserve">        name: formData.get("name")</w:t>
-      </w:r>
-      <w:proofErr w:type="gramStart"/>
+        <w:t xml:space="preserve">    studentForm.name.value = name;                 // 폼에 값을 밀어 넣는다</w:t>
+      </w:r>
+    </w:p>
+    <w:p>
+      <w:pPr>
+        <w:pBdr>
+          <w:left w:val="single" w:sz="12" w:space="6" w:color="B7C3D4"/>
+        </w:pBdr>
+        <w:shd w:val="clear" w:color="auto" w:fill="F2F4F7"/>
+        <w:spacing w:line="250" w:lineRule="auto"/>
+        <w:ind w:left="180" w:right="180"/>
+      </w:pPr>
       <w:r>
         <w:rPr>
           <w:rFonts w:ascii="Consolas" w:eastAsia="Consolas" w:hAnsi="Consolas" w:cs="Consolas"/>
           <w:color w:val="8A8F98"/>
           <w:sz w:val="17"/>
         </w:rPr>
-        <w:t>.trim</w:t>
-      </w:r>
-      <w:proofErr w:type="gramEnd"/>
-      <w:r>
-        <w:rPr>
-          <w:rFonts w:ascii="Consolas" w:eastAsia="Consolas" w:hAnsi="Consolas" w:cs="Consolas"/>
-          <w:color w:val="8A8F98"/>
-          <w:sz w:val="17"/>
-        </w:rPr>
-        <w:t>(),        // DOM 에서 값을 꺼낸다</w:t>
-      </w:r>
-    </w:p>
-    <w:p>
-      <w:pPr>
-        <w:pBdr>
-          <w:left w:val="single" w:sz="12" w:space="6" w:color="B7C3D4"/>
-        </w:pBdr>
-        <w:shd w:val="clear" w:color="auto" w:fill="F2F4F7"/>
-        <w:spacing w:line="250" w:lineRule="auto"/>
-        <w:ind w:left="180" w:right="180"/>
-      </w:pPr>
-      <w:r>
-        <w:rPr>
-          <w:rFonts w:ascii="Consolas" w:eastAsia="Consolas" w:hAnsi="Consolas" w:cs="Consolas"/>
-          <w:color w:val="8A8F98"/>
-          <w:sz w:val="17"/>
-        </w:rPr>
-        <w:t xml:space="preserve">        ...</w:t>
-      </w:r>
-    </w:p>
-    <w:p>
-      <w:pPr>
-        <w:pBdr>
-          <w:left w:val="single" w:sz="12" w:space="6" w:color="B7C3D4"/>
-        </w:pBdr>
-        <w:shd w:val="clear" w:color="auto" w:fill="F2F4F7"/>
-        <w:spacing w:line="250" w:lineRule="auto"/>
-        <w:ind w:left="180" w:right="180"/>
-      </w:pPr>
-      <w:r>
-        <w:rPr>
-          <w:rFonts w:ascii="Consolas" w:eastAsia="Consolas" w:hAnsi="Consolas" w:cs="Consolas"/>
-          <w:color w:val="8A8F98"/>
-          <w:sz w:val="17"/>
-        </w:rPr>
-        <w:t xml:space="preserve">    };</w:t>
-      </w:r>
-    </w:p>
-    <w:p>
-      <w:pPr>
-        <w:pBdr>
-          <w:left w:val="single" w:sz="12" w:space="6" w:color="B7C3D4"/>
-        </w:pBdr>
-        <w:shd w:val="clear" w:color="auto" w:fill="F2F4F7"/>
-        <w:spacing w:line="250" w:lineRule="auto"/>
-        <w:ind w:left="180" w:right="180"/>
-      </w:pPr>
-      <w:r>
-        <w:rPr>
-          <w:rFonts w:ascii="Consolas" w:eastAsia="Consolas" w:hAnsi="Consolas" w:cs="Consolas"/>
-          <w:color w:val="8A8F98"/>
-          <w:sz w:val="17"/>
-        </w:rPr>
-        <w:t>}</w:t>
-      </w:r>
-    </w:p>
-    <w:p>
-      <w:pPr>
-        <w:pBdr>
-          <w:left w:val="single" w:sz="12" w:space="6" w:color="B7C3D4"/>
-        </w:pBdr>
-        <w:shd w:val="clear" w:color="auto" w:fill="F2F4F7"/>
-        <w:spacing w:line="250" w:lineRule="auto"/>
-        <w:ind w:left="180" w:right="180"/>
-      </w:pPr>
-      <w:r>
-        <w:rPr>
-          <w:rFonts w:ascii="Consolas" w:eastAsia="Consolas" w:hAnsi="Consolas" w:cs="Consolas"/>
-          <w:color w:val="8A8F98"/>
-          <w:sz w:val="17"/>
-        </w:rPr>
-        <w:t xml:space="preserve"> </w:t>
-      </w:r>
-    </w:p>
-    <w:p>
-      <w:pPr>
-        <w:pBdr>
-          <w:left w:val="single" w:sz="12" w:space="6" w:color="B7C3D4"/>
-        </w:pBdr>
-        <w:shd w:val="clear" w:color="auto" w:fill="F2F4F7"/>
-        <w:spacing w:line="250" w:lineRule="auto"/>
-        <w:ind w:left="180" w:right="180"/>
-      </w:pPr>
-      <w:r>
-        <w:rPr>
-          <w:rFonts w:ascii="Consolas" w:eastAsia="Consolas" w:hAnsi="Consolas" w:cs="Consolas"/>
-          <w:color w:val="8A8F98"/>
-          <w:sz w:val="17"/>
-        </w:rPr>
-        <w:t>export function fillForm(student) {</w:t>
-      </w:r>
-    </w:p>
-    <w:p>
-      <w:pPr>
-        <w:pBdr>
-          <w:left w:val="single" w:sz="12" w:space="6" w:color="B7C3D4"/>
-        </w:pBdr>
-        <w:shd w:val="clear" w:color="auto" w:fill="F2F4F7"/>
-        <w:spacing w:line="250" w:lineRule="auto"/>
-        <w:ind w:left="180" w:right="180"/>
-      </w:pPr>
-      <w:r>
-        <w:rPr>
-          <w:rFonts w:ascii="Consolas" w:eastAsia="Consolas" w:hAnsi="Consolas" w:cs="Consolas"/>
-          <w:color w:val="8A8F98"/>
-          <w:sz w:val="17"/>
-        </w:rPr>
-        <w:t xml:space="preserve">    studentForm.name.value = name;                 // 폼에 값을 밀어 넣는다</w:t>
-      </w:r>
-    </w:p>
-    <w:p>
-      <w:pPr>
-        <w:pBdr>
-          <w:left w:val="single" w:sz="12" w:space="6" w:color="B7C3D4"/>
-        </w:pBdr>
-        <w:shd w:val="clear" w:color="auto" w:fill="F2F4F7"/>
-        <w:spacing w:line="250" w:lineRule="auto"/>
-        <w:ind w:left="180" w:right="180"/>
-      </w:pPr>
-      <w:r>
-        <w:rPr>
-          <w:rFonts w:ascii="Consolas" w:eastAsia="Consolas" w:hAnsi="Consolas" w:cs="Consolas"/>
-          <w:color w:val="8A8F98"/>
-          <w:sz w:val="17"/>
-        </w:rPr>
-        <w:t xml:space="preserve">    studentForm.address.value = </w:t>
-      </w:r>
-      <w:proofErr w:type="gramStart"/>
-      <w:r>
-        <w:rPr>
-          <w:rFonts w:ascii="Consolas" w:eastAsia="Consolas" w:hAnsi="Consolas" w:cs="Consolas"/>
-          <w:color w:val="8A8F98"/>
-          <w:sz w:val="17"/>
-        </w:rPr>
-        <w:t>detail?.</w:t>
-      </w:r>
-      <w:proofErr w:type="gramEnd"/>
-      <w:r>
-        <w:rPr>
-          <w:rFonts w:ascii="Consolas" w:eastAsia="Consolas" w:hAnsi="Consolas" w:cs="Consolas"/>
-          <w:color w:val="8A8F98"/>
-          <w:sz w:val="17"/>
-        </w:rPr>
-        <w:t>address ?? "";</w:t>
+        <w:t xml:space="preserve">    studentForm.address.value = detail?.address ?? "";</w:t>
       </w:r>
     </w:p>
     <w:p>
@@ -14094,7 +12844,7 @@
         </w:rPr>
         <w:t xml:space="preserve"> </w:t>
       </w:r>
-      <w:hyperlink r:id="rId9" w:history="1">
+      <w:hyperlink r:id="rId10" w:history="1">
         <w:r>
           <w:rPr>
             <w:rStyle w:val="a5"/>
@@ -14390,61 +13140,25 @@
           <w:color w:val="0E7A34"/>
           <w:sz w:val="17"/>
         </w:rPr>
-        <w:t xml:space="preserve">        name: </w:t>
-      </w:r>
-      <w:proofErr w:type="gramStart"/>
-      <w:r>
-        <w:rPr>
-          <w:rFonts w:ascii="Consolas" w:eastAsia="Consolas" w:hAnsi="Consolas" w:cs="Consolas"/>
-          <w:color w:val="0E7A34"/>
-          <w:sz w:val="17"/>
-        </w:rPr>
-        <w:t>form.name.trim</w:t>
-      </w:r>
-      <w:proofErr w:type="gramEnd"/>
-      <w:r>
-        <w:rPr>
-          <w:rFonts w:ascii="Consolas" w:eastAsia="Consolas" w:hAnsi="Consolas" w:cs="Consolas"/>
-          <w:color w:val="0E7A34"/>
-          <w:sz w:val="17"/>
-        </w:rPr>
-        <w:t>(),</w:t>
-      </w:r>
-    </w:p>
-    <w:p>
-      <w:pPr>
-        <w:pBdr>
-          <w:left w:val="single" w:sz="12" w:space="6" w:color="B7C3D4"/>
-        </w:pBdr>
-        <w:shd w:val="clear" w:color="auto" w:fill="F2F4F7"/>
-        <w:spacing w:line="250" w:lineRule="auto"/>
-        <w:ind w:left="180" w:right="180"/>
-      </w:pPr>
-      <w:r>
-        <w:rPr>
-          <w:rFonts w:ascii="Consolas" w:eastAsia="Consolas" w:hAnsi="Consolas" w:cs="Consolas"/>
-          <w:color w:val="0E7A34"/>
-          <w:sz w:val="17"/>
-        </w:rPr>
-        <w:t xml:space="preserve">        studentNumber: </w:t>
-      </w:r>
-      <w:proofErr w:type="gramStart"/>
-      <w:r>
-        <w:rPr>
-          <w:rFonts w:ascii="Consolas" w:eastAsia="Consolas" w:hAnsi="Consolas" w:cs="Consolas"/>
-          <w:color w:val="0E7A34"/>
-          <w:sz w:val="17"/>
-        </w:rPr>
-        <w:t>form.studentNumber.trim</w:t>
-      </w:r>
-      <w:proofErr w:type="gramEnd"/>
-      <w:r>
-        <w:rPr>
-          <w:rFonts w:ascii="Consolas" w:eastAsia="Consolas" w:hAnsi="Consolas" w:cs="Consolas"/>
-          <w:color w:val="0E7A34"/>
-          <w:sz w:val="17"/>
-        </w:rPr>
-        <w:t>(),</w:t>
+        <w:t xml:space="preserve">        name: form.name.trim(),</w:t>
+      </w:r>
+    </w:p>
+    <w:p>
+      <w:pPr>
+        <w:pBdr>
+          <w:left w:val="single" w:sz="12" w:space="6" w:color="B7C3D4"/>
+        </w:pBdr>
+        <w:shd w:val="clear" w:color="auto" w:fill="F2F4F7"/>
+        <w:spacing w:line="250" w:lineRule="auto"/>
+        <w:ind w:left="180" w:right="180"/>
+      </w:pPr>
+      <w:r>
+        <w:rPr>
+          <w:rFonts w:ascii="Consolas" w:eastAsia="Consolas" w:hAnsi="Consolas" w:cs="Consolas"/>
+          <w:color w:val="0E7A34"/>
+          <w:sz w:val="17"/>
+        </w:rPr>
+        <w:t xml:space="preserve">        studentNumber: form.studentNumber.trim(),</w:t>
       </w:r>
     </w:p>
     <w:p>
@@ -14480,169 +13194,79 @@
           <w:color w:val="0E7A34"/>
           <w:sz w:val="17"/>
         </w:rPr>
-        <w:t xml:space="preserve">            address: </w:t>
-      </w:r>
-      <w:proofErr w:type="gramStart"/>
-      <w:r>
-        <w:rPr>
-          <w:rFonts w:ascii="Consolas" w:eastAsia="Consolas" w:hAnsi="Consolas" w:cs="Consolas"/>
-          <w:color w:val="0E7A34"/>
-          <w:sz w:val="17"/>
-        </w:rPr>
-        <w:t>form.address</w:t>
-      </w:r>
-      <w:proofErr w:type="gramEnd"/>
-      <w:r>
-        <w:rPr>
-          <w:rFonts w:ascii="Consolas" w:eastAsia="Consolas" w:hAnsi="Consolas" w:cs="Consolas"/>
-          <w:color w:val="0E7A34"/>
-          <w:sz w:val="17"/>
-        </w:rPr>
-        <w:t>.trim(),</w:t>
-      </w:r>
-    </w:p>
-    <w:p>
-      <w:pPr>
-        <w:pBdr>
-          <w:left w:val="single" w:sz="12" w:space="6" w:color="B7C3D4"/>
-        </w:pBdr>
-        <w:shd w:val="clear" w:color="auto" w:fill="F2F4F7"/>
-        <w:spacing w:line="250" w:lineRule="auto"/>
-        <w:ind w:left="180" w:right="180"/>
-      </w:pPr>
-      <w:r>
-        <w:rPr>
-          <w:rFonts w:ascii="Consolas" w:eastAsia="Consolas" w:hAnsi="Consolas" w:cs="Consolas"/>
-          <w:color w:val="0E7A34"/>
-          <w:sz w:val="17"/>
-        </w:rPr>
-        <w:t xml:space="preserve">            phoneNumber: </w:t>
-      </w:r>
-      <w:proofErr w:type="gramStart"/>
-      <w:r>
-        <w:rPr>
-          <w:rFonts w:ascii="Consolas" w:eastAsia="Consolas" w:hAnsi="Consolas" w:cs="Consolas"/>
-          <w:color w:val="0E7A34"/>
-          <w:sz w:val="17"/>
-        </w:rPr>
-        <w:t>form.phoneNumber.trim</w:t>
-      </w:r>
-      <w:proofErr w:type="gramEnd"/>
-      <w:r>
-        <w:rPr>
-          <w:rFonts w:ascii="Consolas" w:eastAsia="Consolas" w:hAnsi="Consolas" w:cs="Consolas"/>
-          <w:color w:val="0E7A34"/>
-          <w:sz w:val="17"/>
-        </w:rPr>
-        <w:t>(),</w:t>
-      </w:r>
-    </w:p>
-    <w:p>
-      <w:pPr>
-        <w:pBdr>
-          <w:left w:val="single" w:sz="12" w:space="6" w:color="B7C3D4"/>
-        </w:pBdr>
-        <w:shd w:val="clear" w:color="auto" w:fill="F2F4F7"/>
-        <w:spacing w:line="250" w:lineRule="auto"/>
-        <w:ind w:left="180" w:right="180"/>
-      </w:pPr>
-      <w:r>
-        <w:rPr>
-          <w:rFonts w:ascii="Consolas" w:eastAsia="Consolas" w:hAnsi="Consolas" w:cs="Consolas"/>
-          <w:color w:val="0E7A34"/>
-          <w:sz w:val="17"/>
-        </w:rPr>
-        <w:t xml:space="preserve">            // 빈 문자열("")도 걸러야 하므로 </w:t>
-      </w:r>
-      <w:proofErr w:type="gramStart"/>
-      <w:r>
-        <w:rPr>
-          <w:rFonts w:ascii="Consolas" w:eastAsia="Consolas" w:hAnsi="Consolas" w:cs="Consolas"/>
-          <w:color w:val="0E7A34"/>
-          <w:sz w:val="17"/>
-        </w:rPr>
-        <w:t>여기서는 ?</w:t>
-      </w:r>
-      <w:proofErr w:type="gramEnd"/>
-      <w:r>
-        <w:rPr>
-          <w:rFonts w:ascii="Consolas" w:eastAsia="Consolas" w:hAnsi="Consolas" w:cs="Consolas"/>
-          <w:color w:val="0E7A34"/>
-          <w:sz w:val="17"/>
-        </w:rPr>
-        <w:t>? 가 아니라 || 를 쓴다.</w:t>
-      </w:r>
-    </w:p>
-    <w:p>
-      <w:pPr>
-        <w:pBdr>
-          <w:left w:val="single" w:sz="12" w:space="6" w:color="B7C3D4"/>
-        </w:pBdr>
-        <w:shd w:val="clear" w:color="auto" w:fill="F2F4F7"/>
-        <w:spacing w:line="250" w:lineRule="auto"/>
-        <w:ind w:left="180" w:right="180"/>
-      </w:pPr>
-      <w:r>
-        <w:rPr>
-          <w:rFonts w:ascii="Consolas" w:eastAsia="Consolas" w:hAnsi="Consolas" w:cs="Consolas"/>
-          <w:color w:val="0E7A34"/>
-          <w:sz w:val="17"/>
-        </w:rPr>
-        <w:t xml:space="preserve">            email: </w:t>
-      </w:r>
-      <w:proofErr w:type="gramStart"/>
-      <w:r>
-        <w:rPr>
-          <w:rFonts w:ascii="Consolas" w:eastAsia="Consolas" w:hAnsi="Consolas" w:cs="Consolas"/>
-          <w:color w:val="0E7A34"/>
-          <w:sz w:val="17"/>
-        </w:rPr>
-        <w:t>form.email</w:t>
-      </w:r>
-      <w:proofErr w:type="gramEnd"/>
-      <w:r>
-        <w:rPr>
-          <w:rFonts w:ascii="Consolas" w:eastAsia="Consolas" w:hAnsi="Consolas" w:cs="Consolas"/>
-          <w:color w:val="0E7A34"/>
-          <w:sz w:val="17"/>
-        </w:rPr>
-        <w:t>.trim() || null,</w:t>
-      </w:r>
-    </w:p>
-    <w:p>
-      <w:pPr>
-        <w:pBdr>
-          <w:left w:val="single" w:sz="12" w:space="6" w:color="B7C3D4"/>
-        </w:pBdr>
-        <w:shd w:val="clear" w:color="auto" w:fill="F2F4F7"/>
-        <w:spacing w:line="250" w:lineRule="auto"/>
-        <w:ind w:left="180" w:right="180"/>
-      </w:pPr>
-      <w:r>
-        <w:rPr>
-          <w:rFonts w:ascii="Consolas" w:eastAsia="Consolas" w:hAnsi="Consolas" w:cs="Consolas"/>
-          <w:color w:val="0E7A34"/>
-          <w:sz w:val="17"/>
-        </w:rPr>
-        <w:t xml:space="preserve">            dateOfBirth: </w:t>
-      </w:r>
-      <w:proofErr w:type="gramStart"/>
-      <w:r>
-        <w:rPr>
-          <w:rFonts w:ascii="Consolas" w:eastAsia="Consolas" w:hAnsi="Consolas" w:cs="Consolas"/>
-          <w:color w:val="0E7A34"/>
-          <w:sz w:val="17"/>
-        </w:rPr>
-        <w:t>form.dateOfBirth</w:t>
-      </w:r>
-      <w:proofErr w:type="gramEnd"/>
-      <w:r>
-        <w:rPr>
-          <w:rFonts w:ascii="Consolas" w:eastAsia="Consolas" w:hAnsi="Consolas" w:cs="Consolas"/>
-          <w:color w:val="0E7A34"/>
-          <w:sz w:val="17"/>
-        </w:rPr>
-        <w:t xml:space="preserve"> || null,</w:t>
+        <w:t xml:space="preserve">            address: form.address.trim(),</w:t>
+      </w:r>
+    </w:p>
+    <w:p>
+      <w:pPr>
+        <w:pBdr>
+          <w:left w:val="single" w:sz="12" w:space="6" w:color="B7C3D4"/>
+        </w:pBdr>
+        <w:shd w:val="clear" w:color="auto" w:fill="F2F4F7"/>
+        <w:spacing w:line="250" w:lineRule="auto"/>
+        <w:ind w:left="180" w:right="180"/>
+      </w:pPr>
+      <w:r>
+        <w:rPr>
+          <w:rFonts w:ascii="Consolas" w:eastAsia="Consolas" w:hAnsi="Consolas" w:cs="Consolas"/>
+          <w:color w:val="0E7A34"/>
+          <w:sz w:val="17"/>
+        </w:rPr>
+        <w:t xml:space="preserve">            phoneNumber: form.phoneNumber.trim(),</w:t>
+      </w:r>
+    </w:p>
+    <w:p>
+      <w:pPr>
+        <w:pBdr>
+          <w:left w:val="single" w:sz="12" w:space="6" w:color="B7C3D4"/>
+        </w:pBdr>
+        <w:shd w:val="clear" w:color="auto" w:fill="F2F4F7"/>
+        <w:spacing w:line="250" w:lineRule="auto"/>
+        <w:ind w:left="180" w:right="180"/>
+      </w:pPr>
+      <w:r>
+        <w:rPr>
+          <w:rFonts w:ascii="Consolas" w:eastAsia="Consolas" w:hAnsi="Consolas" w:cs="Consolas"/>
+          <w:color w:val="0E7A34"/>
+          <w:sz w:val="17"/>
+        </w:rPr>
+        <w:t xml:space="preserve">            // 빈 문자열("")도 걸러야 하므로 여기서는 ?? 가 아니라 || 를 쓴다.</w:t>
+      </w:r>
+    </w:p>
+    <w:p>
+      <w:pPr>
+        <w:pBdr>
+          <w:left w:val="single" w:sz="12" w:space="6" w:color="B7C3D4"/>
+        </w:pBdr>
+        <w:shd w:val="clear" w:color="auto" w:fill="F2F4F7"/>
+        <w:spacing w:line="250" w:lineRule="auto"/>
+        <w:ind w:left="180" w:right="180"/>
+      </w:pPr>
+      <w:r>
+        <w:rPr>
+          <w:rFonts w:ascii="Consolas" w:eastAsia="Consolas" w:hAnsi="Consolas" w:cs="Consolas"/>
+          <w:color w:val="0E7A34"/>
+          <w:sz w:val="17"/>
+        </w:rPr>
+        <w:t xml:space="preserve">            email: form.email.trim() || null,</w:t>
+      </w:r>
+    </w:p>
+    <w:p>
+      <w:pPr>
+        <w:pBdr>
+          <w:left w:val="single" w:sz="12" w:space="6" w:color="B7C3D4"/>
+        </w:pBdr>
+        <w:shd w:val="clear" w:color="auto" w:fill="F2F4F7"/>
+        <w:spacing w:line="250" w:lineRule="auto"/>
+        <w:ind w:left="180" w:right="180"/>
+      </w:pPr>
+      <w:r>
+        <w:rPr>
+          <w:rFonts w:ascii="Consolas" w:eastAsia="Consolas" w:hAnsi="Consolas" w:cs="Consolas"/>
+          <w:color w:val="0E7A34"/>
+          <w:sz w:val="17"/>
+        </w:rPr>
+        <w:t xml:space="preserve">            dateOfBirth: form.dateOfBirth || null,</w:t>
       </w:r>
     </w:p>
     <w:p>
@@ -14786,25 +13410,7 @@
           <w:color w:val="0E7A34"/>
           <w:sz w:val="17"/>
         </w:rPr>
-        <w:t xml:space="preserve">    const detail = </w:t>
-      </w:r>
-      <w:proofErr w:type="gramStart"/>
-      <w:r>
-        <w:rPr>
-          <w:rFonts w:ascii="Consolas" w:eastAsia="Consolas" w:hAnsi="Consolas" w:cs="Consolas"/>
-          <w:color w:val="0E7A34"/>
-          <w:sz w:val="17"/>
-        </w:rPr>
-        <w:t>student.detail</w:t>
-      </w:r>
-      <w:proofErr w:type="gramEnd"/>
-      <w:r>
-        <w:rPr>
-          <w:rFonts w:ascii="Consolas" w:eastAsia="Consolas" w:hAnsi="Consolas" w:cs="Consolas"/>
-          <w:color w:val="0E7A34"/>
-          <w:sz w:val="17"/>
-        </w:rPr>
-        <w:t>;</w:t>
+        <w:t xml:space="preserve">    const detail = student.detail;</w:t>
       </w:r>
     </w:p>
     <w:p>
@@ -14876,61 +13482,25 @@
           <w:color w:val="0E7A34"/>
           <w:sz w:val="17"/>
         </w:rPr>
-        <w:t xml:space="preserve">    //   </w:t>
-      </w:r>
-      <w:proofErr w:type="gramStart"/>
-      <w:r>
-        <w:rPr>
-          <w:rFonts w:ascii="Consolas" w:eastAsia="Consolas" w:hAnsi="Consolas" w:cs="Consolas"/>
-          <w:color w:val="0E7A34"/>
-          <w:sz w:val="17"/>
-        </w:rPr>
-        <w:t>detail?.</w:t>
-      </w:r>
-      <w:proofErr w:type="gramEnd"/>
-      <w:r>
-        <w:rPr>
-          <w:rFonts w:ascii="Consolas" w:eastAsia="Consolas" w:hAnsi="Consolas" w:cs="Consolas"/>
-          <w:color w:val="0E7A34"/>
-          <w:sz w:val="17"/>
-        </w:rPr>
-        <w:t>address  detail 이 없으면 거기서 멈추고 undefined</w:t>
-      </w:r>
-    </w:p>
-    <w:p>
-      <w:pPr>
-        <w:pBdr>
-          <w:left w:val="single" w:sz="12" w:space="6" w:color="B7C3D4"/>
-        </w:pBdr>
-        <w:shd w:val="clear" w:color="auto" w:fill="F2F4F7"/>
-        <w:spacing w:line="250" w:lineRule="auto"/>
-        <w:ind w:left="180" w:right="180"/>
-      </w:pPr>
-      <w:r>
-        <w:rPr>
-          <w:rFonts w:ascii="Consolas" w:eastAsia="Consolas" w:hAnsi="Consolas" w:cs="Consolas"/>
-          <w:color w:val="0E7A34"/>
-          <w:sz w:val="17"/>
-        </w:rPr>
-        <w:t xml:space="preserve">    //   ?? "</w:t>
-      </w:r>
-      <w:proofErr w:type="gramStart"/>
-      <w:r>
-        <w:rPr>
-          <w:rFonts w:ascii="Consolas" w:eastAsia="Consolas" w:hAnsi="Consolas" w:cs="Consolas"/>
-          <w:color w:val="0E7A34"/>
-          <w:sz w:val="17"/>
-        </w:rPr>
-        <w:t>"            그</w:t>
-      </w:r>
-      <w:proofErr w:type="gramEnd"/>
-      <w:r>
-        <w:rPr>
-          <w:rFonts w:ascii="Consolas" w:eastAsia="Consolas" w:hAnsi="Consolas" w:cs="Consolas"/>
-          <w:color w:val="0E7A34"/>
-          <w:sz w:val="17"/>
-        </w:rPr>
-        <w:t xml:space="preserve"> undefined 를 빈 문자열로 바꾼다</w:t>
+        <w:t xml:space="preserve">    //   detail?.address  detail 이 없으면 거기서 멈추고 undefined</w:t>
+      </w:r>
+    </w:p>
+    <w:p>
+      <w:pPr>
+        <w:pBdr>
+          <w:left w:val="single" w:sz="12" w:space="6" w:color="B7C3D4"/>
+        </w:pBdr>
+        <w:shd w:val="clear" w:color="auto" w:fill="F2F4F7"/>
+        <w:spacing w:line="250" w:lineRule="auto"/>
+        <w:ind w:left="180" w:right="180"/>
+      </w:pPr>
+      <w:r>
+        <w:rPr>
+          <w:rFonts w:ascii="Consolas" w:eastAsia="Consolas" w:hAnsi="Consolas" w:cs="Consolas"/>
+          <w:color w:val="0E7A34"/>
+          <w:sz w:val="17"/>
+        </w:rPr>
+        <w:t xml:space="preserve">    //   ?? ""            그 undefined 를 빈 문자열로 바꾼다</w:t>
       </w:r>
     </w:p>
     <w:p>
@@ -14966,205 +13536,97 @@
           <w:color w:val="0E7A34"/>
           <w:sz w:val="17"/>
         </w:rPr>
-        <w:t xml:space="preserve">        name: </w:t>
-      </w:r>
-      <w:proofErr w:type="gramStart"/>
-      <w:r>
-        <w:rPr>
-          <w:rFonts w:ascii="Consolas" w:eastAsia="Consolas" w:hAnsi="Consolas" w:cs="Consolas"/>
-          <w:color w:val="0E7A34"/>
-          <w:sz w:val="17"/>
-        </w:rPr>
-        <w:t>student.name ??</w:t>
-      </w:r>
-      <w:proofErr w:type="gramEnd"/>
-      <w:r>
-        <w:rPr>
-          <w:rFonts w:ascii="Consolas" w:eastAsia="Consolas" w:hAnsi="Consolas" w:cs="Consolas"/>
-          <w:color w:val="0E7A34"/>
-          <w:sz w:val="17"/>
-        </w:rPr>
-        <w:t xml:space="preserve"> "",</w:t>
-      </w:r>
-    </w:p>
-    <w:p>
-      <w:pPr>
-        <w:pBdr>
-          <w:left w:val="single" w:sz="12" w:space="6" w:color="B7C3D4"/>
-        </w:pBdr>
-        <w:shd w:val="clear" w:color="auto" w:fill="F2F4F7"/>
-        <w:spacing w:line="250" w:lineRule="auto"/>
-        <w:ind w:left="180" w:right="180"/>
-      </w:pPr>
-      <w:r>
-        <w:rPr>
-          <w:rFonts w:ascii="Consolas" w:eastAsia="Consolas" w:hAnsi="Consolas" w:cs="Consolas"/>
-          <w:color w:val="0E7A34"/>
-          <w:sz w:val="17"/>
-        </w:rPr>
-        <w:t xml:space="preserve">        studentNumber: </w:t>
-      </w:r>
-      <w:proofErr w:type="gramStart"/>
-      <w:r>
-        <w:rPr>
-          <w:rFonts w:ascii="Consolas" w:eastAsia="Consolas" w:hAnsi="Consolas" w:cs="Consolas"/>
-          <w:color w:val="0E7A34"/>
-          <w:sz w:val="17"/>
-        </w:rPr>
-        <w:t>student.studentNumber</w:t>
-      </w:r>
-      <w:proofErr w:type="gramEnd"/>
-      <w:r>
-        <w:rPr>
-          <w:rFonts w:ascii="Consolas" w:eastAsia="Consolas" w:hAnsi="Consolas" w:cs="Consolas"/>
-          <w:color w:val="0E7A34"/>
-          <w:sz w:val="17"/>
-        </w:rPr>
-        <w:t xml:space="preserve"> ?? "",</w:t>
-      </w:r>
-    </w:p>
-    <w:p>
-      <w:pPr>
-        <w:pBdr>
-          <w:left w:val="single" w:sz="12" w:space="6" w:color="B7C3D4"/>
-        </w:pBdr>
-        <w:shd w:val="clear" w:color="auto" w:fill="F2F4F7"/>
-        <w:spacing w:line="250" w:lineRule="auto"/>
-        <w:ind w:left="180" w:right="180"/>
-      </w:pPr>
-      <w:r>
-        <w:rPr>
-          <w:rFonts w:ascii="Consolas" w:eastAsia="Consolas" w:hAnsi="Consolas" w:cs="Consolas"/>
-          <w:color w:val="0E7A34"/>
-          <w:sz w:val="17"/>
-        </w:rPr>
-        <w:t xml:space="preserve">        address: </w:t>
-      </w:r>
-      <w:proofErr w:type="gramStart"/>
-      <w:r>
-        <w:rPr>
-          <w:rFonts w:ascii="Consolas" w:eastAsia="Consolas" w:hAnsi="Consolas" w:cs="Consolas"/>
-          <w:color w:val="0E7A34"/>
-          <w:sz w:val="17"/>
-        </w:rPr>
-        <w:t>detail?.</w:t>
-      </w:r>
-      <w:proofErr w:type="gramEnd"/>
-      <w:r>
-        <w:rPr>
-          <w:rFonts w:ascii="Consolas" w:eastAsia="Consolas" w:hAnsi="Consolas" w:cs="Consolas"/>
-          <w:color w:val="0E7A34"/>
-          <w:sz w:val="17"/>
-        </w:rPr>
-        <w:t>address ?? "",</w:t>
-      </w:r>
-    </w:p>
-    <w:p>
-      <w:pPr>
-        <w:pBdr>
-          <w:left w:val="single" w:sz="12" w:space="6" w:color="B7C3D4"/>
-        </w:pBdr>
-        <w:shd w:val="clear" w:color="auto" w:fill="F2F4F7"/>
-        <w:spacing w:line="250" w:lineRule="auto"/>
-        <w:ind w:left="180" w:right="180"/>
-      </w:pPr>
-      <w:r>
-        <w:rPr>
-          <w:rFonts w:ascii="Consolas" w:eastAsia="Consolas" w:hAnsi="Consolas" w:cs="Consolas"/>
-          <w:color w:val="0E7A34"/>
-          <w:sz w:val="17"/>
-        </w:rPr>
-        <w:t xml:space="preserve">        phoneNumber: </w:t>
-      </w:r>
-      <w:proofErr w:type="gramStart"/>
-      <w:r>
-        <w:rPr>
-          <w:rFonts w:ascii="Consolas" w:eastAsia="Consolas" w:hAnsi="Consolas" w:cs="Consolas"/>
-          <w:color w:val="0E7A34"/>
-          <w:sz w:val="17"/>
-        </w:rPr>
-        <w:t>detail?.</w:t>
-      </w:r>
-      <w:proofErr w:type="gramEnd"/>
-      <w:r>
-        <w:rPr>
-          <w:rFonts w:ascii="Consolas" w:eastAsia="Consolas" w:hAnsi="Consolas" w:cs="Consolas"/>
-          <w:color w:val="0E7A34"/>
-          <w:sz w:val="17"/>
-        </w:rPr>
-        <w:t>phoneNumber ?? "",</w:t>
-      </w:r>
-    </w:p>
-    <w:p>
-      <w:pPr>
-        <w:pBdr>
-          <w:left w:val="single" w:sz="12" w:space="6" w:color="B7C3D4"/>
-        </w:pBdr>
-        <w:shd w:val="clear" w:color="auto" w:fill="F2F4F7"/>
-        <w:spacing w:line="250" w:lineRule="auto"/>
-        <w:ind w:left="180" w:right="180"/>
-      </w:pPr>
-      <w:r>
-        <w:rPr>
-          <w:rFonts w:ascii="Consolas" w:eastAsia="Consolas" w:hAnsi="Consolas" w:cs="Consolas"/>
-          <w:color w:val="0E7A34"/>
-          <w:sz w:val="17"/>
-        </w:rPr>
-        <w:t xml:space="preserve">        email: </w:t>
-      </w:r>
-      <w:proofErr w:type="gramStart"/>
-      <w:r>
-        <w:rPr>
-          <w:rFonts w:ascii="Consolas" w:eastAsia="Consolas" w:hAnsi="Consolas" w:cs="Consolas"/>
-          <w:color w:val="0E7A34"/>
-          <w:sz w:val="17"/>
-        </w:rPr>
-        <w:t>detail?.</w:t>
-      </w:r>
-      <w:proofErr w:type="gramEnd"/>
-      <w:r>
-        <w:rPr>
-          <w:rFonts w:ascii="Consolas" w:eastAsia="Consolas" w:hAnsi="Consolas" w:cs="Consolas"/>
-          <w:color w:val="0E7A34"/>
-          <w:sz w:val="17"/>
-        </w:rPr>
-        <w:t>email ?? "",</w:t>
-      </w:r>
-    </w:p>
-    <w:p>
-      <w:pPr>
-        <w:pBdr>
-          <w:left w:val="single" w:sz="12" w:space="6" w:color="B7C3D4"/>
-        </w:pBdr>
-        <w:shd w:val="clear" w:color="auto" w:fill="F2F4F7"/>
-        <w:spacing w:line="250" w:lineRule="auto"/>
-        <w:ind w:left="180" w:right="180"/>
-      </w:pPr>
-      <w:r>
-        <w:rPr>
-          <w:rFonts w:ascii="Consolas" w:eastAsia="Consolas" w:hAnsi="Consolas" w:cs="Consolas"/>
-          <w:color w:val="0E7A34"/>
-          <w:sz w:val="17"/>
-        </w:rPr>
-        <w:t xml:space="preserve">        dateOfBirth: </w:t>
-      </w:r>
-      <w:proofErr w:type="gramStart"/>
-      <w:r>
-        <w:rPr>
-          <w:rFonts w:ascii="Consolas" w:eastAsia="Consolas" w:hAnsi="Consolas" w:cs="Consolas"/>
-          <w:color w:val="0E7A34"/>
-          <w:sz w:val="17"/>
-        </w:rPr>
-        <w:t>detail?.</w:t>
-      </w:r>
-      <w:proofErr w:type="gramEnd"/>
-      <w:r>
-        <w:rPr>
-          <w:rFonts w:ascii="Consolas" w:eastAsia="Consolas" w:hAnsi="Consolas" w:cs="Consolas"/>
-          <w:color w:val="0E7A34"/>
-          <w:sz w:val="17"/>
-        </w:rPr>
-        <w:t>dateOfBirth ?? "",</w:t>
+        <w:t xml:space="preserve">        name: student.name ?? "",</w:t>
+      </w:r>
+    </w:p>
+    <w:p>
+      <w:pPr>
+        <w:pBdr>
+          <w:left w:val="single" w:sz="12" w:space="6" w:color="B7C3D4"/>
+        </w:pBdr>
+        <w:shd w:val="clear" w:color="auto" w:fill="F2F4F7"/>
+        <w:spacing w:line="250" w:lineRule="auto"/>
+        <w:ind w:left="180" w:right="180"/>
+      </w:pPr>
+      <w:r>
+        <w:rPr>
+          <w:rFonts w:ascii="Consolas" w:eastAsia="Consolas" w:hAnsi="Consolas" w:cs="Consolas"/>
+          <w:color w:val="0E7A34"/>
+          <w:sz w:val="17"/>
+        </w:rPr>
+        <w:t xml:space="preserve">        studentNumber: student.studentNumber ?? "",</w:t>
+      </w:r>
+    </w:p>
+    <w:p>
+      <w:pPr>
+        <w:pBdr>
+          <w:left w:val="single" w:sz="12" w:space="6" w:color="B7C3D4"/>
+        </w:pBdr>
+        <w:shd w:val="clear" w:color="auto" w:fill="F2F4F7"/>
+        <w:spacing w:line="250" w:lineRule="auto"/>
+        <w:ind w:left="180" w:right="180"/>
+      </w:pPr>
+      <w:r>
+        <w:rPr>
+          <w:rFonts w:ascii="Consolas" w:eastAsia="Consolas" w:hAnsi="Consolas" w:cs="Consolas"/>
+          <w:color w:val="0E7A34"/>
+          <w:sz w:val="17"/>
+        </w:rPr>
+        <w:t xml:space="preserve">        address: detail?.address ?? "",</w:t>
+      </w:r>
+    </w:p>
+    <w:p>
+      <w:pPr>
+        <w:pBdr>
+          <w:left w:val="single" w:sz="12" w:space="6" w:color="B7C3D4"/>
+        </w:pBdr>
+        <w:shd w:val="clear" w:color="auto" w:fill="F2F4F7"/>
+        <w:spacing w:line="250" w:lineRule="auto"/>
+        <w:ind w:left="180" w:right="180"/>
+      </w:pPr>
+      <w:r>
+        <w:rPr>
+          <w:rFonts w:ascii="Consolas" w:eastAsia="Consolas" w:hAnsi="Consolas" w:cs="Consolas"/>
+          <w:color w:val="0E7A34"/>
+          <w:sz w:val="17"/>
+        </w:rPr>
+        <w:t xml:space="preserve">        phoneNumber: detail?.phoneNumber ?? "",</w:t>
+      </w:r>
+    </w:p>
+    <w:p>
+      <w:pPr>
+        <w:pBdr>
+          <w:left w:val="single" w:sz="12" w:space="6" w:color="B7C3D4"/>
+        </w:pBdr>
+        <w:shd w:val="clear" w:color="auto" w:fill="F2F4F7"/>
+        <w:spacing w:line="250" w:lineRule="auto"/>
+        <w:ind w:left="180" w:right="180"/>
+      </w:pPr>
+      <w:r>
+        <w:rPr>
+          <w:rFonts w:ascii="Consolas" w:eastAsia="Consolas" w:hAnsi="Consolas" w:cs="Consolas"/>
+          <w:color w:val="0E7A34"/>
+          <w:sz w:val="17"/>
+        </w:rPr>
+        <w:t xml:space="preserve">        email: detail?.email ?? "",</w:t>
+      </w:r>
+    </w:p>
+    <w:p>
+      <w:pPr>
+        <w:pBdr>
+          <w:left w:val="single" w:sz="12" w:space="6" w:color="B7C3D4"/>
+        </w:pBdr>
+        <w:shd w:val="clear" w:color="auto" w:fill="F2F4F7"/>
+        <w:spacing w:line="250" w:lineRule="auto"/>
+        <w:ind w:left="180" w:right="180"/>
+      </w:pPr>
+      <w:r>
+        <w:rPr>
+          <w:rFonts w:ascii="Consolas" w:eastAsia="Consolas" w:hAnsi="Consolas" w:cs="Consolas"/>
+          <w:color w:val="0E7A34"/>
+          <w:sz w:val="17"/>
+        </w:rPr>
+        <w:t xml:space="preserve">        dateOfBirth: detail?.dateOfBirth ?? "",</w:t>
       </w:r>
     </w:p>
     <w:p>
@@ -15333,56 +13795,24 @@
           <w:rFonts w:ascii="Consolas" w:eastAsia="Consolas" w:hAnsi="Consolas" w:cs="Consolas"/>
           <w:sz w:val="17"/>
         </w:rPr>
-        <w:t xml:space="preserve">    /</w:t>
-      </w:r>
-      <w:proofErr w:type="gramStart"/>
-      <w:r>
-        <w:rPr>
-          <w:rFonts w:ascii="Consolas" w:eastAsia="Consolas" w:hAnsi="Consolas" w:cs="Consolas"/>
-          <w:sz w:val="17"/>
-        </w:rPr>
-        <w:t>/   event.target</w:t>
-      </w:r>
-      <w:proofErr w:type="gramEnd"/>
-      <w:r>
-        <w:rPr>
-          <w:rFonts w:ascii="Consolas" w:eastAsia="Consolas" w:hAnsi="Consolas" w:cs="Consolas"/>
-          <w:sz w:val="17"/>
-        </w:rPr>
-        <w:t xml:space="preserve">       방금 글자를 친 input</w:t>
-      </w:r>
-    </w:p>
-    <w:p>
-      <w:pPr>
-        <w:pBdr>
-          <w:left w:val="single" w:sz="12" w:space="6" w:color="B7C3D4"/>
-        </w:pBdr>
-        <w:shd w:val="clear" w:color="auto" w:fill="F2F4F7"/>
-        <w:spacing w:line="250" w:lineRule="auto"/>
-        <w:ind w:left="180" w:right="180"/>
-      </w:pPr>
-      <w:r>
-        <w:rPr>
-          <w:rFonts w:ascii="Consolas" w:eastAsia="Consolas" w:hAnsi="Consolas" w:cs="Consolas"/>
-          <w:sz w:val="17"/>
-        </w:rPr>
-        <w:t xml:space="preserve">    /</w:t>
-      </w:r>
-      <w:proofErr w:type="gramStart"/>
-      <w:r>
-        <w:rPr>
-          <w:rFonts w:ascii="Consolas" w:eastAsia="Consolas" w:hAnsi="Consolas" w:cs="Consolas"/>
-          <w:sz w:val="17"/>
-        </w:rPr>
-        <w:t>/   event.target.name</w:t>
-      </w:r>
-      <w:proofErr w:type="gramEnd"/>
-      <w:r>
-        <w:rPr>
-          <w:rFonts w:ascii="Consolas" w:eastAsia="Consolas" w:hAnsi="Consolas" w:cs="Consolas"/>
-          <w:sz w:val="17"/>
-        </w:rPr>
-        <w:t xml:space="preserve">  그 input 에 적어 둔 name</w:t>
+        <w:t xml:space="preserve">    //   event.target       방금 글자를 친 input</w:t>
+      </w:r>
+    </w:p>
+    <w:p>
+      <w:pPr>
+        <w:pBdr>
+          <w:left w:val="single" w:sz="12" w:space="6" w:color="B7C3D4"/>
+        </w:pBdr>
+        <w:shd w:val="clear" w:color="auto" w:fill="F2F4F7"/>
+        <w:spacing w:line="250" w:lineRule="auto"/>
+        <w:ind w:left="180" w:right="180"/>
+      </w:pPr>
+      <w:r>
+        <w:rPr>
+          <w:rFonts w:ascii="Consolas" w:eastAsia="Consolas" w:hAnsi="Consolas" w:cs="Consolas"/>
+          <w:sz w:val="17"/>
+        </w:rPr>
+        <w:t xml:space="preserve">    //   event.target.name  그 input 에 적어 둔 name</w:t>
       </w:r>
     </w:p>
     <w:p>
@@ -15416,23 +13846,7 @@
           <w:rFonts w:ascii="Consolas" w:eastAsia="Consolas" w:hAnsi="Consolas" w:cs="Consolas"/>
           <w:sz w:val="17"/>
         </w:rPr>
-        <w:t xml:space="preserve">    const value = </w:t>
-      </w:r>
-      <w:proofErr w:type="gramStart"/>
-      <w:r>
-        <w:rPr>
-          <w:rFonts w:ascii="Consolas" w:eastAsia="Consolas" w:hAnsi="Consolas" w:cs="Consolas"/>
-          <w:sz w:val="17"/>
-        </w:rPr>
-        <w:t>event.target</w:t>
-      </w:r>
-      <w:proofErr w:type="gramEnd"/>
-      <w:r>
-        <w:rPr>
-          <w:rFonts w:ascii="Consolas" w:eastAsia="Consolas" w:hAnsi="Consolas" w:cs="Consolas"/>
-          <w:sz w:val="17"/>
-        </w:rPr>
-        <w:t>.value;</w:t>
+        <w:t xml:space="preserve">    const value = event.target.value;</w:t>
       </w:r>
     </w:p>
     <w:p>
@@ -15483,23 +13897,7 @@
           <w:rFonts w:ascii="Consolas" w:eastAsia="Consolas" w:hAnsi="Consolas" w:cs="Consolas"/>
           <w:sz w:val="17"/>
         </w:rPr>
-        <w:t xml:space="preserve">    const next = </w:t>
-      </w:r>
-      <w:proofErr w:type="gramStart"/>
-      <w:r>
-        <w:rPr>
-          <w:rFonts w:ascii="Consolas" w:eastAsia="Consolas" w:hAnsi="Consolas" w:cs="Consolas"/>
-          <w:sz w:val="17"/>
-        </w:rPr>
-        <w:t>{ ...</w:t>
-      </w:r>
-      <w:proofErr w:type="gramEnd"/>
-      <w:r>
-        <w:rPr>
-          <w:rFonts w:ascii="Consolas" w:eastAsia="Consolas" w:hAnsi="Consolas" w:cs="Consolas"/>
-          <w:sz w:val="17"/>
-        </w:rPr>
-        <w:t>form };</w:t>
+        <w:t xml:space="preserve">    const next = { ...form };</w:t>
       </w:r>
     </w:p>
     <w:p>
@@ -15655,7 +14053,7 @@
         </w:rPr>
         <w:t xml:space="preserve">▶ src/components/StudentForm.jsx      </w:t>
       </w:r>
-      <w:hyperlink r:id="rId10" w:history="1">
+      <w:hyperlink r:id="rId11" w:history="1">
         <w:r>
           <w:rPr>
             <w:rStyle w:val="a5"/>
@@ -15697,89 +14095,41 @@
           <w:rFonts w:ascii="Consolas" w:eastAsia="Consolas" w:hAnsi="Consolas" w:cs="Consolas"/>
           <w:sz w:val="17"/>
         </w:rPr>
-        <w:t xml:space="preserve">     value    = {form</w:t>
-      </w:r>
-      <w:proofErr w:type="gramStart"/>
-      <w:r>
-        <w:rPr>
-          <w:rFonts w:ascii="Consolas" w:eastAsia="Consolas" w:hAnsi="Consolas" w:cs="Consolas"/>
-          <w:sz w:val="17"/>
-        </w:rPr>
-        <w:t>.어느칸</w:t>
-      </w:r>
-      <w:proofErr w:type="gramEnd"/>
-      <w:r>
-        <w:rPr>
-          <w:rFonts w:ascii="Consolas" w:eastAsia="Consolas" w:hAnsi="Consolas" w:cs="Consolas"/>
-          <w:sz w:val="17"/>
-        </w:rPr>
-        <w:t>}   보이는 값은 부모에게서 온다</w:t>
-      </w:r>
-    </w:p>
-    <w:p>
-      <w:pPr>
-        <w:pBdr>
-          <w:left w:val="single" w:sz="12" w:space="6" w:color="B7C3D4"/>
-        </w:pBdr>
-        <w:shd w:val="clear" w:color="auto" w:fill="F2F4F7"/>
-        <w:spacing w:line="250" w:lineRule="auto"/>
-        <w:ind w:left="180" w:right="180"/>
-      </w:pPr>
-      <w:r>
-        <w:rPr>
-          <w:rFonts w:ascii="Consolas" w:eastAsia="Consolas" w:hAnsi="Consolas" w:cs="Consolas"/>
-          <w:sz w:val="17"/>
-        </w:rPr>
-        <w:t xml:space="preserve">     onChange = {onChange</w:t>
-      </w:r>
-      <w:proofErr w:type="gramStart"/>
-      <w:r>
-        <w:rPr>
-          <w:rFonts w:ascii="Consolas" w:eastAsia="Consolas" w:hAnsi="Consolas" w:cs="Consolas"/>
-          <w:sz w:val="17"/>
-        </w:rPr>
-        <w:t>}      바뀌면</w:t>
-      </w:r>
-      <w:proofErr w:type="gramEnd"/>
-      <w:r>
-        <w:rPr>
-          <w:rFonts w:ascii="Consolas" w:eastAsia="Consolas" w:hAnsi="Consolas" w:cs="Consolas"/>
-          <w:sz w:val="17"/>
-        </w:rPr>
-        <w:t xml:space="preserve"> 부모에게 알린다</w:t>
-      </w:r>
-    </w:p>
-    <w:p>
-      <w:pPr>
-        <w:pBdr>
-          <w:left w:val="single" w:sz="12" w:space="6" w:color="B7C3D4"/>
-        </w:pBdr>
-        <w:shd w:val="clear" w:color="auto" w:fill="F2F4F7"/>
-        <w:spacing w:line="250" w:lineRule="auto"/>
-        <w:ind w:left="180" w:right="180"/>
-      </w:pPr>
-      <w:r>
-        <w:rPr>
-          <w:rFonts w:ascii="Consolas" w:eastAsia="Consolas" w:hAnsi="Consolas" w:cs="Consolas"/>
-          <w:sz w:val="17"/>
-        </w:rPr>
-        <w:t xml:space="preserve">     name     = "어느칸</w:t>
-      </w:r>
-      <w:proofErr w:type="gramStart"/>
-      <w:r>
-        <w:rPr>
-          <w:rFonts w:ascii="Consolas" w:eastAsia="Consolas" w:hAnsi="Consolas" w:cs="Consolas"/>
-          <w:sz w:val="17"/>
-        </w:rPr>
-        <w:t>"        부모가</w:t>
-      </w:r>
-      <w:proofErr w:type="gramEnd"/>
-      <w:r>
-        <w:rPr>
-          <w:rFonts w:ascii="Consolas" w:eastAsia="Consolas" w:hAnsi="Consolas" w:cs="Consolas"/>
-          <w:sz w:val="17"/>
-        </w:rPr>
-        <w:t xml:space="preserve"> 어느 칸인지 알아보는 이름 */</w:t>
+        <w:t xml:space="preserve">     value    = {form.어느칸}   보이는 값은 부모에게서 온다</w:t>
+      </w:r>
+    </w:p>
+    <w:p>
+      <w:pPr>
+        <w:pBdr>
+          <w:left w:val="single" w:sz="12" w:space="6" w:color="B7C3D4"/>
+        </w:pBdr>
+        <w:shd w:val="clear" w:color="auto" w:fill="F2F4F7"/>
+        <w:spacing w:line="250" w:lineRule="auto"/>
+        <w:ind w:left="180" w:right="180"/>
+      </w:pPr>
+      <w:r>
+        <w:rPr>
+          <w:rFonts w:ascii="Consolas" w:eastAsia="Consolas" w:hAnsi="Consolas" w:cs="Consolas"/>
+          <w:sz w:val="17"/>
+        </w:rPr>
+        <w:t xml:space="preserve">     onChange = {onChange}      바뀌면 부모에게 알린다</w:t>
+      </w:r>
+    </w:p>
+    <w:p>
+      <w:pPr>
+        <w:pBdr>
+          <w:left w:val="single" w:sz="12" w:space="6" w:color="B7C3D4"/>
+        </w:pBdr>
+        <w:shd w:val="clear" w:color="auto" w:fill="F2F4F7"/>
+        <w:spacing w:line="250" w:lineRule="auto"/>
+        <w:ind w:left="180" w:right="180"/>
+      </w:pPr>
+      <w:r>
+        <w:rPr>
+          <w:rFonts w:ascii="Consolas" w:eastAsia="Consolas" w:hAnsi="Consolas" w:cs="Consolas"/>
+          <w:sz w:val="17"/>
+        </w:rPr>
+        <w:t xml:space="preserve">     name     = "어느칸"        부모가 어느 칸인지 알아보는 이름 */</w:t>
       </w:r>
     </w:p>
     <w:p>
@@ -15813,23 +14163,7 @@
           <w:rFonts w:ascii="Consolas" w:eastAsia="Consolas" w:hAnsi="Consolas" w:cs="Consolas"/>
           <w:sz w:val="17"/>
         </w:rPr>
-        <w:t xml:space="preserve">    &lt;label htmlFor="name"&gt;이름</w:t>
-      </w:r>
-      <w:proofErr w:type="gramStart"/>
-      <w:r>
-        <w:rPr>
-          <w:rFonts w:ascii="Consolas" w:eastAsia="Consolas" w:hAnsi="Consolas" w:cs="Consolas"/>
-          <w:sz w:val="17"/>
-        </w:rPr>
-        <w:t>:&lt;</w:t>
-      </w:r>
-      <w:proofErr w:type="gramEnd"/>
-      <w:r>
-        <w:rPr>
-          <w:rFonts w:ascii="Consolas" w:eastAsia="Consolas" w:hAnsi="Consolas" w:cs="Consolas"/>
-          <w:sz w:val="17"/>
-        </w:rPr>
-        <w:t>/label&gt;</w:t>
+        <w:t xml:space="preserve">    &lt;label htmlFor="name"&gt;이름:&lt;/label&gt;</w:t>
       </w:r>
     </w:p>
     <w:p>
@@ -16167,23 +14501,7 @@
           <w:rFonts w:ascii="Consolas" w:eastAsia="Consolas" w:hAnsi="Consolas" w:cs="Consolas"/>
           <w:sz w:val="17"/>
         </w:rPr>
-        <w:t xml:space="preserve">const isEditing = </w:t>
-      </w:r>
-      <w:proofErr w:type="gramStart"/>
-      <w:r>
-        <w:rPr>
-          <w:rFonts w:ascii="Consolas" w:eastAsia="Consolas" w:hAnsi="Consolas" w:cs="Consolas"/>
-          <w:sz w:val="17"/>
-        </w:rPr>
-        <w:t>editingId !</w:t>
-      </w:r>
-      <w:proofErr w:type="gramEnd"/>
-      <w:r>
-        <w:rPr>
-          <w:rFonts w:ascii="Consolas" w:eastAsia="Consolas" w:hAnsi="Consolas" w:cs="Consolas"/>
-          <w:sz w:val="17"/>
-        </w:rPr>
-        <w:t>== null;</w:t>
+        <w:t>const isEditing = editingId !== null;</w:t>
       </w:r>
     </w:p>
     <w:p>
@@ -16289,23 +14607,7 @@
           <w:rFonts w:ascii="Consolas" w:eastAsia="Consolas" w:hAnsi="Consolas" w:cs="Consolas"/>
           <w:sz w:val="17"/>
         </w:rPr>
-        <w:t xml:space="preserve">    </w:t>
-      </w:r>
-      <w:proofErr w:type="gramStart"/>
-      <w:r>
-        <w:rPr>
-          <w:rFonts w:ascii="Consolas" w:eastAsia="Consolas" w:hAnsi="Consolas" w:cs="Consolas"/>
-          <w:sz w:val="17"/>
-        </w:rPr>
-        <w:t>event.preventDefault</w:t>
-      </w:r>
-      <w:proofErr w:type="gramEnd"/>
-      <w:r>
-        <w:rPr>
-          <w:rFonts w:ascii="Consolas" w:eastAsia="Consolas" w:hAnsi="Consolas" w:cs="Consolas"/>
-          <w:sz w:val="17"/>
-        </w:rPr>
-        <w:t>();</w:t>
+        <w:t xml:space="preserve">    event.preventDefault();</w:t>
       </w:r>
     </w:p>
     <w:p>
@@ -16373,23 +14675,7 @@
           <w:rFonts w:ascii="Consolas" w:eastAsia="Consolas" w:hAnsi="Consolas" w:cs="Consolas"/>
           <w:sz w:val="17"/>
         </w:rPr>
-        <w:t xml:space="preserve">function </w:t>
-      </w:r>
-      <w:proofErr w:type="gramStart"/>
-      <w:r>
-        <w:rPr>
-          <w:rFonts w:ascii="Consolas" w:eastAsia="Consolas" w:hAnsi="Consolas" w:cs="Consolas"/>
-          <w:sz w:val="17"/>
-        </w:rPr>
-        <w:t>resetForm(</w:t>
-      </w:r>
-      <w:proofErr w:type="gramEnd"/>
-      <w:r>
-        <w:rPr>
-          <w:rFonts w:ascii="Consolas" w:eastAsia="Consolas" w:hAnsi="Consolas" w:cs="Consolas"/>
-          <w:sz w:val="17"/>
-        </w:rPr>
-        <w:t>) {</w:t>
+        <w:t>function resetForm() {</w:t>
       </w:r>
     </w:p>
     <w:p>
@@ -16444,7 +14730,7 @@
         <w:autoSpaceDN/>
         <w:spacing w:line="285" w:lineRule="atLeast"/>
         <w:rPr>
-          <w:rFonts w:ascii="Consolas" w:eastAsia="굴림" w:hAnsi="Consolas" w:cs="굴림" w:hint="eastAsia"/>
+          <w:rFonts w:ascii="Consolas" w:eastAsia="굴림" w:hAnsi="Consolas" w:cs="굴림"/>
           <w:color w:val="000000"/>
           <w:sz w:val="21"/>
           <w:szCs w:val="21"/>
@@ -16456,7 +14742,23 @@
           <w:color w:val="FF0000"/>
           <w:sz w:val="17"/>
         </w:rPr>
-        <w:t xml:space="preserve">StudentFor.jsx </w:t>
+        <w:t>StudentFor</w:t>
+      </w:r>
+      <w:r>
+        <w:rPr>
+          <w:b/>
+          <w:color w:val="FF0000"/>
+          <w:sz w:val="17"/>
+        </w:rPr>
+        <w:t>m</w:t>
+      </w:r>
+      <w:r>
+        <w:rPr>
+          <w:b/>
+          <w:color w:val="FF0000"/>
+          <w:sz w:val="17"/>
+        </w:rPr>
+        <w:t xml:space="preserve">.jsx </w:t>
       </w:r>
       <w:r>
         <w:rPr>
@@ -16535,346 +14837,352 @@
         </w:rPr>
         <w:t xml:space="preserve">        &lt;h1&gt;학생 관리 시스템&lt;/h1&gt;</w:t>
       </w:r>
+    </w:p>
+    <w:p>
+      <w:pPr>
+        <w:pBdr>
+          <w:left w:val="single" w:sz="12" w:space="6" w:color="B7C3D4"/>
+        </w:pBdr>
+        <w:shd w:val="clear" w:color="auto" w:fill="F2F4F7"/>
+        <w:spacing w:line="250" w:lineRule="auto"/>
+        <w:ind w:left="180" w:right="180"/>
+      </w:pPr>
+      <w:r>
+        <w:rPr>
+          <w:rFonts w:ascii="Consolas" w:eastAsia="Consolas" w:hAnsi="Consolas" w:cs="Consolas"/>
+          <w:sz w:val="17"/>
+        </w:rPr>
+        <w:t xml:space="preserve"> </w:t>
+      </w:r>
+    </w:p>
+    <w:p>
+      <w:pPr>
+        <w:pBdr>
+          <w:left w:val="single" w:sz="12" w:space="6" w:color="B7C3D4"/>
+        </w:pBdr>
+        <w:shd w:val="clear" w:color="auto" w:fill="F2F4F7"/>
+        <w:spacing w:line="250" w:lineRule="auto"/>
+        <w:ind w:left="180" w:right="180"/>
+      </w:pPr>
+      <w:r>
+        <w:rPr>
+          <w:rFonts w:ascii="Consolas" w:eastAsia="Consolas" w:hAnsi="Consolas" w:cs="Consolas"/>
+          <w:sz w:val="17"/>
+        </w:rPr>
+        <w:t xml:space="preserve">        &lt;StudentForm</w:t>
+      </w:r>
+    </w:p>
+    <w:p>
+      <w:pPr>
+        <w:pBdr>
+          <w:left w:val="single" w:sz="12" w:space="6" w:color="B7C3D4"/>
+        </w:pBdr>
+        <w:shd w:val="clear" w:color="auto" w:fill="F2F4F7"/>
+        <w:spacing w:line="250" w:lineRule="auto"/>
+        <w:ind w:left="180" w:right="180"/>
+      </w:pPr>
+      <w:r>
+        <w:rPr>
+          <w:rFonts w:ascii="Consolas" w:eastAsia="Consolas" w:hAnsi="Consolas" w:cs="Consolas"/>
+          <w:sz w:val="17"/>
+        </w:rPr>
+        <w:t xml:space="preserve">            form={form}</w:t>
+      </w:r>
+    </w:p>
+    <w:p>
+      <w:pPr>
+        <w:pBdr>
+          <w:left w:val="single" w:sz="12" w:space="6" w:color="B7C3D4"/>
+        </w:pBdr>
+        <w:shd w:val="clear" w:color="auto" w:fill="F2F4F7"/>
+        <w:spacing w:line="250" w:lineRule="auto"/>
+        <w:ind w:left="180" w:right="180"/>
+      </w:pPr>
+      <w:r>
+        <w:rPr>
+          <w:rFonts w:ascii="Consolas" w:eastAsia="Consolas" w:hAnsi="Consolas" w:cs="Consolas"/>
+          <w:sz w:val="17"/>
+        </w:rPr>
+        <w:t xml:space="preserve">            isEditing={isEditing}</w:t>
+      </w:r>
+    </w:p>
+    <w:p>
+      <w:pPr>
+        <w:pBdr>
+          <w:left w:val="single" w:sz="12" w:space="6" w:color="B7C3D4"/>
+        </w:pBdr>
+        <w:shd w:val="clear" w:color="auto" w:fill="F2F4F7"/>
+        <w:spacing w:line="250" w:lineRule="auto"/>
+        <w:ind w:left="180" w:right="180"/>
+      </w:pPr>
+      <w:r>
+        <w:rPr>
+          <w:rFonts w:ascii="Consolas" w:eastAsia="Consolas" w:hAnsi="Consolas" w:cs="Consolas"/>
+          <w:sz w:val="17"/>
+        </w:rPr>
+        <w:t xml:space="preserve">            message={message}</w:t>
+      </w:r>
+    </w:p>
+    <w:p>
+      <w:pPr>
+        <w:pBdr>
+          <w:left w:val="single" w:sz="12" w:space="6" w:color="B7C3D4"/>
+        </w:pBdr>
+        <w:shd w:val="clear" w:color="auto" w:fill="F2F4F7"/>
+        <w:spacing w:line="250" w:lineRule="auto"/>
+        <w:ind w:left="180" w:right="180"/>
+      </w:pPr>
+      <w:r>
+        <w:rPr>
+          <w:rFonts w:ascii="Consolas" w:eastAsia="Consolas" w:hAnsi="Consolas" w:cs="Consolas"/>
+          <w:sz w:val="17"/>
+        </w:rPr>
+        <w:t xml:space="preserve">            onChange={handleChange}</w:t>
+      </w:r>
+    </w:p>
+    <w:p>
+      <w:pPr>
+        <w:pBdr>
+          <w:left w:val="single" w:sz="12" w:space="6" w:color="B7C3D4"/>
+        </w:pBdr>
+        <w:shd w:val="clear" w:color="auto" w:fill="F2F4F7"/>
+        <w:spacing w:line="250" w:lineRule="auto"/>
+        <w:ind w:left="180" w:right="180"/>
+      </w:pPr>
+      <w:r>
+        <w:rPr>
+          <w:rFonts w:ascii="Consolas" w:eastAsia="Consolas" w:hAnsi="Consolas" w:cs="Consolas"/>
+          <w:sz w:val="17"/>
+        </w:rPr>
+        <w:t xml:space="preserve">            onSubmit={handleSubmit}</w:t>
+      </w:r>
+    </w:p>
+    <w:p>
+      <w:pPr>
+        <w:pBdr>
+          <w:left w:val="single" w:sz="12" w:space="6" w:color="B7C3D4"/>
+        </w:pBdr>
+        <w:shd w:val="clear" w:color="auto" w:fill="F2F4F7"/>
+        <w:spacing w:line="250" w:lineRule="auto"/>
+        <w:ind w:left="180" w:right="180"/>
+      </w:pPr>
+      <w:r>
+        <w:rPr>
+          <w:rFonts w:ascii="Consolas" w:eastAsia="Consolas" w:hAnsi="Consolas" w:cs="Consolas"/>
+          <w:sz w:val="17"/>
+        </w:rPr>
+        <w:t xml:space="preserve">            onCancel={resetForm}</w:t>
+      </w:r>
+    </w:p>
+    <w:p>
+      <w:pPr>
+        <w:pBdr>
+          <w:left w:val="single" w:sz="12" w:space="6" w:color="B7C3D4"/>
+        </w:pBdr>
+        <w:shd w:val="clear" w:color="auto" w:fill="F2F4F7"/>
+        <w:spacing w:line="250" w:lineRule="auto"/>
+        <w:ind w:left="180" w:right="180"/>
+      </w:pPr>
+      <w:r>
+        <w:rPr>
+          <w:rFonts w:ascii="Consolas" w:eastAsia="Consolas" w:hAnsi="Consolas" w:cs="Consolas"/>
+          <w:sz w:val="17"/>
+        </w:rPr>
+        <w:t xml:space="preserve">        /&gt;</w:t>
+      </w:r>
+    </w:p>
+    <w:p>
+      <w:pPr>
+        <w:pBdr>
+          <w:left w:val="single" w:sz="12" w:space="6" w:color="B7C3D4"/>
+        </w:pBdr>
+        <w:shd w:val="clear" w:color="auto" w:fill="F2F4F7"/>
+        <w:spacing w:line="250" w:lineRule="auto"/>
+        <w:ind w:left="180" w:right="180"/>
+      </w:pPr>
+      <w:r>
+        <w:rPr>
+          <w:rFonts w:ascii="Consolas" w:eastAsia="Consolas" w:hAnsi="Consolas" w:cs="Consolas"/>
+          <w:sz w:val="17"/>
+        </w:rPr>
+        <w:t xml:space="preserve"> </w:t>
+      </w:r>
+    </w:p>
+    <w:p>
+      <w:pPr>
+        <w:pBdr>
+          <w:left w:val="single" w:sz="12" w:space="6" w:color="B7C3D4"/>
+        </w:pBdr>
+        <w:shd w:val="clear" w:color="auto" w:fill="F2F4F7"/>
+        <w:spacing w:line="250" w:lineRule="auto"/>
+        <w:ind w:left="180" w:right="180"/>
+      </w:pPr>
+      <w:r>
+        <w:rPr>
+          <w:rFonts w:ascii="Consolas" w:eastAsia="Consolas" w:hAnsi="Consolas" w:cs="Consolas"/>
+          <w:sz w:val="17"/>
+        </w:rPr>
+        <w:t xml:space="preserve">        &lt;StudentTable</w:t>
+      </w:r>
+    </w:p>
+    <w:p>
+      <w:pPr>
+        <w:pBdr>
+          <w:left w:val="single" w:sz="12" w:space="6" w:color="B7C3D4"/>
+        </w:pBdr>
+        <w:shd w:val="clear" w:color="auto" w:fill="F2F4F7"/>
+        <w:spacing w:line="250" w:lineRule="auto"/>
+        <w:ind w:left="180" w:right="180"/>
+      </w:pPr>
+      <w:r>
+        <w:rPr>
+          <w:rFonts w:ascii="Consolas" w:eastAsia="Consolas" w:hAnsi="Consolas" w:cs="Consolas"/>
+          <w:sz w:val="17"/>
+        </w:rPr>
+        <w:t xml:space="preserve">            students={students}</w:t>
+      </w:r>
+    </w:p>
+    <w:p>
+      <w:pPr>
+        <w:pBdr>
+          <w:left w:val="single" w:sz="12" w:space="6" w:color="B7C3D4"/>
+        </w:pBdr>
+        <w:shd w:val="clear" w:color="auto" w:fill="F2F4F7"/>
+        <w:spacing w:line="250" w:lineRule="auto"/>
+        <w:ind w:left="180" w:right="180"/>
+      </w:pPr>
+      <w:r>
+        <w:rPr>
+          <w:rFonts w:ascii="Consolas" w:eastAsia="Consolas" w:hAnsi="Consolas" w:cs="Consolas"/>
+          <w:sz w:val="17"/>
+        </w:rPr>
+        <w:t xml:space="preserve">            loading={loading}</w:t>
+      </w:r>
+    </w:p>
+    <w:p>
+      <w:pPr>
+        <w:pBdr>
+          <w:left w:val="single" w:sz="12" w:space="6" w:color="B7C3D4"/>
+        </w:pBdr>
+        <w:shd w:val="clear" w:color="auto" w:fill="F2F4F7"/>
+        <w:spacing w:line="250" w:lineRule="auto"/>
+        <w:ind w:left="180" w:right="180"/>
+      </w:pPr>
+      <w:r>
+        <w:rPr>
+          <w:rFonts w:ascii="Consolas" w:eastAsia="Consolas" w:hAnsi="Consolas" w:cs="Consolas"/>
+          <w:sz w:val="17"/>
+        </w:rPr>
+        <w:t xml:space="preserve">            error={listError}</w:t>
+      </w:r>
+    </w:p>
+    <w:p>
+      <w:pPr>
+        <w:pBdr>
+          <w:left w:val="single" w:sz="12" w:space="6" w:color="B7C3D4"/>
+        </w:pBdr>
+        <w:shd w:val="clear" w:color="auto" w:fill="F2F4F7"/>
+        <w:spacing w:line="250" w:lineRule="auto"/>
+        <w:ind w:left="180" w:right="180"/>
+      </w:pPr>
+      <w:r>
+        <w:rPr>
+          <w:rFonts w:ascii="Consolas" w:eastAsia="Consolas" w:hAnsi="Consolas" w:cs="Consolas"/>
+          <w:sz w:val="17"/>
+        </w:rPr>
+        <w:t xml:space="preserve">            onEdit={handleEdit}</w:t>
+      </w:r>
+    </w:p>
+    <w:p>
+      <w:pPr>
+        <w:pBdr>
+          <w:left w:val="single" w:sz="12" w:space="6" w:color="B7C3D4"/>
+        </w:pBdr>
+        <w:shd w:val="clear" w:color="auto" w:fill="F2F4F7"/>
+        <w:spacing w:line="250" w:lineRule="auto"/>
+        <w:ind w:left="180" w:right="180"/>
+      </w:pPr>
+      <w:r>
+        <w:rPr>
+          <w:rFonts w:ascii="Consolas" w:eastAsia="Consolas" w:hAnsi="Consolas" w:cs="Consolas"/>
+          <w:sz w:val="17"/>
+        </w:rPr>
+        <w:t xml:space="preserve">            onDelete={handleDelete}</w:t>
+      </w:r>
+    </w:p>
+    <w:p>
+      <w:pPr>
+        <w:pBdr>
+          <w:left w:val="single" w:sz="12" w:space="6" w:color="B7C3D4"/>
+        </w:pBdr>
+        <w:shd w:val="clear" w:color="auto" w:fill="F2F4F7"/>
+        <w:spacing w:line="250" w:lineRule="auto"/>
+        <w:ind w:left="180" w:right="180"/>
+      </w:pPr>
+      <w:r>
+        <w:rPr>
+          <w:rFonts w:ascii="Consolas" w:eastAsia="Consolas" w:hAnsi="Consolas" w:cs="Consolas"/>
+          <w:sz w:val="17"/>
+        </w:rPr>
+        <w:t xml:space="preserve">        /&gt;</w:t>
+      </w:r>
+    </w:p>
+    <w:p>
+      <w:pPr>
+        <w:pBdr>
+          <w:left w:val="single" w:sz="12" w:space="6" w:color="B7C3D4"/>
+        </w:pBdr>
+        <w:shd w:val="clear" w:color="auto" w:fill="F2F4F7"/>
+        <w:spacing w:line="250" w:lineRule="auto"/>
+        <w:ind w:left="180" w:right="180"/>
+      </w:pPr>
+      <w:r>
+        <w:rPr>
+          <w:rFonts w:ascii="Consolas" w:eastAsia="Consolas" w:hAnsi="Consolas" w:cs="Consolas"/>
+          <w:sz w:val="17"/>
+        </w:rPr>
+        <w:t xml:space="preserve">    &lt;/&gt;</w:t>
+      </w:r>
+    </w:p>
+    <w:p>
+      <w:pPr>
+        <w:pBdr>
+          <w:left w:val="single" w:sz="12" w:space="6" w:color="B7C3D4"/>
+        </w:pBdr>
+        <w:shd w:val="clear" w:color="auto" w:fill="F2F4F7"/>
+        <w:spacing w:after="160" w:line="250" w:lineRule="auto"/>
+        <w:ind w:left="180" w:right="180"/>
+      </w:pPr>
+      <w:r>
+        <w:rPr>
+          <w:rFonts w:ascii="Consolas" w:eastAsia="Consolas" w:hAnsi="Consolas" w:cs="Consolas"/>
+          <w:sz w:val="17"/>
+        </w:rPr>
+        <w:t>);</w:t>
+      </w:r>
+    </w:p>
+    <w:p>
+      <w:pPr>
+        <w:spacing w:after="80"/>
+      </w:pPr>
+      <w:r>
+        <w:t>StudentForm 이 받는 것은 일곱 개인데 여섯 개만 넘겼습니다. 빠진 containerRef 는 수정 버튼을 눌렀을 때 폼으로 스크롤하는 데 쓰는 것이라 실습 5-9 에서 넘깁니다. 넘기지 않으면 undefined 가 들어가는데, ref 에 undefined 를 주는 것은 React 에서 아무 문제가 없습니다.</w:t>
+      </w:r>
+    </w:p>
+    <w:p>
+      <w:pPr>
+        <w:spacing w:after="80"/>
+      </w:pPr>
+      <w:r>
+        <w:t>개발 서버를 열면 4부와 같은 폼이 보입니다. 여섯 칸에 글자가 써지면 제대로 된 것입니다. 값이 state 에 들어가는지 보고 싶으면 handleChange 안에 console.log(next)</w:t>
+      </w:r>
+      <w:r>
+        <w:t>;</w:t>
+      </w:r>
       <w:bookmarkStart w:id="0" w:name="_GoBack"/>
       <w:bookmarkEnd w:id="0"/>
-    </w:p>
-    <w:p>
-      <w:pPr>
-        <w:pBdr>
-          <w:left w:val="single" w:sz="12" w:space="6" w:color="B7C3D4"/>
-        </w:pBdr>
-        <w:shd w:val="clear" w:color="auto" w:fill="F2F4F7"/>
-        <w:spacing w:line="250" w:lineRule="auto"/>
-        <w:ind w:left="180" w:right="180"/>
-      </w:pPr>
-      <w:r>
-        <w:rPr>
-          <w:rFonts w:ascii="Consolas" w:eastAsia="Consolas" w:hAnsi="Consolas" w:cs="Consolas"/>
-          <w:sz w:val="17"/>
-        </w:rPr>
-        <w:t xml:space="preserve"> </w:t>
-      </w:r>
-    </w:p>
-    <w:p>
-      <w:pPr>
-        <w:pBdr>
-          <w:left w:val="single" w:sz="12" w:space="6" w:color="B7C3D4"/>
-        </w:pBdr>
-        <w:shd w:val="clear" w:color="auto" w:fill="F2F4F7"/>
-        <w:spacing w:line="250" w:lineRule="auto"/>
-        <w:ind w:left="180" w:right="180"/>
-      </w:pPr>
-      <w:r>
-        <w:rPr>
-          <w:rFonts w:ascii="Consolas" w:eastAsia="Consolas" w:hAnsi="Consolas" w:cs="Consolas"/>
-          <w:sz w:val="17"/>
-        </w:rPr>
-        <w:t xml:space="preserve">        &lt;StudentForm</w:t>
-      </w:r>
-    </w:p>
-    <w:p>
-      <w:pPr>
-        <w:pBdr>
-          <w:left w:val="single" w:sz="12" w:space="6" w:color="B7C3D4"/>
-        </w:pBdr>
-        <w:shd w:val="clear" w:color="auto" w:fill="F2F4F7"/>
-        <w:spacing w:line="250" w:lineRule="auto"/>
-        <w:ind w:left="180" w:right="180"/>
-      </w:pPr>
-      <w:r>
-        <w:rPr>
-          <w:rFonts w:ascii="Consolas" w:eastAsia="Consolas" w:hAnsi="Consolas" w:cs="Consolas"/>
-          <w:sz w:val="17"/>
-        </w:rPr>
-        <w:t xml:space="preserve">            form={form}</w:t>
-      </w:r>
-    </w:p>
-    <w:p>
-      <w:pPr>
-        <w:pBdr>
-          <w:left w:val="single" w:sz="12" w:space="6" w:color="B7C3D4"/>
-        </w:pBdr>
-        <w:shd w:val="clear" w:color="auto" w:fill="F2F4F7"/>
-        <w:spacing w:line="250" w:lineRule="auto"/>
-        <w:ind w:left="180" w:right="180"/>
-      </w:pPr>
-      <w:r>
-        <w:rPr>
-          <w:rFonts w:ascii="Consolas" w:eastAsia="Consolas" w:hAnsi="Consolas" w:cs="Consolas"/>
-          <w:sz w:val="17"/>
-        </w:rPr>
-        <w:t xml:space="preserve">            isEditing={isEditing}</w:t>
-      </w:r>
-    </w:p>
-    <w:p>
-      <w:pPr>
-        <w:pBdr>
-          <w:left w:val="single" w:sz="12" w:space="6" w:color="B7C3D4"/>
-        </w:pBdr>
-        <w:shd w:val="clear" w:color="auto" w:fill="F2F4F7"/>
-        <w:spacing w:line="250" w:lineRule="auto"/>
-        <w:ind w:left="180" w:right="180"/>
-      </w:pPr>
-      <w:r>
-        <w:rPr>
-          <w:rFonts w:ascii="Consolas" w:eastAsia="Consolas" w:hAnsi="Consolas" w:cs="Consolas"/>
-          <w:sz w:val="17"/>
-        </w:rPr>
-        <w:t xml:space="preserve">            message={message}</w:t>
-      </w:r>
-    </w:p>
-    <w:p>
-      <w:pPr>
-        <w:pBdr>
-          <w:left w:val="single" w:sz="12" w:space="6" w:color="B7C3D4"/>
-        </w:pBdr>
-        <w:shd w:val="clear" w:color="auto" w:fill="F2F4F7"/>
-        <w:spacing w:line="250" w:lineRule="auto"/>
-        <w:ind w:left="180" w:right="180"/>
-      </w:pPr>
-      <w:r>
-        <w:rPr>
-          <w:rFonts w:ascii="Consolas" w:eastAsia="Consolas" w:hAnsi="Consolas" w:cs="Consolas"/>
-          <w:sz w:val="17"/>
-        </w:rPr>
-        <w:t xml:space="preserve">            onChange={handleChange}</w:t>
-      </w:r>
-    </w:p>
-    <w:p>
-      <w:pPr>
-        <w:pBdr>
-          <w:left w:val="single" w:sz="12" w:space="6" w:color="B7C3D4"/>
-        </w:pBdr>
-        <w:shd w:val="clear" w:color="auto" w:fill="F2F4F7"/>
-        <w:spacing w:line="250" w:lineRule="auto"/>
-        <w:ind w:left="180" w:right="180"/>
-      </w:pPr>
-      <w:r>
-        <w:rPr>
-          <w:rFonts w:ascii="Consolas" w:eastAsia="Consolas" w:hAnsi="Consolas" w:cs="Consolas"/>
-          <w:sz w:val="17"/>
-        </w:rPr>
-        <w:t xml:space="preserve">            onSubmit={handleSubmit}</w:t>
-      </w:r>
-    </w:p>
-    <w:p>
-      <w:pPr>
-        <w:pBdr>
-          <w:left w:val="single" w:sz="12" w:space="6" w:color="B7C3D4"/>
-        </w:pBdr>
-        <w:shd w:val="clear" w:color="auto" w:fill="F2F4F7"/>
-        <w:spacing w:line="250" w:lineRule="auto"/>
-        <w:ind w:left="180" w:right="180"/>
-      </w:pPr>
-      <w:r>
-        <w:rPr>
-          <w:rFonts w:ascii="Consolas" w:eastAsia="Consolas" w:hAnsi="Consolas" w:cs="Consolas"/>
-          <w:sz w:val="17"/>
-        </w:rPr>
-        <w:t xml:space="preserve">            onCancel={resetForm}</w:t>
-      </w:r>
-    </w:p>
-    <w:p>
-      <w:pPr>
-        <w:pBdr>
-          <w:left w:val="single" w:sz="12" w:space="6" w:color="B7C3D4"/>
-        </w:pBdr>
-        <w:shd w:val="clear" w:color="auto" w:fill="F2F4F7"/>
-        <w:spacing w:line="250" w:lineRule="auto"/>
-        <w:ind w:left="180" w:right="180"/>
-      </w:pPr>
-      <w:r>
-        <w:rPr>
-          <w:rFonts w:ascii="Consolas" w:eastAsia="Consolas" w:hAnsi="Consolas" w:cs="Consolas"/>
-          <w:sz w:val="17"/>
-        </w:rPr>
-        <w:t xml:space="preserve">        /&gt;</w:t>
-      </w:r>
-    </w:p>
-    <w:p>
-      <w:pPr>
-        <w:pBdr>
-          <w:left w:val="single" w:sz="12" w:space="6" w:color="B7C3D4"/>
-        </w:pBdr>
-        <w:shd w:val="clear" w:color="auto" w:fill="F2F4F7"/>
-        <w:spacing w:line="250" w:lineRule="auto"/>
-        <w:ind w:left="180" w:right="180"/>
-      </w:pPr>
-      <w:r>
-        <w:rPr>
-          <w:rFonts w:ascii="Consolas" w:eastAsia="Consolas" w:hAnsi="Consolas" w:cs="Consolas"/>
-          <w:sz w:val="17"/>
-        </w:rPr>
-        <w:t xml:space="preserve"> </w:t>
-      </w:r>
-    </w:p>
-    <w:p>
-      <w:pPr>
-        <w:pBdr>
-          <w:left w:val="single" w:sz="12" w:space="6" w:color="B7C3D4"/>
-        </w:pBdr>
-        <w:shd w:val="clear" w:color="auto" w:fill="F2F4F7"/>
-        <w:spacing w:line="250" w:lineRule="auto"/>
-        <w:ind w:left="180" w:right="180"/>
-      </w:pPr>
-      <w:r>
-        <w:rPr>
-          <w:rFonts w:ascii="Consolas" w:eastAsia="Consolas" w:hAnsi="Consolas" w:cs="Consolas"/>
-          <w:sz w:val="17"/>
-        </w:rPr>
-        <w:t xml:space="preserve">        &lt;StudentTable</w:t>
-      </w:r>
-    </w:p>
-    <w:p>
-      <w:pPr>
-        <w:pBdr>
-          <w:left w:val="single" w:sz="12" w:space="6" w:color="B7C3D4"/>
-        </w:pBdr>
-        <w:shd w:val="clear" w:color="auto" w:fill="F2F4F7"/>
-        <w:spacing w:line="250" w:lineRule="auto"/>
-        <w:ind w:left="180" w:right="180"/>
-      </w:pPr>
-      <w:r>
-        <w:rPr>
-          <w:rFonts w:ascii="Consolas" w:eastAsia="Consolas" w:hAnsi="Consolas" w:cs="Consolas"/>
-          <w:sz w:val="17"/>
-        </w:rPr>
-        <w:t xml:space="preserve">            students={students}</w:t>
-      </w:r>
-    </w:p>
-    <w:p>
-      <w:pPr>
-        <w:pBdr>
-          <w:left w:val="single" w:sz="12" w:space="6" w:color="B7C3D4"/>
-        </w:pBdr>
-        <w:shd w:val="clear" w:color="auto" w:fill="F2F4F7"/>
-        <w:spacing w:line="250" w:lineRule="auto"/>
-        <w:ind w:left="180" w:right="180"/>
-      </w:pPr>
-      <w:r>
-        <w:rPr>
-          <w:rFonts w:ascii="Consolas" w:eastAsia="Consolas" w:hAnsi="Consolas" w:cs="Consolas"/>
-          <w:sz w:val="17"/>
-        </w:rPr>
-        <w:t xml:space="preserve">            loading={loading}</w:t>
-      </w:r>
-    </w:p>
-    <w:p>
-      <w:pPr>
-        <w:pBdr>
-          <w:left w:val="single" w:sz="12" w:space="6" w:color="B7C3D4"/>
-        </w:pBdr>
-        <w:shd w:val="clear" w:color="auto" w:fill="F2F4F7"/>
-        <w:spacing w:line="250" w:lineRule="auto"/>
-        <w:ind w:left="180" w:right="180"/>
-      </w:pPr>
-      <w:r>
-        <w:rPr>
-          <w:rFonts w:ascii="Consolas" w:eastAsia="Consolas" w:hAnsi="Consolas" w:cs="Consolas"/>
-          <w:sz w:val="17"/>
-        </w:rPr>
-        <w:t xml:space="preserve">            error={listError}</w:t>
-      </w:r>
-    </w:p>
-    <w:p>
-      <w:pPr>
-        <w:pBdr>
-          <w:left w:val="single" w:sz="12" w:space="6" w:color="B7C3D4"/>
-        </w:pBdr>
-        <w:shd w:val="clear" w:color="auto" w:fill="F2F4F7"/>
-        <w:spacing w:line="250" w:lineRule="auto"/>
-        <w:ind w:left="180" w:right="180"/>
-      </w:pPr>
-      <w:r>
-        <w:rPr>
-          <w:rFonts w:ascii="Consolas" w:eastAsia="Consolas" w:hAnsi="Consolas" w:cs="Consolas"/>
-          <w:sz w:val="17"/>
-        </w:rPr>
-        <w:t xml:space="preserve">            onEdit={handleEdit}</w:t>
-      </w:r>
-    </w:p>
-    <w:p>
-      <w:pPr>
-        <w:pBdr>
-          <w:left w:val="single" w:sz="12" w:space="6" w:color="B7C3D4"/>
-        </w:pBdr>
-        <w:shd w:val="clear" w:color="auto" w:fill="F2F4F7"/>
-        <w:spacing w:line="250" w:lineRule="auto"/>
-        <w:ind w:left="180" w:right="180"/>
-      </w:pPr>
-      <w:r>
-        <w:rPr>
-          <w:rFonts w:ascii="Consolas" w:eastAsia="Consolas" w:hAnsi="Consolas" w:cs="Consolas"/>
-          <w:sz w:val="17"/>
-        </w:rPr>
-        <w:t xml:space="preserve">            onDelete={handleDelete}</w:t>
-      </w:r>
-    </w:p>
-    <w:p>
-      <w:pPr>
-        <w:pBdr>
-          <w:left w:val="single" w:sz="12" w:space="6" w:color="B7C3D4"/>
-        </w:pBdr>
-        <w:shd w:val="clear" w:color="auto" w:fill="F2F4F7"/>
-        <w:spacing w:line="250" w:lineRule="auto"/>
-        <w:ind w:left="180" w:right="180"/>
-      </w:pPr>
-      <w:r>
-        <w:rPr>
-          <w:rFonts w:ascii="Consolas" w:eastAsia="Consolas" w:hAnsi="Consolas" w:cs="Consolas"/>
-          <w:sz w:val="17"/>
-        </w:rPr>
-        <w:t xml:space="preserve">        /&gt;</w:t>
-      </w:r>
-    </w:p>
-    <w:p>
-      <w:pPr>
-        <w:pBdr>
-          <w:left w:val="single" w:sz="12" w:space="6" w:color="B7C3D4"/>
-        </w:pBdr>
-        <w:shd w:val="clear" w:color="auto" w:fill="F2F4F7"/>
-        <w:spacing w:line="250" w:lineRule="auto"/>
-        <w:ind w:left="180" w:right="180"/>
-      </w:pPr>
-      <w:r>
-        <w:rPr>
-          <w:rFonts w:ascii="Consolas" w:eastAsia="Consolas" w:hAnsi="Consolas" w:cs="Consolas"/>
-          <w:sz w:val="17"/>
-        </w:rPr>
-        <w:t xml:space="preserve">    &lt;/&gt;</w:t>
-      </w:r>
-    </w:p>
-    <w:p>
-      <w:pPr>
-        <w:pBdr>
-          <w:left w:val="single" w:sz="12" w:space="6" w:color="B7C3D4"/>
-        </w:pBdr>
-        <w:shd w:val="clear" w:color="auto" w:fill="F2F4F7"/>
-        <w:spacing w:after="160" w:line="250" w:lineRule="auto"/>
-        <w:ind w:left="180" w:right="180"/>
-      </w:pPr>
-      <w:r>
-        <w:rPr>
-          <w:rFonts w:ascii="Consolas" w:eastAsia="Consolas" w:hAnsi="Consolas" w:cs="Consolas"/>
-          <w:sz w:val="17"/>
-        </w:rPr>
-        <w:t>);</w:t>
-      </w:r>
-    </w:p>
-    <w:p>
-      <w:pPr>
-        <w:spacing w:after="80"/>
-      </w:pPr>
-      <w:r>
-        <w:t>StudentForm 이 받는 것은 일곱 개인데 여섯 개만 넘겼습니다. 빠진 containerRef 는 수정 버튼을 눌렀을 때 폼으로 스크롤하는 데 쓰는 것이라 실습 5-9 에서 넘깁니다. 넘기지 않으면 undefined 가 들어가는데, ref 에 undefined 를 주는 것은 React 에서 아무 문제가 없습니다.</w:t>
-      </w:r>
-    </w:p>
-    <w:p>
-      <w:pPr>
-        <w:spacing w:after="80"/>
-      </w:pPr>
-      <w:r>
-        <w:t>개발 서버를 열면 4부와 같은 폼이 보입니다. 여섯 칸에 글자가 써지면 제대로 된 것입니다. 값이 state 에 들어가는지 보고 싶으면 handleChange 안에 console.log(next) 를 한 줄 넣어 보세요. 글자를 칠 때마다 객체가 찍힙니다.</w:t>
+      <w:r>
+        <w:t xml:space="preserve"> 를 한 줄 넣어 보세요. 글자를 칠 때마다 객체가 찍힙니다.</w:t>
       </w:r>
     </w:p>
     <w:p>
@@ -16975,23 +15283,7 @@
           <w:color w:val="333333"/>
           <w:sz w:val="19"/>
         </w:rPr>
-        <w:t xml:space="preserve">value 에 undefined 나 null 을 넣으면 React 가 경고를 냅니다. toFormValues </w:t>
-      </w:r>
-      <w:proofErr w:type="gramStart"/>
-      <w:r>
-        <w:rPr>
-          <w:color w:val="333333"/>
-          <w:sz w:val="19"/>
-        </w:rPr>
-        <w:t>가 ?</w:t>
-      </w:r>
-      <w:proofErr w:type="gramEnd"/>
-      <w:r>
-        <w:rPr>
-          <w:color w:val="333333"/>
-          <w:sz w:val="19"/>
-        </w:rPr>
-        <w:t>? "" 로 빈 문자열을 보장하는 이유입니다.</w:t>
+        <w:t>value 에 undefined 나 null 을 넣으면 React 가 경고를 냅니다. toFormValues 가 ?? "" 로 빈 문자열을 보장하는 이유입니다.</w:t>
       </w:r>
     </w:p>
     <w:p>
@@ -17092,23 +15384,7 @@
           <w:color w:val="333333"/>
           <w:sz w:val="19"/>
         </w:rPr>
-        <w:t xml:space="preserve">폼이 화면에 안 보인다 → App 의 return 에 &lt;StudentForm </w:t>
-      </w:r>
-      <w:proofErr w:type="gramStart"/>
-      <w:r>
-        <w:rPr>
-          <w:color w:val="333333"/>
-          <w:sz w:val="19"/>
-        </w:rPr>
-        <w:t>...</w:t>
-      </w:r>
-      <w:proofErr w:type="gramEnd"/>
-      <w:r>
-        <w:rPr>
-          <w:color w:val="333333"/>
-          <w:sz w:val="19"/>
-        </w:rPr>
-        <w:t xml:space="preserve"> /&gt; 을 넣지 않았습니다.</w:t>
+        <w:t>폼이 화면에 안 보인다 → App 의 return 에 &lt;StudentForm ... /&gt; 을 넣지 않았습니다.</w:t>
       </w:r>
     </w:p>
     <w:p>
@@ -17150,21 +15426,12 @@
       <w:pPr>
         <w:spacing w:after="120"/>
       </w:pPr>
-      <w:proofErr w:type="gramStart"/>
       <w:r>
         <w:rPr>
           <w:color w:val="666666"/>
           <w:sz w:val="19"/>
         </w:rPr>
-        <w:t>파일  src</w:t>
-      </w:r>
-      <w:proofErr w:type="gramEnd"/>
-      <w:r>
-        <w:rPr>
-          <w:color w:val="666666"/>
-          <w:sz w:val="19"/>
-        </w:rPr>
-        <w:t>/components/MessageBox.jsx   src/App.jsx</w:t>
+        <w:t>파일  src/components/MessageBox.jsx   src/App.jsx</w:t>
       </w:r>
     </w:p>
     <w:p>
@@ -17354,19 +15621,11 @@
             <w:pPr>
               <w:spacing w:line="240" w:lineRule="auto"/>
             </w:pPr>
-            <w:proofErr w:type="gramStart"/>
-            <w:r>
-              <w:rPr>
-                <w:sz w:val="18"/>
-              </w:rPr>
-              <w:t>{ text</w:t>
-            </w:r>
-            <w:proofErr w:type="gramEnd"/>
-            <w:r>
-              <w:rPr>
-                <w:sz w:val="18"/>
-              </w:rPr>
-              <w:t>, type } 또는 null</w:t>
+            <w:r>
+              <w:rPr>
+                <w:sz w:val="18"/>
+              </w:rPr>
+              <w:t>{ text, type } 또는 null</w:t>
             </w:r>
           </w:p>
         </w:tc>
@@ -17591,25 +15850,43 @@
           <w:color w:val="8A8F98"/>
           <w:sz w:val="17"/>
         </w:rPr>
-        <w:t xml:space="preserve">export function </w:t>
-      </w:r>
-      <w:proofErr w:type="gramStart"/>
+        <w:t>export function showMessage(text, type = "error", timeout = 0) {</w:t>
+      </w:r>
+    </w:p>
+    <w:p>
+      <w:pPr>
+        <w:pBdr>
+          <w:left w:val="single" w:sz="12" w:space="6" w:color="B7C3D4"/>
+        </w:pBdr>
+        <w:shd w:val="clear" w:color="auto" w:fill="F2F4F7"/>
+        <w:spacing w:line="250" w:lineRule="auto"/>
+        <w:ind w:left="180" w:right="180"/>
+      </w:pPr>
       <w:r>
         <w:rPr>
           <w:rFonts w:ascii="Consolas" w:eastAsia="Consolas" w:hAnsi="Consolas" w:cs="Consolas"/>
           <w:color w:val="8A8F98"/>
           <w:sz w:val="17"/>
         </w:rPr>
-        <w:t>showMessage(</w:t>
-      </w:r>
-      <w:proofErr w:type="gramEnd"/>
+        <w:t xml:space="preserve">    clearTimeout(messageTimer);</w:t>
+      </w:r>
+    </w:p>
+    <w:p>
+      <w:pPr>
+        <w:pBdr>
+          <w:left w:val="single" w:sz="12" w:space="6" w:color="B7C3D4"/>
+        </w:pBdr>
+        <w:shd w:val="clear" w:color="auto" w:fill="F2F4F7"/>
+        <w:spacing w:line="250" w:lineRule="auto"/>
+        <w:ind w:left="180" w:right="180"/>
+      </w:pPr>
       <w:r>
         <w:rPr>
           <w:rFonts w:ascii="Consolas" w:eastAsia="Consolas" w:hAnsi="Consolas" w:cs="Consolas"/>
           <w:color w:val="8A8F98"/>
           <w:sz w:val="17"/>
         </w:rPr>
-        <w:t>text, type = "error", timeout = 0) {</w:t>
+        <w:t xml:space="preserve">    formError.textContent = text;</w:t>
       </w:r>
     </w:p>
     <w:p>
@@ -17627,7 +15904,7 @@
           <w:color w:val="8A8F98"/>
           <w:sz w:val="17"/>
         </w:rPr>
-        <w:t xml:space="preserve">    clearTimeout(messageTimer);</w:t>
+        <w:t xml:space="preserve">    formError.style.color = COLORS[type] ?? COLORS.error;</w:t>
       </w:r>
     </w:p>
     <w:p>
@@ -17645,7 +15922,7 @@
           <w:color w:val="8A8F98"/>
           <w:sz w:val="17"/>
         </w:rPr>
-        <w:t xml:space="preserve">    formError.textContent = text;</w:t>
+        <w:t xml:space="preserve">    formError.style.display = "block";</w:t>
       </w:r>
     </w:p>
     <w:p>
@@ -17663,25 +15940,43 @@
           <w:color w:val="8A8F98"/>
           <w:sz w:val="17"/>
         </w:rPr>
-        <w:t xml:space="preserve">    </w:t>
-      </w:r>
-      <w:proofErr w:type="gramStart"/>
+        <w:t xml:space="preserve">    if (timeout &gt; 0) messageTimer = setTimeout(clearMessages, timeout);</w:t>
+      </w:r>
+    </w:p>
+    <w:p>
+      <w:pPr>
+        <w:pBdr>
+          <w:left w:val="single" w:sz="12" w:space="6" w:color="B7C3D4"/>
+        </w:pBdr>
+        <w:shd w:val="clear" w:color="auto" w:fill="F2F4F7"/>
+        <w:spacing w:line="250" w:lineRule="auto"/>
+        <w:ind w:left="180" w:right="180"/>
+      </w:pPr>
       <w:r>
         <w:rPr>
           <w:rFonts w:ascii="Consolas" w:eastAsia="Consolas" w:hAnsi="Consolas" w:cs="Consolas"/>
           <w:color w:val="8A8F98"/>
           <w:sz w:val="17"/>
         </w:rPr>
-        <w:t>formError.style.color</w:t>
-      </w:r>
-      <w:proofErr w:type="gramEnd"/>
+        <w:t>}</w:t>
+      </w:r>
+    </w:p>
+    <w:p>
+      <w:pPr>
+        <w:pBdr>
+          <w:left w:val="single" w:sz="12" w:space="6" w:color="B7C3D4"/>
+        </w:pBdr>
+        <w:shd w:val="clear" w:color="auto" w:fill="F2F4F7"/>
+        <w:spacing w:line="250" w:lineRule="auto"/>
+        <w:ind w:left="180" w:right="180"/>
+      </w:pPr>
       <w:r>
         <w:rPr>
           <w:rFonts w:ascii="Consolas" w:eastAsia="Consolas" w:hAnsi="Consolas" w:cs="Consolas"/>
           <w:color w:val="8A8F98"/>
           <w:sz w:val="17"/>
         </w:rPr>
-        <w:t xml:space="preserve"> = COLORS[type] ?? COLORS.error;</w:t>
+        <w:t xml:space="preserve"> </w:t>
       </w:r>
     </w:p>
     <w:p>
@@ -17699,169 +15994,25 @@
           <w:color w:val="8A8F98"/>
           <w:sz w:val="17"/>
         </w:rPr>
-        <w:t xml:space="preserve">    </w:t>
-      </w:r>
-      <w:proofErr w:type="gramStart"/>
+        <w:t>export function clearMessages() { ... display = "none" ... }</w:t>
+      </w:r>
+    </w:p>
+    <w:p>
+      <w:pPr>
+        <w:pBdr>
+          <w:left w:val="single" w:sz="12" w:space="6" w:color="B7C3D4"/>
+        </w:pBdr>
+        <w:shd w:val="clear" w:color="auto" w:fill="F2F4F7"/>
+        <w:spacing w:after="160" w:line="250" w:lineRule="auto"/>
+        <w:ind w:left="180" w:right="180"/>
+      </w:pPr>
       <w:r>
         <w:rPr>
           <w:rFonts w:ascii="Consolas" w:eastAsia="Consolas" w:hAnsi="Consolas" w:cs="Consolas"/>
           <w:color w:val="8A8F98"/>
           <w:sz w:val="17"/>
         </w:rPr>
-        <w:t>formError.style.display</w:t>
-      </w:r>
-      <w:proofErr w:type="gramEnd"/>
-      <w:r>
-        <w:rPr>
-          <w:rFonts w:ascii="Consolas" w:eastAsia="Consolas" w:hAnsi="Consolas" w:cs="Consolas"/>
-          <w:color w:val="8A8F98"/>
-          <w:sz w:val="17"/>
-        </w:rPr>
-        <w:t xml:space="preserve"> = "block";</w:t>
-      </w:r>
-    </w:p>
-    <w:p>
-      <w:pPr>
-        <w:pBdr>
-          <w:left w:val="single" w:sz="12" w:space="6" w:color="B7C3D4"/>
-        </w:pBdr>
-        <w:shd w:val="clear" w:color="auto" w:fill="F2F4F7"/>
-        <w:spacing w:line="250" w:lineRule="auto"/>
-        <w:ind w:left="180" w:right="180"/>
-      </w:pPr>
-      <w:r>
-        <w:rPr>
-          <w:rFonts w:ascii="Consolas" w:eastAsia="Consolas" w:hAnsi="Consolas" w:cs="Consolas"/>
-          <w:color w:val="8A8F98"/>
-          <w:sz w:val="17"/>
-        </w:rPr>
-        <w:t xml:space="preserve">    if (timeout &gt; 0) messageTimer = </w:t>
-      </w:r>
-      <w:proofErr w:type="gramStart"/>
-      <w:r>
-        <w:rPr>
-          <w:rFonts w:ascii="Consolas" w:eastAsia="Consolas" w:hAnsi="Consolas" w:cs="Consolas"/>
-          <w:color w:val="8A8F98"/>
-          <w:sz w:val="17"/>
-        </w:rPr>
-        <w:t>setTimeout(</w:t>
-      </w:r>
-      <w:proofErr w:type="gramEnd"/>
-      <w:r>
-        <w:rPr>
-          <w:rFonts w:ascii="Consolas" w:eastAsia="Consolas" w:hAnsi="Consolas" w:cs="Consolas"/>
-          <w:color w:val="8A8F98"/>
-          <w:sz w:val="17"/>
-        </w:rPr>
-        <w:t>clearMessages, timeout);</w:t>
-      </w:r>
-    </w:p>
-    <w:p>
-      <w:pPr>
-        <w:pBdr>
-          <w:left w:val="single" w:sz="12" w:space="6" w:color="B7C3D4"/>
-        </w:pBdr>
-        <w:shd w:val="clear" w:color="auto" w:fill="F2F4F7"/>
-        <w:spacing w:line="250" w:lineRule="auto"/>
-        <w:ind w:left="180" w:right="180"/>
-      </w:pPr>
-      <w:r>
-        <w:rPr>
-          <w:rFonts w:ascii="Consolas" w:eastAsia="Consolas" w:hAnsi="Consolas" w:cs="Consolas"/>
-          <w:color w:val="8A8F98"/>
-          <w:sz w:val="17"/>
-        </w:rPr>
-        <w:t>}</w:t>
-      </w:r>
-    </w:p>
-    <w:p>
-      <w:pPr>
-        <w:pBdr>
-          <w:left w:val="single" w:sz="12" w:space="6" w:color="B7C3D4"/>
-        </w:pBdr>
-        <w:shd w:val="clear" w:color="auto" w:fill="F2F4F7"/>
-        <w:spacing w:line="250" w:lineRule="auto"/>
-        <w:ind w:left="180" w:right="180"/>
-      </w:pPr>
-      <w:r>
-        <w:rPr>
-          <w:rFonts w:ascii="Consolas" w:eastAsia="Consolas" w:hAnsi="Consolas" w:cs="Consolas"/>
-          <w:color w:val="8A8F98"/>
-          <w:sz w:val="17"/>
-        </w:rPr>
-        <w:t xml:space="preserve"> </w:t>
-      </w:r>
-    </w:p>
-    <w:p>
-      <w:pPr>
-        <w:pBdr>
-          <w:left w:val="single" w:sz="12" w:space="6" w:color="B7C3D4"/>
-        </w:pBdr>
-        <w:shd w:val="clear" w:color="auto" w:fill="F2F4F7"/>
-        <w:spacing w:line="250" w:lineRule="auto"/>
-        <w:ind w:left="180" w:right="180"/>
-      </w:pPr>
-      <w:r>
-        <w:rPr>
-          <w:rFonts w:ascii="Consolas" w:eastAsia="Consolas" w:hAnsi="Consolas" w:cs="Consolas"/>
-          <w:color w:val="8A8F98"/>
-          <w:sz w:val="17"/>
-        </w:rPr>
-        <w:t xml:space="preserve">export function </w:t>
-      </w:r>
-      <w:proofErr w:type="gramStart"/>
-      <w:r>
-        <w:rPr>
-          <w:rFonts w:ascii="Consolas" w:eastAsia="Consolas" w:hAnsi="Consolas" w:cs="Consolas"/>
-          <w:color w:val="8A8F98"/>
-          <w:sz w:val="17"/>
-        </w:rPr>
-        <w:t>clearMessages(</w:t>
-      </w:r>
-      <w:proofErr w:type="gramEnd"/>
-      <w:r>
-        <w:rPr>
-          <w:rFonts w:ascii="Consolas" w:eastAsia="Consolas" w:hAnsi="Consolas" w:cs="Consolas"/>
-          <w:color w:val="8A8F98"/>
-          <w:sz w:val="17"/>
-        </w:rPr>
-        <w:t>) { ... display = "none" ... }</w:t>
-      </w:r>
-    </w:p>
-    <w:p>
-      <w:pPr>
-        <w:pBdr>
-          <w:left w:val="single" w:sz="12" w:space="6" w:color="B7C3D4"/>
-        </w:pBdr>
-        <w:shd w:val="clear" w:color="auto" w:fill="F2F4F7"/>
-        <w:spacing w:after="160" w:line="250" w:lineRule="auto"/>
-        <w:ind w:left="180" w:right="180"/>
-      </w:pPr>
-      <w:r>
-        <w:rPr>
-          <w:rFonts w:ascii="Consolas" w:eastAsia="Consolas" w:hAnsi="Consolas" w:cs="Consolas"/>
-          <w:color w:val="8A8F98"/>
-          <w:sz w:val="17"/>
-        </w:rPr>
-        <w:t xml:space="preserve">export function </w:t>
-      </w:r>
-      <w:proofErr w:type="gramStart"/>
-      <w:r>
-        <w:rPr>
-          <w:rFonts w:ascii="Consolas" w:eastAsia="Consolas" w:hAnsi="Consolas" w:cs="Consolas"/>
-          <w:color w:val="8A8F98"/>
-          <w:sz w:val="17"/>
-        </w:rPr>
-        <w:t>setLoading(</w:t>
-      </w:r>
-      <w:proofErr w:type="gramEnd"/>
-      <w:r>
-        <w:rPr>
-          <w:rFonts w:ascii="Consolas" w:eastAsia="Consolas" w:hAnsi="Consolas" w:cs="Consolas"/>
-          <w:color w:val="8A8F98"/>
-          <w:sz w:val="17"/>
-        </w:rPr>
-        <w:t>isLoading = true) { ... display ... }</w:t>
+        <w:t>export function setLoading(isLoading = true) { ... display ... }</w:t>
       </w:r>
     </w:p>
     <w:p>
@@ -17890,43 +16041,18 @@
           <w:color w:val="666666"/>
           <w:sz w:val="17"/>
         </w:rPr>
-        <w:t>▶ src/components/</w:t>
-      </w:r>
-      <w:proofErr w:type="gramStart"/>
-      <w:r>
-        <w:rPr>
-          <w:b/>
-          <w:color w:val="666666"/>
-          <w:sz w:val="17"/>
-        </w:rPr>
-        <w:t xml:space="preserve">MessageBox.jsx      </w:t>
-      </w:r>
-      <w:proofErr w:type="gramEnd"/>
-      <w:r>
-        <w:fldChar w:fldCharType="begin"/>
-      </w:r>
-      <w:r>
-        <w:instrText xml:space="preserve"> HYPERLINK "https://github.com/mysoyul/Html_CSS_JS_App/blob/main/docs/examples/05_react/step/5-7_MessageBox.jsx" </w:instrText>
-      </w:r>
-      <w:r>
-        <w:fldChar w:fldCharType="separate"/>
-      </w:r>
-      <w:r>
-        <w:rPr>
-          <w:rStyle w:val="a5"/>
-          <w:b/>
-          <w:sz w:val="17"/>
-        </w:rPr>
-        <w:t>[전체 코드 보기]</w:t>
-      </w:r>
-      <w:r>
-        <w:rPr>
-          <w:rStyle w:val="a5"/>
-          <w:b/>
-          <w:sz w:val="17"/>
-        </w:rPr>
-        <w:fldChar w:fldCharType="end"/>
-      </w:r>
+        <w:t xml:space="preserve">▶ src/components/MessageBox.jsx      </w:t>
+      </w:r>
+      <w:hyperlink r:id="rId12" w:history="1">
+        <w:r>
+          <w:rPr>
+            <w:rStyle w:val="a5"/>
+            <w:b/>
+            <w:sz w:val="17"/>
+          </w:rPr>
+          <w:t>[전체 코드 보기]</w:t>
+        </w:r>
+      </w:hyperlink>
     </w:p>
     <w:p>
       <w:pPr>
@@ -18087,61 +16213,25 @@
           <w:color w:val="0E7A34"/>
           <w:sz w:val="17"/>
         </w:rPr>
-        <w:t xml:space="preserve">   부모가 &lt;MessageBox message={</w:t>
-      </w:r>
-      <w:proofErr w:type="gramStart"/>
-      <w:r>
-        <w:rPr>
-          <w:rFonts w:ascii="Consolas" w:eastAsia="Consolas" w:hAnsi="Consolas" w:cs="Consolas"/>
-          <w:color w:val="0E7A34"/>
-          <w:sz w:val="17"/>
-        </w:rPr>
-        <w:t>...</w:t>
-      </w:r>
-      <w:proofErr w:type="gramEnd"/>
-      <w:r>
-        <w:rPr>
-          <w:rFonts w:ascii="Consolas" w:eastAsia="Consolas" w:hAnsi="Consolas" w:cs="Consolas"/>
-          <w:color w:val="0E7A34"/>
-          <w:sz w:val="17"/>
-        </w:rPr>
-        <w:t>} /&gt; 라고 쓰면 여기로 들어온다. */</w:t>
-      </w:r>
-    </w:p>
-    <w:p>
-      <w:pPr>
-        <w:pBdr>
-          <w:left w:val="single" w:sz="12" w:space="6" w:color="B7C3D4"/>
-        </w:pBdr>
-        <w:shd w:val="clear" w:color="auto" w:fill="F2F4F7"/>
-        <w:spacing w:line="250" w:lineRule="auto"/>
-        <w:ind w:left="180" w:right="180"/>
-      </w:pPr>
-      <w:r>
-        <w:rPr>
-          <w:rFonts w:ascii="Consolas" w:eastAsia="Consolas" w:hAnsi="Consolas" w:cs="Consolas"/>
-          <w:color w:val="0E7A34"/>
-          <w:sz w:val="17"/>
-        </w:rPr>
-        <w:t xml:space="preserve">function </w:t>
-      </w:r>
-      <w:proofErr w:type="gramStart"/>
-      <w:r>
-        <w:rPr>
-          <w:rFonts w:ascii="Consolas" w:eastAsia="Consolas" w:hAnsi="Consolas" w:cs="Consolas"/>
-          <w:color w:val="0E7A34"/>
-          <w:sz w:val="17"/>
-        </w:rPr>
-        <w:t>MessageBox(</w:t>
-      </w:r>
-      <w:proofErr w:type="gramEnd"/>
-      <w:r>
-        <w:rPr>
-          <w:rFonts w:ascii="Consolas" w:eastAsia="Consolas" w:hAnsi="Consolas" w:cs="Consolas"/>
-          <w:color w:val="0E7A34"/>
-          <w:sz w:val="17"/>
-        </w:rPr>
-        <w:t>{ message }) {</w:t>
+        <w:t xml:space="preserve">   부모가 &lt;MessageBox message={...} /&gt; 라고 쓰면 여기로 들어온다. */</w:t>
+      </w:r>
+    </w:p>
+    <w:p>
+      <w:pPr>
+        <w:pBdr>
+          <w:left w:val="single" w:sz="12" w:space="6" w:color="B7C3D4"/>
+        </w:pBdr>
+        <w:shd w:val="clear" w:color="auto" w:fill="F2F4F7"/>
+        <w:spacing w:line="250" w:lineRule="auto"/>
+        <w:ind w:left="180" w:right="180"/>
+      </w:pPr>
+      <w:r>
+        <w:rPr>
+          <w:rFonts w:ascii="Consolas" w:eastAsia="Consolas" w:hAnsi="Consolas" w:cs="Consolas"/>
+          <w:color w:val="0E7A34"/>
+          <w:sz w:val="17"/>
+        </w:rPr>
+        <w:t>function MessageBox({ message }) {</w:t>
       </w:r>
     </w:p>
     <w:p>
@@ -18195,25 +16285,7 @@
           <w:color w:val="0E7A34"/>
           <w:sz w:val="17"/>
         </w:rPr>
-        <w:t xml:space="preserve">    if </w:t>
-      </w:r>
-      <w:proofErr w:type="gramStart"/>
-      <w:r>
-        <w:rPr>
-          <w:rFonts w:ascii="Consolas" w:eastAsia="Consolas" w:hAnsi="Consolas" w:cs="Consolas"/>
-          <w:color w:val="0E7A34"/>
-          <w:sz w:val="17"/>
-        </w:rPr>
-        <w:t>(!message</w:t>
-      </w:r>
-      <w:proofErr w:type="gramEnd"/>
-      <w:r>
-        <w:rPr>
-          <w:rFonts w:ascii="Consolas" w:eastAsia="Consolas" w:hAnsi="Consolas" w:cs="Consolas"/>
-          <w:color w:val="0E7A34"/>
-          <w:sz w:val="17"/>
-        </w:rPr>
-        <w:t>) {</w:t>
+        <w:t xml:space="preserve">    if (!message) {</w:t>
       </w:r>
     </w:p>
     <w:p>
@@ -18303,43 +16375,7 @@
           <w:color w:val="0E7A34"/>
           <w:sz w:val="17"/>
         </w:rPr>
-        <w:t xml:space="preserve">    const textStyle = </w:t>
-      </w:r>
-      <w:proofErr w:type="gramStart"/>
-      <w:r>
-        <w:rPr>
-          <w:rFonts w:ascii="Consolas" w:eastAsia="Consolas" w:hAnsi="Consolas" w:cs="Consolas"/>
-          <w:color w:val="0E7A34"/>
-          <w:sz w:val="17"/>
-        </w:rPr>
-        <w:t>{ color</w:t>
-      </w:r>
-      <w:proofErr w:type="gramEnd"/>
-      <w:r>
-        <w:rPr>
-          <w:rFonts w:ascii="Consolas" w:eastAsia="Consolas" w:hAnsi="Consolas" w:cs="Consolas"/>
-          <w:color w:val="0E7A34"/>
-          <w:sz w:val="17"/>
-        </w:rPr>
-        <w:t xml:space="preserve">: COLORS[message.type] ?? </w:t>
-      </w:r>
-      <w:proofErr w:type="gramStart"/>
-      <w:r>
-        <w:rPr>
-          <w:rFonts w:ascii="Consolas" w:eastAsia="Consolas" w:hAnsi="Consolas" w:cs="Consolas"/>
-          <w:color w:val="0E7A34"/>
-          <w:sz w:val="17"/>
-        </w:rPr>
-        <w:t>COLORS.error }</w:t>
-      </w:r>
-      <w:proofErr w:type="gramEnd"/>
-      <w:r>
-        <w:rPr>
-          <w:rFonts w:ascii="Consolas" w:eastAsia="Consolas" w:hAnsi="Consolas" w:cs="Consolas"/>
-          <w:color w:val="0E7A34"/>
-          <w:sz w:val="17"/>
-        </w:rPr>
-        <w:t>;</w:t>
+        <w:t xml:space="preserve">    const textStyle = { color: COLORS[message.type] ?? COLORS.error };</w:t>
       </w:r>
     </w:p>
     <w:p>
@@ -18590,25 +16626,7 @@
           <w:color w:val="0E7A34"/>
           <w:sz w:val="17"/>
         </w:rPr>
-        <w:t>{loading &amp;&amp; &lt;div className="loading"&gt;로딩 중</w:t>
-      </w:r>
-      <w:proofErr w:type="gramStart"/>
-      <w:r>
-        <w:rPr>
-          <w:rFonts w:ascii="Consolas" w:eastAsia="Consolas" w:hAnsi="Consolas" w:cs="Consolas"/>
-          <w:color w:val="0E7A34"/>
-          <w:sz w:val="17"/>
-        </w:rPr>
-        <w:t>...</w:t>
-      </w:r>
-      <w:proofErr w:type="gramEnd"/>
-      <w:r>
-        <w:rPr>
-          <w:rFonts w:ascii="Consolas" w:eastAsia="Consolas" w:hAnsi="Consolas" w:cs="Consolas"/>
-          <w:color w:val="0E7A34"/>
-          <w:sz w:val="17"/>
-        </w:rPr>
-        <w:t>&lt;/div&gt;}</w:t>
+        <w:t>{loading &amp;&amp; &lt;div className="loading"&gt;로딩 중...&lt;/div&gt;}</w:t>
       </w:r>
     </w:p>
     <w:p>
@@ -18770,25 +16788,7 @@
           <w:color w:val="0E7A34"/>
           <w:sz w:val="17"/>
         </w:rPr>
-        <w:t xml:space="preserve">// StudentForm.jsx — 4부 setEditMode 의 </w:t>
-      </w:r>
-      <w:proofErr w:type="gramStart"/>
-      <w:r>
-        <w:rPr>
-          <w:rFonts w:ascii="Consolas" w:eastAsia="Consolas" w:hAnsi="Consolas" w:cs="Consolas"/>
-          <w:color w:val="0E7A34"/>
-          <w:sz w:val="17"/>
-        </w:rPr>
-        <w:t>classList.toggle 을</w:t>
-      </w:r>
-      <w:proofErr w:type="gramEnd"/>
-      <w:r>
-        <w:rPr>
-          <w:rFonts w:ascii="Consolas" w:eastAsia="Consolas" w:hAnsi="Consolas" w:cs="Consolas"/>
-          <w:color w:val="0E7A34"/>
-          <w:sz w:val="17"/>
-        </w:rPr>
-        <w:t xml:space="preserve"> 문자열로</w:t>
+        <w:t>// StudentForm.jsx — 4부 setEditMode 의 classList.toggle 을 문자열로</w:t>
       </w:r>
     </w:p>
     <w:p>
@@ -18973,59 +16973,31 @@
         <w:spacing w:line="250" w:lineRule="auto"/>
         <w:ind w:left="180" w:right="180"/>
       </w:pPr>
-      <w:proofErr w:type="gramStart"/>
-      <w:r>
-        <w:rPr>
-          <w:rFonts w:ascii="Consolas" w:eastAsia="Consolas" w:hAnsi="Consolas" w:cs="Consolas"/>
-          <w:color w:val="0E7A34"/>
-          <w:sz w:val="17"/>
-        </w:rPr>
-        <w:t>useEffect(</w:t>
-      </w:r>
-      <w:proofErr w:type="gramEnd"/>
-      <w:r>
-        <w:rPr>
-          <w:rFonts w:ascii="Consolas" w:eastAsia="Consolas" w:hAnsi="Consolas" w:cs="Consolas"/>
-          <w:color w:val="0E7A34"/>
-          <w:sz w:val="17"/>
-        </w:rPr>
-        <w:t>() =&gt; {</w:t>
-      </w:r>
-    </w:p>
-    <w:p>
-      <w:pPr>
-        <w:pBdr>
-          <w:left w:val="single" w:sz="12" w:space="6" w:color="B7C3D4"/>
-        </w:pBdr>
-        <w:shd w:val="clear" w:color="auto" w:fill="F2F4F7"/>
-        <w:spacing w:line="250" w:lineRule="auto"/>
-        <w:ind w:left="180" w:right="180"/>
-      </w:pPr>
-      <w:r>
-        <w:rPr>
-          <w:rFonts w:ascii="Consolas" w:eastAsia="Consolas" w:hAnsi="Consolas" w:cs="Consolas"/>
-          <w:color w:val="0E7A34"/>
-          <w:sz w:val="17"/>
-        </w:rPr>
-        <w:t xml:space="preserve">    if </w:t>
-      </w:r>
-      <w:proofErr w:type="gramStart"/>
-      <w:r>
-        <w:rPr>
-          <w:rFonts w:ascii="Consolas" w:eastAsia="Consolas" w:hAnsi="Consolas" w:cs="Consolas"/>
-          <w:color w:val="0E7A34"/>
-          <w:sz w:val="17"/>
-        </w:rPr>
-        <w:t>(!message</w:t>
-      </w:r>
-      <w:proofErr w:type="gramEnd"/>
-      <w:r>
-        <w:rPr>
-          <w:rFonts w:ascii="Consolas" w:eastAsia="Consolas" w:hAnsi="Consolas" w:cs="Consolas"/>
-          <w:color w:val="0E7A34"/>
-          <w:sz w:val="17"/>
-        </w:rPr>
-        <w:t>) {</w:t>
+      <w:r>
+        <w:rPr>
+          <w:rFonts w:ascii="Consolas" w:eastAsia="Consolas" w:hAnsi="Consolas" w:cs="Consolas"/>
+          <w:color w:val="0E7A34"/>
+          <w:sz w:val="17"/>
+        </w:rPr>
+        <w:t>useEffect(() =&gt; {</w:t>
+      </w:r>
+    </w:p>
+    <w:p>
+      <w:pPr>
+        <w:pBdr>
+          <w:left w:val="single" w:sz="12" w:space="6" w:color="B7C3D4"/>
+        </w:pBdr>
+        <w:shd w:val="clear" w:color="auto" w:fill="F2F4F7"/>
+        <w:spacing w:line="250" w:lineRule="auto"/>
+        <w:ind w:left="180" w:right="180"/>
+      </w:pPr>
+      <w:r>
+        <w:rPr>
+          <w:rFonts w:ascii="Consolas" w:eastAsia="Consolas" w:hAnsi="Consolas" w:cs="Consolas"/>
+          <w:color w:val="0E7A34"/>
+          <w:sz w:val="17"/>
+        </w:rPr>
+        <w:t xml:space="preserve">    if (!message) {</w:t>
       </w:r>
     </w:p>
     <w:p>
@@ -19115,25 +17087,7 @@
           <w:color w:val="0E7A34"/>
           <w:sz w:val="17"/>
         </w:rPr>
-        <w:t xml:space="preserve">    if (</w:t>
-      </w:r>
-      <w:proofErr w:type="gramStart"/>
-      <w:r>
-        <w:rPr>
-          <w:rFonts w:ascii="Consolas" w:eastAsia="Consolas" w:hAnsi="Consolas" w:cs="Consolas"/>
-          <w:color w:val="0E7A34"/>
-          <w:sz w:val="17"/>
-        </w:rPr>
-        <w:t>message.type</w:t>
-      </w:r>
-      <w:proofErr w:type="gramEnd"/>
-      <w:r>
-        <w:rPr>
-          <w:rFonts w:ascii="Consolas" w:eastAsia="Consolas" w:hAnsi="Consolas" w:cs="Consolas"/>
-          <w:color w:val="0E7A34"/>
-          <w:sz w:val="17"/>
-        </w:rPr>
-        <w:t xml:space="preserve"> !== "success") {</w:t>
+        <w:t xml:space="preserve">    if (message.type !== "success") {</w:t>
       </w:r>
     </w:p>
     <w:p>
@@ -19205,25 +17159,7 @@
           <w:color w:val="0E7A34"/>
           <w:sz w:val="17"/>
         </w:rPr>
-        <w:t xml:space="preserve">    const timer = </w:t>
-      </w:r>
-      <w:proofErr w:type="gramStart"/>
-      <w:r>
-        <w:rPr>
-          <w:rFonts w:ascii="Consolas" w:eastAsia="Consolas" w:hAnsi="Consolas" w:cs="Consolas"/>
-          <w:color w:val="0E7A34"/>
-          <w:sz w:val="17"/>
-        </w:rPr>
-        <w:t>setTimeout(</w:t>
-      </w:r>
-      <w:proofErr w:type="gramEnd"/>
-      <w:r>
-        <w:rPr>
-          <w:rFonts w:ascii="Consolas" w:eastAsia="Consolas" w:hAnsi="Consolas" w:cs="Consolas"/>
-          <w:color w:val="0E7A34"/>
-          <w:sz w:val="17"/>
-        </w:rPr>
-        <w:t>() =&gt; setMessage(null), MESSAGE_TIMEOUT);</w:t>
+        <w:t xml:space="preserve">    const timer = setTimeout(() =&gt; setMessage(null), MESSAGE_TIMEOUT);</w:t>
       </w:r>
     </w:p>
     <w:p>
@@ -19387,39 +17323,7 @@
           <w:color w:val="333333"/>
           <w:sz w:val="19"/>
         </w:rPr>
-        <w:t xml:space="preserve">조건부 렌더링 자리에 0 이 보인다 → {students.length &amp;&amp; </w:t>
-      </w:r>
-      <w:proofErr w:type="gramStart"/>
-      <w:r>
-        <w:rPr>
-          <w:color w:val="333333"/>
-          <w:sz w:val="19"/>
-        </w:rPr>
-        <w:t>...</w:t>
-      </w:r>
-      <w:proofErr w:type="gramEnd"/>
-      <w:r>
-        <w:rPr>
-          <w:color w:val="333333"/>
-          <w:sz w:val="19"/>
-        </w:rPr>
-        <w:t xml:space="preserve">} 처럼 숫자로 조건을 쓰면 0 이 그대로 그려집니다. students.length &gt; </w:t>
-      </w:r>
-      <w:proofErr w:type="gramStart"/>
-      <w:r>
-        <w:rPr>
-          <w:color w:val="333333"/>
-          <w:sz w:val="19"/>
-        </w:rPr>
-        <w:t>0 처럼</w:t>
-      </w:r>
-      <w:proofErr w:type="gramEnd"/>
-      <w:r>
-        <w:rPr>
-          <w:color w:val="333333"/>
-          <w:sz w:val="19"/>
-        </w:rPr>
-        <w:t xml:space="preserve"> 참·거짓으로 바꾸세요.</w:t>
+        <w:t>조건부 렌더링 자리에 0 이 보인다 → {students.length &amp;&amp; ...} 처럼 숫자로 조건을 쓰면 0 이 그대로 그려집니다. students.length &gt; 0 처럼 참·거짓으로 바꾸세요.</w:t>
       </w:r>
     </w:p>
     <w:p>
@@ -19444,21 +17348,12 @@
       <w:pPr>
         <w:spacing w:after="120"/>
       </w:pPr>
-      <w:proofErr w:type="gramStart"/>
       <w:r>
         <w:rPr>
           <w:color w:val="666666"/>
           <w:sz w:val="19"/>
         </w:rPr>
-        <w:t>파일  src</w:t>
-      </w:r>
-      <w:proofErr w:type="gramEnd"/>
-      <w:r>
-        <w:rPr>
-          <w:color w:val="666666"/>
-          <w:sz w:val="19"/>
-        </w:rPr>
-        <w:t>/App.jsx</w:t>
+        <w:t>파일  src/App.jsx</w:t>
       </w:r>
     </w:p>
     <w:p>
@@ -19546,25 +17441,43 @@
           <w:color w:val="8A8F98"/>
           <w:sz w:val="17"/>
         </w:rPr>
-        <w:t xml:space="preserve">    </w:t>
-      </w:r>
-      <w:proofErr w:type="gramStart"/>
+        <w:t xml:space="preserve">    event.preventDefault();</w:t>
+      </w:r>
+    </w:p>
+    <w:p>
+      <w:pPr>
+        <w:pBdr>
+          <w:left w:val="single" w:sz="12" w:space="6" w:color="B7C3D4"/>
+        </w:pBdr>
+        <w:shd w:val="clear" w:color="auto" w:fill="F2F4F7"/>
+        <w:spacing w:line="250" w:lineRule="auto"/>
+        <w:ind w:left="180" w:right="180"/>
+      </w:pPr>
       <w:r>
         <w:rPr>
           <w:rFonts w:ascii="Consolas" w:eastAsia="Consolas" w:hAnsi="Consolas" w:cs="Consolas"/>
           <w:color w:val="8A8F98"/>
           <w:sz w:val="17"/>
         </w:rPr>
-        <w:t>event.preventDefault</w:t>
-      </w:r>
-      <w:proofErr w:type="gramEnd"/>
+        <w:t xml:space="preserve">    clearMessages();</w:t>
+      </w:r>
+    </w:p>
+    <w:p>
+      <w:pPr>
+        <w:pBdr>
+          <w:left w:val="single" w:sz="12" w:space="6" w:color="B7C3D4"/>
+        </w:pBdr>
+        <w:shd w:val="clear" w:color="auto" w:fill="F2F4F7"/>
+        <w:spacing w:line="250" w:lineRule="auto"/>
+        <w:ind w:left="180" w:right="180"/>
+      </w:pPr>
       <w:r>
         <w:rPr>
           <w:rFonts w:ascii="Consolas" w:eastAsia="Consolas" w:hAnsi="Consolas" w:cs="Consolas"/>
           <w:color w:val="8A8F98"/>
           <w:sz w:val="17"/>
         </w:rPr>
-        <w:t>();</w:t>
+        <w:t xml:space="preserve"> </w:t>
       </w:r>
     </w:p>
     <w:p>
@@ -19582,25 +17495,43 @@
           <w:color w:val="8A8F98"/>
           <w:sz w:val="17"/>
         </w:rPr>
-        <w:t xml:space="preserve">    </w:t>
-      </w:r>
-      <w:proofErr w:type="gramStart"/>
+        <w:t xml:space="preserve">    const studentData = collectStudentData();   // DOM 에서 긁어모음</w:t>
+      </w:r>
+    </w:p>
+    <w:p>
+      <w:pPr>
+        <w:pBdr>
+          <w:left w:val="single" w:sz="12" w:space="6" w:color="B7C3D4"/>
+        </w:pBdr>
+        <w:shd w:val="clear" w:color="auto" w:fill="F2F4F7"/>
+        <w:spacing w:line="250" w:lineRule="auto"/>
+        <w:ind w:left="180" w:right="180"/>
+      </w:pPr>
       <w:r>
         <w:rPr>
           <w:rFonts w:ascii="Consolas" w:eastAsia="Consolas" w:hAnsi="Consolas" w:cs="Consolas"/>
           <w:color w:val="8A8F98"/>
           <w:sz w:val="17"/>
         </w:rPr>
-        <w:t>clearMessages(</w:t>
-      </w:r>
-      <w:proofErr w:type="gramEnd"/>
+        <w:t xml:space="preserve">    ...</w:t>
+      </w:r>
+    </w:p>
+    <w:p>
+      <w:pPr>
+        <w:pBdr>
+          <w:left w:val="single" w:sz="12" w:space="6" w:color="B7C3D4"/>
+        </w:pBdr>
+        <w:shd w:val="clear" w:color="auto" w:fill="F2F4F7"/>
+        <w:spacing w:line="250" w:lineRule="auto"/>
+        <w:ind w:left="180" w:right="180"/>
+      </w:pPr>
       <w:r>
         <w:rPr>
           <w:rFonts w:ascii="Consolas" w:eastAsia="Consolas" w:hAnsi="Consolas" w:cs="Consolas"/>
           <w:color w:val="8A8F98"/>
           <w:sz w:val="17"/>
         </w:rPr>
-        <w:t>);</w:t>
+        <w:t xml:space="preserve">    resetForm();                                // DOM 을 되돌림</w:t>
       </w:r>
     </w:p>
     <w:p>
@@ -19618,97 +17549,7 @@
           <w:color w:val="8A8F98"/>
           <w:sz w:val="17"/>
         </w:rPr>
-        <w:t xml:space="preserve"> </w:t>
-      </w:r>
-    </w:p>
-    <w:p>
-      <w:pPr>
-        <w:pBdr>
-          <w:left w:val="single" w:sz="12" w:space="6" w:color="B7C3D4"/>
-        </w:pBdr>
-        <w:shd w:val="clear" w:color="auto" w:fill="F2F4F7"/>
-        <w:spacing w:line="250" w:lineRule="auto"/>
-        <w:ind w:left="180" w:right="180"/>
-      </w:pPr>
-      <w:r>
-        <w:rPr>
-          <w:rFonts w:ascii="Consolas" w:eastAsia="Consolas" w:hAnsi="Consolas" w:cs="Consolas"/>
-          <w:color w:val="8A8F98"/>
-          <w:sz w:val="17"/>
-        </w:rPr>
-        <w:t xml:space="preserve">    const studentData = collectStudentData();   // DOM 에서 긁어모음</w:t>
-      </w:r>
-    </w:p>
-    <w:p>
-      <w:pPr>
-        <w:pBdr>
-          <w:left w:val="single" w:sz="12" w:space="6" w:color="B7C3D4"/>
-        </w:pBdr>
-        <w:shd w:val="clear" w:color="auto" w:fill="F2F4F7"/>
-        <w:spacing w:line="250" w:lineRule="auto"/>
-        <w:ind w:left="180" w:right="180"/>
-      </w:pPr>
-      <w:r>
-        <w:rPr>
-          <w:rFonts w:ascii="Consolas" w:eastAsia="Consolas" w:hAnsi="Consolas" w:cs="Consolas"/>
-          <w:color w:val="8A8F98"/>
-          <w:sz w:val="17"/>
-        </w:rPr>
-        <w:t xml:space="preserve">    ...</w:t>
-      </w:r>
-    </w:p>
-    <w:p>
-      <w:pPr>
-        <w:pBdr>
-          <w:left w:val="single" w:sz="12" w:space="6" w:color="B7C3D4"/>
-        </w:pBdr>
-        <w:shd w:val="clear" w:color="auto" w:fill="F2F4F7"/>
-        <w:spacing w:line="250" w:lineRule="auto"/>
-        <w:ind w:left="180" w:right="180"/>
-      </w:pPr>
-      <w:r>
-        <w:rPr>
-          <w:rFonts w:ascii="Consolas" w:eastAsia="Consolas" w:hAnsi="Consolas" w:cs="Consolas"/>
-          <w:color w:val="8A8F98"/>
-          <w:sz w:val="17"/>
-        </w:rPr>
-        <w:t xml:space="preserve">    resetForm();                                // DOM 을 되돌림</w:t>
-      </w:r>
-    </w:p>
-    <w:p>
-      <w:pPr>
-        <w:pBdr>
-          <w:left w:val="single" w:sz="12" w:space="6" w:color="B7C3D4"/>
-        </w:pBdr>
-        <w:shd w:val="clear" w:color="auto" w:fill="F2F4F7"/>
-        <w:spacing w:line="250" w:lineRule="auto"/>
-        <w:ind w:left="180" w:right="180"/>
-      </w:pPr>
-      <w:r>
-        <w:rPr>
-          <w:rFonts w:ascii="Consolas" w:eastAsia="Consolas" w:hAnsi="Consolas" w:cs="Consolas"/>
-          <w:color w:val="8A8F98"/>
-          <w:sz w:val="17"/>
-        </w:rPr>
-        <w:t xml:space="preserve">    await </w:t>
-      </w:r>
-      <w:proofErr w:type="gramStart"/>
-      <w:r>
-        <w:rPr>
-          <w:rFonts w:ascii="Consolas" w:eastAsia="Consolas" w:hAnsi="Consolas" w:cs="Consolas"/>
-          <w:color w:val="8A8F98"/>
-          <w:sz w:val="17"/>
-        </w:rPr>
-        <w:t>loadStudents(</w:t>
-      </w:r>
-      <w:proofErr w:type="gramEnd"/>
-      <w:r>
-        <w:rPr>
-          <w:rFonts w:ascii="Consolas" w:eastAsia="Consolas" w:hAnsi="Consolas" w:cs="Consolas"/>
-          <w:color w:val="8A8F98"/>
-          <w:sz w:val="17"/>
-        </w:rPr>
-        <w:t>);</w:t>
+        <w:t xml:space="preserve">    await loadStudents();</w:t>
       </w:r>
     </w:p>
     <w:p>
@@ -19935,25 +17776,7 @@
           <w:color w:val="0E7A34"/>
           <w:sz w:val="17"/>
         </w:rPr>
-        <w:t xml:space="preserve">        </w:t>
-      </w:r>
-      <w:proofErr w:type="gramStart"/>
-      <w:r>
-        <w:rPr>
-          <w:rFonts w:ascii="Consolas" w:eastAsia="Consolas" w:hAnsi="Consolas" w:cs="Consolas"/>
-          <w:color w:val="0E7A34"/>
-          <w:sz w:val="17"/>
-        </w:rPr>
-        <w:t>setMessage(</w:t>
-      </w:r>
-      <w:proofErr w:type="gramEnd"/>
-      <w:r>
-        <w:rPr>
-          <w:rFonts w:ascii="Consolas" w:eastAsia="Consolas" w:hAnsi="Consolas" w:cs="Consolas"/>
-          <w:color w:val="0E7A34"/>
-          <w:sz w:val="17"/>
-        </w:rPr>
-        <w:t>{ text: errorMessage, type: "error" });</w:t>
+        <w:t xml:space="preserve">        setMessage({ text: errorMessage, type: "error" });</w:t>
       </w:r>
     </w:p>
     <w:p>
@@ -20061,61 +17884,25 @@
           <w:color w:val="0E7A34"/>
           <w:sz w:val="17"/>
         </w:rPr>
-        <w:t xml:space="preserve">            await </w:t>
-      </w:r>
-      <w:proofErr w:type="gramStart"/>
-      <w:r>
-        <w:rPr>
-          <w:rFonts w:ascii="Consolas" w:eastAsia="Consolas" w:hAnsi="Consolas" w:cs="Consolas"/>
-          <w:color w:val="0E7A34"/>
-          <w:sz w:val="17"/>
-        </w:rPr>
-        <w:t>updateStudent(</w:t>
-      </w:r>
-      <w:proofErr w:type="gramEnd"/>
-      <w:r>
-        <w:rPr>
-          <w:rFonts w:ascii="Consolas" w:eastAsia="Consolas" w:hAnsi="Consolas" w:cs="Consolas"/>
-          <w:color w:val="0E7A34"/>
-          <w:sz w:val="17"/>
-        </w:rPr>
-        <w:t>editingId, studentData);</w:t>
-      </w:r>
-    </w:p>
-    <w:p>
-      <w:pPr>
-        <w:pBdr>
-          <w:left w:val="single" w:sz="12" w:space="6" w:color="B7C3D4"/>
-        </w:pBdr>
-        <w:shd w:val="clear" w:color="auto" w:fill="F2F4F7"/>
-        <w:spacing w:line="250" w:lineRule="auto"/>
-        <w:ind w:left="180" w:right="180"/>
-      </w:pPr>
-      <w:r>
-        <w:rPr>
-          <w:rFonts w:ascii="Consolas" w:eastAsia="Consolas" w:hAnsi="Consolas" w:cs="Consolas"/>
-          <w:color w:val="0E7A34"/>
-          <w:sz w:val="17"/>
-        </w:rPr>
-        <w:t xml:space="preserve">            setMessage(</w:t>
-      </w:r>
-      <w:proofErr w:type="gramStart"/>
-      <w:r>
-        <w:rPr>
-          <w:rFonts w:ascii="Consolas" w:eastAsia="Consolas" w:hAnsi="Consolas" w:cs="Consolas"/>
-          <w:color w:val="0E7A34"/>
-          <w:sz w:val="17"/>
-        </w:rPr>
-        <w:t>{ text</w:t>
-      </w:r>
-      <w:proofErr w:type="gramEnd"/>
-      <w:r>
-        <w:rPr>
-          <w:rFonts w:ascii="Consolas" w:eastAsia="Consolas" w:hAnsi="Consolas" w:cs="Consolas"/>
-          <w:color w:val="0E7A34"/>
-          <w:sz w:val="17"/>
-        </w:rPr>
-        <w:t>: "학생 정보가 성공적으로 수정되었습니다.", type: "success" });</w:t>
+        <w:t xml:space="preserve">            await updateStudent(editingId, studentData);</w:t>
+      </w:r>
+    </w:p>
+    <w:p>
+      <w:pPr>
+        <w:pBdr>
+          <w:left w:val="single" w:sz="12" w:space="6" w:color="B7C3D4"/>
+        </w:pBdr>
+        <w:shd w:val="clear" w:color="auto" w:fill="F2F4F7"/>
+        <w:spacing w:line="250" w:lineRule="auto"/>
+        <w:ind w:left="180" w:right="180"/>
+      </w:pPr>
+      <w:r>
+        <w:rPr>
+          <w:rFonts w:ascii="Consolas" w:eastAsia="Consolas" w:hAnsi="Consolas" w:cs="Consolas"/>
+          <w:color w:val="0E7A34"/>
+          <w:sz w:val="17"/>
+        </w:rPr>
+        <w:t xml:space="preserve">            setMessage({ text: "학생 정보가 성공적으로 수정되었습니다.", type: "success" });</w:t>
       </w:r>
     </w:p>
     <w:p>
@@ -20169,25 +17956,7 @@
           <w:color w:val="0E7A34"/>
           <w:sz w:val="17"/>
         </w:rPr>
-        <w:t xml:space="preserve">            setMessage(</w:t>
-      </w:r>
-      <w:proofErr w:type="gramStart"/>
-      <w:r>
-        <w:rPr>
-          <w:rFonts w:ascii="Consolas" w:eastAsia="Consolas" w:hAnsi="Consolas" w:cs="Consolas"/>
-          <w:color w:val="0E7A34"/>
-          <w:sz w:val="17"/>
-        </w:rPr>
-        <w:t>{ text</w:t>
-      </w:r>
-      <w:proofErr w:type="gramEnd"/>
-      <w:r>
-        <w:rPr>
-          <w:rFonts w:ascii="Consolas" w:eastAsia="Consolas" w:hAnsi="Consolas" w:cs="Consolas"/>
-          <w:color w:val="0E7A34"/>
-          <w:sz w:val="17"/>
-        </w:rPr>
-        <w:t>: "학생이 성공적으로 등록되었습니다.", type: "success" });</w:t>
+        <w:t xml:space="preserve">            setMessage({ text: "학생이 성공적으로 등록되었습니다.", type: "success" });</w:t>
       </w:r>
     </w:p>
     <w:p>
@@ -20241,25 +18010,7 @@
           <w:color w:val="0E7A34"/>
           <w:sz w:val="17"/>
         </w:rPr>
-        <w:t xml:space="preserve">        </w:t>
-      </w:r>
-      <w:proofErr w:type="gramStart"/>
-      <w:r>
-        <w:rPr>
-          <w:rFonts w:ascii="Consolas" w:eastAsia="Consolas" w:hAnsi="Consolas" w:cs="Consolas"/>
-          <w:color w:val="0E7A34"/>
-          <w:sz w:val="17"/>
-        </w:rPr>
-        <w:t>resetForm(</w:t>
-      </w:r>
-      <w:proofErr w:type="gramEnd"/>
-      <w:r>
-        <w:rPr>
-          <w:rFonts w:ascii="Consolas" w:eastAsia="Consolas" w:hAnsi="Consolas" w:cs="Consolas"/>
-          <w:color w:val="0E7A34"/>
-          <w:sz w:val="17"/>
-        </w:rPr>
-        <w:t>);</w:t>
+        <w:t xml:space="preserve">        resetForm();</w:t>
       </w:r>
     </w:p>
     <w:p>
@@ -20313,61 +18064,25 @@
           <w:color w:val="0E7A34"/>
           <w:sz w:val="17"/>
         </w:rPr>
-        <w:t xml:space="preserve">        </w:t>
-      </w:r>
-      <w:proofErr w:type="gramStart"/>
-      <w:r>
-        <w:rPr>
-          <w:rFonts w:ascii="Consolas" w:eastAsia="Consolas" w:hAnsi="Consolas" w:cs="Consolas"/>
-          <w:color w:val="0E7A34"/>
-          <w:sz w:val="17"/>
-        </w:rPr>
-        <w:t>console.error</w:t>
-      </w:r>
-      <w:proofErr w:type="gramEnd"/>
-      <w:r>
-        <w:rPr>
-          <w:rFonts w:ascii="Consolas" w:eastAsia="Consolas" w:hAnsi="Consolas" w:cs="Consolas"/>
-          <w:color w:val="0E7A34"/>
-          <w:sz w:val="17"/>
-        </w:rPr>
-        <w:t>("Error:", error);</w:t>
-      </w:r>
-    </w:p>
-    <w:p>
-      <w:pPr>
-        <w:pBdr>
-          <w:left w:val="single" w:sz="12" w:space="6" w:color="B7C3D4"/>
-        </w:pBdr>
-        <w:shd w:val="clear" w:color="auto" w:fill="F2F4F7"/>
-        <w:spacing w:line="250" w:lineRule="auto"/>
-        <w:ind w:left="180" w:right="180"/>
-      </w:pPr>
-      <w:r>
-        <w:rPr>
-          <w:rFonts w:ascii="Consolas" w:eastAsia="Consolas" w:hAnsi="Consolas" w:cs="Consolas"/>
-          <w:color w:val="0E7A34"/>
-          <w:sz w:val="17"/>
-        </w:rPr>
-        <w:t xml:space="preserve">        setMessage(</w:t>
-      </w:r>
-      <w:proofErr w:type="gramStart"/>
-      <w:r>
-        <w:rPr>
-          <w:rFonts w:ascii="Consolas" w:eastAsia="Consolas" w:hAnsi="Consolas" w:cs="Consolas"/>
-          <w:color w:val="0E7A34"/>
-          <w:sz w:val="17"/>
-        </w:rPr>
-        <w:t>{ text</w:t>
-      </w:r>
-      <w:proofErr w:type="gramEnd"/>
-      <w:r>
-        <w:rPr>
-          <w:rFonts w:ascii="Consolas" w:eastAsia="Consolas" w:hAnsi="Consolas" w:cs="Consolas"/>
-          <w:color w:val="0E7A34"/>
-          <w:sz w:val="17"/>
-        </w:rPr>
-        <w:t>: error.message, type: "error" });   // 서버가 보낸 실제 메시지</w:t>
+        <w:t xml:space="preserve">        console.error("Error:", error);</w:t>
+      </w:r>
+    </w:p>
+    <w:p>
+      <w:pPr>
+        <w:pBdr>
+          <w:left w:val="single" w:sz="12" w:space="6" w:color="B7C3D4"/>
+        </w:pBdr>
+        <w:shd w:val="clear" w:color="auto" w:fill="F2F4F7"/>
+        <w:spacing w:line="250" w:lineRule="auto"/>
+        <w:ind w:left="180" w:right="180"/>
+      </w:pPr>
+      <w:r>
+        <w:rPr>
+          <w:rFonts w:ascii="Consolas" w:eastAsia="Consolas" w:hAnsi="Consolas" w:cs="Consolas"/>
+          <w:color w:val="0E7A34"/>
+          <w:sz w:val="17"/>
+        </w:rPr>
+        <w:t xml:space="preserve">        setMessage({ text: error.message, type: "error" });   // 서버가 보낸 실제 메시지</w:t>
       </w:r>
     </w:p>
     <w:p>
@@ -20457,25 +18172,7 @@
           <w:color w:val="0E7A34"/>
           <w:sz w:val="17"/>
         </w:rPr>
-        <w:t xml:space="preserve">function </w:t>
-      </w:r>
-      <w:proofErr w:type="gramStart"/>
-      <w:r>
-        <w:rPr>
-          <w:rFonts w:ascii="Consolas" w:eastAsia="Consolas" w:hAnsi="Consolas" w:cs="Consolas"/>
-          <w:color w:val="0E7A34"/>
-          <w:sz w:val="17"/>
-        </w:rPr>
-        <w:t>resetForm(</w:t>
-      </w:r>
-      <w:proofErr w:type="gramEnd"/>
-      <w:r>
-        <w:rPr>
-          <w:rFonts w:ascii="Consolas" w:eastAsia="Consolas" w:hAnsi="Consolas" w:cs="Consolas"/>
-          <w:color w:val="0E7A34"/>
-          <w:sz w:val="17"/>
-        </w:rPr>
-        <w:t>) {</w:t>
+        <w:t>function resetForm() {</w:t>
       </w:r>
     </w:p>
     <w:p>
@@ -20679,21 +18376,12 @@
       <w:pPr>
         <w:spacing w:after="120"/>
       </w:pPr>
-      <w:proofErr w:type="gramStart"/>
       <w:r>
         <w:rPr>
           <w:color w:val="666666"/>
           <w:sz w:val="19"/>
         </w:rPr>
-        <w:t>파일  src</w:t>
-      </w:r>
-      <w:proofErr w:type="gramEnd"/>
-      <w:r>
-        <w:rPr>
-          <w:color w:val="666666"/>
-          <w:sz w:val="19"/>
-        </w:rPr>
-        <w:t>/App.jsx</w:t>
+        <w:t>파일  src/App.jsx</w:t>
       </w:r>
     </w:p>
     <w:p>
@@ -20781,25 +18469,43 @@
           <w:color w:val="8A8F98"/>
           <w:sz w:val="17"/>
         </w:rPr>
-        <w:t xml:space="preserve">    const button = </w:t>
-      </w:r>
-      <w:proofErr w:type="gramStart"/>
+        <w:t xml:space="preserve">    const button = event.target.closest("button[data-action]");</w:t>
+      </w:r>
+    </w:p>
+    <w:p>
+      <w:pPr>
+        <w:pBdr>
+          <w:left w:val="single" w:sz="12" w:space="6" w:color="B7C3D4"/>
+        </w:pBdr>
+        <w:shd w:val="clear" w:color="auto" w:fill="F2F4F7"/>
+        <w:spacing w:line="250" w:lineRule="auto"/>
+        <w:ind w:left="180" w:right="180"/>
+      </w:pPr>
       <w:r>
         <w:rPr>
           <w:rFonts w:ascii="Consolas" w:eastAsia="Consolas" w:hAnsi="Consolas" w:cs="Consolas"/>
           <w:color w:val="8A8F98"/>
           <w:sz w:val="17"/>
         </w:rPr>
-        <w:t>event.target</w:t>
-      </w:r>
-      <w:proofErr w:type="gramEnd"/>
+        <w:t xml:space="preserve">    if (!button) return;</w:t>
+      </w:r>
+    </w:p>
+    <w:p>
+      <w:pPr>
+        <w:pBdr>
+          <w:left w:val="single" w:sz="12" w:space="6" w:color="B7C3D4"/>
+        </w:pBdr>
+        <w:shd w:val="clear" w:color="auto" w:fill="F2F4F7"/>
+        <w:spacing w:line="250" w:lineRule="auto"/>
+        <w:ind w:left="180" w:right="180"/>
+      </w:pPr>
       <w:r>
         <w:rPr>
           <w:rFonts w:ascii="Consolas" w:eastAsia="Consolas" w:hAnsi="Consolas" w:cs="Consolas"/>
           <w:color w:val="8A8F98"/>
           <w:sz w:val="17"/>
         </w:rPr>
-        <w:t>.closest("button[data-action]");</w:t>
+        <w:t xml:space="preserve"> </w:t>
       </w:r>
     </w:p>
     <w:p>
@@ -20817,79 +18523,7 @@
           <w:color w:val="8A8F98"/>
           <w:sz w:val="17"/>
         </w:rPr>
-        <w:t xml:space="preserve">    if </w:t>
-      </w:r>
-      <w:proofErr w:type="gramStart"/>
-      <w:r>
-        <w:rPr>
-          <w:rFonts w:ascii="Consolas" w:eastAsia="Consolas" w:hAnsi="Consolas" w:cs="Consolas"/>
-          <w:color w:val="8A8F98"/>
-          <w:sz w:val="17"/>
-        </w:rPr>
-        <w:t>(!button</w:t>
-      </w:r>
-      <w:proofErr w:type="gramEnd"/>
-      <w:r>
-        <w:rPr>
-          <w:rFonts w:ascii="Consolas" w:eastAsia="Consolas" w:hAnsi="Consolas" w:cs="Consolas"/>
-          <w:color w:val="8A8F98"/>
-          <w:sz w:val="17"/>
-        </w:rPr>
-        <w:t>) return;</w:t>
-      </w:r>
-    </w:p>
-    <w:p>
-      <w:pPr>
-        <w:pBdr>
-          <w:left w:val="single" w:sz="12" w:space="6" w:color="B7C3D4"/>
-        </w:pBdr>
-        <w:shd w:val="clear" w:color="auto" w:fill="F2F4F7"/>
-        <w:spacing w:line="250" w:lineRule="auto"/>
-        <w:ind w:left="180" w:right="180"/>
-      </w:pPr>
-      <w:r>
-        <w:rPr>
-          <w:rFonts w:ascii="Consolas" w:eastAsia="Consolas" w:hAnsi="Consolas" w:cs="Consolas"/>
-          <w:color w:val="8A8F98"/>
-          <w:sz w:val="17"/>
-        </w:rPr>
-        <w:t xml:space="preserve"> </w:t>
-      </w:r>
-    </w:p>
-    <w:p>
-      <w:pPr>
-        <w:pBdr>
-          <w:left w:val="single" w:sz="12" w:space="6" w:color="B7C3D4"/>
-        </w:pBdr>
-        <w:shd w:val="clear" w:color="auto" w:fill="F2F4F7"/>
-        <w:spacing w:line="250" w:lineRule="auto"/>
-        <w:ind w:left="180" w:right="180"/>
-      </w:pPr>
-      <w:r>
-        <w:rPr>
-          <w:rFonts w:ascii="Consolas" w:eastAsia="Consolas" w:hAnsi="Consolas" w:cs="Consolas"/>
-          <w:color w:val="8A8F98"/>
-          <w:sz w:val="17"/>
-        </w:rPr>
-        <w:t xml:space="preserve">    const </w:t>
-      </w:r>
-      <w:proofErr w:type="gramStart"/>
-      <w:r>
-        <w:rPr>
-          <w:rFonts w:ascii="Consolas" w:eastAsia="Consolas" w:hAnsi="Consolas" w:cs="Consolas"/>
-          <w:color w:val="8A8F98"/>
-          <w:sz w:val="17"/>
-        </w:rPr>
-        <w:t>{ action</w:t>
-      </w:r>
-      <w:proofErr w:type="gramEnd"/>
-      <w:r>
-        <w:rPr>
-          <w:rFonts w:ascii="Consolas" w:eastAsia="Consolas" w:hAnsi="Consolas" w:cs="Consolas"/>
-          <w:color w:val="8A8F98"/>
-          <w:sz w:val="17"/>
-        </w:rPr>
-        <w:t>, id } = button.dataset;</w:t>
+        <w:t xml:space="preserve">    const { action, id } = button.dataset;</w:t>
       </w:r>
     </w:p>
     <w:p>
@@ -21412,25 +19046,7 @@
           <w:color w:val="0E7A34"/>
           <w:sz w:val="17"/>
         </w:rPr>
-        <w:t xml:space="preserve">            </w:t>
-      </w:r>
-      <w:proofErr w:type="gramStart"/>
-      <w:r>
-        <w:rPr>
-          <w:rFonts w:ascii="Consolas" w:eastAsia="Consolas" w:hAnsi="Consolas" w:cs="Consolas"/>
-          <w:color w:val="0E7A34"/>
-          <w:sz w:val="17"/>
-        </w:rPr>
-        <w:t>formRef.current.scrollIntoView</w:t>
-      </w:r>
-      <w:proofErr w:type="gramEnd"/>
-      <w:r>
-        <w:rPr>
-          <w:rFonts w:ascii="Consolas" w:eastAsia="Consolas" w:hAnsi="Consolas" w:cs="Consolas"/>
-          <w:color w:val="0E7A34"/>
-          <w:sz w:val="17"/>
-        </w:rPr>
-        <w:t>({ behavior: "smooth" });</w:t>
+        <w:t xml:space="preserve">            formRef.current.scrollIntoView({ behavior: "smooth" });</w:t>
       </w:r>
     </w:p>
     <w:p>
@@ -21484,61 +19100,25 @@
           <w:color w:val="0E7A34"/>
           <w:sz w:val="17"/>
         </w:rPr>
-        <w:t xml:space="preserve">        </w:t>
-      </w:r>
-      <w:proofErr w:type="gramStart"/>
-      <w:r>
-        <w:rPr>
-          <w:rFonts w:ascii="Consolas" w:eastAsia="Consolas" w:hAnsi="Consolas" w:cs="Consolas"/>
-          <w:color w:val="0E7A34"/>
-          <w:sz w:val="17"/>
-        </w:rPr>
-        <w:t>console.error</w:t>
-      </w:r>
-      <w:proofErr w:type="gramEnd"/>
-      <w:r>
-        <w:rPr>
-          <w:rFonts w:ascii="Consolas" w:eastAsia="Consolas" w:hAnsi="Consolas" w:cs="Consolas"/>
-          <w:color w:val="0E7A34"/>
-          <w:sz w:val="17"/>
-        </w:rPr>
-        <w:t>("Error:", error);</w:t>
-      </w:r>
-    </w:p>
-    <w:p>
-      <w:pPr>
-        <w:pBdr>
-          <w:left w:val="single" w:sz="12" w:space="6" w:color="B7C3D4"/>
-        </w:pBdr>
-        <w:shd w:val="clear" w:color="auto" w:fill="F2F4F7"/>
-        <w:spacing w:line="250" w:lineRule="auto"/>
-        <w:ind w:left="180" w:right="180"/>
-      </w:pPr>
-      <w:r>
-        <w:rPr>
-          <w:rFonts w:ascii="Consolas" w:eastAsia="Consolas" w:hAnsi="Consolas" w:cs="Consolas"/>
-          <w:color w:val="0E7A34"/>
-          <w:sz w:val="17"/>
-        </w:rPr>
-        <w:t xml:space="preserve">        </w:t>
-      </w:r>
-      <w:proofErr w:type="gramStart"/>
-      <w:r>
-        <w:rPr>
-          <w:rFonts w:ascii="Consolas" w:eastAsia="Consolas" w:hAnsi="Consolas" w:cs="Consolas"/>
-          <w:color w:val="0E7A34"/>
-          <w:sz w:val="17"/>
-        </w:rPr>
-        <w:t>setMessage(</w:t>
-      </w:r>
-      <w:proofErr w:type="gramEnd"/>
-      <w:r>
-        <w:rPr>
-          <w:rFonts w:ascii="Consolas" w:eastAsia="Consolas" w:hAnsi="Consolas" w:cs="Consolas"/>
-          <w:color w:val="0E7A34"/>
-          <w:sz w:val="17"/>
-        </w:rPr>
-        <w:t>{ text: error.message, type: "error" });</w:t>
+        <w:t xml:space="preserve">        console.error("Error:", error);</w:t>
+      </w:r>
+    </w:p>
+    <w:p>
+      <w:pPr>
+        <w:pBdr>
+          <w:left w:val="single" w:sz="12" w:space="6" w:color="B7C3D4"/>
+        </w:pBdr>
+        <w:shd w:val="clear" w:color="auto" w:fill="F2F4F7"/>
+        <w:spacing w:line="250" w:lineRule="auto"/>
+        <w:ind w:left="180" w:right="180"/>
+      </w:pPr>
+      <w:r>
+        <w:rPr>
+          <w:rFonts w:ascii="Consolas" w:eastAsia="Consolas" w:hAnsi="Consolas" w:cs="Consolas"/>
+          <w:color w:val="0E7A34"/>
+          <w:sz w:val="17"/>
+        </w:rPr>
+        <w:t xml:space="preserve">        setMessage({ text: error.message, type: "error" });</w:t>
       </w:r>
     </w:p>
     <w:p>
@@ -21628,25 +19208,7 @@
           <w:color w:val="0E7A34"/>
           <w:sz w:val="17"/>
         </w:rPr>
-        <w:t xml:space="preserve">    if </w:t>
-      </w:r>
-      <w:proofErr w:type="gramStart"/>
-      <w:r>
-        <w:rPr>
-          <w:rFonts w:ascii="Consolas" w:eastAsia="Consolas" w:hAnsi="Consolas" w:cs="Consolas"/>
-          <w:color w:val="0E7A34"/>
-          <w:sz w:val="17"/>
-        </w:rPr>
-        <w:t>(!confirm</w:t>
-      </w:r>
-      <w:proofErr w:type="gramEnd"/>
-      <w:r>
-        <w:rPr>
-          <w:rFonts w:ascii="Consolas" w:eastAsia="Consolas" w:hAnsi="Consolas" w:cs="Consolas"/>
-          <w:color w:val="0E7A34"/>
-          <w:sz w:val="17"/>
-        </w:rPr>
-        <w:t>("정말로 이 학생을 삭제하시겠습니까?")) {</w:t>
+        <w:t xml:space="preserve">    if (!confirm("정말로 이 학생을 삭제하시겠습니까?")) {</w:t>
       </w:r>
     </w:p>
     <w:p>
@@ -21754,25 +19316,7 @@
           <w:color w:val="0E7A34"/>
           <w:sz w:val="17"/>
         </w:rPr>
-        <w:t xml:space="preserve">        setMessage(</w:t>
-      </w:r>
-      <w:proofErr w:type="gramStart"/>
-      <w:r>
-        <w:rPr>
-          <w:rFonts w:ascii="Consolas" w:eastAsia="Consolas" w:hAnsi="Consolas" w:cs="Consolas"/>
-          <w:color w:val="0E7A34"/>
-          <w:sz w:val="17"/>
-        </w:rPr>
-        <w:t>{ text</w:t>
-      </w:r>
-      <w:proofErr w:type="gramEnd"/>
-      <w:r>
-        <w:rPr>
-          <w:rFonts w:ascii="Consolas" w:eastAsia="Consolas" w:hAnsi="Consolas" w:cs="Consolas"/>
-          <w:color w:val="0E7A34"/>
-          <w:sz w:val="17"/>
-        </w:rPr>
-        <w:t>: "학생이 성공적으로 삭제되었습니다.", type: "success" });</w:t>
+        <w:t xml:space="preserve">        setMessage({ text: "학생이 성공적으로 삭제되었습니다.", type: "success" });</w:t>
       </w:r>
     </w:p>
     <w:p>
@@ -21844,25 +19388,7 @@
           <w:color w:val="0E7A34"/>
           <w:sz w:val="17"/>
         </w:rPr>
-        <w:t xml:space="preserve">            </w:t>
-      </w:r>
-      <w:proofErr w:type="gramStart"/>
-      <w:r>
-        <w:rPr>
-          <w:rFonts w:ascii="Consolas" w:eastAsia="Consolas" w:hAnsi="Consolas" w:cs="Consolas"/>
-          <w:color w:val="0E7A34"/>
-          <w:sz w:val="17"/>
-        </w:rPr>
-        <w:t>resetForm(</w:t>
-      </w:r>
-      <w:proofErr w:type="gramEnd"/>
-      <w:r>
-        <w:rPr>
-          <w:rFonts w:ascii="Consolas" w:eastAsia="Consolas" w:hAnsi="Consolas" w:cs="Consolas"/>
-          <w:color w:val="0E7A34"/>
-          <w:sz w:val="17"/>
-        </w:rPr>
-        <w:t>);</w:t>
+        <w:t xml:space="preserve">            resetForm();</w:t>
       </w:r>
     </w:p>
     <w:p>
@@ -21916,25 +19442,7 @@
           <w:color w:val="0E7A34"/>
           <w:sz w:val="17"/>
         </w:rPr>
-        <w:t xml:space="preserve">        await </w:t>
-      </w:r>
-      <w:proofErr w:type="gramStart"/>
-      <w:r>
-        <w:rPr>
-          <w:rFonts w:ascii="Consolas" w:eastAsia="Consolas" w:hAnsi="Consolas" w:cs="Consolas"/>
-          <w:color w:val="0E7A34"/>
-          <w:sz w:val="17"/>
-        </w:rPr>
-        <w:t>loadStudents(</w:t>
-      </w:r>
-      <w:proofErr w:type="gramEnd"/>
-      <w:r>
-        <w:rPr>
-          <w:rFonts w:ascii="Consolas" w:eastAsia="Consolas" w:hAnsi="Consolas" w:cs="Consolas"/>
-          <w:color w:val="0E7A34"/>
-          <w:sz w:val="17"/>
-        </w:rPr>
-        <w:t>);</w:t>
+        <w:t xml:space="preserve">        await loadStudents();</w:t>
       </w:r>
     </w:p>
     <w:p>
@@ -21970,61 +19478,25 @@
           <w:color w:val="0E7A34"/>
           <w:sz w:val="17"/>
         </w:rPr>
-        <w:t xml:space="preserve">        </w:t>
-      </w:r>
-      <w:proofErr w:type="gramStart"/>
-      <w:r>
-        <w:rPr>
-          <w:rFonts w:ascii="Consolas" w:eastAsia="Consolas" w:hAnsi="Consolas" w:cs="Consolas"/>
-          <w:color w:val="0E7A34"/>
-          <w:sz w:val="17"/>
-        </w:rPr>
-        <w:t>console.error</w:t>
-      </w:r>
-      <w:proofErr w:type="gramEnd"/>
-      <w:r>
-        <w:rPr>
-          <w:rFonts w:ascii="Consolas" w:eastAsia="Consolas" w:hAnsi="Consolas" w:cs="Consolas"/>
-          <w:color w:val="0E7A34"/>
-          <w:sz w:val="17"/>
-        </w:rPr>
-        <w:t>("Error:", error);</w:t>
-      </w:r>
-    </w:p>
-    <w:p>
-      <w:pPr>
-        <w:pBdr>
-          <w:left w:val="single" w:sz="12" w:space="6" w:color="B7C3D4"/>
-        </w:pBdr>
-        <w:shd w:val="clear" w:color="auto" w:fill="F2F4F7"/>
-        <w:spacing w:line="250" w:lineRule="auto"/>
-        <w:ind w:left="180" w:right="180"/>
-      </w:pPr>
-      <w:r>
-        <w:rPr>
-          <w:rFonts w:ascii="Consolas" w:eastAsia="Consolas" w:hAnsi="Consolas" w:cs="Consolas"/>
-          <w:color w:val="0E7A34"/>
-          <w:sz w:val="17"/>
-        </w:rPr>
-        <w:t xml:space="preserve">        </w:t>
-      </w:r>
-      <w:proofErr w:type="gramStart"/>
-      <w:r>
-        <w:rPr>
-          <w:rFonts w:ascii="Consolas" w:eastAsia="Consolas" w:hAnsi="Consolas" w:cs="Consolas"/>
-          <w:color w:val="0E7A34"/>
-          <w:sz w:val="17"/>
-        </w:rPr>
-        <w:t>setMessage(</w:t>
-      </w:r>
-      <w:proofErr w:type="gramEnd"/>
-      <w:r>
-        <w:rPr>
-          <w:rFonts w:ascii="Consolas" w:eastAsia="Consolas" w:hAnsi="Consolas" w:cs="Consolas"/>
-          <w:color w:val="0E7A34"/>
-          <w:sz w:val="17"/>
-        </w:rPr>
-        <w:t>{ text: error.message, type: "error" });</w:t>
+        <w:t xml:space="preserve">        console.error("Error:", error);</w:t>
+      </w:r>
+    </w:p>
+    <w:p>
+      <w:pPr>
+        <w:pBdr>
+          <w:left w:val="single" w:sz="12" w:space="6" w:color="B7C3D4"/>
+        </w:pBdr>
+        <w:shd w:val="clear" w:color="auto" w:fill="F2F4F7"/>
+        <w:spacing w:line="250" w:lineRule="auto"/>
+        <w:ind w:left="180" w:right="180"/>
+      </w:pPr>
+      <w:r>
+        <w:rPr>
+          <w:rFonts w:ascii="Consolas" w:eastAsia="Consolas" w:hAnsi="Consolas" w:cs="Consolas"/>
+          <w:color w:val="0E7A34"/>
+          <w:sz w:val="17"/>
+        </w:rPr>
+        <w:t xml:space="preserve">        setMessage({ text: error.message, type: "error" });</w:t>
       </w:r>
     </w:p>
     <w:p>
@@ -22144,23 +19616,7 @@
           <w:color w:val="333333"/>
           <w:sz w:val="19"/>
         </w:rPr>
-        <w:t xml:space="preserve">수정 버튼을 누르면 폼이 채워지고 버튼 글자가 "학생 </w:t>
-      </w:r>
-      <w:proofErr w:type="gramStart"/>
-      <w:r>
-        <w:rPr>
-          <w:color w:val="333333"/>
-          <w:sz w:val="19"/>
-        </w:rPr>
-        <w:t>수정" 으로</w:t>
-      </w:r>
-      <w:proofErr w:type="gramEnd"/>
-      <w:r>
-        <w:rPr>
-          <w:color w:val="333333"/>
-          <w:sz w:val="19"/>
-        </w:rPr>
-        <w:t xml:space="preserve"> 바뀌며 폼으로 스크롤된다.</w:t>
+        <w:t>수정 버튼을 누르면 폼이 채워지고 버튼 글자가 "학생 수정" 으로 바뀌며 폼으로 스크롤된다.</w:t>
       </w:r>
     </w:p>
     <w:p>
@@ -22227,21 +19683,12 @@
       <w:pPr>
         <w:spacing w:after="120"/>
       </w:pPr>
-      <w:proofErr w:type="gramStart"/>
       <w:r>
         <w:rPr>
           <w:color w:val="666666"/>
           <w:sz w:val="19"/>
         </w:rPr>
-        <w:t>파일  src</w:t>
-      </w:r>
-      <w:proofErr w:type="gramEnd"/>
-      <w:r>
-        <w:rPr>
-          <w:color w:val="666666"/>
-          <w:sz w:val="19"/>
-        </w:rPr>
-        <w:t>/App.jsx</w:t>
+        <w:t>파일  src/App.jsx</w:t>
       </w:r>
     </w:p>
     <w:p>
@@ -22647,23 +20094,7 @@
           <w:color w:val="333333"/>
           <w:sz w:val="19"/>
         </w:rPr>
-        <w:t xml:space="preserve">isEditing 은 state 가 아닙니다. </w:t>
-      </w:r>
-      <w:proofErr w:type="gramStart"/>
-      <w:r>
-        <w:rPr>
-          <w:color w:val="333333"/>
-          <w:sz w:val="19"/>
-        </w:rPr>
-        <w:t>editingId !</w:t>
-      </w:r>
-      <w:proofErr w:type="gramEnd"/>
-      <w:r>
-        <w:rPr>
-          <w:color w:val="333333"/>
-          <w:sz w:val="19"/>
-        </w:rPr>
-        <w:t>== null 로 그때그때 계산합니다. editingId 만 바꾸면 되는 값을 state 두 개로 나눠 두면 둘이 어긋날 수 있기 때문입니다. 계산해서 알 수 있는 값은 state 로 두지 않는 것이 좋습니다.</w:t>
+        <w:t>isEditing 은 state 가 아닙니다. editingId !== null 로 그때그때 계산합니다. editingId 만 바꾸면 되는 값을 state 두 개로 나눠 두면 둘이 어긋날 수 있기 때문입니다. 계산해서 알 수 있는 값은 state 로 두지 않는 것이 좋습니다.</w:t>
       </w:r>
     </w:p>
     <w:p>
@@ -22692,43 +20123,18 @@
           <w:color w:val="666666"/>
           <w:sz w:val="17"/>
         </w:rPr>
-        <w:t>▶ src/</w:t>
-      </w:r>
-      <w:proofErr w:type="gramStart"/>
-      <w:r>
-        <w:rPr>
-          <w:b/>
-          <w:color w:val="666666"/>
-          <w:sz w:val="17"/>
-        </w:rPr>
-        <w:t xml:space="preserve">App.jsx      </w:t>
-      </w:r>
-      <w:proofErr w:type="gramEnd"/>
-      <w:r>
-        <w:fldChar w:fldCharType="begin"/>
-      </w:r>
-      <w:r>
-        <w:instrText xml:space="preserve"> HYPERLINK "https://github.com/mysoyul/Html_CSS_JS_App/blob/main/docs/examples/05_react/step/5-10_App.jsx" </w:instrText>
-      </w:r>
-      <w:r>
-        <w:fldChar w:fldCharType="separate"/>
-      </w:r>
-      <w:r>
-        <w:rPr>
-          <w:rStyle w:val="a5"/>
-          <w:b/>
-          <w:sz w:val="17"/>
-        </w:rPr>
-        <w:t>[전체 코드 보기]</w:t>
-      </w:r>
-      <w:r>
-        <w:rPr>
-          <w:rStyle w:val="a5"/>
-          <w:b/>
-          <w:sz w:val="17"/>
-        </w:rPr>
-        <w:fldChar w:fldCharType="end"/>
-      </w:r>
+        <w:t xml:space="preserve">▶ src/App.jsx      </w:t>
+      </w:r>
+      <w:hyperlink r:id="rId13" w:history="1">
+        <w:r>
+          <w:rPr>
+            <w:rStyle w:val="a5"/>
+            <w:b/>
+            <w:sz w:val="17"/>
+          </w:rPr>
+          <w:t>[전체 코드 보기]</w:t>
+        </w:r>
+      </w:hyperlink>
     </w:p>
     <w:p>
       <w:pPr>
@@ -22745,25 +20151,7 @@
           <w:color w:val="0E7A34"/>
           <w:sz w:val="17"/>
         </w:rPr>
-        <w:t xml:space="preserve">import </w:t>
-      </w:r>
-      <w:proofErr w:type="gramStart"/>
-      <w:r>
-        <w:rPr>
-          <w:rFonts w:ascii="Consolas" w:eastAsia="Consolas" w:hAnsi="Consolas" w:cs="Consolas"/>
-          <w:color w:val="0E7A34"/>
-          <w:sz w:val="17"/>
-        </w:rPr>
-        <w:t>{ useEffect</w:t>
-      </w:r>
-      <w:proofErr w:type="gramEnd"/>
-      <w:r>
-        <w:rPr>
-          <w:rFonts w:ascii="Consolas" w:eastAsia="Consolas" w:hAnsi="Consolas" w:cs="Consolas"/>
-          <w:color w:val="0E7A34"/>
-          <w:sz w:val="17"/>
-        </w:rPr>
-        <w:t>, useRef, useState } from "react";</w:t>
+        <w:t>import { useEffect, useRef, useState } from "react";</w:t>
       </w:r>
     </w:p>
     <w:p>
@@ -22979,25 +20367,7 @@
           <w:color w:val="0E7A34"/>
           <w:sz w:val="17"/>
         </w:rPr>
-        <w:t xml:space="preserve">import </w:t>
-      </w:r>
-      <w:proofErr w:type="gramStart"/>
-      <w:r>
-        <w:rPr>
-          <w:rFonts w:ascii="Consolas" w:eastAsia="Consolas" w:hAnsi="Consolas" w:cs="Consolas"/>
-          <w:color w:val="0E7A34"/>
-          <w:sz w:val="17"/>
-        </w:rPr>
-        <w:t>{ validateStudent</w:t>
-      </w:r>
-      <w:proofErr w:type="gramEnd"/>
-      <w:r>
-        <w:rPr>
-          <w:rFonts w:ascii="Consolas" w:eastAsia="Consolas" w:hAnsi="Consolas" w:cs="Consolas"/>
-          <w:color w:val="0E7A34"/>
-          <w:sz w:val="17"/>
-        </w:rPr>
-        <w:t xml:space="preserve"> } from "./lib/validation.js";</w:t>
+        <w:t>import { validateStudent } from "./lib/validation.js";</w:t>
       </w:r>
     </w:p>
     <w:p>
@@ -23051,25 +20421,7 @@
           <w:color w:val="0E7A34"/>
           <w:sz w:val="17"/>
         </w:rPr>
-        <w:t xml:space="preserve">import </w:t>
-      </w:r>
-      <w:proofErr w:type="gramStart"/>
-      <w:r>
-        <w:rPr>
-          <w:rFonts w:ascii="Consolas" w:eastAsia="Consolas" w:hAnsi="Consolas" w:cs="Consolas"/>
-          <w:color w:val="0E7A34"/>
-          <w:sz w:val="17"/>
-        </w:rPr>
-        <w:t>{ EMPTY</w:t>
-      </w:r>
-      <w:proofErr w:type="gramEnd"/>
-      <w:r>
-        <w:rPr>
-          <w:rFonts w:ascii="Consolas" w:eastAsia="Consolas" w:hAnsi="Consolas" w:cs="Consolas"/>
-          <w:color w:val="0E7A34"/>
-          <w:sz w:val="17"/>
-        </w:rPr>
-        <w:t>_FORM, toRequest, toFormValues } from "./lib/studentData.js";</w:t>
+        <w:t>import { EMPTY_FORM, toRequest, toFormValues } from "./lib/studentData.js";</w:t>
       </w:r>
     </w:p>
     <w:p>
@@ -23787,21 +21139,12 @@
       <w:pPr>
         <w:spacing w:after="120"/>
       </w:pPr>
-      <w:proofErr w:type="gramStart"/>
       <w:r>
         <w:rPr>
           <w:color w:val="666666"/>
           <w:sz w:val="19"/>
         </w:rPr>
-        <w:t>파일  package.json</w:t>
-      </w:r>
-      <w:proofErr w:type="gramEnd"/>
-      <w:r>
-        <w:rPr>
-          <w:color w:val="666666"/>
-          <w:sz w:val="19"/>
-        </w:rPr>
-        <w:t xml:space="preserve">   .env.production   dist/</w:t>
+        <w:t>파일  package.json   .env.production   dist/</w:t>
       </w:r>
     </w:p>
     <w:p>
@@ -24246,19 +21589,11 @@
             <w:pPr>
               <w:spacing w:line="240" w:lineRule="auto"/>
             </w:pPr>
-            <w:proofErr w:type="gramStart"/>
-            <w:r>
-              <w:rPr>
-                <w:sz w:val="18"/>
-              </w:rPr>
-              <w:t>.env.production</w:t>
-            </w:r>
-            <w:proofErr w:type="gramEnd"/>
-            <w:r>
-              <w:rPr>
-                <w:sz w:val="18"/>
-              </w:rPr>
-              <w:t xml:space="preserve"> (같음)</w:t>
+            <w:r>
+              <w:rPr>
+                <w:sz w:val="18"/>
+              </w:rPr>
+              <w:t>.env.production (같음)</w:t>
             </w:r>
           </w:p>
         </w:tc>
@@ -24421,23 +21756,7 @@
           <w:color w:val="333333"/>
           <w:sz w:val="19"/>
         </w:rPr>
-        <w:t xml:space="preserve">dist 안의 js </w:t>
-      </w:r>
-      <w:proofErr w:type="gramStart"/>
-      <w:r>
-        <w:rPr>
-          <w:color w:val="333333"/>
-          <w:sz w:val="19"/>
-        </w:rPr>
-        <w:t>파일에 .env.production</w:t>
-      </w:r>
-      <w:proofErr w:type="gramEnd"/>
-      <w:r>
-        <w:rPr>
-          <w:color w:val="333333"/>
-          <w:sz w:val="19"/>
-        </w:rPr>
-        <w:t xml:space="preserve"> 의 주소가 들어 있다.</w:t>
+        <w:t>dist 안의 js 파일에 .env.production 의 주소가 들어 있다.</w:t>
       </w:r>
     </w:p>
     <w:p>
@@ -24487,21 +21806,12 @@
       <w:pPr>
         <w:spacing w:after="120"/>
       </w:pPr>
-      <w:proofErr w:type="gramStart"/>
       <w:r>
         <w:rPr>
           <w:color w:val="666666"/>
           <w:sz w:val="19"/>
         </w:rPr>
-        <w:t>파일  src</w:t>
-      </w:r>
-      <w:proofErr w:type="gramEnd"/>
-      <w:r>
-        <w:rPr>
-          <w:color w:val="666666"/>
-          <w:sz w:val="19"/>
-        </w:rPr>
-        <w:t>/components/StudentFormField.jsx   src/App.jsx</w:t>
+        <w:t>파일  src/components/StudentFormField.jsx   src/App.jsx</w:t>
       </w:r>
     </w:p>
     <w:p>
@@ -24612,23 +21922,7 @@
           <w:rFonts w:ascii="Consolas" w:eastAsia="Consolas" w:hAnsi="Consolas" w:cs="Consolas"/>
           <w:sz w:val="17"/>
         </w:rPr>
-        <w:t xml:space="preserve">    &lt;label htmlFor="name"&gt;이름</w:t>
-      </w:r>
-      <w:proofErr w:type="gramStart"/>
-      <w:r>
-        <w:rPr>
-          <w:rFonts w:ascii="Consolas" w:eastAsia="Consolas" w:hAnsi="Consolas" w:cs="Consolas"/>
-          <w:sz w:val="17"/>
-        </w:rPr>
-        <w:t>:&lt;</w:t>
-      </w:r>
-      <w:proofErr w:type="gramEnd"/>
-      <w:r>
-        <w:rPr>
-          <w:rFonts w:ascii="Consolas" w:eastAsia="Consolas" w:hAnsi="Consolas" w:cs="Consolas"/>
-          <w:sz w:val="17"/>
-        </w:rPr>
-        <w:t>/label&gt;</w:t>
+        <w:t xml:space="preserve">    &lt;label htmlFor="name"&gt;이름:&lt;/label&gt;</w:t>
       </w:r>
     </w:p>
     <w:p>
@@ -24696,23 +21990,7 @@
           <w:rFonts w:ascii="Consolas" w:eastAsia="Consolas" w:hAnsi="Consolas" w:cs="Consolas"/>
           <w:sz w:val="17"/>
         </w:rPr>
-        <w:t xml:space="preserve">        value={</w:t>
-      </w:r>
-      <w:proofErr w:type="gramStart"/>
-      <w:r>
-        <w:rPr>
-          <w:rFonts w:ascii="Consolas" w:eastAsia="Consolas" w:hAnsi="Consolas" w:cs="Consolas"/>
-          <w:sz w:val="17"/>
-        </w:rPr>
-        <w:t>form.name}  onChange</w:t>
-      </w:r>
-      <w:proofErr w:type="gramEnd"/>
-      <w:r>
-        <w:rPr>
-          <w:rFonts w:ascii="Consolas" w:eastAsia="Consolas" w:hAnsi="Consolas" w:cs="Consolas"/>
-          <w:sz w:val="17"/>
-        </w:rPr>
-        <w:t>={onChange}</w:t>
+        <w:t xml:space="preserve">        value={form.name}  onChange={onChange}</w:t>
       </w:r>
     </w:p>
     <w:p>
@@ -24797,23 +22075,7 @@
           <w:rFonts w:ascii="Consolas" w:eastAsia="Consolas" w:hAnsi="Consolas" w:cs="Consolas"/>
           <w:sz w:val="17"/>
         </w:rPr>
-        <w:t xml:space="preserve">    &lt;label htmlFor="studentNumber"&gt;학번</w:t>
-      </w:r>
-      <w:proofErr w:type="gramStart"/>
-      <w:r>
-        <w:rPr>
-          <w:rFonts w:ascii="Consolas" w:eastAsia="Consolas" w:hAnsi="Consolas" w:cs="Consolas"/>
-          <w:sz w:val="17"/>
-        </w:rPr>
-        <w:t>:&lt;</w:t>
-      </w:r>
-      <w:proofErr w:type="gramEnd"/>
-      <w:r>
-        <w:rPr>
-          <w:rFonts w:ascii="Consolas" w:eastAsia="Consolas" w:hAnsi="Consolas" w:cs="Consolas"/>
-          <w:sz w:val="17"/>
-        </w:rPr>
-        <w:t>/label&gt;</w:t>
+        <w:t xml:space="preserve">    &lt;label htmlFor="studentNumber"&gt;학번:&lt;/label&gt;</w:t>
       </w:r>
     </w:p>
     <w:p>
@@ -24881,23 +22143,7 @@
           <w:rFonts w:ascii="Consolas" w:eastAsia="Consolas" w:hAnsi="Consolas" w:cs="Consolas"/>
           <w:sz w:val="17"/>
         </w:rPr>
-        <w:t xml:space="preserve">        value={</w:t>
-      </w:r>
-      <w:proofErr w:type="gramStart"/>
-      <w:r>
-        <w:rPr>
-          <w:rFonts w:ascii="Consolas" w:eastAsia="Consolas" w:hAnsi="Consolas" w:cs="Consolas"/>
-          <w:sz w:val="17"/>
-        </w:rPr>
-        <w:t>form.studentNumber</w:t>
-      </w:r>
-      <w:proofErr w:type="gramEnd"/>
-      <w:r>
-        <w:rPr>
-          <w:rFonts w:ascii="Consolas" w:eastAsia="Consolas" w:hAnsi="Consolas" w:cs="Consolas"/>
-          <w:sz w:val="17"/>
-        </w:rPr>
-        <w:t>}  onChange={onChange}</w:t>
+        <w:t xml:space="preserve">        value={form.studentNumber}  onChange={onChange}</w:t>
       </w:r>
     </w:p>
     <w:p>
@@ -25179,16 +22425,8 @@
               <w:rPr>
                 <w:sz w:val="18"/>
               </w:rPr>
-              <w:t xml:space="preserve">이름, 학번, 주소 </w:t>
-            </w:r>
-            <w:proofErr w:type="gramStart"/>
-            <w:r>
-              <w:rPr>
-                <w:sz w:val="18"/>
-              </w:rPr>
-              <w:t>…</w:t>
-            </w:r>
-            <w:proofErr w:type="gramEnd"/>
+              <w:t>이름, 학번, 주소 …</w:t>
+            </w:r>
           </w:p>
         </w:tc>
       </w:tr>
@@ -25377,23 +22615,7 @@
           <w:rFonts w:ascii="Consolas" w:eastAsia="Consolas" w:hAnsi="Consolas" w:cs="Consolas"/>
           <w:sz w:val="17"/>
         </w:rPr>
-        <w:t xml:space="preserve">function </w:t>
-      </w:r>
-      <w:proofErr w:type="gramStart"/>
-      <w:r>
-        <w:rPr>
-          <w:rFonts w:ascii="Consolas" w:eastAsia="Consolas" w:hAnsi="Consolas" w:cs="Consolas"/>
-          <w:sz w:val="17"/>
-        </w:rPr>
-        <w:t>Field(</w:t>
-      </w:r>
-      <w:proofErr w:type="gramEnd"/>
-      <w:r>
-        <w:rPr>
-          <w:rFonts w:ascii="Consolas" w:eastAsia="Consolas" w:hAnsi="Consolas" w:cs="Consolas"/>
-          <w:sz w:val="17"/>
-        </w:rPr>
-        <w:t>{ name, label, type, required, value, onChange }) {</w:t>
+        <w:t>function Field({ name, label, type, required, value, onChange }) {</w:t>
       </w:r>
     </w:p>
     <w:p>
@@ -25763,23 +22985,7 @@
           <w:rFonts w:ascii="Consolas" w:eastAsia="Consolas" w:hAnsi="Consolas" w:cs="Consolas"/>
           <w:sz w:val="17"/>
         </w:rPr>
-        <w:t xml:space="preserve">           value={</w:t>
-      </w:r>
-      <w:proofErr w:type="gramStart"/>
-      <w:r>
-        <w:rPr>
-          <w:rFonts w:ascii="Consolas" w:eastAsia="Consolas" w:hAnsi="Consolas" w:cs="Consolas"/>
-          <w:sz w:val="17"/>
-        </w:rPr>
-        <w:t>form.studentNumber</w:t>
-      </w:r>
-      <w:proofErr w:type="gramEnd"/>
-      <w:r>
-        <w:rPr>
-          <w:rFonts w:ascii="Consolas" w:eastAsia="Consolas" w:hAnsi="Consolas" w:cs="Consolas"/>
-          <w:sz w:val="17"/>
-        </w:rPr>
-        <w:t>} onChange={onChange} /&gt;</w:t>
+        <w:t xml:space="preserve">           value={form.studentNumber} onChange={onChange} /&gt;</w:t>
       </w:r>
     </w:p>
     <w:p>
@@ -25813,23 +23019,7 @@
           <w:rFonts w:ascii="Consolas" w:eastAsia="Consolas" w:hAnsi="Consolas" w:cs="Consolas"/>
           <w:sz w:val="17"/>
         </w:rPr>
-        <w:t xml:space="preserve">           value={</w:t>
-      </w:r>
-      <w:proofErr w:type="gramStart"/>
-      <w:r>
-        <w:rPr>
-          <w:rFonts w:ascii="Consolas" w:eastAsia="Consolas" w:hAnsi="Consolas" w:cs="Consolas"/>
-          <w:sz w:val="17"/>
-        </w:rPr>
-        <w:t>form.address</w:t>
-      </w:r>
-      <w:proofErr w:type="gramEnd"/>
-      <w:r>
-        <w:rPr>
-          <w:rFonts w:ascii="Consolas" w:eastAsia="Consolas" w:hAnsi="Consolas" w:cs="Consolas"/>
-          <w:sz w:val="17"/>
-        </w:rPr>
-        <w:t>} onChange={onChange} /&gt;</w:t>
+        <w:t xml:space="preserve">           value={form.address} onChange={onChange} /&gt;</w:t>
       </w:r>
     </w:p>
     <w:p>
@@ -25863,23 +23053,7 @@
           <w:rFonts w:ascii="Consolas" w:eastAsia="Consolas" w:hAnsi="Consolas" w:cs="Consolas"/>
           <w:sz w:val="17"/>
         </w:rPr>
-        <w:t xml:space="preserve">           value={</w:t>
-      </w:r>
-      <w:proofErr w:type="gramStart"/>
-      <w:r>
-        <w:rPr>
-          <w:rFonts w:ascii="Consolas" w:eastAsia="Consolas" w:hAnsi="Consolas" w:cs="Consolas"/>
-          <w:sz w:val="17"/>
-        </w:rPr>
-        <w:t>form.phoneNumber</w:t>
-      </w:r>
-      <w:proofErr w:type="gramEnd"/>
-      <w:r>
-        <w:rPr>
-          <w:rFonts w:ascii="Consolas" w:eastAsia="Consolas" w:hAnsi="Consolas" w:cs="Consolas"/>
-          <w:sz w:val="17"/>
-        </w:rPr>
-        <w:t>} onChange={onChange} /&gt;</w:t>
+        <w:t xml:space="preserve">           value={form.phoneNumber} onChange={onChange} /&gt;</w:t>
       </w:r>
     </w:p>
     <w:p>
@@ -25913,23 +23087,7 @@
           <w:rFonts w:ascii="Consolas" w:eastAsia="Consolas" w:hAnsi="Consolas" w:cs="Consolas"/>
           <w:sz w:val="17"/>
         </w:rPr>
-        <w:t xml:space="preserve">           value={</w:t>
-      </w:r>
-      <w:proofErr w:type="gramStart"/>
-      <w:r>
-        <w:rPr>
-          <w:rFonts w:ascii="Consolas" w:eastAsia="Consolas" w:hAnsi="Consolas" w:cs="Consolas"/>
-          <w:sz w:val="17"/>
-        </w:rPr>
-        <w:t>form.email</w:t>
-      </w:r>
-      <w:proofErr w:type="gramEnd"/>
-      <w:r>
-        <w:rPr>
-          <w:rFonts w:ascii="Consolas" w:eastAsia="Consolas" w:hAnsi="Consolas" w:cs="Consolas"/>
-          <w:sz w:val="17"/>
-        </w:rPr>
-        <w:t>} onChange={onChange} /&gt;</w:t>
+        <w:t xml:space="preserve">           value={form.email} onChange={onChange} /&gt;</w:t>
       </w:r>
     </w:p>
     <w:p>
@@ -25997,23 +23155,7 @@
           <w:rFonts w:ascii="Consolas" w:eastAsia="Consolas" w:hAnsi="Consolas" w:cs="Consolas"/>
           <w:sz w:val="17"/>
         </w:rPr>
-        <w:t xml:space="preserve">           value={</w:t>
-      </w:r>
-      <w:proofErr w:type="gramStart"/>
-      <w:r>
-        <w:rPr>
-          <w:rFonts w:ascii="Consolas" w:eastAsia="Consolas" w:hAnsi="Consolas" w:cs="Consolas"/>
-          <w:sz w:val="17"/>
-        </w:rPr>
-        <w:t>form.dateOfBirth</w:t>
-      </w:r>
-      <w:proofErr w:type="gramEnd"/>
-      <w:r>
-        <w:rPr>
-          <w:rFonts w:ascii="Consolas" w:eastAsia="Consolas" w:hAnsi="Consolas" w:cs="Consolas"/>
-          <w:sz w:val="17"/>
-        </w:rPr>
-        <w:t>} onChange={onChange} /&gt;</w:t>
+        <w:t xml:space="preserve">           value={form.dateOfBirth} onChange={onChange} /&gt;</w:t>
       </w:r>
     </w:p>
     <w:p>
@@ -26112,23 +23254,7 @@
           <w:rFonts w:ascii="Consolas" w:eastAsia="Consolas" w:hAnsi="Consolas" w:cs="Consolas"/>
           <w:sz w:val="17"/>
         </w:rPr>
-        <w:t>// import StudentForm from "./components/StudentForm.jsx</w:t>
-      </w:r>
-      <w:proofErr w:type="gramStart"/>
-      <w:r>
-        <w:rPr>
-          <w:rFonts w:ascii="Consolas" w:eastAsia="Consolas" w:hAnsi="Consolas" w:cs="Consolas"/>
-          <w:sz w:val="17"/>
-        </w:rPr>
-        <w:t xml:space="preserve">";   </w:t>
-      </w:r>
-      <w:proofErr w:type="gramEnd"/>
-      <w:r>
-        <w:rPr>
-          <w:rFonts w:ascii="Consolas" w:eastAsia="Consolas" w:hAnsi="Consolas" w:cs="Consolas"/>
-          <w:sz w:val="17"/>
-        </w:rPr>
-        <w:t xml:space="preserve">     // 펼쳐 쓴 것</w:t>
+        <w:t>// import StudentForm from "./components/StudentForm.jsx";        // 펼쳐 쓴 것</w:t>
       </w:r>
     </w:p>
     <w:p>
@@ -26145,23 +23271,7 @@
           <w:rFonts w:ascii="Consolas" w:eastAsia="Consolas" w:hAnsi="Consolas" w:cs="Consolas"/>
           <w:sz w:val="17"/>
         </w:rPr>
-        <w:t>import StudentForm from "./components/StudentFormField.jsx</w:t>
-      </w:r>
-      <w:proofErr w:type="gramStart"/>
-      <w:r>
-        <w:rPr>
-          <w:rFonts w:ascii="Consolas" w:eastAsia="Consolas" w:hAnsi="Consolas" w:cs="Consolas"/>
-          <w:sz w:val="17"/>
-        </w:rPr>
-        <w:t xml:space="preserve">";   </w:t>
-      </w:r>
-      <w:proofErr w:type="gramEnd"/>
-      <w:r>
-        <w:rPr>
-          <w:rFonts w:ascii="Consolas" w:eastAsia="Consolas" w:hAnsi="Consolas" w:cs="Consolas"/>
-          <w:sz w:val="17"/>
-        </w:rPr>
-        <w:t xml:space="preserve">   // 묶은 것</w:t>
+        <w:t>import StudentForm from "./components/StudentFormField.jsx";      // 묶은 것</w:t>
       </w:r>
     </w:p>
     <w:p>
@@ -29414,21 +26524,7 @@
               <w:rPr>
                 <w:sz w:val="18"/>
               </w:rPr>
-              <w:t xml:space="preserve">옵셔널 체이닝 </w:t>
-            </w:r>
-            <w:proofErr w:type="gramStart"/>
-            <w:r>
-              <w:rPr>
-                <w:sz w:val="18"/>
-              </w:rPr>
-              <w:t>/ ?</w:t>
-            </w:r>
-            <w:proofErr w:type="gramEnd"/>
-            <w:r>
-              <w:rPr>
-                <w:sz w:val="18"/>
-              </w:rPr>
-              <w:t>?</w:t>
+              <w:t>옵셔널 체이닝 / ??</w:t>
             </w:r>
           </w:p>
         </w:tc>
@@ -29446,19 +26542,11 @@
             <w:pPr>
               <w:spacing w:line="240" w:lineRule="auto"/>
             </w:pPr>
-            <w:proofErr w:type="gramStart"/>
-            <w:r>
-              <w:rPr>
-                <w:sz w:val="18"/>
-              </w:rPr>
-              <w:t>detail?.</w:t>
-            </w:r>
-            <w:proofErr w:type="gramEnd"/>
-            <w:r>
-              <w:rPr>
-                <w:sz w:val="18"/>
-              </w:rPr>
-              <w:t>address ?? "-"</w:t>
+            <w:r>
+              <w:rPr>
+                <w:sz w:val="18"/>
+              </w:rPr>
+              <w:t>detail?.address ?? "-"</w:t>
             </w:r>
           </w:p>
         </w:tc>
@@ -29726,21 +26814,7 @@
               <w:rPr>
                 <w:sz w:val="18"/>
               </w:rPr>
-              <w:t xml:space="preserve">return 이나 </w:t>
-            </w:r>
-            <w:proofErr w:type="gramStart"/>
-            <w:r>
-              <w:rPr>
-                <w:sz w:val="18"/>
-              </w:rPr>
-              <w:t>{ }</w:t>
-            </w:r>
-            <w:proofErr w:type="gramEnd"/>
-            <w:r>
-              <w:rPr>
-                <w:sz w:val="18"/>
-              </w:rPr>
-              <w:t xml:space="preserve"> 안에 객체를 넣었습니다.</w:t>
+              <w:t>return 이나 { } 안에 객체를 넣었습니다.</w:t>
             </w:r>
           </w:p>
         </w:tc>
@@ -30181,21 +27255,7 @@
               <w:rPr>
                 <w:sz w:val="18"/>
               </w:rPr>
-              <w:t xml:space="preserve">서버의 CORS 허용 목록에 </w:t>
-            </w:r>
-            <w:proofErr w:type="gramStart"/>
-            <w:r>
-              <w:rPr>
-                <w:sz w:val="18"/>
-              </w:rPr>
-              <w:t>5173 을</w:t>
-            </w:r>
-            <w:proofErr w:type="gramEnd"/>
-            <w:r>
-              <w:rPr>
-                <w:sz w:val="18"/>
-              </w:rPr>
-              <w:t xml:space="preserve"> 추가하세요.</w:t>
+              <w:t>서버의 CORS 허용 목록에 5173 을 추가하세요.</w:t>
             </w:r>
           </w:p>
         </w:tc>
@@ -30232,8 +27292,8 @@
       </w:r>
     </w:p>
     <w:sectPr>
-      <w:headerReference w:type="default" r:id="rId11"/>
-      <w:footerReference w:type="default" r:id="rId12"/>
+      <w:headerReference w:type="default" r:id="rId14"/>
+      <w:footerReference w:type="default" r:id="rId15"/>
       <w:pgSz w:w="11906" w:h="16838"/>
       <w:pgMar w:top="1300" w:right="1400" w:bottom="1300" w:left="1400" w:header="708" w:footer="708" w:gutter="0"/>
       <w:cols w:space="720"/>
@@ -30313,7 +27373,7 @@
         <w:sz w:val="16"/>
         <w:szCs w:val="16"/>
       </w:rPr>
-      <w:t>35</w:t>
+      <w:t>26</w:t>
     </w:r>
     <w:r>
       <w:rPr>
@@ -30362,6 +27422,7 @@
         <w:docPartUnique/>
       </w:docPartObj>
     </w:sdtPr>
+    <w:sdtEndPr/>
     <w:sdtContent>
       <w:p>
         <w:pPr>
@@ -30382,7 +27443,7 @@
             <w:noProof/>
             <w:lang w:val="ko-KR"/>
           </w:rPr>
-          <w:t>35</w:t>
+          <w:t>26</w:t>
         </w:r>
         <w:r>
           <w:fldChar w:fldCharType="end"/>
@@ -31397,7 +28458,7 @@
 </file>
 
 <file path=customXml/itemProps1.xml><?xml version="1.0" encoding="utf-8"?>
-<ds:datastoreItem xmlns:ds="http://schemas.openxmlformats.org/officeDocument/2006/customXml" ds:itemID="{E3DB7ADE-8020-4887-B61D-9703DAB01756}">
+<ds:datastoreItem xmlns:ds="http://schemas.openxmlformats.org/officeDocument/2006/customXml" ds:itemID="{780B93B7-B076-428A-9F04-47CC16A88B72}">
   <ds:schemaRefs>
     <ds:schemaRef ds:uri="http://schemas.openxmlformats.org/officeDocument/2006/bibliography"/>
   </ds:schemaRefs>
